--- a/docs/Nomobug_Capstone_Proposal_CP1_Updated.docx
+++ b/docs/Nomobug_Capstone_Proposal_CP1_Updated.docx
@@ -2252,21 +2252,7 @@
         </w:rPr>
       </w:pPr>
       <w:r>
-        <w:rPr>
-          <w:rFonts w:ascii="Times New Roman" w:hAnsi="Times New Roman" w:cs="Times New Roman"/>
-          <w:sz w:val="24"/>
-          <w:szCs w:val="24"/>
-        </w:rPr>
-        <w:t xml:space="preserve">This literature review reviews recent academic papers, technical documentation, and decision-support references related to the proposed system. In line with the supervisor feedback, the cited literature focuses on 2020 onwards. Older foundation methods such as DBSCAN, logistic </w:t>
-      </w:r>
-      <w:r>
-        <w:rPr>
-          <w:rFonts w:ascii="Times New Roman" w:hAnsi="Times New Roman" w:cs="Times New Roman"/>
-          <w:sz w:val="24"/>
-          <w:szCs w:val="24"/>
-        </w:rPr>
-        <w:lastRenderedPageBreak/>
-        <w:t>regression, KDE, and SHAP are discussed only as methodological concepts, while the cited support is drawn from recent studies and documentation. The chapter is organised around business intelligence for SMEs, weather-aware pest and service-risk analysis, digital pest decision-support systems, spatial-temporal hotspot detection, explainable prediction, and AI-assisted recommendations.</w:t>
+        <w:t>This literature review reviews recent academic papers, technical documentation, and decision-support references related to the proposed system. In line with supervisor feedback, the cited literature focuses on 2020 onwards and expands the review to cover approximately 25 academic or research-based sources, with separate technical references for APIs and tools. Older foundation methods such as DBSCAN, logistic regression, KDE, and SHAP are discussed only as methodological concepts, while the cited support is drawn from recent studies and documentation. The chapter is organised around business intelligence for SMEs, weather-aware pest management, digital pest decision-support systems, spatial-temporal hotspot detection, weather-based prediction, explainable modelling, and AI-assisted recommendations.</w:t>
       </w:r>
     </w:p>
     <w:p>
@@ -2353,6 +2339,18 @@
           <w:szCs w:val="24"/>
         </w:rPr>
         <w:t xml:space="preserve"> also connect business questions across sources: which ad sources produce better customers, which areas generate repeat problems, which service types cause higher refunds, and which package-fit recommendations are supported by historical patterns.</w:t>
+      </w:r>
+    </w:p>
+    <w:p>
+      <w:pPr/>
+      <w:r>
+        <w:t>Schulze et al. (2023) provide a systematic review of digital dashboards and show that dashboards are most useful when they combine clear visual design, reliable data, and action-oriented communication. This supports the proposed use of Apache Superset dashboards for management users who need to scan key service, warranty, payment, and scheduling indicators quickly. Blacketer et al. (2021) further demonstrate the value of a dedicated data quality dashboard, showing that decision-makers need visibility into completeness, conformance, and data reliability before trusting analytical outputs. For Nomobug, this supports including a Data Quality and Refresh module rather than treating cleaning as a hidden technical step.</w:t>
+      </w:r>
+    </w:p>
+    <w:p>
+      <w:pPr/>
+      <w:r>
+        <w:t>Fu et al. (2024) argue that data quality in industry should be understood as part of a wider data-driven workflow, not only as a technical database issue. Their review is relevant because Nomobug's raw data comes from practical operational sources such as Google Sheets and Google Calendar, where inconsistent labels, missing identifiers, and unmatched records are expected. This reinforces the project's decision to preserve raw staging data, create cleaning flags, and show data-quality coverage before interpreting risk or performance results.</w:t>
       </w:r>
     </w:p>
     <w:p>
@@ -2573,6 +2571,18 @@
       </w:r>
     </w:p>
     <w:p>
+      <w:pPr/>
+      <w:r>
+        <w:t>Tonle et al. (2024) propose a roadmap for developing decision support systems for integrated pest management and highlight the need for practical architectures that connect data sources, models, and user-facing decision outputs. Although their focus is agricultural IPM, the architecture principle is highly relevant to this project because the Nomobug system will connect operational data, weather enrichment, analytics marts, and dashboard recommendations. Marinko et al. (2024) also develop a typology for IPM decision support systems and implement it as a web application, showing that DSS features must be classified clearly so users understand whether the system provides monitoring, prediction, recommendation, or advisory support.</w:t>
+      </w:r>
+    </w:p>
+    <w:p>
+      <w:pPr/>
+      <w:r>
+        <w:t>Fiori et al. (2024) present SMARTerra, a high-resolution DSS for monitoring plant pests and diseases through risk maps and timely intervention support. This strengthens the justification for using weather-associated risk maps and area-level planning views in Nomobug. Marinko et al. (2025) examine barriers to DSS adoption in integrated pest management and show that practical uptake depends on trust, usability, data availability, and perceived usefulness. This is important for the capstone because the dashboard must be understandable to company users, not only technically impressive.</w:t>
+      </w:r>
+    </w:p>
+    <w:p>
       <w:pPr>
         <w:pStyle w:val="Heading2"/>
         <w:spacing w:line="360" w:lineRule="auto"/>
@@ -2638,6 +2648,12 @@
           <w:szCs w:val="24"/>
         </w:rPr>
         <w:t>KDE heatmaps complement clustering because they provide a smoother visual layer for dashboard users. In this project, DBSCAN will be used as the main clustering method for detecting candidate repeat-problem hotspots, while KDE-style heatmaps will be used mainly for visual interpretation. This keeps the method understandable for management while still providing a stronger spatial analysis contribution than a simple area-count table.</w:t>
+      </w:r>
+    </w:p>
+    <w:p>
+      <w:pPr/>
+      <w:r>
+        <w:t>Choi and Hong (2021) propose MDST-DBSCAN for multidimensional spatiotemporal data and show that density-based methods can identify clusters while supporting irregular cluster shapes and noise separation. This supports the choice of DBSCAN-style hotspot detection for repeat-problem and warranty records, because pest service outcomes may cluster around small local areas rather than fixed administrative boundaries. The proposed project will keep the method simpler than MDST-DBSCAN for implementation, but the study supports the suitability of density-based clustering for spatiotemporal analysis.</w:t>
       </w:r>
     </w:p>
     <w:p>
@@ -2701,12 +2717,19 @@
         </w:rPr>
       </w:pPr>
       <w:r>
-        <w:rPr>
-          <w:rFonts w:ascii="Times New Roman" w:hAnsi="Times New Roman" w:cs="Times New Roman"/>
-          <w:sz w:val="24"/>
-          <w:szCs w:val="24"/>
-        </w:rPr>
-        <w:t>This choice is methodologically important. Complex models such as random forests, XGBoost, or deep learning may appear advanced, but they can overfit small datasets and reduce explainability. A capstone system used by a real company should prioritise trustworthy, understandable indicators over black-box model accuracy that cannot be defended with limited data.</w:t>
+        <w:t>This choice is methodologically important. Complex models such as random forests, XGBoost, or deep learning may appear advanced, but they can overfit small datasets and reduce explainability. Because the expected warranty data volume is modest, the project will position complex ML as optional or future work and will focus first on defensible analytics: day/week/month descriptive trends, recurrence windows, DBSCAN/KDE hotspots, weather lag indicators, and simple logistic regression only where the data is sufficient.</w:t>
+      </w:r>
+    </w:p>
+    <w:p>
+      <w:pPr/>
+      <w:r>
+        <w:t>Ejike et al. (2025) compare logistic regression and random forest models for rainfall prediction in tropical and temperate climates, including Alor Setar as a tropical site. Their study supports the use of weather variables such as humidity, pressure, temperature, and rainfall in predictive modelling, but it also shows why model choice should match the problem and data size. For Nomobug, logistic regression and lag-based weather features are more defensible than heavier models because the warranty dataset is expected to contain only around 200+ records.</w:t>
+      </w:r>
+    </w:p>
+    <w:p>
+      <w:pPr/>
+      <w:r>
+        <w:t>Yao et al. (2026) use XGBoost and SHAP to analyse environmental, demographic, and socio-economic factors associated with mosquito density. This demonstrates the value of explainability when environmental factors are used in pest-related modelling. However, the proposed Nomobug system will treat SHAP-style explanations as future work or optional model interpretation, because the first implementation should prioritise robust descriptive, spatial, and recurrence analytics over complex models that may overfit limited warranty data.</w:t>
       </w:r>
     </w:p>
     <w:p>
@@ -2793,6 +2816,12 @@
           <w:szCs w:val="24"/>
         </w:rPr>
         <w:t>. The company can run Ollama locally in the future to explain why a case is high risk, why an area needs closer monitoring, or which action may reduce repeat visits. This is aligned with prescriptive analytics while avoiding external AI API cost.</w:t>
+      </w:r>
+    </w:p>
+    <w:p>
+      <w:pPr/>
+      <w:r>
+        <w:t>Leybourne et al. (2025) discuss whether AI can be integrated into pest monitoring schemes and emphasise that successful AI use requires both computational capability and practical acceptance by domain users. This supports the project's decision to keep Ollama as a future local explanation layer rather than making generative AI the main decision engine. Recommendations should first be produced by transparent analytics rules and stored in a recommendation log; local AI can later translate those results into clearer management-facing explanations.</w:t>
       </w:r>
     </w:p>
     <w:p>
@@ -5198,6 +5227,426 @@
           </w:p>
         </w:tc>
       </w:tr>
+      <w:tr>
+        <w:tc>
+          <w:tcPr>
+            <w:tcW w:type="dxa" w:w="2248"/>
+          </w:tcPr>
+          <w:p>
+            <w:r>
+              <w:t>Schulze et al. (2023)</w:t>
+            </w:r>
+          </w:p>
+        </w:tc>
+        <w:tc>
+          <w:tcPr>
+            <w:tcW w:type="dxa" w:w="2251"/>
+          </w:tcPr>
+          <w:p>
+            <w:r>
+              <w:t>Digital dashboard systematic review</w:t>
+            </w:r>
+          </w:p>
+        </w:tc>
+        <w:tc>
+          <w:tcPr>
+            <w:tcW w:type="dxa" w:w="2269"/>
+          </w:tcPr>
+          <w:p>
+            <w:r>
+              <w:t>Supports dashboard design and action-oriented visual communication</w:t>
+            </w:r>
+          </w:p>
+        </w:tc>
+        <w:tc>
+          <w:tcPr>
+            <w:tcW w:type="dxa" w:w="2248"/>
+          </w:tcPr>
+          <w:p>
+            <w:r>
+              <w:t>General public-health context</w:t>
+            </w:r>
+          </w:p>
+        </w:tc>
+      </w:tr>
+      <w:tr>
+        <w:tc>
+          <w:tcPr>
+            <w:tcW w:type="dxa" w:w="2248"/>
+          </w:tcPr>
+          <w:p>
+            <w:r>
+              <w:t>Blacketer et al. (2021)</w:t>
+            </w:r>
+          </w:p>
+        </w:tc>
+        <w:tc>
+          <w:tcPr>
+            <w:tcW w:type="dxa" w:w="2251"/>
+          </w:tcPr>
+          <w:p>
+            <w:r>
+              <w:t>Data Quality Dashboard</w:t>
+            </w:r>
+          </w:p>
+        </w:tc>
+        <w:tc>
+          <w:tcPr>
+            <w:tcW w:type="dxa" w:w="2269"/>
+          </w:tcPr>
+          <w:p>
+            <w:r>
+              <w:t>Supports data quality reporting before analytics interpretation</w:t>
+            </w:r>
+          </w:p>
+        </w:tc>
+        <w:tc>
+          <w:tcPr>
+            <w:tcW w:type="dxa" w:w="2248"/>
+          </w:tcPr>
+          <w:p>
+            <w:r>
+              <w:t>Healthcare context but transferable</w:t>
+            </w:r>
+          </w:p>
+        </w:tc>
+      </w:tr>
+      <w:tr>
+        <w:tc>
+          <w:tcPr>
+            <w:tcW w:type="dxa" w:w="2248"/>
+          </w:tcPr>
+          <w:p>
+            <w:r>
+              <w:t>Fu et al. (2024)</w:t>
+            </w:r>
+          </w:p>
+        </w:tc>
+        <w:tc>
+          <w:tcPr>
+            <w:tcW w:type="dxa" w:w="2251"/>
+          </w:tcPr>
+          <w:p>
+            <w:r>
+              <w:t>Industrial data quality review</w:t>
+            </w:r>
+          </w:p>
+        </w:tc>
+        <w:tc>
+          <w:tcPr>
+            <w:tcW w:type="dxa" w:w="2269"/>
+          </w:tcPr>
+          <w:p>
+            <w:r>
+              <w:t>Supports staging, cleaning flags, and governance workflow</w:t>
+            </w:r>
+          </w:p>
+        </w:tc>
+        <w:tc>
+          <w:tcPr>
+            <w:tcW w:type="dxa" w:w="2248"/>
+          </w:tcPr>
+          <w:p>
+            <w:r>
+              <w:t>Conceptual review</w:t>
+            </w:r>
+          </w:p>
+        </w:tc>
+      </w:tr>
+      <w:tr>
+        <w:tc>
+          <w:tcPr>
+            <w:tcW w:type="dxa" w:w="2248"/>
+          </w:tcPr>
+          <w:p>
+            <w:r>
+              <w:t>Tonle et al. (2024)</w:t>
+            </w:r>
+          </w:p>
+        </w:tc>
+        <w:tc>
+          <w:tcPr>
+            <w:tcW w:type="dxa" w:w="2251"/>
+          </w:tcPr>
+          <w:p>
+            <w:r>
+              <w:t>Pest management DSS roadmap</w:t>
+            </w:r>
+          </w:p>
+        </w:tc>
+        <w:tc>
+          <w:tcPr>
+            <w:tcW w:type="dxa" w:w="2269"/>
+          </w:tcPr>
+          <w:p>
+            <w:r>
+              <w:t>Supports architecture connecting data, models, and decision outputs</w:t>
+            </w:r>
+          </w:p>
+        </w:tc>
+        <w:tc>
+          <w:tcPr>
+            <w:tcW w:type="dxa" w:w="2248"/>
+          </w:tcPr>
+          <w:p>
+            <w:r>
+              <w:t>Agricultural IPM context</w:t>
+            </w:r>
+          </w:p>
+        </w:tc>
+      </w:tr>
+      <w:tr>
+        <w:tc>
+          <w:tcPr>
+            <w:tcW w:type="dxa" w:w="2248"/>
+          </w:tcPr>
+          <w:p>
+            <w:r>
+              <w:t>Marinko et al. (2024)</w:t>
+            </w:r>
+          </w:p>
+        </w:tc>
+        <w:tc>
+          <w:tcPr>
+            <w:tcW w:type="dxa" w:w="2251"/>
+          </w:tcPr>
+          <w:p>
+            <w:r>
+              <w:t>IPM DSS typology web app</w:t>
+            </w:r>
+          </w:p>
+        </w:tc>
+        <w:tc>
+          <w:tcPr>
+            <w:tcW w:type="dxa" w:w="2269"/>
+          </w:tcPr>
+          <w:p>
+            <w:r>
+              <w:t>Supports classifying monitoring, prediction, and recommendation features</w:t>
+            </w:r>
+          </w:p>
+        </w:tc>
+        <w:tc>
+          <w:tcPr>
+            <w:tcW w:type="dxa" w:w="2248"/>
+          </w:tcPr>
+          <w:p>
+            <w:r>
+              <w:t>Agricultural DSS focus</w:t>
+            </w:r>
+          </w:p>
+        </w:tc>
+      </w:tr>
+      <w:tr>
+        <w:tc>
+          <w:tcPr>
+            <w:tcW w:type="dxa" w:w="2248"/>
+          </w:tcPr>
+          <w:p>
+            <w:r>
+              <w:t>Fiori et al. (2024)</w:t>
+            </w:r>
+          </w:p>
+        </w:tc>
+        <w:tc>
+          <w:tcPr>
+            <w:tcW w:type="dxa" w:w="2251"/>
+          </w:tcPr>
+          <w:p>
+            <w:r>
+              <w:t>SMARTerra pest/disease DSS</w:t>
+            </w:r>
+          </w:p>
+        </w:tc>
+        <w:tc>
+          <w:tcPr>
+            <w:tcW w:type="dxa" w:w="2269"/>
+          </w:tcPr>
+          <w:p>
+            <w:r>
+              <w:t>Supports high-resolution risk maps and planning dashboards</w:t>
+            </w:r>
+          </w:p>
+        </w:tc>
+        <w:tc>
+          <w:tcPr>
+            <w:tcW w:type="dxa" w:w="2248"/>
+          </w:tcPr>
+          <w:p>
+            <w:r>
+              <w:t>Plant pest/disease context</w:t>
+            </w:r>
+          </w:p>
+        </w:tc>
+      </w:tr>
+      <w:tr>
+        <w:tc>
+          <w:tcPr>
+            <w:tcW w:type="dxa" w:w="2248"/>
+          </w:tcPr>
+          <w:p>
+            <w:r>
+              <w:t>Marinko et al. (2025)</w:t>
+            </w:r>
+          </w:p>
+        </w:tc>
+        <w:tc>
+          <w:tcPr>
+            <w:tcW w:type="dxa" w:w="2251"/>
+          </w:tcPr>
+          <w:p>
+            <w:r>
+              <w:t>DSS adoption barriers</w:t>
+            </w:r>
+          </w:p>
+        </w:tc>
+        <w:tc>
+          <w:tcPr>
+            <w:tcW w:type="dxa" w:w="2269"/>
+          </w:tcPr>
+          <w:p>
+            <w:r>
+              <w:t>Supports usability, trust, and adoption evaluation</w:t>
+            </w:r>
+          </w:p>
+        </w:tc>
+        <w:tc>
+          <w:tcPr>
+            <w:tcW w:type="dxa" w:w="2248"/>
+          </w:tcPr>
+          <w:p>
+            <w:r>
+              <w:t>European IPM setting</w:t>
+            </w:r>
+          </w:p>
+        </w:tc>
+      </w:tr>
+      <w:tr>
+        <w:tc>
+          <w:tcPr>
+            <w:tcW w:type="dxa" w:w="2248"/>
+          </w:tcPr>
+          <w:p>
+            <w:r>
+              <w:t>Choi &amp; Hong (2021)</w:t>
+            </w:r>
+          </w:p>
+        </w:tc>
+        <w:tc>
+          <w:tcPr>
+            <w:tcW w:type="dxa" w:w="2251"/>
+          </w:tcPr>
+          <w:p>
+            <w:r>
+              <w:t>MDST-DBSCAN spatiotemporal clustering</w:t>
+            </w:r>
+          </w:p>
+        </w:tc>
+        <w:tc>
+          <w:tcPr>
+            <w:tcW w:type="dxa" w:w="2269"/>
+          </w:tcPr>
+          <w:p>
+            <w:r>
+              <w:t>Supports density-based hotspot detection with noisy spatial data</w:t>
+            </w:r>
+          </w:p>
+        </w:tc>
+        <w:tc>
+          <w:tcPr>
+            <w:tcW w:type="dxa" w:w="2248"/>
+          </w:tcPr>
+          <w:p>
+            <w:r>
+              <w:t>More advanced than required</w:t>
+            </w:r>
+          </w:p>
+        </w:tc>
+      </w:tr>
+      <w:tr>
+        <w:tc>
+          <w:tcPr>
+            <w:tcW w:type="dxa" w:w="2248"/>
+          </w:tcPr>
+          <w:p>
+            <w:r>
+              <w:t>Ejike et al. (2025)</w:t>
+            </w:r>
+          </w:p>
+        </w:tc>
+        <w:tc>
+          <w:tcPr>
+            <w:tcW w:type="dxa" w:w="2251"/>
+          </w:tcPr>
+          <w:p>
+            <w:r>
+              <w:t>Rainfall prediction using ML</w:t>
+            </w:r>
+          </w:p>
+        </w:tc>
+        <w:tc>
+          <w:tcPr>
+            <w:tcW w:type="dxa" w:w="2269"/>
+          </w:tcPr>
+          <w:p>
+            <w:r>
+              <w:t>Supports lightweight weather modelling and logistic regression comparison</w:t>
+            </w:r>
+          </w:p>
+        </w:tc>
+        <w:tc>
+          <w:tcPr>
+            <w:tcW w:type="dxa" w:w="2248"/>
+          </w:tcPr>
+          <w:p>
+            <w:r>
+              <w:t>Weather prediction, not pest outcome</w:t>
+            </w:r>
+          </w:p>
+        </w:tc>
+      </w:tr>
+      <w:tr>
+        <w:tc>
+          <w:tcPr>
+            <w:tcW w:type="dxa" w:w="2248"/>
+          </w:tcPr>
+          <w:p>
+            <w:r>
+              <w:t>Leybourne et al. (2025)</w:t>
+            </w:r>
+          </w:p>
+        </w:tc>
+        <w:tc>
+          <w:tcPr>
+            <w:tcW w:type="dxa" w:w="2251"/>
+          </w:tcPr>
+          <w:p>
+            <w:r>
+              <w:t>AI in pest monitoring schemes</w:t>
+            </w:r>
+          </w:p>
+        </w:tc>
+        <w:tc>
+          <w:tcPr>
+            <w:tcW w:type="dxa" w:w="2269"/>
+          </w:tcPr>
+          <w:p>
+            <w:r>
+              <w:t>Supports future AI explanation layer and adoption caution</w:t>
+            </w:r>
+          </w:p>
+        </w:tc>
+        <w:tc>
+          <w:tcPr>
+            <w:tcW w:type="dxa" w:w="2248"/>
+          </w:tcPr>
+          <w:p>
+            <w:r>
+              <w:t>Agricultural monitoring focus</w:t>
+            </w:r>
+          </w:p>
+        </w:tc>
+      </w:tr>
     </w:tbl>
     <w:p>
       <w:pPr>
@@ -17950,535 +18399,224 @@
       </w:r>
     </w:p>
     <w:p>
-      <w:pPr>
-        <w:spacing w:line="360" w:lineRule="auto"/>
-        <w:ind w:left="360" w:hanging="360"/>
-        <w:rPr>
-          <w:rFonts w:ascii="Times New Roman" w:hAnsi="Times New Roman" w:cs="Times New Roman"/>
-          <w:sz w:val="24"/>
-          <w:szCs w:val="24"/>
-        </w:rPr>
-      </w:pPr>
+      <w:pPr/>
       <w:r>
-        <w:rPr>
-          <w:rFonts w:ascii="Times New Roman" w:hAnsi="Times New Roman" w:cs="Times New Roman"/>
-          <w:sz w:val="24"/>
-          <w:szCs w:val="24"/>
-        </w:rPr>
         <w:t>Apache Superset. (2026). Google BigQuery database support. https://superset.apache.org/user-docs/databases/supported/google-bigquery</w:t>
       </w:r>
     </w:p>
     <w:p>
-      <w:pPr>
-        <w:spacing w:line="360" w:lineRule="auto"/>
-        <w:ind w:left="360" w:hanging="360"/>
-        <w:rPr>
-          <w:rFonts w:ascii="Times New Roman" w:hAnsi="Times New Roman" w:cs="Times New Roman"/>
-          <w:sz w:val="24"/>
-          <w:szCs w:val="24"/>
-        </w:rPr>
-      </w:pPr>
+      <w:pPr/>
       <w:r>
-        <w:rPr>
-          <w:rFonts w:ascii="Times New Roman" w:hAnsi="Times New Roman" w:cs="Times New Roman"/>
-          <w:sz w:val="24"/>
-          <w:szCs w:val="24"/>
-        </w:rPr>
         <w:t>Apache Superset. (2026). Introduction to Apache Superset. https://superset.apache.org/user-docs/intro/</w:t>
       </w:r>
     </w:p>
     <w:p>
-      <w:pPr>
-        <w:spacing w:line="360" w:lineRule="auto"/>
-        <w:ind w:left="360" w:hanging="360"/>
-        <w:rPr>
-          <w:rFonts w:ascii="Times New Roman" w:hAnsi="Times New Roman" w:cs="Times New Roman"/>
-          <w:sz w:val="24"/>
-          <w:szCs w:val="24"/>
-        </w:rPr>
-      </w:pPr>
+      <w:pPr/>
       <w:r>
-        <w:rPr>
-          <w:rFonts w:ascii="Times New Roman" w:hAnsi="Times New Roman" w:cs="Times New Roman"/>
-          <w:sz w:val="24"/>
-          <w:szCs w:val="24"/>
-        </w:rPr>
         <w:t>Biswas, S., Mohite, J., &amp; Pappula, S. (2022). Systems and methods for pest forecasting using historical pesticide usage information. U.S. Patent No. US11397837B2. https://patents.google.com/patent/US11397837B2</w:t>
       </w:r>
     </w:p>
     <w:p>
-      <w:pPr>
-        <w:spacing w:line="360" w:lineRule="auto"/>
-        <w:ind w:left="360" w:hanging="360"/>
-        <w:rPr>
-          <w:rFonts w:ascii="Times New Roman" w:hAnsi="Times New Roman" w:cs="Times New Roman"/>
-          <w:sz w:val="24"/>
-          <w:szCs w:val="24"/>
-        </w:rPr>
-      </w:pPr>
+      <w:pPr/>
       <w:r>
-        <w:rPr>
-          <w:rFonts w:ascii="Times New Roman" w:hAnsi="Times New Roman" w:cs="Times New Roman"/>
-          <w:sz w:val="24"/>
-          <w:szCs w:val="24"/>
-        </w:rPr>
+        <w:t>Blacketer, C., Defalco, F. J., Ryan, P. B., &amp; Rijnbeek, P. R. (2021). Increasing trust in real-world evidence through evaluation of observational data quality. Journal of the American Medical Informatics Association, 28(10), 2251-2257. https://doi.org/10.1093/jamia/ocab132</w:t>
+      </w:r>
+    </w:p>
+    <w:p>
+      <w:pPr/>
+      <w:r>
         <w:t>Brimblecombe, P., Muller, G., Schmidt, M., Tischhauser, W., Landau, I., &amp; Querner, P. (2023). Urban pest abundance and public enquiries in Zurich 1991-2022. Insects, 14(10), 798. https://doi.org/10.3390/insects14100798</w:t>
       </w:r>
     </w:p>
     <w:p>
-      <w:pPr>
-        <w:spacing w:line="360" w:lineRule="auto"/>
-        <w:ind w:left="360" w:hanging="360"/>
-        <w:rPr>
-          <w:rFonts w:ascii="Times New Roman" w:hAnsi="Times New Roman" w:cs="Times New Roman"/>
-          <w:sz w:val="24"/>
-          <w:szCs w:val="24"/>
-        </w:rPr>
-      </w:pPr>
+      <w:pPr/>
       <w:r>
-        <w:rPr>
-          <w:rFonts w:ascii="Times New Roman" w:hAnsi="Times New Roman" w:cs="Times New Roman"/>
-          <w:sz w:val="24"/>
-          <w:szCs w:val="24"/>
-        </w:rPr>
         <w:t>Calatayud, J., Jornet, M., Mateu, J., &amp; Pinto, C. M. A. (2023). A new population model for urban infestations. Chaos, Solitons &amp; Fractals, 175, 113939. https://doi.org/10.1016/j.chaos.2023.113939</w:t>
       </w:r>
     </w:p>
     <w:p>
-      <w:pPr>
-        <w:spacing w:line="360" w:lineRule="auto"/>
-        <w:ind w:left="360" w:hanging="360"/>
-        <w:rPr>
-          <w:rFonts w:ascii="Times New Roman" w:hAnsi="Times New Roman" w:cs="Times New Roman"/>
-          <w:sz w:val="24"/>
-          <w:szCs w:val="24"/>
-        </w:rPr>
-      </w:pPr>
+      <w:pPr/>
       <w:r>
-        <w:rPr>
-          <w:rFonts w:ascii="Times New Roman" w:hAnsi="Times New Roman" w:cs="Times New Roman"/>
-          <w:sz w:val="24"/>
-          <w:szCs w:val="24"/>
-        </w:rPr>
+        <w:t>Choi, C., &amp; Hong, S.-Y. (2021). MDST-DBSCAN: A density-based clustering method for multidimensional spatiotemporal data. ISPRS International Journal of Geo-Information, 10(6), 391. https://doi.org/10.3390/ijgi10060391</w:t>
+      </w:r>
+    </w:p>
+    <w:p>
+      <w:pPr/>
+      <w:r>
         <w:t>Cordon, J. A. (2026). Temporal evolution of predictive heat maps for Periplaneta americana infestation in urban sanitation networks (April 7 - June 23, 2022). Zenodo. https://doi.org/10.5281/zenodo.18186918</w:t>
       </w:r>
     </w:p>
     <w:p>
-      <w:pPr>
-        <w:spacing w:line="360" w:lineRule="auto"/>
-        <w:ind w:left="360" w:hanging="360"/>
-        <w:rPr>
-          <w:rFonts w:ascii="Times New Roman" w:hAnsi="Times New Roman" w:cs="Times New Roman"/>
-          <w:sz w:val="24"/>
-          <w:szCs w:val="24"/>
-        </w:rPr>
-      </w:pPr>
+      <w:pPr/>
       <w:r>
-        <w:rPr>
-          <w:rFonts w:ascii="Times New Roman" w:hAnsi="Times New Roman" w:cs="Times New Roman"/>
-          <w:sz w:val="24"/>
-          <w:szCs w:val="24"/>
-        </w:rPr>
         <w:t>Dey, S., &amp; Roy, S. (2025). Digital Guardians: Revolutionizing pest management with AI and IoT for a greener future. In IoT and advanced intelligence computation for smart agriculture. CRC Press. https://doi.org/10.1201/9781003527664-5</w:t>
       </w:r>
     </w:p>
     <w:p>
-      <w:pPr>
-        <w:spacing w:line="360" w:lineRule="auto"/>
-        <w:ind w:left="360" w:hanging="360"/>
-        <w:rPr>
-          <w:rFonts w:ascii="Times New Roman" w:hAnsi="Times New Roman" w:cs="Times New Roman"/>
-          <w:sz w:val="24"/>
-          <w:szCs w:val="24"/>
-        </w:rPr>
-      </w:pPr>
+      <w:pPr/>
       <w:r>
-        <w:rPr>
-          <w:rFonts w:ascii="Times New Roman" w:hAnsi="Times New Roman" w:cs="Times New Roman"/>
-          <w:sz w:val="24"/>
-          <w:szCs w:val="24"/>
-        </w:rPr>
+        <w:t>Ejike, O., Ndzi, D., &amp; Shakir, M. Z. (2025). Comparative study of machine learning-based rainfall prediction in tropical and temperate climates. Climate, 13(8), 167. https://doi.org/10.3390/cli13080167</w:t>
+      </w:r>
+    </w:p>
+    <w:p>
+      <w:pPr/>
+      <w:r>
         <w:t>Erguler, K., et al. (2024). VEClim: An early warning decision support system for climate-sensitive vector activity and vector-borne disease risk assessment. Wellcome Open Research, 9, 697. https://doi.org/10.12688/wellcomeopenres.23122.1</w:t>
       </w:r>
     </w:p>
     <w:p>
-      <w:pPr>
-        <w:spacing w:line="360" w:lineRule="auto"/>
-        <w:ind w:left="360" w:hanging="360"/>
-        <w:rPr>
-          <w:rFonts w:ascii="Times New Roman" w:hAnsi="Times New Roman" w:cs="Times New Roman"/>
-          <w:sz w:val="24"/>
-          <w:szCs w:val="24"/>
-        </w:rPr>
-      </w:pPr>
+      <w:pPr/>
       <w:r>
-        <w:rPr>
-          <w:rFonts w:ascii="Times New Roman" w:hAnsi="Times New Roman" w:cs="Times New Roman"/>
-          <w:sz w:val="24"/>
-          <w:szCs w:val="24"/>
-        </w:rPr>
-        <w:lastRenderedPageBreak/>
+        <w:t>Fiori, M., Fois, G., Gerardi, M. S., Maggio, F., Milesi, C., &amp; Pinna, A. (2024). SMARTerra, a high-resolution decision support system for monitoring plant pests and diseases. Applied Sciences, 14(18), 8275. https://doi.org/10.3390/app14188275</w:t>
+      </w:r>
+    </w:p>
+    <w:p>
+      <w:pPr/>
+      <w:r>
+        <w:t>Fu, Q., Nicholson, G. L., &amp; Easton, J. M. (2024). Understanding data quality in a data-driven industry context: Insights from the fundamentals. Journal of Industrial Information Integration, 42, 100729. https://doi.org/10.1016/j.jii.2024.100729</w:t>
+      </w:r>
+    </w:p>
+    <w:p>
+      <w:pPr/>
+      <w:r>
         <w:t>Google Calendar. (2026). Google Calendar API overview. https://developers.google.com/workspace/calendar/api/guides/overview</w:t>
       </w:r>
     </w:p>
     <w:p>
-      <w:pPr>
-        <w:spacing w:line="360" w:lineRule="auto"/>
-        <w:ind w:left="360" w:hanging="360"/>
-        <w:rPr>
-          <w:rFonts w:ascii="Times New Roman" w:hAnsi="Times New Roman" w:cs="Times New Roman"/>
-          <w:sz w:val="24"/>
-          <w:szCs w:val="24"/>
-        </w:rPr>
-      </w:pPr>
+      <w:pPr/>
       <w:r>
-        <w:rPr>
-          <w:rFonts w:ascii="Times New Roman" w:hAnsi="Times New Roman" w:cs="Times New Roman"/>
-          <w:sz w:val="24"/>
-          <w:szCs w:val="24"/>
-        </w:rPr>
         <w:t>Google Calendar. (2026). Events: list. https://developers.google.com/workspace/calendar/api/v3/reference/events/list</w:t>
       </w:r>
     </w:p>
     <w:p>
-      <w:pPr>
-        <w:spacing w:line="360" w:lineRule="auto"/>
-        <w:ind w:left="360" w:hanging="360"/>
-        <w:rPr>
-          <w:rFonts w:ascii="Times New Roman" w:hAnsi="Times New Roman" w:cs="Times New Roman"/>
-          <w:sz w:val="24"/>
-          <w:szCs w:val="24"/>
-        </w:rPr>
-      </w:pPr>
+      <w:pPr/>
       <w:r>
-        <w:rPr>
-          <w:rFonts w:ascii="Times New Roman" w:hAnsi="Times New Roman" w:cs="Times New Roman"/>
-          <w:sz w:val="24"/>
-          <w:szCs w:val="24"/>
-        </w:rPr>
         <w:t>Google Cloud. (2026). BigQuery documentation. https://cloud.google.com/bigquery/docs</w:t>
       </w:r>
     </w:p>
     <w:p>
-      <w:pPr>
-        <w:spacing w:line="360" w:lineRule="auto"/>
-        <w:ind w:left="360" w:hanging="360"/>
-        <w:rPr>
-          <w:rFonts w:ascii="Times New Roman" w:hAnsi="Times New Roman" w:cs="Times New Roman"/>
-          <w:sz w:val="24"/>
-          <w:szCs w:val="24"/>
-        </w:rPr>
-      </w:pPr>
+      <w:pPr/>
       <w:r>
-        <w:rPr>
-          <w:rFonts w:ascii="Times New Roman" w:hAnsi="Times New Roman" w:cs="Times New Roman"/>
-          <w:sz w:val="24"/>
-          <w:szCs w:val="24"/>
-        </w:rPr>
         <w:t>Google Cloud. (2026). Introduction to BigQuery. https://cloud.google.com/bigquery/docs/introduction</w:t>
       </w:r>
     </w:p>
     <w:p>
-      <w:pPr>
-        <w:spacing w:line="360" w:lineRule="auto"/>
-        <w:ind w:left="360" w:hanging="360"/>
-        <w:rPr>
-          <w:rFonts w:ascii="Times New Roman" w:hAnsi="Times New Roman" w:cs="Times New Roman"/>
-          <w:sz w:val="24"/>
-          <w:szCs w:val="24"/>
-        </w:rPr>
-      </w:pPr>
+      <w:pPr/>
       <w:r>
-        <w:rPr>
-          <w:rFonts w:ascii="Times New Roman" w:hAnsi="Times New Roman" w:cs="Times New Roman"/>
-          <w:sz w:val="24"/>
-          <w:szCs w:val="24"/>
-        </w:rPr>
         <w:t>Gurcan, F., Ayaz, A., Menekse Dalveren, G. G., &amp; Derawi, M. (2023). Business intelligence strategies, best practices, and latest trends: Analysis of scientometric data from 2003 to 2023 using machine learning. Sustainability, 15(13), 9854. https://doi.org/10.3390/su15139854</w:t>
       </w:r>
     </w:p>
     <w:p>
-      <w:pPr>
-        <w:spacing w:line="360" w:lineRule="auto"/>
-        <w:ind w:left="360" w:hanging="360"/>
-        <w:rPr>
-          <w:rFonts w:ascii="Times New Roman" w:hAnsi="Times New Roman" w:cs="Times New Roman"/>
-          <w:sz w:val="24"/>
-          <w:szCs w:val="24"/>
-        </w:rPr>
-      </w:pPr>
+      <w:pPr/>
       <w:r>
-        <w:rPr>
-          <w:rFonts w:ascii="Times New Roman" w:hAnsi="Times New Roman" w:cs="Times New Roman"/>
-          <w:sz w:val="24"/>
-          <w:szCs w:val="24"/>
-        </w:rPr>
         <w:t>Hiscox, A., Spencer, F., Dennehy, J., Dyall, W., Jenkins, A., Narendran, A., Das, A., Logan, J. G., &amp; Jones, R. T. (2025). The impact of adverse weather events on cockroaches and flies, and the possible effects on disease. Medical and Veterinary Entomology, 39(3), 500-514. https://doi.org/10.1111/mve.12797</w:t>
       </w:r>
     </w:p>
     <w:p>
-      <w:pPr>
-        <w:spacing w:line="360" w:lineRule="auto"/>
-        <w:ind w:left="360" w:hanging="360"/>
-        <w:rPr>
-          <w:rFonts w:ascii="Times New Roman" w:hAnsi="Times New Roman" w:cs="Times New Roman"/>
-          <w:sz w:val="24"/>
-          <w:szCs w:val="24"/>
-        </w:rPr>
-      </w:pPr>
+      <w:pPr/>
       <w:r>
-        <w:rPr>
-          <w:rFonts w:ascii="Times New Roman" w:hAnsi="Times New Roman" w:cs="Times New Roman"/>
-          <w:sz w:val="24"/>
-          <w:szCs w:val="24"/>
-        </w:rPr>
         <w:t>Kaloudis, E., Agrafioti, P., Sakka, M. K., &amp; Lampiri, E. (2026). A temperature-driven population dynamics model based on biweekly insect trap counts for stored-product pest management. Preprints. https://www.preprints.org/manuscript/202603.0573</w:t>
       </w:r>
     </w:p>
     <w:p>
-      <w:pPr>
-        <w:spacing w:line="360" w:lineRule="auto"/>
-        <w:ind w:left="360" w:hanging="360"/>
-        <w:rPr>
-          <w:rFonts w:ascii="Times New Roman" w:hAnsi="Times New Roman" w:cs="Times New Roman"/>
-          <w:sz w:val="24"/>
-          <w:szCs w:val="24"/>
-        </w:rPr>
-      </w:pPr>
+      <w:pPr/>
       <w:r>
-        <w:rPr>
-          <w:rFonts w:ascii="Times New Roman" w:hAnsi="Times New Roman" w:cs="Times New Roman"/>
-          <w:sz w:val="24"/>
-          <w:szCs w:val="24"/>
-        </w:rPr>
+        <w:t>Leybourne, D. J., Musa, N., &amp; Yang, P. (2025). Can artificial intelligence be integrated into pest monitoring schemes to help achieve sustainable agriculture? An entomological, management and computational perspective. Agricultural and Forest Entomology, 27(1), 8-17. https://doi.org/10.1111/afe.12630</w:t>
+      </w:r>
+    </w:p>
+    <w:p>
+      <w:pPr/>
+      <w:r>
         <w:t>Li, W., Dodwell, E., &amp; Cook, D. (2023). A clustering algorithm to organize satellite hotspot data for the purpose of tracking bushfires remotely. The R Journal, 15(1), 17-33. https://journal.r-project.org/articles/RJ-2023-022/</w:t>
       </w:r>
     </w:p>
     <w:p>
-      <w:pPr>
-        <w:spacing w:line="360" w:lineRule="auto"/>
-        <w:ind w:left="360" w:hanging="360"/>
-        <w:rPr>
-          <w:rFonts w:ascii="Times New Roman" w:hAnsi="Times New Roman" w:cs="Times New Roman"/>
-          <w:sz w:val="24"/>
-          <w:szCs w:val="24"/>
-        </w:rPr>
-      </w:pPr>
+      <w:pPr/>
       <w:r>
-        <w:rPr>
-          <w:rFonts w:ascii="Times New Roman" w:hAnsi="Times New Roman" w:cs="Times New Roman"/>
-          <w:sz w:val="24"/>
-          <w:szCs w:val="24"/>
-        </w:rPr>
         <w:t>Lu, X., Wijayaratna, K., Huang, Y., &amp; Qiu, A. (2022). AI-enabled opportunities and transformation challenges for SMEs in the post-pandemic era: A review and research agenda. Frontiers in Public Health, 10, 885067. https://doi.org/10.3389/fpubh.2022.885067</w:t>
       </w:r>
     </w:p>
     <w:p>
-      <w:pPr>
-        <w:spacing w:line="360" w:lineRule="auto"/>
-        <w:ind w:left="360" w:hanging="360"/>
-        <w:rPr>
-          <w:rFonts w:ascii="Times New Roman" w:hAnsi="Times New Roman" w:cs="Times New Roman"/>
-          <w:sz w:val="24"/>
-          <w:szCs w:val="24"/>
-        </w:rPr>
-      </w:pPr>
+      <w:pPr/>
       <w:r>
-        <w:rPr>
-          <w:rFonts w:ascii="Times New Roman" w:hAnsi="Times New Roman" w:cs="Times New Roman"/>
-          <w:sz w:val="24"/>
-          <w:szCs w:val="24"/>
-        </w:rPr>
         <w:t>Malaysia OpenAPI. (2026). Weather: Malaysia official Open API. https://developer.data.gov.my/realtime-api/weather</w:t>
       </w:r>
     </w:p>
     <w:p>
-      <w:pPr>
-        <w:spacing w:line="360" w:lineRule="auto"/>
-        <w:ind w:left="360" w:hanging="360"/>
-        <w:rPr>
-          <w:rFonts w:ascii="Times New Roman" w:hAnsi="Times New Roman" w:cs="Times New Roman"/>
-          <w:sz w:val="24"/>
-          <w:szCs w:val="24"/>
-        </w:rPr>
-      </w:pPr>
+      <w:pPr/>
       <w:r>
-        <w:rPr>
-          <w:rFonts w:ascii="Times New Roman" w:hAnsi="Times New Roman" w:cs="Times New Roman"/>
-          <w:sz w:val="24"/>
-          <w:szCs w:val="24"/>
-        </w:rPr>
         <w:t>Malaysian Meteorological Department. (2026). Web Service API. https://api.met.gov.my/</w:t>
       </w:r>
     </w:p>
     <w:p>
-      <w:pPr>
-        <w:spacing w:line="360" w:lineRule="auto"/>
-        <w:ind w:left="360" w:hanging="360"/>
-        <w:rPr>
-          <w:rFonts w:ascii="Times New Roman" w:hAnsi="Times New Roman" w:cs="Times New Roman"/>
-          <w:sz w:val="24"/>
-          <w:szCs w:val="24"/>
-        </w:rPr>
-      </w:pPr>
+      <w:pPr/>
       <w:r>
-        <w:rPr>
-          <w:rFonts w:ascii="Times New Roman" w:hAnsi="Times New Roman" w:cs="Times New Roman"/>
-          <w:sz w:val="24"/>
-          <w:szCs w:val="24"/>
-        </w:rPr>
+        <w:t>Marinko, J., Blazica, B., Jorgensen, L. N., Matzen, N., Ramsden, M., &amp; Debeljak, M. (2024). Typology for decision support systems in integrated pest management and its implementation as a web application. Agronomy, 14(3), 485. https://doi.org/10.3390/agronomy14030485</w:t>
+      </w:r>
+    </w:p>
+    <w:p>
+      <w:pPr/>
+      <w:r>
+        <w:t>Marinko, J., Kuzmanovski, V., Ramsden, M., &amp; Debeljak, M. (2025). Overcoming barriers to the adoption of decision support systems in integrated pest management in some European countries. Agronomy, 15(2), 426. https://doi.org/10.3390/agronomy15020426</w:t>
+      </w:r>
+    </w:p>
+    <w:p>
+      <w:pPr/>
+      <w:r>
         <w:t>Open-Meteo. (2026). Historical Weather API. https://open-meteo.com/en/docs/historical-weather-api</w:t>
       </w:r>
     </w:p>
     <w:p>
-      <w:pPr>
-        <w:spacing w:line="360" w:lineRule="auto"/>
-        <w:ind w:left="360" w:hanging="360"/>
-        <w:rPr>
-          <w:rFonts w:ascii="Times New Roman" w:hAnsi="Times New Roman" w:cs="Times New Roman"/>
-          <w:sz w:val="24"/>
-          <w:szCs w:val="24"/>
-        </w:rPr>
-      </w:pPr>
+      <w:pPr/>
       <w:r>
-        <w:rPr>
-          <w:rFonts w:ascii="Times New Roman" w:hAnsi="Times New Roman" w:cs="Times New Roman"/>
-          <w:sz w:val="24"/>
-          <w:szCs w:val="24"/>
-        </w:rPr>
-        <w:lastRenderedPageBreak/>
         <w:t>Open-Meteo. (2026). Licence and data sources. https://open-meteo.com/en/licence</w:t>
       </w:r>
     </w:p>
     <w:p>
-      <w:pPr>
-        <w:spacing w:line="360" w:lineRule="auto"/>
-        <w:ind w:left="360" w:hanging="360"/>
-        <w:rPr>
-          <w:rFonts w:ascii="Times New Roman" w:hAnsi="Times New Roman" w:cs="Times New Roman"/>
-          <w:sz w:val="24"/>
-          <w:szCs w:val="24"/>
-        </w:rPr>
-      </w:pPr>
+      <w:pPr/>
       <w:r>
-        <w:rPr>
-          <w:rFonts w:ascii="Times New Roman" w:hAnsi="Times New Roman" w:cs="Times New Roman"/>
-          <w:sz w:val="24"/>
-          <w:szCs w:val="24"/>
-        </w:rPr>
         <w:t>Pinto, A. F., Olmstead, D., Calixto, A. A., &amp; Gomez, M. I. (2025). Network for Environment and Weather Applications: An overview of the digital pest management decision support tool. Applied Economics Teaching Resources. https://www.aetrjournal.org/UserFiles/file/AETR_2025_0218%20Final.pdf</w:t>
       </w:r>
     </w:p>
     <w:p>
-      <w:pPr>
-        <w:spacing w:line="360" w:lineRule="auto"/>
-        <w:ind w:left="360" w:hanging="360"/>
-        <w:rPr>
-          <w:rFonts w:ascii="Times New Roman" w:hAnsi="Times New Roman" w:cs="Times New Roman"/>
-          <w:sz w:val="24"/>
-          <w:szCs w:val="24"/>
-        </w:rPr>
-      </w:pPr>
+      <w:pPr/>
       <w:r>
-        <w:rPr>
-          <w:rFonts w:ascii="Times New Roman" w:hAnsi="Times New Roman" w:cs="Times New Roman"/>
-          <w:sz w:val="24"/>
-          <w:szCs w:val="24"/>
-        </w:rPr>
         <w:t>Ragazou, K., Passas, I., Garefalakis, A., &amp; Zopounidis, C. (2023). Business intelligence model empowering SMEs to make better decisions and enhance their competitive advantage. Discover Analytics, 1, 2. https://doi.org/10.1007/s44257-022-00002-3</w:t>
       </w:r>
     </w:p>
     <w:p>
-      <w:pPr>
-        <w:spacing w:line="360" w:lineRule="auto"/>
-        <w:ind w:left="360" w:hanging="360"/>
-        <w:rPr>
-          <w:rFonts w:ascii="Times New Roman" w:hAnsi="Times New Roman" w:cs="Times New Roman"/>
-          <w:sz w:val="24"/>
-          <w:szCs w:val="24"/>
-        </w:rPr>
-      </w:pPr>
+      <w:pPr/>
       <w:r>
-        <w:rPr>
-          <w:rFonts w:ascii="Times New Roman" w:hAnsi="Times New Roman" w:cs="Times New Roman"/>
-          <w:sz w:val="24"/>
-          <w:szCs w:val="24"/>
-        </w:rPr>
         <w:t>Richardson, J. L., McCoy, E. P., Parlavecchio, N., et al. (2025). Increasing rat numbers in cities are linked to climate warming, urbanization, and human population. Science Advances, 11(5), eads6782. https://doi.org/10.1126/sciadv.ads6782</w:t>
       </w:r>
     </w:p>
     <w:p>
-      <w:pPr>
-        <w:spacing w:line="360" w:lineRule="auto"/>
-        <w:ind w:left="360" w:hanging="360"/>
-        <w:rPr>
-          <w:rFonts w:ascii="Times New Roman" w:hAnsi="Times New Roman" w:cs="Times New Roman"/>
-          <w:sz w:val="24"/>
-          <w:szCs w:val="24"/>
-        </w:rPr>
-      </w:pPr>
+      <w:pPr/>
       <w:r>
-        <w:rPr>
-          <w:rFonts w:ascii="Times New Roman" w:hAnsi="Times New Roman" w:cs="Times New Roman"/>
-          <w:sz w:val="24"/>
-          <w:szCs w:val="24"/>
-        </w:rPr>
-        <w:t xml:space="preserve">Sumido, E. C., Feliscuzo, L. S., &amp; Aliac, C. J. G. (2023). Pest classification and prediction: Analyzing the impact of weather </w:t>
-      </w:r>
-      <w:proofErr w:type="gramStart"/>
-      <w:r>
-        <w:rPr>
-          <w:rFonts w:ascii="Times New Roman" w:hAnsi="Times New Roman" w:cs="Times New Roman"/>
-          <w:sz w:val="24"/>
-          <w:szCs w:val="24"/>
-        </w:rPr>
-        <w:t>to</w:t>
-      </w:r>
-      <w:proofErr w:type="gramEnd"/>
-      <w:r>
-        <w:rPr>
-          <w:rFonts w:ascii="Times New Roman" w:hAnsi="Times New Roman" w:cs="Times New Roman"/>
-          <w:sz w:val="24"/>
-          <w:szCs w:val="24"/>
-        </w:rPr>
-        <w:t xml:space="preserve"> pest occurrence through machine learning. Journal of Engineering Science and Technology, 18, 124-138.</w:t>
+        <w:t>Schulze, A., Brand, F., Geppert, J., &amp; Bol, G.-F. (2023). Digital dashboards visualizing public health data: A systematic review. Frontiers in Public Health, 11, 999958. https://doi.org/10.3389/fpubh.2023.999958</w:t>
       </w:r>
     </w:p>
     <w:p>
-      <w:pPr>
-        <w:spacing w:line="360" w:lineRule="auto"/>
-        <w:ind w:left="360" w:hanging="360"/>
-        <w:rPr>
-          <w:rFonts w:ascii="Times New Roman" w:hAnsi="Times New Roman" w:cs="Times New Roman"/>
-          <w:sz w:val="24"/>
-          <w:szCs w:val="24"/>
-        </w:rPr>
-      </w:pPr>
+      <w:pPr/>
       <w:r>
-        <w:rPr>
-          <w:rFonts w:ascii="Times New Roman" w:hAnsi="Times New Roman" w:cs="Times New Roman"/>
-          <w:sz w:val="24"/>
-          <w:szCs w:val="24"/>
-        </w:rPr>
+        <w:t>Sumido, E. C., Feliscuzo, L. S., &amp; Aliac, C. J. G. (2023). Pest classification and prediction: Analyzing the impact of weather to pest occurrence through machine learning. Journal of Engineering Science and Technology, 18, 124-138.</w:t>
+      </w:r>
+    </w:p>
+    <w:p>
+      <w:pPr/>
+      <w:r>
+        <w:t>Tonle, F. B. N., Niassy, S., Ndadji, M. M. Z., Tchendji, M. T., Nzeukou, A., Mudereri, B. T., Senagi, K., &amp; Tonnang, H. E. Z. (2024). A road map for developing novel decision support system (DSS) for disseminating integrated pest management (IPM) technologies. Computers and Electronics in Agriculture, 217, 108526. https://doi.org/10.1016/j.compag.2023.108526</w:t>
+      </w:r>
+    </w:p>
+    <w:p>
+      <w:pPr/>
+      <w:r>
         <w:t>Yao, J., Zhou, Z., Liu, H., Yao, S., &amp; Wu, J. (2026). Analyzing the influence of environment, demographic and socio-economic factors on Aedes albopictus (Diptera: Culicidae) mosquito density at the micro-level using XGBoost and SHAP. Parasites &amp; Vectors, 19, 71. https://doi.org/10.1186/s13071-025-07220-0</w:t>
       </w:r>
     </w:p>
     <w:p>
-      <w:pPr>
-        <w:spacing w:line="360" w:lineRule="auto"/>
-        <w:ind w:left="360" w:hanging="360"/>
-        <w:rPr>
-          <w:rFonts w:ascii="Times New Roman" w:hAnsi="Times New Roman" w:cs="Times New Roman"/>
-          <w:sz w:val="24"/>
-          <w:szCs w:val="24"/>
-        </w:rPr>
-      </w:pPr>
+      <w:pPr/>
       <w:r>
-        <w:rPr>
-          <w:rFonts w:ascii="Times New Roman" w:hAnsi="Times New Roman" w:cs="Times New Roman"/>
-          <w:sz w:val="24"/>
-          <w:szCs w:val="24"/>
-        </w:rPr>
         <w:t>Zippenfenig, P. (2023). Open-Meteo.com Weather API [Computer software]. Zenodo. https://doi.org/10.5281/zenodo.7970649</w:t>
       </w:r>
     </w:p>

--- a/docs/Nomobug_Capstone_Proposal_CP1_Updated.docx
+++ b/docs/Nomobug_Capstone_Proposal_CP1_Updated.docx
@@ -2252,7 +2252,11 @@
         </w:rPr>
       </w:pPr>
       <w:r>
-        <w:t>This literature review reviews recent academic papers, technical documentation, and decision-support references related to the proposed system. In line with supervisor feedback, the cited literature focuses on 2020 onwards and expands the review to cover approximately 25 academic or research-based sources, with separate technical references for APIs and tools. Older foundation methods such as DBSCAN, logistic regression, KDE, and SHAP are discussed only as methodological concepts, while the cited support is drawn from recent studies and documentation. The chapter is organised around business intelligence for SMEs, weather-aware pest management, digital pest decision-support systems, spatial-temporal hotspot detection, weather-based prediction, explainable modelling, and AI-assisted recommendations.</w:t>
+        <w:t xml:space="preserve">This literature review reviews recent academic papers, technical documentation, and decision-support references related to the proposed system. In line with supervisor feedback, the cited literature focuses on 2020 onwards and expands the review to cover approximately 25 academic or </w:t>
+      </w:r>
+      <w:r>
+        <w:lastRenderedPageBreak/>
+        <w:t>research-based sources, with separate technical references for APIs and tools. Older foundation methods such as DBSCAN, logistic regression, KDE, and SHAP are discussed only as methodological concepts, while the cited support is drawn from recent studies and documentation. The chapter is organised around business intelligence for SMEs, weather-aware pest management, digital pest decision-support systems, spatial-temporal hotspot detection, weather-based prediction, explainable modelling, and AI-assisted recommendations.</w:t>
       </w:r>
     </w:p>
     <w:p>
@@ -2342,15 +2346,87 @@
       </w:r>
     </w:p>
     <w:p>
-      <w:pPr/>
+      <w:pPr>
+        <w:spacing w:line="360" w:lineRule="auto"/>
+        <w:jc w:val="both"/>
+        <w:rPr>
+          <w:rFonts w:ascii="Times New Roman" w:hAnsi="Times New Roman" w:cs="Times New Roman"/>
+          <w:sz w:val="24"/>
+          <w:szCs w:val="24"/>
+        </w:rPr>
+      </w:pPr>
       <w:r>
-        <w:t>Schulze et al. (2023) provide a systematic review of digital dashboards and show that dashboards are most useful when they combine clear visual design, reliable data, and action-oriented communication. This supports the proposed use of Apache Superset dashboards for management users who need to scan key service, warranty, payment, and scheduling indicators quickly. Blacketer et al. (2021) further demonstrate the value of a dedicated data quality dashboard, showing that decision-makers need visibility into completeness, conformance, and data reliability before trusting analytical outputs. For Nomobug, this supports including a Data Quality and Refresh module rather than treating cleaning as a hidden technical step.</w:t>
+        <w:rPr>
+          <w:rFonts w:ascii="Times New Roman" w:hAnsi="Times New Roman" w:cs="Times New Roman"/>
+          <w:sz w:val="24"/>
+          <w:szCs w:val="24"/>
+        </w:rPr>
+        <w:t>Schulze et al. (2023) provide a systematic review of digital dashboards and show that dashboards are most useful when they combine clear visual design, reliable data, and action-oriented communication. This supports the proposed use of Apache Superset dashboards for management users who need to scan key service, warranty, payment, and scheduling indicators quickly. Blacketer et al. (2021) further demonstrate the value of a dedicated data quality dashboard, showing that decision-makers need visibility into c</w:t>
+      </w:r>
+      <w:r>
+        <w:rPr>
+          <w:rFonts w:ascii="Times New Roman" w:hAnsi="Times New Roman" w:cs="Times New Roman"/>
+          <w:sz w:val="24"/>
+          <w:szCs w:val="24"/>
+        </w:rPr>
+        <w:t xml:space="preserve">ompleteness, conformance, and data reliability before trusting analytical outputs. For Nomobug, this </w:t>
+      </w:r>
+      <w:proofErr w:type="gramStart"/>
+      <w:r>
+        <w:rPr>
+          <w:rFonts w:ascii="Times New Roman" w:hAnsi="Times New Roman" w:cs="Times New Roman"/>
+          <w:sz w:val="24"/>
+          <w:szCs w:val="24"/>
+        </w:rPr>
+        <w:t>supports including</w:t>
+      </w:r>
+      <w:proofErr w:type="gramEnd"/>
+      <w:r>
+        <w:rPr>
+          <w:rFonts w:ascii="Times New Roman" w:hAnsi="Times New Roman" w:cs="Times New Roman"/>
+          <w:sz w:val="24"/>
+          <w:szCs w:val="24"/>
+        </w:rPr>
+        <w:t xml:space="preserve"> a Data Quality and Refresh module rather than treating cleaning as a hidden technical step.</w:t>
       </w:r>
     </w:p>
     <w:p>
-      <w:pPr/>
+      <w:pPr>
+        <w:spacing w:line="360" w:lineRule="auto"/>
+        <w:jc w:val="both"/>
+        <w:rPr>
+          <w:rFonts w:ascii="Times New Roman" w:hAnsi="Times New Roman" w:cs="Times New Roman"/>
+          <w:sz w:val="24"/>
+          <w:szCs w:val="24"/>
+        </w:rPr>
+      </w:pPr>
+    </w:p>
+    <w:p>
+      <w:pPr>
+        <w:spacing w:line="360" w:lineRule="auto"/>
+        <w:jc w:val="both"/>
+        <w:rPr>
+          <w:rFonts w:ascii="Times New Roman" w:hAnsi="Times New Roman" w:cs="Times New Roman"/>
+          <w:sz w:val="24"/>
+          <w:szCs w:val="24"/>
+        </w:rPr>
+      </w:pPr>
       <w:r>
-        <w:t>Fu et al. (2024) argue that data quality in industry should be understood as part of a wider data-driven workflow, not only as a technical database issue. Their review is relevant because Nomobug's raw data comes from practical operational sources such as Google Sheets and Google Calendar, where inconsistent labels, missing identifiers, and unmatched records are expected. This reinforces the project's decision to preserve raw staging data, create cleaning flags, and show data-quality coverage before interpreting risk or performance results.</w:t>
+        <w:rPr>
+          <w:rFonts w:ascii="Times New Roman" w:hAnsi="Times New Roman" w:cs="Times New Roman"/>
+          <w:sz w:val="24"/>
+          <w:szCs w:val="24"/>
+        </w:rPr>
+        <w:t xml:space="preserve">Fu et al. (2024) argue that data quality in industry should be understood as part of a wider data-driven workflow, not only as a technical database issue. Their review is relevant because </w:t>
+      </w:r>
+      <w:r>
+        <w:rPr>
+          <w:rFonts w:ascii="Times New Roman" w:hAnsi="Times New Roman" w:cs="Times New Roman"/>
+          <w:sz w:val="24"/>
+          <w:szCs w:val="24"/>
+        </w:rPr>
+        <w:lastRenderedPageBreak/>
+        <w:t>Nomobug's raw data comes from practical operational sources such as Google Sheets and Google Calendar, where inconsistent labels, missing identifiers, and unmatched records are expected. This reinforces the project's decision to preserve raw staging data, create cleaning flags, and show data-quality coverage before interpreting risk or performance results.</w:t>
       </w:r>
     </w:p>
     <w:p>
@@ -2472,16 +2548,7 @@
           <w:sz w:val="24"/>
           <w:szCs w:val="24"/>
         </w:rPr>
-        <w:t xml:space="preserve"> that rat numbers are linked with climate warming, urbanization, and population density. While the study is not specific to Malaysian pest control service records, it demonstrates the importance of combining pest reports with environmental and urban context. Brimblecombe et al. (2023) </w:t>
-      </w:r>
-      <w:r>
-        <w:rPr>
-          <w:rFonts w:ascii="Times New Roman" w:hAnsi="Times New Roman" w:cs="Times New Roman"/>
-          <w:sz w:val="24"/>
-          <w:szCs w:val="24"/>
-        </w:rPr>
-        <w:lastRenderedPageBreak/>
-        <w:t>also show that urban pest enquiry databases can reveal long-term patterns, but such records are heterogeneous and may be affected by reporting bias. These studies justify using Nomobug's internal service outcomes carefully as business evidence rather than as universal ecological proof.</w:t>
+        <w:t xml:space="preserve"> that rat numbers are linked with climate warming, urbanization, and population density. While the study is not specific to Malaysian pest control service records, it demonstrates the importance of combining pest reports with environmental and urban context. Brimblecombe et al. (2023) also show that urban pest enquiry databases can reveal long-term patterns, but such records are heterogeneous and may be affected by reporting bias. These studies justify using Nomobug's internal service outcomes carefully as business evidence rather than as universal ecological proof.</w:t>
       </w:r>
     </w:p>
     <w:p>
@@ -2567,19 +2634,134 @@
           <w:sz w:val="24"/>
           <w:szCs w:val="24"/>
         </w:rPr>
-        <w:t>The research gap is that most pest decision-support examples focus on agriculture or public-sector surveillance, while SME pest control operations need analytics around customer service outcomes, warranty costs, technician review indicators, and upsell planning. This project therefore contributes by applying weather-aware decision support to a real commercial service dataset rather than only biological pest observations.</w:t>
+        <w:t xml:space="preserve">The research gap is that most pest decision-support examples focus on agriculture or public-sector surveillance, while SME pest control operations need analytics around customer service </w:t>
+      </w:r>
+      <w:r>
+        <w:rPr>
+          <w:rFonts w:ascii="Times New Roman" w:hAnsi="Times New Roman" w:cs="Times New Roman"/>
+          <w:sz w:val="24"/>
+          <w:szCs w:val="24"/>
+        </w:rPr>
+        <w:lastRenderedPageBreak/>
+        <w:t>outcomes, warranty costs, technician review indicators, and upsell planning. This project therefore contributes by applying weather-aware decision support to a real commercial service dataset rather than only biological pest observations.</w:t>
       </w:r>
     </w:p>
     <w:p>
-      <w:pPr/>
+      <w:pPr>
+        <w:spacing w:line="360" w:lineRule="auto"/>
+        <w:jc w:val="both"/>
+        <w:rPr>
+          <w:rFonts w:ascii="Times New Roman" w:hAnsi="Times New Roman" w:cs="Times New Roman"/>
+          <w:sz w:val="24"/>
+          <w:szCs w:val="24"/>
+        </w:rPr>
+      </w:pPr>
       <w:r>
-        <w:t>Tonle et al. (2024) propose a roadmap for developing decision support systems for integrated pest management and highlight the need for practical architectures that connect data sources, models, and user-facing decision outputs. Although their focus is agricultural IPM, the architecture principle is highly relevant to this project because the Nomobug system will connect operational data, weather enrichment, analytics marts, and dashboard recommendations. Marinko et al. (2024) also develop a typology for IPM decision support systems and implement it as a web application, showing that DSS features must be classified clearly so users understand whether the system provides monitoring, prediction, recommendation, or advisory support.</w:t>
+        <w:rPr>
+          <w:rFonts w:ascii="Times New Roman" w:hAnsi="Times New Roman" w:cs="Times New Roman"/>
+          <w:sz w:val="24"/>
+          <w:szCs w:val="24"/>
+        </w:rPr>
+        <w:t xml:space="preserve">Tonle et al. (2024) </w:t>
+      </w:r>
+      <w:proofErr w:type="gramStart"/>
+      <w:r>
+        <w:rPr>
+          <w:rFonts w:ascii="Times New Roman" w:hAnsi="Times New Roman" w:cs="Times New Roman"/>
+          <w:sz w:val="24"/>
+          <w:szCs w:val="24"/>
+        </w:rPr>
+        <w:t>propose</w:t>
+      </w:r>
+      <w:proofErr w:type="gramEnd"/>
+      <w:r>
+        <w:rPr>
+          <w:rFonts w:ascii="Times New Roman" w:hAnsi="Times New Roman" w:cs="Times New Roman"/>
+          <w:sz w:val="24"/>
+          <w:szCs w:val="24"/>
+        </w:rPr>
+        <w:t xml:space="preserve"> a roadmap for developing decision support systems for integrated pest management and </w:t>
+      </w:r>
+      <w:proofErr w:type="gramStart"/>
+      <w:r>
+        <w:rPr>
+          <w:rFonts w:ascii="Times New Roman" w:hAnsi="Times New Roman" w:cs="Times New Roman"/>
+          <w:sz w:val="24"/>
+          <w:szCs w:val="24"/>
+        </w:rPr>
+        <w:t>highlight</w:t>
+      </w:r>
+      <w:proofErr w:type="gramEnd"/>
+      <w:r>
+        <w:rPr>
+          <w:rFonts w:ascii="Times New Roman" w:hAnsi="Times New Roman" w:cs="Times New Roman"/>
+          <w:sz w:val="24"/>
+          <w:szCs w:val="24"/>
+        </w:rPr>
+        <w:t xml:space="preserve"> the need for practical architectures that connect data sources, models, and user-facing decision outputs. Although their focus is agricultural IPM, the architecture principle is highly relevant to this project because the Nomobug system will connect operational data, weather enrichment, analytics marts, and dashboard recommendations. Marinko et al. (2024) also develop a typology for IPM decision support sy</w:t>
+      </w:r>
+      <w:r>
+        <w:rPr>
+          <w:rFonts w:ascii="Times New Roman" w:hAnsi="Times New Roman" w:cs="Times New Roman"/>
+          <w:sz w:val="24"/>
+          <w:szCs w:val="24"/>
+        </w:rPr>
+        <w:t>stems and implement it as a web application, showing that DSS features must be classified clearly so users understand whether the system provides monitoring, prediction, recommendation, or advisory support.</w:t>
       </w:r>
     </w:p>
     <w:p>
-      <w:pPr/>
+      <w:pPr>
+        <w:spacing w:line="360" w:lineRule="auto"/>
+        <w:rPr>
+          <w:rFonts w:ascii="Times New Roman" w:hAnsi="Times New Roman" w:cs="Times New Roman"/>
+          <w:sz w:val="24"/>
+          <w:szCs w:val="24"/>
+        </w:rPr>
+      </w:pPr>
+    </w:p>
+    <w:p>
+      <w:pPr>
+        <w:spacing w:line="360" w:lineRule="auto"/>
+        <w:jc w:val="both"/>
+        <w:rPr>
+          <w:rFonts w:ascii="Times New Roman" w:hAnsi="Times New Roman" w:cs="Times New Roman"/>
+          <w:sz w:val="24"/>
+          <w:szCs w:val="24"/>
+        </w:rPr>
+      </w:pPr>
       <w:r>
-        <w:t>Fiori et al. (2024) present SMARTerra, a high-resolution DSS for monitoring plant pests and diseases through risk maps and timely intervention support. This strengthens the justification for using weather-associated risk maps and area-level planning views in Nomobug. Marinko et al. (2025) examine barriers to DSS adoption in integrated pest management and show that practical uptake depends on trust, usability, data availability, and perceived usefulness. This is important for the capstone because the dashboard must be understandable to company users, not only technically impressive.</w:t>
+        <w:rPr>
+          <w:rFonts w:ascii="Times New Roman" w:hAnsi="Times New Roman" w:cs="Times New Roman"/>
+          <w:sz w:val="24"/>
+          <w:szCs w:val="24"/>
+        </w:rPr>
+        <w:t>Fiori et al. (2024) present SMARTerra, a high-resolution DSS for monitoring plant pests and diseases through risk maps and timely intervention support. This strengthens the justification for using weather-associated risk maps and area-level planning views in Nomobug. Marinko et al. (2025) examine barriers to DSS adoption in integrated pest management and show that practical uptake depends on trust, usability, data availability, and perceived usefulness. This is important for the capstone because the dashboa</w:t>
+      </w:r>
+      <w:r>
+        <w:rPr>
+          <w:rFonts w:ascii="Times New Roman" w:hAnsi="Times New Roman" w:cs="Times New Roman"/>
+          <w:sz w:val="24"/>
+          <w:szCs w:val="24"/>
+        </w:rPr>
+        <w:t xml:space="preserve">rd must be understandable to company users, </w:t>
+      </w:r>
+      <w:proofErr w:type="gramStart"/>
+      <w:r>
+        <w:rPr>
+          <w:rFonts w:ascii="Times New Roman" w:hAnsi="Times New Roman" w:cs="Times New Roman"/>
+          <w:sz w:val="24"/>
+          <w:szCs w:val="24"/>
+        </w:rPr>
+        <w:t>not only technically</w:t>
+      </w:r>
+      <w:proofErr w:type="gramEnd"/>
+      <w:r>
+        <w:rPr>
+          <w:rFonts w:ascii="Times New Roman" w:hAnsi="Times New Roman" w:cs="Times New Roman"/>
+          <w:sz w:val="24"/>
+          <w:szCs w:val="24"/>
+        </w:rPr>
+        <w:t xml:space="preserve"> impressive.</w:t>
       </w:r>
     </w:p>
     <w:p>
@@ -2647,13 +2829,54 @@
           <w:sz w:val="24"/>
           <w:szCs w:val="24"/>
         </w:rPr>
-        <w:t>KDE heatmaps complement clustering because they provide a smoother visual layer for dashboard users. In this project, DBSCAN will be used as the main clustering method for detecting candidate repeat-problem hotspots, while KDE-style heatmaps will be used mainly for visual interpretation. This keeps the method understandable for management while still providing a stronger spatial analysis contribution than a simple area-count table.</w:t>
+        <w:t xml:space="preserve">KDE heatmaps complement clustering because they provide a smoother visual layer for dashboard users. In this project, DBSCAN will be used as the main clustering method for detecting candidate repeat-problem hotspots, while KDE-style heatmaps will be used mainly </w:t>
+      </w:r>
+      <w:r>
+        <w:rPr>
+          <w:rFonts w:ascii="Times New Roman" w:hAnsi="Times New Roman" w:cs="Times New Roman"/>
+          <w:sz w:val="24"/>
+          <w:szCs w:val="24"/>
+        </w:rPr>
+        <w:lastRenderedPageBreak/>
+        <w:t>for visual interpretation. This keeps the method understandable for management while still providing a stronger spatial analysis contribution than a simple area-count table.</w:t>
       </w:r>
     </w:p>
     <w:p>
-      <w:pPr/>
+      <w:pPr>
+        <w:spacing w:line="360" w:lineRule="auto"/>
+        <w:jc w:val="both"/>
+        <w:rPr>
+          <w:rFonts w:ascii="Times New Roman" w:hAnsi="Times New Roman" w:cs="Times New Roman"/>
+          <w:sz w:val="24"/>
+          <w:szCs w:val="24"/>
+        </w:rPr>
+      </w:pPr>
+    </w:p>
+    <w:p>
+      <w:pPr>
+        <w:spacing w:line="360" w:lineRule="auto"/>
+        <w:jc w:val="both"/>
+        <w:rPr>
+          <w:rFonts w:ascii="Times New Roman" w:hAnsi="Times New Roman" w:cs="Times New Roman"/>
+          <w:sz w:val="24"/>
+          <w:szCs w:val="24"/>
+        </w:rPr>
+      </w:pPr>
       <w:r>
-        <w:t>Choi and Hong (2021) propose MDST-DBSCAN for multidimensional spatiotemporal data and show that density-based methods can identify clusters while supporting irregular cluster shapes and noise separation. This supports the choice of DBSCAN-style hotspot detection for repeat-problem and warranty records, because pest service outcomes may cluster around small local areas rather than fixed administrative boundaries. The proposed project will keep the method simpler than MDST-DBSCAN for implementation, but the study supports the suitability of density-based clustering for spatiotemporal analysis.</w:t>
+        <w:rPr>
+          <w:rFonts w:ascii="Times New Roman" w:hAnsi="Times New Roman" w:cs="Times New Roman"/>
+          <w:sz w:val="24"/>
+          <w:szCs w:val="24"/>
+        </w:rPr>
+        <w:t>Choi and Hong (2021) propose MDST-DBSCAN for multidimensional spatiotemporal data and show that density-based methods can identify clusters while supporting irregular cluster shapes and noise separation. This supports the choice of DBSCAN-style hotspot detection for repeat-problem and warranty records, because pest service outcomes may cluster around small local areas rather than fixed administrative boundaries. The proposed project will keep the method simpler than MDST-DBSCAN for implementation, but the s</w:t>
+      </w:r>
+      <w:r>
+        <w:rPr>
+          <w:rFonts w:ascii="Times New Roman" w:hAnsi="Times New Roman" w:cs="Times New Roman"/>
+          <w:sz w:val="24"/>
+          <w:szCs w:val="24"/>
+        </w:rPr>
+        <w:t>tudy supports the suitability of density-based clustering for spatiotemporal analysis.</w:t>
       </w:r>
     </w:p>
     <w:p>
@@ -2672,7 +2895,6 @@
           <w:sz w:val="24"/>
           <w:szCs w:val="24"/>
         </w:rPr>
-        <w:lastRenderedPageBreak/>
         <w:t>2.5 Weather-Based Prediction and Explainable Modelling</w:t>
       </w:r>
     </w:p>
@@ -2717,19 +2939,78 @@
         </w:rPr>
       </w:pPr>
       <w:r>
+        <w:rPr>
+          <w:rFonts w:ascii="Times New Roman" w:hAnsi="Times New Roman" w:cs="Times New Roman"/>
+          <w:sz w:val="24"/>
+          <w:szCs w:val="24"/>
+        </w:rPr>
         <w:t>This choice is methodologically important. Complex models such as random forests, XGBoost, or deep learning may appear advanced, but they can overfit small datasets and reduce explainability. Because the expected warranty data volume is modest, the project will position complex ML as optional or future work and will focus first on defensible analytics: day/week/month descriptive trends, recurrence windows, DBSCAN/KDE hotspots, weather lag indicators, and simple logistic regression only where the data is sufficient.</w:t>
       </w:r>
     </w:p>
     <w:p>
-      <w:pPr/>
+      <w:pPr>
+        <w:spacing w:line="360" w:lineRule="auto"/>
+        <w:jc w:val="both"/>
+        <w:rPr>
+          <w:rFonts w:ascii="Times New Roman" w:hAnsi="Times New Roman" w:cs="Times New Roman"/>
+          <w:sz w:val="28"/>
+          <w:szCs w:val="28"/>
+        </w:rPr>
+      </w:pPr>
+    </w:p>
+    <w:p>
+      <w:pPr>
+        <w:spacing w:line="360" w:lineRule="auto"/>
+        <w:jc w:val="both"/>
+        <w:rPr>
+          <w:rFonts w:ascii="Times New Roman" w:hAnsi="Times New Roman" w:cs="Times New Roman"/>
+          <w:sz w:val="24"/>
+          <w:szCs w:val="24"/>
+        </w:rPr>
+      </w:pPr>
       <w:r>
-        <w:t>Ejike et al. (2025) compare logistic regression and random forest models for rainfall prediction in tropical and temperate climates, including Alor Setar as a tropical site. Their study supports the use of weather variables such as humidity, pressure, temperature, and rainfall in predictive modelling, but it also shows why model choice should match the problem and data size. For Nomobug, logistic regression and lag-based weather features are more defensible than heavier models because the warranty dataset is expected to contain only around 200+ records.</w:t>
+        <w:rPr>
+          <w:rFonts w:ascii="Times New Roman" w:hAnsi="Times New Roman" w:cs="Times New Roman"/>
+          <w:sz w:val="24"/>
+          <w:szCs w:val="24"/>
+        </w:rPr>
+        <w:t xml:space="preserve">Ejike et al. (2025) compare logistic regression and random forest models for rainfall prediction in tropical and temperate climates, including Alor Setar as a tropical site. Their study supports the use of weather variables such as humidity, pressure, temperature, and rainfall in predictive modelling, but it also shows why model choice should match the problem and data size. For </w:t>
+      </w:r>
+      <w:r>
+        <w:rPr>
+          <w:rFonts w:ascii="Times New Roman" w:hAnsi="Times New Roman" w:cs="Times New Roman"/>
+          <w:sz w:val="24"/>
+          <w:szCs w:val="24"/>
+        </w:rPr>
+        <w:lastRenderedPageBreak/>
+        <w:t>Nomobug, logistic regression and lag-based weather features are more defensible than heavier models because the warranty dataset is expected to contain only around 200+ records.</w:t>
       </w:r>
     </w:p>
     <w:p>
-      <w:pPr/>
+      <w:pPr>
+        <w:spacing w:line="360" w:lineRule="auto"/>
+        <w:jc w:val="both"/>
+        <w:rPr>
+          <w:rFonts w:ascii="Times New Roman" w:hAnsi="Times New Roman" w:cs="Times New Roman"/>
+          <w:sz w:val="24"/>
+          <w:szCs w:val="24"/>
+        </w:rPr>
+      </w:pPr>
       <w:r>
-        <w:t>Yao et al. (2026) use XGBoost and SHAP to analyse environmental, demographic, and socio-economic factors associated with mosquito density. This demonstrates the value of explainability when environmental factors are used in pest-related modelling. However, the proposed Nomobug system will treat SHAP-style explanations as future work or optional model interpretation, because the first implementation should prioritise robust descriptive, spatial, and recurrence analytics over complex models that may overfit limited warranty data.</w:t>
+        <w:rPr>
+          <w:rFonts w:ascii="Times New Roman" w:hAnsi="Times New Roman" w:cs="Times New Roman"/>
+          <w:sz w:val="24"/>
+          <w:szCs w:val="24"/>
+        </w:rPr>
+        <w:t>Yao et al. (2026) use XGBoost and SHAP to analyse environmental, demographic, and socio-economic factors associated with mosquito density. This demonstrates the value of explainability when environmental factors are used in pest-related modelling. However, the proposed Nomobug system will treat SHAP-style explanations as future work or optional model interpretation, because the first implementation should prioritise robust descriptive, spatial, and recurrence analytics over complex models that may overfit l</w:t>
+      </w:r>
+      <w:r>
+        <w:rPr>
+          <w:rFonts w:ascii="Times New Roman" w:hAnsi="Times New Roman" w:cs="Times New Roman"/>
+          <w:sz w:val="24"/>
+          <w:szCs w:val="24"/>
+        </w:rPr>
+        <w:t>imited warranty data.</w:t>
       </w:r>
     </w:p>
     <w:p>
@@ -2819,9 +3100,41 @@
       </w:r>
     </w:p>
     <w:p>
-      <w:pPr/>
+      <w:pPr>
+        <w:spacing w:line="360" w:lineRule="auto"/>
+        <w:jc w:val="both"/>
+        <w:rPr>
+          <w:rFonts w:ascii="Times New Roman" w:hAnsi="Times New Roman" w:cs="Times New Roman"/>
+          <w:sz w:val="24"/>
+          <w:szCs w:val="24"/>
+        </w:rPr>
+      </w:pPr>
+    </w:p>
+    <w:p>
+      <w:pPr>
+        <w:spacing w:line="360" w:lineRule="auto"/>
+        <w:jc w:val="both"/>
+        <w:rPr>
+          <w:rFonts w:ascii="Times New Roman" w:hAnsi="Times New Roman" w:cs="Times New Roman"/>
+          <w:sz w:val="24"/>
+          <w:szCs w:val="24"/>
+        </w:rPr>
+      </w:pPr>
       <w:r>
-        <w:t>Leybourne et al. (2025) discuss whether AI can be integrated into pest monitoring schemes and emphasise that successful AI use requires both computational capability and practical acceptance by domain users. This supports the project's decision to keep Ollama as a future local explanation layer rather than making generative AI the main decision engine. Recommendations should first be produced by transparent analytics rules and stored in a recommendation log; local AI can later translate those results into clearer management-facing explanations.</w:t>
+        <w:rPr>
+          <w:rFonts w:ascii="Times New Roman" w:hAnsi="Times New Roman" w:cs="Times New Roman"/>
+          <w:sz w:val="24"/>
+          <w:szCs w:val="24"/>
+        </w:rPr>
+        <w:t>Leybourne et al. (2025) discuss whether AI can be integrated into pest monitoring schemes and emphasise that successful AI use requires both computational capability and practical acceptance by domain users. This supports the project's decision to keep Ollama as a future local explanation layer rather than making generative AI the main decision engine. Recommendations should first be produced by transparent analytics rules and stored in a recommendation log; local AI can later translate those results into c</w:t>
+      </w:r>
+      <w:r>
+        <w:rPr>
+          <w:rFonts w:ascii="Times New Roman" w:hAnsi="Times New Roman" w:cs="Times New Roman"/>
+          <w:sz w:val="24"/>
+          <w:szCs w:val="24"/>
+        </w:rPr>
+        <w:t>learer management-facing explanations.</w:t>
       </w:r>
     </w:p>
     <w:p>
@@ -2835,6 +3148,7 @@
         </w:rPr>
       </w:pPr>
       <w:r>
+        <w:lastRenderedPageBreak/>
         <w:t>2.7 Comparative Review of Selected Studies</w:t>
       </w:r>
     </w:p>
@@ -2854,16 +3168,7 @@
           <w:sz w:val="24"/>
           <w:szCs w:val="24"/>
         </w:rPr>
-        <w:t xml:space="preserve">Ragazou et al. (2023) proposed a business intelligence model for empowering SMEs to make better decisions and improve competitive advantage. Their work supports the idea that scattered operational data can become useful management information when it is organised into a </w:t>
-      </w:r>
-      <w:r>
-        <w:rPr>
-          <w:rFonts w:ascii="Times New Roman" w:hAnsi="Times New Roman" w:cs="Times New Roman"/>
-          <w:sz w:val="24"/>
-          <w:szCs w:val="24"/>
-        </w:rPr>
-        <w:lastRenderedPageBreak/>
-        <w:t xml:space="preserve">structured analytics model. This is relevant to Nomobug because the company already records leads, services, payments, warranty claims, refunds, calendar events, and </w:t>
+        <w:t xml:space="preserve">Ragazou et al. (2023) proposed a business intelligence model for empowering SMEs to make better decisions and improve competitive advantage. Their work supports the idea that scattered operational data can become useful management information when it is organised into a structured analytics model. This is relevant to Nomobug because the company already records leads, services, payments, warranty claims, refunds, calendar events, and </w:t>
       </w:r>
       <w:proofErr w:type="gramStart"/>
       <w:r>
@@ -3019,7 +3324,16 @@
           <w:sz w:val="24"/>
           <w:szCs w:val="24"/>
         </w:rPr>
-        <w:t>Hiscox et al. (2025) reviewed the impact of adverse weather events on cockroaches and flies and reported that temperature, extreme rainfall, and flooding may influence pest ecology and human-pest interaction. This supports the inclusion of rainfall, humidity, and temperature as weather-associated indicators. The study also supports cautious wording because pest activity can be affected by sanitation, building condition, habitat disturbance, and other confounding factors.</w:t>
+        <w:t xml:space="preserve">Hiscox et al. (2025) reviewed the impact of adverse weather events on cockroaches and flies and reported that temperature, extreme rainfall, and flooding may influence pest ecology and </w:t>
+      </w:r>
+      <w:r>
+        <w:rPr>
+          <w:rFonts w:ascii="Times New Roman" w:hAnsi="Times New Roman" w:cs="Times New Roman"/>
+          <w:sz w:val="24"/>
+          <w:szCs w:val="24"/>
+        </w:rPr>
+        <w:lastRenderedPageBreak/>
+        <w:t>human-pest interaction. This supports the inclusion of rainfall, humidity, and temperature as weather-associated indicators. The study also supports cautious wording because pest activity can be affected by sanitation, building condition, habitat disturbance, and other confounding factors.</w:t>
       </w:r>
     </w:p>
     <w:p>
@@ -3038,7 +3352,6 @@
           <w:sz w:val="24"/>
           <w:szCs w:val="24"/>
         </w:rPr>
-        <w:lastRenderedPageBreak/>
         <w:t>Richardson et al. (2025) examined urban rat reports and linked increasing rat numbers with climate warming, urbanisation, and human population. Although the study is not based on Malaysian pest-control service records, it supports the broader idea that urban pest issues should be analysed together with environmental and urban context. This is relevant to the proposed area risk, treatment difficulty, and recurrence analytics modules.</w:t>
       </w:r>
     </w:p>
@@ -3159,16 +3472,8 @@
           <w:sz w:val="24"/>
           <w:szCs w:val="24"/>
         </w:rPr>
-        <w:t xml:space="preserve">Yao et al. (2026) analysed environmental, demographic, and socio-economic factors influencing Aedes albopictus mosquito density using XGBoost and SHAP. The study supports the value of combining environmental variables with interpretable machine-learning explanations. However, because Nomobug has a smaller warranty dataset, the project will not </w:t>
-      </w:r>
-      <w:r>
-        <w:rPr>
-          <w:rFonts w:ascii="Times New Roman" w:hAnsi="Times New Roman" w:cs="Times New Roman"/>
-          <w:sz w:val="24"/>
-          <w:szCs w:val="24"/>
-        </w:rPr>
         <w:lastRenderedPageBreak/>
-        <w:t>rely on complex XGBoost modelling as the main approach; instead, it will use the study to justify explainable features and future model improvement.</w:t>
+        <w:t>Yao et al. (2026) analysed environmental, demographic, and socio-economic factors influencing Aedes albopictus mosquito density using XGBoost and SHAP. The study supports the value of combining environmental variables with interpretable machine-learning explanations. However, because Nomobug has a smaller warranty dataset, the project will not rely on complex XGBoost modelling as the main approach; instead, it will use the study to justify explainable features and future model improvement.</w:t>
       </w:r>
     </w:p>
     <w:p>
@@ -3336,16 +3641,8 @@
           <w:sz w:val="24"/>
           <w:szCs w:val="24"/>
         </w:rPr>
-        <w:t xml:space="preserve">Google Calendar API documentation shows that calendar events can be retrieved and processed through API calls. This supports using Google Calendar as an operational data source for scheduling capacity, service stage, team workload, and warranty or extra-service identification. </w:t>
-      </w:r>
-      <w:r>
-        <w:rPr>
-          <w:rFonts w:ascii="Times New Roman" w:hAnsi="Times New Roman" w:cs="Times New Roman"/>
-          <w:sz w:val="24"/>
-          <w:szCs w:val="24"/>
-        </w:rPr>
         <w:lastRenderedPageBreak/>
-        <w:t>Because calendar titles and descriptions are semi-structured, the methodology will include parsing rules and match-confidence flags.</w:t>
+        <w:t>Google Calendar API documentation shows that calendar events can be retrieved and processed through API calls. This supports using Google Calendar as an operational data source for scheduling capacity, service stage, team workload, and warranty or extra-service identification. Because calendar titles and descriptions are semi-structured, the methodology will include parsing rules and match-confidence flags.</w:t>
       </w:r>
     </w:p>
     <w:p>
@@ -4086,7 +4383,16 @@
                 <w:sz w:val="24"/>
                 <w:szCs w:val="24"/>
               </w:rPr>
-              <w:t>Supports environmental and urban context analysis</w:t>
+              <w:t xml:space="preserve">Supports environmental and </w:t>
+            </w:r>
+            <w:r>
+              <w:rPr>
+                <w:rFonts w:ascii="Times New Roman" w:hAnsi="Times New Roman" w:cs="Times New Roman"/>
+                <w:sz w:val="24"/>
+                <w:szCs w:val="24"/>
+              </w:rPr>
+              <w:lastRenderedPageBreak/>
+              <w:t>urban context analysis</w:t>
             </w:r>
           </w:p>
         </w:tc>
@@ -4110,6 +4416,7 @@
                 <w:sz w:val="24"/>
                 <w:szCs w:val="24"/>
               </w:rPr>
+              <w:lastRenderedPageBreak/>
               <w:t>Different pest and setting</w:t>
             </w:r>
           </w:p>
@@ -4139,7 +4446,6 @@
                 <w:sz w:val="24"/>
                 <w:szCs w:val="24"/>
               </w:rPr>
-              <w:lastRenderedPageBreak/>
               <w:t>Brimblecombe et al. (2023)</w:t>
             </w:r>
           </w:p>
@@ -5150,6 +5456,7 @@
                 <w:sz w:val="24"/>
                 <w:szCs w:val="24"/>
               </w:rPr>
+              <w:lastRenderedPageBreak/>
               <w:t>Google Cloud / Superset (2026)</w:t>
             </w:r>
           </w:p>
@@ -5228,420 +5535,971 @@
         </w:tc>
       </w:tr>
       <w:tr>
-        <w:tc>
-          <w:tcPr>
-            <w:tcW w:type="dxa" w:w="2248"/>
-          </w:tcPr>
-          <w:p>
-            <w:r>
+        <w:trPr>
+          <w:jc w:val="center"/>
+        </w:trPr>
+        <w:tc>
+          <w:tcPr>
+            <w:tcW w:w="2248" w:type="dxa"/>
+          </w:tcPr>
+          <w:p>
+            <w:pPr>
+              <w:spacing w:line="360" w:lineRule="auto"/>
+              <w:rPr>
+                <w:rFonts w:ascii="Times New Roman" w:hAnsi="Times New Roman" w:cs="Times New Roman"/>
+                <w:sz w:val="24"/>
+                <w:szCs w:val="24"/>
+              </w:rPr>
+            </w:pPr>
+            <w:r>
+              <w:rPr>
+                <w:rFonts w:ascii="Times New Roman" w:hAnsi="Times New Roman" w:cs="Times New Roman"/>
+                <w:sz w:val="24"/>
+                <w:szCs w:val="24"/>
+              </w:rPr>
               <w:t>Schulze et al. (2023)</w:t>
             </w:r>
           </w:p>
         </w:tc>
         <w:tc>
           <w:tcPr>
-            <w:tcW w:type="dxa" w:w="2251"/>
-          </w:tcPr>
-          <w:p>
-            <w:r>
+            <w:tcW w:w="2251" w:type="dxa"/>
+          </w:tcPr>
+          <w:p>
+            <w:pPr>
+              <w:spacing w:line="360" w:lineRule="auto"/>
+              <w:rPr>
+                <w:rFonts w:ascii="Times New Roman" w:hAnsi="Times New Roman" w:cs="Times New Roman"/>
+                <w:sz w:val="24"/>
+                <w:szCs w:val="24"/>
+              </w:rPr>
+            </w:pPr>
+            <w:r>
+              <w:rPr>
+                <w:rFonts w:ascii="Times New Roman" w:hAnsi="Times New Roman" w:cs="Times New Roman"/>
+                <w:sz w:val="24"/>
+                <w:szCs w:val="24"/>
+              </w:rPr>
               <w:t>Digital dashboard systematic review</w:t>
             </w:r>
           </w:p>
         </w:tc>
         <w:tc>
           <w:tcPr>
-            <w:tcW w:type="dxa" w:w="2269"/>
-          </w:tcPr>
-          <w:p>
-            <w:r>
+            <w:tcW w:w="2269" w:type="dxa"/>
+          </w:tcPr>
+          <w:p>
+            <w:pPr>
+              <w:spacing w:line="360" w:lineRule="auto"/>
+              <w:rPr>
+                <w:rFonts w:ascii="Times New Roman" w:hAnsi="Times New Roman" w:cs="Times New Roman"/>
+                <w:sz w:val="24"/>
+                <w:szCs w:val="24"/>
+              </w:rPr>
+            </w:pPr>
+            <w:r>
+              <w:rPr>
+                <w:rFonts w:ascii="Times New Roman" w:hAnsi="Times New Roman" w:cs="Times New Roman"/>
+                <w:sz w:val="24"/>
+                <w:szCs w:val="24"/>
+              </w:rPr>
               <w:t>Supports dashboard design and action-oriented visual communication</w:t>
             </w:r>
           </w:p>
         </w:tc>
         <w:tc>
           <w:tcPr>
-            <w:tcW w:type="dxa" w:w="2248"/>
-          </w:tcPr>
-          <w:p>
-            <w:r>
+            <w:tcW w:w="2248" w:type="dxa"/>
+          </w:tcPr>
+          <w:p>
+            <w:pPr>
+              <w:spacing w:line="360" w:lineRule="auto"/>
+              <w:rPr>
+                <w:rFonts w:ascii="Times New Roman" w:hAnsi="Times New Roman" w:cs="Times New Roman"/>
+                <w:sz w:val="24"/>
+                <w:szCs w:val="24"/>
+              </w:rPr>
+            </w:pPr>
+            <w:r>
+              <w:rPr>
+                <w:rFonts w:ascii="Times New Roman" w:hAnsi="Times New Roman" w:cs="Times New Roman"/>
+                <w:sz w:val="24"/>
+                <w:szCs w:val="24"/>
+              </w:rPr>
               <w:t>General public-health context</w:t>
             </w:r>
           </w:p>
         </w:tc>
       </w:tr>
       <w:tr>
-        <w:tc>
-          <w:tcPr>
-            <w:tcW w:type="dxa" w:w="2248"/>
-          </w:tcPr>
-          <w:p>
-            <w:r>
+        <w:trPr>
+          <w:jc w:val="center"/>
+        </w:trPr>
+        <w:tc>
+          <w:tcPr>
+            <w:tcW w:w="2248" w:type="dxa"/>
+          </w:tcPr>
+          <w:p>
+            <w:pPr>
+              <w:spacing w:line="360" w:lineRule="auto"/>
+              <w:rPr>
+                <w:rFonts w:ascii="Times New Roman" w:hAnsi="Times New Roman" w:cs="Times New Roman"/>
+                <w:sz w:val="24"/>
+                <w:szCs w:val="24"/>
+              </w:rPr>
+            </w:pPr>
+            <w:r>
+              <w:rPr>
+                <w:rFonts w:ascii="Times New Roman" w:hAnsi="Times New Roman" w:cs="Times New Roman"/>
+                <w:sz w:val="24"/>
+                <w:szCs w:val="24"/>
+              </w:rPr>
               <w:t>Blacketer et al. (2021)</w:t>
             </w:r>
           </w:p>
         </w:tc>
         <w:tc>
           <w:tcPr>
-            <w:tcW w:type="dxa" w:w="2251"/>
-          </w:tcPr>
-          <w:p>
-            <w:r>
+            <w:tcW w:w="2251" w:type="dxa"/>
+          </w:tcPr>
+          <w:p>
+            <w:pPr>
+              <w:spacing w:line="360" w:lineRule="auto"/>
+              <w:rPr>
+                <w:rFonts w:ascii="Times New Roman" w:hAnsi="Times New Roman" w:cs="Times New Roman"/>
+                <w:sz w:val="24"/>
+                <w:szCs w:val="24"/>
+              </w:rPr>
+            </w:pPr>
+            <w:r>
+              <w:rPr>
+                <w:rFonts w:ascii="Times New Roman" w:hAnsi="Times New Roman" w:cs="Times New Roman"/>
+                <w:sz w:val="24"/>
+                <w:szCs w:val="24"/>
+              </w:rPr>
               <w:t>Data Quality Dashboard</w:t>
             </w:r>
           </w:p>
         </w:tc>
         <w:tc>
           <w:tcPr>
-            <w:tcW w:type="dxa" w:w="2269"/>
-          </w:tcPr>
-          <w:p>
-            <w:r>
+            <w:tcW w:w="2269" w:type="dxa"/>
+          </w:tcPr>
+          <w:p>
+            <w:pPr>
+              <w:spacing w:line="360" w:lineRule="auto"/>
+              <w:rPr>
+                <w:rFonts w:ascii="Times New Roman" w:hAnsi="Times New Roman" w:cs="Times New Roman"/>
+                <w:sz w:val="24"/>
+                <w:szCs w:val="24"/>
+              </w:rPr>
+            </w:pPr>
+            <w:r>
+              <w:rPr>
+                <w:rFonts w:ascii="Times New Roman" w:hAnsi="Times New Roman" w:cs="Times New Roman"/>
+                <w:sz w:val="24"/>
+                <w:szCs w:val="24"/>
+              </w:rPr>
               <w:t>Supports data quality reporting before analytics interpretation</w:t>
             </w:r>
           </w:p>
         </w:tc>
         <w:tc>
           <w:tcPr>
-            <w:tcW w:type="dxa" w:w="2248"/>
-          </w:tcPr>
-          <w:p>
-            <w:r>
+            <w:tcW w:w="2248" w:type="dxa"/>
+          </w:tcPr>
+          <w:p>
+            <w:pPr>
+              <w:spacing w:line="360" w:lineRule="auto"/>
+              <w:rPr>
+                <w:rFonts w:ascii="Times New Roman" w:hAnsi="Times New Roman" w:cs="Times New Roman"/>
+                <w:sz w:val="24"/>
+                <w:szCs w:val="24"/>
+              </w:rPr>
+            </w:pPr>
+            <w:r>
+              <w:rPr>
+                <w:rFonts w:ascii="Times New Roman" w:hAnsi="Times New Roman" w:cs="Times New Roman"/>
+                <w:sz w:val="24"/>
+                <w:szCs w:val="24"/>
+              </w:rPr>
               <w:t>Healthcare context but transferable</w:t>
             </w:r>
           </w:p>
         </w:tc>
       </w:tr>
       <w:tr>
-        <w:tc>
-          <w:tcPr>
-            <w:tcW w:type="dxa" w:w="2248"/>
-          </w:tcPr>
-          <w:p>
-            <w:r>
+        <w:trPr>
+          <w:jc w:val="center"/>
+        </w:trPr>
+        <w:tc>
+          <w:tcPr>
+            <w:tcW w:w="2248" w:type="dxa"/>
+          </w:tcPr>
+          <w:p>
+            <w:pPr>
+              <w:spacing w:line="360" w:lineRule="auto"/>
+              <w:rPr>
+                <w:rFonts w:ascii="Times New Roman" w:hAnsi="Times New Roman" w:cs="Times New Roman"/>
+                <w:sz w:val="24"/>
+                <w:szCs w:val="24"/>
+              </w:rPr>
+            </w:pPr>
+            <w:r>
+              <w:rPr>
+                <w:rFonts w:ascii="Times New Roman" w:hAnsi="Times New Roman" w:cs="Times New Roman"/>
+                <w:sz w:val="24"/>
+                <w:szCs w:val="24"/>
+              </w:rPr>
               <w:t>Fu et al. (2024)</w:t>
             </w:r>
           </w:p>
         </w:tc>
         <w:tc>
           <w:tcPr>
-            <w:tcW w:type="dxa" w:w="2251"/>
-          </w:tcPr>
-          <w:p>
-            <w:r>
+            <w:tcW w:w="2251" w:type="dxa"/>
+          </w:tcPr>
+          <w:p>
+            <w:pPr>
+              <w:spacing w:line="360" w:lineRule="auto"/>
+              <w:rPr>
+                <w:rFonts w:ascii="Times New Roman" w:hAnsi="Times New Roman" w:cs="Times New Roman"/>
+                <w:sz w:val="24"/>
+                <w:szCs w:val="24"/>
+              </w:rPr>
+            </w:pPr>
+            <w:r>
+              <w:rPr>
+                <w:rFonts w:ascii="Times New Roman" w:hAnsi="Times New Roman" w:cs="Times New Roman"/>
+                <w:sz w:val="24"/>
+                <w:szCs w:val="24"/>
+              </w:rPr>
               <w:t>Industrial data quality review</w:t>
             </w:r>
           </w:p>
         </w:tc>
         <w:tc>
           <w:tcPr>
-            <w:tcW w:type="dxa" w:w="2269"/>
-          </w:tcPr>
-          <w:p>
-            <w:r>
+            <w:tcW w:w="2269" w:type="dxa"/>
+          </w:tcPr>
+          <w:p>
+            <w:pPr>
+              <w:spacing w:line="360" w:lineRule="auto"/>
+              <w:rPr>
+                <w:rFonts w:ascii="Times New Roman" w:hAnsi="Times New Roman" w:cs="Times New Roman"/>
+                <w:sz w:val="24"/>
+                <w:szCs w:val="24"/>
+              </w:rPr>
+            </w:pPr>
+            <w:r>
+              <w:rPr>
+                <w:rFonts w:ascii="Times New Roman" w:hAnsi="Times New Roman" w:cs="Times New Roman"/>
+                <w:sz w:val="24"/>
+                <w:szCs w:val="24"/>
+              </w:rPr>
               <w:t>Supports staging, cleaning flags, and governance workflow</w:t>
             </w:r>
           </w:p>
         </w:tc>
         <w:tc>
           <w:tcPr>
-            <w:tcW w:type="dxa" w:w="2248"/>
-          </w:tcPr>
-          <w:p>
-            <w:r>
+            <w:tcW w:w="2248" w:type="dxa"/>
+          </w:tcPr>
+          <w:p>
+            <w:pPr>
+              <w:spacing w:line="360" w:lineRule="auto"/>
+              <w:rPr>
+                <w:rFonts w:ascii="Times New Roman" w:hAnsi="Times New Roman" w:cs="Times New Roman"/>
+                <w:sz w:val="24"/>
+                <w:szCs w:val="24"/>
+              </w:rPr>
+            </w:pPr>
+            <w:r>
+              <w:rPr>
+                <w:rFonts w:ascii="Times New Roman" w:hAnsi="Times New Roman" w:cs="Times New Roman"/>
+                <w:sz w:val="24"/>
+                <w:szCs w:val="24"/>
+              </w:rPr>
               <w:t>Conceptual review</w:t>
             </w:r>
           </w:p>
         </w:tc>
       </w:tr>
       <w:tr>
-        <w:tc>
-          <w:tcPr>
-            <w:tcW w:type="dxa" w:w="2248"/>
-          </w:tcPr>
-          <w:p>
-            <w:r>
+        <w:trPr>
+          <w:jc w:val="center"/>
+        </w:trPr>
+        <w:tc>
+          <w:tcPr>
+            <w:tcW w:w="2248" w:type="dxa"/>
+          </w:tcPr>
+          <w:p>
+            <w:pPr>
+              <w:spacing w:line="360" w:lineRule="auto"/>
+              <w:rPr>
+                <w:rFonts w:ascii="Times New Roman" w:hAnsi="Times New Roman" w:cs="Times New Roman"/>
+                <w:sz w:val="24"/>
+                <w:szCs w:val="24"/>
+              </w:rPr>
+            </w:pPr>
+            <w:r>
+              <w:rPr>
+                <w:rFonts w:ascii="Times New Roman" w:hAnsi="Times New Roman" w:cs="Times New Roman"/>
+                <w:sz w:val="24"/>
+                <w:szCs w:val="24"/>
+              </w:rPr>
               <w:t>Tonle et al. (2024)</w:t>
             </w:r>
           </w:p>
         </w:tc>
         <w:tc>
           <w:tcPr>
-            <w:tcW w:type="dxa" w:w="2251"/>
-          </w:tcPr>
-          <w:p>
-            <w:r>
+            <w:tcW w:w="2251" w:type="dxa"/>
+          </w:tcPr>
+          <w:p>
+            <w:pPr>
+              <w:spacing w:line="360" w:lineRule="auto"/>
+              <w:rPr>
+                <w:rFonts w:ascii="Times New Roman" w:hAnsi="Times New Roman" w:cs="Times New Roman"/>
+                <w:sz w:val="24"/>
+                <w:szCs w:val="24"/>
+              </w:rPr>
+            </w:pPr>
+            <w:r>
+              <w:rPr>
+                <w:rFonts w:ascii="Times New Roman" w:hAnsi="Times New Roman" w:cs="Times New Roman"/>
+                <w:sz w:val="24"/>
+                <w:szCs w:val="24"/>
+              </w:rPr>
               <w:t>Pest management DSS roadmap</w:t>
             </w:r>
           </w:p>
         </w:tc>
         <w:tc>
           <w:tcPr>
-            <w:tcW w:type="dxa" w:w="2269"/>
-          </w:tcPr>
-          <w:p>
-            <w:r>
+            <w:tcW w:w="2269" w:type="dxa"/>
+          </w:tcPr>
+          <w:p>
+            <w:pPr>
+              <w:spacing w:line="360" w:lineRule="auto"/>
+              <w:rPr>
+                <w:rFonts w:ascii="Times New Roman" w:hAnsi="Times New Roman" w:cs="Times New Roman"/>
+                <w:sz w:val="24"/>
+                <w:szCs w:val="24"/>
+              </w:rPr>
+            </w:pPr>
+            <w:r>
+              <w:rPr>
+                <w:rFonts w:ascii="Times New Roman" w:hAnsi="Times New Roman" w:cs="Times New Roman"/>
+                <w:sz w:val="24"/>
+                <w:szCs w:val="24"/>
+              </w:rPr>
               <w:t>Supports architecture connecting data, models, and decision outputs</w:t>
             </w:r>
           </w:p>
         </w:tc>
         <w:tc>
           <w:tcPr>
-            <w:tcW w:type="dxa" w:w="2248"/>
-          </w:tcPr>
-          <w:p>
-            <w:r>
+            <w:tcW w:w="2248" w:type="dxa"/>
+          </w:tcPr>
+          <w:p>
+            <w:pPr>
+              <w:spacing w:line="360" w:lineRule="auto"/>
+              <w:rPr>
+                <w:rFonts w:ascii="Times New Roman" w:hAnsi="Times New Roman" w:cs="Times New Roman"/>
+                <w:sz w:val="24"/>
+                <w:szCs w:val="24"/>
+              </w:rPr>
+            </w:pPr>
+            <w:r>
+              <w:rPr>
+                <w:rFonts w:ascii="Times New Roman" w:hAnsi="Times New Roman" w:cs="Times New Roman"/>
+                <w:sz w:val="24"/>
+                <w:szCs w:val="24"/>
+              </w:rPr>
               <w:t>Agricultural IPM context</w:t>
             </w:r>
           </w:p>
         </w:tc>
       </w:tr>
       <w:tr>
-        <w:tc>
-          <w:tcPr>
-            <w:tcW w:type="dxa" w:w="2248"/>
-          </w:tcPr>
-          <w:p>
-            <w:r>
+        <w:trPr>
+          <w:jc w:val="center"/>
+        </w:trPr>
+        <w:tc>
+          <w:tcPr>
+            <w:tcW w:w="2248" w:type="dxa"/>
+          </w:tcPr>
+          <w:p>
+            <w:pPr>
+              <w:spacing w:line="360" w:lineRule="auto"/>
+              <w:rPr>
+                <w:rFonts w:ascii="Times New Roman" w:hAnsi="Times New Roman" w:cs="Times New Roman"/>
+                <w:sz w:val="24"/>
+                <w:szCs w:val="24"/>
+              </w:rPr>
+            </w:pPr>
+            <w:r>
+              <w:rPr>
+                <w:rFonts w:ascii="Times New Roman" w:hAnsi="Times New Roman" w:cs="Times New Roman"/>
+                <w:sz w:val="24"/>
+                <w:szCs w:val="24"/>
+              </w:rPr>
               <w:t>Marinko et al. (2024)</w:t>
             </w:r>
           </w:p>
         </w:tc>
         <w:tc>
           <w:tcPr>
-            <w:tcW w:type="dxa" w:w="2251"/>
-          </w:tcPr>
-          <w:p>
-            <w:r>
+            <w:tcW w:w="2251" w:type="dxa"/>
+          </w:tcPr>
+          <w:p>
+            <w:pPr>
+              <w:spacing w:line="360" w:lineRule="auto"/>
+              <w:rPr>
+                <w:rFonts w:ascii="Times New Roman" w:hAnsi="Times New Roman" w:cs="Times New Roman"/>
+                <w:sz w:val="24"/>
+                <w:szCs w:val="24"/>
+              </w:rPr>
+            </w:pPr>
+            <w:r>
+              <w:rPr>
+                <w:rFonts w:ascii="Times New Roman" w:hAnsi="Times New Roman" w:cs="Times New Roman"/>
+                <w:sz w:val="24"/>
+                <w:szCs w:val="24"/>
+              </w:rPr>
               <w:t>IPM DSS typology web app</w:t>
             </w:r>
           </w:p>
         </w:tc>
         <w:tc>
           <w:tcPr>
-            <w:tcW w:type="dxa" w:w="2269"/>
-          </w:tcPr>
-          <w:p>
-            <w:r>
+            <w:tcW w:w="2269" w:type="dxa"/>
+          </w:tcPr>
+          <w:p>
+            <w:pPr>
+              <w:spacing w:line="360" w:lineRule="auto"/>
+              <w:rPr>
+                <w:rFonts w:ascii="Times New Roman" w:hAnsi="Times New Roman" w:cs="Times New Roman"/>
+                <w:sz w:val="24"/>
+                <w:szCs w:val="24"/>
+              </w:rPr>
+            </w:pPr>
+            <w:r>
+              <w:rPr>
+                <w:rFonts w:ascii="Times New Roman" w:hAnsi="Times New Roman" w:cs="Times New Roman"/>
+                <w:sz w:val="24"/>
+                <w:szCs w:val="24"/>
+              </w:rPr>
               <w:t>Supports classifying monitoring, prediction, and recommendation features</w:t>
             </w:r>
           </w:p>
         </w:tc>
         <w:tc>
           <w:tcPr>
-            <w:tcW w:type="dxa" w:w="2248"/>
-          </w:tcPr>
-          <w:p>
-            <w:r>
+            <w:tcW w:w="2248" w:type="dxa"/>
+          </w:tcPr>
+          <w:p>
+            <w:pPr>
+              <w:spacing w:line="360" w:lineRule="auto"/>
+              <w:rPr>
+                <w:rFonts w:ascii="Times New Roman" w:hAnsi="Times New Roman" w:cs="Times New Roman"/>
+                <w:sz w:val="24"/>
+                <w:szCs w:val="24"/>
+              </w:rPr>
+            </w:pPr>
+            <w:r>
+              <w:rPr>
+                <w:rFonts w:ascii="Times New Roman" w:hAnsi="Times New Roman" w:cs="Times New Roman"/>
+                <w:sz w:val="24"/>
+                <w:szCs w:val="24"/>
+              </w:rPr>
               <w:t>Agricultural DSS focus</w:t>
             </w:r>
           </w:p>
         </w:tc>
       </w:tr>
       <w:tr>
-        <w:tc>
-          <w:tcPr>
-            <w:tcW w:type="dxa" w:w="2248"/>
-          </w:tcPr>
-          <w:p>
-            <w:r>
+        <w:trPr>
+          <w:jc w:val="center"/>
+        </w:trPr>
+        <w:tc>
+          <w:tcPr>
+            <w:tcW w:w="2248" w:type="dxa"/>
+          </w:tcPr>
+          <w:p>
+            <w:pPr>
+              <w:spacing w:line="360" w:lineRule="auto"/>
+              <w:rPr>
+                <w:rFonts w:ascii="Times New Roman" w:hAnsi="Times New Roman" w:cs="Times New Roman"/>
+                <w:sz w:val="24"/>
+                <w:szCs w:val="24"/>
+              </w:rPr>
+            </w:pPr>
+            <w:r>
+              <w:rPr>
+                <w:rFonts w:ascii="Times New Roman" w:hAnsi="Times New Roman" w:cs="Times New Roman"/>
+                <w:sz w:val="24"/>
+                <w:szCs w:val="24"/>
+              </w:rPr>
               <w:t>Fiori et al. (2024)</w:t>
             </w:r>
           </w:p>
         </w:tc>
         <w:tc>
           <w:tcPr>
-            <w:tcW w:type="dxa" w:w="2251"/>
-          </w:tcPr>
-          <w:p>
-            <w:r>
+            <w:tcW w:w="2251" w:type="dxa"/>
+          </w:tcPr>
+          <w:p>
+            <w:pPr>
+              <w:spacing w:line="360" w:lineRule="auto"/>
+              <w:rPr>
+                <w:rFonts w:ascii="Times New Roman" w:hAnsi="Times New Roman" w:cs="Times New Roman"/>
+                <w:sz w:val="24"/>
+                <w:szCs w:val="24"/>
+              </w:rPr>
+            </w:pPr>
+            <w:r>
+              <w:rPr>
+                <w:rFonts w:ascii="Times New Roman" w:hAnsi="Times New Roman" w:cs="Times New Roman"/>
+                <w:sz w:val="24"/>
+                <w:szCs w:val="24"/>
+              </w:rPr>
               <w:t>SMARTerra pest/disease DSS</w:t>
             </w:r>
           </w:p>
         </w:tc>
         <w:tc>
           <w:tcPr>
-            <w:tcW w:type="dxa" w:w="2269"/>
-          </w:tcPr>
-          <w:p>
-            <w:r>
+            <w:tcW w:w="2269" w:type="dxa"/>
+          </w:tcPr>
+          <w:p>
+            <w:pPr>
+              <w:spacing w:line="360" w:lineRule="auto"/>
+              <w:rPr>
+                <w:rFonts w:ascii="Times New Roman" w:hAnsi="Times New Roman" w:cs="Times New Roman"/>
+                <w:sz w:val="24"/>
+                <w:szCs w:val="24"/>
+              </w:rPr>
+            </w:pPr>
+            <w:r>
+              <w:rPr>
+                <w:rFonts w:ascii="Times New Roman" w:hAnsi="Times New Roman" w:cs="Times New Roman"/>
+                <w:sz w:val="24"/>
+                <w:szCs w:val="24"/>
+              </w:rPr>
               <w:t>Supports high-resolution risk maps and planning dashboards</w:t>
             </w:r>
           </w:p>
         </w:tc>
         <w:tc>
           <w:tcPr>
-            <w:tcW w:type="dxa" w:w="2248"/>
-          </w:tcPr>
-          <w:p>
-            <w:r>
+            <w:tcW w:w="2248" w:type="dxa"/>
+          </w:tcPr>
+          <w:p>
+            <w:pPr>
+              <w:spacing w:line="360" w:lineRule="auto"/>
+              <w:rPr>
+                <w:rFonts w:ascii="Times New Roman" w:hAnsi="Times New Roman" w:cs="Times New Roman"/>
+                <w:sz w:val="24"/>
+                <w:szCs w:val="24"/>
+              </w:rPr>
+            </w:pPr>
+            <w:r>
+              <w:rPr>
+                <w:rFonts w:ascii="Times New Roman" w:hAnsi="Times New Roman" w:cs="Times New Roman"/>
+                <w:sz w:val="24"/>
+                <w:szCs w:val="24"/>
+              </w:rPr>
               <w:t>Plant pest/disease context</w:t>
             </w:r>
           </w:p>
         </w:tc>
       </w:tr>
       <w:tr>
-        <w:tc>
-          <w:tcPr>
-            <w:tcW w:type="dxa" w:w="2248"/>
-          </w:tcPr>
-          <w:p>
-            <w:r>
+        <w:trPr>
+          <w:jc w:val="center"/>
+        </w:trPr>
+        <w:tc>
+          <w:tcPr>
+            <w:tcW w:w="2248" w:type="dxa"/>
+          </w:tcPr>
+          <w:p>
+            <w:pPr>
+              <w:spacing w:line="360" w:lineRule="auto"/>
+              <w:rPr>
+                <w:rFonts w:ascii="Times New Roman" w:hAnsi="Times New Roman" w:cs="Times New Roman"/>
+                <w:sz w:val="24"/>
+                <w:szCs w:val="24"/>
+              </w:rPr>
+            </w:pPr>
+            <w:r>
+              <w:rPr>
+                <w:rFonts w:ascii="Times New Roman" w:hAnsi="Times New Roman" w:cs="Times New Roman"/>
+                <w:sz w:val="24"/>
+                <w:szCs w:val="24"/>
+              </w:rPr>
               <w:t>Marinko et al. (2025)</w:t>
             </w:r>
           </w:p>
         </w:tc>
         <w:tc>
           <w:tcPr>
-            <w:tcW w:type="dxa" w:w="2251"/>
-          </w:tcPr>
-          <w:p>
-            <w:r>
+            <w:tcW w:w="2251" w:type="dxa"/>
+          </w:tcPr>
+          <w:p>
+            <w:pPr>
+              <w:spacing w:line="360" w:lineRule="auto"/>
+              <w:rPr>
+                <w:rFonts w:ascii="Times New Roman" w:hAnsi="Times New Roman" w:cs="Times New Roman"/>
+                <w:sz w:val="24"/>
+                <w:szCs w:val="24"/>
+              </w:rPr>
+            </w:pPr>
+            <w:r>
+              <w:rPr>
+                <w:rFonts w:ascii="Times New Roman" w:hAnsi="Times New Roman" w:cs="Times New Roman"/>
+                <w:sz w:val="24"/>
+                <w:szCs w:val="24"/>
+              </w:rPr>
               <w:t>DSS adoption barriers</w:t>
             </w:r>
           </w:p>
         </w:tc>
         <w:tc>
           <w:tcPr>
-            <w:tcW w:type="dxa" w:w="2269"/>
-          </w:tcPr>
-          <w:p>
-            <w:r>
+            <w:tcW w:w="2269" w:type="dxa"/>
+          </w:tcPr>
+          <w:p>
+            <w:pPr>
+              <w:spacing w:line="360" w:lineRule="auto"/>
+              <w:rPr>
+                <w:rFonts w:ascii="Times New Roman" w:hAnsi="Times New Roman" w:cs="Times New Roman"/>
+                <w:sz w:val="24"/>
+                <w:szCs w:val="24"/>
+              </w:rPr>
+            </w:pPr>
+            <w:r>
+              <w:rPr>
+                <w:rFonts w:ascii="Times New Roman" w:hAnsi="Times New Roman" w:cs="Times New Roman"/>
+                <w:sz w:val="24"/>
+                <w:szCs w:val="24"/>
+              </w:rPr>
               <w:t>Supports usability, trust, and adoption evaluation</w:t>
             </w:r>
           </w:p>
         </w:tc>
         <w:tc>
           <w:tcPr>
-            <w:tcW w:type="dxa" w:w="2248"/>
-          </w:tcPr>
-          <w:p>
-            <w:r>
+            <w:tcW w:w="2248" w:type="dxa"/>
+          </w:tcPr>
+          <w:p>
+            <w:pPr>
+              <w:spacing w:line="360" w:lineRule="auto"/>
+              <w:rPr>
+                <w:rFonts w:ascii="Times New Roman" w:hAnsi="Times New Roman" w:cs="Times New Roman"/>
+                <w:sz w:val="24"/>
+                <w:szCs w:val="24"/>
+              </w:rPr>
+            </w:pPr>
+            <w:r>
+              <w:rPr>
+                <w:rFonts w:ascii="Times New Roman" w:hAnsi="Times New Roman" w:cs="Times New Roman"/>
+                <w:sz w:val="24"/>
+                <w:szCs w:val="24"/>
+              </w:rPr>
               <w:t>European IPM setting</w:t>
             </w:r>
           </w:p>
         </w:tc>
       </w:tr>
       <w:tr>
-        <w:tc>
-          <w:tcPr>
-            <w:tcW w:type="dxa" w:w="2248"/>
-          </w:tcPr>
-          <w:p>
-            <w:r>
+        <w:trPr>
+          <w:jc w:val="center"/>
+        </w:trPr>
+        <w:tc>
+          <w:tcPr>
+            <w:tcW w:w="2248" w:type="dxa"/>
+          </w:tcPr>
+          <w:p>
+            <w:pPr>
+              <w:spacing w:line="360" w:lineRule="auto"/>
+              <w:rPr>
+                <w:rFonts w:ascii="Times New Roman" w:hAnsi="Times New Roman" w:cs="Times New Roman"/>
+                <w:sz w:val="24"/>
+                <w:szCs w:val="24"/>
+              </w:rPr>
+            </w:pPr>
+            <w:r>
+              <w:rPr>
+                <w:rFonts w:ascii="Times New Roman" w:hAnsi="Times New Roman" w:cs="Times New Roman"/>
+                <w:sz w:val="24"/>
+                <w:szCs w:val="24"/>
+              </w:rPr>
+              <w:lastRenderedPageBreak/>
               <w:t>Choi &amp; Hong (2021)</w:t>
             </w:r>
           </w:p>
         </w:tc>
         <w:tc>
           <w:tcPr>
-            <w:tcW w:type="dxa" w:w="2251"/>
-          </w:tcPr>
-          <w:p>
-            <w:r>
+            <w:tcW w:w="2251" w:type="dxa"/>
+          </w:tcPr>
+          <w:p>
+            <w:pPr>
+              <w:spacing w:line="360" w:lineRule="auto"/>
+              <w:rPr>
+                <w:rFonts w:ascii="Times New Roman" w:hAnsi="Times New Roman" w:cs="Times New Roman"/>
+                <w:sz w:val="24"/>
+                <w:szCs w:val="24"/>
+              </w:rPr>
+            </w:pPr>
+            <w:r>
+              <w:rPr>
+                <w:rFonts w:ascii="Times New Roman" w:hAnsi="Times New Roman" w:cs="Times New Roman"/>
+                <w:sz w:val="24"/>
+                <w:szCs w:val="24"/>
+              </w:rPr>
               <w:t>MDST-DBSCAN spatiotemporal clustering</w:t>
             </w:r>
           </w:p>
         </w:tc>
         <w:tc>
           <w:tcPr>
-            <w:tcW w:type="dxa" w:w="2269"/>
-          </w:tcPr>
-          <w:p>
-            <w:r>
+            <w:tcW w:w="2269" w:type="dxa"/>
+          </w:tcPr>
+          <w:p>
+            <w:pPr>
+              <w:spacing w:line="360" w:lineRule="auto"/>
+              <w:rPr>
+                <w:rFonts w:ascii="Times New Roman" w:hAnsi="Times New Roman" w:cs="Times New Roman"/>
+                <w:sz w:val="24"/>
+                <w:szCs w:val="24"/>
+              </w:rPr>
+            </w:pPr>
+            <w:r>
+              <w:rPr>
+                <w:rFonts w:ascii="Times New Roman" w:hAnsi="Times New Roman" w:cs="Times New Roman"/>
+                <w:sz w:val="24"/>
+                <w:szCs w:val="24"/>
+              </w:rPr>
               <w:t>Supports density-based hotspot detection with noisy spatial data</w:t>
             </w:r>
           </w:p>
         </w:tc>
         <w:tc>
           <w:tcPr>
-            <w:tcW w:type="dxa" w:w="2248"/>
-          </w:tcPr>
-          <w:p>
-            <w:r>
+            <w:tcW w:w="2248" w:type="dxa"/>
+          </w:tcPr>
+          <w:p>
+            <w:pPr>
+              <w:spacing w:line="360" w:lineRule="auto"/>
+              <w:rPr>
+                <w:rFonts w:ascii="Times New Roman" w:hAnsi="Times New Roman" w:cs="Times New Roman"/>
+                <w:sz w:val="24"/>
+                <w:szCs w:val="24"/>
+              </w:rPr>
+            </w:pPr>
+            <w:r>
+              <w:rPr>
+                <w:rFonts w:ascii="Times New Roman" w:hAnsi="Times New Roman" w:cs="Times New Roman"/>
+                <w:sz w:val="24"/>
+                <w:szCs w:val="24"/>
+              </w:rPr>
               <w:t>More advanced than required</w:t>
             </w:r>
           </w:p>
         </w:tc>
       </w:tr>
       <w:tr>
-        <w:tc>
-          <w:tcPr>
-            <w:tcW w:type="dxa" w:w="2248"/>
-          </w:tcPr>
-          <w:p>
-            <w:r>
+        <w:trPr>
+          <w:jc w:val="center"/>
+        </w:trPr>
+        <w:tc>
+          <w:tcPr>
+            <w:tcW w:w="2248" w:type="dxa"/>
+          </w:tcPr>
+          <w:p>
+            <w:pPr>
+              <w:spacing w:line="360" w:lineRule="auto"/>
+              <w:rPr>
+                <w:rFonts w:ascii="Times New Roman" w:hAnsi="Times New Roman" w:cs="Times New Roman"/>
+                <w:sz w:val="24"/>
+                <w:szCs w:val="24"/>
+              </w:rPr>
+            </w:pPr>
+            <w:r>
+              <w:rPr>
+                <w:rFonts w:ascii="Times New Roman" w:hAnsi="Times New Roman" w:cs="Times New Roman"/>
+                <w:sz w:val="24"/>
+                <w:szCs w:val="24"/>
+              </w:rPr>
               <w:t>Ejike et al. (2025)</w:t>
             </w:r>
           </w:p>
         </w:tc>
         <w:tc>
           <w:tcPr>
-            <w:tcW w:type="dxa" w:w="2251"/>
-          </w:tcPr>
-          <w:p>
-            <w:r>
+            <w:tcW w:w="2251" w:type="dxa"/>
+          </w:tcPr>
+          <w:p>
+            <w:pPr>
+              <w:spacing w:line="360" w:lineRule="auto"/>
+              <w:rPr>
+                <w:rFonts w:ascii="Times New Roman" w:hAnsi="Times New Roman" w:cs="Times New Roman"/>
+                <w:sz w:val="24"/>
+                <w:szCs w:val="24"/>
+              </w:rPr>
+            </w:pPr>
+            <w:r>
+              <w:rPr>
+                <w:rFonts w:ascii="Times New Roman" w:hAnsi="Times New Roman" w:cs="Times New Roman"/>
+                <w:sz w:val="24"/>
+                <w:szCs w:val="24"/>
+              </w:rPr>
               <w:t>Rainfall prediction using ML</w:t>
             </w:r>
           </w:p>
         </w:tc>
         <w:tc>
           <w:tcPr>
-            <w:tcW w:type="dxa" w:w="2269"/>
-          </w:tcPr>
-          <w:p>
-            <w:r>
+            <w:tcW w:w="2269" w:type="dxa"/>
+          </w:tcPr>
+          <w:p>
+            <w:pPr>
+              <w:spacing w:line="360" w:lineRule="auto"/>
+              <w:rPr>
+                <w:rFonts w:ascii="Times New Roman" w:hAnsi="Times New Roman" w:cs="Times New Roman"/>
+                <w:sz w:val="24"/>
+                <w:szCs w:val="24"/>
+              </w:rPr>
+            </w:pPr>
+            <w:r>
+              <w:rPr>
+                <w:rFonts w:ascii="Times New Roman" w:hAnsi="Times New Roman" w:cs="Times New Roman"/>
+                <w:sz w:val="24"/>
+                <w:szCs w:val="24"/>
+              </w:rPr>
               <w:t>Supports lightweight weather modelling and logistic regression comparison</w:t>
             </w:r>
           </w:p>
         </w:tc>
         <w:tc>
           <w:tcPr>
-            <w:tcW w:type="dxa" w:w="2248"/>
-          </w:tcPr>
-          <w:p>
-            <w:r>
+            <w:tcW w:w="2248" w:type="dxa"/>
+          </w:tcPr>
+          <w:p>
+            <w:pPr>
+              <w:spacing w:line="360" w:lineRule="auto"/>
+              <w:rPr>
+                <w:rFonts w:ascii="Times New Roman" w:hAnsi="Times New Roman" w:cs="Times New Roman"/>
+                <w:sz w:val="24"/>
+                <w:szCs w:val="24"/>
+              </w:rPr>
+            </w:pPr>
+            <w:r>
+              <w:rPr>
+                <w:rFonts w:ascii="Times New Roman" w:hAnsi="Times New Roman" w:cs="Times New Roman"/>
+                <w:sz w:val="24"/>
+                <w:szCs w:val="24"/>
+              </w:rPr>
               <w:t>Weather prediction, not pest outcome</w:t>
             </w:r>
           </w:p>
         </w:tc>
       </w:tr>
       <w:tr>
-        <w:tc>
-          <w:tcPr>
-            <w:tcW w:type="dxa" w:w="2248"/>
-          </w:tcPr>
-          <w:p>
-            <w:r>
+        <w:trPr>
+          <w:jc w:val="center"/>
+        </w:trPr>
+        <w:tc>
+          <w:tcPr>
+            <w:tcW w:w="2248" w:type="dxa"/>
+          </w:tcPr>
+          <w:p>
+            <w:pPr>
+              <w:spacing w:line="360" w:lineRule="auto"/>
+              <w:rPr>
+                <w:rFonts w:ascii="Times New Roman" w:hAnsi="Times New Roman" w:cs="Times New Roman"/>
+                <w:sz w:val="24"/>
+                <w:szCs w:val="24"/>
+              </w:rPr>
+            </w:pPr>
+            <w:r>
+              <w:rPr>
+                <w:rFonts w:ascii="Times New Roman" w:hAnsi="Times New Roman" w:cs="Times New Roman"/>
+                <w:sz w:val="24"/>
+                <w:szCs w:val="24"/>
+              </w:rPr>
               <w:t>Leybourne et al. (2025)</w:t>
             </w:r>
           </w:p>
         </w:tc>
         <w:tc>
           <w:tcPr>
-            <w:tcW w:type="dxa" w:w="2251"/>
-          </w:tcPr>
-          <w:p>
-            <w:r>
+            <w:tcW w:w="2251" w:type="dxa"/>
+          </w:tcPr>
+          <w:p>
+            <w:pPr>
+              <w:spacing w:line="360" w:lineRule="auto"/>
+              <w:rPr>
+                <w:rFonts w:ascii="Times New Roman" w:hAnsi="Times New Roman" w:cs="Times New Roman"/>
+                <w:sz w:val="24"/>
+                <w:szCs w:val="24"/>
+              </w:rPr>
+            </w:pPr>
+            <w:r>
+              <w:rPr>
+                <w:rFonts w:ascii="Times New Roman" w:hAnsi="Times New Roman" w:cs="Times New Roman"/>
+                <w:sz w:val="24"/>
+                <w:szCs w:val="24"/>
+              </w:rPr>
               <w:t>AI in pest monitoring schemes</w:t>
             </w:r>
           </w:p>
         </w:tc>
         <w:tc>
           <w:tcPr>
-            <w:tcW w:type="dxa" w:w="2269"/>
-          </w:tcPr>
-          <w:p>
-            <w:r>
+            <w:tcW w:w="2269" w:type="dxa"/>
+          </w:tcPr>
+          <w:p>
+            <w:pPr>
+              <w:spacing w:line="360" w:lineRule="auto"/>
+              <w:rPr>
+                <w:rFonts w:ascii="Times New Roman" w:hAnsi="Times New Roman" w:cs="Times New Roman"/>
+                <w:sz w:val="24"/>
+                <w:szCs w:val="24"/>
+              </w:rPr>
+            </w:pPr>
+            <w:r>
+              <w:rPr>
+                <w:rFonts w:ascii="Times New Roman" w:hAnsi="Times New Roman" w:cs="Times New Roman"/>
+                <w:sz w:val="24"/>
+                <w:szCs w:val="24"/>
+              </w:rPr>
               <w:t>Supports future AI explanation layer and adoption caution</w:t>
             </w:r>
           </w:p>
         </w:tc>
         <w:tc>
           <w:tcPr>
-            <w:tcW w:type="dxa" w:w="2248"/>
-          </w:tcPr>
-          <w:p>
-            <w:r>
+            <w:tcW w:w="2248" w:type="dxa"/>
+          </w:tcPr>
+          <w:p>
+            <w:pPr>
+              <w:spacing w:line="360" w:lineRule="auto"/>
+              <w:rPr>
+                <w:rFonts w:ascii="Times New Roman" w:hAnsi="Times New Roman" w:cs="Times New Roman"/>
+                <w:sz w:val="24"/>
+                <w:szCs w:val="24"/>
+              </w:rPr>
+            </w:pPr>
+            <w:r>
+              <w:rPr>
+                <w:rFonts w:ascii="Times New Roman" w:hAnsi="Times New Roman" w:cs="Times New Roman"/>
+                <w:sz w:val="24"/>
+                <w:szCs w:val="24"/>
+              </w:rPr>
               <w:t>Agricultural monitoring focus</w:t>
             </w:r>
           </w:p>
@@ -5669,7 +6527,6 @@
         </w:rPr>
       </w:pPr>
       <w:r>
-        <w:lastRenderedPageBreak/>
         <w:t>2.9 Research Gap</w:t>
       </w:r>
     </w:p>
@@ -5756,6 +6613,7 @@
           <w:sz w:val="24"/>
           <w:szCs w:val="24"/>
         </w:rPr>
+        <w:lastRenderedPageBreak/>
         <w:t>Chapter 3: Methodology</w:t>
       </w:r>
     </w:p>
@@ -6138,7 +6996,6 @@
                 <w:sz w:val="24"/>
                 <w:szCs w:val="24"/>
               </w:rPr>
-              <w:lastRenderedPageBreak/>
               <w:t>3. Data integration</w:t>
             </w:r>
           </w:p>
@@ -6619,6 +7476,7 @@
                 <w:sz w:val="24"/>
                 <w:szCs w:val="24"/>
               </w:rPr>
+              <w:lastRenderedPageBreak/>
               <w:t>8. Recommendation logging</w:t>
             </w:r>
           </w:p>
@@ -6874,7 +7732,6 @@
           <w:sz w:val="24"/>
           <w:szCs w:val="24"/>
         </w:rPr>
-        <w:lastRenderedPageBreak/>
         <w:t xml:space="preserve">The workflow is designed as a controlled analytics pipeline. Raw data is first extracted from Google Sheets, CSV/Excel exports, and Google Calendar. The Python ETL process validates the records, standardises field values, flags data quality issues, enriches services with weather and location features, and loads the output into BigQuery. BigQuery then stores three layers: raw staging tables, cleaned core tables, and dashboard-ready marts. Superset reads only the cleaned core or mart </w:t>
       </w:r>
       <w:proofErr w:type="gramStart"/>
@@ -7237,6 +8094,7 @@
                 <w:sz w:val="24"/>
                 <w:szCs w:val="24"/>
               </w:rPr>
+              <w:lastRenderedPageBreak/>
               <w:t>Cloud warehouse</w:t>
             </w:r>
           </w:p>
@@ -8076,6 +8934,7 @@
                 <w:sz w:val="24"/>
                 <w:szCs w:val="24"/>
               </w:rPr>
+              <w:lastRenderedPageBreak/>
               <w:t>Cleaned core</w:t>
             </w:r>
           </w:p>
@@ -8512,7 +9371,6 @@
                 <w:sz w:val="24"/>
                 <w:szCs w:val="24"/>
               </w:rPr>
-              <w:lastRenderedPageBreak/>
               <w:t>fact_service -&gt; fact_warranty</w:t>
             </w:r>
           </w:p>
@@ -8723,6 +9581,7 @@
                 <w:sz w:val="24"/>
                 <w:szCs w:val="24"/>
               </w:rPr>
+              <w:lastRenderedPageBreak/>
               <w:t>fact_service -&gt; fact_calendar_event</w:t>
             </w:r>
           </w:p>
@@ -9447,6 +10306,7 @@
                 <w:sz w:val="24"/>
                 <w:szCs w:val="24"/>
               </w:rPr>
+              <w:lastRenderedPageBreak/>
               <w:t>Services / sales</w:t>
             </w:r>
           </w:p>
@@ -10115,7 +10975,6 @@
           <w:sz w:val="24"/>
           <w:szCs w:val="24"/>
         </w:rPr>
-        <w:lastRenderedPageBreak/>
         <w:t>3.5 Data Cleaning, Inclusion, and Exclusion Rules</w:t>
       </w:r>
     </w:p>
@@ -10185,6 +11044,7 @@
                 <w:sz w:val="24"/>
                 <w:szCs w:val="24"/>
               </w:rPr>
+              <w:lastRenderedPageBreak/>
               <w:t>Data Element</w:t>
             </w:r>
           </w:p>
@@ -10689,7 +11549,6 @@
                 <w:sz w:val="24"/>
                 <w:szCs w:val="24"/>
               </w:rPr>
-              <w:lastRenderedPageBreak/>
               <w:t>Technician/team</w:t>
             </w:r>
           </w:p>
@@ -10882,6 +11741,7 @@
                 <w:sz w:val="24"/>
                 <w:szCs w:val="24"/>
               </w:rPr>
+              <w:lastRenderedPageBreak/>
               <w:t>Refund reason</w:t>
             </w:r>
           </w:p>
@@ -11194,16 +12054,7 @@
           <w:sz w:val="24"/>
           <w:szCs w:val="24"/>
         </w:rPr>
-        <w:t xml:space="preserve">The project will use a conservative exclusion policy. Records are not silently deleted. They are first preserved in staging tables, then marked with validation flags such as invalid_date, duplicate_candidate, unmatched_customer, unknown_area, missing_weather, or low_calendar_match_confidence. A record is excluded only from the analysis that cannot </w:t>
-      </w:r>
-      <w:r>
-        <w:rPr>
-          <w:rFonts w:ascii="Times New Roman" w:hAnsi="Times New Roman" w:cs="Times New Roman"/>
-          <w:sz w:val="24"/>
-          <w:szCs w:val="24"/>
-        </w:rPr>
-        <w:lastRenderedPageBreak/>
-        <w:t>safely use it. For example, a service with missing coordinates can still be used in revenue trends, but not in DBSCAN hotspot detection.</w:t>
+        <w:t>The project will use a conservative exclusion policy. Records are not silently deleted. They are first preserved in staging tables, then marked with validation flags such as invalid_date, duplicate_candidate, unmatched_customer, unknown_area, missing_weather, or low_calendar_match_confidence. A record is excluded only from the analysis that cannot safely use it. For example, a service with missing coordinates can still be used in revenue trends, but not in DBSCAN hotspot detection.</w:t>
       </w:r>
     </w:p>
     <w:tbl>
@@ -11529,6 +12380,7 @@
                 <w:sz w:val="24"/>
                 <w:szCs w:val="24"/>
               </w:rPr>
+              <w:lastRenderedPageBreak/>
               <w:t>Unmatched-customer count</w:t>
             </w:r>
           </w:p>
@@ -11808,7 +12660,15 @@
           <w:sz w:val="24"/>
           <w:szCs w:val="24"/>
         </w:rPr>
-        <w:t>Following the AI/ML methodology guide, the CP2 analytics workflow will follow a clear lifecycle: data acquisition from company Google Sheets, Google Calendar, and weather APIs; preprocessing through cleaning, standardisation, missing-value checks, duplicate detection, and matching; model selection based on data size and explainability; model or scoring implementation using transparent methods such as DBSCAN, KDE, time-lag analysis, recurrence buckets, and logistic regression where labels are sufficient; evaluation using data quality coverage, dashboard usability feedback, and interpretation accuracy; and dashboard deployment through BigQuery marts and Apache Superset.</w:t>
+        <w:t>Following the AI/ML methodology guide, the CP2 analytics workflow will follow a clear lifecycle: data acquisition from company Google Sheets, Google Calendar, and weather APIs; preprocessing through cleaning, standardisation, missing-value checks, duplicate detection, and matching; model selection based on data size and explainability; model or scoring implementation using transparent methods such as DBSCAN, KDE, time-lag analysis, recurrence buckets, and logistic regression where labels are sufficient; eva</w:t>
+      </w:r>
+      <w:r>
+        <w:rPr>
+          <w:rFonts w:ascii="Times New Roman" w:hAnsi="Times New Roman" w:cs="Times New Roman"/>
+          <w:sz w:val="24"/>
+          <w:szCs w:val="24"/>
+        </w:rPr>
+        <w:t>luation using data quality coverage, dashboard usability feedback, and interpretation accuracy; and dashboard deployment through BigQuery marts and Apache Superset.</w:t>
       </w:r>
     </w:p>
     <w:tbl>
@@ -11858,7 +12718,6 @@
                 <w:sz w:val="24"/>
                 <w:szCs w:val="24"/>
               </w:rPr>
-              <w:lastRenderedPageBreak/>
               <w:t>Question</w:t>
             </w:r>
           </w:p>
@@ -12267,6 +13126,7 @@
                 <w:sz w:val="24"/>
                 <w:szCs w:val="24"/>
               </w:rPr>
+              <w:lastRenderedPageBreak/>
               <w:t>Is weather associated with higher warranty/repeat risk?</w:t>
             </w:r>
           </w:p>
@@ -12741,7 +13601,6 @@
           <w:sz w:val="24"/>
           <w:szCs w:val="24"/>
         </w:rPr>
-        <w:lastRenderedPageBreak/>
         <w:t>For each service record, the ETL process will calculate rain_same_day_mm, rain_</w:t>
       </w:r>
       <w:proofErr w:type="gramStart"/>
@@ -12853,6 +13712,7 @@
           <w:sz w:val="24"/>
           <w:szCs w:val="24"/>
         </w:rPr>
+        <w:lastRenderedPageBreak/>
         <w:t>Recurrence buckets:</w:t>
       </w:r>
     </w:p>
@@ -12989,16 +13849,7 @@
           <w:sz w:val="24"/>
           <w:szCs w:val="24"/>
         </w:rPr>
-        <w:t xml:space="preserve">The visualization layer will be implemented in Apache Superset to reduce custom frontend development and align the project with a data analytics capstone. Superset will connect to </w:t>
-      </w:r>
-      <w:r>
-        <w:rPr>
-          <w:rFonts w:ascii="Times New Roman" w:hAnsi="Times New Roman" w:cs="Times New Roman"/>
-          <w:sz w:val="24"/>
-          <w:szCs w:val="24"/>
-        </w:rPr>
-        <w:lastRenderedPageBreak/>
-        <w:t>BigQuery tables/views and provide dashboards with filters for date range, grain, area, pest type, package type, team, technician, customer segment, and session type.</w:t>
+        <w:t>The visualization layer will be implemented in Apache Superset to reduce custom frontend development and align the project with a data analytics capstone. Superset will connect to BigQuery tables/views and provide dashboards with filters for date range, grain, area, pest type, package type, team, technician, customer segment, and session type.</w:t>
       </w:r>
     </w:p>
     <w:tbl>
@@ -13314,6 +14165,7 @@
                 <w:sz w:val="24"/>
                 <w:szCs w:val="24"/>
               </w:rPr>
+              <w:lastRenderedPageBreak/>
               <w:t>Treatment Difficulty</w:t>
             </w:r>
           </w:p>
@@ -13838,7 +14690,6 @@
           <w:sz w:val="24"/>
           <w:szCs w:val="24"/>
         </w:rPr>
-        <w:lastRenderedPageBreak/>
         <w:t>3.9 Data Governance and Privacy</w:t>
       </w:r>
     </w:p>
@@ -13888,7 +14739,16 @@
           <w:sz w:val="24"/>
           <w:szCs w:val="24"/>
         </w:rPr>
-        <w:t>The BigQuery model will support anonymised views for reporting. These views will remove or mask personally identifiable information while preserving the fields needed for analysis, such as service date, area, pest type, package type, claim status, refund category, and difficulty level. This supports privacy, ethics, and company confidence in using the system.</w:t>
+        <w:t xml:space="preserve">The BigQuery model will support anonymised views for reporting. These views will remove or mask personally identifiable information while preserving the fields needed for analysis, </w:t>
+      </w:r>
+      <w:r>
+        <w:rPr>
+          <w:rFonts w:ascii="Times New Roman" w:hAnsi="Times New Roman" w:cs="Times New Roman"/>
+          <w:sz w:val="24"/>
+          <w:szCs w:val="24"/>
+        </w:rPr>
+        <w:lastRenderedPageBreak/>
+        <w:t>such as service date, area, pest type, package type, claim status, refund category, and difficulty level. This supports privacy, ethics, and company confidence in using the system.</w:t>
       </w:r>
     </w:p>
     <w:p>
@@ -14223,7 +15083,6 @@
                 <w:sz w:val="24"/>
                 <w:szCs w:val="24"/>
               </w:rPr>
-              <w:lastRenderedPageBreak/>
               <w:t>Security and privacy</w:t>
             </w:r>
           </w:p>
@@ -14512,6 +15371,7 @@
                 <w:sz w:val="24"/>
                 <w:szCs w:val="24"/>
               </w:rPr>
+              <w:lastRenderedPageBreak/>
               <w:t>Data quality</w:t>
             </w:r>
           </w:p>
@@ -14952,7 +15812,6 @@
           <w:sz w:val="24"/>
           <w:szCs w:val="24"/>
         </w:rPr>
-        <w:lastRenderedPageBreak/>
         <w:t>Refresh testing: confirm scheduled ETL or BigQuery scheduled queries update marts and show last refresh status.</w:t>
       </w:r>
     </w:p>
@@ -15053,6 +15912,7 @@
           <w:sz w:val="24"/>
           <w:szCs w:val="24"/>
         </w:rPr>
+        <w:lastRenderedPageBreak/>
         <w:t>Insight usefulness: collect feedback on whether area risk, recurrence, treatment difficulty, and upsell outputs are actionable.</w:t>
       </w:r>
     </w:p>
@@ -15403,7 +16263,6 @@
                 <w:sz w:val="24"/>
                 <w:szCs w:val="24"/>
               </w:rPr>
-              <w:lastRenderedPageBreak/>
               <w:t>2</w:t>
             </w:r>
           </w:p>
@@ -15692,6 +16551,7 @@
                 <w:sz w:val="24"/>
                 <w:szCs w:val="24"/>
               </w:rPr>
+              <w:lastRenderedPageBreak/>
               <w:t>5</w:t>
             </w:r>
           </w:p>
@@ -16268,7 +17128,6 @@
                 <w:sz w:val="24"/>
                 <w:szCs w:val="24"/>
               </w:rPr>
-              <w:lastRenderedPageBreak/>
               <w:t>11</w:t>
             </w:r>
           </w:p>
@@ -16644,6 +17503,7 @@
         </w:rPr>
       </w:pPr>
       <w:r>
+        <w:lastRenderedPageBreak/>
         <w:t>4.2 Milestones</w:t>
       </w:r>
     </w:p>
@@ -17294,7 +18154,6 @@
                 <w:sz w:val="24"/>
                 <w:szCs w:val="24"/>
               </w:rPr>
-              <w:lastRenderedPageBreak/>
               <w:t>M6: Evaluation complete</w:t>
             </w:r>
           </w:p>
@@ -17822,6 +18681,7 @@
                 <w:sz w:val="24"/>
                 <w:szCs w:val="24"/>
               </w:rPr>
+              <w:lastRenderedPageBreak/>
               <w:t>Calendar event names are inconsistent</w:t>
             </w:r>
           </w:p>
@@ -18302,7 +19162,6 @@
                 <w:sz w:val="24"/>
                 <w:szCs w:val="24"/>
               </w:rPr>
-              <w:lastRenderedPageBreak/>
               <w:t>Company users need simpler explanations</w:t>
             </w:r>
           </w:p>
@@ -18399,223 +19258,189 @@
       </w:r>
     </w:p>
     <w:p>
-      <w:pPr/>
       <w:r>
         <w:t>Apache Superset. (2026). Google BigQuery database support. https://superset.apache.org/user-docs/databases/supported/google-bigquery</w:t>
       </w:r>
     </w:p>
     <w:p>
-      <w:pPr/>
       <w:r>
         <w:t>Apache Superset. (2026). Introduction to Apache Superset. https://superset.apache.org/user-docs/intro/</w:t>
       </w:r>
     </w:p>
     <w:p>
-      <w:pPr/>
       <w:r>
         <w:t>Biswas, S., Mohite, J., &amp; Pappula, S. (2022). Systems and methods for pest forecasting using historical pesticide usage information. U.S. Patent No. US11397837B2. https://patents.google.com/patent/US11397837B2</w:t>
       </w:r>
     </w:p>
     <w:p>
-      <w:pPr/>
       <w:r>
         <w:t>Blacketer, C., Defalco, F. J., Ryan, P. B., &amp; Rijnbeek, P. R. (2021). Increasing trust in real-world evidence through evaluation of observational data quality. Journal of the American Medical Informatics Association, 28(10), 2251-2257. https://doi.org/10.1093/jamia/ocab132</w:t>
       </w:r>
     </w:p>
     <w:p>
-      <w:pPr/>
       <w:r>
+        <w:lastRenderedPageBreak/>
         <w:t>Brimblecombe, P., Muller, G., Schmidt, M., Tischhauser, W., Landau, I., &amp; Querner, P. (2023). Urban pest abundance and public enquiries in Zurich 1991-2022. Insects, 14(10), 798. https://doi.org/10.3390/insects14100798</w:t>
       </w:r>
     </w:p>
     <w:p>
-      <w:pPr/>
       <w:r>
         <w:t>Calatayud, J., Jornet, M., Mateu, J., &amp; Pinto, C. M. A. (2023). A new population model for urban infestations. Chaos, Solitons &amp; Fractals, 175, 113939. https://doi.org/10.1016/j.chaos.2023.113939</w:t>
       </w:r>
     </w:p>
     <w:p>
-      <w:pPr/>
       <w:r>
         <w:t>Choi, C., &amp; Hong, S.-Y. (2021). MDST-DBSCAN: A density-based clustering method for multidimensional spatiotemporal data. ISPRS International Journal of Geo-Information, 10(6), 391. https://doi.org/10.3390/ijgi10060391</w:t>
       </w:r>
     </w:p>
     <w:p>
-      <w:pPr/>
       <w:r>
         <w:t>Cordon, J. A. (2026). Temporal evolution of predictive heat maps for Periplaneta americana infestation in urban sanitation networks (April 7 - June 23, 2022). Zenodo. https://doi.org/10.5281/zenodo.18186918</w:t>
       </w:r>
     </w:p>
     <w:p>
-      <w:pPr/>
       <w:r>
         <w:t>Dey, S., &amp; Roy, S. (2025). Digital Guardians: Revolutionizing pest management with AI and IoT for a greener future. In IoT and advanced intelligence computation for smart agriculture. CRC Press. https://doi.org/10.1201/9781003527664-5</w:t>
       </w:r>
     </w:p>
     <w:p>
-      <w:pPr/>
       <w:r>
         <w:t>Ejike, O., Ndzi, D., &amp; Shakir, M. Z. (2025). Comparative study of machine learning-based rainfall prediction in tropical and temperate climates. Climate, 13(8), 167. https://doi.org/10.3390/cli13080167</w:t>
       </w:r>
     </w:p>
     <w:p>
-      <w:pPr/>
       <w:r>
         <w:t>Erguler, K., et al. (2024). VEClim: An early warning decision support system for climate-sensitive vector activity and vector-borne disease risk assessment. Wellcome Open Research, 9, 697. https://doi.org/10.12688/wellcomeopenres.23122.1</w:t>
       </w:r>
     </w:p>
     <w:p>
-      <w:pPr/>
       <w:r>
         <w:t>Fiori, M., Fois, G., Gerardi, M. S., Maggio, F., Milesi, C., &amp; Pinna, A. (2024). SMARTerra, a high-resolution decision support system for monitoring plant pests and diseases. Applied Sciences, 14(18), 8275. https://doi.org/10.3390/app14188275</w:t>
       </w:r>
     </w:p>
     <w:p>
-      <w:pPr/>
       <w:r>
         <w:t>Fu, Q., Nicholson, G. L., &amp; Easton, J. M. (2024). Understanding data quality in a data-driven industry context: Insights from the fundamentals. Journal of Industrial Information Integration, 42, 100729. https://doi.org/10.1016/j.jii.2024.100729</w:t>
       </w:r>
     </w:p>
     <w:p>
-      <w:pPr/>
       <w:r>
         <w:t>Google Calendar. (2026). Google Calendar API overview. https://developers.google.com/workspace/calendar/api/guides/overview</w:t>
       </w:r>
     </w:p>
     <w:p>
-      <w:pPr/>
       <w:r>
         <w:t>Google Calendar. (2026). Events: list. https://developers.google.com/workspace/calendar/api/v3/reference/events/list</w:t>
       </w:r>
     </w:p>
     <w:p>
-      <w:pPr/>
       <w:r>
         <w:t>Google Cloud. (2026). BigQuery documentation. https://cloud.google.com/bigquery/docs</w:t>
       </w:r>
     </w:p>
     <w:p>
-      <w:pPr/>
       <w:r>
         <w:t>Google Cloud. (2026). Introduction to BigQuery. https://cloud.google.com/bigquery/docs/introduction</w:t>
       </w:r>
     </w:p>
     <w:p>
-      <w:pPr/>
       <w:r>
         <w:t>Gurcan, F., Ayaz, A., Menekse Dalveren, G. G., &amp; Derawi, M. (2023). Business intelligence strategies, best practices, and latest trends: Analysis of scientometric data from 2003 to 2023 using machine learning. Sustainability, 15(13), 9854. https://doi.org/10.3390/su15139854</w:t>
       </w:r>
     </w:p>
     <w:p>
-      <w:pPr/>
       <w:r>
         <w:t>Hiscox, A., Spencer, F., Dennehy, J., Dyall, W., Jenkins, A., Narendran, A., Das, A., Logan, J. G., &amp; Jones, R. T. (2025). The impact of adverse weather events on cockroaches and flies, and the possible effects on disease. Medical and Veterinary Entomology, 39(3), 500-514. https://doi.org/10.1111/mve.12797</w:t>
       </w:r>
     </w:p>
     <w:p>
-      <w:pPr/>
       <w:r>
+        <w:lastRenderedPageBreak/>
         <w:t>Kaloudis, E., Agrafioti, P., Sakka, M. K., &amp; Lampiri, E. (2026). A temperature-driven population dynamics model based on biweekly insect trap counts for stored-product pest management. Preprints. https://www.preprints.org/manuscript/202603.0573</w:t>
       </w:r>
     </w:p>
     <w:p>
-      <w:pPr/>
       <w:r>
         <w:t>Leybourne, D. J., Musa, N., &amp; Yang, P. (2025). Can artificial intelligence be integrated into pest monitoring schemes to help achieve sustainable agriculture? An entomological, management and computational perspective. Agricultural and Forest Entomology, 27(1), 8-17. https://doi.org/10.1111/afe.12630</w:t>
       </w:r>
     </w:p>
     <w:p>
-      <w:pPr/>
       <w:r>
         <w:t>Li, W., Dodwell, E., &amp; Cook, D. (2023). A clustering algorithm to organize satellite hotspot data for the purpose of tracking bushfires remotely. The R Journal, 15(1), 17-33. https://journal.r-project.org/articles/RJ-2023-022/</w:t>
       </w:r>
     </w:p>
     <w:p>
-      <w:pPr/>
       <w:r>
         <w:t>Lu, X., Wijayaratna, K., Huang, Y., &amp; Qiu, A. (2022). AI-enabled opportunities and transformation challenges for SMEs in the post-pandemic era: A review and research agenda. Frontiers in Public Health, 10, 885067. https://doi.org/10.3389/fpubh.2022.885067</w:t>
       </w:r>
     </w:p>
     <w:p>
-      <w:pPr/>
       <w:r>
         <w:t>Malaysia OpenAPI. (2026). Weather: Malaysia official Open API. https://developer.data.gov.my/realtime-api/weather</w:t>
       </w:r>
     </w:p>
     <w:p>
-      <w:pPr/>
       <w:r>
         <w:t>Malaysian Meteorological Department. (2026). Web Service API. https://api.met.gov.my/</w:t>
       </w:r>
     </w:p>
     <w:p>
-      <w:pPr/>
       <w:r>
         <w:t>Marinko, J., Blazica, B., Jorgensen, L. N., Matzen, N., Ramsden, M., &amp; Debeljak, M. (2024). Typology for decision support systems in integrated pest management and its implementation as a web application. Agronomy, 14(3), 485. https://doi.org/10.3390/agronomy14030485</w:t>
       </w:r>
     </w:p>
     <w:p>
-      <w:pPr/>
       <w:r>
         <w:t>Marinko, J., Kuzmanovski, V., Ramsden, M., &amp; Debeljak, M. (2025). Overcoming barriers to the adoption of decision support systems in integrated pest management in some European countries. Agronomy, 15(2), 426. https://doi.org/10.3390/agronomy15020426</w:t>
       </w:r>
     </w:p>
     <w:p>
-      <w:pPr/>
       <w:r>
         <w:t>Open-Meteo. (2026). Historical Weather API. https://open-meteo.com/en/docs/historical-weather-api</w:t>
       </w:r>
     </w:p>
     <w:p>
-      <w:pPr/>
       <w:r>
         <w:t>Open-Meteo. (2026). Licence and data sources. https://open-meteo.com/en/licence</w:t>
       </w:r>
     </w:p>
     <w:p>
-      <w:pPr/>
       <w:r>
         <w:t>Pinto, A. F., Olmstead, D., Calixto, A. A., &amp; Gomez, M. I. (2025). Network for Environment and Weather Applications: An overview of the digital pest management decision support tool. Applied Economics Teaching Resources. https://www.aetrjournal.org/UserFiles/file/AETR_2025_0218%20Final.pdf</w:t>
       </w:r>
     </w:p>
     <w:p>
-      <w:pPr/>
       <w:r>
         <w:t>Ragazou, K., Passas, I., Garefalakis, A., &amp; Zopounidis, C. (2023). Business intelligence model empowering SMEs to make better decisions and enhance their competitive advantage. Discover Analytics, 1, 2. https://doi.org/10.1007/s44257-022-00002-3</w:t>
       </w:r>
     </w:p>
     <w:p>
-      <w:pPr/>
       <w:r>
         <w:t>Richardson, J. L., McCoy, E. P., Parlavecchio, N., et al. (2025). Increasing rat numbers in cities are linked to climate warming, urbanization, and human population. Science Advances, 11(5), eads6782. https://doi.org/10.1126/sciadv.ads6782</w:t>
       </w:r>
     </w:p>
     <w:p>
-      <w:pPr/>
       <w:r>
         <w:t>Schulze, A., Brand, F., Geppert, J., &amp; Bol, G.-F. (2023). Digital dashboards visualizing public health data: A systematic review. Frontiers in Public Health, 11, 999958. https://doi.org/10.3389/fpubh.2023.999958</w:t>
       </w:r>
     </w:p>
     <w:p>
-      <w:pPr/>
       <w:r>
         <w:t>Sumido, E. C., Feliscuzo, L. S., &amp; Aliac, C. J. G. (2023). Pest classification and prediction: Analyzing the impact of weather to pest occurrence through machine learning. Journal of Engineering Science and Technology, 18, 124-138.</w:t>
       </w:r>
     </w:p>
     <w:p>
-      <w:pPr/>
       <w:r>
+        <w:lastRenderedPageBreak/>
         <w:t>Tonle, F. B. N., Niassy, S., Ndadji, M. M. Z., Tchendji, M. T., Nzeukou, A., Mudereri, B. T., Senagi, K., &amp; Tonnang, H. E. Z. (2024). A road map for developing novel decision support system (DSS) for disseminating integrated pest management (IPM) technologies. Computers and Electronics in Agriculture, 217, 108526. https://doi.org/10.1016/j.compag.2023.108526</w:t>
       </w:r>
     </w:p>
     <w:p>
-      <w:pPr/>
       <w:r>
         <w:t>Yao, J., Zhou, Z., Liu, H., Yao, S., &amp; Wu, J. (2026). Analyzing the influence of environment, demographic and socio-economic factors on Aedes albopictus (Diptera: Culicidae) mosquito density at the micro-level using XGBoost and SHAP. Parasites &amp; Vectors, 19, 71. https://doi.org/10.1186/s13071-025-07220-0</w:t>
       </w:r>
     </w:p>
     <w:p>
-      <w:pPr/>
       <w:r>
         <w:t>Zippenfenig, P. (2023). Open-Meteo.com Weather API [Computer software]. Zenodo. https://doi.org/10.5281/zenodo.7970649</w:t>
       </w:r>
@@ -18741,7 +19566,6 @@
           <w:rFonts w:ascii="Times New Roman" w:hAnsi="Times New Roman" w:cs="Times New Roman"/>
           <w:szCs w:val="24"/>
         </w:rPr>
-        <w:lastRenderedPageBreak/>
         <w:t>Area and Weather Risk</w:t>
       </w:r>
     </w:p>
@@ -18882,6 +19706,7 @@
           <w:rFonts w:ascii="Times New Roman" w:hAnsi="Times New Roman" w:cs="Times New Roman"/>
           <w:szCs w:val="24"/>
         </w:rPr>
+        <w:lastRenderedPageBreak/>
         <w:t>Upsell Intelligence</w:t>
       </w:r>
     </w:p>
@@ -19059,7 +19884,6 @@
           <w:sz w:val="24"/>
           <w:szCs w:val="24"/>
         </w:rPr>
-        <w:lastRenderedPageBreak/>
         <w:t>Appendix B: Proposed Data Warehouse Tables</w:t>
       </w:r>
     </w:p>
@@ -19596,6 +20420,7 @@
                 <w:sz w:val="24"/>
                 <w:szCs w:val="24"/>
               </w:rPr>
+              <w:lastRenderedPageBreak/>
               <w:t>fact_service</w:t>
             </w:r>
           </w:p>
@@ -20172,7 +20997,6 @@
                 <w:sz w:val="24"/>
                 <w:szCs w:val="24"/>
               </w:rPr>
-              <w:lastRenderedPageBreak/>
               <w:t>fact_recommendation_log</w:t>
             </w:r>
           </w:p>
@@ -20461,6 +21285,7 @@
                 <w:sz w:val="24"/>
                 <w:szCs w:val="24"/>
               </w:rPr>
+              <w:lastRenderedPageBreak/>
               <w:t>privacy_reporting_views</w:t>
             </w:r>
           </w:p>
@@ -21037,7 +21862,6 @@
                 <w:sz w:val="24"/>
                 <w:szCs w:val="24"/>
               </w:rPr>
-              <w:lastRenderedPageBreak/>
               <w:t>mart_recommendations</w:t>
             </w:r>
           </w:p>

--- a/docs/Nomobug_Capstone_Proposal_CP1_Updated.docx
+++ b/docs/Nomobug_Capstone_Proposal_CP1_Updated.docx
@@ -711,12 +711,7 @@
         </w:rPr>
       </w:pPr>
       <w:r>
-        <w:rPr>
-          <w:rFonts w:ascii="Times New Roman" w:hAnsi="Times New Roman" w:cs="Times New Roman"/>
-          <w:sz w:val="24"/>
-          <w:szCs w:val="24"/>
-        </w:rPr>
-        <w:t>This project proposes a web-based decision-support dashboard that integrates Nomobug's operational data with weather and location features to support descriptive, predictive, and prescriptive analytics. The system will use Python for extraction, validation, cleaning, transformation, weather enrichment, recurrence analysis, hotspot detection, and scoring; BigQuery as the cloud analytics warehouse; and Apache Superset as the dashboard visualization layer. The proposed analytics methods include day/week/month trend analysis, treatment difficulty scoring, warranty factor categorisation, recurrence window analysis, DBSCAN-based hotspot detection, KDE heatmap visualization, data quality monitoring, scheduled refresh, and lightweight explainable prediction where the dataset size supports it.</w:t>
+        <w:t>This project proposes a web-based decision-support dashboard supported by a data engineering pipeline. The planned CP2 system will extract data from Google Sheets, Google Calendar, CSV/Excel files, and weather APIs; load raw records into BigQuery; transform and test the data using dbt Core; orchestrate scheduled runs through Apache Airflow; and visualise dashboard-ready marts through Apache Superset. This shifts the project from a simple dashboard into an end-to-end analytics engineering workflow.</w:t>
       </w:r>
     </w:p>
     <w:p>
@@ -1117,12 +1112,7 @@
         </w:rPr>
       </w:pPr>
       <w:r>
-        <w:rPr>
-          <w:rFonts w:ascii="Times New Roman" w:hAnsi="Times New Roman" w:cs="Times New Roman"/>
-          <w:sz w:val="24"/>
-          <w:szCs w:val="24"/>
-        </w:rPr>
-        <w:t>The proposed system is therefore a web-based analytics and decision-support dashboard. During CP2, it will process operational data from Google Sheets and Google Calendar, enrich service records with weather and location features, store analytics-ready outputs in BigQuery, and present insights through Apache Superset dashboards. The system is intended to support management decision-making, not replace the company's existing workflow.</w:t>
+        <w:t>The proposed system is therefore a web-based analytics and decision-support dashboard built on a governed data engineering pipeline. During CP2, the system will process operational data from Google Sheets and Google Calendar, enrich service records with weather and location features, store raw and transformed outputs in BigQuery, use dbt Core for warehouse transformations and data tests, use Apache Airflow for orchestration, and present insights through Apache Superset dashboards. The system is intended to support management decision-making, not replace the company's existing workflow.</w:t>
       </w:r>
     </w:p>
     <w:p>
@@ -1341,6 +1331,14 @@
     </w:p>
     <w:p>
       <w:pPr>
+        <w:pStyle w:val="ListBullet"/>
+      </w:pPr>
+      <w:r>
+        <w:t>There is no automated and monitored data pipeline that can extract, validate, transform, test, and refresh these records into trusted dashboard-ready tables.</w:t>
+      </w:r>
+    </w:p>
+    <w:p>
+      <w:pPr>
         <w:pStyle w:val="Heading2"/>
         <w:spacing w:line="360" w:lineRule="auto"/>
         <w:rPr>
@@ -1383,43 +1381,23 @@
           <w:szCs w:val="24"/>
         </w:rPr>
         <w:lastRenderedPageBreak/>
-        <w:t xml:space="preserve">Google Sheets, Google Calendar, service, warranty, refund, payment, and </w:t>
+        <w:t xml:space="preserve">Google Sheets, Google Calendar, service, warranty, refund, payment, and upsell records into actionable business intelligence for service quality, treatment difficulty, recurrence monitoring, </w:t>
       </w:r>
-      <w:proofErr w:type="gramStart"/>
       <w:r>
         <w:rPr>
           <w:rFonts w:ascii="Times New Roman" w:hAnsi="Times New Roman" w:cs="Times New Roman"/>
           <w:sz w:val="24"/>
           <w:szCs w:val="24"/>
         </w:rPr>
-        <w:t>upsell</w:t>
+        <w:tab/>
       </w:r>
-      <w:proofErr w:type="gramEnd"/>
       <w:r>
         <w:rPr>
           <w:rFonts w:ascii="Times New Roman" w:hAnsi="Times New Roman" w:cs="Times New Roman"/>
           <w:sz w:val="24"/>
           <w:szCs w:val="24"/>
         </w:rPr>
-        <w:t xml:space="preserve"> records into actionable business intelligence for service quality, treatment difficulty, recurrence monitoring, area planning, and </w:t>
-      </w:r>
-      <w:proofErr w:type="gramStart"/>
-      <w:r>
-        <w:rPr>
-          <w:rFonts w:ascii="Times New Roman" w:hAnsi="Times New Roman" w:cs="Times New Roman"/>
-          <w:sz w:val="24"/>
-          <w:szCs w:val="24"/>
-        </w:rPr>
-        <w:t>upsell</w:t>
-      </w:r>
-      <w:proofErr w:type="gramEnd"/>
-      <w:r>
-        <w:rPr>
-          <w:rFonts w:ascii="Times New Roman" w:hAnsi="Times New Roman" w:cs="Times New Roman"/>
-          <w:sz w:val="24"/>
-          <w:szCs w:val="24"/>
-        </w:rPr>
-        <w:t xml:space="preserve"> strategy.</w:t>
+        <w:t xml:space="preserve"> planning, and upsell strategy.</w:t>
       </w:r>
     </w:p>
     <w:p>
@@ -1493,12 +1471,7 @@
         </w:rPr>
       </w:pPr>
       <w:r>
-        <w:rPr>
-          <w:rFonts w:ascii="Times New Roman" w:hAnsi="Times New Roman" w:cs="Times New Roman"/>
-          <w:sz w:val="24"/>
-          <w:szCs w:val="24"/>
-        </w:rPr>
-        <w:t>To develop, in CP2, a Python ETL and BigQuery warehouse workflow that cleans, validates, enriches, and stores operational data for Apache Superset dashboards.</w:t>
+        <w:t>To develop, in CP2, an Airflow-orchestrated ELT workflow using Python, BigQuery, dbt Core, flexible data contracts, and data quality checks to produce trusted analytics tables for Apache Superset dashboards.</w:t>
       </w:r>
     </w:p>
     <w:p>
@@ -1518,7 +1491,25 @@
           <w:sz w:val="24"/>
           <w:szCs w:val="24"/>
         </w:rPr>
-        <w:t>To implement descriptive, predictive, and prescriptive analytics modules for customer segmentation, treatment difficulty, warranty and repeat analysis, recurrence windows, hotspot detection, scheduling capacity, and upsell intelligence.</w:t>
+        <w:t xml:space="preserve">To implement descriptive, predictive, and prescriptive analytics modules for customer segmentation, treatment difficulty, warranty and repeat analysis, recurrence windows, hotspot detection, scheduling capacity, and </w:t>
+      </w:r>
+      <w:proofErr w:type="gramStart"/>
+      <w:r>
+        <w:rPr>
+          <w:rFonts w:ascii="Times New Roman" w:hAnsi="Times New Roman" w:cs="Times New Roman"/>
+          <w:sz w:val="24"/>
+          <w:szCs w:val="24"/>
+        </w:rPr>
+        <w:t>upsell</w:t>
+      </w:r>
+      <w:proofErr w:type="gramEnd"/>
+      <w:r>
+        <w:rPr>
+          <w:rFonts w:ascii="Times New Roman" w:hAnsi="Times New Roman" w:cs="Times New Roman"/>
+          <w:sz w:val="24"/>
+          <w:szCs w:val="24"/>
+        </w:rPr>
+        <w:t xml:space="preserve"> intelligence.</w:t>
       </w:r>
     </w:p>
     <w:p>
@@ -2010,21 +2001,8 @@
             <w:vAlign w:val="center"/>
           </w:tcPr>
           <w:p>
-            <w:pPr>
-              <w:spacing w:after="0" w:line="360" w:lineRule="auto"/>
-              <w:rPr>
-                <w:rFonts w:ascii="Times New Roman" w:hAnsi="Times New Roman" w:cs="Times New Roman"/>
-                <w:sz w:val="24"/>
-                <w:szCs w:val="24"/>
-              </w:rPr>
-            </w:pPr>
-            <w:r>
-              <w:rPr>
-                <w:rFonts w:ascii="Times New Roman" w:hAnsi="Times New Roman" w:cs="Times New Roman"/>
-                <w:sz w:val="24"/>
-                <w:szCs w:val="24"/>
-              </w:rPr>
-              <w:t>Data quality reporting, scheduled refresh, anonymised reporting views, and recommendation logging</w:t>
+            <w:r>
+              <w:t>Data quality reporting, flexible data contracts, Airflow scheduled refresh, dbt transformations/tests, anonymised reporting views, and recommendation logging</w:t>
             </w:r>
           </w:p>
         </w:tc>
@@ -2040,21 +2018,8 @@
             <w:vAlign w:val="center"/>
           </w:tcPr>
           <w:p>
-            <w:pPr>
-              <w:spacing w:after="0" w:line="360" w:lineRule="auto"/>
-              <w:rPr>
-                <w:rFonts w:ascii="Times New Roman" w:hAnsi="Times New Roman" w:cs="Times New Roman"/>
-                <w:sz w:val="24"/>
-                <w:szCs w:val="24"/>
-              </w:rPr>
-            </w:pPr>
-            <w:r>
-              <w:rPr>
-                <w:rFonts w:ascii="Times New Roman" w:hAnsi="Times New Roman" w:cs="Times New Roman"/>
-                <w:sz w:val="24"/>
-                <w:szCs w:val="24"/>
-              </w:rPr>
-              <w:t>Near-real-time refresh is not streaming real-time and depends on Google Sheets/API access</w:t>
+            <w:r>
+              <w:t>Near-real-time refresh is scheduled batch processing, not streaming real-time, and depends on Google Sheets/API access</w:t>
             </w:r>
           </w:p>
         </w:tc>
@@ -2121,6 +2086,28 @@
                 <w:szCs w:val="24"/>
               </w:rPr>
               <w:t>The AI layer will not make final decisions; it will explain analytics-backed recommendations</w:t>
+            </w:r>
+          </w:p>
+        </w:tc>
+      </w:tr>
+      <w:tr>
+        <w:tc>
+          <w:tcPr>
+            <w:tcW w:type="dxa" w:w="4710"/>
+          </w:tcPr>
+          <w:p>
+            <w:r>
+              <w:t>Bronze/Silver/Gold BigQuery warehouse layers, pipeline logs, lineage documentation, and dashboard-ready marts</w:t>
+            </w:r>
+          </w:p>
+        </w:tc>
+        <w:tc>
+          <w:tcPr>
+            <w:tcW w:type="dxa" w:w="4306"/>
+          </w:tcPr>
+          <w:p>
+            <w:r>
+              <w:t>The project will not attempt enterprise-scale streaming, complex MLOps, or production-grade multi-user access control</w:t>
             </w:r>
           </w:p>
         </w:tc>
@@ -2361,15 +2348,43 @@
           <w:sz w:val="24"/>
           <w:szCs w:val="24"/>
         </w:rPr>
-        <w:t>Schulze et al. (2023) provide a systematic review of digital dashboards and show that dashboards are most useful when they combine clear visual design, reliable data, and action-oriented communication. This supports the proposed use of Apache Superset dashboards for management users who need to scan key service, warranty, payment, and scheduling indicators quickly. Blacketer et al. (2021) further demonstrate the value of a dedicated data quality dashboard, showing that decision-makers need visibility into c</w:t>
+        <w:t xml:space="preserve">Schulze et al. (2023) </w:t>
       </w:r>
+      <w:proofErr w:type="gramStart"/>
       <w:r>
         <w:rPr>
           <w:rFonts w:ascii="Times New Roman" w:hAnsi="Times New Roman" w:cs="Times New Roman"/>
           <w:sz w:val="24"/>
           <w:szCs w:val="24"/>
         </w:rPr>
-        <w:t xml:space="preserve">ompleteness, conformance, and data reliability before trusting analytical outputs. For Nomobug, this </w:t>
+        <w:t>provide</w:t>
+      </w:r>
+      <w:proofErr w:type="gramEnd"/>
+      <w:r>
+        <w:rPr>
+          <w:rFonts w:ascii="Times New Roman" w:hAnsi="Times New Roman" w:cs="Times New Roman"/>
+          <w:sz w:val="24"/>
+          <w:szCs w:val="24"/>
+        </w:rPr>
+        <w:t xml:space="preserve"> a systematic review of digital dashboards and </w:t>
+      </w:r>
+      <w:proofErr w:type="gramStart"/>
+      <w:r>
+        <w:rPr>
+          <w:rFonts w:ascii="Times New Roman" w:hAnsi="Times New Roman" w:cs="Times New Roman"/>
+          <w:sz w:val="24"/>
+          <w:szCs w:val="24"/>
+        </w:rPr>
+        <w:t>show</w:t>
+      </w:r>
+      <w:proofErr w:type="gramEnd"/>
+      <w:r>
+        <w:rPr>
+          <w:rFonts w:ascii="Times New Roman" w:hAnsi="Times New Roman" w:cs="Times New Roman"/>
+          <w:sz w:val="24"/>
+          <w:szCs w:val="24"/>
+        </w:rPr>
+        <w:t xml:space="preserve"> that dashboards are most useful when they combine clear visual design, reliable data, and action-oriented communication. This supports the proposed use of Apache Superset dashboards for management users who need to scan key service, warranty, payment, and scheduling indicators quickly. Blacketer et al. (2021) further demonstrate the value of a dedicated data quality dashboard, showing that decision-makers need visibility into completeness, conformance, and data reliability before trusting analytical outputs. For Nomobug, this </w:t>
       </w:r>
       <w:proofErr w:type="gramStart"/>
       <w:r>
@@ -2698,15 +2713,7 @@
           <w:sz w:val="24"/>
           <w:szCs w:val="24"/>
         </w:rPr>
-        <w:t xml:space="preserve"> the need for practical architectures that connect data sources, models, and user-facing decision outputs. Although their focus is agricultural IPM, the architecture principle is highly relevant to this project because the Nomobug system will connect operational data, weather enrichment, analytics marts, and dashboard recommendations. Marinko et al. (2024) also develop a typology for IPM decision support sy</w:t>
-      </w:r>
-      <w:r>
-        <w:rPr>
-          <w:rFonts w:ascii="Times New Roman" w:hAnsi="Times New Roman" w:cs="Times New Roman"/>
-          <w:sz w:val="24"/>
-          <w:szCs w:val="24"/>
-        </w:rPr>
-        <w:t>stems and implement it as a web application, showing that DSS features must be classified clearly so users understand whether the system provides monitoring, prediction, recommendation, or advisory support.</w:t>
+        <w:t xml:space="preserve"> the need for practical architectures that connect data sources, models, and user-facing decision outputs. Although their focus is agricultural IPM, the architecture principle is highly relevant to this project because the Nomobug system will connect operational data, weather enrichment, analytics marts, and dashboard recommendations. Marinko et al. (2024) also develop a typology for IPM decision support systems and implement it as a web application, showing that DSS features must be classified clearly so users understand whether the system provides monitoring, prediction, recommendation, or advisory support.</w:t>
       </w:r>
     </w:p>
     <w:p>
@@ -2735,15 +2742,7 @@
           <w:sz w:val="24"/>
           <w:szCs w:val="24"/>
         </w:rPr>
-        <w:t>Fiori et al. (2024) present SMARTerra, a high-resolution DSS for monitoring plant pests and diseases through risk maps and timely intervention support. This strengthens the justification for using weather-associated risk maps and area-level planning views in Nomobug. Marinko et al. (2025) examine barriers to DSS adoption in integrated pest management and show that practical uptake depends on trust, usability, data availability, and perceived usefulness. This is important for the capstone because the dashboa</w:t>
-      </w:r>
-      <w:r>
-        <w:rPr>
-          <w:rFonts w:ascii="Times New Roman" w:hAnsi="Times New Roman" w:cs="Times New Roman"/>
-          <w:sz w:val="24"/>
-          <w:szCs w:val="24"/>
-        </w:rPr>
-        <w:t xml:space="preserve">rd must be understandable to company users, </w:t>
+        <w:t xml:space="preserve">Fiori et al. (2024) present SMARTerra, a high-resolution DSS for monitoring plant pests and diseases through risk maps and timely intervention support. This strengthens the justification for using weather-associated risk maps and area-level planning views in Nomobug. Marinko et al. (2025) examine barriers to DSS adoption in integrated pest management and show that practical uptake depends on trust, usability, data availability, and perceived usefulness. This is important for the capstone because the dashboard must be understandable to company users, </w:t>
       </w:r>
       <w:proofErr w:type="gramStart"/>
       <w:r>
@@ -2868,15 +2867,7 @@
           <w:sz w:val="24"/>
           <w:szCs w:val="24"/>
         </w:rPr>
-        <w:t>Choi and Hong (2021) propose MDST-DBSCAN for multidimensional spatiotemporal data and show that density-based methods can identify clusters while supporting irregular cluster shapes and noise separation. This supports the choice of DBSCAN-style hotspot detection for repeat-problem and warranty records, because pest service outcomes may cluster around small local areas rather than fixed administrative boundaries. The proposed project will keep the method simpler than MDST-DBSCAN for implementation, but the s</w:t>
-      </w:r>
-      <w:r>
-        <w:rPr>
-          <w:rFonts w:ascii="Times New Roman" w:hAnsi="Times New Roman" w:cs="Times New Roman"/>
-          <w:sz w:val="24"/>
-          <w:szCs w:val="24"/>
-        </w:rPr>
-        <w:t>tudy supports the suitability of density-based clustering for spatiotemporal analysis.</w:t>
+        <w:t>Choi and Hong (2021) propose MDST-DBSCAN for multidimensional spatiotemporal data and show that density-based methods can identify clusters while supporting irregular cluster shapes and noise separation. This supports the choice of DBSCAN-style hotspot detection for repeat-problem and warranty records, because pest service outcomes may cluster around small local areas rather than fixed administrative boundaries. The proposed project will keep the method simpler than MDST-DBSCAN for implementation, but the study supports the suitability of density-based clustering for spatiotemporal analysis.</w:t>
       </w:r>
     </w:p>
     <w:p>
@@ -3002,15 +2993,7 @@
           <w:sz w:val="24"/>
           <w:szCs w:val="24"/>
         </w:rPr>
-        <w:t>Yao et al. (2026) use XGBoost and SHAP to analyse environmental, demographic, and socio-economic factors associated with mosquito density. This demonstrates the value of explainability when environmental factors are used in pest-related modelling. However, the proposed Nomobug system will treat SHAP-style explanations as future work or optional model interpretation, because the first implementation should prioritise robust descriptive, spatial, and recurrence analytics over complex models that may overfit l</w:t>
-      </w:r>
-      <w:r>
-        <w:rPr>
-          <w:rFonts w:ascii="Times New Roman" w:hAnsi="Times New Roman" w:cs="Times New Roman"/>
-          <w:sz w:val="24"/>
-          <w:szCs w:val="24"/>
-        </w:rPr>
-        <w:t>imited warranty data.</w:t>
+        <w:t>Yao et al. (2026) use XGBoost and SHAP to analyse environmental, demographic, and socio-economic factors associated with mosquito density. This demonstrates the value of explainability when environmental factors are used in pest-related modelling. However, the proposed Nomobug system will treat SHAP-style explanations as future work or optional model interpretation, because the first implementation should prioritise robust descriptive, spatial, and recurrence analytics over complex models that may overfit limited warranty data.</w:t>
       </w:r>
     </w:p>
     <w:p>
@@ -3126,15 +3109,7 @@
           <w:sz w:val="24"/>
           <w:szCs w:val="24"/>
         </w:rPr>
-        <w:t>Leybourne et al. (2025) discuss whether AI can be integrated into pest monitoring schemes and emphasise that successful AI use requires both computational capability and practical acceptance by domain users. This supports the project's decision to keep Ollama as a future local explanation layer rather than making generative AI the main decision engine. Recommendations should first be produced by transparent analytics rules and stored in a recommendation log; local AI can later translate those results into c</w:t>
-      </w:r>
-      <w:r>
-        <w:rPr>
-          <w:rFonts w:ascii="Times New Roman" w:hAnsi="Times New Roman" w:cs="Times New Roman"/>
-          <w:sz w:val="24"/>
-          <w:szCs w:val="24"/>
-        </w:rPr>
-        <w:t>learer management-facing explanations.</w:t>
+        <w:t>Leybourne et al. (2025) discuss whether AI can be integrated into pest monitoring schemes and emphasise that successful AI use requires both computational capability and practical acceptance by domain users. This supports the project's decision to keep Ollama as a future local explanation layer rather than making generative AI the main decision engine. Recommendations should first be produced by transparent analytics rules and stored in a recommendation log; local AI can later translate those results into clearer management-facing explanations.</w:t>
       </w:r>
     </w:p>
     <w:p>
@@ -6647,12 +6622,7 @@
         </w:rPr>
       </w:pPr>
       <w:r>
-        <w:rPr>
-          <w:rFonts w:ascii="Times New Roman" w:hAnsi="Times New Roman" w:cs="Times New Roman"/>
-          <w:sz w:val="24"/>
-          <w:szCs w:val="24"/>
-        </w:rPr>
-        <w:t>The project will follow an applied data analytics development methodology. The process begins with data understanding and cleaning, then moves into data integration, feature engineering, analytics modelling, dashboard development, and evaluation with company users. The methodology is designed to suit messy SME data and a limited warranty dataset, so explainability and actionability are prioritised over complex black-box machine learning.</w:t>
+        <w:t>The project will follow an applied data engineering and analytics development methodology. The process begins with data understanding and source profiling, then moves into flexible data contracts, extraction, raw loading, warehouse transformation, data quality testing, weather enrichment, analytics modelling, dashboard development, and evaluation with company users. The methodology is designed to suit messy SME data and a limited warranty dataset, so explainability and data reliability are prioritised over complex black-box machine learning.</w:t>
       </w:r>
     </w:p>
     <w:tbl>
@@ -7679,30 +7649,7 @@
         </w:rPr>
       </w:pPr>
       <w:r>
-        <w:rPr>
-          <w:rFonts w:ascii="Times New Roman" w:hAnsi="Times New Roman" w:cs="Times New Roman"/>
-          <w:sz w:val="24"/>
-          <w:szCs w:val="24"/>
-        </w:rPr>
-        <w:t xml:space="preserve">The selected architecture is Google Sheets or CSV/Excel as the raw data source, Python as the ETL and analytics engine, BigQuery as the cloud analytics warehouse, Apache Superset as the visualization layer, and optional local Ollama as a future AI recommendation layer. Docker will be used for local reproducibility where suitable, especially for Superset, the Python worker, and future </w:t>
-      </w:r>
-      <w:proofErr w:type="spellStart"/>
-      <w:r>
-        <w:rPr>
-          <w:rFonts w:ascii="Times New Roman" w:hAnsi="Times New Roman" w:cs="Times New Roman"/>
-          <w:sz w:val="24"/>
-          <w:szCs w:val="24"/>
-        </w:rPr>
-        <w:t>Ollama</w:t>
-      </w:r>
-      <w:proofErr w:type="spellEnd"/>
-      <w:r>
-        <w:rPr>
-          <w:rFonts w:ascii="Times New Roman" w:hAnsi="Times New Roman" w:cs="Times New Roman"/>
-          <w:sz w:val="24"/>
-          <w:szCs w:val="24"/>
-        </w:rPr>
-        <w:t xml:space="preserve"> testing.</w:t>
+        <w:t>The selected architecture is Google Sheets or CSV/Excel as the raw data source, Google Calendar as a scheduling source, Python as the extraction/loading layer, Apache Airflow as the pipeline orchestrator, BigQuery as the cloud analytics warehouse, dbt Core as the warehouse transformation and testing layer, Apache Superset as the visualization layer, and optional local Ollama as a future AI recommendation layer. Docker will be used to package local services such as Airflow, Superset, and future Ollama where practical.</w:t>
       </w:r>
     </w:p>
     <w:p>
@@ -7727,30 +7674,7 @@
         </w:rPr>
       </w:pPr>
       <w:r>
-        <w:rPr>
-          <w:rFonts w:ascii="Times New Roman" w:hAnsi="Times New Roman" w:cs="Times New Roman"/>
-          <w:sz w:val="24"/>
-          <w:szCs w:val="24"/>
-        </w:rPr>
-        <w:t xml:space="preserve">The workflow is designed as a controlled analytics pipeline. Raw data is first extracted from Google Sheets, CSV/Excel exports, and Google Calendar. The Python ETL process validates the records, standardises field values, flags data quality issues, enriches services with weather and location features, and loads the output into BigQuery. BigQuery then stores three layers: raw staging tables, cleaned core tables, and dashboard-ready marts. Superset reads only the cleaned core or mart </w:t>
-      </w:r>
-      <w:proofErr w:type="gramStart"/>
-      <w:r>
-        <w:rPr>
-          <w:rFonts w:ascii="Times New Roman" w:hAnsi="Times New Roman" w:cs="Times New Roman"/>
-          <w:sz w:val="24"/>
-          <w:szCs w:val="24"/>
-        </w:rPr>
-        <w:t>tables</w:t>
-      </w:r>
-      <w:proofErr w:type="gramEnd"/>
-      <w:r>
-        <w:rPr>
-          <w:rFonts w:ascii="Times New Roman" w:hAnsi="Times New Roman" w:cs="Times New Roman"/>
-          <w:sz w:val="24"/>
-          <w:szCs w:val="24"/>
-        </w:rPr>
-        <w:t xml:space="preserve"> so users do not need to interact with raw inconsistent records.</w:t>
+        <w:t>The workflow is designed as a controlled ELT pipeline. Raw data is first extracted from Google Sheets, CSV/Excel exports, Google Calendar, and weather APIs. Python loaders write the raw source records into BigQuery Bronze tables with source metadata. dbt Core then transforms these records into Silver cleaned tables and Gold dashboard marts, while dbt tests and validation tables record data quality issues. Apache Airflow orchestrates the extraction, loading, dbt transformation, testing, weather enrichment, and refresh-log tasks so that the dashboard can show whether the latest data is fresh and reliable.</w:t>
       </w:r>
     </w:p>
     <w:tbl>
@@ -7984,21 +7908,8 @@
             <w:vAlign w:val="center"/>
           </w:tcPr>
           <w:p>
-            <w:pPr>
-              <w:spacing w:after="0" w:line="360" w:lineRule="auto"/>
-              <w:rPr>
-                <w:rFonts w:ascii="Times New Roman" w:hAnsi="Times New Roman" w:cs="Times New Roman"/>
-                <w:sz w:val="24"/>
-                <w:szCs w:val="24"/>
-              </w:rPr>
-            </w:pPr>
-            <w:r>
-              <w:rPr>
-                <w:rFonts w:ascii="Times New Roman" w:hAnsi="Times New Roman" w:cs="Times New Roman"/>
-                <w:sz w:val="24"/>
-                <w:szCs w:val="24"/>
-              </w:rPr>
-              <w:t>ETL and analytics</w:t>
+            <w:r>
+              <w:t>Extract/load and analytics</w:t>
             </w:r>
           </w:p>
         </w:tc>
@@ -8014,21 +7925,8 @@
             <w:vAlign w:val="center"/>
           </w:tcPr>
           <w:p>
-            <w:pPr>
-              <w:spacing w:after="0" w:line="360" w:lineRule="auto"/>
-              <w:rPr>
-                <w:rFonts w:ascii="Times New Roman" w:hAnsi="Times New Roman" w:cs="Times New Roman"/>
-                <w:sz w:val="24"/>
-                <w:szCs w:val="24"/>
-              </w:rPr>
-            </w:pPr>
-            <w:r>
-              <w:rPr>
-                <w:rFonts w:ascii="Times New Roman" w:hAnsi="Times New Roman" w:cs="Times New Roman"/>
-                <w:sz w:val="24"/>
-                <w:szCs w:val="24"/>
-              </w:rPr>
-              <w:t>Python, Pandas, scikit-learn, BigQuery client</w:t>
+            <w:r>
+              <w:t>Python, Pandas, BigQuery client, scikit-learn where appropriate</w:t>
             </w:r>
           </w:p>
         </w:tc>
@@ -8044,21 +7942,8 @@
             <w:vAlign w:val="center"/>
           </w:tcPr>
           <w:p>
-            <w:pPr>
-              <w:spacing w:after="0" w:line="360" w:lineRule="auto"/>
-              <w:rPr>
-                <w:rFonts w:ascii="Times New Roman" w:hAnsi="Times New Roman" w:cs="Times New Roman"/>
-                <w:sz w:val="24"/>
-                <w:szCs w:val="24"/>
-              </w:rPr>
-            </w:pPr>
-            <w:r>
-              <w:rPr>
-                <w:rFonts w:ascii="Times New Roman" w:hAnsi="Times New Roman" w:cs="Times New Roman"/>
-                <w:sz w:val="24"/>
-                <w:szCs w:val="24"/>
-              </w:rPr>
-              <w:t>Cleaning, enrichment, feature engineering, clustering, scoring</w:t>
+            <w:r>
+              <w:t>Extract source data, load Bronze tables, run weather enrichment, and compute selected analytics outputs</w:t>
             </w:r>
           </w:p>
         </w:tc>
@@ -8080,21 +7965,7 @@
             <w:vAlign w:val="center"/>
           </w:tcPr>
           <w:p>
-            <w:pPr>
-              <w:spacing w:after="0" w:line="360" w:lineRule="auto"/>
-              <w:rPr>
-                <w:rFonts w:ascii="Times New Roman" w:hAnsi="Times New Roman" w:cs="Times New Roman"/>
-                <w:sz w:val="24"/>
-                <w:szCs w:val="24"/>
-              </w:rPr>
-            </w:pPr>
-            <w:r>
-              <w:rPr>
-                <w:rFonts w:ascii="Times New Roman" w:hAnsi="Times New Roman" w:cs="Times New Roman"/>
-                <w:sz w:val="24"/>
-                <w:szCs w:val="24"/>
-              </w:rPr>
-              <w:lastRenderedPageBreak/>
+            <w:r>
               <w:t>Cloud warehouse</w:t>
             </w:r>
           </w:p>
@@ -8111,20 +7982,7 @@
             <w:vAlign w:val="center"/>
           </w:tcPr>
           <w:p>
-            <w:pPr>
-              <w:spacing w:after="0" w:line="360" w:lineRule="auto"/>
-              <w:rPr>
-                <w:rFonts w:ascii="Times New Roman" w:hAnsi="Times New Roman" w:cs="Times New Roman"/>
-                <w:sz w:val="24"/>
-                <w:szCs w:val="24"/>
-              </w:rPr>
-            </w:pPr>
-            <w:r>
-              <w:rPr>
-                <w:rFonts w:ascii="Times New Roman" w:hAnsi="Times New Roman" w:cs="Times New Roman"/>
-                <w:sz w:val="24"/>
-                <w:szCs w:val="24"/>
-              </w:rPr>
+            <w:r>
               <w:t>Google BigQuery</w:t>
             </w:r>
           </w:p>
@@ -8141,21 +7999,8 @@
             <w:vAlign w:val="center"/>
           </w:tcPr>
           <w:p>
-            <w:pPr>
-              <w:spacing w:after="0" w:line="360" w:lineRule="auto"/>
-              <w:rPr>
-                <w:rFonts w:ascii="Times New Roman" w:hAnsi="Times New Roman" w:cs="Times New Roman"/>
-                <w:sz w:val="24"/>
-                <w:szCs w:val="24"/>
-              </w:rPr>
-            </w:pPr>
-            <w:r>
-              <w:rPr>
-                <w:rFonts w:ascii="Times New Roman" w:hAnsi="Times New Roman" w:cs="Times New Roman"/>
-                <w:sz w:val="24"/>
-                <w:szCs w:val="24"/>
-              </w:rPr>
-              <w:t>Store raw, cleaned, and dashboard-ready analytics tables</w:t>
+            <w:r>
+              <w:t>Store Bronze raw, Silver cleaned, and Gold dashboard-ready analytics tables</w:t>
             </w:r>
           </w:p>
         </w:tc>
@@ -8273,21 +8118,8 @@
             <w:vAlign w:val="center"/>
           </w:tcPr>
           <w:p>
-            <w:pPr>
-              <w:spacing w:after="0" w:line="360" w:lineRule="auto"/>
-              <w:rPr>
-                <w:rFonts w:ascii="Times New Roman" w:hAnsi="Times New Roman" w:cs="Times New Roman"/>
-                <w:sz w:val="24"/>
-                <w:szCs w:val="24"/>
-              </w:rPr>
-            </w:pPr>
-            <w:r>
-              <w:rPr>
-                <w:rFonts w:ascii="Times New Roman" w:hAnsi="Times New Roman" w:cs="Times New Roman"/>
-                <w:sz w:val="24"/>
-                <w:szCs w:val="24"/>
-              </w:rPr>
-              <w:t>Refresh pipeline</w:t>
+            <w:r>
+              <w:t>Orchestration</w:t>
             </w:r>
           </w:p>
         </w:tc>
@@ -8303,21 +8135,8 @@
             <w:vAlign w:val="center"/>
           </w:tcPr>
           <w:p>
-            <w:pPr>
-              <w:spacing w:after="0" w:line="360" w:lineRule="auto"/>
-              <w:rPr>
-                <w:rFonts w:ascii="Times New Roman" w:hAnsi="Times New Roman" w:cs="Times New Roman"/>
-                <w:sz w:val="24"/>
-                <w:szCs w:val="24"/>
-              </w:rPr>
-            </w:pPr>
-            <w:r>
-              <w:rPr>
-                <w:rFonts w:ascii="Times New Roman" w:hAnsi="Times New Roman" w:cs="Times New Roman"/>
-                <w:sz w:val="24"/>
-                <w:szCs w:val="24"/>
-              </w:rPr>
-              <w:t>Scheduled Python ETL or BigQuery scheduled queries</w:t>
+            <w:r>
+              <w:t>Apache Airflow</w:t>
             </w:r>
           </w:p>
         </w:tc>
@@ -8333,21 +8152,8 @@
             <w:vAlign w:val="center"/>
           </w:tcPr>
           <w:p>
-            <w:pPr>
-              <w:spacing w:after="0" w:line="360" w:lineRule="auto"/>
-              <w:rPr>
-                <w:rFonts w:ascii="Times New Roman" w:hAnsi="Times New Roman" w:cs="Times New Roman"/>
-                <w:sz w:val="24"/>
-                <w:szCs w:val="24"/>
-              </w:rPr>
-            </w:pPr>
-            <w:r>
-              <w:rPr>
-                <w:rFonts w:ascii="Times New Roman" w:hAnsi="Times New Roman" w:cs="Times New Roman"/>
-                <w:sz w:val="24"/>
-                <w:szCs w:val="24"/>
-              </w:rPr>
-              <w:t>Daily or weekly near-real-time refresh of analytics tables</w:t>
+            <w:r>
+              <w:t>Schedule, monitor, retry, and log ELT pipeline tasks</w:t>
             </w:r>
           </w:p>
         </w:tc>
@@ -8369,21 +8175,8 @@
             <w:vAlign w:val="center"/>
           </w:tcPr>
           <w:p>
-            <w:pPr>
-              <w:spacing w:after="0" w:line="360" w:lineRule="auto"/>
-              <w:rPr>
-                <w:rFonts w:ascii="Times New Roman" w:hAnsi="Times New Roman" w:cs="Times New Roman"/>
-                <w:sz w:val="24"/>
-                <w:szCs w:val="24"/>
-              </w:rPr>
-            </w:pPr>
-            <w:r>
-              <w:rPr>
-                <w:rFonts w:ascii="Times New Roman" w:hAnsi="Times New Roman" w:cs="Times New Roman"/>
-                <w:sz w:val="24"/>
-                <w:szCs w:val="24"/>
-              </w:rPr>
-              <w:t>Governance</w:t>
+            <w:r>
+              <w:t>Transformation and testing</w:t>
             </w:r>
           </w:p>
         </w:tc>
@@ -8399,21 +8192,8 @@
             <w:vAlign w:val="center"/>
           </w:tcPr>
           <w:p>
-            <w:pPr>
-              <w:spacing w:after="0" w:line="360" w:lineRule="auto"/>
-              <w:rPr>
-                <w:rFonts w:ascii="Times New Roman" w:hAnsi="Times New Roman" w:cs="Times New Roman"/>
-                <w:sz w:val="24"/>
-                <w:szCs w:val="24"/>
-              </w:rPr>
-            </w:pPr>
-            <w:r>
-              <w:rPr>
-                <w:rFonts w:ascii="Times New Roman" w:hAnsi="Times New Roman" w:cs="Times New Roman"/>
-                <w:sz w:val="24"/>
-                <w:szCs w:val="24"/>
-              </w:rPr>
-              <w:t>Anonymised views and validation logs</w:t>
+            <w:r>
+              <w:t>dbt Core</w:t>
             </w:r>
           </w:p>
         </w:tc>
@@ -8429,21 +8209,8 @@
             <w:vAlign w:val="center"/>
           </w:tcPr>
           <w:p>
-            <w:pPr>
-              <w:spacing w:after="0" w:line="360" w:lineRule="auto"/>
-              <w:rPr>
-                <w:rFonts w:ascii="Times New Roman" w:hAnsi="Times New Roman" w:cs="Times New Roman"/>
-                <w:sz w:val="24"/>
-                <w:szCs w:val="24"/>
-              </w:rPr>
-            </w:pPr>
-            <w:r>
-              <w:rPr>
-                <w:rFonts w:ascii="Times New Roman" w:hAnsi="Times New Roman" w:cs="Times New Roman"/>
-                <w:sz w:val="24"/>
-                <w:szCs w:val="24"/>
-              </w:rPr>
-              <w:t>Protect customer data and show data quality status</w:t>
+            <w:r>
+              <w:t>Build SQL models, data tests, documentation, and lineage for BigQuery tables</w:t>
             </w:r>
           </w:p>
         </w:tc>
@@ -8636,6 +8403,38 @@
                 <w:szCs w:val="24"/>
               </w:rPr>
               <w:t>Reproducible setup for demo and company handover</w:t>
+            </w:r>
+          </w:p>
+        </w:tc>
+      </w:tr>
+      <w:tr>
+        <w:tc>
+          <w:tcPr>
+            <w:tcW w:type="dxa" w:w="3038"/>
+          </w:tcPr>
+          <w:p>
+            <w:r>
+              <w:t>Governance and quality</w:t>
+            </w:r>
+          </w:p>
+        </w:tc>
+        <w:tc>
+          <w:tcPr>
+            <w:tcW w:type="dxa" w:w="2862"/>
+          </w:tcPr>
+          <w:p>
+            <w:r>
+              <w:t>dbt tests, validation logs, anonymised views</w:t>
+            </w:r>
+          </w:p>
+        </w:tc>
+        <w:tc>
+          <w:tcPr>
+            <w:tcW w:type="dxa" w:w="3116"/>
+          </w:tcPr>
+          <w:p>
+            <w:r>
+              <w:t>Protect customer data and show data quality, contract, and refresh status</w:t>
             </w:r>
           </w:p>
         </w:tc>
@@ -8681,12 +8480,7 @@
         </w:rPr>
       </w:pPr>
       <w:r>
-        <w:rPr>
-          <w:rFonts w:ascii="Times New Roman" w:hAnsi="Times New Roman" w:cs="Times New Roman"/>
-          <w:sz w:val="24"/>
-          <w:szCs w:val="24"/>
-        </w:rPr>
-        <w:t>BigQuery is selected because the project is analytics-oriented and the company data is already connected to the Google ecosystem. BigQuery removes the need to maintain a database server while still allowing SQL-based modelling, scheduled queries, partitioned tables, and dashboard connections. The warehouse will be organised into three logical layers.</w:t>
+        <w:t>BigQuery is selected because the project is analytics-oriented and the company data is connected to the Google ecosystem. BigQuery removes the need to maintain a database server while still allowing SQL-based modelling, scheduled queries, partitioned tables, and dashboard connections. The warehouse will follow a Bronze, Silver, and Gold design: Bronze tables preserve raw source records, Silver tables standardise entities and facts, and Gold marts serve dashboard-ready analytics to Superset.</w:t>
       </w:r>
     </w:p>
     <w:tbl>
@@ -8720,22 +8514,7 @@
             <w:vAlign w:val="center"/>
           </w:tcPr>
           <w:p>
-            <w:pPr>
-              <w:spacing w:after="0" w:line="360" w:lineRule="auto"/>
-              <w:rPr>
-                <w:rFonts w:ascii="Times New Roman" w:hAnsi="Times New Roman" w:cs="Times New Roman"/>
-                <w:sz w:val="24"/>
-                <w:szCs w:val="24"/>
-              </w:rPr>
-            </w:pPr>
-            <w:r>
-              <w:rPr>
-                <w:rFonts w:ascii="Times New Roman" w:hAnsi="Times New Roman" w:cs="Times New Roman"/>
-                <w:b/>
-                <w:color w:val="142332"/>
-                <w:sz w:val="24"/>
-                <w:szCs w:val="24"/>
-              </w:rPr>
+            <w:r>
               <w:t>Layer</w:t>
             </w:r>
           </w:p>
@@ -8753,22 +8532,7 @@
             <w:vAlign w:val="center"/>
           </w:tcPr>
           <w:p>
-            <w:pPr>
-              <w:spacing w:after="0" w:line="360" w:lineRule="auto"/>
-              <w:rPr>
-                <w:rFonts w:ascii="Times New Roman" w:hAnsi="Times New Roman" w:cs="Times New Roman"/>
-                <w:sz w:val="24"/>
-                <w:szCs w:val="24"/>
-              </w:rPr>
-            </w:pPr>
-            <w:r>
-              <w:rPr>
-                <w:rFonts w:ascii="Times New Roman" w:hAnsi="Times New Roman" w:cs="Times New Roman"/>
-                <w:b/>
-                <w:color w:val="142332"/>
-                <w:sz w:val="24"/>
-                <w:szCs w:val="24"/>
-              </w:rPr>
+            <w:r>
               <w:t>Purpose</w:t>
             </w:r>
           </w:p>
@@ -8786,22 +8550,7 @@
             <w:vAlign w:val="center"/>
           </w:tcPr>
           <w:p>
-            <w:pPr>
-              <w:spacing w:after="0" w:line="360" w:lineRule="auto"/>
-              <w:rPr>
-                <w:rFonts w:ascii="Times New Roman" w:hAnsi="Times New Roman" w:cs="Times New Roman"/>
-                <w:sz w:val="24"/>
-                <w:szCs w:val="24"/>
-              </w:rPr>
-            </w:pPr>
-            <w:r>
-              <w:rPr>
-                <w:rFonts w:ascii="Times New Roman" w:hAnsi="Times New Roman" w:cs="Times New Roman"/>
-                <w:b/>
-                <w:color w:val="142332"/>
-                <w:sz w:val="24"/>
-                <w:szCs w:val="24"/>
-              </w:rPr>
+            <w:r>
               <w:t>Example Tables</w:t>
             </w:r>
           </w:p>
@@ -8824,21 +8573,8 @@
             <w:vAlign w:val="center"/>
           </w:tcPr>
           <w:p>
-            <w:pPr>
-              <w:spacing w:after="0" w:line="360" w:lineRule="auto"/>
-              <w:rPr>
-                <w:rFonts w:ascii="Times New Roman" w:hAnsi="Times New Roman" w:cs="Times New Roman"/>
-                <w:sz w:val="24"/>
-                <w:szCs w:val="24"/>
-              </w:rPr>
-            </w:pPr>
-            <w:r>
-              <w:rPr>
-                <w:rFonts w:ascii="Times New Roman" w:hAnsi="Times New Roman" w:cs="Times New Roman"/>
-                <w:sz w:val="24"/>
-                <w:szCs w:val="24"/>
-              </w:rPr>
-              <w:t>Staging</w:t>
+            <w:r>
+              <w:t>Bronze raw</w:t>
             </w:r>
           </w:p>
         </w:tc>
@@ -8854,21 +8590,8 @@
             <w:vAlign w:val="center"/>
           </w:tcPr>
           <w:p>
-            <w:pPr>
-              <w:spacing w:after="0" w:line="360" w:lineRule="auto"/>
-              <w:rPr>
-                <w:rFonts w:ascii="Times New Roman" w:hAnsi="Times New Roman" w:cs="Times New Roman"/>
-                <w:sz w:val="24"/>
-                <w:szCs w:val="24"/>
-              </w:rPr>
-            </w:pPr>
-            <w:r>
-              <w:rPr>
-                <w:rFonts w:ascii="Times New Roman" w:hAnsi="Times New Roman" w:cs="Times New Roman"/>
-                <w:sz w:val="24"/>
-                <w:szCs w:val="24"/>
-              </w:rPr>
-              <w:t>Store raw imported data with minimal transformation</w:t>
+            <w:r>
+              <w:t>Store raw imported data with minimal transformation and source metadata</w:t>
             </w:r>
           </w:p>
         </w:tc>
@@ -8884,21 +8607,8 @@
             <w:vAlign w:val="center"/>
           </w:tcPr>
           <w:p>
-            <w:pPr>
-              <w:spacing w:after="0" w:line="360" w:lineRule="auto"/>
-              <w:rPr>
-                <w:rFonts w:ascii="Times New Roman" w:hAnsi="Times New Roman" w:cs="Times New Roman"/>
-                <w:sz w:val="24"/>
-                <w:szCs w:val="24"/>
-              </w:rPr>
-            </w:pPr>
-            <w:r>
-              <w:rPr>
-                <w:rFonts w:ascii="Times New Roman" w:hAnsi="Times New Roman" w:cs="Times New Roman"/>
-                <w:sz w:val="24"/>
-                <w:szCs w:val="24"/>
-              </w:rPr>
-              <w:t>stg_customers, stg_services, stg_warranty_claims, stg_refunds, stg_calendar_events</w:t>
+            <w:r>
+              <w:t>bronze_google_sheets_services, bronze_calendar_events, bronze_open_meteo_weather</w:t>
             </w:r>
           </w:p>
         </w:tc>
@@ -8920,22 +8630,8 @@
             <w:vAlign w:val="center"/>
           </w:tcPr>
           <w:p>
-            <w:pPr>
-              <w:spacing w:after="0" w:line="360" w:lineRule="auto"/>
-              <w:rPr>
-                <w:rFonts w:ascii="Times New Roman" w:hAnsi="Times New Roman" w:cs="Times New Roman"/>
-                <w:sz w:val="24"/>
-                <w:szCs w:val="24"/>
-              </w:rPr>
-            </w:pPr>
-            <w:r>
-              <w:rPr>
-                <w:rFonts w:ascii="Times New Roman" w:hAnsi="Times New Roman" w:cs="Times New Roman"/>
-                <w:sz w:val="24"/>
-                <w:szCs w:val="24"/>
-              </w:rPr>
-              <w:lastRenderedPageBreak/>
-              <w:t>Cleaned core</w:t>
+            <w:r>
+              <w:t>Silver cleaned</w:t>
             </w:r>
           </w:p>
         </w:tc>
@@ -8951,21 +8647,8 @@
             <w:vAlign w:val="center"/>
           </w:tcPr>
           <w:p>
-            <w:pPr>
-              <w:spacing w:after="0" w:line="360" w:lineRule="auto"/>
-              <w:rPr>
-                <w:rFonts w:ascii="Times New Roman" w:hAnsi="Times New Roman" w:cs="Times New Roman"/>
-                <w:sz w:val="24"/>
-                <w:szCs w:val="24"/>
-              </w:rPr>
-            </w:pPr>
-            <w:r>
-              <w:rPr>
-                <w:rFonts w:ascii="Times New Roman" w:hAnsi="Times New Roman" w:cs="Times New Roman"/>
-                <w:sz w:val="24"/>
-                <w:szCs w:val="24"/>
-              </w:rPr>
-              <w:t>Standardised entities and facts with consistent keys</w:t>
+            <w:r>
+              <w:t>Standardised dimensions and facts built through dbt models</w:t>
             </w:r>
           </w:p>
         </w:tc>
@@ -8981,20 +8664,7 @@
             <w:vAlign w:val="center"/>
           </w:tcPr>
           <w:p>
-            <w:pPr>
-              <w:spacing w:after="0" w:line="360" w:lineRule="auto"/>
-              <w:rPr>
-                <w:rFonts w:ascii="Times New Roman" w:hAnsi="Times New Roman" w:cs="Times New Roman"/>
-                <w:sz w:val="24"/>
-                <w:szCs w:val="24"/>
-              </w:rPr>
-            </w:pPr>
-            <w:r>
-              <w:rPr>
-                <w:rFonts w:ascii="Times New Roman" w:hAnsi="Times New Roman" w:cs="Times New Roman"/>
-                <w:sz w:val="24"/>
-                <w:szCs w:val="24"/>
-              </w:rPr>
+            <w:r>
               <w:t>dim_customer, dim_area, dim_pest, fact_service, fact_payment, fact_warranty, fact_refund</w:t>
             </w:r>
           </w:p>
@@ -9017,21 +8687,8 @@
             <w:vAlign w:val="center"/>
           </w:tcPr>
           <w:p>
-            <w:pPr>
-              <w:spacing w:after="0" w:line="360" w:lineRule="auto"/>
-              <w:rPr>
-                <w:rFonts w:ascii="Times New Roman" w:hAnsi="Times New Roman" w:cs="Times New Roman"/>
-                <w:sz w:val="24"/>
-                <w:szCs w:val="24"/>
-              </w:rPr>
-            </w:pPr>
-            <w:r>
-              <w:rPr>
-                <w:rFonts w:ascii="Times New Roman" w:hAnsi="Times New Roman" w:cs="Times New Roman"/>
-                <w:sz w:val="24"/>
-                <w:szCs w:val="24"/>
-              </w:rPr>
-              <w:t>Analytics marts</w:t>
+            <w:r>
+              <w:t>Gold marts</w:t>
             </w:r>
           </w:p>
         </w:tc>
@@ -9047,21 +8704,8 @@
             <w:vAlign w:val="center"/>
           </w:tcPr>
           <w:p>
-            <w:pPr>
-              <w:spacing w:after="0" w:line="360" w:lineRule="auto"/>
-              <w:rPr>
-                <w:rFonts w:ascii="Times New Roman" w:hAnsi="Times New Roman" w:cs="Times New Roman"/>
-                <w:sz w:val="24"/>
-                <w:szCs w:val="24"/>
-              </w:rPr>
-            </w:pPr>
-            <w:r>
-              <w:rPr>
-                <w:rFonts w:ascii="Times New Roman" w:hAnsi="Times New Roman" w:cs="Times New Roman"/>
-                <w:sz w:val="24"/>
-                <w:szCs w:val="24"/>
-              </w:rPr>
-              <w:t>Dashboard-ready tables and views</w:t>
+            <w:r>
+              <w:t>Dashboard-ready tables and views consumed by Superset</w:t>
             </w:r>
           </w:p>
         </w:tc>
@@ -9077,21 +8721,40 @@
             <w:vAlign w:val="center"/>
           </w:tcPr>
           <w:p>
-            <w:pPr>
-              <w:spacing w:after="0" w:line="360" w:lineRule="auto"/>
-              <w:rPr>
-                <w:rFonts w:ascii="Times New Roman" w:hAnsi="Times New Roman" w:cs="Times New Roman"/>
-                <w:sz w:val="24"/>
-                <w:szCs w:val="24"/>
-              </w:rPr>
-            </w:pPr>
-            <w:r>
-              <w:rPr>
-                <w:rFonts w:ascii="Times New Roman" w:hAnsi="Times New Roman" w:cs="Times New Roman"/>
-                <w:sz w:val="24"/>
-                <w:szCs w:val="24"/>
-              </w:rPr>
-              <w:t>mart_area_risk, mart_treatment_difficulty, mart_recurrence_windows, mart_upsell_fit, mart_marketing_funnel</w:t>
+            <w:r>
+              <w:t>mart_area_risk, mart_treatment_difficulty, mart_recurrence_windows, mart_data_quality, mart_pipeline_status</w:t>
+            </w:r>
+          </w:p>
+        </w:tc>
+      </w:tr>
+      <w:tr>
+        <w:tc>
+          <w:tcPr>
+            <w:tcW w:type="dxa" w:w="1740"/>
+          </w:tcPr>
+          <w:p>
+            <w:r>
+              <w:t>Audit and lineage</w:t>
+            </w:r>
+          </w:p>
+        </w:tc>
+        <w:tc>
+          <w:tcPr>
+            <w:tcW w:type="dxa" w:w="2680"/>
+          </w:tcPr>
+          <w:p>
+            <w:r>
+              <w:t>Store pipeline runs, quality checks, source freshness, and matching confidence</w:t>
+            </w:r>
+          </w:p>
+        </w:tc>
+        <w:tc>
+          <w:tcPr>
+            <w:tcW w:type="dxa" w:w="4596"/>
+          </w:tcPr>
+          <w:p>
+            <w:r>
+              <w:t>etl_run_log, data_quality_log, source_refresh_status, record_match_log, weather_enrichment_log</w:t>
             </w:r>
           </w:p>
         </w:tc>
@@ -9118,12 +8781,7 @@
         </w:rPr>
       </w:pPr>
       <w:r>
-        <w:rPr>
-          <w:rFonts w:ascii="Times New Roman" w:hAnsi="Times New Roman" w:cs="Times New Roman"/>
-          <w:sz w:val="24"/>
-          <w:szCs w:val="24"/>
-        </w:rPr>
-        <w:t>The design will use stable identifiers such as customer_id, service_id, date, area, postcode, pest_type, package_type, technician, and team. BigQuery is used as an analytics warehouse rather than a transaction-processing database, so relationships will be managed through consistent keys, SQL joins, views, and mart-building queries rather than application-level transactional foreign-key enforcement. Where direct keys are missing, matching will use a controlled fallback sequence: customer ID, normalised phone number, and then customer name plus service/calendar date as a lower-confidence match.</w:t>
+        <w:t>The design will use stable identifiers such as customer_id, service_id, date, area, postcode, pest_type, package_type, technician, and team. BigQuery is used as an analytics warehouse rather than a transaction-processing database, so relationships will be managed through consistent keys, SQL joins, dbt models, data tests, lineage documentation, and validation logs rather than transactional foreign-key enforcement.</w:t>
       </w:r>
     </w:p>
     <w:tbl>
@@ -10989,12 +10647,7 @@
         </w:rPr>
       </w:pPr>
       <w:r>
-        <w:rPr>
-          <w:rFonts w:ascii="Times New Roman" w:hAnsi="Times New Roman" w:cs="Times New Roman"/>
-          <w:sz w:val="24"/>
-          <w:szCs w:val="24"/>
-        </w:rPr>
-        <w:t>The ETL process will not simply load the company files directly into dashboards. Each source will pass through validation and standardisation rules before it is used for analysis. Raw data will be preserved in staging tables, while cleaned values and quality flags will be stored in the cleaned core layer. This allows the project to explain which records were included, corrected, flagged for review, or excluded from a specific analysis.</w:t>
+        <w:t>The pipeline will not simply load the company files directly into dashboards. Each source will pass through a flexible data contract layer before it is used for analysis. Because company data may contain inconsistent column names and formats, the contract will define required business fields, accepted column aliases, expected data types, and validation rules. Missing or low-confidence mappings will be flagged in the Data Quality Report instead of being silently deleted.</w:t>
       </w:r>
     </w:p>
     <w:tbl>
@@ -12027,6 +11680,38 @@
           </w:p>
         </w:tc>
       </w:tr>
+      <w:tr>
+        <w:tc>
+          <w:tcPr>
+            <w:tcW w:type="dxa" w:w="2820"/>
+          </w:tcPr>
+          <w:p>
+            <w:r>
+              <w:t>Source columns</w:t>
+            </w:r>
+          </w:p>
+        </w:tc>
+        <w:tc>
+          <w:tcPr>
+            <w:tcW w:type="dxa" w:w="2725"/>
+          </w:tcPr>
+          <w:p>
+            <w:r>
+              <w:t>Map messy source column names to standard fields using flexible data contracts and alias dictionaries</w:t>
+            </w:r>
+          </w:p>
+        </w:tc>
+        <w:tc>
+          <w:tcPr>
+            <w:tcW w:type="dxa" w:w="3471"/>
+          </w:tcPr>
+          <w:p>
+            <w:r>
+              <w:t>Missing critical fields are flagged as failed_data_contract; important/optional fields are warned but do not always block loading</w:t>
+            </w:r>
+          </w:p>
+        </w:tc>
+      </w:tr>
     </w:tbl>
     <w:p>
       <w:pPr>
@@ -12049,12 +11734,7 @@
         </w:rPr>
       </w:pPr>
       <w:r>
-        <w:rPr>
-          <w:rFonts w:ascii="Times New Roman" w:hAnsi="Times New Roman" w:cs="Times New Roman"/>
-          <w:sz w:val="24"/>
-          <w:szCs w:val="24"/>
-        </w:rPr>
-        <w:t>The project will use a conservative exclusion policy. Records are not silently deleted. They are first preserved in staging tables, then marked with validation flags such as invalid_date, duplicate_candidate, unmatched_customer, unknown_area, missing_weather, or low_calendar_match_confidence. A record is excluded only from the analysis that cannot safely use it. For example, a service with missing coordinates can still be used in revenue trends, but not in DBSCAN hotspot detection.</w:t>
+        <w:t>The project will use a conservative exclusion policy. Records are not silently deleted. They are first preserved in Bronze raw tables, then marked with validation flags such as invalid_date, duplicate_candidate, unmatched_customer, unknown_area, missing_weather, missing_required_field, failed_data_contract, or low_calendar_match_confidence. A record may be excluded from one analysis but still used in another if the required fields for that analysis are available.</w:t>
       </w:r>
     </w:p>
     <w:tbl>
@@ -12614,6 +12294,94 @@
           </w:p>
         </w:tc>
       </w:tr>
+      <w:tr>
+        <w:tc>
+          <w:tcPr>
+            <w:tcW w:type="dxa" w:w="2973"/>
+          </w:tcPr>
+          <w:p>
+            <w:r>
+              <w:t>Flexible data contract status</w:t>
+            </w:r>
+          </w:p>
+        </w:tc>
+        <w:tc>
+          <w:tcPr>
+            <w:tcW w:type="dxa" w:w="6043"/>
+          </w:tcPr>
+          <w:p>
+            <w:r>
+              <w:t>Shows whether required business fields were mapped successfully for each source</w:t>
+            </w:r>
+          </w:p>
+        </w:tc>
+      </w:tr>
+      <w:tr>
+        <w:tc>
+          <w:tcPr>
+            <w:tcW w:type="dxa" w:w="2973"/>
+          </w:tcPr>
+          <w:p>
+            <w:r>
+              <w:t>dbt test result summary</w:t>
+            </w:r>
+          </w:p>
+        </w:tc>
+        <w:tc>
+          <w:tcPr>
+            <w:tcW w:type="dxa" w:w="6043"/>
+          </w:tcPr>
+          <w:p>
+            <w:r>
+              <w:t>Shows failed not-null, unique, accepted-value, or relationship tests</w:t>
+            </w:r>
+          </w:p>
+        </w:tc>
+      </w:tr>
+      <w:tr>
+        <w:tc>
+          <w:tcPr>
+            <w:tcW w:type="dxa" w:w="2973"/>
+          </w:tcPr>
+          <w:p>
+            <w:r>
+              <w:t>Pipeline run status</w:t>
+            </w:r>
+          </w:p>
+        </w:tc>
+        <w:tc>
+          <w:tcPr>
+            <w:tcW w:type="dxa" w:w="6043"/>
+          </w:tcPr>
+          <w:p>
+            <w:r>
+              <w:t>Shows Airflow run time, success/failure state, rows loaded, rows failed, and latest refresh time</w:t>
+            </w:r>
+          </w:p>
+        </w:tc>
+      </w:tr>
+      <w:tr>
+        <w:tc>
+          <w:tcPr>
+            <w:tcW w:type="dxa" w:w="2973"/>
+          </w:tcPr>
+          <w:p>
+            <w:r>
+              <w:t>Lineage coverage</w:t>
+            </w:r>
+          </w:p>
+        </w:tc>
+        <w:tc>
+          <w:tcPr>
+            <w:tcW w:type="dxa" w:w="6043"/>
+          </w:tcPr>
+          <w:p>
+            <w:r>
+              <w:t>Shows whether dashboard marts can be traced back to source and transformation models</w:t>
+            </w:r>
+          </w:p>
+        </w:tc>
+      </w:tr>
     </w:tbl>
     <w:p>
       <w:pPr>
@@ -12655,20 +12423,7 @@
         </w:rPr>
       </w:pPr>
       <w:r>
-        <w:rPr>
-          <w:rFonts w:ascii="Times New Roman" w:hAnsi="Times New Roman" w:cs="Times New Roman"/>
-          <w:sz w:val="24"/>
-          <w:szCs w:val="24"/>
-        </w:rPr>
-        <w:t>Following the AI/ML methodology guide, the CP2 analytics workflow will follow a clear lifecycle: data acquisition from company Google Sheets, Google Calendar, and weather APIs; preprocessing through cleaning, standardisation, missing-value checks, duplicate detection, and matching; model selection based on data size and explainability; model or scoring implementation using transparent methods such as DBSCAN, KDE, time-lag analysis, recurrence buckets, and logistic regression where labels are sufficient; eva</w:t>
-      </w:r>
-      <w:r>
-        <w:rPr>
-          <w:rFonts w:ascii="Times New Roman" w:hAnsi="Times New Roman" w:cs="Times New Roman"/>
-          <w:sz w:val="24"/>
-          <w:szCs w:val="24"/>
-        </w:rPr>
-        <w:t>luation using data quality coverage, dashboard usability feedback, and interpretation accuracy; and dashboard deployment through BigQuery marts and Apache Superset.</w:t>
+        <w:t>Following the AI/ML methodology guide, the CP2 workflow will combine data engineering and analytics. The data engineering lifecycle covers source profiling, extraction, Bronze loading, dbt transformation, data testing, lineage documentation, pipeline logging, and scheduled orchestration. The analytics lifecycle then uses the trusted Gold marts for customer, area, warranty, recurrence, weather, hotspot, upsell, and recommendation outputs.</w:t>
       </w:r>
     </w:p>
     <w:tbl>
@@ -13814,6 +13569,54 @@
       </w:r>
     </w:p>
     <w:p>
+      <w:pPr/>
+      <w:r>
+        <w:t>Pipeline orchestration:</w:t>
+      </w:r>
+    </w:p>
+    <w:p>
+      <w:pPr/>
+      <w:r>
+        <w:t>Apache Airflow will coordinate the CP2 pipeline as a directed workflow. A planned DAG will run tasks such as extract_google_sheets, extract_google_calendar, extract_weather_data, load_bronze_bigquery, run_dbt_models, run_dbt_tests, update_data_quality_log, and update_refresh_status. This demonstrates workflow scheduling, dependency management, retry handling, and failure monitoring.</w:t>
+      </w:r>
+    </w:p>
+    <w:p>
+      <w:pPr/>
+      <w:r>
+        <w:t>dbt transformations and lineage:</w:t>
+      </w:r>
+    </w:p>
+    <w:p>
+      <w:pPr/>
+      <w:r>
+        <w:t>dbt Core will transform BigQuery Bronze tables into Silver cleaned tables and Gold marts using modular SQL models. dbt tests will check fields such as uniqueness, not-null requirements, accepted values, and relationship consistency where practical. dbt documentation and lineage will show how raw data flows into dashboard outputs.</w:t>
+      </w:r>
+    </w:p>
+    <w:p>
+      <w:pPr/>
+      <w:r>
+        <w:t>Flexible data contracts:</w:t>
+      </w:r>
+    </w:p>
+    <w:p>
+      <w:pPr/>
+      <w:r>
+        <w:t>Each source will have a flexible contract defining standard fields, accepted aliases, required/important/optional levels, and validation rules. For example, Nama, Name, and Customer Name may map to customer_name, while Phone No, Contact, and Tel may map to phone_number. If a critical field cannot be mapped, the source or row is flagged for review.</w:t>
+      </w:r>
+    </w:p>
+    <w:p>
+      <w:pPr/>
+      <w:r>
+        <w:t>Incremental loading:</w:t>
+      </w:r>
+    </w:p>
+    <w:p>
+      <w:pPr/>
+      <w:r>
+        <w:t>Where a source provides updated timestamps or stable row identifiers, the pipeline will load only new or changed rows. If such metadata is unavailable, the prototype will use row hashes and loaded_at timestamps to detect changes. Full refresh remains available as a fallback during prototype testing.</w:t>
+      </w:r>
+    </w:p>
+    <w:p>
       <w:pPr>
         <w:pStyle w:val="Heading2"/>
         <w:spacing w:line="360" w:lineRule="auto"/>
@@ -13844,12 +13647,7 @@
         </w:rPr>
       </w:pPr>
       <w:r>
-        <w:rPr>
-          <w:rFonts w:ascii="Times New Roman" w:hAnsi="Times New Roman" w:cs="Times New Roman"/>
-          <w:sz w:val="24"/>
-          <w:szCs w:val="24"/>
-        </w:rPr>
-        <w:t>The visualization layer will be implemented in Apache Superset to reduce custom frontend development and align the project with a data analytics capstone. Superset will connect to BigQuery tables/views and provide dashboards with filters for date range, grain, area, pest type, package type, team, technician, customer segment, and session type.</w:t>
+        <w:t>The visualization layer will be implemented in Apache Superset to reduce custom frontend development and align the project with a data analytics capstone. Superset will connect only to curated Gold marts and anonymised reporting views in BigQuery rather than raw source tables. This ensures the dashboards are based on tested, documented, and refresh-controlled data outputs.</w:t>
       </w:r>
     </w:p>
     <w:tbl>
@@ -15725,6 +15523,70 @@
           </w:p>
         </w:tc>
       </w:tr>
+      <w:tr>
+        <w:tc>
+          <w:tcPr>
+            <w:tcW w:type="dxa" w:w="2396"/>
+          </w:tcPr>
+          <w:p>
+            <w:r>
+              <w:t>Pipeline complexity</w:t>
+            </w:r>
+          </w:p>
+        </w:tc>
+        <w:tc>
+          <w:tcPr>
+            <w:tcW w:type="dxa" w:w="2916"/>
+          </w:tcPr>
+          <w:p>
+            <w:r>
+              <w:t>Airflow and dbt add setup effort compared with a simple script</w:t>
+            </w:r>
+          </w:p>
+        </w:tc>
+        <w:tc>
+          <w:tcPr>
+            <w:tcW w:type="dxa" w:w="3704"/>
+          </w:tcPr>
+          <w:p>
+            <w:r>
+              <w:t>Keep the DAG small, use batch refresh, document fallback manual runs, and prioritise core tables first</w:t>
+            </w:r>
+          </w:p>
+        </w:tc>
+      </w:tr>
+      <w:tr>
+        <w:tc>
+          <w:tcPr>
+            <w:tcW w:type="dxa" w:w="2396"/>
+          </w:tcPr>
+          <w:p>
+            <w:r>
+              <w:t>Schema flexibility</w:t>
+            </w:r>
+          </w:p>
+        </w:tc>
+        <w:tc>
+          <w:tcPr>
+            <w:tcW w:type="dxa" w:w="2916"/>
+          </w:tcPr>
+          <w:p>
+            <w:r>
+              <w:t>Company sheets may change column names or contain messy formats</w:t>
+            </w:r>
+          </w:p>
+        </w:tc>
+        <w:tc>
+          <w:tcPr>
+            <w:tcW w:type="dxa" w:w="3704"/>
+          </w:tcPr>
+          <w:p>
+            <w:r>
+              <w:t>Use flexible data contracts, alias mapping, validation flags, and source-level quality status</w:t>
+            </w:r>
+          </w:p>
+        </w:tc>
+      </w:tr>
     </w:tbl>
     <w:p>
       <w:pPr>
@@ -16345,20 +16207,7 @@
             <w:vAlign w:val="center"/>
           </w:tcPr>
           <w:p>
-            <w:pPr>
-              <w:spacing w:after="0" w:line="360" w:lineRule="auto"/>
-              <w:rPr>
-                <w:rFonts w:ascii="Times New Roman" w:hAnsi="Times New Roman" w:cs="Times New Roman"/>
-                <w:sz w:val="24"/>
-                <w:szCs w:val="24"/>
-              </w:rPr>
-            </w:pPr>
-            <w:r>
-              <w:rPr>
-                <w:rFonts w:ascii="Times New Roman" w:hAnsi="Times New Roman" w:cs="Times New Roman"/>
-                <w:sz w:val="24"/>
-                <w:szCs w:val="24"/>
-              </w:rPr>
+            <w:r>
               <w:t>3</w:t>
             </w:r>
           </w:p>
@@ -16375,21 +16224,8 @@
             <w:vAlign w:val="center"/>
           </w:tcPr>
           <w:p>
-            <w:pPr>
-              <w:spacing w:after="0" w:line="360" w:lineRule="auto"/>
-              <w:rPr>
-                <w:rFonts w:ascii="Times New Roman" w:hAnsi="Times New Roman" w:cs="Times New Roman"/>
-                <w:sz w:val="24"/>
-                <w:szCs w:val="24"/>
-              </w:rPr>
-            </w:pPr>
-            <w:r>
-              <w:rPr>
-                <w:rFonts w:ascii="Times New Roman" w:hAnsi="Times New Roman" w:cs="Times New Roman"/>
-                <w:sz w:val="24"/>
-                <w:szCs w:val="24"/>
-              </w:rPr>
-              <w:t>Design BigQuery staging/core/mart schema, table relationships, matching keys, anonymised views, and recommendation log</w:t>
+            <w:r>
+              <w:t>Design Bronze/Silver/Gold BigQuery warehouse, dbt model layers, table relationships, matching keys, anonymised views, and recommendation log</w:t>
             </w:r>
           </w:p>
         </w:tc>
@@ -16405,21 +16241,8 @@
             <w:vAlign w:val="center"/>
           </w:tcPr>
           <w:p>
-            <w:pPr>
-              <w:spacing w:after="0" w:line="360" w:lineRule="auto"/>
-              <w:rPr>
-                <w:rFonts w:ascii="Times New Roman" w:hAnsi="Times New Roman" w:cs="Times New Roman"/>
-                <w:sz w:val="24"/>
-                <w:szCs w:val="24"/>
-              </w:rPr>
-            </w:pPr>
-            <w:r>
-              <w:rPr>
-                <w:rFonts w:ascii="Times New Roman" w:hAnsi="Times New Roman" w:cs="Times New Roman"/>
-                <w:sz w:val="24"/>
-                <w:szCs w:val="24"/>
-              </w:rPr>
-              <w:t>Warehouse design document</w:t>
+            <w:r>
+              <w:t>Warehouse and dbt design document</w:t>
             </w:r>
           </w:p>
         </w:tc>
@@ -16441,20 +16264,7 @@
             <w:vAlign w:val="center"/>
           </w:tcPr>
           <w:p>
-            <w:pPr>
-              <w:spacing w:after="0" w:line="360" w:lineRule="auto"/>
-              <w:rPr>
-                <w:rFonts w:ascii="Times New Roman" w:hAnsi="Times New Roman" w:cs="Times New Roman"/>
-                <w:sz w:val="24"/>
-                <w:szCs w:val="24"/>
-              </w:rPr>
-            </w:pPr>
-            <w:r>
-              <w:rPr>
-                <w:rFonts w:ascii="Times New Roman" w:hAnsi="Times New Roman" w:cs="Times New Roman"/>
-                <w:sz w:val="24"/>
-                <w:szCs w:val="24"/>
-              </w:rPr>
+            <w:r>
               <w:t>4</w:t>
             </w:r>
           </w:p>
@@ -16471,21 +16281,8 @@
             <w:vAlign w:val="center"/>
           </w:tcPr>
           <w:p>
-            <w:pPr>
-              <w:spacing w:after="0" w:line="360" w:lineRule="auto"/>
-              <w:rPr>
-                <w:rFonts w:ascii="Times New Roman" w:hAnsi="Times New Roman" w:cs="Times New Roman"/>
-                <w:sz w:val="24"/>
-                <w:szCs w:val="24"/>
-              </w:rPr>
-            </w:pPr>
-            <w:r>
-              <w:rPr>
-                <w:rFonts w:ascii="Times New Roman" w:hAnsi="Times New Roman" w:cs="Times New Roman"/>
-                <w:sz w:val="24"/>
-                <w:szCs w:val="24"/>
-              </w:rPr>
-              <w:t>Build Python ETL for data import, standardisation, validation flags, and inclusion/exclusion reporting</w:t>
+            <w:r>
+              <w:t>Build Python extraction/load scripts, flexible data contracts, validation flags, and Bronze raw loading</w:t>
             </w:r>
           </w:p>
         </w:tc>
@@ -16501,21 +16298,8 @@
             <w:vAlign w:val="center"/>
           </w:tcPr>
           <w:p>
-            <w:pPr>
-              <w:spacing w:after="0" w:line="360" w:lineRule="auto"/>
-              <w:rPr>
-                <w:rFonts w:ascii="Times New Roman" w:hAnsi="Times New Roman" w:cs="Times New Roman"/>
-                <w:sz w:val="24"/>
-                <w:szCs w:val="24"/>
-              </w:rPr>
-            </w:pPr>
-            <w:r>
-              <w:rPr>
-                <w:rFonts w:ascii="Times New Roman" w:hAnsi="Times New Roman" w:cs="Times New Roman"/>
-                <w:sz w:val="24"/>
-                <w:szCs w:val="24"/>
-              </w:rPr>
-              <w:t>Cleaned staging pipeline and data quality dashboard source</w:t>
+            <w:r>
+              <w:t>Bronze loading pipeline and source quality report</w:t>
             </w:r>
           </w:p>
         </w:tc>
@@ -16634,20 +16418,7 @@
             <w:vAlign w:val="center"/>
           </w:tcPr>
           <w:p>
-            <w:pPr>
-              <w:spacing w:after="0" w:line="360" w:lineRule="auto"/>
-              <w:rPr>
-                <w:rFonts w:ascii="Times New Roman" w:hAnsi="Times New Roman" w:cs="Times New Roman"/>
-                <w:sz w:val="24"/>
-                <w:szCs w:val="24"/>
-              </w:rPr>
-            </w:pPr>
-            <w:r>
-              <w:rPr>
-                <w:rFonts w:ascii="Times New Roman" w:hAnsi="Times New Roman" w:cs="Times New Roman"/>
-                <w:sz w:val="24"/>
-                <w:szCs w:val="24"/>
-              </w:rPr>
+            <w:r>
               <w:t>6</w:t>
             </w:r>
           </w:p>
@@ -16664,21 +16435,8 @@
             <w:vAlign w:val="center"/>
           </w:tcPr>
           <w:p>
-            <w:pPr>
-              <w:spacing w:after="0" w:line="360" w:lineRule="auto"/>
-              <w:rPr>
-                <w:rFonts w:ascii="Times New Roman" w:hAnsi="Times New Roman" w:cs="Times New Roman"/>
-                <w:sz w:val="24"/>
-                <w:szCs w:val="24"/>
-              </w:rPr>
-            </w:pPr>
-            <w:r>
-              <w:rPr>
-                <w:rFonts w:ascii="Times New Roman" w:hAnsi="Times New Roman" w:cs="Times New Roman"/>
-                <w:sz w:val="24"/>
-                <w:szCs w:val="24"/>
-              </w:rPr>
-              <w:t>Build descriptive analytics marts for dashboard overview, service, sales, warranty, refund, and scheduling</w:t>
+            <w:r>
+              <w:t>Build dbt staging, fact, dimension, and core descriptive marts for service, sales, warranty, refund, and scheduling</w:t>
             </w:r>
           </w:p>
         </w:tc>
@@ -16694,21 +16452,8 @@
             <w:vAlign w:val="center"/>
           </w:tcPr>
           <w:p>
-            <w:pPr>
-              <w:spacing w:after="0" w:line="360" w:lineRule="auto"/>
-              <w:rPr>
-                <w:rFonts w:ascii="Times New Roman" w:hAnsi="Times New Roman" w:cs="Times New Roman"/>
-                <w:sz w:val="24"/>
-                <w:szCs w:val="24"/>
-              </w:rPr>
-            </w:pPr>
-            <w:r>
-              <w:rPr>
-                <w:rFonts w:ascii="Times New Roman" w:hAnsi="Times New Roman" w:cs="Times New Roman"/>
-                <w:sz w:val="24"/>
-                <w:szCs w:val="24"/>
-              </w:rPr>
-              <w:t>Core BI marts</w:t>
+            <w:r>
+              <w:t>Silver tables and core Gold marts</w:t>
             </w:r>
           </w:p>
         </w:tc>
@@ -17018,20 +16763,7 @@
             <w:vAlign w:val="center"/>
           </w:tcPr>
           <w:p>
-            <w:pPr>
-              <w:spacing w:after="0" w:line="360" w:lineRule="auto"/>
-              <w:rPr>
-                <w:rFonts w:ascii="Times New Roman" w:hAnsi="Times New Roman" w:cs="Times New Roman"/>
-                <w:sz w:val="24"/>
-                <w:szCs w:val="24"/>
-              </w:rPr>
-            </w:pPr>
-            <w:r>
-              <w:rPr>
-                <w:rFonts w:ascii="Times New Roman" w:hAnsi="Times New Roman" w:cs="Times New Roman"/>
-                <w:sz w:val="24"/>
-                <w:szCs w:val="24"/>
-              </w:rPr>
+            <w:r>
               <w:t>10</w:t>
             </w:r>
           </w:p>
@@ -17048,21 +16780,8 @@
             <w:vAlign w:val="center"/>
           </w:tcPr>
           <w:p>
-            <w:pPr>
-              <w:spacing w:after="0" w:line="360" w:lineRule="auto"/>
-              <w:rPr>
-                <w:rFonts w:ascii="Times New Roman" w:hAnsi="Times New Roman" w:cs="Times New Roman"/>
-                <w:sz w:val="24"/>
-                <w:szCs w:val="24"/>
-              </w:rPr>
-            </w:pPr>
-            <w:r>
-              <w:rPr>
-                <w:rFonts w:ascii="Times New Roman" w:hAnsi="Times New Roman" w:cs="Times New Roman"/>
-                <w:sz w:val="24"/>
-                <w:szCs w:val="24"/>
-              </w:rPr>
-              <w:t>Connect Apache Superset to BigQuery and build first dashboard pages</w:t>
+            <w:r>
+              <w:t>Create Airflow DAG to orchestrate extraction, BigQuery loading, dbt models/tests, weather enrichment, and refresh logging</w:t>
             </w:r>
           </w:p>
         </w:tc>
@@ -17078,21 +16797,8 @@
             <w:vAlign w:val="center"/>
           </w:tcPr>
           <w:p>
-            <w:pPr>
-              <w:spacing w:after="0" w:line="360" w:lineRule="auto"/>
-              <w:rPr>
-                <w:rFonts w:ascii="Times New Roman" w:hAnsi="Times New Roman" w:cs="Times New Roman"/>
-                <w:sz w:val="24"/>
-                <w:szCs w:val="24"/>
-              </w:rPr>
-            </w:pPr>
-            <w:r>
-              <w:rPr>
-                <w:rFonts w:ascii="Times New Roman" w:hAnsi="Times New Roman" w:cs="Times New Roman"/>
-                <w:sz w:val="24"/>
-                <w:szCs w:val="24"/>
-              </w:rPr>
-              <w:t>Dashboard prototype v1</w:t>
+            <w:r>
+              <w:t>Airflow-orchestrated ELT prototype</w:t>
             </w:r>
           </w:p>
         </w:tc>
@@ -17114,20 +16820,7 @@
             <w:vAlign w:val="center"/>
           </w:tcPr>
           <w:p>
-            <w:pPr>
-              <w:spacing w:after="0" w:line="360" w:lineRule="auto"/>
-              <w:rPr>
-                <w:rFonts w:ascii="Times New Roman" w:hAnsi="Times New Roman" w:cs="Times New Roman"/>
-                <w:sz w:val="24"/>
-                <w:szCs w:val="24"/>
-              </w:rPr>
-            </w:pPr>
-            <w:r>
-              <w:rPr>
-                <w:rFonts w:ascii="Times New Roman" w:hAnsi="Times New Roman" w:cs="Times New Roman"/>
-                <w:sz w:val="24"/>
-                <w:szCs w:val="24"/>
-              </w:rPr>
+            <w:r>
               <w:t>11</w:t>
             </w:r>
           </w:p>
@@ -17144,21 +16837,8 @@
             <w:vAlign w:val="center"/>
           </w:tcPr>
           <w:p>
-            <w:pPr>
-              <w:spacing w:after="0" w:line="360" w:lineRule="auto"/>
-              <w:rPr>
-                <w:rFonts w:ascii="Times New Roman" w:hAnsi="Times New Roman" w:cs="Times New Roman"/>
-                <w:sz w:val="24"/>
-                <w:szCs w:val="24"/>
-              </w:rPr>
-            </w:pPr>
-            <w:r>
-              <w:rPr>
-                <w:rFonts w:ascii="Times New Roman" w:hAnsi="Times New Roman" w:cs="Times New Roman"/>
-                <w:sz w:val="24"/>
-                <w:szCs w:val="24"/>
-              </w:rPr>
-              <w:t>Refine filters, maps, data quality views, refresh status, rankings, and recommendations with company feedback</w:t>
+            <w:r>
+              <w:t>Connect Apache Superset to BigQuery Gold marts and build first dashboard pages</w:t>
             </w:r>
           </w:p>
         </w:tc>
@@ -17174,21 +16854,8 @@
             <w:vAlign w:val="center"/>
           </w:tcPr>
           <w:p>
-            <w:pPr>
-              <w:spacing w:after="0" w:line="360" w:lineRule="auto"/>
-              <w:rPr>
-                <w:rFonts w:ascii="Times New Roman" w:hAnsi="Times New Roman" w:cs="Times New Roman"/>
-                <w:sz w:val="24"/>
-                <w:szCs w:val="24"/>
-              </w:rPr>
-            </w:pPr>
-            <w:r>
-              <w:rPr>
-                <w:rFonts w:ascii="Times New Roman" w:hAnsi="Times New Roman" w:cs="Times New Roman"/>
-                <w:sz w:val="24"/>
-                <w:szCs w:val="24"/>
-              </w:rPr>
-              <w:t>Dashboard prototype v2</w:t>
+            <w:r>
+              <w:t>Dashboard prototype v1</w:t>
             </w:r>
           </w:p>
         </w:tc>
@@ -17210,20 +16877,7 @@
             <w:vAlign w:val="center"/>
           </w:tcPr>
           <w:p>
-            <w:pPr>
-              <w:spacing w:after="0" w:line="360" w:lineRule="auto"/>
-              <w:rPr>
-                <w:rFonts w:ascii="Times New Roman" w:hAnsi="Times New Roman" w:cs="Times New Roman"/>
-                <w:sz w:val="24"/>
-                <w:szCs w:val="24"/>
-              </w:rPr>
-            </w:pPr>
-            <w:r>
-              <w:rPr>
-                <w:rFonts w:ascii="Times New Roman" w:hAnsi="Times New Roman" w:cs="Times New Roman"/>
-                <w:sz w:val="24"/>
-                <w:szCs w:val="24"/>
-              </w:rPr>
+            <w:r>
               <w:t>12</w:t>
             </w:r>
           </w:p>
@@ -17240,21 +16894,8 @@
             <w:vAlign w:val="center"/>
           </w:tcPr>
           <w:p>
-            <w:pPr>
-              <w:spacing w:after="0" w:line="360" w:lineRule="auto"/>
-              <w:rPr>
-                <w:rFonts w:ascii="Times New Roman" w:hAnsi="Times New Roman" w:cs="Times New Roman"/>
-                <w:sz w:val="24"/>
-                <w:szCs w:val="24"/>
-              </w:rPr>
-            </w:pPr>
-            <w:r>
-              <w:rPr>
-                <w:rFonts w:ascii="Times New Roman" w:hAnsi="Times New Roman" w:cs="Times New Roman"/>
-                <w:sz w:val="24"/>
-                <w:szCs w:val="24"/>
-              </w:rPr>
-              <w:t>Evaluate dashboard against manual spreadsheet answers and collect usability feedback</w:t>
+            <w:r>
+              <w:t>Refine filters, maps, data quality views, pipeline status, rankings, and recommendations with company feedback</w:t>
             </w:r>
           </w:p>
         </w:tc>
@@ -17270,21 +16911,8 @@
             <w:vAlign w:val="center"/>
           </w:tcPr>
           <w:p>
-            <w:pPr>
-              <w:spacing w:after="0" w:line="360" w:lineRule="auto"/>
-              <w:rPr>
-                <w:rFonts w:ascii="Times New Roman" w:hAnsi="Times New Roman" w:cs="Times New Roman"/>
-                <w:sz w:val="24"/>
-                <w:szCs w:val="24"/>
-              </w:rPr>
-            </w:pPr>
-            <w:r>
-              <w:rPr>
-                <w:rFonts w:ascii="Times New Roman" w:hAnsi="Times New Roman" w:cs="Times New Roman"/>
-                <w:sz w:val="24"/>
-                <w:szCs w:val="24"/>
-              </w:rPr>
-              <w:t>Evaluation report draft</w:t>
+            <w:r>
+              <w:t>Dashboard prototype v2 and pipeline status view</w:t>
             </w:r>
           </w:p>
         </w:tc>
@@ -17306,20 +16934,7 @@
             <w:vAlign w:val="center"/>
           </w:tcPr>
           <w:p>
-            <w:pPr>
-              <w:spacing w:after="0" w:line="360" w:lineRule="auto"/>
-              <w:rPr>
-                <w:rFonts w:ascii="Times New Roman" w:hAnsi="Times New Roman" w:cs="Times New Roman"/>
-                <w:sz w:val="24"/>
-                <w:szCs w:val="24"/>
-              </w:rPr>
-            </w:pPr>
-            <w:r>
-              <w:rPr>
-                <w:rFonts w:ascii="Times New Roman" w:hAnsi="Times New Roman" w:cs="Times New Roman"/>
-                <w:sz w:val="24"/>
-                <w:szCs w:val="24"/>
-              </w:rPr>
+            <w:r>
               <w:t>13</w:t>
             </w:r>
           </w:p>
@@ -17336,21 +16951,8 @@
             <w:vAlign w:val="center"/>
           </w:tcPr>
           <w:p>
-            <w:pPr>
-              <w:spacing w:after="0" w:line="360" w:lineRule="auto"/>
-              <w:rPr>
-                <w:rFonts w:ascii="Times New Roman" w:hAnsi="Times New Roman" w:cs="Times New Roman"/>
-                <w:sz w:val="24"/>
-                <w:szCs w:val="24"/>
-              </w:rPr>
-            </w:pPr>
-            <w:r>
-              <w:rPr>
-                <w:rFonts w:ascii="Times New Roman" w:hAnsi="Times New Roman" w:cs="Times New Roman"/>
-                <w:sz w:val="24"/>
-                <w:szCs w:val="24"/>
-              </w:rPr>
-              <w:t>Prepare final report, screenshots, architecture diagram, data flow diagram, and viva explanation</w:t>
+            <w:r>
+              <w:t>Evaluate dashboard and pipeline against manual spreadsheet answers, dbt test results, and refresh logs</w:t>
             </w:r>
           </w:p>
         </w:tc>
@@ -17366,21 +16968,8 @@
             <w:vAlign w:val="center"/>
           </w:tcPr>
           <w:p>
-            <w:pPr>
-              <w:spacing w:after="0" w:line="360" w:lineRule="auto"/>
-              <w:rPr>
-                <w:rFonts w:ascii="Times New Roman" w:hAnsi="Times New Roman" w:cs="Times New Roman"/>
-                <w:sz w:val="24"/>
-                <w:szCs w:val="24"/>
-              </w:rPr>
-            </w:pPr>
-            <w:r>
-              <w:rPr>
-                <w:rFonts w:ascii="Times New Roman" w:hAnsi="Times New Roman" w:cs="Times New Roman"/>
-                <w:sz w:val="24"/>
-                <w:szCs w:val="24"/>
-              </w:rPr>
-              <w:t>Final documentation draft</w:t>
+            <w:r>
+              <w:t>Evaluation report draft</w:t>
             </w:r>
           </w:p>
         </w:tc>
@@ -17402,20 +16991,7 @@
             <w:vAlign w:val="center"/>
           </w:tcPr>
           <w:p>
-            <w:pPr>
-              <w:spacing w:after="0" w:line="360" w:lineRule="auto"/>
-              <w:rPr>
-                <w:rFonts w:ascii="Times New Roman" w:hAnsi="Times New Roman" w:cs="Times New Roman"/>
-                <w:sz w:val="24"/>
-                <w:szCs w:val="24"/>
-              </w:rPr>
-            </w:pPr>
-            <w:r>
-              <w:rPr>
-                <w:rFonts w:ascii="Times New Roman" w:hAnsi="Times New Roman" w:cs="Times New Roman"/>
-                <w:sz w:val="24"/>
-                <w:szCs w:val="24"/>
-              </w:rPr>
+            <w:r>
               <w:t>14</w:t>
             </w:r>
           </w:p>
@@ -17432,21 +17008,8 @@
             <w:vAlign w:val="center"/>
           </w:tcPr>
           <w:p>
-            <w:pPr>
-              <w:spacing w:after="0" w:line="360" w:lineRule="auto"/>
-              <w:rPr>
-                <w:rFonts w:ascii="Times New Roman" w:hAnsi="Times New Roman" w:cs="Times New Roman"/>
-                <w:sz w:val="24"/>
-                <w:szCs w:val="24"/>
-              </w:rPr>
-            </w:pPr>
-            <w:r>
-              <w:rPr>
-                <w:rFonts w:ascii="Times New Roman" w:hAnsi="Times New Roman" w:cs="Times New Roman"/>
-                <w:sz w:val="24"/>
-                <w:szCs w:val="24"/>
-              </w:rPr>
-              <w:t>Final testing, polishing, supervisor review, and submission packaging</w:t>
+            <w:r>
+              <w:t>Prepare final report, screenshots, architecture diagram, Airflow DAG view, dbt lineage graph, and viva explanation</w:t>
             </w:r>
           </w:p>
         </w:tc>
@@ -17462,20 +17025,7 @@
             <w:vAlign w:val="center"/>
           </w:tcPr>
           <w:p>
-            <w:pPr>
-              <w:spacing w:after="0" w:line="360" w:lineRule="auto"/>
-              <w:rPr>
-                <w:rFonts w:ascii="Times New Roman" w:hAnsi="Times New Roman" w:cs="Times New Roman"/>
-                <w:sz w:val="24"/>
-                <w:szCs w:val="24"/>
-              </w:rPr>
-            </w:pPr>
-            <w:r>
-              <w:rPr>
-                <w:rFonts w:ascii="Times New Roman" w:hAnsi="Times New Roman" w:cs="Times New Roman"/>
-                <w:sz w:val="24"/>
-                <w:szCs w:val="24"/>
-              </w:rPr>
+            <w:r>
               <w:t>Final project submission</w:t>
             </w:r>
           </w:p>
@@ -17852,21 +17402,8 @@
             <w:vAlign w:val="center"/>
           </w:tcPr>
           <w:p>
-            <w:pPr>
-              <w:spacing w:after="0" w:line="360" w:lineRule="auto"/>
-              <w:rPr>
-                <w:rFonts w:ascii="Times New Roman" w:hAnsi="Times New Roman" w:cs="Times New Roman"/>
-                <w:sz w:val="24"/>
-                <w:szCs w:val="24"/>
-              </w:rPr>
-            </w:pPr>
-            <w:r>
-              <w:rPr>
-                <w:rFonts w:ascii="Times New Roman" w:hAnsi="Times New Roman" w:cs="Times New Roman"/>
-                <w:sz w:val="24"/>
-                <w:szCs w:val="24"/>
-              </w:rPr>
-              <w:t>M3: BigQuery warehouse ready</w:t>
+            <w:r>
+              <w:t>M3: BigQuery and dbt warehouse ready</w:t>
             </w:r>
           </w:p>
         </w:tc>
@@ -17882,20 +17419,7 @@
             <w:vAlign w:val="center"/>
           </w:tcPr>
           <w:p>
-            <w:pPr>
-              <w:spacing w:after="0" w:line="360" w:lineRule="auto"/>
-              <w:rPr>
-                <w:rFonts w:ascii="Times New Roman" w:hAnsi="Times New Roman" w:cs="Times New Roman"/>
-                <w:sz w:val="24"/>
-                <w:szCs w:val="24"/>
-              </w:rPr>
-            </w:pPr>
-            <w:r>
-              <w:rPr>
-                <w:rFonts w:ascii="Times New Roman" w:hAnsi="Times New Roman" w:cs="Times New Roman"/>
-                <w:sz w:val="24"/>
-                <w:szCs w:val="24"/>
-              </w:rPr>
+            <w:r>
               <w:t>Week 6</w:t>
             </w:r>
           </w:p>
@@ -17912,21 +17436,8 @@
             <w:vAlign w:val="center"/>
           </w:tcPr>
           <w:p>
-            <w:pPr>
-              <w:spacing w:after="0" w:line="360" w:lineRule="auto"/>
-              <w:rPr>
-                <w:rFonts w:ascii="Times New Roman" w:hAnsi="Times New Roman" w:cs="Times New Roman"/>
-                <w:sz w:val="24"/>
-                <w:szCs w:val="24"/>
-              </w:rPr>
-            </w:pPr>
-            <w:r>
-              <w:rPr>
-                <w:rFonts w:ascii="Times New Roman" w:hAnsi="Times New Roman" w:cs="Times New Roman"/>
-                <w:sz w:val="24"/>
-                <w:szCs w:val="24"/>
-              </w:rPr>
-              <w:t>Staging, core, and mart tables created and populated</w:t>
+            <w:r>
+              <w:t>Bronze, Silver, and Gold tables created with dbt models and initial tests</w:t>
             </w:r>
           </w:p>
         </w:tc>
@@ -18044,21 +17555,8 @@
             <w:vAlign w:val="center"/>
           </w:tcPr>
           <w:p>
-            <w:pPr>
-              <w:spacing w:after="0" w:line="360" w:lineRule="auto"/>
-              <w:rPr>
-                <w:rFonts w:ascii="Times New Roman" w:hAnsi="Times New Roman" w:cs="Times New Roman"/>
-                <w:sz w:val="24"/>
-                <w:szCs w:val="24"/>
-              </w:rPr>
-            </w:pPr>
-            <w:r>
-              <w:rPr>
-                <w:rFonts w:ascii="Times New Roman" w:hAnsi="Times New Roman" w:cs="Times New Roman"/>
-                <w:sz w:val="24"/>
-                <w:szCs w:val="24"/>
-              </w:rPr>
-              <w:t>M5: Dashboard prototype complete</w:t>
+            <w:r>
+              <w:t>M5: Airflow and dashboard prototype complete</w:t>
             </w:r>
           </w:p>
         </w:tc>
@@ -18074,20 +17572,7 @@
             <w:vAlign w:val="center"/>
           </w:tcPr>
           <w:p>
-            <w:pPr>
-              <w:spacing w:after="0" w:line="360" w:lineRule="auto"/>
-              <w:rPr>
-                <w:rFonts w:ascii="Times New Roman" w:hAnsi="Times New Roman" w:cs="Times New Roman"/>
-                <w:sz w:val="24"/>
-                <w:szCs w:val="24"/>
-              </w:rPr>
-            </w:pPr>
-            <w:r>
-              <w:rPr>
-                <w:rFonts w:ascii="Times New Roman" w:hAnsi="Times New Roman" w:cs="Times New Roman"/>
-                <w:sz w:val="24"/>
-                <w:szCs w:val="24"/>
-              </w:rPr>
+            <w:r>
               <w:t>Week 11</w:t>
             </w:r>
           </w:p>
@@ -18104,21 +17589,8 @@
             <w:vAlign w:val="center"/>
           </w:tcPr>
           <w:p>
-            <w:pPr>
-              <w:spacing w:after="0" w:line="360" w:lineRule="auto"/>
-              <w:rPr>
-                <w:rFonts w:ascii="Times New Roman" w:hAnsi="Times New Roman" w:cs="Times New Roman"/>
-                <w:sz w:val="24"/>
-                <w:szCs w:val="24"/>
-              </w:rPr>
-            </w:pPr>
-            <w:r>
-              <w:rPr>
-                <w:rFonts w:ascii="Times New Roman" w:hAnsi="Times New Roman" w:cs="Times New Roman"/>
-                <w:sz w:val="24"/>
-                <w:szCs w:val="24"/>
-              </w:rPr>
-              <w:t>Superset dashboards answer key management questions including data quality and refresh status</w:t>
+            <w:r>
+              <w:t>Airflow DAG runs core pipeline and Superset dashboards answer key management questions</w:t>
             </w:r>
           </w:p>
         </w:tc>
@@ -18956,21 +18428,8 @@
             <w:vAlign w:val="center"/>
           </w:tcPr>
           <w:p>
-            <w:pPr>
-              <w:spacing w:after="0" w:line="360" w:lineRule="auto"/>
-              <w:rPr>
-                <w:rFonts w:ascii="Times New Roman" w:hAnsi="Times New Roman" w:cs="Times New Roman"/>
-                <w:sz w:val="24"/>
-                <w:szCs w:val="24"/>
-              </w:rPr>
-            </w:pPr>
-            <w:r>
-              <w:rPr>
-                <w:rFonts w:ascii="Times New Roman" w:hAnsi="Times New Roman" w:cs="Times New Roman"/>
-                <w:sz w:val="24"/>
-                <w:szCs w:val="24"/>
-              </w:rPr>
-              <w:t>Scheduled refresh fails or Google Sheets access changes</w:t>
+            <w:r>
+              <w:t>Airflow, dbt, or Google Sheets access fails during demo</w:t>
             </w:r>
           </w:p>
         </w:tc>
@@ -18986,21 +18445,8 @@
             <w:vAlign w:val="center"/>
           </w:tcPr>
           <w:p>
-            <w:pPr>
-              <w:spacing w:after="0" w:line="360" w:lineRule="auto"/>
-              <w:rPr>
-                <w:rFonts w:ascii="Times New Roman" w:hAnsi="Times New Roman" w:cs="Times New Roman"/>
-                <w:sz w:val="24"/>
-                <w:szCs w:val="24"/>
-              </w:rPr>
-            </w:pPr>
-            <w:r>
-              <w:rPr>
-                <w:rFonts w:ascii="Times New Roman" w:hAnsi="Times New Roman" w:cs="Times New Roman"/>
-                <w:sz w:val="24"/>
-                <w:szCs w:val="24"/>
-              </w:rPr>
-              <w:t>Dashboard may show stale data</w:t>
+            <w:r>
+              <w:t>Pipeline/dashboard may show stale data</w:t>
             </w:r>
           </w:p>
         </w:tc>
@@ -19016,21 +18462,8 @@
             <w:vAlign w:val="center"/>
           </w:tcPr>
           <w:p>
-            <w:pPr>
-              <w:spacing w:after="0" w:line="360" w:lineRule="auto"/>
-              <w:rPr>
-                <w:rFonts w:ascii="Times New Roman" w:hAnsi="Times New Roman" w:cs="Times New Roman"/>
-                <w:sz w:val="24"/>
-                <w:szCs w:val="24"/>
-              </w:rPr>
-            </w:pPr>
-            <w:r>
-              <w:rPr>
-                <w:rFonts w:ascii="Times New Roman" w:hAnsi="Times New Roman" w:cs="Times New Roman"/>
-                <w:sz w:val="24"/>
-                <w:szCs w:val="24"/>
-              </w:rPr>
-              <w:t>Show last successful refresh, failure status, and manual refresh fallback</w:t>
+            <w:r>
+              <w:t>Show last successful refresh, failed task status, manual run fallback, and static exported marts for backup</w:t>
             </w:r>
           </w:p>
         </w:tc>
@@ -19052,21 +18485,8 @@
             <w:vAlign w:val="center"/>
           </w:tcPr>
           <w:p>
-            <w:pPr>
-              <w:spacing w:after="0" w:line="360" w:lineRule="auto"/>
-              <w:rPr>
-                <w:rFonts w:ascii="Times New Roman" w:hAnsi="Times New Roman" w:cs="Times New Roman"/>
-                <w:sz w:val="24"/>
-                <w:szCs w:val="24"/>
-              </w:rPr>
-            </w:pPr>
-            <w:r>
-              <w:rPr>
-                <w:rFonts w:ascii="Times New Roman" w:hAnsi="Times New Roman" w:cs="Times New Roman"/>
-                <w:sz w:val="24"/>
-                <w:szCs w:val="24"/>
-              </w:rPr>
-              <w:t>BigQuery/Superset setup takes longer than expected</w:t>
+            <w:r>
+              <w:t>BigQuery/Superset/dbt setup takes longer than expected</w:t>
             </w:r>
           </w:p>
         </w:tc>
@@ -19082,20 +18502,7 @@
             <w:vAlign w:val="center"/>
           </w:tcPr>
           <w:p>
-            <w:pPr>
-              <w:spacing w:after="0" w:line="360" w:lineRule="auto"/>
-              <w:rPr>
-                <w:rFonts w:ascii="Times New Roman" w:hAnsi="Times New Roman" w:cs="Times New Roman"/>
-                <w:sz w:val="24"/>
-                <w:szCs w:val="24"/>
-              </w:rPr>
-            </w:pPr>
-            <w:r>
-              <w:rPr>
-                <w:rFonts w:ascii="Times New Roman" w:hAnsi="Times New Roman" w:cs="Times New Roman"/>
-                <w:sz w:val="24"/>
-                <w:szCs w:val="24"/>
-              </w:rPr>
+            <w:r>
               <w:t>Dashboard delivery risk</w:t>
             </w:r>
           </w:p>
@@ -19112,21 +18519,8 @@
             <w:vAlign w:val="center"/>
           </w:tcPr>
           <w:p>
-            <w:pPr>
-              <w:spacing w:after="0" w:line="360" w:lineRule="auto"/>
-              <w:rPr>
-                <w:rFonts w:ascii="Times New Roman" w:hAnsi="Times New Roman" w:cs="Times New Roman"/>
-                <w:sz w:val="24"/>
-                <w:szCs w:val="24"/>
-              </w:rPr>
-            </w:pPr>
-            <w:r>
-              <w:rPr>
-                <w:rFonts w:ascii="Times New Roman" w:hAnsi="Times New Roman" w:cs="Times New Roman"/>
-                <w:sz w:val="24"/>
-                <w:szCs w:val="24"/>
-              </w:rPr>
-              <w:t>Build static CSV fallback dashboards if connection issues occur</w:t>
+            <w:r>
+              <w:t>Build minimum Bronze/Silver/Gold path first and add advanced marts after core pipeline works</w:t>
             </w:r>
           </w:p>
         </w:tc>
@@ -19227,6 +18621,38 @@
           </w:p>
         </w:tc>
       </w:tr>
+      <w:tr>
+        <w:tc>
+          <w:tcPr>
+            <w:tcW w:type="dxa" w:w="3394"/>
+          </w:tcPr>
+          <w:p>
+            <w:r>
+              <w:t>Flexible contracts map a field incorrectly</w:t>
+            </w:r>
+          </w:p>
+        </w:tc>
+        <w:tc>
+          <w:tcPr>
+            <w:tcW w:type="dxa" w:w="2416"/>
+          </w:tcPr>
+          <w:p>
+            <w:r>
+              <w:t>Analytics may use wrong source meaning</w:t>
+            </w:r>
+          </w:p>
+        </w:tc>
+        <w:tc>
+          <w:tcPr>
+            <w:tcW w:type="dxa" w:w="3206"/>
+          </w:tcPr>
+          <w:p>
+            <w:r>
+              <w:t>Store source-to-standard mappings, mapping confidence, and manual review notes in the data quality report</w:t>
+            </w:r>
+          </w:p>
+        </w:tc>
+      </w:tr>
     </w:tbl>
     <w:p>
       <w:pPr>
@@ -19258,189 +18684,253 @@
       </w:r>
     </w:p>
     <w:p>
+      <w:pPr/>
+      <w:r>
+        <w:t>Apache Airflow. (2026). Apache Airflow documentation. https://airflow.apache.org/docs/</w:t>
+      </w:r>
+    </w:p>
+    <w:p>
+      <w:pPr/>
+      <w:r>
+        <w:t>Apache Airflow. (2026). DAGs. https://airflow.apache.org/docs/apache-airflow/stable/core-concepts/dags.html</w:t>
+      </w:r>
+    </w:p>
+    <w:p>
+      <w:pPr/>
       <w:r>
         <w:t>Apache Superset. (2026). Google BigQuery database support. https://superset.apache.org/user-docs/databases/supported/google-bigquery</w:t>
       </w:r>
     </w:p>
     <w:p>
+      <w:pPr/>
       <w:r>
         <w:t>Apache Superset. (2026). Introduction to Apache Superset. https://superset.apache.org/user-docs/intro/</w:t>
       </w:r>
     </w:p>
     <w:p>
+      <w:pPr/>
       <w:r>
         <w:t>Biswas, S., Mohite, J., &amp; Pappula, S. (2022). Systems and methods for pest forecasting using historical pesticide usage information. U.S. Patent No. US11397837B2. https://patents.google.com/patent/US11397837B2</w:t>
       </w:r>
     </w:p>
     <w:p>
+      <w:pPr/>
       <w:r>
         <w:t>Blacketer, C., Defalco, F. J., Ryan, P. B., &amp; Rijnbeek, P. R. (2021). Increasing trust in real-world evidence through evaluation of observational data quality. Journal of the American Medical Informatics Association, 28(10), 2251-2257. https://doi.org/10.1093/jamia/ocab132</w:t>
       </w:r>
     </w:p>
     <w:p>
+      <w:pPr/>
       <w:r>
-        <w:lastRenderedPageBreak/>
         <w:t>Brimblecombe, P., Muller, G., Schmidt, M., Tischhauser, W., Landau, I., &amp; Querner, P. (2023). Urban pest abundance and public enquiries in Zurich 1991-2022. Insects, 14(10), 798. https://doi.org/10.3390/insects14100798</w:t>
       </w:r>
     </w:p>
     <w:p>
+      <w:pPr/>
       <w:r>
         <w:t>Calatayud, J., Jornet, M., Mateu, J., &amp; Pinto, C. M. A. (2023). A new population model for urban infestations. Chaos, Solitons &amp; Fractals, 175, 113939. https://doi.org/10.1016/j.chaos.2023.113939</w:t>
       </w:r>
     </w:p>
     <w:p>
+      <w:pPr/>
       <w:r>
         <w:t>Choi, C., &amp; Hong, S.-Y. (2021). MDST-DBSCAN: A density-based clustering method for multidimensional spatiotemporal data. ISPRS International Journal of Geo-Information, 10(6), 391. https://doi.org/10.3390/ijgi10060391</w:t>
       </w:r>
     </w:p>
     <w:p>
+      <w:pPr/>
       <w:r>
         <w:t>Cordon, J. A. (2026). Temporal evolution of predictive heat maps for Periplaneta americana infestation in urban sanitation networks (April 7 - June 23, 2022). Zenodo. https://doi.org/10.5281/zenodo.18186918</w:t>
       </w:r>
     </w:p>
     <w:p>
+      <w:pPr/>
+      <w:r>
+        <w:t>dbt Labs. (2026). About dbt documentation. https://docs.getdbt.com/docs/build/documentation</w:t>
+      </w:r>
+    </w:p>
+    <w:p>
+      <w:pPr/>
+      <w:r>
+        <w:t>dbt Labs. (2026). What is dbt? https://docs.getdbt.com/docs/introduction</w:t>
+      </w:r>
+    </w:p>
+    <w:p>
+      <w:pPr/>
       <w:r>
         <w:t>Dey, S., &amp; Roy, S. (2025). Digital Guardians: Revolutionizing pest management with AI and IoT for a greener future. In IoT and advanced intelligence computation for smart agriculture. CRC Press. https://doi.org/10.1201/9781003527664-5</w:t>
       </w:r>
     </w:p>
     <w:p>
+      <w:pPr/>
       <w:r>
         <w:t>Ejike, O., Ndzi, D., &amp; Shakir, M. Z. (2025). Comparative study of machine learning-based rainfall prediction in tropical and temperate climates. Climate, 13(8), 167. https://doi.org/10.3390/cli13080167</w:t>
       </w:r>
     </w:p>
     <w:p>
+      <w:pPr/>
       <w:r>
         <w:t>Erguler, K., et al. (2024). VEClim: An early warning decision support system for climate-sensitive vector activity and vector-borne disease risk assessment. Wellcome Open Research, 9, 697. https://doi.org/10.12688/wellcomeopenres.23122.1</w:t>
       </w:r>
     </w:p>
     <w:p>
+      <w:pPr/>
       <w:r>
         <w:t>Fiori, M., Fois, G., Gerardi, M. S., Maggio, F., Milesi, C., &amp; Pinna, A. (2024). SMARTerra, a high-resolution decision support system for monitoring plant pests and diseases. Applied Sciences, 14(18), 8275. https://doi.org/10.3390/app14188275</w:t>
       </w:r>
     </w:p>
     <w:p>
+      <w:pPr/>
       <w:r>
         <w:t>Fu, Q., Nicholson, G. L., &amp; Easton, J. M. (2024). Understanding data quality in a data-driven industry context: Insights from the fundamentals. Journal of Industrial Information Integration, 42, 100729. https://doi.org/10.1016/j.jii.2024.100729</w:t>
       </w:r>
     </w:p>
     <w:p>
+      <w:pPr/>
+      <w:r>
+        <w:t>Google Calendar. (2026). Events: list. https://developers.google.com/workspace/calendar/api/v3/reference/events/list</w:t>
+      </w:r>
+    </w:p>
+    <w:p>
+      <w:pPr/>
       <w:r>
         <w:t>Google Calendar. (2026). Google Calendar API overview. https://developers.google.com/workspace/calendar/api/guides/overview</w:t>
       </w:r>
     </w:p>
     <w:p>
-      <w:r>
-        <w:t>Google Calendar. (2026). Events: list. https://developers.google.com/workspace/calendar/api/v3/reference/events/list</w:t>
-      </w:r>
-    </w:p>
-    <w:p>
+      <w:pPr/>
       <w:r>
         <w:t>Google Cloud. (2026). BigQuery documentation. https://cloud.google.com/bigquery/docs</w:t>
       </w:r>
     </w:p>
     <w:p>
+      <w:pPr/>
       <w:r>
         <w:t>Google Cloud. (2026). Introduction to BigQuery. https://cloud.google.com/bigquery/docs/introduction</w:t>
       </w:r>
     </w:p>
     <w:p>
+      <w:pPr/>
       <w:r>
         <w:t>Gurcan, F., Ayaz, A., Menekse Dalveren, G. G., &amp; Derawi, M. (2023). Business intelligence strategies, best practices, and latest trends: Analysis of scientometric data from 2003 to 2023 using machine learning. Sustainability, 15(13), 9854. https://doi.org/10.3390/su15139854</w:t>
       </w:r>
     </w:p>
     <w:p>
+      <w:pPr/>
       <w:r>
         <w:t>Hiscox, A., Spencer, F., Dennehy, J., Dyall, W., Jenkins, A., Narendran, A., Das, A., Logan, J. G., &amp; Jones, R. T. (2025). The impact of adverse weather events on cockroaches and flies, and the possible effects on disease. Medical and Veterinary Entomology, 39(3), 500-514. https://doi.org/10.1111/mve.12797</w:t>
       </w:r>
     </w:p>
     <w:p>
+      <w:pPr/>
       <w:r>
-        <w:lastRenderedPageBreak/>
         <w:t>Kaloudis, E., Agrafioti, P., Sakka, M. K., &amp; Lampiri, E. (2026). A temperature-driven population dynamics model based on biweekly insect trap counts for stored-product pest management. Preprints. https://www.preprints.org/manuscript/202603.0573</w:t>
       </w:r>
     </w:p>
     <w:p>
+      <w:pPr/>
       <w:r>
         <w:t>Leybourne, D. J., Musa, N., &amp; Yang, P. (2025). Can artificial intelligence be integrated into pest monitoring schemes to help achieve sustainable agriculture? An entomological, management and computational perspective. Agricultural and Forest Entomology, 27(1), 8-17. https://doi.org/10.1111/afe.12630</w:t>
       </w:r>
     </w:p>
     <w:p>
+      <w:pPr/>
       <w:r>
         <w:t>Li, W., Dodwell, E., &amp; Cook, D. (2023). A clustering algorithm to organize satellite hotspot data for the purpose of tracking bushfires remotely. The R Journal, 15(1), 17-33. https://journal.r-project.org/articles/RJ-2023-022/</w:t>
       </w:r>
     </w:p>
     <w:p>
+      <w:pPr/>
       <w:r>
         <w:t>Lu, X., Wijayaratna, K., Huang, Y., &amp; Qiu, A. (2022). AI-enabled opportunities and transformation challenges for SMEs in the post-pandemic era: A review and research agenda. Frontiers in Public Health, 10, 885067. https://doi.org/10.3389/fpubh.2022.885067</w:t>
       </w:r>
     </w:p>
     <w:p>
+      <w:pPr/>
       <w:r>
         <w:t>Malaysia OpenAPI. (2026). Weather: Malaysia official Open API. https://developer.data.gov.my/realtime-api/weather</w:t>
       </w:r>
     </w:p>
     <w:p>
+      <w:pPr/>
       <w:r>
         <w:t>Malaysian Meteorological Department. (2026). Web Service API. https://api.met.gov.my/</w:t>
       </w:r>
     </w:p>
     <w:p>
+      <w:pPr/>
       <w:r>
-        <w:t>Marinko, J., Blazica, B., Jorgensen, L. N., Matzen, N., Ramsden, M., &amp; Debeljak, M. (2024). Typology for decision support systems in integrated pest management and its implementation as a web application. Agronomy, 14(3), 485. https://doi.org/10.3390/agronomy14030485</w:t>
+        <w:t>Marinko, J., Blazica, B., Jorgensen, L. N., Matzen, N., Ramsden, M., &amp; Debeljak, M. (2024).</w:t>
       </w:r>
     </w:p>
     <w:p>
+      <w:pPr/>
       <w:r>
         <w:t>Marinko, J., Kuzmanovski, V., Ramsden, M., &amp; Debeljak, M. (2025). Overcoming barriers to the adoption of decision support systems in integrated pest management in some European countries. Agronomy, 15(2), 426. https://doi.org/10.3390/agronomy15020426</w:t>
       </w:r>
     </w:p>
     <w:p>
+      <w:pPr/>
       <w:r>
         <w:t>Open-Meteo. (2026). Historical Weather API. https://open-meteo.com/en/docs/historical-weather-api</w:t>
       </w:r>
     </w:p>
     <w:p>
+      <w:pPr/>
       <w:r>
         <w:t>Open-Meteo. (2026). Licence and data sources. https://open-meteo.com/en/licence</w:t>
       </w:r>
     </w:p>
     <w:p>
+      <w:pPr/>
       <w:r>
         <w:t>Pinto, A. F., Olmstead, D., Calixto, A. A., &amp; Gomez, M. I. (2025). Network for Environment and Weather Applications: An overview of the digital pest management decision support tool. Applied Economics Teaching Resources. https://www.aetrjournal.org/UserFiles/file/AETR_2025_0218%20Final.pdf</w:t>
       </w:r>
     </w:p>
     <w:p>
+      <w:pPr/>
       <w:r>
         <w:t>Ragazou, K., Passas, I., Garefalakis, A., &amp; Zopounidis, C. (2023). Business intelligence model empowering SMEs to make better decisions and enhance their competitive advantage. Discover Analytics, 1, 2. https://doi.org/10.1007/s44257-022-00002-3</w:t>
       </w:r>
     </w:p>
     <w:p>
+      <w:pPr/>
       <w:r>
         <w:t>Richardson, J. L., McCoy, E. P., Parlavecchio, N., et al. (2025). Increasing rat numbers in cities are linked to climate warming, urbanization, and human population. Science Advances, 11(5), eads6782. https://doi.org/10.1126/sciadv.ads6782</w:t>
       </w:r>
     </w:p>
     <w:p>
+      <w:pPr/>
       <w:r>
         <w:t>Schulze, A., Brand, F., Geppert, J., &amp; Bol, G.-F. (2023). Digital dashboards visualizing public health data: A systematic review. Frontiers in Public Health, 11, 999958. https://doi.org/10.3389/fpubh.2023.999958</w:t>
       </w:r>
     </w:p>
     <w:p>
+      <w:pPr/>
       <w:r>
         <w:t>Sumido, E. C., Feliscuzo, L. S., &amp; Aliac, C. J. G. (2023). Pest classification and prediction: Analyzing the impact of weather to pest occurrence through machine learning. Journal of Engineering Science and Technology, 18, 124-138.</w:t>
       </w:r>
     </w:p>
     <w:p>
+      <w:pPr/>
       <w:r>
-        <w:lastRenderedPageBreak/>
         <w:t>Tonle, F. B. N., Niassy, S., Ndadji, M. M. Z., Tchendji, M. T., Nzeukou, A., Mudereri, B. T., Senagi, K., &amp; Tonnang, H. E. Z. (2024). A road map for developing novel decision support system (DSS) for disseminating integrated pest management (IPM) technologies. Computers and Electronics in Agriculture, 217, 108526. https://doi.org/10.1016/j.compag.2023.108526</w:t>
       </w:r>
     </w:p>
     <w:p>
+      <w:pPr/>
+      <w:r>
+        <w:t>Typology for decision support systems in integrated pest management and its implementation as a web application. Agronomy, 14(3), 485. https://doi.org/10.3390/agronomy14030485</w:t>
+      </w:r>
+    </w:p>
+    <w:p>
+      <w:pPr/>
       <w:r>
         <w:t>Yao, J., Zhou, Z., Liu, H., Yao, S., &amp; Wu, J. (2026). Analyzing the influence of environment, demographic and socio-economic factors on Aedes albopictus (Diptera: Culicidae) mosquito density at the micro-level using XGBoost and SHAP. Parasites &amp; Vectors, 19, 71. https://doi.org/10.1186/s13071-025-07220-0</w:t>
       </w:r>
     </w:p>
     <w:p>
+      <w:pPr/>
       <w:r>
         <w:t>Zippenfenig, P. (2023). Open-Meteo.com Weather API [Computer software]. Zenodo. https://doi.org/10.5281/zenodo.7970649</w:t>
       </w:r>
@@ -19706,7 +19196,6 @@
           <w:rFonts w:ascii="Times New Roman" w:hAnsi="Times New Roman" w:cs="Times New Roman"/>
           <w:szCs w:val="24"/>
         </w:rPr>
-        <w:lastRenderedPageBreak/>
         <w:t>Upsell Intelligence</w:t>
       </w:r>
     </w:p>
@@ -19742,6 +19231,7 @@
           <w:rFonts w:ascii="Times New Roman" w:hAnsi="Times New Roman" w:cs="Times New Roman"/>
           <w:szCs w:val="24"/>
         </w:rPr>
+        <w:lastRenderedPageBreak/>
         <w:t>Scheduling Capacity</w:t>
       </w:r>
     </w:p>
@@ -20022,21 +19512,8 @@
             <w:vAlign w:val="center"/>
           </w:tcPr>
           <w:p>
-            <w:pPr>
-              <w:spacing w:after="0" w:line="360" w:lineRule="auto"/>
-              <w:rPr>
-                <w:rFonts w:ascii="Times New Roman" w:hAnsi="Times New Roman" w:cs="Times New Roman"/>
-                <w:sz w:val="24"/>
-                <w:szCs w:val="24"/>
-              </w:rPr>
-            </w:pPr>
-            <w:r>
-              <w:rPr>
-                <w:rFonts w:ascii="Times New Roman" w:hAnsi="Times New Roman" w:cs="Times New Roman"/>
-                <w:sz w:val="24"/>
-                <w:szCs w:val="24"/>
-              </w:rPr>
-              <w:t>stg_* tables</w:t>
+            <w:r>
+              <w:t>bronze_* tables</w:t>
             </w:r>
           </w:p>
         </w:tc>
@@ -20052,21 +19529,8 @@
             <w:vAlign w:val="center"/>
           </w:tcPr>
           <w:p>
-            <w:pPr>
-              <w:spacing w:after="0" w:line="360" w:lineRule="auto"/>
-              <w:rPr>
-                <w:rFonts w:ascii="Times New Roman" w:hAnsi="Times New Roman" w:cs="Times New Roman"/>
-                <w:sz w:val="24"/>
-                <w:szCs w:val="24"/>
-              </w:rPr>
-            </w:pPr>
-            <w:r>
-              <w:rPr>
-                <w:rFonts w:ascii="Times New Roman" w:hAnsi="Times New Roman" w:cs="Times New Roman"/>
-                <w:sz w:val="24"/>
-                <w:szCs w:val="24"/>
-              </w:rPr>
-              <w:t>Raw staging</w:t>
+            <w:r>
+              <w:t>Bronze raw</w:t>
             </w:r>
           </w:p>
         </w:tc>
@@ -20082,21 +19546,8 @@
             <w:vAlign w:val="center"/>
           </w:tcPr>
           <w:p>
-            <w:pPr>
-              <w:spacing w:after="0" w:line="360" w:lineRule="auto"/>
-              <w:rPr>
-                <w:rFonts w:ascii="Times New Roman" w:hAnsi="Times New Roman" w:cs="Times New Roman"/>
-                <w:sz w:val="24"/>
-                <w:szCs w:val="24"/>
-              </w:rPr>
-            </w:pPr>
-            <w:r>
-              <w:rPr>
-                <w:rFonts w:ascii="Times New Roman" w:hAnsi="Times New Roman" w:cs="Times New Roman"/>
-                <w:sz w:val="24"/>
-                <w:szCs w:val="24"/>
-              </w:rPr>
-              <w:t>Preserve imported Google Sheets/CSV/calendar data with source metadata</w:t>
+            <w:r>
+              <w:t>Preserve imported Google Sheets/CSV/calendar/weather data with source metadata, loaded_at, source_name, and row hash</w:t>
             </w:r>
           </w:p>
         </w:tc>
@@ -20420,7 +19871,6 @@
                 <w:sz w:val="24"/>
                 <w:szCs w:val="24"/>
               </w:rPr>
-              <w:lastRenderedPageBreak/>
               <w:t>fact_service</w:t>
             </w:r>
           </w:p>
@@ -20517,6 +19967,7 @@
                 <w:sz w:val="24"/>
                 <w:szCs w:val="24"/>
               </w:rPr>
+              <w:lastRenderedPageBreak/>
               <w:t>fact_warranty</w:t>
             </w:r>
           </w:p>
@@ -21079,21 +20530,8 @@
             <w:vAlign w:val="center"/>
           </w:tcPr>
           <w:p>
-            <w:pPr>
-              <w:spacing w:after="0" w:line="360" w:lineRule="auto"/>
-              <w:rPr>
-                <w:rFonts w:ascii="Times New Roman" w:hAnsi="Times New Roman" w:cs="Times New Roman"/>
-                <w:sz w:val="24"/>
-                <w:szCs w:val="24"/>
-              </w:rPr>
-            </w:pPr>
-            <w:r>
-              <w:rPr>
-                <w:rFonts w:ascii="Times New Roman" w:hAnsi="Times New Roman" w:cs="Times New Roman"/>
-                <w:sz w:val="24"/>
-                <w:szCs w:val="24"/>
-              </w:rPr>
-              <w:t>dq_validation_log</w:t>
+            <w:r>
+              <w:t>data_quality_log</w:t>
             </w:r>
           </w:p>
         </w:tc>
@@ -21109,20 +20547,7 @@
             <w:vAlign w:val="center"/>
           </w:tcPr>
           <w:p>
-            <w:pPr>
-              <w:spacing w:after="0" w:line="360" w:lineRule="auto"/>
-              <w:rPr>
-                <w:rFonts w:ascii="Times New Roman" w:hAnsi="Times New Roman" w:cs="Times New Roman"/>
-                <w:sz w:val="24"/>
-                <w:szCs w:val="24"/>
-              </w:rPr>
-            </w:pPr>
-            <w:r>
-              <w:rPr>
-                <w:rFonts w:ascii="Times New Roman" w:hAnsi="Times New Roman" w:cs="Times New Roman"/>
-                <w:sz w:val="24"/>
-                <w:szCs w:val="24"/>
-              </w:rPr>
+            <w:r>
               <w:t>Quality table</w:t>
             </w:r>
           </w:p>
@@ -21139,21 +20564,8 @@
             <w:vAlign w:val="center"/>
           </w:tcPr>
           <w:p>
-            <w:pPr>
-              <w:spacing w:after="0" w:line="360" w:lineRule="auto"/>
-              <w:rPr>
-                <w:rFonts w:ascii="Times New Roman" w:hAnsi="Times New Roman" w:cs="Times New Roman"/>
-                <w:sz w:val="24"/>
-                <w:szCs w:val="24"/>
-              </w:rPr>
-            </w:pPr>
-            <w:r>
-              <w:rPr>
-                <w:rFonts w:ascii="Times New Roman" w:hAnsi="Times New Roman" w:cs="Times New Roman"/>
-                <w:sz w:val="24"/>
-                <w:szCs w:val="24"/>
-              </w:rPr>
-              <w:t>Missing values, duplicate candidates, invalid dates, unmatched records, and source-level quality status</w:t>
+            <w:r>
+              <w:t>Missing values, duplicate candidates, invalid dates, failed data contracts, unmatched records, and source-level quality status</w:t>
             </w:r>
           </w:p>
         </w:tc>
@@ -21175,21 +20587,8 @@
             <w:vAlign w:val="center"/>
           </w:tcPr>
           <w:p>
-            <w:pPr>
-              <w:spacing w:after="0" w:line="360" w:lineRule="auto"/>
-              <w:rPr>
-                <w:rFonts w:ascii="Times New Roman" w:hAnsi="Times New Roman" w:cs="Times New Roman"/>
-                <w:sz w:val="24"/>
-                <w:szCs w:val="24"/>
-              </w:rPr>
-            </w:pPr>
-            <w:r>
-              <w:rPr>
-                <w:rFonts w:ascii="Times New Roman" w:hAnsi="Times New Roman" w:cs="Times New Roman"/>
-                <w:sz w:val="24"/>
-                <w:szCs w:val="24"/>
-              </w:rPr>
-              <w:t>dq_match_confidence</w:t>
+            <w:r>
+              <w:t>record_match_log</w:t>
             </w:r>
           </w:p>
         </w:tc>
@@ -21205,20 +20604,7 @@
             <w:vAlign w:val="center"/>
           </w:tcPr>
           <w:p>
-            <w:pPr>
-              <w:spacing w:after="0" w:line="360" w:lineRule="auto"/>
-              <w:rPr>
-                <w:rFonts w:ascii="Times New Roman" w:hAnsi="Times New Roman" w:cs="Times New Roman"/>
-                <w:sz w:val="24"/>
-                <w:szCs w:val="24"/>
-              </w:rPr>
-            </w:pPr>
-            <w:r>
-              <w:rPr>
-                <w:rFonts w:ascii="Times New Roman" w:hAnsi="Times New Roman" w:cs="Times New Roman"/>
-                <w:sz w:val="24"/>
-                <w:szCs w:val="24"/>
-              </w:rPr>
+            <w:r>
               <w:t>Quality table</w:t>
             </w:r>
           </w:p>
@@ -21235,20 +20621,7 @@
             <w:vAlign w:val="center"/>
           </w:tcPr>
           <w:p>
-            <w:pPr>
-              <w:spacing w:after="0" w:line="360" w:lineRule="auto"/>
-              <w:rPr>
-                <w:rFonts w:ascii="Times New Roman" w:hAnsi="Times New Roman" w:cs="Times New Roman"/>
-                <w:sz w:val="24"/>
-                <w:szCs w:val="24"/>
-              </w:rPr>
-            </w:pPr>
-            <w:r>
-              <w:rPr>
-                <w:rFonts w:ascii="Times New Roman" w:hAnsi="Times New Roman" w:cs="Times New Roman"/>
-                <w:sz w:val="24"/>
-                <w:szCs w:val="24"/>
-              </w:rPr>
+            <w:r>
               <w:t>Customer, calendar, area/postcode, and weather-enrichment match confidence</w:t>
             </w:r>
           </w:p>
@@ -21271,22 +20644,8 @@
             <w:vAlign w:val="center"/>
           </w:tcPr>
           <w:p>
-            <w:pPr>
-              <w:spacing w:after="0" w:line="360" w:lineRule="auto"/>
-              <w:rPr>
-                <w:rFonts w:ascii="Times New Roman" w:hAnsi="Times New Roman" w:cs="Times New Roman"/>
-                <w:sz w:val="24"/>
-                <w:szCs w:val="24"/>
-              </w:rPr>
-            </w:pPr>
-            <w:r>
-              <w:rPr>
-                <w:rFonts w:ascii="Times New Roman" w:hAnsi="Times New Roman" w:cs="Times New Roman"/>
-                <w:sz w:val="24"/>
-                <w:szCs w:val="24"/>
-              </w:rPr>
-              <w:lastRenderedPageBreak/>
-              <w:t>privacy_reporting_views</w:t>
+            <w:r>
+              <w:t>anonymised_reporting_views</w:t>
             </w:r>
           </w:p>
         </w:tc>
@@ -21302,20 +20661,7 @@
             <w:vAlign w:val="center"/>
           </w:tcPr>
           <w:p>
-            <w:pPr>
-              <w:spacing w:after="0" w:line="360" w:lineRule="auto"/>
-              <w:rPr>
-                <w:rFonts w:ascii="Times New Roman" w:hAnsi="Times New Roman" w:cs="Times New Roman"/>
-                <w:sz w:val="24"/>
-                <w:szCs w:val="24"/>
-              </w:rPr>
-            </w:pPr>
-            <w:r>
-              <w:rPr>
-                <w:rFonts w:ascii="Times New Roman" w:hAnsi="Times New Roman" w:cs="Times New Roman"/>
-                <w:sz w:val="24"/>
-                <w:szCs w:val="24"/>
-              </w:rPr>
+            <w:r>
               <w:t>Views</w:t>
             </w:r>
           </w:p>
@@ -21332,21 +20678,8 @@
             <w:vAlign w:val="center"/>
           </w:tcPr>
           <w:p>
-            <w:pPr>
-              <w:spacing w:after="0" w:line="360" w:lineRule="auto"/>
-              <w:rPr>
-                <w:rFonts w:ascii="Times New Roman" w:hAnsi="Times New Roman" w:cs="Times New Roman"/>
-                <w:sz w:val="24"/>
-                <w:szCs w:val="24"/>
-              </w:rPr>
-            </w:pPr>
-            <w:r>
-              <w:rPr>
-                <w:rFonts w:ascii="Times New Roman" w:hAnsi="Times New Roman" w:cs="Times New Roman"/>
-                <w:sz w:val="24"/>
-                <w:szCs w:val="24"/>
-              </w:rPr>
-              <w:t>Anonymised reporting outputs using customer ID and area/postcode instead of names/phone numbers</w:t>
+            <w:r>
+              <w:t>Reporting outputs using customer ID and area/postcode instead of names, phone numbers, emails, or full addresses</w:t>
             </w:r>
           </w:p>
         </w:tc>
@@ -21382,6 +20715,7 @@
                 <w:sz w:val="24"/>
                 <w:szCs w:val="24"/>
               </w:rPr>
+              <w:lastRenderedPageBreak/>
               <w:t>mart_area_risk</w:t>
             </w:r>
           </w:p>
@@ -21944,20 +21278,7 @@
             <w:vAlign w:val="center"/>
           </w:tcPr>
           <w:p>
-            <w:pPr>
-              <w:spacing w:after="0" w:line="360" w:lineRule="auto"/>
-              <w:rPr>
-                <w:rFonts w:ascii="Times New Roman" w:hAnsi="Times New Roman" w:cs="Times New Roman"/>
-                <w:sz w:val="24"/>
-                <w:szCs w:val="24"/>
-              </w:rPr>
-            </w:pPr>
-            <w:r>
-              <w:rPr>
-                <w:rFonts w:ascii="Times New Roman" w:hAnsi="Times New Roman" w:cs="Times New Roman"/>
-                <w:sz w:val="24"/>
-                <w:szCs w:val="24"/>
-              </w:rPr>
+            <w:r>
               <w:t>mart_refresh_status</w:t>
             </w:r>
           </w:p>
@@ -21974,20 +21295,7 @@
             <w:vAlign w:val="center"/>
           </w:tcPr>
           <w:p>
-            <w:pPr>
-              <w:spacing w:after="0" w:line="360" w:lineRule="auto"/>
-              <w:rPr>
-                <w:rFonts w:ascii="Times New Roman" w:hAnsi="Times New Roman" w:cs="Times New Roman"/>
-                <w:sz w:val="24"/>
-                <w:szCs w:val="24"/>
-              </w:rPr>
-            </w:pPr>
-            <w:r>
-              <w:rPr>
-                <w:rFonts w:ascii="Times New Roman" w:hAnsi="Times New Roman" w:cs="Times New Roman"/>
-                <w:sz w:val="24"/>
-                <w:szCs w:val="24"/>
-              </w:rPr>
+            <w:r>
               <w:t>Analytics mart</w:t>
             </w:r>
           </w:p>
@@ -22004,21 +21312,136 @@
             <w:vAlign w:val="center"/>
           </w:tcPr>
           <w:p>
-            <w:pPr>
-              <w:spacing w:after="0" w:line="360" w:lineRule="auto"/>
-              <w:rPr>
-                <w:rFonts w:ascii="Times New Roman" w:hAnsi="Times New Roman" w:cs="Times New Roman"/>
-                <w:sz w:val="24"/>
-                <w:szCs w:val="24"/>
-              </w:rPr>
-            </w:pPr>
-            <w:r>
-              <w:rPr>
-                <w:rFonts w:ascii="Times New Roman" w:hAnsi="Times New Roman" w:cs="Times New Roman"/>
-                <w:sz w:val="24"/>
-                <w:szCs w:val="24"/>
-              </w:rPr>
-              <w:t>Last successful refresh, failed refresh reason, row counts, and dashboard data freshness</w:t>
+            <w:r>
+              <w:t>Last successful refresh, failed refresh reason, Airflow run status, row counts, dbt test status, and dashboard data freshness</w:t>
+            </w:r>
+          </w:p>
+        </w:tc>
+      </w:tr>
+      <w:tr>
+        <w:tc>
+          <w:tcPr>
+            <w:tcW w:type="dxa" w:w="3764"/>
+          </w:tcPr>
+          <w:p>
+            <w:r>
+              <w:t>etl_run_log</w:t>
+            </w:r>
+          </w:p>
+        </w:tc>
+        <w:tc>
+          <w:tcPr>
+            <w:tcW w:type="dxa" w:w="1711"/>
+          </w:tcPr>
+          <w:p>
+            <w:r>
+              <w:t>Audit table</w:t>
+            </w:r>
+          </w:p>
+        </w:tc>
+        <w:tc>
+          <w:tcPr>
+            <w:tcW w:type="dxa" w:w="3541"/>
+          </w:tcPr>
+          <w:p>
+            <w:r>
+              <w:t>Airflow run ID, task name, source name, start/end time, rows extracted, rows loaded, rows failed, status, and error message</w:t>
+            </w:r>
+          </w:p>
+        </w:tc>
+      </w:tr>
+      <w:tr>
+        <w:tc>
+          <w:tcPr>
+            <w:tcW w:type="dxa" w:w="3764"/>
+          </w:tcPr>
+          <w:p>
+            <w:r>
+              <w:t>source_contract_status</w:t>
+            </w:r>
+          </w:p>
+        </w:tc>
+        <w:tc>
+          <w:tcPr>
+            <w:tcW w:type="dxa" w:w="1711"/>
+          </w:tcPr>
+          <w:p>
+            <w:r>
+              <w:t>Quality table</w:t>
+            </w:r>
+          </w:p>
+        </w:tc>
+        <w:tc>
+          <w:tcPr>
+            <w:tcW w:type="dxa" w:w="3541"/>
+          </w:tcPr>
+          <w:p>
+            <w:r>
+              <w:t>Expected fields, mapped aliases, missing critical fields, warnings, and source acceptance status</w:t>
+            </w:r>
+          </w:p>
+        </w:tc>
+      </w:tr>
+      <w:tr>
+        <w:tc>
+          <w:tcPr>
+            <w:tcW w:type="dxa" w:w="3764"/>
+          </w:tcPr>
+          <w:p>
+            <w:r>
+              <w:t>dbt_test_results</w:t>
+            </w:r>
+          </w:p>
+        </w:tc>
+        <w:tc>
+          <w:tcPr>
+            <w:tcW w:type="dxa" w:w="1711"/>
+          </w:tcPr>
+          <w:p>
+            <w:r>
+              <w:t>Quality table</w:t>
+            </w:r>
+          </w:p>
+        </w:tc>
+        <w:tc>
+          <w:tcPr>
+            <w:tcW w:type="dxa" w:w="3541"/>
+          </w:tcPr>
+          <w:p>
+            <w:r>
+              <w:t>dbt model test outcomes for not-null, unique, accepted values, and relationship checks</w:t>
+            </w:r>
+          </w:p>
+        </w:tc>
+      </w:tr>
+      <w:tr>
+        <w:tc>
+          <w:tcPr>
+            <w:tcW w:type="dxa" w:w="3764"/>
+          </w:tcPr>
+          <w:p>
+            <w:r>
+              <w:t>dbt_lineage_docs</w:t>
+            </w:r>
+          </w:p>
+        </w:tc>
+        <w:tc>
+          <w:tcPr>
+            <w:tcW w:type="dxa" w:w="1711"/>
+          </w:tcPr>
+          <w:p>
+            <w:r>
+              <w:t>Documentation output</w:t>
+            </w:r>
+          </w:p>
+        </w:tc>
+        <w:tc>
+          <w:tcPr>
+            <w:tcW w:type="dxa" w:w="3541"/>
+          </w:tcPr>
+          <w:p>
+            <w:r>
+              <w:t>Model/source lineage and table documentation generated from dbt for CP2 demonstration</w:t>
             </w:r>
           </w:p>
         </w:tc>
@@ -33718,6 +33141,29 @@
       </w:tcPr>
     </w:tblStylePr>
   </w:style>
+  <w:style w:type="character" w:styleId="Hyperlink">
+    <w:name w:val="Hyperlink"/>
+    <w:basedOn w:val="DefaultParagraphFont"/>
+    <w:uiPriority w:val="99"/>
+    <w:unhideWhenUsed/>
+    <w:rsid w:val="00737E62"/>
+    <w:rPr>
+      <w:color w:val="0000FF" w:themeColor="hyperlink"/>
+      <w:u w:val="single"/>
+    </w:rPr>
+  </w:style>
+  <w:style w:type="character" w:styleId="UnresolvedMention">
+    <w:name w:val="Unresolved Mention"/>
+    <w:basedOn w:val="DefaultParagraphFont"/>
+    <w:uiPriority w:val="99"/>
+    <w:semiHidden/>
+    <w:unhideWhenUsed/>
+    <w:rsid w:val="00737E62"/>
+    <w:rPr>
+      <w:color w:val="605E5C"/>
+      <w:shd w:val="clear" w:color="auto" w:fill="E1DFDD"/>
+    </w:rPr>
+  </w:style>
 </w:styles>
 </file>
 

--- a/docs/Nomobug_Capstone_Proposal_CP1_Updated.docx
+++ b/docs/Nomobug_Capstone_Proposal_CP1_Updated.docx
@@ -33,6 +33,22 @@
       </w:pPr>
       <w:r>
         <w:rPr>
+          <w:rFonts w:ascii="Times New Roman" w:eastAsia="Times New Roman" w:hAnsi="Times New Roman" w:cs="Times New Roman"/>
+          <w:b/>
+          <w:noProof/>
+          <w:kern w:val="20"/>
+          <w:sz w:val="28"/>
+          <w:szCs w:val="28"/>
+          <w:lang w:val="en-MY" w:eastAsia="en-MY"/>
+        </w:rPr>
+        <w:t>CAPSTONE PROJECT 1</w:t>
+      </w:r>
+    </w:p>
+    <w:p>
+      <w:pPr>
+        <w:spacing w:line="360" w:lineRule="auto"/>
+        <w:jc w:val="center"/>
+        <w:rPr>
           <w:rFonts w:ascii="Times New Roman" w:eastAsia="DengXian" w:hAnsi="Times New Roman" w:cs="Times New Roman"/>
           <w:b/>
           <w:noProof/>
@@ -41,26 +57,10 @@
           <w:szCs w:val="28"/>
           <w:lang w:val="en-MY" w:eastAsia="en-MY"/>
         </w:rPr>
-        <w:t>CAPSTONE PROJECT 1</w:t>
-      </w:r>
-    </w:p>
-    <w:p>
-      <w:pPr>
-        <w:spacing w:line="360" w:lineRule="auto"/>
-        <w:jc w:val="center"/>
-        <w:rPr>
-          <w:rFonts w:ascii="Times New Roman" w:eastAsia="DengXian" w:hAnsi="Times New Roman" w:cs="Times New Roman"/>
-          <w:b/>
-          <w:noProof/>
-          <w:kern w:val="20"/>
-          <w:sz w:val="28"/>
-          <w:szCs w:val="28"/>
-          <w:lang w:val="en-MY" w:eastAsia="en-MY"/>
-        </w:rPr>
       </w:pPr>
       <w:r>
         <w:rPr>
-          <w:rFonts w:ascii="Times New Roman" w:eastAsia="DengXian" w:hAnsi="Times New Roman" w:cs="Times New Roman"/>
+          <w:rFonts w:ascii="Times New Roman" w:eastAsia="Times New Roman" w:hAnsi="Times New Roman" w:cs="Times New Roman"/>
           <w:b/>
           <w:noProof/>
           <w:kern w:val="20"/>
@@ -100,7 +100,8 @@
       </w:pPr>
       <w:r>
         <w:rPr>
-          <w:rFonts w:ascii="Times New Roman" w:eastAsia="DengXian" w:hAnsi="Times New Roman" w:cs="Times New Roman"/>
+          <w:rFonts w:ascii="Times New Roman" w:eastAsia="Times New Roman" w:hAnsi="Times New Roman" w:cs="Times New Roman"/>
+          <w:b/>
           <w:bCs/>
           <w:kern w:val="20"/>
           <w:sz w:val="24"/>
@@ -126,11 +127,11 @@
       </w:pPr>
       <w:r>
         <w:rPr>
-          <w:rFonts w:ascii="Times New Roman" w:eastAsia="DengXian" w:hAnsi="Times New Roman" w:cs="Times New Roman"/>
+          <w:rFonts w:ascii="Times New Roman" w:eastAsia="Times New Roman" w:hAnsi="Times New Roman" w:cs="Times New Roman"/>
           <w:b/>
           <w:bCs/>
           <w:kern w:val="20"/>
-          <w:sz w:val="24"/>
+          <w:sz w:val="28"/>
           <w:szCs w:val="24"/>
           <w:lang w:val="en-MY" w:eastAsia="zh-CN"/>
         </w:rPr>
@@ -166,7 +167,8 @@
       </w:pPr>
       <w:r>
         <w:rPr>
-          <w:rFonts w:ascii="Times New Roman" w:eastAsia="DengXian" w:hAnsi="Times New Roman" w:cs="Times New Roman"/>
+          <w:rFonts w:ascii="Times New Roman" w:eastAsia="Times New Roman" w:hAnsi="Times New Roman" w:cs="Times New Roman"/>
+          <w:b/>
           <w:kern w:val="20"/>
           <w:sz w:val="24"/>
           <w:szCs w:val="24"/>
@@ -191,7 +193,7 @@
       </w:pPr>
       <w:r>
         <w:rPr>
-          <w:rFonts w:ascii="Times New Roman" w:eastAsia="DengXian" w:hAnsi="Times New Roman" w:cs="Times New Roman"/>
+          <w:rFonts w:ascii="Times New Roman" w:eastAsia="Times New Roman" w:hAnsi="Times New Roman" w:cs="Times New Roman"/>
           <w:b/>
           <w:bCs/>
           <w:kern w:val="20"/>
@@ -218,7 +220,7 @@
       </w:pPr>
       <w:r>
         <w:rPr>
-          <w:rFonts w:ascii="Times New Roman" w:eastAsia="DengXian" w:hAnsi="Times New Roman" w:cs="Times New Roman"/>
+          <w:rFonts w:ascii="Times New Roman" w:eastAsia="Times New Roman" w:hAnsi="Times New Roman" w:cs="Times New Roman"/>
           <w:b/>
           <w:bCs/>
           <w:kern w:val="20"/>
@@ -259,7 +261,7 @@
       </w:pPr>
       <w:r>
         <w:rPr>
-          <w:rFonts w:ascii="Times New Roman" w:eastAsia="Arial" w:hAnsi="Times New Roman" w:cs="Times New Roman"/>
+          <w:rFonts w:ascii="Times New Roman" w:eastAsia="Times New Roman" w:hAnsi="Times New Roman" w:cs="Times New Roman"/>
           <w:b/>
           <w:bCs/>
           <w:sz w:val="24"/>
@@ -285,7 +287,7 @@
       </w:pPr>
       <w:r>
         <w:rPr>
-          <w:rFonts w:ascii="Times New Roman" w:eastAsia="Arial" w:hAnsi="Times New Roman" w:cs="Times New Roman"/>
+          <w:rFonts w:ascii="Times New Roman" w:eastAsia="Times New Roman" w:hAnsi="Times New Roman" w:cs="Times New Roman"/>
           <w:b/>
           <w:bCs/>
           <w:sz w:val="24"/>
@@ -348,7 +350,7 @@
       </w:pPr>
       <w:r>
         <w:rPr>
-          <w:rFonts w:ascii="Times New Roman" w:hAnsi="Times New Roman" w:cs="Times New Roman"/>
+          <w:rFonts w:ascii="Times New Roman" w:hAnsi="Times New Roman" w:cs="Times New Roman" w:eastAsia="Times New Roman"/>
           <w:b/>
           <w:bCs/>
           <w:sz w:val="24"/>
@@ -471,6 +473,7 @@
       <w:r>
         <w:rPr>
           <w:rFonts w:ascii="Times New Roman" w:eastAsia="Times New Roman" w:hAnsi="Times New Roman" w:cs="Times New Roman"/>
+          <w:b/>
           <w:sz w:val="24"/>
           <w:szCs w:val="24"/>
           <w:lang w:val="en" w:eastAsia="en-GB"/>
@@ -492,6 +495,7 @@
       <w:r>
         <w:rPr>
           <w:rFonts w:ascii="Times New Roman" w:eastAsia="Times New Roman" w:hAnsi="Times New Roman" w:cs="Times New Roman"/>
+          <w:b/>
           <w:sz w:val="24"/>
           <w:szCs w:val="24"/>
           <w:lang w:val="en" w:eastAsia="en-GB"/>
@@ -520,6 +524,7 @@
       <w:r>
         <w:rPr>
           <w:rFonts w:ascii="Times New Roman" w:eastAsia="Times New Roman" w:hAnsi="Times New Roman" w:cs="Times New Roman"/>
+          <w:b/>
           <w:sz w:val="24"/>
           <w:szCs w:val="24"/>
           <w:lang w:val="en" w:eastAsia="en-GB"/>
@@ -529,6 +534,7 @@
       <w:r>
         <w:rPr>
           <w:rFonts w:ascii="Times New Roman" w:eastAsia="Times New Roman" w:hAnsi="Times New Roman" w:cs="Times New Roman"/>
+          <w:b/>
           <w:sz w:val="24"/>
           <w:szCs w:val="24"/>
           <w:lang w:val="en" w:eastAsia="en-GB"/>
@@ -547,7 +553,8 @@
       </w:pPr>
       <w:r>
         <w:rPr>
-          <w:rFonts w:ascii="Times New Roman" w:hAnsi="Times New Roman" w:cs="Times New Roman"/>
+          <w:rFonts w:ascii="Times New Roman" w:hAnsi="Times New Roman" w:cs="Times New Roman" w:eastAsia="Times New Roman"/>
+          <w:b/>
           <w:sz w:val="28"/>
         </w:rPr>
         <w:lastRenderedPageBreak/>
@@ -566,7 +573,7 @@
       </w:pPr>
       <w:r>
         <w:rPr>
-          <w:rFonts w:ascii="Times New Roman" w:hAnsi="Times New Roman" w:cs="Times New Roman"/>
+          <w:rFonts w:ascii="Times New Roman" w:hAnsi="Times New Roman" w:cs="Times New Roman" w:eastAsia="Times New Roman"/>
           <w:sz w:val="24"/>
           <w:szCs w:val="24"/>
         </w:rPr>
@@ -574,7 +581,7 @@
       </w:r>
       <w:r>
         <w:rPr>
-          <w:rFonts w:ascii="Times New Roman" w:hAnsi="Times New Roman" w:cs="Times New Roman"/>
+          <w:rFonts w:ascii="Times New Roman" w:hAnsi="Times New Roman" w:cs="Times New Roman" w:eastAsia="Times New Roman"/>
           <w:sz w:val="24"/>
           <w:szCs w:val="24"/>
         </w:rPr>
@@ -582,7 +589,7 @@
       </w:r>
       <w:r>
         <w:rPr>
-          <w:rFonts w:ascii="Times New Roman" w:hAnsi="Times New Roman" w:cs="Times New Roman"/>
+          <w:rFonts w:ascii="Times New Roman" w:hAnsi="Times New Roman" w:cs="Times New Roman" w:eastAsia="Times New Roman"/>
           <w:sz w:val="24"/>
           <w:szCs w:val="24"/>
         </w:rPr>
@@ -590,7 +597,7 @@
       </w:r>
       <w:r>
         <w:rPr>
-          <w:rFonts w:ascii="Times New Roman" w:hAnsi="Times New Roman" w:cs="Times New Roman"/>
+          <w:rFonts w:ascii="Times New Roman" w:hAnsi="Times New Roman" w:cs="Times New Roman" w:eastAsia="Times New Roman"/>
           <w:sz w:val="24"/>
           <w:szCs w:val="24"/>
         </w:rPr>
@@ -599,7 +606,7 @@
       <w:proofErr w:type="spellStart"/>
       <w:r>
         <w:rPr>
-          <w:rFonts w:ascii="Times New Roman" w:hAnsi="Times New Roman" w:cs="Times New Roman"/>
+          <w:rFonts w:ascii="Times New Roman" w:hAnsi="Times New Roman" w:cs="Times New Roman" w:eastAsia="Times New Roman"/>
           <w:sz w:val="24"/>
           <w:szCs w:val="24"/>
         </w:rPr>
@@ -608,7 +615,7 @@
       <w:proofErr w:type="spellEnd"/>
       <w:r>
         <w:rPr>
-          <w:rFonts w:ascii="Times New Roman" w:hAnsi="Times New Roman" w:cs="Times New Roman"/>
+          <w:rFonts w:ascii="Times New Roman" w:hAnsi="Times New Roman" w:cs="Times New Roman" w:eastAsia="Times New Roman"/>
           <w:sz w:val="24"/>
           <w:szCs w:val="24"/>
         </w:rPr>
@@ -616,7 +623,7 @@
       </w:r>
       <w:r>
         <w:rPr>
-          <w:rFonts w:ascii="Times New Roman" w:hAnsi="Times New Roman" w:cs="Times New Roman"/>
+          <w:rFonts w:ascii="Times New Roman" w:hAnsi="Times New Roman" w:cs="Times New Roman" w:eastAsia="Times New Roman"/>
           <w:sz w:val="24"/>
           <w:szCs w:val="24"/>
         </w:rPr>
@@ -624,7 +631,7 @@
       </w:r>
       <w:r>
         <w:rPr>
-          <w:rFonts w:ascii="Times New Roman" w:hAnsi="Times New Roman" w:cs="Times New Roman"/>
+          <w:rFonts w:ascii="Times New Roman" w:hAnsi="Times New Roman" w:cs="Times New Roman" w:eastAsia="Times New Roman"/>
           <w:sz w:val="24"/>
           <w:szCs w:val="24"/>
         </w:rPr>
@@ -632,7 +639,7 @@
       </w:r>
       <w:r>
         <w:rPr>
-          <w:rFonts w:ascii="Times New Roman" w:hAnsi="Times New Roman" w:cs="Times New Roman"/>
+          <w:rFonts w:ascii="Times New Roman" w:hAnsi="Times New Roman" w:cs="Times New Roman" w:eastAsia="Times New Roman"/>
           <w:sz w:val="24"/>
           <w:szCs w:val="24"/>
         </w:rPr>
@@ -640,7 +647,7 @@
       </w:r>
       <w:r>
         <w:rPr>
-          <w:rFonts w:ascii="Times New Roman" w:hAnsi="Times New Roman" w:cs="Times New Roman"/>
+          <w:rFonts w:ascii="Times New Roman" w:hAnsi="Times New Roman" w:cs="Times New Roman" w:eastAsia="Times New Roman"/>
           <w:sz w:val="24"/>
           <w:szCs w:val="24"/>
         </w:rPr>
@@ -648,7 +655,7 @@
       </w:r>
       <w:r>
         <w:rPr>
-          <w:rFonts w:ascii="Times New Roman" w:hAnsi="Times New Roman" w:cs="Times New Roman"/>
+          <w:rFonts w:ascii="Times New Roman" w:hAnsi="Times New Roman" w:cs="Times New Roman" w:eastAsia="Times New Roman"/>
           <w:sz w:val="24"/>
           <w:szCs w:val="24"/>
         </w:rPr>
@@ -656,7 +663,7 @@
       </w:r>
       <w:r>
         <w:rPr>
-          <w:rFonts w:ascii="Times New Roman" w:hAnsi="Times New Roman" w:cs="Times New Roman"/>
+          <w:rFonts w:ascii="Times New Roman" w:hAnsi="Times New Roman" w:cs="Times New Roman" w:eastAsia="Times New Roman"/>
           <w:sz w:val="24"/>
           <w:szCs w:val="24"/>
         </w:rPr>
@@ -664,7 +671,7 @@
       </w:r>
       <w:r>
         <w:rPr>
-          <w:rFonts w:ascii="Times New Roman" w:hAnsi="Times New Roman" w:cs="Times New Roman"/>
+          <w:rFonts w:ascii="Times New Roman" w:hAnsi="Times New Roman" w:cs="Times New Roman" w:eastAsia="Times New Roman"/>
           <w:sz w:val="24"/>
           <w:szCs w:val="24"/>
         </w:rPr>
@@ -673,7 +680,7 @@
       <w:proofErr w:type="gramStart"/>
       <w:r>
         <w:rPr>
-          <w:rFonts w:ascii="Times New Roman" w:hAnsi="Times New Roman" w:cs="Times New Roman"/>
+          <w:rFonts w:ascii="Times New Roman" w:hAnsi="Times New Roman" w:cs="Times New Roman" w:eastAsia="Times New Roman"/>
           <w:sz w:val="24"/>
           <w:szCs w:val="24"/>
         </w:rPr>
@@ -682,7 +689,7 @@
       <w:proofErr w:type="gramEnd"/>
       <w:r>
         <w:rPr>
-          <w:rFonts w:ascii="Times New Roman" w:hAnsi="Times New Roman" w:cs="Times New Roman"/>
+          <w:rFonts w:ascii="Times New Roman" w:hAnsi="Times New Roman" w:cs="Times New Roman" w:eastAsia="Times New Roman"/>
           <w:sz w:val="24"/>
           <w:szCs w:val="24"/>
         </w:rPr>
@@ -706,11 +713,16 @@
         <w:jc w:val="both"/>
         <w:rPr>
           <w:rFonts w:ascii="Times New Roman" w:hAnsi="Times New Roman" w:cs="Times New Roman"/>
-          <w:sz w:val="24"/>
-          <w:szCs w:val="24"/>
+          <w:sz w:val="28"/>
+          <w:szCs w:val="28"/>
         </w:rPr>
       </w:pPr>
       <w:r>
+        <w:rPr>
+          <w:rFonts w:ascii="Times New Roman" w:hAnsi="Times New Roman" w:cs="Times New Roman" w:eastAsia="Times New Roman"/>
+          <w:sz w:val="24"/>
+          <w:szCs w:val="24"/>
+        </w:rPr>
         <w:t>This project proposes a web-based decision-support dashboard supported by a data engineering pipeline. The planned CP2 system will extract data from Google Sheets, Google Calendar, CSV/Excel files, and weather APIs; load raw records into BigQuery; transform and test the data using dbt Core; orchestrate scheduled runs through Apache Airflow; and visualise dashboard-ready marts through Apache Superset. This shifts the project from a simple dashboard into an end-to-end analytics engineering workflow.</w:t>
       </w:r>
     </w:p>
@@ -737,7 +749,7 @@
       </w:pPr>
       <w:r>
         <w:rPr>
-          <w:rFonts w:ascii="Times New Roman" w:hAnsi="Times New Roman" w:cs="Times New Roman"/>
+          <w:rFonts w:ascii="Times New Roman" w:hAnsi="Times New Roman" w:cs="Times New Roman" w:eastAsia="Times New Roman"/>
           <w:sz w:val="24"/>
           <w:szCs w:val="24"/>
         </w:rPr>
@@ -746,6 +758,17 @@
     </w:p>
     <w:p>
       <w:pPr>
+        <w:spacing w:line="360" w:lineRule="auto"/>
+        <w:jc w:val="both"/>
+        <w:rPr>
+          <w:rFonts w:ascii="Times New Roman" w:hAnsi="Times New Roman" w:cs="Times New Roman"/>
+          <w:sz w:val="24"/>
+          <w:szCs w:val="24"/>
+        </w:rPr>
+      </w:pPr>
+    </w:p>
+    <w:p>
+      <w:pPr>
         <w:pStyle w:val="Heading1"/>
         <w:spacing w:line="360" w:lineRule="auto"/>
         <w:rPr>
@@ -756,8 +779,9 @@
       </w:pPr>
       <w:r>
         <w:rPr>
-          <w:rFonts w:ascii="Times New Roman" w:hAnsi="Times New Roman" w:cs="Times New Roman"/>
-          <w:sz w:val="24"/>
+          <w:rFonts w:ascii="Times New Roman" w:hAnsi="Times New Roman" w:cs="Times New Roman" w:eastAsia="Times New Roman"/>
+          <w:b/>
+          <w:sz w:val="28"/>
           <w:szCs w:val="24"/>
         </w:rPr>
         <w:lastRenderedPageBreak/>
@@ -775,7 +799,7 @@
       </w:pPr>
       <w:r>
         <w:rPr>
-          <w:rFonts w:ascii="Times New Roman" w:hAnsi="Times New Roman" w:cs="Times New Roman"/>
+          <w:rFonts w:ascii="Times New Roman" w:hAnsi="Times New Roman" w:cs="Times New Roman" w:eastAsia="Times New Roman"/>
           <w:sz w:val="24"/>
           <w:szCs w:val="24"/>
         </w:rPr>
@@ -793,7 +817,7 @@
       </w:pPr>
       <w:r>
         <w:rPr>
-          <w:rFonts w:ascii="Times New Roman" w:hAnsi="Times New Roman" w:cs="Times New Roman"/>
+          <w:rFonts w:ascii="Times New Roman" w:hAnsi="Times New Roman" w:cs="Times New Roman" w:eastAsia="Times New Roman"/>
           <w:sz w:val="24"/>
           <w:szCs w:val="24"/>
         </w:rPr>
@@ -811,7 +835,7 @@
       </w:pPr>
       <w:r>
         <w:rPr>
-          <w:rFonts w:ascii="Times New Roman" w:hAnsi="Times New Roman" w:cs="Times New Roman"/>
+          <w:rFonts w:ascii="Times New Roman" w:hAnsi="Times New Roman" w:cs="Times New Roman" w:eastAsia="Times New Roman"/>
           <w:sz w:val="24"/>
           <w:szCs w:val="24"/>
         </w:rPr>
@@ -829,7 +853,7 @@
       </w:pPr>
       <w:r>
         <w:rPr>
-          <w:rFonts w:ascii="Times New Roman" w:hAnsi="Times New Roman" w:cs="Times New Roman"/>
+          <w:rFonts w:ascii="Times New Roman" w:hAnsi="Times New Roman" w:cs="Times New Roman" w:eastAsia="Times New Roman"/>
           <w:sz w:val="24"/>
           <w:szCs w:val="24"/>
         </w:rPr>
@@ -847,7 +871,7 @@
       </w:pPr>
       <w:r>
         <w:rPr>
-          <w:rFonts w:ascii="Times New Roman" w:hAnsi="Times New Roman" w:cs="Times New Roman"/>
+          <w:rFonts w:ascii="Times New Roman" w:hAnsi="Times New Roman" w:cs="Times New Roman" w:eastAsia="Times New Roman"/>
           <w:sz w:val="24"/>
           <w:szCs w:val="24"/>
         </w:rPr>
@@ -865,7 +889,7 @@
       </w:pPr>
       <w:r>
         <w:rPr>
-          <w:rFonts w:ascii="Times New Roman" w:hAnsi="Times New Roman" w:cs="Times New Roman"/>
+          <w:rFonts w:ascii="Times New Roman" w:hAnsi="Times New Roman" w:cs="Times New Roman" w:eastAsia="Times New Roman"/>
           <w:sz w:val="24"/>
           <w:szCs w:val="24"/>
         </w:rPr>
@@ -883,7 +907,7 @@
       </w:pPr>
       <w:r>
         <w:rPr>
-          <w:rFonts w:ascii="Times New Roman" w:hAnsi="Times New Roman" w:cs="Times New Roman"/>
+          <w:rFonts w:ascii="Times New Roman" w:hAnsi="Times New Roman" w:cs="Times New Roman" w:eastAsia="Times New Roman"/>
           <w:sz w:val="24"/>
           <w:szCs w:val="24"/>
         </w:rPr>
@@ -901,7 +925,7 @@
       </w:pPr>
       <w:r>
         <w:rPr>
-          <w:rFonts w:ascii="Times New Roman" w:hAnsi="Times New Roman" w:cs="Times New Roman"/>
+          <w:rFonts w:ascii="Times New Roman" w:hAnsi="Times New Roman" w:cs="Times New Roman" w:eastAsia="Times New Roman"/>
           <w:sz w:val="24"/>
           <w:szCs w:val="24"/>
         </w:rPr>
@@ -930,8 +954,9 @@
       </w:pPr>
       <w:r>
         <w:rPr>
-          <w:rFonts w:ascii="Times New Roman" w:hAnsi="Times New Roman" w:cs="Times New Roman"/>
-          <w:sz w:val="24"/>
+          <w:rFonts w:ascii="Times New Roman" w:hAnsi="Times New Roman" w:cs="Times New Roman" w:eastAsia="Times New Roman"/>
+          <w:b/>
+          <w:sz w:val="28"/>
           <w:szCs w:val="24"/>
         </w:rPr>
         <w:t>Chapter 1: Introduction</w:t>
@@ -949,8 +974,9 @@
       </w:pPr>
       <w:r>
         <w:rPr>
-          <w:rFonts w:ascii="Times New Roman" w:hAnsi="Times New Roman" w:cs="Times New Roman"/>
-          <w:sz w:val="24"/>
+          <w:rFonts w:ascii="Times New Roman" w:hAnsi="Times New Roman" w:cs="Times New Roman" w:eastAsia="Times New Roman"/>
+          <w:b/>
+          <w:sz w:val="26"/>
           <w:szCs w:val="24"/>
         </w:rPr>
         <w:t>1.1 Background Study</w:t>
@@ -968,7 +994,7 @@
       </w:pPr>
       <w:r>
         <w:rPr>
-          <w:rFonts w:ascii="Times New Roman" w:hAnsi="Times New Roman" w:cs="Times New Roman"/>
+          <w:rFonts w:ascii="Times New Roman" w:hAnsi="Times New Roman" w:cs="Times New Roman" w:eastAsia="Times New Roman"/>
           <w:sz w:val="24"/>
           <w:szCs w:val="24"/>
         </w:rPr>
@@ -977,7 +1003,7 @@
       <w:proofErr w:type="spellStart"/>
       <w:r>
         <w:rPr>
-          <w:rFonts w:ascii="Times New Roman" w:hAnsi="Times New Roman" w:cs="Times New Roman"/>
+          <w:rFonts w:ascii="Times New Roman" w:hAnsi="Times New Roman" w:cs="Times New Roman" w:eastAsia="Times New Roman"/>
           <w:sz w:val="24"/>
           <w:szCs w:val="24"/>
         </w:rPr>
@@ -986,7 +1012,7 @@
       <w:proofErr w:type="spellEnd"/>
       <w:r>
         <w:rPr>
-          <w:rFonts w:ascii="Times New Roman" w:hAnsi="Times New Roman" w:cs="Times New Roman"/>
+          <w:rFonts w:ascii="Times New Roman" w:hAnsi="Times New Roman" w:cs="Times New Roman" w:eastAsia="Times New Roman"/>
           <w:sz w:val="24"/>
           <w:szCs w:val="24"/>
         </w:rPr>
@@ -1017,7 +1043,7 @@
       <w:proofErr w:type="spellStart"/>
       <w:r>
         <w:rPr>
-          <w:rFonts w:ascii="Times New Roman" w:hAnsi="Times New Roman" w:cs="Times New Roman"/>
+          <w:rFonts w:ascii="Times New Roman" w:hAnsi="Times New Roman" w:cs="Times New Roman" w:eastAsia="Times New Roman"/>
           <w:sz w:val="24"/>
           <w:szCs w:val="24"/>
         </w:rPr>
@@ -1026,7 +1052,7 @@
       <w:proofErr w:type="spellEnd"/>
       <w:r>
         <w:rPr>
-          <w:rFonts w:ascii="Times New Roman" w:hAnsi="Times New Roman" w:cs="Times New Roman"/>
+          <w:rFonts w:ascii="Times New Roman" w:hAnsi="Times New Roman" w:cs="Times New Roman" w:eastAsia="Times New Roman"/>
           <w:sz w:val="24"/>
           <w:szCs w:val="24"/>
         </w:rPr>
@@ -1056,7 +1082,7 @@
       </w:pPr>
       <w:r>
         <w:rPr>
-          <w:rFonts w:ascii="Times New Roman" w:hAnsi="Times New Roman" w:cs="Times New Roman"/>
+          <w:rFonts w:ascii="Times New Roman" w:hAnsi="Times New Roman" w:cs="Times New Roman" w:eastAsia="Times New Roman"/>
           <w:sz w:val="24"/>
           <w:szCs w:val="24"/>
         </w:rPr>
@@ -1064,7 +1090,7 @@
       </w:r>
       <w:r>
         <w:rPr>
-          <w:rFonts w:ascii="Times New Roman" w:hAnsi="Times New Roman" w:cs="Times New Roman"/>
+          <w:rFonts w:ascii="Times New Roman" w:hAnsi="Times New Roman" w:cs="Times New Roman" w:eastAsia="Times New Roman"/>
           <w:sz w:val="24"/>
           <w:szCs w:val="24"/>
         </w:rPr>
@@ -1074,7 +1100,7 @@
       <w:proofErr w:type="gramStart"/>
       <w:r>
         <w:rPr>
-          <w:rFonts w:ascii="Times New Roman" w:hAnsi="Times New Roman" w:cs="Times New Roman"/>
+          <w:rFonts w:ascii="Times New Roman" w:hAnsi="Times New Roman" w:cs="Times New Roman" w:eastAsia="Times New Roman"/>
           <w:sz w:val="24"/>
           <w:szCs w:val="24"/>
         </w:rPr>
@@ -1083,7 +1109,7 @@
       <w:proofErr w:type="gramEnd"/>
       <w:r>
         <w:rPr>
-          <w:rFonts w:ascii="Times New Roman" w:hAnsi="Times New Roman" w:cs="Times New Roman"/>
+          <w:rFonts w:ascii="Times New Roman" w:hAnsi="Times New Roman" w:cs="Times New Roman" w:eastAsia="Times New Roman"/>
           <w:sz w:val="24"/>
           <w:szCs w:val="24"/>
         </w:rPr>
@@ -1107,11 +1133,16 @@
         <w:jc w:val="both"/>
         <w:rPr>
           <w:rFonts w:ascii="Times New Roman" w:hAnsi="Times New Roman" w:cs="Times New Roman"/>
-          <w:sz w:val="24"/>
-          <w:szCs w:val="24"/>
+          <w:sz w:val="28"/>
+          <w:szCs w:val="28"/>
         </w:rPr>
       </w:pPr>
       <w:r>
+        <w:rPr>
+          <w:rFonts w:ascii="Times New Roman" w:hAnsi="Times New Roman" w:cs="Times New Roman" w:eastAsia="Times New Roman"/>
+          <w:sz w:val="24"/>
+          <w:szCs w:val="24"/>
+        </w:rPr>
         <w:t>The proposed system is therefore a web-based analytics and decision-support dashboard built on a governed data engineering pipeline. During CP2, the system will process operational data from Google Sheets and Google Calendar, enrich service records with weather and location features, store raw and transformed outputs in BigQuery, use dbt Core for warehouse transformations and data tests, use Apache Airflow for orchestration, and present insights through Apache Superset dashboards. The system is intended to support management decision-making, not replace the company's existing workflow.</w:t>
       </w:r>
     </w:p>
@@ -1127,8 +1158,9 @@
       </w:pPr>
       <w:r>
         <w:rPr>
-          <w:rFonts w:ascii="Times New Roman" w:hAnsi="Times New Roman" w:cs="Times New Roman"/>
-          <w:sz w:val="24"/>
+          <w:rFonts w:ascii="Times New Roman" w:hAnsi="Times New Roman" w:cs="Times New Roman" w:eastAsia="Times New Roman"/>
+          <w:b/>
+          <w:sz w:val="26"/>
           <w:szCs w:val="24"/>
         </w:rPr>
         <w:t>1.2 Problem Statement</w:t>
@@ -1146,7 +1178,7 @@
       </w:pPr>
       <w:r>
         <w:rPr>
-          <w:rFonts w:ascii="Times New Roman" w:hAnsi="Times New Roman" w:cs="Times New Roman"/>
+          <w:rFonts w:ascii="Times New Roman" w:hAnsi="Times New Roman" w:cs="Times New Roman" w:eastAsia="Times New Roman"/>
           <w:sz w:val="24"/>
           <w:szCs w:val="24"/>
         </w:rPr>
@@ -1155,7 +1187,7 @@
       <w:proofErr w:type="gramStart"/>
       <w:r>
         <w:rPr>
-          <w:rFonts w:ascii="Times New Roman" w:hAnsi="Times New Roman" w:cs="Times New Roman"/>
+          <w:rFonts w:ascii="Times New Roman" w:hAnsi="Times New Roman" w:cs="Times New Roman" w:eastAsia="Times New Roman"/>
           <w:sz w:val="24"/>
           <w:szCs w:val="24"/>
         </w:rPr>
@@ -1164,7 +1196,7 @@
       <w:proofErr w:type="gramEnd"/>
       <w:r>
         <w:rPr>
-          <w:rFonts w:ascii="Times New Roman" w:hAnsi="Times New Roman" w:cs="Times New Roman"/>
+          <w:rFonts w:ascii="Times New Roman" w:hAnsi="Times New Roman" w:cs="Times New Roman" w:eastAsia="Times New Roman"/>
           <w:sz w:val="24"/>
           <w:szCs w:val="24"/>
         </w:rPr>
@@ -1184,7 +1216,7 @@
       </w:pPr>
       <w:r>
         <w:rPr>
-          <w:rFonts w:ascii="Times New Roman" w:hAnsi="Times New Roman" w:cs="Times New Roman"/>
+          <w:rFonts w:ascii="Times New Roman" w:hAnsi="Times New Roman" w:cs="Times New Roman" w:eastAsia="Times New Roman"/>
           <w:sz w:val="24"/>
           <w:szCs w:val="24"/>
         </w:rPr>
@@ -1204,7 +1236,7 @@
       </w:pPr>
       <w:r>
         <w:rPr>
-          <w:rFonts w:ascii="Times New Roman" w:hAnsi="Times New Roman" w:cs="Times New Roman"/>
+          <w:rFonts w:ascii="Times New Roman" w:hAnsi="Times New Roman" w:cs="Times New Roman" w:eastAsia="Times New Roman"/>
           <w:sz w:val="24"/>
           <w:szCs w:val="24"/>
         </w:rPr>
@@ -1224,7 +1256,7 @@
       </w:pPr>
       <w:r>
         <w:rPr>
-          <w:rFonts w:ascii="Times New Roman" w:hAnsi="Times New Roman" w:cs="Times New Roman"/>
+          <w:rFonts w:ascii="Times New Roman" w:hAnsi="Times New Roman" w:cs="Times New Roman" w:eastAsia="Times New Roman"/>
           <w:sz w:val="24"/>
           <w:szCs w:val="24"/>
         </w:rPr>
@@ -1244,7 +1276,7 @@
       </w:pPr>
       <w:r>
         <w:rPr>
-          <w:rFonts w:ascii="Times New Roman" w:hAnsi="Times New Roman" w:cs="Times New Roman"/>
+          <w:rFonts w:ascii="Times New Roman" w:hAnsi="Times New Roman" w:cs="Times New Roman" w:eastAsia="Times New Roman"/>
           <w:sz w:val="24"/>
           <w:szCs w:val="24"/>
         </w:rPr>
@@ -1264,7 +1296,7 @@
       </w:pPr>
       <w:r>
         <w:rPr>
-          <w:rFonts w:ascii="Times New Roman" w:hAnsi="Times New Roman" w:cs="Times New Roman"/>
+          <w:rFonts w:ascii="Times New Roman" w:hAnsi="Times New Roman" w:cs="Times New Roman" w:eastAsia="Times New Roman"/>
           <w:sz w:val="24"/>
           <w:szCs w:val="24"/>
         </w:rPr>
@@ -1284,7 +1316,7 @@
       </w:pPr>
       <w:r>
         <w:rPr>
-          <w:rFonts w:ascii="Times New Roman" w:hAnsi="Times New Roman" w:cs="Times New Roman"/>
+          <w:rFonts w:ascii="Times New Roman" w:hAnsi="Times New Roman" w:cs="Times New Roman" w:eastAsia="Times New Roman"/>
           <w:sz w:val="24"/>
           <w:szCs w:val="24"/>
         </w:rPr>
@@ -1304,7 +1336,7 @@
       </w:pPr>
       <w:r>
         <w:rPr>
-          <w:rFonts w:ascii="Times New Roman" w:hAnsi="Times New Roman" w:cs="Times New Roman"/>
+          <w:rFonts w:ascii="Times New Roman" w:hAnsi="Times New Roman" w:cs="Times New Roman" w:eastAsia="Times New Roman"/>
           <w:sz w:val="24"/>
           <w:szCs w:val="24"/>
         </w:rPr>
@@ -1313,7 +1345,7 @@
       <w:proofErr w:type="gramStart"/>
       <w:r>
         <w:rPr>
-          <w:rFonts w:ascii="Times New Roman" w:hAnsi="Times New Roman" w:cs="Times New Roman"/>
+          <w:rFonts w:ascii="Times New Roman" w:hAnsi="Times New Roman" w:cs="Times New Roman" w:eastAsia="Times New Roman"/>
           <w:sz w:val="24"/>
           <w:szCs w:val="24"/>
         </w:rPr>
@@ -1322,7 +1354,7 @@
       <w:proofErr w:type="gramEnd"/>
       <w:r>
         <w:rPr>
-          <w:rFonts w:ascii="Times New Roman" w:hAnsi="Times New Roman" w:cs="Times New Roman"/>
+          <w:rFonts w:ascii="Times New Roman" w:hAnsi="Times New Roman" w:cs="Times New Roman" w:eastAsia="Times New Roman"/>
           <w:sz w:val="24"/>
           <w:szCs w:val="24"/>
         </w:rPr>
@@ -1332,8 +1364,18 @@
     <w:p>
       <w:pPr>
         <w:pStyle w:val="ListBullet"/>
+        <w:rPr>
+          <w:rFonts w:ascii="Times New Roman" w:hAnsi="Times New Roman" w:cs="Times New Roman"/>
+          <w:sz w:val="24"/>
+          <w:szCs w:val="24"/>
+        </w:rPr>
       </w:pPr>
       <w:r>
+        <w:rPr>
+          <w:rFonts w:ascii="Times New Roman" w:hAnsi="Times New Roman" w:cs="Times New Roman" w:eastAsia="Times New Roman"/>
+          <w:sz w:val="24"/>
+          <w:szCs w:val="24"/>
+        </w:rPr>
         <w:t>There is no automated and monitored data pipeline that can extract, validate, transform, test, and refresh these records into trusted dashboard-ready tables.</w:t>
       </w:r>
     </w:p>
@@ -1349,10 +1391,12 @@
       </w:pPr>
       <w:r>
         <w:rPr>
-          <w:rFonts w:ascii="Times New Roman" w:hAnsi="Times New Roman" w:cs="Times New Roman"/>
-          <w:sz w:val="24"/>
-          <w:szCs w:val="24"/>
-        </w:rPr>
+          <w:rFonts w:ascii="Times New Roman" w:hAnsi="Times New Roman" w:cs="Times New Roman" w:eastAsia="Times New Roman"/>
+          <w:b/>
+          <w:sz w:val="26"/>
+          <w:szCs w:val="24"/>
+        </w:rPr>
+        <w:lastRenderedPageBreak/>
         <w:t>1.3 Project Aim</w:t>
       </w:r>
     </w:p>
@@ -1368,24 +1412,15 @@
       </w:pPr>
       <w:r>
         <w:rPr>
-          <w:rFonts w:ascii="Times New Roman" w:hAnsi="Times New Roman" w:cs="Times New Roman"/>
-          <w:sz w:val="24"/>
-          <w:szCs w:val="24"/>
-        </w:rPr>
-        <w:t xml:space="preserve">The aim of this CP1 proposal is to design a weather-aware pest control decision-support dashboard that will be developed in CP2. The planned system will transform Nomobug's </w:t>
+          <w:rFonts w:ascii="Times New Roman" w:hAnsi="Times New Roman" w:cs="Times New Roman" w:eastAsia="Times New Roman"/>
+          <w:sz w:val="24"/>
+          <w:szCs w:val="24"/>
+        </w:rPr>
+        <w:t xml:space="preserve">The aim of this CP1 proposal is to design a weather-aware pest control decision-support dashboard that will be developed in CP2. The planned system will transform Nomobug's Google Sheets, Google Calendar, service, warranty, refund, payment, and upsell records into actionable business intelligence for service quality, treatment difficulty, recurrence monitoring, </w:t>
       </w:r>
       <w:r>
         <w:rPr>
-          <w:rFonts w:ascii="Times New Roman" w:hAnsi="Times New Roman" w:cs="Times New Roman"/>
-          <w:sz w:val="24"/>
-          <w:szCs w:val="24"/>
-        </w:rPr>
-        <w:lastRenderedPageBreak/>
-        <w:t xml:space="preserve">Google Sheets, Google Calendar, service, warranty, refund, payment, and upsell records into actionable business intelligence for service quality, treatment difficulty, recurrence monitoring, </w:t>
-      </w:r>
-      <w:r>
-        <w:rPr>
-          <w:rFonts w:ascii="Times New Roman" w:hAnsi="Times New Roman" w:cs="Times New Roman"/>
+          <w:rFonts w:ascii="Times New Roman" w:hAnsi="Times New Roman" w:cs="Times New Roman" w:eastAsia="Times New Roman"/>
           <w:sz w:val="24"/>
           <w:szCs w:val="24"/>
         </w:rPr>
@@ -1393,7 +1428,7 @@
       </w:r>
       <w:r>
         <w:rPr>
-          <w:rFonts w:ascii="Times New Roman" w:hAnsi="Times New Roman" w:cs="Times New Roman"/>
+          <w:rFonts w:ascii="Times New Roman" w:hAnsi="Times New Roman" w:cs="Times New Roman" w:eastAsia="Times New Roman"/>
           <w:sz w:val="24"/>
           <w:szCs w:val="24"/>
         </w:rPr>
@@ -1412,8 +1447,9 @@
       </w:pPr>
       <w:r>
         <w:rPr>
-          <w:rFonts w:ascii="Times New Roman" w:hAnsi="Times New Roman" w:cs="Times New Roman"/>
-          <w:sz w:val="24"/>
+          <w:rFonts w:ascii="Times New Roman" w:hAnsi="Times New Roman" w:cs="Times New Roman" w:eastAsia="Times New Roman"/>
+          <w:b/>
+          <w:sz w:val="26"/>
           <w:szCs w:val="24"/>
         </w:rPr>
         <w:t>1.4 Project Objectives</w:t>
@@ -1432,7 +1468,7 @@
       </w:pPr>
       <w:r>
         <w:rPr>
-          <w:rFonts w:ascii="Times New Roman" w:hAnsi="Times New Roman" w:cs="Times New Roman"/>
+          <w:rFonts w:ascii="Times New Roman" w:hAnsi="Times New Roman" w:cs="Times New Roman" w:eastAsia="Times New Roman"/>
           <w:sz w:val="24"/>
           <w:szCs w:val="24"/>
         </w:rPr>
@@ -1452,7 +1488,7 @@
       </w:pPr>
       <w:r>
         <w:rPr>
-          <w:rFonts w:ascii="Times New Roman" w:hAnsi="Times New Roman" w:cs="Times New Roman"/>
+          <w:rFonts w:ascii="Times New Roman" w:hAnsi="Times New Roman" w:cs="Times New Roman" w:eastAsia="Times New Roman"/>
           <w:sz w:val="24"/>
           <w:szCs w:val="24"/>
         </w:rPr>
@@ -1466,11 +1502,16 @@
         <w:jc w:val="both"/>
         <w:rPr>
           <w:rFonts w:ascii="Times New Roman" w:hAnsi="Times New Roman" w:cs="Times New Roman"/>
-          <w:sz w:val="24"/>
-          <w:szCs w:val="24"/>
+          <w:sz w:val="28"/>
+          <w:szCs w:val="28"/>
         </w:rPr>
       </w:pPr>
       <w:r>
+        <w:rPr>
+          <w:rFonts w:ascii="Times New Roman" w:hAnsi="Times New Roman" w:cs="Times New Roman" w:eastAsia="Times New Roman"/>
+          <w:sz w:val="24"/>
+          <w:szCs w:val="24"/>
+        </w:rPr>
         <w:t>To develop, in CP2, an Airflow-orchestrated ELT workflow using Python, BigQuery, dbt Core, flexible data contracts, and data quality checks to produce trusted analytics tables for Apache Superset dashboards.</w:t>
       </w:r>
     </w:p>
@@ -1487,7 +1528,7 @@
       </w:pPr>
       <w:r>
         <w:rPr>
-          <w:rFonts w:ascii="Times New Roman" w:hAnsi="Times New Roman" w:cs="Times New Roman"/>
+          <w:rFonts w:ascii="Times New Roman" w:hAnsi="Times New Roman" w:cs="Times New Roman" w:eastAsia="Times New Roman"/>
           <w:sz w:val="24"/>
           <w:szCs w:val="24"/>
         </w:rPr>
@@ -1496,7 +1537,7 @@
       <w:proofErr w:type="gramStart"/>
       <w:r>
         <w:rPr>
-          <w:rFonts w:ascii="Times New Roman" w:hAnsi="Times New Roman" w:cs="Times New Roman"/>
+          <w:rFonts w:ascii="Times New Roman" w:hAnsi="Times New Roman" w:cs="Times New Roman" w:eastAsia="Times New Roman"/>
           <w:sz w:val="24"/>
           <w:szCs w:val="24"/>
         </w:rPr>
@@ -1505,7 +1546,7 @@
       <w:proofErr w:type="gramEnd"/>
       <w:r>
         <w:rPr>
-          <w:rFonts w:ascii="Times New Roman" w:hAnsi="Times New Roman" w:cs="Times New Roman"/>
+          <w:rFonts w:ascii="Times New Roman" w:hAnsi="Times New Roman" w:cs="Times New Roman" w:eastAsia="Times New Roman"/>
           <w:sz w:val="24"/>
           <w:szCs w:val="24"/>
         </w:rPr>
@@ -1525,7 +1566,7 @@
       </w:pPr>
       <w:r>
         <w:rPr>
-          <w:rFonts w:ascii="Times New Roman" w:hAnsi="Times New Roman" w:cs="Times New Roman"/>
+          <w:rFonts w:ascii="Times New Roman" w:hAnsi="Times New Roman" w:cs="Times New Roman" w:eastAsia="Times New Roman"/>
           <w:sz w:val="24"/>
           <w:szCs w:val="24"/>
         </w:rPr>
@@ -1544,8 +1585,9 @@
       </w:pPr>
       <w:r>
         <w:rPr>
-          <w:rFonts w:ascii="Times New Roman" w:hAnsi="Times New Roman" w:cs="Times New Roman"/>
-          <w:sz w:val="24"/>
+          <w:rFonts w:ascii="Times New Roman" w:hAnsi="Times New Roman" w:cs="Times New Roman" w:eastAsia="Times New Roman"/>
+          <w:b/>
+          <w:sz w:val="26"/>
           <w:szCs w:val="24"/>
         </w:rPr>
         <w:t>1.5 Scope and Limitations</w:t>
@@ -1591,7 +1633,7 @@
             </w:pPr>
             <w:r>
               <w:rPr>
-                <w:rFonts w:ascii="Times New Roman" w:hAnsi="Times New Roman" w:cs="Times New Roman"/>
+                <w:rFonts w:ascii="Times New Roman" w:hAnsi="Times New Roman" w:cs="Times New Roman" w:eastAsia="Times New Roman"/>
                 <w:b/>
                 <w:color w:val="142332"/>
                 <w:sz w:val="24"/>
@@ -1624,7 +1666,7 @@
             </w:pPr>
             <w:r>
               <w:rPr>
-                <w:rFonts w:ascii="Times New Roman" w:hAnsi="Times New Roman" w:cs="Times New Roman"/>
+                <w:rFonts w:ascii="Times New Roman" w:hAnsi="Times New Roman" w:cs="Times New Roman" w:eastAsia="Times New Roman"/>
                 <w:b/>
                 <w:color w:val="142332"/>
                 <w:sz w:val="24"/>
@@ -1662,7 +1704,7 @@
             </w:pPr>
             <w:r>
               <w:rPr>
-                <w:rFonts w:ascii="Times New Roman" w:hAnsi="Times New Roman" w:cs="Times New Roman"/>
+                <w:rFonts w:ascii="Times New Roman" w:hAnsi="Times New Roman" w:cs="Times New Roman" w:eastAsia="Times New Roman"/>
                 <w:sz w:val="24"/>
                 <w:szCs w:val="24"/>
               </w:rPr>
@@ -1692,7 +1734,7 @@
             </w:pPr>
             <w:r>
               <w:rPr>
-                <w:rFonts w:ascii="Times New Roman" w:hAnsi="Times New Roman" w:cs="Times New Roman"/>
+                <w:rFonts w:ascii="Times New Roman" w:hAnsi="Times New Roman" w:cs="Times New Roman" w:eastAsia="Times New Roman"/>
                 <w:sz w:val="24"/>
                 <w:szCs w:val="24"/>
               </w:rPr>
@@ -1701,7 +1743,7 @@
             <w:proofErr w:type="gramStart"/>
             <w:r>
               <w:rPr>
-                <w:rFonts w:ascii="Times New Roman" w:hAnsi="Times New Roman" w:cs="Times New Roman"/>
+                <w:rFonts w:ascii="Times New Roman" w:hAnsi="Times New Roman" w:cs="Times New Roman" w:eastAsia="Times New Roman"/>
                 <w:sz w:val="24"/>
                 <w:szCs w:val="24"/>
               </w:rPr>
@@ -1710,7 +1752,7 @@
             <w:proofErr w:type="gramEnd"/>
             <w:r>
               <w:rPr>
-                <w:rFonts w:ascii="Times New Roman" w:hAnsi="Times New Roman" w:cs="Times New Roman"/>
+                <w:rFonts w:ascii="Times New Roman" w:hAnsi="Times New Roman" w:cs="Times New Roman" w:eastAsia="Times New Roman"/>
                 <w:sz w:val="24"/>
                 <w:szCs w:val="24"/>
               </w:rPr>
@@ -1746,7 +1788,7 @@
             </w:pPr>
             <w:r>
               <w:rPr>
-                <w:rFonts w:ascii="Times New Roman" w:hAnsi="Times New Roman" w:cs="Times New Roman"/>
+                <w:rFonts w:ascii="Times New Roman" w:hAnsi="Times New Roman" w:cs="Times New Roman" w:eastAsia="Times New Roman"/>
                 <w:sz w:val="24"/>
                 <w:szCs w:val="24"/>
               </w:rPr>
@@ -1776,7 +1818,7 @@
             </w:pPr>
             <w:r>
               <w:rPr>
-                <w:rFonts w:ascii="Times New Roman" w:hAnsi="Times New Roman" w:cs="Times New Roman"/>
+                <w:rFonts w:ascii="Times New Roman" w:hAnsi="Times New Roman" w:cs="Times New Roman" w:eastAsia="Times New Roman"/>
                 <w:sz w:val="24"/>
                 <w:szCs w:val="24"/>
               </w:rPr>
@@ -1812,7 +1854,7 @@
             </w:pPr>
             <w:r>
               <w:rPr>
-                <w:rFonts w:ascii="Times New Roman" w:hAnsi="Times New Roman" w:cs="Times New Roman"/>
+                <w:rFonts w:ascii="Times New Roman" w:hAnsi="Times New Roman" w:cs="Times New Roman" w:eastAsia="Times New Roman"/>
                 <w:sz w:val="24"/>
                 <w:szCs w:val="24"/>
               </w:rPr>
@@ -1842,7 +1884,7 @@
             </w:pPr>
             <w:r>
               <w:rPr>
-                <w:rFonts w:ascii="Times New Roman" w:hAnsi="Times New Roman" w:cs="Times New Roman"/>
+                <w:rFonts w:ascii="Times New Roman" w:hAnsi="Times New Roman" w:cs="Times New Roman" w:eastAsia="Times New Roman"/>
                 <w:sz w:val="24"/>
                 <w:szCs w:val="24"/>
               </w:rPr>
@@ -1878,10 +1920,11 @@
             </w:pPr>
             <w:r>
               <w:rPr>
-                <w:rFonts w:ascii="Times New Roman" w:hAnsi="Times New Roman" w:cs="Times New Roman"/>
-                <w:sz w:val="24"/>
-                <w:szCs w:val="24"/>
-              </w:rPr>
+                <w:rFonts w:ascii="Times New Roman" w:hAnsi="Times New Roman" w:cs="Times New Roman" w:eastAsia="Times New Roman"/>
+                <w:sz w:val="24"/>
+                <w:szCs w:val="24"/>
+              </w:rPr>
+              <w:lastRenderedPageBreak/>
               <w:t>DBSCAN/KDE hotspot analysis using coordinates or postcode centroids</w:t>
             </w:r>
           </w:p>
@@ -1908,7 +1951,7 @@
             </w:pPr>
             <w:r>
               <w:rPr>
-                <w:rFonts w:ascii="Times New Roman" w:hAnsi="Times New Roman" w:cs="Times New Roman"/>
+                <w:rFonts w:ascii="Times New Roman" w:hAnsi="Times New Roman" w:cs="Times New Roman" w:eastAsia="Times New Roman"/>
                 <w:sz w:val="24"/>
                 <w:szCs w:val="24"/>
               </w:rPr>
@@ -1944,11 +1987,10 @@
             </w:pPr>
             <w:r>
               <w:rPr>
-                <w:rFonts w:ascii="Times New Roman" w:hAnsi="Times New Roman" w:cs="Times New Roman"/>
-                <w:sz w:val="24"/>
-                <w:szCs w:val="24"/>
-              </w:rPr>
-              <w:lastRenderedPageBreak/>
+                <w:rFonts w:ascii="Times New Roman" w:hAnsi="Times New Roman" w:cs="Times New Roman" w:eastAsia="Times New Roman"/>
+                <w:sz w:val="24"/>
+                <w:szCs w:val="24"/>
+              </w:rPr>
               <w:t>Treatment difficulty, recurrence window, warranty factor, refund root cause, and upsell package-fit analysis</w:t>
             </w:r>
           </w:p>
@@ -1975,7 +2017,7 @@
             </w:pPr>
             <w:r>
               <w:rPr>
-                <w:rFonts w:ascii="Times New Roman" w:hAnsi="Times New Roman" w:cs="Times New Roman"/>
+                <w:rFonts w:ascii="Times New Roman" w:hAnsi="Times New Roman" w:cs="Times New Roman" w:eastAsia="Times New Roman"/>
                 <w:sz w:val="24"/>
                 <w:szCs w:val="24"/>
               </w:rPr>
@@ -2001,7 +2043,19 @@
             <w:vAlign w:val="center"/>
           </w:tcPr>
           <w:p>
-            <w:r>
+            <w:pPr>
+              <w:rPr>
+                <w:rFonts w:ascii="Times New Roman" w:hAnsi="Times New Roman" w:cs="Times New Roman"/>
+                <w:sz w:val="24"/>
+                <w:szCs w:val="24"/>
+              </w:rPr>
+            </w:pPr>
+            <w:r>
+              <w:rPr>
+                <w:rFonts w:ascii="Times New Roman" w:hAnsi="Times New Roman" w:cs="Times New Roman" w:eastAsia="Times New Roman"/>
+                <w:sz w:val="24"/>
+                <w:szCs w:val="24"/>
+              </w:rPr>
               <w:t>Data quality reporting, flexible data contracts, Airflow scheduled refresh, dbt transformations/tests, anonymised reporting views, and recommendation logging</w:t>
             </w:r>
           </w:p>
@@ -2018,7 +2072,19 @@
             <w:vAlign w:val="center"/>
           </w:tcPr>
           <w:p>
-            <w:r>
+            <w:pPr>
+              <w:rPr>
+                <w:rFonts w:ascii="Times New Roman" w:hAnsi="Times New Roman" w:cs="Times New Roman"/>
+                <w:sz w:val="24"/>
+                <w:szCs w:val="24"/>
+              </w:rPr>
+            </w:pPr>
+            <w:r>
+              <w:rPr>
+                <w:rFonts w:ascii="Times New Roman" w:hAnsi="Times New Roman" w:cs="Times New Roman" w:eastAsia="Times New Roman"/>
+                <w:sz w:val="24"/>
+                <w:szCs w:val="24"/>
+              </w:rPr>
               <w:t>Near-real-time refresh is scheduled batch processing, not streaming real-time, and depends on Google Sheets/API access</w:t>
             </w:r>
           </w:p>
@@ -2051,7 +2117,7 @@
             </w:pPr>
             <w:r>
               <w:rPr>
-                <w:rFonts w:ascii="Times New Roman" w:hAnsi="Times New Roman" w:cs="Times New Roman"/>
+                <w:rFonts w:ascii="Times New Roman" w:hAnsi="Times New Roman" w:cs="Times New Roman" w:eastAsia="Times New Roman"/>
                 <w:sz w:val="24"/>
                 <w:szCs w:val="24"/>
               </w:rPr>
@@ -2081,7 +2147,7 @@
             </w:pPr>
             <w:r>
               <w:rPr>
-                <w:rFonts w:ascii="Times New Roman" w:hAnsi="Times New Roman" w:cs="Times New Roman"/>
+                <w:rFonts w:ascii="Times New Roman" w:hAnsi="Times New Roman" w:cs="Times New Roman" w:eastAsia="Times New Roman"/>
                 <w:sz w:val="24"/>
                 <w:szCs w:val="24"/>
               </w:rPr>
@@ -2091,22 +2157,49 @@
         </w:tc>
       </w:tr>
       <w:tr>
-        <w:tc>
-          <w:tcPr>
-            <w:tcW w:type="dxa" w:w="4710"/>
-          </w:tcPr>
-          <w:p>
-            <w:r>
+        <w:trPr>
+          <w:jc w:val="center"/>
+        </w:trPr>
+        <w:tc>
+          <w:tcPr>
+            <w:tcW w:w="4710" w:type="dxa"/>
+          </w:tcPr>
+          <w:p>
+            <w:pPr>
+              <w:rPr>
+                <w:rFonts w:ascii="Times New Roman" w:hAnsi="Times New Roman" w:cs="Times New Roman"/>
+                <w:sz w:val="24"/>
+                <w:szCs w:val="24"/>
+              </w:rPr>
+            </w:pPr>
+            <w:r>
+              <w:rPr>
+                <w:rFonts w:ascii="Times New Roman" w:hAnsi="Times New Roman" w:cs="Times New Roman" w:eastAsia="Times New Roman"/>
+                <w:sz w:val="24"/>
+                <w:szCs w:val="24"/>
+              </w:rPr>
               <w:t>Bronze/Silver/Gold BigQuery warehouse layers, pipeline logs, lineage documentation, and dashboard-ready marts</w:t>
             </w:r>
           </w:p>
         </w:tc>
         <w:tc>
           <w:tcPr>
-            <w:tcW w:type="dxa" w:w="4306"/>
-          </w:tcPr>
-          <w:p>
-            <w:r>
+            <w:tcW w:w="4306" w:type="dxa"/>
+          </w:tcPr>
+          <w:p>
+            <w:pPr>
+              <w:rPr>
+                <w:rFonts w:ascii="Times New Roman" w:hAnsi="Times New Roman" w:cs="Times New Roman"/>
+                <w:sz w:val="24"/>
+                <w:szCs w:val="24"/>
+              </w:rPr>
+            </w:pPr>
+            <w:r>
+              <w:rPr>
+                <w:rFonts w:ascii="Times New Roman" w:hAnsi="Times New Roman" w:cs="Times New Roman" w:eastAsia="Times New Roman"/>
+                <w:sz w:val="24"/>
+                <w:szCs w:val="24"/>
+              </w:rPr>
               <w:t>The project will not attempt enterprise-scale streaming, complex MLOps, or production-grade multi-user access control</w:t>
             </w:r>
           </w:p>
@@ -2135,8 +2228,9 @@
       </w:pPr>
       <w:r>
         <w:rPr>
-          <w:rFonts w:ascii="Times New Roman" w:hAnsi="Times New Roman" w:cs="Times New Roman"/>
-          <w:sz w:val="24"/>
+          <w:rFonts w:ascii="Times New Roman" w:hAnsi="Times New Roman" w:cs="Times New Roman" w:eastAsia="Times New Roman"/>
+          <w:b/>
+          <w:sz w:val="26"/>
           <w:szCs w:val="24"/>
         </w:rPr>
         <w:t>1.6 Research Significance</w:t>
@@ -2154,7 +2248,7 @@
       </w:pPr>
       <w:r>
         <w:rPr>
-          <w:rFonts w:ascii="Times New Roman" w:hAnsi="Times New Roman" w:cs="Times New Roman"/>
+          <w:rFonts w:ascii="Times New Roman" w:hAnsi="Times New Roman" w:cs="Times New Roman" w:eastAsia="Times New Roman"/>
           <w:sz w:val="24"/>
           <w:szCs w:val="24"/>
         </w:rPr>
@@ -2163,7 +2257,7 @@
       <w:proofErr w:type="gramStart"/>
       <w:r>
         <w:rPr>
-          <w:rFonts w:ascii="Times New Roman" w:hAnsi="Times New Roman" w:cs="Times New Roman"/>
+          <w:rFonts w:ascii="Times New Roman" w:hAnsi="Times New Roman" w:cs="Times New Roman" w:eastAsia="Times New Roman"/>
           <w:sz w:val="24"/>
           <w:szCs w:val="24"/>
         </w:rPr>
@@ -2172,7 +2266,7 @@
       <w:proofErr w:type="gramEnd"/>
       <w:r>
         <w:rPr>
-          <w:rFonts w:ascii="Times New Roman" w:hAnsi="Times New Roman" w:cs="Times New Roman"/>
+          <w:rFonts w:ascii="Times New Roman" w:hAnsi="Times New Roman" w:cs="Times New Roman" w:eastAsia="Times New Roman"/>
           <w:sz w:val="24"/>
           <w:szCs w:val="24"/>
         </w:rPr>
@@ -2202,11 +2296,20 @@
       </w:pPr>
       <w:r>
         <w:rPr>
-          <w:rFonts w:ascii="Times New Roman" w:hAnsi="Times New Roman" w:cs="Times New Roman"/>
-          <w:sz w:val="24"/>
-          <w:szCs w:val="24"/>
-        </w:rPr>
-        <w:t>The sustainability value is also relevant. Better area planning and recurrence monitoring can reduce unnecessary repeat visits, wasted travel, and unplanned service costs. A local or low-cost analytics stack also supports SME adoption by reducing dependence on expensive enterprise software. Privacy is considered through anonymised academic and reporting views, customer IDs, area/postcode-level location, controlled access, and careful wording for technician-related review indicators.</w:t>
+          <w:rFonts w:ascii="Times New Roman" w:hAnsi="Times New Roman" w:cs="Times New Roman" w:eastAsia="Times New Roman"/>
+          <w:sz w:val="24"/>
+          <w:szCs w:val="24"/>
+        </w:rPr>
+        <w:t xml:space="preserve">The sustainability value is also relevant. Better area planning and recurrence monitoring can reduce unnecessary repeat visits, wasted travel, and unplanned service costs. A local or low-cost analytics stack also supports SME adoption by reducing dependence on expensive enterprise software. Privacy is considered through anonymised academic and reporting views, </w:t>
+      </w:r>
+      <w:r>
+        <w:rPr>
+          <w:rFonts w:ascii="Times New Roman" w:hAnsi="Times New Roman" w:cs="Times New Roman" w:eastAsia="Times New Roman"/>
+          <w:sz w:val="24"/>
+          <w:szCs w:val="24"/>
+        </w:rPr>
+        <w:lastRenderedPageBreak/>
+        <w:t>customer IDs, area/postcode-level location, controlled access, and careful wording for technician-related review indicators.</w:t>
       </w:r>
     </w:p>
     <w:p>
@@ -2221,8 +2324,9 @@
       </w:pPr>
       <w:r>
         <w:rPr>
-          <w:rFonts w:ascii="Times New Roman" w:hAnsi="Times New Roman" w:cs="Times New Roman"/>
-          <w:sz w:val="24"/>
+          <w:rFonts w:ascii="Times New Roman" w:hAnsi="Times New Roman" w:cs="Times New Roman" w:eastAsia="Times New Roman"/>
+          <w:b/>
+          <w:sz w:val="28"/>
           <w:szCs w:val="24"/>
         </w:rPr>
         <w:t>Chapter 2: Literature Review</w:t>
@@ -2234,16 +2338,17 @@
         <w:jc w:val="both"/>
         <w:rPr>
           <w:rFonts w:ascii="Times New Roman" w:hAnsi="Times New Roman" w:cs="Times New Roman"/>
-          <w:sz w:val="24"/>
-          <w:szCs w:val="24"/>
+          <w:sz w:val="28"/>
+          <w:szCs w:val="28"/>
         </w:rPr>
       </w:pPr>
       <w:r>
-        <w:t xml:space="preserve">This literature review reviews recent academic papers, technical documentation, and decision-support references related to the proposed system. In line with supervisor feedback, the cited literature focuses on 2020 onwards and expands the review to cover approximately 25 academic or </w:t>
-      </w:r>
-      <w:r>
-        <w:lastRenderedPageBreak/>
-        <w:t>research-based sources, with separate technical references for APIs and tools. Older foundation methods such as DBSCAN, logistic regression, KDE, and SHAP are discussed only as methodological concepts, while the cited support is drawn from recent studies and documentation. The chapter is organised around business intelligence for SMEs, weather-aware pest management, digital pest decision-support systems, spatial-temporal hotspot detection, weather-based prediction, explainable modelling, and AI-assisted recommendations.</w:t>
+        <w:rPr>
+          <w:rFonts w:ascii="Times New Roman" w:hAnsi="Times New Roman" w:cs="Times New Roman" w:eastAsia="Times New Roman"/>
+          <w:sz w:val="24"/>
+          <w:szCs w:val="24"/>
+        </w:rPr>
+        <w:t>This literature review reviews recent academic papers, technical documentation, and decision-support references related to the proposed system. In line with supervisor feedback, the cited literature focuses on 2020 onwards and expands the review to cover approximately 25 academic or research-based sources, with separate technical references for APIs and tools. Older foundation methods such as DBSCAN, logistic regression, KDE, and SHAP are discussed only as methodological concepts, while the cited support is drawn from recent studies and documentation. The chapter is organised around business intelligence for SMEs, weather-aware pest management, digital pest decision-support systems, spatial-temporal hotspot detection, weather-based prediction, explainable modelling, and AI-assisted recommendations.</w:t>
       </w:r>
     </w:p>
     <w:p>
@@ -2258,8 +2363,9 @@
       </w:pPr>
       <w:r>
         <w:rPr>
-          <w:rFonts w:ascii="Times New Roman" w:hAnsi="Times New Roman" w:cs="Times New Roman"/>
-          <w:sz w:val="24"/>
+          <w:rFonts w:ascii="Times New Roman" w:hAnsi="Times New Roman" w:cs="Times New Roman" w:eastAsia="Times New Roman"/>
+          <w:b/>
+          <w:sz w:val="26"/>
           <w:szCs w:val="24"/>
         </w:rPr>
         <w:t>2.1 Business Intelligence and SME Decision Support</w:t>
@@ -2277,7 +2383,7 @@
       </w:pPr>
       <w:r>
         <w:rPr>
-          <w:rFonts w:ascii="Times New Roman" w:hAnsi="Times New Roman" w:cs="Times New Roman"/>
+          <w:rFonts w:ascii="Times New Roman" w:hAnsi="Times New Roman" w:cs="Times New Roman" w:eastAsia="Times New Roman"/>
           <w:sz w:val="24"/>
           <w:szCs w:val="24"/>
         </w:rPr>
@@ -2307,7 +2413,7 @@
       </w:pPr>
       <w:r>
         <w:rPr>
-          <w:rFonts w:ascii="Times New Roman" w:hAnsi="Times New Roman" w:cs="Times New Roman"/>
+          <w:rFonts w:ascii="Times New Roman" w:hAnsi="Times New Roman" w:cs="Times New Roman" w:eastAsia="Times New Roman"/>
           <w:sz w:val="24"/>
           <w:szCs w:val="24"/>
         </w:rPr>
@@ -2316,7 +2422,7 @@
       <w:proofErr w:type="gramStart"/>
       <w:r>
         <w:rPr>
-          <w:rFonts w:ascii="Times New Roman" w:hAnsi="Times New Roman" w:cs="Times New Roman"/>
+          <w:rFonts w:ascii="Times New Roman" w:hAnsi="Times New Roman" w:cs="Times New Roman" w:eastAsia="Times New Roman"/>
           <w:sz w:val="24"/>
           <w:szCs w:val="24"/>
         </w:rPr>
@@ -2325,7 +2431,7 @@
       <w:proofErr w:type="gramEnd"/>
       <w:r>
         <w:rPr>
-          <w:rFonts w:ascii="Times New Roman" w:hAnsi="Times New Roman" w:cs="Times New Roman"/>
+          <w:rFonts w:ascii="Times New Roman" w:hAnsi="Times New Roman" w:cs="Times New Roman" w:eastAsia="Times New Roman"/>
           <w:sz w:val="24"/>
           <w:szCs w:val="24"/>
         </w:rPr>
@@ -2344,7 +2450,7 @@
       </w:pPr>
       <w:r>
         <w:rPr>
-          <w:rFonts w:ascii="Times New Roman" w:hAnsi="Times New Roman" w:cs="Times New Roman"/>
+          <w:rFonts w:ascii="Times New Roman" w:hAnsi="Times New Roman" w:cs="Times New Roman" w:eastAsia="Times New Roman"/>
           <w:sz w:val="24"/>
           <w:szCs w:val="24"/>
         </w:rPr>
@@ -2353,7 +2459,7 @@
       <w:proofErr w:type="gramStart"/>
       <w:r>
         <w:rPr>
-          <w:rFonts w:ascii="Times New Roman" w:hAnsi="Times New Roman" w:cs="Times New Roman"/>
+          <w:rFonts w:ascii="Times New Roman" w:hAnsi="Times New Roman" w:cs="Times New Roman" w:eastAsia="Times New Roman"/>
           <w:sz w:val="24"/>
           <w:szCs w:val="24"/>
         </w:rPr>
@@ -2362,7 +2468,7 @@
       <w:proofErr w:type="gramEnd"/>
       <w:r>
         <w:rPr>
-          <w:rFonts w:ascii="Times New Roman" w:hAnsi="Times New Roman" w:cs="Times New Roman"/>
+          <w:rFonts w:ascii="Times New Roman" w:hAnsi="Times New Roman" w:cs="Times New Roman" w:eastAsia="Times New Roman"/>
           <w:sz w:val="24"/>
           <w:szCs w:val="24"/>
         </w:rPr>
@@ -2371,7 +2477,7 @@
       <w:proofErr w:type="gramStart"/>
       <w:r>
         <w:rPr>
-          <w:rFonts w:ascii="Times New Roman" w:hAnsi="Times New Roman" w:cs="Times New Roman"/>
+          <w:rFonts w:ascii="Times New Roman" w:hAnsi="Times New Roman" w:cs="Times New Roman" w:eastAsia="Times New Roman"/>
           <w:sz w:val="24"/>
           <w:szCs w:val="24"/>
         </w:rPr>
@@ -2380,16 +2486,25 @@
       <w:proofErr w:type="gramEnd"/>
       <w:r>
         <w:rPr>
-          <w:rFonts w:ascii="Times New Roman" w:hAnsi="Times New Roman" w:cs="Times New Roman"/>
-          <w:sz w:val="24"/>
-          <w:szCs w:val="24"/>
-        </w:rPr>
-        <w:t xml:space="preserve"> that dashboards are most useful when they combine clear visual design, reliable data, and action-oriented communication. This supports the proposed use of Apache Superset dashboards for management users who need to scan key service, warranty, payment, and scheduling indicators quickly. Blacketer et al. (2021) further demonstrate the value of a dedicated data quality dashboard, showing that decision-makers need visibility into completeness, conformance, and data reliability before trusting analytical outputs. For Nomobug, this </w:t>
+          <w:rFonts w:ascii="Times New Roman" w:hAnsi="Times New Roman" w:cs="Times New Roman" w:eastAsia="Times New Roman"/>
+          <w:sz w:val="24"/>
+          <w:szCs w:val="24"/>
+        </w:rPr>
+        <w:t xml:space="preserve"> that dashboards are most useful when they combine clear visual design, reliable data, and action-oriented communication. This supports the proposed use of Apache Superset dashboards for management users who need to scan key service, warranty, payment, and scheduling indicators quickly. Blacketer et al. (2021) further demonstrate the value of a dedicated data quality </w:t>
+      </w:r>
+      <w:r>
+        <w:rPr>
+          <w:rFonts w:ascii="Times New Roman" w:hAnsi="Times New Roman" w:cs="Times New Roman" w:eastAsia="Times New Roman"/>
+          <w:sz w:val="24"/>
+          <w:szCs w:val="24"/>
+        </w:rPr>
+        <w:lastRenderedPageBreak/>
+        <w:t xml:space="preserve">dashboard, showing that decision-makers need visibility into completeness, conformance, and data reliability before trusting analytical outputs. For Nomobug, this </w:t>
       </w:r>
       <w:proofErr w:type="gramStart"/>
       <w:r>
         <w:rPr>
-          <w:rFonts w:ascii="Times New Roman" w:hAnsi="Times New Roman" w:cs="Times New Roman"/>
+          <w:rFonts w:ascii="Times New Roman" w:hAnsi="Times New Roman" w:cs="Times New Roman" w:eastAsia="Times New Roman"/>
           <w:sz w:val="24"/>
           <w:szCs w:val="24"/>
         </w:rPr>
@@ -2398,7 +2513,7 @@
       <w:proofErr w:type="gramEnd"/>
       <w:r>
         <w:rPr>
-          <w:rFonts w:ascii="Times New Roman" w:hAnsi="Times New Roman" w:cs="Times New Roman"/>
+          <w:rFonts w:ascii="Times New Roman" w:hAnsi="Times New Roman" w:cs="Times New Roman" w:eastAsia="Times New Roman"/>
           <w:sz w:val="24"/>
           <w:szCs w:val="24"/>
         </w:rPr>
@@ -2428,20 +2543,11 @@
       </w:pPr>
       <w:r>
         <w:rPr>
-          <w:rFonts w:ascii="Times New Roman" w:hAnsi="Times New Roman" w:cs="Times New Roman"/>
-          <w:sz w:val="24"/>
-          <w:szCs w:val="24"/>
-        </w:rPr>
-        <w:t xml:space="preserve">Fu et al. (2024) argue that data quality in industry should be understood as part of a wider data-driven workflow, not only as a technical database issue. Their review is relevant because </w:t>
-      </w:r>
-      <w:r>
-        <w:rPr>
-          <w:rFonts w:ascii="Times New Roman" w:hAnsi="Times New Roman" w:cs="Times New Roman"/>
-          <w:sz w:val="24"/>
-          <w:szCs w:val="24"/>
-        </w:rPr>
-        <w:lastRenderedPageBreak/>
-        <w:t>Nomobug's raw data comes from practical operational sources such as Google Sheets and Google Calendar, where inconsistent labels, missing identifiers, and unmatched records are expected. This reinforces the project's decision to preserve raw staging data, create cleaning flags, and show data-quality coverage before interpreting risk or performance results.</w:t>
+          <w:rFonts w:ascii="Times New Roman" w:hAnsi="Times New Roman" w:cs="Times New Roman" w:eastAsia="Times New Roman"/>
+          <w:sz w:val="24"/>
+          <w:szCs w:val="24"/>
+        </w:rPr>
+        <w:t>Fu et al. (2024) argue that data quality in industry should be understood as part of a wider data-driven workflow, not only as a technical database issue. Their review is relevant because Nomobug's raw data comes from practical operational sources such as Google Sheets and Google Calendar, where inconsistent labels, missing identifiers, and unmatched records are expected. This reinforces the project's decision to preserve raw staging data, create cleaning flags, and show data-quality coverage before interpreting risk or performance results.</w:t>
       </w:r>
     </w:p>
     <w:p>
@@ -2456,8 +2562,9 @@
       </w:pPr>
       <w:r>
         <w:rPr>
-          <w:rFonts w:ascii="Times New Roman" w:hAnsi="Times New Roman" w:cs="Times New Roman"/>
-          <w:sz w:val="24"/>
+          <w:rFonts w:ascii="Times New Roman" w:hAnsi="Times New Roman" w:cs="Times New Roman" w:eastAsia="Times New Roman"/>
+          <w:b/>
+          <w:sz w:val="26"/>
           <w:szCs w:val="24"/>
         </w:rPr>
         <w:t>2.2 Weather-Aware Pest Management and Urban Pest Data</w:t>
@@ -2475,7 +2582,7 @@
       </w:pPr>
       <w:r>
         <w:rPr>
-          <w:rFonts w:ascii="Times New Roman" w:hAnsi="Times New Roman" w:cs="Times New Roman"/>
+          <w:rFonts w:ascii="Times New Roman" w:hAnsi="Times New Roman" w:cs="Times New Roman" w:eastAsia="Times New Roman"/>
           <w:sz w:val="24"/>
           <w:szCs w:val="24"/>
         </w:rPr>
@@ -2484,7 +2591,7 @@
       <w:proofErr w:type="gramStart"/>
       <w:r>
         <w:rPr>
-          <w:rFonts w:ascii="Times New Roman" w:hAnsi="Times New Roman" w:cs="Times New Roman"/>
+          <w:rFonts w:ascii="Times New Roman" w:hAnsi="Times New Roman" w:cs="Times New Roman" w:eastAsia="Times New Roman"/>
           <w:sz w:val="24"/>
           <w:szCs w:val="24"/>
         </w:rPr>
@@ -2493,7 +2600,7 @@
       <w:proofErr w:type="gramEnd"/>
       <w:r>
         <w:rPr>
-          <w:rFonts w:ascii="Times New Roman" w:hAnsi="Times New Roman" w:cs="Times New Roman"/>
+          <w:rFonts w:ascii="Times New Roman" w:hAnsi="Times New Roman" w:cs="Times New Roman" w:eastAsia="Times New Roman"/>
           <w:sz w:val="24"/>
           <w:szCs w:val="24"/>
         </w:rPr>
@@ -2502,7 +2609,7 @@
       <w:proofErr w:type="gramStart"/>
       <w:r>
         <w:rPr>
-          <w:rFonts w:ascii="Times New Roman" w:hAnsi="Times New Roman" w:cs="Times New Roman"/>
+          <w:rFonts w:ascii="Times New Roman" w:hAnsi="Times New Roman" w:cs="Times New Roman" w:eastAsia="Times New Roman"/>
           <w:sz w:val="24"/>
           <w:szCs w:val="24"/>
         </w:rPr>
@@ -2511,7 +2618,7 @@
       <w:proofErr w:type="gramEnd"/>
       <w:r>
         <w:rPr>
-          <w:rFonts w:ascii="Times New Roman" w:hAnsi="Times New Roman" w:cs="Times New Roman"/>
+          <w:rFonts w:ascii="Times New Roman" w:hAnsi="Times New Roman" w:cs="Times New Roman" w:eastAsia="Times New Roman"/>
           <w:sz w:val="24"/>
           <w:szCs w:val="24"/>
         </w:rPr>
@@ -2541,7 +2648,7 @@
       </w:pPr>
       <w:r>
         <w:rPr>
-          <w:rFonts w:ascii="Times New Roman" w:hAnsi="Times New Roman" w:cs="Times New Roman"/>
+          <w:rFonts w:ascii="Times New Roman" w:hAnsi="Times New Roman" w:cs="Times New Roman" w:eastAsia="Times New Roman"/>
           <w:sz w:val="24"/>
           <w:szCs w:val="24"/>
         </w:rPr>
@@ -2550,7 +2657,7 @@
       <w:proofErr w:type="gramStart"/>
       <w:r>
         <w:rPr>
-          <w:rFonts w:ascii="Times New Roman" w:hAnsi="Times New Roman" w:cs="Times New Roman"/>
+          <w:rFonts w:ascii="Times New Roman" w:hAnsi="Times New Roman" w:cs="Times New Roman" w:eastAsia="Times New Roman"/>
           <w:sz w:val="24"/>
           <w:szCs w:val="24"/>
         </w:rPr>
@@ -2559,7 +2666,7 @@
       <w:proofErr w:type="gramEnd"/>
       <w:r>
         <w:rPr>
-          <w:rFonts w:ascii="Times New Roman" w:hAnsi="Times New Roman" w:cs="Times New Roman"/>
+          <w:rFonts w:ascii="Times New Roman" w:hAnsi="Times New Roman" w:cs="Times New Roman" w:eastAsia="Times New Roman"/>
           <w:sz w:val="24"/>
           <w:szCs w:val="24"/>
         </w:rPr>
@@ -2578,8 +2685,9 @@
       </w:pPr>
       <w:r>
         <w:rPr>
-          <w:rFonts w:ascii="Times New Roman" w:hAnsi="Times New Roman" w:cs="Times New Roman"/>
-          <w:sz w:val="24"/>
+          <w:rFonts w:ascii="Times New Roman" w:hAnsi="Times New Roman" w:cs="Times New Roman" w:eastAsia="Times New Roman"/>
+          <w:b/>
+          <w:sz w:val="26"/>
           <w:szCs w:val="24"/>
         </w:rPr>
         <w:t>2.3 Digital Pest Decision Support Systems</w:t>
@@ -2597,7 +2705,7 @@
       </w:pPr>
       <w:r>
         <w:rPr>
-          <w:rFonts w:ascii="Times New Roman" w:hAnsi="Times New Roman" w:cs="Times New Roman"/>
+          <w:rFonts w:ascii="Times New Roman" w:hAnsi="Times New Roman" w:cs="Times New Roman" w:eastAsia="Times New Roman"/>
           <w:sz w:val="24"/>
           <w:szCs w:val="24"/>
         </w:rPr>
@@ -2606,7 +2714,7 @@
       <w:proofErr w:type="gramStart"/>
       <w:r>
         <w:rPr>
-          <w:rFonts w:ascii="Times New Roman" w:hAnsi="Times New Roman" w:cs="Times New Roman"/>
+          <w:rFonts w:ascii="Times New Roman" w:hAnsi="Times New Roman" w:cs="Times New Roman" w:eastAsia="Times New Roman"/>
           <w:sz w:val="24"/>
           <w:szCs w:val="24"/>
         </w:rPr>
@@ -2615,11 +2723,20 @@
       <w:proofErr w:type="gramEnd"/>
       <w:r>
         <w:rPr>
-          <w:rFonts w:ascii="Times New Roman" w:hAnsi="Times New Roman" w:cs="Times New Roman"/>
-          <w:sz w:val="24"/>
-          <w:szCs w:val="24"/>
-        </w:rPr>
-        <w:t xml:space="preserve"> the Network for Environment and Weather Applications (NEWA), a weather-based pest and disease decision support platform that integrates historical and forecast weather data with risk models. Although NEWA focuses on agricultural integrated pest management, it demonstrates the value of combining weather data, dashboards, alerts, and decision-support outputs. The proposed Nomobug system adapts this idea to an urban pest-control SME context by combining service outcomes, warranty records, recurrence windows, and local weather indicators.</w:t>
+          <w:rFonts w:ascii="Times New Roman" w:hAnsi="Times New Roman" w:cs="Times New Roman" w:eastAsia="Times New Roman"/>
+          <w:sz w:val="24"/>
+          <w:szCs w:val="24"/>
+        </w:rPr>
+        <w:t xml:space="preserve"> the Network for Environment and Weather Applications (NEWA), a weather-based pest and disease decision support platform that integrates historical and forecast weather data with risk models. Although NEWA focuses on agricultural integrated pest management, it demonstrates the value of combining weather data, dashboards, alerts, and </w:t>
+      </w:r>
+      <w:r>
+        <w:rPr>
+          <w:rFonts w:ascii="Times New Roman" w:hAnsi="Times New Roman" w:cs="Times New Roman" w:eastAsia="Times New Roman"/>
+          <w:sz w:val="24"/>
+          <w:szCs w:val="24"/>
+        </w:rPr>
+        <w:lastRenderedPageBreak/>
+        <w:t>decision-support outputs. The proposed Nomobug system adapts this idea to an urban pest-control SME context by combining service outcomes, warranty records, recurrence windows, and local weather indicators.</w:t>
       </w:r>
     </w:p>
     <w:p>
@@ -2645,20 +2762,11 @@
       </w:pPr>
       <w:r>
         <w:rPr>
-          <w:rFonts w:ascii="Times New Roman" w:hAnsi="Times New Roman" w:cs="Times New Roman"/>
-          <w:sz w:val="24"/>
-          <w:szCs w:val="24"/>
-        </w:rPr>
-        <w:t xml:space="preserve">The research gap is that most pest decision-support examples focus on agriculture or public-sector surveillance, while SME pest control operations need analytics around customer service </w:t>
-      </w:r>
-      <w:r>
-        <w:rPr>
-          <w:rFonts w:ascii="Times New Roman" w:hAnsi="Times New Roman" w:cs="Times New Roman"/>
-          <w:sz w:val="24"/>
-          <w:szCs w:val="24"/>
-        </w:rPr>
-        <w:lastRenderedPageBreak/>
-        <w:t>outcomes, warranty costs, technician review indicators, and upsell planning. This project therefore contributes by applying weather-aware decision support to a real commercial service dataset rather than only biological pest observations.</w:t>
+          <w:rFonts w:ascii="Times New Roman" w:hAnsi="Times New Roman" w:cs="Times New Roman" w:eastAsia="Times New Roman"/>
+          <w:sz w:val="24"/>
+          <w:szCs w:val="24"/>
+        </w:rPr>
+        <w:t>The research gap is that most pest decision-support examples focus on agriculture or public-sector surveillance, while SME pest control operations need analytics around customer service outcomes, warranty costs, technician review indicators, and upsell planning. This project therefore contributes by applying weather-aware decision support to a real commercial service dataset rather than only biological pest observations.</w:t>
       </w:r>
     </w:p>
     <w:p>
@@ -2673,7 +2781,7 @@
       </w:pPr>
       <w:r>
         <w:rPr>
-          <w:rFonts w:ascii="Times New Roman" w:hAnsi="Times New Roman" w:cs="Times New Roman"/>
+          <w:rFonts w:ascii="Times New Roman" w:hAnsi="Times New Roman" w:cs="Times New Roman" w:eastAsia="Times New Roman"/>
           <w:sz w:val="24"/>
           <w:szCs w:val="24"/>
         </w:rPr>
@@ -2682,7 +2790,7 @@
       <w:proofErr w:type="gramStart"/>
       <w:r>
         <w:rPr>
-          <w:rFonts w:ascii="Times New Roman" w:hAnsi="Times New Roman" w:cs="Times New Roman"/>
+          <w:rFonts w:ascii="Times New Roman" w:hAnsi="Times New Roman" w:cs="Times New Roman" w:eastAsia="Times New Roman"/>
           <w:sz w:val="24"/>
           <w:szCs w:val="24"/>
         </w:rPr>
@@ -2691,7 +2799,7 @@
       <w:proofErr w:type="gramEnd"/>
       <w:r>
         <w:rPr>
-          <w:rFonts w:ascii="Times New Roman" w:hAnsi="Times New Roman" w:cs="Times New Roman"/>
+          <w:rFonts w:ascii="Times New Roman" w:hAnsi="Times New Roman" w:cs="Times New Roman" w:eastAsia="Times New Roman"/>
           <w:sz w:val="24"/>
           <w:szCs w:val="24"/>
         </w:rPr>
@@ -2700,7 +2808,7 @@
       <w:proofErr w:type="gramStart"/>
       <w:r>
         <w:rPr>
-          <w:rFonts w:ascii="Times New Roman" w:hAnsi="Times New Roman" w:cs="Times New Roman"/>
+          <w:rFonts w:ascii="Times New Roman" w:hAnsi="Times New Roman" w:cs="Times New Roman" w:eastAsia="Times New Roman"/>
           <w:sz w:val="24"/>
           <w:szCs w:val="24"/>
         </w:rPr>
@@ -2709,7 +2817,7 @@
       <w:proofErr w:type="gramEnd"/>
       <w:r>
         <w:rPr>
-          <w:rFonts w:ascii="Times New Roman" w:hAnsi="Times New Roman" w:cs="Times New Roman"/>
+          <w:rFonts w:ascii="Times New Roman" w:hAnsi="Times New Roman" w:cs="Times New Roman" w:eastAsia="Times New Roman"/>
           <w:sz w:val="24"/>
           <w:szCs w:val="24"/>
         </w:rPr>
@@ -2738,7 +2846,7 @@
       </w:pPr>
       <w:r>
         <w:rPr>
-          <w:rFonts w:ascii="Times New Roman" w:hAnsi="Times New Roman" w:cs="Times New Roman"/>
+          <w:rFonts w:ascii="Times New Roman" w:hAnsi="Times New Roman" w:cs="Times New Roman" w:eastAsia="Times New Roman"/>
           <w:sz w:val="24"/>
           <w:szCs w:val="24"/>
         </w:rPr>
@@ -2747,7 +2855,7 @@
       <w:proofErr w:type="gramStart"/>
       <w:r>
         <w:rPr>
-          <w:rFonts w:ascii="Times New Roman" w:hAnsi="Times New Roman" w:cs="Times New Roman"/>
+          <w:rFonts w:ascii="Times New Roman" w:hAnsi="Times New Roman" w:cs="Times New Roman" w:eastAsia="Times New Roman"/>
           <w:sz w:val="24"/>
           <w:szCs w:val="24"/>
         </w:rPr>
@@ -2756,7 +2864,7 @@
       <w:proofErr w:type="gramEnd"/>
       <w:r>
         <w:rPr>
-          <w:rFonts w:ascii="Times New Roman" w:hAnsi="Times New Roman" w:cs="Times New Roman"/>
+          <w:rFonts w:ascii="Times New Roman" w:hAnsi="Times New Roman" w:cs="Times New Roman" w:eastAsia="Times New Roman"/>
           <w:sz w:val="24"/>
           <w:szCs w:val="24"/>
         </w:rPr>
@@ -2775,8 +2883,9 @@
       </w:pPr>
       <w:r>
         <w:rPr>
-          <w:rFonts w:ascii="Times New Roman" w:hAnsi="Times New Roman" w:cs="Times New Roman"/>
-          <w:sz w:val="24"/>
+          <w:rFonts w:ascii="Times New Roman" w:hAnsi="Times New Roman" w:cs="Times New Roman" w:eastAsia="Times New Roman"/>
+          <w:b/>
+          <w:sz w:val="26"/>
           <w:szCs w:val="24"/>
         </w:rPr>
         <w:t>2.4 Spatial-Temporal Hotspot Detection</w:t>
@@ -2794,11 +2903,20 @@
       </w:pPr>
       <w:r>
         <w:rPr>
-          <w:rFonts w:ascii="Times New Roman" w:hAnsi="Times New Roman" w:cs="Times New Roman"/>
-          <w:sz w:val="24"/>
-          <w:szCs w:val="24"/>
-        </w:rPr>
-        <w:t>Spatial-temporal analytics are useful when the location and timing of events matter. Li et al. (2023) propose a spatiotemporal clustering algorithm for satellite hotspot data and discuss the importance of density-based clustering, arbitrary cluster shapes, noise handling, and parameter selection. Their work supports the use of DBSCAN-style clustering for Nomobug's repeat-problem data because warranty cases may form irregular clusters and random isolated claims should not automatically become hotspots.</w:t>
+          <w:rFonts w:ascii="Times New Roman" w:hAnsi="Times New Roman" w:cs="Times New Roman" w:eastAsia="Times New Roman"/>
+          <w:sz w:val="24"/>
+          <w:szCs w:val="24"/>
+        </w:rPr>
+        <w:t>Spatial-temporal analytics are useful when the location and timing of events matter. Li et al. (2023) propose a spatiotemporal clustering algorithm for satellite hotspot data and discuss the importance of density-based clustering, arbitrary cluster shapes, noise handling, and parameter selection. Their work supports the use of DBSCAN-style clustering for Nomobug's repeat-</w:t>
+      </w:r>
+      <w:r>
+        <w:rPr>
+          <w:rFonts w:ascii="Times New Roman" w:hAnsi="Times New Roman" w:cs="Times New Roman" w:eastAsia="Times New Roman"/>
+          <w:sz w:val="24"/>
+          <w:szCs w:val="24"/>
+        </w:rPr>
+        <w:lastRenderedPageBreak/>
+        <w:t>problem data because warranty cases may form irregular clusters and random isolated claims should not automatically become hotspots.</w:t>
       </w:r>
     </w:p>
     <w:p>
@@ -2824,20 +2942,11 @@
       </w:pPr>
       <w:r>
         <w:rPr>
-          <w:rFonts w:ascii="Times New Roman" w:hAnsi="Times New Roman" w:cs="Times New Roman"/>
-          <w:sz w:val="24"/>
-          <w:szCs w:val="24"/>
-        </w:rPr>
-        <w:t xml:space="preserve">KDE heatmaps complement clustering because they provide a smoother visual layer for dashboard users. In this project, DBSCAN will be used as the main clustering method for detecting candidate repeat-problem hotspots, while KDE-style heatmaps will be used mainly </w:t>
-      </w:r>
-      <w:r>
-        <w:rPr>
-          <w:rFonts w:ascii="Times New Roman" w:hAnsi="Times New Roman" w:cs="Times New Roman"/>
-          <w:sz w:val="24"/>
-          <w:szCs w:val="24"/>
-        </w:rPr>
-        <w:lastRenderedPageBreak/>
-        <w:t>for visual interpretation. This keeps the method understandable for management while still providing a stronger spatial analysis contribution than a simple area-count table.</w:t>
+          <w:rFonts w:ascii="Times New Roman" w:hAnsi="Times New Roman" w:cs="Times New Roman" w:eastAsia="Times New Roman"/>
+          <w:sz w:val="24"/>
+          <w:szCs w:val="24"/>
+        </w:rPr>
+        <w:t>KDE heatmaps complement clustering because they provide a smoother visual layer for dashboard users. In this project, DBSCAN will be used as the main clustering method for detecting candidate repeat-problem hotspots, while KDE-style heatmaps will be used mainly for visual interpretation. This keeps the method understandable for management while still providing a stronger spatial analysis contribution than a simple area-count table.</w:t>
       </w:r>
     </w:p>
     <w:p>
@@ -2863,7 +2972,7 @@
       </w:pPr>
       <w:r>
         <w:rPr>
-          <w:rFonts w:ascii="Times New Roman" w:hAnsi="Times New Roman" w:cs="Times New Roman"/>
+          <w:rFonts w:ascii="Times New Roman" w:hAnsi="Times New Roman" w:cs="Times New Roman" w:eastAsia="Times New Roman"/>
           <w:sz w:val="24"/>
           <w:szCs w:val="24"/>
         </w:rPr>
@@ -2882,8 +2991,9 @@
       </w:pPr>
       <w:r>
         <w:rPr>
-          <w:rFonts w:ascii="Times New Roman" w:hAnsi="Times New Roman" w:cs="Times New Roman"/>
-          <w:sz w:val="24"/>
+          <w:rFonts w:ascii="Times New Roman" w:hAnsi="Times New Roman" w:cs="Times New Roman" w:eastAsia="Times New Roman"/>
+          <w:b/>
+          <w:sz w:val="26"/>
           <w:szCs w:val="24"/>
         </w:rPr>
         <w:t>2.5 Weather-Based Prediction and Explainable Modelling</w:t>
@@ -2901,7 +3011,7 @@
       </w:pPr>
       <w:r>
         <w:rPr>
-          <w:rFonts w:ascii="Times New Roman" w:hAnsi="Times New Roman" w:cs="Times New Roman"/>
+          <w:rFonts w:ascii="Times New Roman" w:hAnsi="Times New Roman" w:cs="Times New Roman" w:eastAsia="Times New Roman"/>
           <w:sz w:val="24"/>
           <w:szCs w:val="24"/>
         </w:rPr>
@@ -2931,7 +3041,7 @@
       </w:pPr>
       <w:r>
         <w:rPr>
-          <w:rFonts w:ascii="Times New Roman" w:hAnsi="Times New Roman" w:cs="Times New Roman"/>
+          <w:rFonts w:ascii="Times New Roman" w:hAnsi="Times New Roman" w:cs="Times New Roman" w:eastAsia="Times New Roman"/>
           <w:sz w:val="24"/>
           <w:szCs w:val="24"/>
         </w:rPr>
@@ -2961,20 +3071,11 @@
       </w:pPr>
       <w:r>
         <w:rPr>
-          <w:rFonts w:ascii="Times New Roman" w:hAnsi="Times New Roman" w:cs="Times New Roman"/>
-          <w:sz w:val="24"/>
-          <w:szCs w:val="24"/>
-        </w:rPr>
-        <w:t xml:space="preserve">Ejike et al. (2025) compare logistic regression and random forest models for rainfall prediction in tropical and temperate climates, including Alor Setar as a tropical site. Their study supports the use of weather variables such as humidity, pressure, temperature, and rainfall in predictive modelling, but it also shows why model choice should match the problem and data size. For </w:t>
-      </w:r>
-      <w:r>
-        <w:rPr>
-          <w:rFonts w:ascii="Times New Roman" w:hAnsi="Times New Roman" w:cs="Times New Roman"/>
-          <w:sz w:val="24"/>
-          <w:szCs w:val="24"/>
-        </w:rPr>
-        <w:lastRenderedPageBreak/>
-        <w:t>Nomobug, logistic regression and lag-based weather features are more defensible than heavier models because the warranty dataset is expected to contain only around 200+ records.</w:t>
+          <w:rFonts w:ascii="Times New Roman" w:hAnsi="Times New Roman" w:cs="Times New Roman" w:eastAsia="Times New Roman"/>
+          <w:sz w:val="24"/>
+          <w:szCs w:val="24"/>
+        </w:rPr>
+        <w:t>Ejike et al. (2025) compare logistic regression and random forest models for rainfall prediction in tropical and temperate climates, including Alor Setar as a tropical site. Their study supports the use of weather variables such as humidity, pressure, temperature, and rainfall in predictive modelling, but it also shows why model choice should match the problem and data size. For Nomobug, logistic regression and lag-based weather features are more defensible than heavier models because the warranty dataset is expected to contain only around 200+ records.</w:t>
       </w:r>
     </w:p>
     <w:p>
@@ -2989,7 +3090,7 @@
       </w:pPr>
       <w:r>
         <w:rPr>
-          <w:rFonts w:ascii="Times New Roman" w:hAnsi="Times New Roman" w:cs="Times New Roman"/>
+          <w:rFonts w:ascii="Times New Roman" w:hAnsi="Times New Roman" w:cs="Times New Roman" w:eastAsia="Times New Roman"/>
           <w:sz w:val="24"/>
           <w:szCs w:val="24"/>
         </w:rPr>
@@ -3008,8 +3109,9 @@
       </w:pPr>
       <w:r>
         <w:rPr>
-          <w:rFonts w:ascii="Times New Roman" w:hAnsi="Times New Roman" w:cs="Times New Roman"/>
-          <w:sz w:val="24"/>
+          <w:rFonts w:ascii="Times New Roman" w:hAnsi="Times New Roman" w:cs="Times New Roman" w:eastAsia="Times New Roman"/>
+          <w:b/>
+          <w:sz w:val="26"/>
           <w:szCs w:val="24"/>
         </w:rPr>
         <w:t>2.6 AI-Assisted Recommendations for SMEs</w:t>
@@ -3027,7 +3129,7 @@
       </w:pPr>
       <w:r>
         <w:rPr>
-          <w:rFonts w:ascii="Times New Roman" w:hAnsi="Times New Roman" w:cs="Times New Roman"/>
+          <w:rFonts w:ascii="Times New Roman" w:hAnsi="Times New Roman" w:cs="Times New Roman" w:eastAsia="Times New Roman"/>
           <w:sz w:val="24"/>
           <w:szCs w:val="24"/>
         </w:rPr>
@@ -3057,7 +3159,7 @@
       </w:pPr>
       <w:r>
         <w:rPr>
-          <w:rFonts w:ascii="Times New Roman" w:hAnsi="Times New Roman" w:cs="Times New Roman"/>
+          <w:rFonts w:ascii="Times New Roman" w:hAnsi="Times New Roman" w:cs="Times New Roman" w:eastAsia="Times New Roman"/>
           <w:sz w:val="24"/>
           <w:szCs w:val="24"/>
         </w:rPr>
@@ -3066,7 +3168,7 @@
       <w:proofErr w:type="gramStart"/>
       <w:r>
         <w:rPr>
-          <w:rFonts w:ascii="Times New Roman" w:hAnsi="Times New Roman" w:cs="Times New Roman"/>
+          <w:rFonts w:ascii="Times New Roman" w:hAnsi="Times New Roman" w:cs="Times New Roman" w:eastAsia="Times New Roman"/>
           <w:sz w:val="24"/>
           <w:szCs w:val="24"/>
         </w:rPr>
@@ -3075,7 +3177,7 @@
       <w:proofErr w:type="gramEnd"/>
       <w:r>
         <w:rPr>
-          <w:rFonts w:ascii="Times New Roman" w:hAnsi="Times New Roman" w:cs="Times New Roman"/>
+          <w:rFonts w:ascii="Times New Roman" w:hAnsi="Times New Roman" w:cs="Times New Roman" w:eastAsia="Times New Roman"/>
           <w:sz w:val="24"/>
           <w:szCs w:val="24"/>
         </w:rPr>
@@ -3105,11 +3207,20 @@
       </w:pPr>
       <w:r>
         <w:rPr>
-          <w:rFonts w:ascii="Times New Roman" w:hAnsi="Times New Roman" w:cs="Times New Roman"/>
-          <w:sz w:val="24"/>
-          <w:szCs w:val="24"/>
-        </w:rPr>
-        <w:t>Leybourne et al. (2025) discuss whether AI can be integrated into pest monitoring schemes and emphasise that successful AI use requires both computational capability and practical acceptance by domain users. This supports the project's decision to keep Ollama as a future local explanation layer rather than making generative AI the main decision engine. Recommendations should first be produced by transparent analytics rules and stored in a recommendation log; local AI can later translate those results into clearer management-facing explanations.</w:t>
+          <w:rFonts w:ascii="Times New Roman" w:hAnsi="Times New Roman" w:cs="Times New Roman" w:eastAsia="Times New Roman"/>
+          <w:sz w:val="24"/>
+          <w:szCs w:val="24"/>
+        </w:rPr>
+        <w:t xml:space="preserve">Leybourne et al. (2025) discuss whether AI can be integrated into pest monitoring schemes and emphasise that successful AI use requires both computational capability and practical acceptance by domain users. This supports the project's decision to keep Ollama as a future local explanation layer rather than making generative AI the main decision engine. Recommendations should first be produced by transparent analytics rules and stored in a </w:t>
+      </w:r>
+      <w:r>
+        <w:rPr>
+          <w:rFonts w:ascii="Times New Roman" w:hAnsi="Times New Roman" w:cs="Times New Roman" w:eastAsia="Times New Roman"/>
+          <w:sz w:val="24"/>
+          <w:szCs w:val="24"/>
+        </w:rPr>
+        <w:lastRenderedPageBreak/>
+        <w:t>recommendation log; local AI can later translate those results into clearer management-facing explanations.</w:t>
       </w:r>
     </w:p>
     <w:p>
@@ -3123,7 +3234,11 @@
         </w:rPr>
       </w:pPr>
       <w:r>
-        <w:lastRenderedPageBreak/>
+        <w:rPr>
+          <w:rFonts w:ascii="Times New Roman" w:hAnsi="Times New Roman" w:eastAsia="Times New Roman" w:cs="Times New Roman"/>
+          <w:b/>
+          <w:sz w:val="26"/>
+        </w:rPr>
         <w:t>2.7 Comparative Review of Selected Studies</w:t>
       </w:r>
     </w:p>
@@ -3139,7 +3254,7 @@
       </w:pPr>
       <w:r>
         <w:rPr>
-          <w:rFonts w:ascii="Times New Roman" w:hAnsi="Times New Roman" w:cs="Times New Roman"/>
+          <w:rFonts w:ascii="Times New Roman" w:hAnsi="Times New Roman" w:cs="Times New Roman" w:eastAsia="Times New Roman"/>
           <w:sz w:val="24"/>
           <w:szCs w:val="24"/>
         </w:rPr>
@@ -3148,7 +3263,7 @@
       <w:proofErr w:type="gramStart"/>
       <w:r>
         <w:rPr>
-          <w:rFonts w:ascii="Times New Roman" w:hAnsi="Times New Roman" w:cs="Times New Roman"/>
+          <w:rFonts w:ascii="Times New Roman" w:hAnsi="Times New Roman" w:cs="Times New Roman" w:eastAsia="Times New Roman"/>
           <w:sz w:val="24"/>
           <w:szCs w:val="24"/>
         </w:rPr>
@@ -3157,7 +3272,7 @@
       <w:proofErr w:type="gramEnd"/>
       <w:r>
         <w:rPr>
-          <w:rFonts w:ascii="Times New Roman" w:hAnsi="Times New Roman" w:cs="Times New Roman"/>
+          <w:rFonts w:ascii="Times New Roman" w:hAnsi="Times New Roman" w:cs="Times New Roman" w:eastAsia="Times New Roman"/>
           <w:sz w:val="24"/>
           <w:szCs w:val="24"/>
         </w:rPr>
@@ -3187,7 +3302,7 @@
       </w:pPr>
       <w:r>
         <w:rPr>
-          <w:rFonts w:ascii="Times New Roman" w:hAnsi="Times New Roman" w:cs="Times New Roman"/>
+          <w:rFonts w:ascii="Times New Roman" w:hAnsi="Times New Roman" w:cs="Times New Roman" w:eastAsia="Times New Roman"/>
           <w:sz w:val="24"/>
           <w:szCs w:val="24"/>
         </w:rPr>
@@ -3196,7 +3311,7 @@
       <w:proofErr w:type="gramStart"/>
       <w:r>
         <w:rPr>
-          <w:rFonts w:ascii="Times New Roman" w:hAnsi="Times New Roman" w:cs="Times New Roman"/>
+          <w:rFonts w:ascii="Times New Roman" w:hAnsi="Times New Roman" w:cs="Times New Roman" w:eastAsia="Times New Roman"/>
           <w:sz w:val="24"/>
           <w:szCs w:val="24"/>
         </w:rPr>
@@ -3205,7 +3320,7 @@
       <w:proofErr w:type="gramEnd"/>
       <w:r>
         <w:rPr>
-          <w:rFonts w:ascii="Times New Roman" w:hAnsi="Times New Roman" w:cs="Times New Roman"/>
+          <w:rFonts w:ascii="Times New Roman" w:hAnsi="Times New Roman" w:cs="Times New Roman" w:eastAsia="Times New Roman"/>
           <w:sz w:val="24"/>
           <w:szCs w:val="24"/>
         </w:rPr>
@@ -3235,7 +3350,7 @@
       </w:pPr>
       <w:r>
         <w:rPr>
-          <w:rFonts w:ascii="Times New Roman" w:hAnsi="Times New Roman" w:cs="Times New Roman"/>
+          <w:rFonts w:ascii="Times New Roman" w:hAnsi="Times New Roman" w:cs="Times New Roman" w:eastAsia="Times New Roman"/>
           <w:sz w:val="24"/>
           <w:szCs w:val="24"/>
         </w:rPr>
@@ -3265,7 +3380,7 @@
       </w:pPr>
       <w:r>
         <w:rPr>
-          <w:rFonts w:ascii="Times New Roman" w:hAnsi="Times New Roman" w:cs="Times New Roman"/>
+          <w:rFonts w:ascii="Times New Roman" w:hAnsi="Times New Roman" w:cs="Times New Roman" w:eastAsia="Times New Roman"/>
           <w:sz w:val="24"/>
           <w:szCs w:val="24"/>
         </w:rPr>
@@ -3295,20 +3410,12 @@
       </w:pPr>
       <w:r>
         <w:rPr>
-          <w:rFonts w:ascii="Times New Roman" w:hAnsi="Times New Roman" w:cs="Times New Roman"/>
-          <w:sz w:val="24"/>
-          <w:szCs w:val="24"/>
-        </w:rPr>
-        <w:t xml:space="preserve">Hiscox et al. (2025) reviewed the impact of adverse weather events on cockroaches and flies and reported that temperature, extreme rainfall, and flooding may influence pest ecology and </w:t>
-      </w:r>
-      <w:r>
-        <w:rPr>
-          <w:rFonts w:ascii="Times New Roman" w:hAnsi="Times New Roman" w:cs="Times New Roman"/>
+          <w:rFonts w:ascii="Times New Roman" w:hAnsi="Times New Roman" w:cs="Times New Roman" w:eastAsia="Times New Roman"/>
           <w:sz w:val="24"/>
           <w:szCs w:val="24"/>
         </w:rPr>
         <w:lastRenderedPageBreak/>
-        <w:t>human-pest interaction. This supports the inclusion of rainfall, humidity, and temperature as weather-associated indicators. The study also supports cautious wording because pest activity can be affected by sanitation, building condition, habitat disturbance, and other confounding factors.</w:t>
+        <w:t>Hiscox et al. (2025) reviewed the impact of adverse weather events on cockroaches and flies and reported that temperature, extreme rainfall, and flooding may influence pest ecology and human-pest interaction. This supports the inclusion of rainfall, humidity, and temperature as weather-associated indicators. The study also supports cautious wording because pest activity can be affected by sanitation, building condition, habitat disturbance, and other confounding factors.</w:t>
       </w:r>
     </w:p>
     <w:p>
@@ -3323,7 +3430,7 @@
       </w:pPr>
       <w:r>
         <w:rPr>
-          <w:rFonts w:ascii="Times New Roman" w:hAnsi="Times New Roman" w:cs="Times New Roman"/>
+          <w:rFonts w:ascii="Times New Roman" w:hAnsi="Times New Roman" w:cs="Times New Roman" w:eastAsia="Times New Roman"/>
           <w:sz w:val="24"/>
           <w:szCs w:val="24"/>
         </w:rPr>
@@ -3353,7 +3460,7 @@
       </w:pPr>
       <w:r>
         <w:rPr>
-          <w:rFonts w:ascii="Times New Roman" w:hAnsi="Times New Roman" w:cs="Times New Roman"/>
+          <w:rFonts w:ascii="Times New Roman" w:hAnsi="Times New Roman" w:cs="Times New Roman" w:eastAsia="Times New Roman"/>
           <w:sz w:val="24"/>
           <w:szCs w:val="24"/>
         </w:rPr>
@@ -3383,7 +3490,7 @@
       </w:pPr>
       <w:r>
         <w:rPr>
-          <w:rFonts w:ascii="Times New Roman" w:hAnsi="Times New Roman" w:cs="Times New Roman"/>
+          <w:rFonts w:ascii="Times New Roman" w:hAnsi="Times New Roman" w:cs="Times New Roman" w:eastAsia="Times New Roman"/>
           <w:sz w:val="24"/>
           <w:szCs w:val="24"/>
         </w:rPr>
@@ -3413,7 +3520,7 @@
       </w:pPr>
       <w:r>
         <w:rPr>
-          <w:rFonts w:ascii="Times New Roman" w:hAnsi="Times New Roman" w:cs="Times New Roman"/>
+          <w:rFonts w:ascii="Times New Roman" w:hAnsi="Times New Roman" w:cs="Times New Roman" w:eastAsia="Times New Roman"/>
           <w:sz w:val="24"/>
           <w:szCs w:val="24"/>
         </w:rPr>
@@ -3443,11 +3550,10 @@
       </w:pPr>
       <w:r>
         <w:rPr>
-          <w:rFonts w:ascii="Times New Roman" w:hAnsi="Times New Roman" w:cs="Times New Roman"/>
-          <w:sz w:val="24"/>
-          <w:szCs w:val="24"/>
-        </w:rPr>
-        <w:lastRenderedPageBreak/>
+          <w:rFonts w:ascii="Times New Roman" w:hAnsi="Times New Roman" w:cs="Times New Roman" w:eastAsia="Times New Roman"/>
+          <w:sz w:val="24"/>
+          <w:szCs w:val="24"/>
+        </w:rPr>
         <w:t>Yao et al. (2026) analysed environmental, demographic, and socio-economic factors influencing Aedes albopictus mosquito density using XGBoost and SHAP. The study supports the value of combining environmental variables with interpretable machine-learning explanations. However, because Nomobug has a smaller warranty dataset, the project will not rely on complex XGBoost modelling as the main approach; instead, it will use the study to justify explainable features and future model improvement.</w:t>
       </w:r>
     </w:p>
@@ -3474,7 +3580,7 @@
       </w:pPr>
       <w:r>
         <w:rPr>
-          <w:rFonts w:ascii="Times New Roman" w:hAnsi="Times New Roman" w:cs="Times New Roman"/>
+          <w:rFonts w:ascii="Times New Roman" w:hAnsi="Times New Roman" w:cs="Times New Roman" w:eastAsia="Times New Roman"/>
           <w:sz w:val="24"/>
           <w:szCs w:val="24"/>
         </w:rPr>
@@ -3483,7 +3589,7 @@
       <w:proofErr w:type="spellStart"/>
       <w:r>
         <w:rPr>
-          <w:rFonts w:ascii="Times New Roman" w:hAnsi="Times New Roman" w:cs="Times New Roman"/>
+          <w:rFonts w:ascii="Times New Roman" w:hAnsi="Times New Roman" w:cs="Times New Roman" w:eastAsia="Times New Roman"/>
           <w:sz w:val="24"/>
           <w:szCs w:val="24"/>
         </w:rPr>
@@ -3492,7 +3598,7 @@
       <w:proofErr w:type="spellEnd"/>
       <w:r>
         <w:rPr>
-          <w:rFonts w:ascii="Times New Roman" w:hAnsi="Times New Roman" w:cs="Times New Roman"/>
+          <w:rFonts w:ascii="Times New Roman" w:hAnsi="Times New Roman" w:cs="Times New Roman" w:eastAsia="Times New Roman"/>
           <w:sz w:val="24"/>
           <w:szCs w:val="24"/>
         </w:rPr>
@@ -3522,7 +3628,7 @@
       </w:pPr>
       <w:r>
         <w:rPr>
-          <w:rFonts w:ascii="Times New Roman" w:hAnsi="Times New Roman" w:cs="Times New Roman"/>
+          <w:rFonts w:ascii="Times New Roman" w:hAnsi="Times New Roman" w:cs="Times New Roman" w:eastAsia="Times New Roman"/>
           <w:sz w:val="24"/>
           <w:szCs w:val="24"/>
         </w:rPr>
@@ -3552,7 +3658,7 @@
       </w:pPr>
       <w:r>
         <w:rPr>
-          <w:rFonts w:ascii="Times New Roman" w:hAnsi="Times New Roman" w:cs="Times New Roman"/>
+          <w:rFonts w:ascii="Times New Roman" w:hAnsi="Times New Roman" w:cs="Times New Roman" w:eastAsia="Times New Roman"/>
           <w:sz w:val="24"/>
           <w:szCs w:val="24"/>
         </w:rPr>
@@ -3582,7 +3688,7 @@
       </w:pPr>
       <w:r>
         <w:rPr>
-          <w:rFonts w:ascii="Times New Roman" w:hAnsi="Times New Roman" w:cs="Times New Roman"/>
+          <w:rFonts w:ascii="Times New Roman" w:hAnsi="Times New Roman" w:cs="Times New Roman" w:eastAsia="Times New Roman"/>
           <w:sz w:val="24"/>
           <w:szCs w:val="24"/>
         </w:rPr>
@@ -3612,11 +3718,10 @@
       </w:pPr>
       <w:r>
         <w:rPr>
-          <w:rFonts w:ascii="Times New Roman" w:hAnsi="Times New Roman" w:cs="Times New Roman"/>
-          <w:sz w:val="24"/>
-          <w:szCs w:val="24"/>
-        </w:rPr>
-        <w:lastRenderedPageBreak/>
+          <w:rFonts w:ascii="Times New Roman" w:hAnsi="Times New Roman" w:cs="Times New Roman" w:eastAsia="Times New Roman"/>
+          <w:sz w:val="24"/>
+          <w:szCs w:val="24"/>
+        </w:rPr>
         <w:t>Google Calendar API documentation shows that calendar events can be retrieved and processed through API calls. This supports using Google Calendar as an operational data source for scheduling capacity, service stage, team workload, and warranty or extra-service identification. Because calendar titles and descriptions are semi-structured, the methodology will include parsing rules and match-confidence flags.</w:t>
       </w:r>
     </w:p>
@@ -3638,7 +3743,7 @@
       </w:pPr>
       <w:r>
         <w:rPr>
-          <w:rFonts w:ascii="Times New Roman" w:hAnsi="Times New Roman" w:cs="Times New Roman"/>
+          <w:rFonts w:ascii="Times New Roman" w:hAnsi="Times New Roman" w:cs="Times New Roman" w:eastAsia="Times New Roman"/>
           <w:sz w:val="24"/>
           <w:szCs w:val="24"/>
         </w:rPr>
@@ -3646,7 +3751,8 @@
       </w:r>
       <w:r>
         <w:rPr>
-          <w:sz w:val="21"/>
+          <w:rFonts w:ascii="Times New Roman" w:hAnsi="Times New Roman" w:eastAsia="Times New Roman" w:cs="Times New Roman"/>
+          <w:sz w:val="24"/>
         </w:rPr>
         <w:t>.</w:t>
       </w:r>
@@ -3656,6 +3762,11 @@
         <w:pStyle w:val="Heading2"/>
       </w:pPr>
       <w:r>
+        <w:rPr>
+          <w:rFonts w:ascii="Times New Roman" w:hAnsi="Times New Roman" w:eastAsia="Times New Roman" w:cs="Times New Roman"/>
+          <w:b/>
+          <w:sz w:val="26"/>
+        </w:rPr>
         <w:t>2.8 Literature Matrix</w:t>
       </w:r>
     </w:p>
@@ -3693,7 +3804,7 @@
             </w:pPr>
             <w:r>
               <w:rPr>
-                <w:rFonts w:ascii="Times New Roman" w:hAnsi="Times New Roman" w:cs="Times New Roman"/>
+                <w:rFonts w:ascii="Times New Roman" w:hAnsi="Times New Roman" w:cs="Times New Roman" w:eastAsia="Times New Roman"/>
                 <w:b/>
                 <w:sz w:val="24"/>
                 <w:szCs w:val="24"/>
@@ -3719,7 +3830,7 @@
             </w:pPr>
             <w:r>
               <w:rPr>
-                <w:rFonts w:ascii="Times New Roman" w:hAnsi="Times New Roman" w:cs="Times New Roman"/>
+                <w:rFonts w:ascii="Times New Roman" w:hAnsi="Times New Roman" w:cs="Times New Roman" w:eastAsia="Times New Roman"/>
                 <w:b/>
                 <w:sz w:val="24"/>
                 <w:szCs w:val="24"/>
@@ -3745,7 +3856,7 @@
             </w:pPr>
             <w:r>
               <w:rPr>
-                <w:rFonts w:ascii="Times New Roman" w:hAnsi="Times New Roman" w:cs="Times New Roman"/>
+                <w:rFonts w:ascii="Times New Roman" w:hAnsi="Times New Roman" w:cs="Times New Roman" w:eastAsia="Times New Roman"/>
                 <w:b/>
                 <w:sz w:val="24"/>
                 <w:szCs w:val="24"/>
@@ -3771,7 +3882,7 @@
             </w:pPr>
             <w:r>
               <w:rPr>
-                <w:rFonts w:ascii="Times New Roman" w:hAnsi="Times New Roman" w:cs="Times New Roman"/>
+                <w:rFonts w:ascii="Times New Roman" w:hAnsi="Times New Roman" w:cs="Times New Roman" w:eastAsia="Times New Roman"/>
                 <w:b/>
                 <w:sz w:val="24"/>
                 <w:szCs w:val="24"/>
@@ -3801,7 +3912,7 @@
             </w:pPr>
             <w:r>
               <w:rPr>
-                <w:rFonts w:ascii="Times New Roman" w:hAnsi="Times New Roman" w:cs="Times New Roman"/>
+                <w:rFonts w:ascii="Times New Roman" w:hAnsi="Times New Roman" w:cs="Times New Roman" w:eastAsia="Times New Roman"/>
                 <w:sz w:val="24"/>
                 <w:szCs w:val="24"/>
               </w:rPr>
@@ -3825,7 +3936,7 @@
             </w:pPr>
             <w:r>
               <w:rPr>
-                <w:rFonts w:ascii="Times New Roman" w:hAnsi="Times New Roman" w:cs="Times New Roman"/>
+                <w:rFonts w:ascii="Times New Roman" w:hAnsi="Times New Roman" w:cs="Times New Roman" w:eastAsia="Times New Roman"/>
                 <w:sz w:val="24"/>
                 <w:szCs w:val="24"/>
               </w:rPr>
@@ -3849,7 +3960,7 @@
             </w:pPr>
             <w:r>
               <w:rPr>
-                <w:rFonts w:ascii="Times New Roman" w:hAnsi="Times New Roman" w:cs="Times New Roman"/>
+                <w:rFonts w:ascii="Times New Roman" w:hAnsi="Times New Roman" w:cs="Times New Roman" w:eastAsia="Times New Roman"/>
                 <w:sz w:val="24"/>
                 <w:szCs w:val="24"/>
               </w:rPr>
@@ -3873,7 +3984,7 @@
             </w:pPr>
             <w:r>
               <w:rPr>
-                <w:rFonts w:ascii="Times New Roman" w:hAnsi="Times New Roman" w:cs="Times New Roman"/>
+                <w:rFonts w:ascii="Times New Roman" w:hAnsi="Times New Roman" w:cs="Times New Roman" w:eastAsia="Times New Roman"/>
                 <w:sz w:val="24"/>
                 <w:szCs w:val="24"/>
               </w:rPr>
@@ -3902,7 +4013,7 @@
             </w:pPr>
             <w:r>
               <w:rPr>
-                <w:rFonts w:ascii="Times New Roman" w:hAnsi="Times New Roman" w:cs="Times New Roman"/>
+                <w:rFonts w:ascii="Times New Roman" w:hAnsi="Times New Roman" w:cs="Times New Roman" w:eastAsia="Times New Roman"/>
                 <w:sz w:val="24"/>
                 <w:szCs w:val="24"/>
               </w:rPr>
@@ -3926,7 +4037,7 @@
             </w:pPr>
             <w:r>
               <w:rPr>
-                <w:rFonts w:ascii="Times New Roman" w:hAnsi="Times New Roman" w:cs="Times New Roman"/>
+                <w:rFonts w:ascii="Times New Roman" w:hAnsi="Times New Roman" w:cs="Times New Roman" w:eastAsia="Times New Roman"/>
                 <w:sz w:val="24"/>
                 <w:szCs w:val="24"/>
               </w:rPr>
@@ -3950,7 +4061,7 @@
             </w:pPr>
             <w:r>
               <w:rPr>
-                <w:rFonts w:ascii="Times New Roman" w:hAnsi="Times New Roman" w:cs="Times New Roman"/>
+                <w:rFonts w:ascii="Times New Roman" w:hAnsi="Times New Roman" w:cs="Times New Roman" w:eastAsia="Times New Roman"/>
                 <w:sz w:val="24"/>
                 <w:szCs w:val="24"/>
               </w:rPr>
@@ -3974,7 +4085,7 @@
             </w:pPr>
             <w:r>
               <w:rPr>
-                <w:rFonts w:ascii="Times New Roman" w:hAnsi="Times New Roman" w:cs="Times New Roman"/>
+                <w:rFonts w:ascii="Times New Roman" w:hAnsi="Times New Roman" w:cs="Times New Roman" w:eastAsia="Times New Roman"/>
                 <w:sz w:val="24"/>
                 <w:szCs w:val="24"/>
               </w:rPr>
@@ -4003,7 +4114,7 @@
             </w:pPr>
             <w:r>
               <w:rPr>
-                <w:rFonts w:ascii="Times New Roman" w:hAnsi="Times New Roman" w:cs="Times New Roman"/>
+                <w:rFonts w:ascii="Times New Roman" w:hAnsi="Times New Roman" w:cs="Times New Roman" w:eastAsia="Times New Roman"/>
                 <w:sz w:val="24"/>
                 <w:szCs w:val="24"/>
               </w:rPr>
@@ -4027,7 +4138,7 @@
             </w:pPr>
             <w:r>
               <w:rPr>
-                <w:rFonts w:ascii="Times New Roman" w:hAnsi="Times New Roman" w:cs="Times New Roman"/>
+                <w:rFonts w:ascii="Times New Roman" w:hAnsi="Times New Roman" w:cs="Times New Roman" w:eastAsia="Times New Roman"/>
                 <w:sz w:val="24"/>
                 <w:szCs w:val="24"/>
               </w:rPr>
@@ -4051,7 +4162,7 @@
             </w:pPr>
             <w:r>
               <w:rPr>
-                <w:rFonts w:ascii="Times New Roman" w:hAnsi="Times New Roman" w:cs="Times New Roman"/>
+                <w:rFonts w:ascii="Times New Roman" w:hAnsi="Times New Roman" w:cs="Times New Roman" w:eastAsia="Times New Roman"/>
                 <w:sz w:val="24"/>
                 <w:szCs w:val="24"/>
               </w:rPr>
@@ -4075,7 +4186,7 @@
             </w:pPr>
             <w:r>
               <w:rPr>
-                <w:rFonts w:ascii="Times New Roman" w:hAnsi="Times New Roman" w:cs="Times New Roman"/>
+                <w:rFonts w:ascii="Times New Roman" w:hAnsi="Times New Roman" w:cs="Times New Roman" w:eastAsia="Times New Roman"/>
                 <w:sz w:val="24"/>
                 <w:szCs w:val="24"/>
               </w:rPr>
@@ -4104,7 +4215,7 @@
             </w:pPr>
             <w:r>
               <w:rPr>
-                <w:rFonts w:ascii="Times New Roman" w:hAnsi="Times New Roman" w:cs="Times New Roman"/>
+                <w:rFonts w:ascii="Times New Roman" w:hAnsi="Times New Roman" w:cs="Times New Roman" w:eastAsia="Times New Roman"/>
                 <w:sz w:val="24"/>
                 <w:szCs w:val="24"/>
               </w:rPr>
@@ -4128,7 +4239,7 @@
             </w:pPr>
             <w:r>
               <w:rPr>
-                <w:rFonts w:ascii="Times New Roman" w:hAnsi="Times New Roman" w:cs="Times New Roman"/>
+                <w:rFonts w:ascii="Times New Roman" w:hAnsi="Times New Roman" w:cs="Times New Roman" w:eastAsia="Times New Roman"/>
                 <w:sz w:val="24"/>
                 <w:szCs w:val="24"/>
               </w:rPr>
@@ -4152,7 +4263,7 @@
             </w:pPr>
             <w:r>
               <w:rPr>
-                <w:rFonts w:ascii="Times New Roman" w:hAnsi="Times New Roman" w:cs="Times New Roman"/>
+                <w:rFonts w:ascii="Times New Roman" w:hAnsi="Times New Roman" w:cs="Times New Roman" w:eastAsia="Times New Roman"/>
                 <w:sz w:val="24"/>
                 <w:szCs w:val="24"/>
               </w:rPr>
@@ -4176,7 +4287,7 @@
             </w:pPr>
             <w:r>
               <w:rPr>
-                <w:rFonts w:ascii="Times New Roman" w:hAnsi="Times New Roman" w:cs="Times New Roman"/>
+                <w:rFonts w:ascii="Times New Roman" w:hAnsi="Times New Roman" w:cs="Times New Roman" w:eastAsia="Times New Roman"/>
                 <w:sz w:val="24"/>
                 <w:szCs w:val="24"/>
               </w:rPr>
@@ -4205,7 +4316,7 @@
             </w:pPr>
             <w:r>
               <w:rPr>
-                <w:rFonts w:ascii="Times New Roman" w:hAnsi="Times New Roman" w:cs="Times New Roman"/>
+                <w:rFonts w:ascii="Times New Roman" w:hAnsi="Times New Roman" w:cs="Times New Roman" w:eastAsia="Times New Roman"/>
                 <w:sz w:val="24"/>
                 <w:szCs w:val="24"/>
               </w:rPr>
@@ -4229,7 +4340,7 @@
             </w:pPr>
             <w:r>
               <w:rPr>
-                <w:rFonts w:ascii="Times New Roman" w:hAnsi="Times New Roman" w:cs="Times New Roman"/>
+                <w:rFonts w:ascii="Times New Roman" w:hAnsi="Times New Roman" w:cs="Times New Roman" w:eastAsia="Times New Roman"/>
                 <w:sz w:val="24"/>
                 <w:szCs w:val="24"/>
               </w:rPr>
@@ -4253,7 +4364,7 @@
             </w:pPr>
             <w:r>
               <w:rPr>
-                <w:rFonts w:ascii="Times New Roman" w:hAnsi="Times New Roman" w:cs="Times New Roman"/>
+                <w:rFonts w:ascii="Times New Roman" w:hAnsi="Times New Roman" w:cs="Times New Roman" w:eastAsia="Times New Roman"/>
                 <w:sz w:val="24"/>
                 <w:szCs w:val="24"/>
               </w:rPr>
@@ -4277,7 +4388,7 @@
             </w:pPr>
             <w:r>
               <w:rPr>
-                <w:rFonts w:ascii="Times New Roman" w:hAnsi="Times New Roman" w:cs="Times New Roman"/>
+                <w:rFonts w:ascii="Times New Roman" w:hAnsi="Times New Roman" w:cs="Times New Roman" w:eastAsia="Times New Roman"/>
                 <w:sz w:val="24"/>
                 <w:szCs w:val="24"/>
               </w:rPr>
@@ -4306,10 +4417,11 @@
             </w:pPr>
             <w:r>
               <w:rPr>
-                <w:rFonts w:ascii="Times New Roman" w:hAnsi="Times New Roman" w:cs="Times New Roman"/>
-                <w:sz w:val="24"/>
-                <w:szCs w:val="24"/>
-              </w:rPr>
+                <w:rFonts w:ascii="Times New Roman" w:hAnsi="Times New Roman" w:cs="Times New Roman" w:eastAsia="Times New Roman"/>
+                <w:sz w:val="24"/>
+                <w:szCs w:val="24"/>
+              </w:rPr>
+              <w:lastRenderedPageBreak/>
               <w:t>Richardson et al. (2025)</w:t>
             </w:r>
           </w:p>
@@ -4330,7 +4442,7 @@
             </w:pPr>
             <w:r>
               <w:rPr>
-                <w:rFonts w:ascii="Times New Roman" w:hAnsi="Times New Roman" w:cs="Times New Roman"/>
+                <w:rFonts w:ascii="Times New Roman" w:hAnsi="Times New Roman" w:cs="Times New Roman" w:eastAsia="Times New Roman"/>
                 <w:sz w:val="24"/>
                 <w:szCs w:val="24"/>
               </w:rPr>
@@ -4354,20 +4466,11 @@
             </w:pPr>
             <w:r>
               <w:rPr>
-                <w:rFonts w:ascii="Times New Roman" w:hAnsi="Times New Roman" w:cs="Times New Roman"/>
-                <w:sz w:val="24"/>
-                <w:szCs w:val="24"/>
-              </w:rPr>
-              <w:t xml:space="preserve">Supports environmental and </w:t>
-            </w:r>
-            <w:r>
-              <w:rPr>
-                <w:rFonts w:ascii="Times New Roman" w:hAnsi="Times New Roman" w:cs="Times New Roman"/>
-                <w:sz w:val="24"/>
-                <w:szCs w:val="24"/>
-              </w:rPr>
-              <w:lastRenderedPageBreak/>
-              <w:t>urban context analysis</w:t>
+                <w:rFonts w:ascii="Times New Roman" w:hAnsi="Times New Roman" w:cs="Times New Roman" w:eastAsia="Times New Roman"/>
+                <w:sz w:val="24"/>
+                <w:szCs w:val="24"/>
+              </w:rPr>
+              <w:t>Supports environmental and urban context analysis</w:t>
             </w:r>
           </w:p>
         </w:tc>
@@ -4387,11 +4490,10 @@
             </w:pPr>
             <w:r>
               <w:rPr>
-                <w:rFonts w:ascii="Times New Roman" w:hAnsi="Times New Roman" w:cs="Times New Roman"/>
-                <w:sz w:val="24"/>
-                <w:szCs w:val="24"/>
-              </w:rPr>
-              <w:lastRenderedPageBreak/>
+                <w:rFonts w:ascii="Times New Roman" w:hAnsi="Times New Roman" w:cs="Times New Roman" w:eastAsia="Times New Roman"/>
+                <w:sz w:val="24"/>
+                <w:szCs w:val="24"/>
+              </w:rPr>
               <w:t>Different pest and setting</w:t>
             </w:r>
           </w:p>
@@ -4417,7 +4519,7 @@
             </w:pPr>
             <w:r>
               <w:rPr>
-                <w:rFonts w:ascii="Times New Roman" w:hAnsi="Times New Roman" w:cs="Times New Roman"/>
+                <w:rFonts w:ascii="Times New Roman" w:hAnsi="Times New Roman" w:cs="Times New Roman" w:eastAsia="Times New Roman"/>
                 <w:sz w:val="24"/>
                 <w:szCs w:val="24"/>
               </w:rPr>
@@ -4441,7 +4543,7 @@
             </w:pPr>
             <w:r>
               <w:rPr>
-                <w:rFonts w:ascii="Times New Roman" w:hAnsi="Times New Roman" w:cs="Times New Roman"/>
+                <w:rFonts w:ascii="Times New Roman" w:hAnsi="Times New Roman" w:cs="Times New Roman" w:eastAsia="Times New Roman"/>
                 <w:sz w:val="24"/>
                 <w:szCs w:val="24"/>
               </w:rPr>
@@ -4465,7 +4567,7 @@
             </w:pPr>
             <w:r>
               <w:rPr>
-                <w:rFonts w:ascii="Times New Roman" w:hAnsi="Times New Roman" w:cs="Times New Roman"/>
+                <w:rFonts w:ascii="Times New Roman" w:hAnsi="Times New Roman" w:cs="Times New Roman" w:eastAsia="Times New Roman"/>
                 <w:sz w:val="24"/>
                 <w:szCs w:val="24"/>
               </w:rPr>
@@ -4489,7 +4591,7 @@
             </w:pPr>
             <w:r>
               <w:rPr>
-                <w:rFonts w:ascii="Times New Roman" w:hAnsi="Times New Roman" w:cs="Times New Roman"/>
+                <w:rFonts w:ascii="Times New Roman" w:hAnsi="Times New Roman" w:cs="Times New Roman" w:eastAsia="Times New Roman"/>
                 <w:sz w:val="24"/>
                 <w:szCs w:val="24"/>
               </w:rPr>
@@ -4518,7 +4620,7 @@
             </w:pPr>
             <w:r>
               <w:rPr>
-                <w:rFonts w:ascii="Times New Roman" w:hAnsi="Times New Roman" w:cs="Times New Roman"/>
+                <w:rFonts w:ascii="Times New Roman" w:hAnsi="Times New Roman" w:cs="Times New Roman" w:eastAsia="Times New Roman"/>
                 <w:sz w:val="24"/>
                 <w:szCs w:val="24"/>
               </w:rPr>
@@ -4542,7 +4644,7 @@
             </w:pPr>
             <w:r>
               <w:rPr>
-                <w:rFonts w:ascii="Times New Roman" w:hAnsi="Times New Roman" w:cs="Times New Roman"/>
+                <w:rFonts w:ascii="Times New Roman" w:hAnsi="Times New Roman" w:cs="Times New Roman" w:eastAsia="Times New Roman"/>
                 <w:sz w:val="24"/>
                 <w:szCs w:val="24"/>
               </w:rPr>
@@ -4566,7 +4668,7 @@
             </w:pPr>
             <w:r>
               <w:rPr>
-                <w:rFonts w:ascii="Times New Roman" w:hAnsi="Times New Roman" w:cs="Times New Roman"/>
+                <w:rFonts w:ascii="Times New Roman" w:hAnsi="Times New Roman" w:cs="Times New Roman" w:eastAsia="Times New Roman"/>
                 <w:sz w:val="24"/>
                 <w:szCs w:val="24"/>
               </w:rPr>
@@ -4590,7 +4692,7 @@
             </w:pPr>
             <w:r>
               <w:rPr>
-                <w:rFonts w:ascii="Times New Roman" w:hAnsi="Times New Roman" w:cs="Times New Roman"/>
+                <w:rFonts w:ascii="Times New Roman" w:hAnsi="Times New Roman" w:cs="Times New Roman" w:eastAsia="Times New Roman"/>
                 <w:sz w:val="24"/>
                 <w:szCs w:val="24"/>
               </w:rPr>
@@ -4619,7 +4721,7 @@
             </w:pPr>
             <w:r>
               <w:rPr>
-                <w:rFonts w:ascii="Times New Roman" w:hAnsi="Times New Roman" w:cs="Times New Roman"/>
+                <w:rFonts w:ascii="Times New Roman" w:hAnsi="Times New Roman" w:cs="Times New Roman" w:eastAsia="Times New Roman"/>
                 <w:sz w:val="24"/>
                 <w:szCs w:val="24"/>
               </w:rPr>
@@ -4643,7 +4745,7 @@
             </w:pPr>
             <w:r>
               <w:rPr>
-                <w:rFonts w:ascii="Times New Roman" w:hAnsi="Times New Roman" w:cs="Times New Roman"/>
+                <w:rFonts w:ascii="Times New Roman" w:hAnsi="Times New Roman" w:cs="Times New Roman" w:eastAsia="Times New Roman"/>
                 <w:sz w:val="24"/>
                 <w:szCs w:val="24"/>
               </w:rPr>
@@ -4667,7 +4769,7 @@
             </w:pPr>
             <w:r>
               <w:rPr>
-                <w:rFonts w:ascii="Times New Roman" w:hAnsi="Times New Roman" w:cs="Times New Roman"/>
+                <w:rFonts w:ascii="Times New Roman" w:hAnsi="Times New Roman" w:cs="Times New Roman" w:eastAsia="Times New Roman"/>
                 <w:sz w:val="24"/>
                 <w:szCs w:val="24"/>
               </w:rPr>
@@ -4691,7 +4793,7 @@
             </w:pPr>
             <w:r>
               <w:rPr>
-                <w:rFonts w:ascii="Times New Roman" w:hAnsi="Times New Roman" w:cs="Times New Roman"/>
+                <w:rFonts w:ascii="Times New Roman" w:hAnsi="Times New Roman" w:cs="Times New Roman" w:eastAsia="Times New Roman"/>
                 <w:sz w:val="24"/>
                 <w:szCs w:val="24"/>
               </w:rPr>
@@ -4720,7 +4822,7 @@
             </w:pPr>
             <w:r>
               <w:rPr>
-                <w:rFonts w:ascii="Times New Roman" w:hAnsi="Times New Roman" w:cs="Times New Roman"/>
+                <w:rFonts w:ascii="Times New Roman" w:hAnsi="Times New Roman" w:cs="Times New Roman" w:eastAsia="Times New Roman"/>
                 <w:sz w:val="24"/>
                 <w:szCs w:val="24"/>
               </w:rPr>
@@ -4744,7 +4846,7 @@
             </w:pPr>
             <w:r>
               <w:rPr>
-                <w:rFonts w:ascii="Times New Roman" w:hAnsi="Times New Roman" w:cs="Times New Roman"/>
+                <w:rFonts w:ascii="Times New Roman" w:hAnsi="Times New Roman" w:cs="Times New Roman" w:eastAsia="Times New Roman"/>
                 <w:sz w:val="24"/>
                 <w:szCs w:val="24"/>
               </w:rPr>
@@ -4768,7 +4870,7 @@
             </w:pPr>
             <w:r>
               <w:rPr>
-                <w:rFonts w:ascii="Times New Roman" w:hAnsi="Times New Roman" w:cs="Times New Roman"/>
+                <w:rFonts w:ascii="Times New Roman" w:hAnsi="Times New Roman" w:cs="Times New Roman" w:eastAsia="Times New Roman"/>
                 <w:sz w:val="24"/>
                 <w:szCs w:val="24"/>
               </w:rPr>
@@ -4792,7 +4894,7 @@
             </w:pPr>
             <w:r>
               <w:rPr>
-                <w:rFonts w:ascii="Times New Roman" w:hAnsi="Times New Roman" w:cs="Times New Roman"/>
+                <w:rFonts w:ascii="Times New Roman" w:hAnsi="Times New Roman" w:cs="Times New Roman" w:eastAsia="Times New Roman"/>
                 <w:sz w:val="24"/>
                 <w:szCs w:val="24"/>
               </w:rPr>
@@ -4821,7 +4923,7 @@
             </w:pPr>
             <w:r>
               <w:rPr>
-                <w:rFonts w:ascii="Times New Roman" w:hAnsi="Times New Roman" w:cs="Times New Roman"/>
+                <w:rFonts w:ascii="Times New Roman" w:hAnsi="Times New Roman" w:cs="Times New Roman" w:eastAsia="Times New Roman"/>
                 <w:sz w:val="24"/>
                 <w:szCs w:val="24"/>
               </w:rPr>
@@ -4845,7 +4947,7 @@
             </w:pPr>
             <w:r>
               <w:rPr>
-                <w:rFonts w:ascii="Times New Roman" w:hAnsi="Times New Roman" w:cs="Times New Roman"/>
+                <w:rFonts w:ascii="Times New Roman" w:hAnsi="Times New Roman" w:cs="Times New Roman" w:eastAsia="Times New Roman"/>
                 <w:sz w:val="24"/>
                 <w:szCs w:val="24"/>
               </w:rPr>
@@ -4869,7 +4971,7 @@
             </w:pPr>
             <w:r>
               <w:rPr>
-                <w:rFonts w:ascii="Times New Roman" w:hAnsi="Times New Roman" w:cs="Times New Roman"/>
+                <w:rFonts w:ascii="Times New Roman" w:hAnsi="Times New Roman" w:cs="Times New Roman" w:eastAsia="Times New Roman"/>
                 <w:sz w:val="24"/>
                 <w:szCs w:val="24"/>
               </w:rPr>
@@ -4893,7 +4995,7 @@
             </w:pPr>
             <w:r>
               <w:rPr>
-                <w:rFonts w:ascii="Times New Roman" w:hAnsi="Times New Roman" w:cs="Times New Roman"/>
+                <w:rFonts w:ascii="Times New Roman" w:hAnsi="Times New Roman" w:cs="Times New Roman" w:eastAsia="Times New Roman"/>
                 <w:sz w:val="24"/>
                 <w:szCs w:val="24"/>
               </w:rPr>
@@ -4922,7 +5024,7 @@
             </w:pPr>
             <w:r>
               <w:rPr>
-                <w:rFonts w:ascii="Times New Roman" w:hAnsi="Times New Roman" w:cs="Times New Roman"/>
+                <w:rFonts w:ascii="Times New Roman" w:hAnsi="Times New Roman" w:cs="Times New Roman" w:eastAsia="Times New Roman"/>
                 <w:sz w:val="24"/>
                 <w:szCs w:val="24"/>
               </w:rPr>
@@ -4946,7 +5048,7 @@
             </w:pPr>
             <w:r>
               <w:rPr>
-                <w:rFonts w:ascii="Times New Roman" w:hAnsi="Times New Roman" w:cs="Times New Roman"/>
+                <w:rFonts w:ascii="Times New Roman" w:hAnsi="Times New Roman" w:cs="Times New Roman" w:eastAsia="Times New Roman"/>
                 <w:sz w:val="24"/>
                 <w:szCs w:val="24"/>
               </w:rPr>
@@ -4970,7 +5072,7 @@
             </w:pPr>
             <w:r>
               <w:rPr>
-                <w:rFonts w:ascii="Times New Roman" w:hAnsi="Times New Roman" w:cs="Times New Roman"/>
+                <w:rFonts w:ascii="Times New Roman" w:hAnsi="Times New Roman" w:cs="Times New Roman" w:eastAsia="Times New Roman"/>
                 <w:sz w:val="24"/>
                 <w:szCs w:val="24"/>
               </w:rPr>
@@ -4994,7 +5096,7 @@
             </w:pPr>
             <w:r>
               <w:rPr>
-                <w:rFonts w:ascii="Times New Roman" w:hAnsi="Times New Roman" w:cs="Times New Roman"/>
+                <w:rFonts w:ascii="Times New Roman" w:hAnsi="Times New Roman" w:cs="Times New Roman" w:eastAsia="Times New Roman"/>
                 <w:sz w:val="24"/>
                 <w:szCs w:val="24"/>
               </w:rPr>
@@ -5023,7 +5125,7 @@
             </w:pPr>
             <w:r>
               <w:rPr>
-                <w:rFonts w:ascii="Times New Roman" w:hAnsi="Times New Roman" w:cs="Times New Roman"/>
+                <w:rFonts w:ascii="Times New Roman" w:hAnsi="Times New Roman" w:cs="Times New Roman" w:eastAsia="Times New Roman"/>
                 <w:sz w:val="24"/>
                 <w:szCs w:val="24"/>
               </w:rPr>
@@ -5047,7 +5149,7 @@
             </w:pPr>
             <w:r>
               <w:rPr>
-                <w:rFonts w:ascii="Times New Roman" w:hAnsi="Times New Roman" w:cs="Times New Roman"/>
+                <w:rFonts w:ascii="Times New Roman" w:hAnsi="Times New Roman" w:cs="Times New Roman" w:eastAsia="Times New Roman"/>
                 <w:sz w:val="24"/>
                 <w:szCs w:val="24"/>
               </w:rPr>
@@ -5071,7 +5173,7 @@
             </w:pPr>
             <w:r>
               <w:rPr>
-                <w:rFonts w:ascii="Times New Roman" w:hAnsi="Times New Roman" w:cs="Times New Roman"/>
+                <w:rFonts w:ascii="Times New Roman" w:hAnsi="Times New Roman" w:cs="Times New Roman" w:eastAsia="Times New Roman"/>
                 <w:sz w:val="24"/>
                 <w:szCs w:val="24"/>
               </w:rPr>
@@ -5095,7 +5197,7 @@
             </w:pPr>
             <w:r>
               <w:rPr>
-                <w:rFonts w:ascii="Times New Roman" w:hAnsi="Times New Roman" w:cs="Times New Roman"/>
+                <w:rFonts w:ascii="Times New Roman" w:hAnsi="Times New Roman" w:cs="Times New Roman" w:eastAsia="Times New Roman"/>
                 <w:sz w:val="24"/>
                 <w:szCs w:val="24"/>
               </w:rPr>
@@ -5124,7 +5226,7 @@
             </w:pPr>
             <w:r>
               <w:rPr>
-                <w:rFonts w:ascii="Times New Roman" w:hAnsi="Times New Roman" w:cs="Times New Roman"/>
+                <w:rFonts w:ascii="Times New Roman" w:hAnsi="Times New Roman" w:cs="Times New Roman" w:eastAsia="Times New Roman"/>
                 <w:sz w:val="24"/>
                 <w:szCs w:val="24"/>
               </w:rPr>
@@ -5148,7 +5250,7 @@
             </w:pPr>
             <w:r>
               <w:rPr>
-                <w:rFonts w:ascii="Times New Roman" w:hAnsi="Times New Roman" w:cs="Times New Roman"/>
+                <w:rFonts w:ascii="Times New Roman" w:hAnsi="Times New Roman" w:cs="Times New Roman" w:eastAsia="Times New Roman"/>
                 <w:sz w:val="24"/>
                 <w:szCs w:val="24"/>
               </w:rPr>
@@ -5172,7 +5274,7 @@
             </w:pPr>
             <w:r>
               <w:rPr>
-                <w:rFonts w:ascii="Times New Roman" w:hAnsi="Times New Roman" w:cs="Times New Roman"/>
+                <w:rFonts w:ascii="Times New Roman" w:hAnsi="Times New Roman" w:cs="Times New Roman" w:eastAsia="Times New Roman"/>
                 <w:sz w:val="24"/>
                 <w:szCs w:val="24"/>
               </w:rPr>
@@ -5196,7 +5298,7 @@
             </w:pPr>
             <w:r>
               <w:rPr>
-                <w:rFonts w:ascii="Times New Roman" w:hAnsi="Times New Roman" w:cs="Times New Roman"/>
+                <w:rFonts w:ascii="Times New Roman" w:hAnsi="Times New Roman" w:cs="Times New Roman" w:eastAsia="Times New Roman"/>
                 <w:sz w:val="24"/>
                 <w:szCs w:val="24"/>
               </w:rPr>
@@ -5225,7 +5327,7 @@
             </w:pPr>
             <w:r>
               <w:rPr>
-                <w:rFonts w:ascii="Times New Roman" w:hAnsi="Times New Roman" w:cs="Times New Roman"/>
+                <w:rFonts w:ascii="Times New Roman" w:hAnsi="Times New Roman" w:cs="Times New Roman" w:eastAsia="Times New Roman"/>
                 <w:sz w:val="24"/>
                 <w:szCs w:val="24"/>
               </w:rPr>
@@ -5249,7 +5351,7 @@
             </w:pPr>
             <w:r>
               <w:rPr>
-                <w:rFonts w:ascii="Times New Roman" w:hAnsi="Times New Roman" w:cs="Times New Roman"/>
+                <w:rFonts w:ascii="Times New Roman" w:hAnsi="Times New Roman" w:cs="Times New Roman" w:eastAsia="Times New Roman"/>
                 <w:sz w:val="24"/>
                 <w:szCs w:val="24"/>
               </w:rPr>
@@ -5273,7 +5375,7 @@
             </w:pPr>
             <w:r>
               <w:rPr>
-                <w:rFonts w:ascii="Times New Roman" w:hAnsi="Times New Roman" w:cs="Times New Roman"/>
+                <w:rFonts w:ascii="Times New Roman" w:hAnsi="Times New Roman" w:cs="Times New Roman" w:eastAsia="Times New Roman"/>
                 <w:sz w:val="24"/>
                 <w:szCs w:val="24"/>
               </w:rPr>
@@ -5297,7 +5399,7 @@
             </w:pPr>
             <w:r>
               <w:rPr>
-                <w:rFonts w:ascii="Times New Roman" w:hAnsi="Times New Roman" w:cs="Times New Roman"/>
+                <w:rFonts w:ascii="Times New Roman" w:hAnsi="Times New Roman" w:cs="Times New Roman" w:eastAsia="Times New Roman"/>
                 <w:sz w:val="24"/>
                 <w:szCs w:val="24"/>
               </w:rPr>
@@ -5326,7 +5428,7 @@
             </w:pPr>
             <w:r>
               <w:rPr>
-                <w:rFonts w:ascii="Times New Roman" w:hAnsi="Times New Roman" w:cs="Times New Roman"/>
+                <w:rFonts w:ascii="Times New Roman" w:hAnsi="Times New Roman" w:cs="Times New Roman" w:eastAsia="Times New Roman"/>
                 <w:sz w:val="24"/>
                 <w:szCs w:val="24"/>
               </w:rPr>
@@ -5350,7 +5452,7 @@
             </w:pPr>
             <w:r>
               <w:rPr>
-                <w:rFonts w:ascii="Times New Roman" w:hAnsi="Times New Roman" w:cs="Times New Roman"/>
+                <w:rFonts w:ascii="Times New Roman" w:hAnsi="Times New Roman" w:cs="Times New Roman" w:eastAsia="Times New Roman"/>
                 <w:sz w:val="24"/>
                 <w:szCs w:val="24"/>
               </w:rPr>
@@ -5374,7 +5476,7 @@
             </w:pPr>
             <w:r>
               <w:rPr>
-                <w:rFonts w:ascii="Times New Roman" w:hAnsi="Times New Roman" w:cs="Times New Roman"/>
+                <w:rFonts w:ascii="Times New Roman" w:hAnsi="Times New Roman" w:cs="Times New Roman" w:eastAsia="Times New Roman"/>
                 <w:sz w:val="24"/>
                 <w:szCs w:val="24"/>
               </w:rPr>
@@ -5398,7 +5500,7 @@
             </w:pPr>
             <w:r>
               <w:rPr>
-                <w:rFonts w:ascii="Times New Roman" w:hAnsi="Times New Roman" w:cs="Times New Roman"/>
+                <w:rFonts w:ascii="Times New Roman" w:hAnsi="Times New Roman" w:cs="Times New Roman" w:eastAsia="Times New Roman"/>
                 <w:sz w:val="24"/>
                 <w:szCs w:val="24"/>
               </w:rPr>
@@ -5427,7 +5529,7 @@
             </w:pPr>
             <w:r>
               <w:rPr>
-                <w:rFonts w:ascii="Times New Roman" w:hAnsi="Times New Roman" w:cs="Times New Roman"/>
+                <w:rFonts w:ascii="Times New Roman" w:hAnsi="Times New Roman" w:cs="Times New Roman" w:eastAsia="Times New Roman"/>
                 <w:sz w:val="24"/>
                 <w:szCs w:val="24"/>
               </w:rPr>
@@ -5452,7 +5554,7 @@
             </w:pPr>
             <w:r>
               <w:rPr>
-                <w:rFonts w:ascii="Times New Roman" w:hAnsi="Times New Roman" w:cs="Times New Roman"/>
+                <w:rFonts w:ascii="Times New Roman" w:hAnsi="Times New Roman" w:cs="Times New Roman" w:eastAsia="Times New Roman"/>
                 <w:sz w:val="24"/>
                 <w:szCs w:val="24"/>
               </w:rPr>
@@ -5476,7 +5578,7 @@
             </w:pPr>
             <w:r>
               <w:rPr>
-                <w:rFonts w:ascii="Times New Roman" w:hAnsi="Times New Roman" w:cs="Times New Roman"/>
+                <w:rFonts w:ascii="Times New Roman" w:hAnsi="Times New Roman" w:cs="Times New Roman" w:eastAsia="Times New Roman"/>
                 <w:sz w:val="24"/>
                 <w:szCs w:val="24"/>
               </w:rPr>
@@ -5500,7 +5602,7 @@
             </w:pPr>
             <w:r>
               <w:rPr>
-                <w:rFonts w:ascii="Times New Roman" w:hAnsi="Times New Roman" w:cs="Times New Roman"/>
+                <w:rFonts w:ascii="Times New Roman" w:hAnsi="Times New Roman" w:cs="Times New Roman" w:eastAsia="Times New Roman"/>
                 <w:sz w:val="24"/>
                 <w:szCs w:val="24"/>
               </w:rPr>
@@ -5528,7 +5630,7 @@
             </w:pPr>
             <w:r>
               <w:rPr>
-                <w:rFonts w:ascii="Times New Roman" w:hAnsi="Times New Roman" w:cs="Times New Roman"/>
+                <w:rFonts w:ascii="Times New Roman" w:hAnsi="Times New Roman" w:cs="Times New Roman" w:eastAsia="Times New Roman"/>
                 <w:sz w:val="24"/>
                 <w:szCs w:val="24"/>
               </w:rPr>
@@ -5551,7 +5653,7 @@
             </w:pPr>
             <w:r>
               <w:rPr>
-                <w:rFonts w:ascii="Times New Roman" w:hAnsi="Times New Roman" w:cs="Times New Roman"/>
+                <w:rFonts w:ascii="Times New Roman" w:hAnsi="Times New Roman" w:cs="Times New Roman" w:eastAsia="Times New Roman"/>
                 <w:sz w:val="24"/>
                 <w:szCs w:val="24"/>
               </w:rPr>
@@ -5574,7 +5676,7 @@
             </w:pPr>
             <w:r>
               <w:rPr>
-                <w:rFonts w:ascii="Times New Roman" w:hAnsi="Times New Roman" w:cs="Times New Roman"/>
+                <w:rFonts w:ascii="Times New Roman" w:hAnsi="Times New Roman" w:cs="Times New Roman" w:eastAsia="Times New Roman"/>
                 <w:sz w:val="24"/>
                 <w:szCs w:val="24"/>
               </w:rPr>
@@ -5597,7 +5699,7 @@
             </w:pPr>
             <w:r>
               <w:rPr>
-                <w:rFonts w:ascii="Times New Roman" w:hAnsi="Times New Roman" w:cs="Times New Roman"/>
+                <w:rFonts w:ascii="Times New Roman" w:hAnsi="Times New Roman" w:cs="Times New Roman" w:eastAsia="Times New Roman"/>
                 <w:sz w:val="24"/>
                 <w:szCs w:val="24"/>
               </w:rPr>
@@ -5625,7 +5727,7 @@
             </w:pPr>
             <w:r>
               <w:rPr>
-                <w:rFonts w:ascii="Times New Roman" w:hAnsi="Times New Roman" w:cs="Times New Roman"/>
+                <w:rFonts w:ascii="Times New Roman" w:hAnsi="Times New Roman" w:cs="Times New Roman" w:eastAsia="Times New Roman"/>
                 <w:sz w:val="24"/>
                 <w:szCs w:val="24"/>
               </w:rPr>
@@ -5648,7 +5750,7 @@
             </w:pPr>
             <w:r>
               <w:rPr>
-                <w:rFonts w:ascii="Times New Roman" w:hAnsi="Times New Roman" w:cs="Times New Roman"/>
+                <w:rFonts w:ascii="Times New Roman" w:hAnsi="Times New Roman" w:cs="Times New Roman" w:eastAsia="Times New Roman"/>
                 <w:sz w:val="24"/>
                 <w:szCs w:val="24"/>
               </w:rPr>
@@ -5671,7 +5773,7 @@
             </w:pPr>
             <w:r>
               <w:rPr>
-                <w:rFonts w:ascii="Times New Roman" w:hAnsi="Times New Roman" w:cs="Times New Roman"/>
+                <w:rFonts w:ascii="Times New Roman" w:hAnsi="Times New Roman" w:cs="Times New Roman" w:eastAsia="Times New Roman"/>
                 <w:sz w:val="24"/>
                 <w:szCs w:val="24"/>
               </w:rPr>
@@ -5694,7 +5796,7 @@
             </w:pPr>
             <w:r>
               <w:rPr>
-                <w:rFonts w:ascii="Times New Roman" w:hAnsi="Times New Roman" w:cs="Times New Roman"/>
+                <w:rFonts w:ascii="Times New Roman" w:hAnsi="Times New Roman" w:cs="Times New Roman" w:eastAsia="Times New Roman"/>
                 <w:sz w:val="24"/>
                 <w:szCs w:val="24"/>
               </w:rPr>
@@ -5722,7 +5824,7 @@
             </w:pPr>
             <w:r>
               <w:rPr>
-                <w:rFonts w:ascii="Times New Roman" w:hAnsi="Times New Roman" w:cs="Times New Roman"/>
+                <w:rFonts w:ascii="Times New Roman" w:hAnsi="Times New Roman" w:cs="Times New Roman" w:eastAsia="Times New Roman"/>
                 <w:sz w:val="24"/>
                 <w:szCs w:val="24"/>
               </w:rPr>
@@ -5745,7 +5847,7 @@
             </w:pPr>
             <w:r>
               <w:rPr>
-                <w:rFonts w:ascii="Times New Roman" w:hAnsi="Times New Roman" w:cs="Times New Roman"/>
+                <w:rFonts w:ascii="Times New Roman" w:hAnsi="Times New Roman" w:cs="Times New Roman" w:eastAsia="Times New Roman"/>
                 <w:sz w:val="24"/>
                 <w:szCs w:val="24"/>
               </w:rPr>
@@ -5768,7 +5870,7 @@
             </w:pPr>
             <w:r>
               <w:rPr>
-                <w:rFonts w:ascii="Times New Roman" w:hAnsi="Times New Roman" w:cs="Times New Roman"/>
+                <w:rFonts w:ascii="Times New Roman" w:hAnsi="Times New Roman" w:cs="Times New Roman" w:eastAsia="Times New Roman"/>
                 <w:sz w:val="24"/>
                 <w:szCs w:val="24"/>
               </w:rPr>
@@ -5791,7 +5893,7 @@
             </w:pPr>
             <w:r>
               <w:rPr>
-                <w:rFonts w:ascii="Times New Roman" w:hAnsi="Times New Roman" w:cs="Times New Roman"/>
+                <w:rFonts w:ascii="Times New Roman" w:hAnsi="Times New Roman" w:cs="Times New Roman" w:eastAsia="Times New Roman"/>
                 <w:sz w:val="24"/>
                 <w:szCs w:val="24"/>
               </w:rPr>
@@ -5819,7 +5921,7 @@
             </w:pPr>
             <w:r>
               <w:rPr>
-                <w:rFonts w:ascii="Times New Roman" w:hAnsi="Times New Roman" w:cs="Times New Roman"/>
+                <w:rFonts w:ascii="Times New Roman" w:hAnsi="Times New Roman" w:cs="Times New Roman" w:eastAsia="Times New Roman"/>
                 <w:sz w:val="24"/>
                 <w:szCs w:val="24"/>
               </w:rPr>
@@ -5842,7 +5944,7 @@
             </w:pPr>
             <w:r>
               <w:rPr>
-                <w:rFonts w:ascii="Times New Roman" w:hAnsi="Times New Roman" w:cs="Times New Roman"/>
+                <w:rFonts w:ascii="Times New Roman" w:hAnsi="Times New Roman" w:cs="Times New Roman" w:eastAsia="Times New Roman"/>
                 <w:sz w:val="24"/>
                 <w:szCs w:val="24"/>
               </w:rPr>
@@ -5865,7 +5967,7 @@
             </w:pPr>
             <w:r>
               <w:rPr>
-                <w:rFonts w:ascii="Times New Roman" w:hAnsi="Times New Roman" w:cs="Times New Roman"/>
+                <w:rFonts w:ascii="Times New Roman" w:hAnsi="Times New Roman" w:cs="Times New Roman" w:eastAsia="Times New Roman"/>
                 <w:sz w:val="24"/>
                 <w:szCs w:val="24"/>
               </w:rPr>
@@ -5888,7 +5990,7 @@
             </w:pPr>
             <w:r>
               <w:rPr>
-                <w:rFonts w:ascii="Times New Roman" w:hAnsi="Times New Roman" w:cs="Times New Roman"/>
+                <w:rFonts w:ascii="Times New Roman" w:hAnsi="Times New Roman" w:cs="Times New Roman" w:eastAsia="Times New Roman"/>
                 <w:sz w:val="24"/>
                 <w:szCs w:val="24"/>
               </w:rPr>
@@ -5916,7 +6018,7 @@
             </w:pPr>
             <w:r>
               <w:rPr>
-                <w:rFonts w:ascii="Times New Roman" w:hAnsi="Times New Roman" w:cs="Times New Roman"/>
+                <w:rFonts w:ascii="Times New Roman" w:hAnsi="Times New Roman" w:cs="Times New Roman" w:eastAsia="Times New Roman"/>
                 <w:sz w:val="24"/>
                 <w:szCs w:val="24"/>
               </w:rPr>
@@ -5939,7 +6041,7 @@
             </w:pPr>
             <w:r>
               <w:rPr>
-                <w:rFonts w:ascii="Times New Roman" w:hAnsi="Times New Roman" w:cs="Times New Roman"/>
+                <w:rFonts w:ascii="Times New Roman" w:hAnsi="Times New Roman" w:cs="Times New Roman" w:eastAsia="Times New Roman"/>
                 <w:sz w:val="24"/>
                 <w:szCs w:val="24"/>
               </w:rPr>
@@ -5962,7 +6064,7 @@
             </w:pPr>
             <w:r>
               <w:rPr>
-                <w:rFonts w:ascii="Times New Roman" w:hAnsi="Times New Roman" w:cs="Times New Roman"/>
+                <w:rFonts w:ascii="Times New Roman" w:hAnsi="Times New Roman" w:cs="Times New Roman" w:eastAsia="Times New Roman"/>
                 <w:sz w:val="24"/>
                 <w:szCs w:val="24"/>
               </w:rPr>
@@ -5985,7 +6087,7 @@
             </w:pPr>
             <w:r>
               <w:rPr>
-                <w:rFonts w:ascii="Times New Roman" w:hAnsi="Times New Roman" w:cs="Times New Roman"/>
+                <w:rFonts w:ascii="Times New Roman" w:hAnsi="Times New Roman" w:cs="Times New Roman" w:eastAsia="Times New Roman"/>
                 <w:sz w:val="24"/>
                 <w:szCs w:val="24"/>
               </w:rPr>
@@ -6013,7 +6115,7 @@
             </w:pPr>
             <w:r>
               <w:rPr>
-                <w:rFonts w:ascii="Times New Roman" w:hAnsi="Times New Roman" w:cs="Times New Roman"/>
+                <w:rFonts w:ascii="Times New Roman" w:hAnsi="Times New Roman" w:cs="Times New Roman" w:eastAsia="Times New Roman"/>
                 <w:sz w:val="24"/>
                 <w:szCs w:val="24"/>
               </w:rPr>
@@ -6036,7 +6138,7 @@
             </w:pPr>
             <w:r>
               <w:rPr>
-                <w:rFonts w:ascii="Times New Roman" w:hAnsi="Times New Roman" w:cs="Times New Roman"/>
+                <w:rFonts w:ascii="Times New Roman" w:hAnsi="Times New Roman" w:cs="Times New Roman" w:eastAsia="Times New Roman"/>
                 <w:sz w:val="24"/>
                 <w:szCs w:val="24"/>
               </w:rPr>
@@ -6059,7 +6161,7 @@
             </w:pPr>
             <w:r>
               <w:rPr>
-                <w:rFonts w:ascii="Times New Roman" w:hAnsi="Times New Roman" w:cs="Times New Roman"/>
+                <w:rFonts w:ascii="Times New Roman" w:hAnsi="Times New Roman" w:cs="Times New Roman" w:eastAsia="Times New Roman"/>
                 <w:sz w:val="24"/>
                 <w:szCs w:val="24"/>
               </w:rPr>
@@ -6082,7 +6184,7 @@
             </w:pPr>
             <w:r>
               <w:rPr>
-                <w:rFonts w:ascii="Times New Roman" w:hAnsi="Times New Roman" w:cs="Times New Roman"/>
+                <w:rFonts w:ascii="Times New Roman" w:hAnsi="Times New Roman" w:cs="Times New Roman" w:eastAsia="Times New Roman"/>
                 <w:sz w:val="24"/>
                 <w:szCs w:val="24"/>
               </w:rPr>
@@ -6110,7 +6212,7 @@
             </w:pPr>
             <w:r>
               <w:rPr>
-                <w:rFonts w:ascii="Times New Roman" w:hAnsi="Times New Roman" w:cs="Times New Roman"/>
+                <w:rFonts w:ascii="Times New Roman" w:hAnsi="Times New Roman" w:cs="Times New Roman" w:eastAsia="Times New Roman"/>
                 <w:sz w:val="24"/>
                 <w:szCs w:val="24"/>
               </w:rPr>
@@ -6133,7 +6235,7 @@
             </w:pPr>
             <w:r>
               <w:rPr>
-                <w:rFonts w:ascii="Times New Roman" w:hAnsi="Times New Roman" w:cs="Times New Roman"/>
+                <w:rFonts w:ascii="Times New Roman" w:hAnsi="Times New Roman" w:cs="Times New Roman" w:eastAsia="Times New Roman"/>
                 <w:sz w:val="24"/>
                 <w:szCs w:val="24"/>
               </w:rPr>
@@ -6156,7 +6258,7 @@
             </w:pPr>
             <w:r>
               <w:rPr>
-                <w:rFonts w:ascii="Times New Roman" w:hAnsi="Times New Roman" w:cs="Times New Roman"/>
+                <w:rFonts w:ascii="Times New Roman" w:hAnsi="Times New Roman" w:cs="Times New Roman" w:eastAsia="Times New Roman"/>
                 <w:sz w:val="24"/>
                 <w:szCs w:val="24"/>
               </w:rPr>
@@ -6179,7 +6281,7 @@
             </w:pPr>
             <w:r>
               <w:rPr>
-                <w:rFonts w:ascii="Times New Roman" w:hAnsi="Times New Roman" w:cs="Times New Roman"/>
+                <w:rFonts w:ascii="Times New Roman" w:hAnsi="Times New Roman" w:cs="Times New Roman" w:eastAsia="Times New Roman"/>
                 <w:sz w:val="24"/>
                 <w:szCs w:val="24"/>
               </w:rPr>
@@ -6207,7 +6309,7 @@
             </w:pPr>
             <w:r>
               <w:rPr>
-                <w:rFonts w:ascii="Times New Roman" w:hAnsi="Times New Roman" w:cs="Times New Roman"/>
+                <w:rFonts w:ascii="Times New Roman" w:hAnsi="Times New Roman" w:cs="Times New Roman" w:eastAsia="Times New Roman"/>
                 <w:sz w:val="24"/>
                 <w:szCs w:val="24"/>
               </w:rPr>
@@ -6231,7 +6333,7 @@
             </w:pPr>
             <w:r>
               <w:rPr>
-                <w:rFonts w:ascii="Times New Roman" w:hAnsi="Times New Roman" w:cs="Times New Roman"/>
+                <w:rFonts w:ascii="Times New Roman" w:hAnsi="Times New Roman" w:cs="Times New Roman" w:eastAsia="Times New Roman"/>
                 <w:sz w:val="24"/>
                 <w:szCs w:val="24"/>
               </w:rPr>
@@ -6254,7 +6356,7 @@
             </w:pPr>
             <w:r>
               <w:rPr>
-                <w:rFonts w:ascii="Times New Roman" w:hAnsi="Times New Roman" w:cs="Times New Roman"/>
+                <w:rFonts w:ascii="Times New Roman" w:hAnsi="Times New Roman" w:cs="Times New Roman" w:eastAsia="Times New Roman"/>
                 <w:sz w:val="24"/>
                 <w:szCs w:val="24"/>
               </w:rPr>
@@ -6277,7 +6379,7 @@
             </w:pPr>
             <w:r>
               <w:rPr>
-                <w:rFonts w:ascii="Times New Roman" w:hAnsi="Times New Roman" w:cs="Times New Roman"/>
+                <w:rFonts w:ascii="Times New Roman" w:hAnsi="Times New Roman" w:cs="Times New Roman" w:eastAsia="Times New Roman"/>
                 <w:sz w:val="24"/>
                 <w:szCs w:val="24"/>
               </w:rPr>
@@ -6305,7 +6407,7 @@
             </w:pPr>
             <w:r>
               <w:rPr>
-                <w:rFonts w:ascii="Times New Roman" w:hAnsi="Times New Roman" w:cs="Times New Roman"/>
+                <w:rFonts w:ascii="Times New Roman" w:hAnsi="Times New Roman" w:cs="Times New Roman" w:eastAsia="Times New Roman"/>
                 <w:sz w:val="24"/>
                 <w:szCs w:val="24"/>
               </w:rPr>
@@ -6328,7 +6430,7 @@
             </w:pPr>
             <w:r>
               <w:rPr>
-                <w:rFonts w:ascii="Times New Roman" w:hAnsi="Times New Roman" w:cs="Times New Roman"/>
+                <w:rFonts w:ascii="Times New Roman" w:hAnsi="Times New Roman" w:cs="Times New Roman" w:eastAsia="Times New Roman"/>
                 <w:sz w:val="24"/>
                 <w:szCs w:val="24"/>
               </w:rPr>
@@ -6351,7 +6453,7 @@
             </w:pPr>
             <w:r>
               <w:rPr>
-                <w:rFonts w:ascii="Times New Roman" w:hAnsi="Times New Roman" w:cs="Times New Roman"/>
+                <w:rFonts w:ascii="Times New Roman" w:hAnsi="Times New Roman" w:cs="Times New Roman" w:eastAsia="Times New Roman"/>
                 <w:sz w:val="24"/>
                 <w:szCs w:val="24"/>
               </w:rPr>
@@ -6374,7 +6476,7 @@
             </w:pPr>
             <w:r>
               <w:rPr>
-                <w:rFonts w:ascii="Times New Roman" w:hAnsi="Times New Roman" w:cs="Times New Roman"/>
+                <w:rFonts w:ascii="Times New Roman" w:hAnsi="Times New Roman" w:cs="Times New Roman" w:eastAsia="Times New Roman"/>
                 <w:sz w:val="24"/>
                 <w:szCs w:val="24"/>
               </w:rPr>
@@ -6402,7 +6504,7 @@
             </w:pPr>
             <w:r>
               <w:rPr>
-                <w:rFonts w:ascii="Times New Roman" w:hAnsi="Times New Roman" w:cs="Times New Roman"/>
+                <w:rFonts w:ascii="Times New Roman" w:hAnsi="Times New Roman" w:cs="Times New Roman" w:eastAsia="Times New Roman"/>
                 <w:sz w:val="24"/>
                 <w:szCs w:val="24"/>
               </w:rPr>
@@ -6425,7 +6527,7 @@
             </w:pPr>
             <w:r>
               <w:rPr>
-                <w:rFonts w:ascii="Times New Roman" w:hAnsi="Times New Roman" w:cs="Times New Roman"/>
+                <w:rFonts w:ascii="Times New Roman" w:hAnsi="Times New Roman" w:cs="Times New Roman" w:eastAsia="Times New Roman"/>
                 <w:sz w:val="24"/>
                 <w:szCs w:val="24"/>
               </w:rPr>
@@ -6448,7 +6550,7 @@
             </w:pPr>
             <w:r>
               <w:rPr>
-                <w:rFonts w:ascii="Times New Roman" w:hAnsi="Times New Roman" w:cs="Times New Roman"/>
+                <w:rFonts w:ascii="Times New Roman" w:hAnsi="Times New Roman" w:cs="Times New Roman" w:eastAsia="Times New Roman"/>
                 <w:sz w:val="24"/>
                 <w:szCs w:val="24"/>
               </w:rPr>
@@ -6471,7 +6573,7 @@
             </w:pPr>
             <w:r>
               <w:rPr>
-                <w:rFonts w:ascii="Times New Roman" w:hAnsi="Times New Roman" w:cs="Times New Roman"/>
+                <w:rFonts w:ascii="Times New Roman" w:hAnsi="Times New Roman" w:cs="Times New Roman" w:eastAsia="Times New Roman"/>
                 <w:sz w:val="24"/>
                 <w:szCs w:val="24"/>
               </w:rPr>
@@ -6502,6 +6604,11 @@
         </w:rPr>
       </w:pPr>
       <w:r>
+        <w:rPr>
+          <w:rFonts w:ascii="Times New Roman" w:hAnsi="Times New Roman" w:eastAsia="Times New Roman" w:cs="Times New Roman"/>
+          <w:b/>
+          <w:sz w:val="26"/>
+        </w:rPr>
         <w:t>2.9 Research Gap</w:t>
       </w:r>
     </w:p>
@@ -6517,7 +6624,7 @@
       </w:pPr>
       <w:r>
         <w:rPr>
-          <w:rFonts w:ascii="Times New Roman" w:hAnsi="Times New Roman" w:cs="Times New Roman"/>
+          <w:rFonts w:ascii="Times New Roman" w:hAnsi="Times New Roman" w:cs="Times New Roman" w:eastAsia="Times New Roman"/>
           <w:sz w:val="24"/>
           <w:szCs w:val="24"/>
         </w:rPr>
@@ -6526,7 +6633,7 @@
       <w:proofErr w:type="gramStart"/>
       <w:r>
         <w:rPr>
-          <w:rFonts w:ascii="Times New Roman" w:hAnsi="Times New Roman" w:cs="Times New Roman"/>
+          <w:rFonts w:ascii="Times New Roman" w:hAnsi="Times New Roman" w:cs="Times New Roman" w:eastAsia="Times New Roman"/>
           <w:sz w:val="24"/>
           <w:szCs w:val="24"/>
         </w:rPr>
@@ -6535,7 +6642,7 @@
       <w:proofErr w:type="gramEnd"/>
       <w:r>
         <w:rPr>
-          <w:rFonts w:ascii="Times New Roman" w:hAnsi="Times New Roman" w:cs="Times New Roman"/>
+          <w:rFonts w:ascii="Times New Roman" w:hAnsi="Times New Roman" w:cs="Times New Roman" w:eastAsia="Times New Roman"/>
           <w:sz w:val="24"/>
           <w:szCs w:val="24"/>
         </w:rPr>
@@ -6565,7 +6672,7 @@
       </w:pPr>
       <w:r>
         <w:rPr>
-          <w:rFonts w:ascii="Times New Roman" w:hAnsi="Times New Roman" w:cs="Times New Roman"/>
+          <w:rFonts w:ascii="Times New Roman" w:hAnsi="Times New Roman" w:cs="Times New Roman" w:eastAsia="Times New Roman"/>
           <w:sz w:val="24"/>
           <w:szCs w:val="24"/>
         </w:rPr>
@@ -6584,8 +6691,9 @@
       </w:pPr>
       <w:r>
         <w:rPr>
-          <w:rFonts w:ascii="Times New Roman" w:hAnsi="Times New Roman" w:cs="Times New Roman"/>
-          <w:sz w:val="24"/>
+          <w:rFonts w:ascii="Times New Roman" w:hAnsi="Times New Roman" w:cs="Times New Roman" w:eastAsia="Times New Roman"/>
+          <w:b/>
+          <w:sz w:val="28"/>
           <w:szCs w:val="24"/>
         </w:rPr>
         <w:lastRenderedPageBreak/>
@@ -6604,8 +6712,9 @@
       </w:pPr>
       <w:r>
         <w:rPr>
-          <w:rFonts w:ascii="Times New Roman" w:hAnsi="Times New Roman" w:cs="Times New Roman"/>
-          <w:sz w:val="24"/>
+          <w:rFonts w:ascii="Times New Roman" w:hAnsi="Times New Roman" w:cs="Times New Roman" w:eastAsia="Times New Roman"/>
+          <w:b/>
+          <w:sz w:val="26"/>
           <w:szCs w:val="24"/>
         </w:rPr>
         <w:t>3.1 Overall Research and Development Approach</w:t>
@@ -6617,11 +6726,16 @@
         <w:jc w:val="both"/>
         <w:rPr>
           <w:rFonts w:ascii="Times New Roman" w:hAnsi="Times New Roman" w:cs="Times New Roman"/>
-          <w:sz w:val="24"/>
-          <w:szCs w:val="24"/>
+          <w:sz w:val="28"/>
+          <w:szCs w:val="28"/>
         </w:rPr>
       </w:pPr>
       <w:r>
+        <w:rPr>
+          <w:rFonts w:ascii="Times New Roman" w:hAnsi="Times New Roman" w:cs="Times New Roman" w:eastAsia="Times New Roman"/>
+          <w:sz w:val="24"/>
+          <w:szCs w:val="24"/>
+        </w:rPr>
         <w:t>The project will follow an applied data engineering and analytics development methodology. The process begins with data understanding and source profiling, then moves into flexible data contracts, extraction, raw loading, warehouse transformation, data quality testing, weather enrichment, analytics modelling, dashboard development, and evaluation with company users. The methodology is designed to suit messy SME data and a limited warranty dataset, so explainability and data reliability are prioritised over complex black-box machine learning.</w:t>
       </w:r>
     </w:p>
@@ -6666,7 +6780,7 @@
             </w:pPr>
             <w:r>
               <w:rPr>
-                <w:rFonts w:ascii="Times New Roman" w:hAnsi="Times New Roman" w:cs="Times New Roman"/>
+                <w:rFonts w:ascii="Times New Roman" w:hAnsi="Times New Roman" w:cs="Times New Roman" w:eastAsia="Times New Roman"/>
                 <w:b/>
                 <w:color w:val="142332"/>
                 <w:sz w:val="24"/>
@@ -6699,7 +6813,7 @@
             </w:pPr>
             <w:r>
               <w:rPr>
-                <w:rFonts w:ascii="Times New Roman" w:hAnsi="Times New Roman" w:cs="Times New Roman"/>
+                <w:rFonts w:ascii="Times New Roman" w:hAnsi="Times New Roman" w:cs="Times New Roman" w:eastAsia="Times New Roman"/>
                 <w:b/>
                 <w:color w:val="142332"/>
                 <w:sz w:val="24"/>
@@ -6732,7 +6846,7 @@
             </w:pPr>
             <w:r>
               <w:rPr>
-                <w:rFonts w:ascii="Times New Roman" w:hAnsi="Times New Roman" w:cs="Times New Roman"/>
+                <w:rFonts w:ascii="Times New Roman" w:hAnsi="Times New Roman" w:cs="Times New Roman" w:eastAsia="Times New Roman"/>
                 <w:b/>
                 <w:color w:val="142332"/>
                 <w:sz w:val="24"/>
@@ -6770,7 +6884,7 @@
             </w:pPr>
             <w:r>
               <w:rPr>
-                <w:rFonts w:ascii="Times New Roman" w:hAnsi="Times New Roman" w:cs="Times New Roman"/>
+                <w:rFonts w:ascii="Times New Roman" w:hAnsi="Times New Roman" w:cs="Times New Roman" w:eastAsia="Times New Roman"/>
                 <w:sz w:val="24"/>
                 <w:szCs w:val="24"/>
               </w:rPr>
@@ -6800,7 +6914,7 @@
             </w:pPr>
             <w:r>
               <w:rPr>
-                <w:rFonts w:ascii="Times New Roman" w:hAnsi="Times New Roman" w:cs="Times New Roman"/>
+                <w:rFonts w:ascii="Times New Roman" w:hAnsi="Times New Roman" w:cs="Times New Roman" w:eastAsia="Times New Roman"/>
                 <w:sz w:val="24"/>
                 <w:szCs w:val="24"/>
               </w:rPr>
@@ -6830,7 +6944,7 @@
             </w:pPr>
             <w:r>
               <w:rPr>
-                <w:rFonts w:ascii="Times New Roman" w:hAnsi="Times New Roman" w:cs="Times New Roman"/>
+                <w:rFonts w:ascii="Times New Roman" w:hAnsi="Times New Roman" w:cs="Times New Roman" w:eastAsia="Times New Roman"/>
                 <w:sz w:val="24"/>
                 <w:szCs w:val="24"/>
               </w:rPr>
@@ -6866,7 +6980,7 @@
             </w:pPr>
             <w:r>
               <w:rPr>
-                <w:rFonts w:ascii="Times New Roman" w:hAnsi="Times New Roman" w:cs="Times New Roman"/>
+                <w:rFonts w:ascii="Times New Roman" w:hAnsi="Times New Roman" w:cs="Times New Roman" w:eastAsia="Times New Roman"/>
                 <w:sz w:val="24"/>
                 <w:szCs w:val="24"/>
               </w:rPr>
@@ -6896,7 +7010,7 @@
             </w:pPr>
             <w:r>
               <w:rPr>
-                <w:rFonts w:ascii="Times New Roman" w:hAnsi="Times New Roman" w:cs="Times New Roman"/>
+                <w:rFonts w:ascii="Times New Roman" w:hAnsi="Times New Roman" w:cs="Times New Roman" w:eastAsia="Times New Roman"/>
                 <w:sz w:val="24"/>
                 <w:szCs w:val="24"/>
               </w:rPr>
@@ -6926,7 +7040,7 @@
             </w:pPr>
             <w:r>
               <w:rPr>
-                <w:rFonts w:ascii="Times New Roman" w:hAnsi="Times New Roman" w:cs="Times New Roman"/>
+                <w:rFonts w:ascii="Times New Roman" w:hAnsi="Times New Roman" w:cs="Times New Roman" w:eastAsia="Times New Roman"/>
                 <w:sz w:val="24"/>
                 <w:szCs w:val="24"/>
               </w:rPr>
@@ -6962,7 +7076,7 @@
             </w:pPr>
             <w:r>
               <w:rPr>
-                <w:rFonts w:ascii="Times New Roman" w:hAnsi="Times New Roman" w:cs="Times New Roman"/>
+                <w:rFonts w:ascii="Times New Roman" w:hAnsi="Times New Roman" w:cs="Times New Roman" w:eastAsia="Times New Roman"/>
                 <w:sz w:val="24"/>
                 <w:szCs w:val="24"/>
               </w:rPr>
@@ -6992,7 +7106,7 @@
             </w:pPr>
             <w:r>
               <w:rPr>
-                <w:rFonts w:ascii="Times New Roman" w:hAnsi="Times New Roman" w:cs="Times New Roman"/>
+                <w:rFonts w:ascii="Times New Roman" w:hAnsi="Times New Roman" w:cs="Times New Roman" w:eastAsia="Times New Roman"/>
                 <w:sz w:val="24"/>
                 <w:szCs w:val="24"/>
               </w:rPr>
@@ -7022,7 +7136,7 @@
             </w:pPr>
             <w:r>
               <w:rPr>
-                <w:rFonts w:ascii="Times New Roman" w:hAnsi="Times New Roman" w:cs="Times New Roman"/>
+                <w:rFonts w:ascii="Times New Roman" w:hAnsi="Times New Roman" w:cs="Times New Roman" w:eastAsia="Times New Roman"/>
                 <w:sz w:val="24"/>
                 <w:szCs w:val="24"/>
               </w:rPr>
@@ -7058,7 +7172,7 @@
             </w:pPr>
             <w:r>
               <w:rPr>
-                <w:rFonts w:ascii="Times New Roman" w:hAnsi="Times New Roman" w:cs="Times New Roman"/>
+                <w:rFonts w:ascii="Times New Roman" w:hAnsi="Times New Roman" w:cs="Times New Roman" w:eastAsia="Times New Roman"/>
                 <w:sz w:val="24"/>
                 <w:szCs w:val="24"/>
               </w:rPr>
@@ -7088,7 +7202,7 @@
             </w:pPr>
             <w:r>
               <w:rPr>
-                <w:rFonts w:ascii="Times New Roman" w:hAnsi="Times New Roman" w:cs="Times New Roman"/>
+                <w:rFonts w:ascii="Times New Roman" w:hAnsi="Times New Roman" w:cs="Times New Roman" w:eastAsia="Times New Roman"/>
                 <w:sz w:val="24"/>
                 <w:szCs w:val="24"/>
               </w:rPr>
@@ -7118,7 +7232,7 @@
             </w:pPr>
             <w:r>
               <w:rPr>
-                <w:rFonts w:ascii="Times New Roman" w:hAnsi="Times New Roman" w:cs="Times New Roman"/>
+                <w:rFonts w:ascii="Times New Roman" w:hAnsi="Times New Roman" w:cs="Times New Roman" w:eastAsia="Times New Roman"/>
                 <w:sz w:val="24"/>
                 <w:szCs w:val="24"/>
               </w:rPr>
@@ -7154,7 +7268,7 @@
             </w:pPr>
             <w:r>
               <w:rPr>
-                <w:rFonts w:ascii="Times New Roman" w:hAnsi="Times New Roman" w:cs="Times New Roman"/>
+                <w:rFonts w:ascii="Times New Roman" w:hAnsi="Times New Roman" w:cs="Times New Roman" w:eastAsia="Times New Roman"/>
                 <w:sz w:val="24"/>
                 <w:szCs w:val="24"/>
               </w:rPr>
@@ -7184,7 +7298,7 @@
             </w:pPr>
             <w:r>
               <w:rPr>
-                <w:rFonts w:ascii="Times New Roman" w:hAnsi="Times New Roman" w:cs="Times New Roman"/>
+                <w:rFonts w:ascii="Times New Roman" w:hAnsi="Times New Roman" w:cs="Times New Roman" w:eastAsia="Times New Roman"/>
                 <w:sz w:val="24"/>
                 <w:szCs w:val="24"/>
               </w:rPr>
@@ -7214,7 +7328,7 @@
             </w:pPr>
             <w:r>
               <w:rPr>
-                <w:rFonts w:ascii="Times New Roman" w:hAnsi="Times New Roman" w:cs="Times New Roman"/>
+                <w:rFonts w:ascii="Times New Roman" w:hAnsi="Times New Roman" w:cs="Times New Roman" w:eastAsia="Times New Roman"/>
                 <w:sz w:val="24"/>
                 <w:szCs w:val="24"/>
               </w:rPr>
@@ -7250,7 +7364,7 @@
             </w:pPr>
             <w:r>
               <w:rPr>
-                <w:rFonts w:ascii="Times New Roman" w:hAnsi="Times New Roman" w:cs="Times New Roman"/>
+                <w:rFonts w:ascii="Times New Roman" w:hAnsi="Times New Roman" w:cs="Times New Roman" w:eastAsia="Times New Roman"/>
                 <w:sz w:val="24"/>
                 <w:szCs w:val="24"/>
               </w:rPr>
@@ -7280,7 +7394,7 @@
             </w:pPr>
             <w:r>
               <w:rPr>
-                <w:rFonts w:ascii="Times New Roman" w:hAnsi="Times New Roman" w:cs="Times New Roman"/>
+                <w:rFonts w:ascii="Times New Roman" w:hAnsi="Times New Roman" w:cs="Times New Roman" w:eastAsia="Times New Roman"/>
                 <w:sz w:val="24"/>
                 <w:szCs w:val="24"/>
               </w:rPr>
@@ -7310,7 +7424,7 @@
             </w:pPr>
             <w:r>
               <w:rPr>
-                <w:rFonts w:ascii="Times New Roman" w:hAnsi="Times New Roman" w:cs="Times New Roman"/>
+                <w:rFonts w:ascii="Times New Roman" w:hAnsi="Times New Roman" w:cs="Times New Roman" w:eastAsia="Times New Roman"/>
                 <w:sz w:val="24"/>
                 <w:szCs w:val="24"/>
               </w:rPr>
@@ -7346,10 +7460,11 @@
             </w:pPr>
             <w:r>
               <w:rPr>
-                <w:rFonts w:ascii="Times New Roman" w:hAnsi="Times New Roman" w:cs="Times New Roman"/>
-                <w:sz w:val="24"/>
-                <w:szCs w:val="24"/>
-              </w:rPr>
+                <w:rFonts w:ascii="Times New Roman" w:hAnsi="Times New Roman" w:cs="Times New Roman" w:eastAsia="Times New Roman"/>
+                <w:sz w:val="24"/>
+                <w:szCs w:val="24"/>
+              </w:rPr>
+              <w:lastRenderedPageBreak/>
               <w:t>7. Dashboard development</w:t>
             </w:r>
           </w:p>
@@ -7376,7 +7491,7 @@
             </w:pPr>
             <w:r>
               <w:rPr>
-                <w:rFonts w:ascii="Times New Roman" w:hAnsi="Times New Roman" w:cs="Times New Roman"/>
+                <w:rFonts w:ascii="Times New Roman" w:hAnsi="Times New Roman" w:cs="Times New Roman" w:eastAsia="Times New Roman"/>
                 <w:sz w:val="24"/>
                 <w:szCs w:val="24"/>
               </w:rPr>
@@ -7406,7 +7521,7 @@
             </w:pPr>
             <w:r>
               <w:rPr>
-                <w:rFonts w:ascii="Times New Roman" w:hAnsi="Times New Roman" w:cs="Times New Roman"/>
+                <w:rFonts w:ascii="Times New Roman" w:hAnsi="Times New Roman" w:cs="Times New Roman" w:eastAsia="Times New Roman"/>
                 <w:sz w:val="24"/>
                 <w:szCs w:val="24"/>
               </w:rPr>
@@ -7442,11 +7557,10 @@
             </w:pPr>
             <w:r>
               <w:rPr>
-                <w:rFonts w:ascii="Times New Roman" w:hAnsi="Times New Roman" w:cs="Times New Roman"/>
-                <w:sz w:val="24"/>
-                <w:szCs w:val="24"/>
-              </w:rPr>
-              <w:lastRenderedPageBreak/>
+                <w:rFonts w:ascii="Times New Roman" w:hAnsi="Times New Roman" w:cs="Times New Roman" w:eastAsia="Times New Roman"/>
+                <w:sz w:val="24"/>
+                <w:szCs w:val="24"/>
+              </w:rPr>
               <w:t>8. Recommendation logging</w:t>
             </w:r>
           </w:p>
@@ -7473,7 +7587,7 @@
             </w:pPr>
             <w:r>
               <w:rPr>
-                <w:rFonts w:ascii="Times New Roman" w:hAnsi="Times New Roman" w:cs="Times New Roman"/>
+                <w:rFonts w:ascii="Times New Roman" w:hAnsi="Times New Roman" w:cs="Times New Roman" w:eastAsia="Times New Roman"/>
                 <w:sz w:val="24"/>
                 <w:szCs w:val="24"/>
               </w:rPr>
@@ -7503,7 +7617,7 @@
             </w:pPr>
             <w:r>
               <w:rPr>
-                <w:rFonts w:ascii="Times New Roman" w:hAnsi="Times New Roman" w:cs="Times New Roman"/>
+                <w:rFonts w:ascii="Times New Roman" w:hAnsi="Times New Roman" w:cs="Times New Roman" w:eastAsia="Times New Roman"/>
                 <w:sz w:val="24"/>
                 <w:szCs w:val="24"/>
               </w:rPr>
@@ -7539,7 +7653,7 @@
             </w:pPr>
             <w:r>
               <w:rPr>
-                <w:rFonts w:ascii="Times New Roman" w:hAnsi="Times New Roman" w:cs="Times New Roman"/>
+                <w:rFonts w:ascii="Times New Roman" w:hAnsi="Times New Roman" w:cs="Times New Roman" w:eastAsia="Times New Roman"/>
                 <w:sz w:val="24"/>
                 <w:szCs w:val="24"/>
               </w:rPr>
@@ -7569,7 +7683,7 @@
             </w:pPr>
             <w:r>
               <w:rPr>
-                <w:rFonts w:ascii="Times New Roman" w:hAnsi="Times New Roman" w:cs="Times New Roman"/>
+                <w:rFonts w:ascii="Times New Roman" w:hAnsi="Times New Roman" w:cs="Times New Roman" w:eastAsia="Times New Roman"/>
                 <w:sz w:val="24"/>
                 <w:szCs w:val="24"/>
               </w:rPr>
@@ -7599,7 +7713,7 @@
             </w:pPr>
             <w:r>
               <w:rPr>
-                <w:rFonts w:ascii="Times New Roman" w:hAnsi="Times New Roman" w:cs="Times New Roman"/>
+                <w:rFonts w:ascii="Times New Roman" w:hAnsi="Times New Roman" w:cs="Times New Roman" w:eastAsia="Times New Roman"/>
                 <w:sz w:val="24"/>
                 <w:szCs w:val="24"/>
               </w:rPr>
@@ -7631,8 +7745,9 @@
       </w:pPr>
       <w:r>
         <w:rPr>
-          <w:rFonts w:ascii="Times New Roman" w:hAnsi="Times New Roman" w:cs="Times New Roman"/>
-          <w:sz w:val="24"/>
+          <w:rFonts w:ascii="Times New Roman" w:hAnsi="Times New Roman" w:cs="Times New Roman" w:eastAsia="Times New Roman"/>
+          <w:b/>
+          <w:sz w:val="26"/>
           <w:szCs w:val="24"/>
         </w:rPr>
         <w:t>3.2 Proposed Technical Architecture</w:t>
@@ -7649,6 +7764,10 @@
         </w:rPr>
       </w:pPr>
       <w:r>
+        <w:rPr>
+          <w:rFonts w:ascii="Times New Roman" w:hAnsi="Times New Roman" w:eastAsia="Times New Roman" w:cs="Times New Roman"/>
+          <w:sz w:val="24"/>
+        </w:rPr>
         <w:t>The selected architecture is Google Sheets or CSV/Excel as the raw data source, Google Calendar as a scheduling source, Python as the extraction/loading layer, Apache Airflow as the pipeline orchestrator, BigQuery as the cloud analytics warehouse, dbt Core as the warehouse transformation and testing layer, Apache Superset as the visualization layer, and optional local Ollama as a future AI recommendation layer. Docker will be used to package local services such as Airflow, Superset, and future Ollama where practical.</w:t>
       </w:r>
     </w:p>
@@ -7669,11 +7788,16 @@
         <w:jc w:val="both"/>
         <w:rPr>
           <w:rFonts w:ascii="Times New Roman" w:hAnsi="Times New Roman" w:cs="Times New Roman"/>
-          <w:sz w:val="24"/>
-          <w:szCs w:val="24"/>
+          <w:sz w:val="28"/>
+          <w:szCs w:val="28"/>
         </w:rPr>
       </w:pPr>
       <w:r>
+        <w:rPr>
+          <w:rFonts w:ascii="Times New Roman" w:hAnsi="Times New Roman" w:cs="Times New Roman" w:eastAsia="Times New Roman"/>
+          <w:sz w:val="24"/>
+          <w:szCs w:val="24"/>
+        </w:rPr>
         <w:t>The workflow is designed as a controlled ELT pipeline. Raw data is first extracted from Google Sheets, CSV/Excel exports, Google Calendar, and weather APIs. Python loaders write the raw source records into BigQuery Bronze tables with source metadata. dbt Core then transforms these records into Silver cleaned tables and Gold dashboard marts, while dbt tests and validation tables record data quality issues. Apache Airflow orchestrates the extraction, loading, dbt transformation, testing, weather enrichment, and refresh-log tasks so that the dashboard can show whether the latest data is fresh and reliable.</w:t>
       </w:r>
     </w:p>
@@ -7718,7 +7842,7 @@
             </w:pPr>
             <w:r>
               <w:rPr>
-                <w:rFonts w:ascii="Times New Roman" w:hAnsi="Times New Roman" w:cs="Times New Roman"/>
+                <w:rFonts w:ascii="Times New Roman" w:hAnsi="Times New Roman" w:cs="Times New Roman" w:eastAsia="Times New Roman"/>
                 <w:b/>
                 <w:color w:val="142332"/>
                 <w:sz w:val="24"/>
@@ -7751,7 +7875,7 @@
             </w:pPr>
             <w:r>
               <w:rPr>
-                <w:rFonts w:ascii="Times New Roman" w:hAnsi="Times New Roman" w:cs="Times New Roman"/>
+                <w:rFonts w:ascii="Times New Roman" w:hAnsi="Times New Roman" w:cs="Times New Roman" w:eastAsia="Times New Roman"/>
                 <w:b/>
                 <w:color w:val="142332"/>
                 <w:sz w:val="24"/>
@@ -7784,7 +7908,7 @@
             </w:pPr>
             <w:r>
               <w:rPr>
-                <w:rFonts w:ascii="Times New Roman" w:hAnsi="Times New Roman" w:cs="Times New Roman"/>
+                <w:rFonts w:ascii="Times New Roman" w:hAnsi="Times New Roman" w:cs="Times New Roman" w:eastAsia="Times New Roman"/>
                 <w:b/>
                 <w:color w:val="142332"/>
                 <w:sz w:val="24"/>
@@ -7822,7 +7946,7 @@
             </w:pPr>
             <w:r>
               <w:rPr>
-                <w:rFonts w:ascii="Times New Roman" w:hAnsi="Times New Roman" w:cs="Times New Roman"/>
+                <w:rFonts w:ascii="Times New Roman" w:hAnsi="Times New Roman" w:cs="Times New Roman" w:eastAsia="Times New Roman"/>
                 <w:sz w:val="24"/>
                 <w:szCs w:val="24"/>
               </w:rPr>
@@ -7852,7 +7976,7 @@
             </w:pPr>
             <w:r>
               <w:rPr>
-                <w:rFonts w:ascii="Times New Roman" w:hAnsi="Times New Roman" w:cs="Times New Roman"/>
+                <w:rFonts w:ascii="Times New Roman" w:hAnsi="Times New Roman" w:cs="Times New Roman" w:eastAsia="Times New Roman"/>
                 <w:sz w:val="24"/>
                 <w:szCs w:val="24"/>
               </w:rPr>
@@ -7882,7 +8006,7 @@
             </w:pPr>
             <w:r>
               <w:rPr>
-                <w:rFonts w:ascii="Times New Roman" w:hAnsi="Times New Roman" w:cs="Times New Roman"/>
+                <w:rFonts w:ascii="Times New Roman" w:hAnsi="Times New Roman" w:cs="Times New Roman" w:eastAsia="Times New Roman"/>
                 <w:sz w:val="24"/>
                 <w:szCs w:val="24"/>
               </w:rPr>
@@ -7909,6 +8033,11 @@
           </w:tcPr>
           <w:p>
             <w:r>
+              <w:rPr>
+                <w:rFonts w:ascii="Times New Roman" w:hAnsi="Times New Roman" w:eastAsia="Times New Roman" w:cs="Times New Roman"/>
+                <w:sz w:val="24"/>
+              </w:rPr>
+              <w:lastRenderedPageBreak/>
               <w:t>Extract/load and analytics</w:t>
             </w:r>
           </w:p>
@@ -7926,6 +8055,10 @@
           </w:tcPr>
           <w:p>
             <w:r>
+              <w:rPr>
+                <w:rFonts w:ascii="Times New Roman" w:hAnsi="Times New Roman" w:eastAsia="Times New Roman" w:cs="Times New Roman"/>
+                <w:sz w:val="24"/>
+              </w:rPr>
               <w:t>Python, Pandas, BigQuery client, scikit-learn where appropriate</w:t>
             </w:r>
           </w:p>
@@ -7943,6 +8076,10 @@
           </w:tcPr>
           <w:p>
             <w:r>
+              <w:rPr>
+                <w:rFonts w:ascii="Times New Roman" w:hAnsi="Times New Roman" w:eastAsia="Times New Roman" w:cs="Times New Roman"/>
+                <w:sz w:val="24"/>
+              </w:rPr>
               <w:t>Extract source data, load Bronze tables, run weather enrichment, and compute selected analytics outputs</w:t>
             </w:r>
           </w:p>
@@ -7966,6 +8103,10 @@
           </w:tcPr>
           <w:p>
             <w:r>
+              <w:rPr>
+                <w:rFonts w:ascii="Times New Roman" w:hAnsi="Times New Roman" w:eastAsia="Times New Roman" w:cs="Times New Roman"/>
+                <w:sz w:val="24"/>
+              </w:rPr>
               <w:t>Cloud warehouse</w:t>
             </w:r>
           </w:p>
@@ -7983,6 +8124,10 @@
           </w:tcPr>
           <w:p>
             <w:r>
+              <w:rPr>
+                <w:rFonts w:ascii="Times New Roman" w:hAnsi="Times New Roman" w:eastAsia="Times New Roman" w:cs="Times New Roman"/>
+                <w:sz w:val="24"/>
+              </w:rPr>
               <w:t>Google BigQuery</w:t>
             </w:r>
           </w:p>
@@ -8000,6 +8145,10 @@
           </w:tcPr>
           <w:p>
             <w:r>
+              <w:rPr>
+                <w:rFonts w:ascii="Times New Roman" w:hAnsi="Times New Roman" w:eastAsia="Times New Roman" w:cs="Times New Roman"/>
+                <w:sz w:val="24"/>
+              </w:rPr>
               <w:t>Store Bronze raw, Silver cleaned, and Gold dashboard-ready analytics tables</w:t>
             </w:r>
           </w:p>
@@ -8032,7 +8181,7 @@
             </w:pPr>
             <w:r>
               <w:rPr>
-                <w:rFonts w:ascii="Times New Roman" w:hAnsi="Times New Roman" w:cs="Times New Roman"/>
+                <w:rFonts w:ascii="Times New Roman" w:hAnsi="Times New Roman" w:cs="Times New Roman" w:eastAsia="Times New Roman"/>
                 <w:sz w:val="24"/>
                 <w:szCs w:val="24"/>
               </w:rPr>
@@ -8062,7 +8211,7 @@
             </w:pPr>
             <w:r>
               <w:rPr>
-                <w:rFonts w:ascii="Times New Roman" w:hAnsi="Times New Roman" w:cs="Times New Roman"/>
+                <w:rFonts w:ascii="Times New Roman" w:hAnsi="Times New Roman" w:cs="Times New Roman" w:eastAsia="Times New Roman"/>
                 <w:sz w:val="24"/>
                 <w:szCs w:val="24"/>
               </w:rPr>
@@ -8092,7 +8241,7 @@
             </w:pPr>
             <w:r>
               <w:rPr>
-                <w:rFonts w:ascii="Times New Roman" w:hAnsi="Times New Roman" w:cs="Times New Roman"/>
+                <w:rFonts w:ascii="Times New Roman" w:hAnsi="Times New Roman" w:cs="Times New Roman" w:eastAsia="Times New Roman"/>
                 <w:sz w:val="24"/>
                 <w:szCs w:val="24"/>
               </w:rPr>
@@ -8119,6 +8268,10 @@
           </w:tcPr>
           <w:p>
             <w:r>
+              <w:rPr>
+                <w:rFonts w:ascii="Times New Roman" w:hAnsi="Times New Roman" w:eastAsia="Times New Roman" w:cs="Times New Roman"/>
+                <w:sz w:val="24"/>
+              </w:rPr>
               <w:t>Orchestration</w:t>
             </w:r>
           </w:p>
@@ -8136,6 +8289,10 @@
           </w:tcPr>
           <w:p>
             <w:r>
+              <w:rPr>
+                <w:rFonts w:ascii="Times New Roman" w:hAnsi="Times New Roman" w:eastAsia="Times New Roman" w:cs="Times New Roman"/>
+                <w:sz w:val="24"/>
+              </w:rPr>
               <w:t>Apache Airflow</w:t>
             </w:r>
           </w:p>
@@ -8153,6 +8310,10 @@
           </w:tcPr>
           <w:p>
             <w:r>
+              <w:rPr>
+                <w:rFonts w:ascii="Times New Roman" w:hAnsi="Times New Roman" w:eastAsia="Times New Roman" w:cs="Times New Roman"/>
+                <w:sz w:val="24"/>
+              </w:rPr>
               <w:t>Schedule, monitor, retry, and log ELT pipeline tasks</w:t>
             </w:r>
           </w:p>
@@ -8176,6 +8337,10 @@
           </w:tcPr>
           <w:p>
             <w:r>
+              <w:rPr>
+                <w:rFonts w:ascii="Times New Roman" w:hAnsi="Times New Roman" w:eastAsia="Times New Roman" w:cs="Times New Roman"/>
+                <w:sz w:val="24"/>
+              </w:rPr>
               <w:t>Transformation and testing</w:t>
             </w:r>
           </w:p>
@@ -8193,6 +8358,10 @@
           </w:tcPr>
           <w:p>
             <w:r>
+              <w:rPr>
+                <w:rFonts w:ascii="Times New Roman" w:hAnsi="Times New Roman" w:eastAsia="Times New Roman" w:cs="Times New Roman"/>
+                <w:sz w:val="24"/>
+              </w:rPr>
               <w:t>dbt Core</w:t>
             </w:r>
           </w:p>
@@ -8210,6 +8379,10 @@
           </w:tcPr>
           <w:p>
             <w:r>
+              <w:rPr>
+                <w:rFonts w:ascii="Times New Roman" w:hAnsi="Times New Roman" w:eastAsia="Times New Roman" w:cs="Times New Roman"/>
+                <w:sz w:val="24"/>
+              </w:rPr>
               <w:t>Build SQL models, data tests, documentation, and lineage for BigQuery tables</w:t>
             </w:r>
           </w:p>
@@ -8242,7 +8415,7 @@
             </w:pPr>
             <w:r>
               <w:rPr>
-                <w:rFonts w:ascii="Times New Roman" w:hAnsi="Times New Roman" w:cs="Times New Roman"/>
+                <w:rFonts w:ascii="Times New Roman" w:hAnsi="Times New Roman" w:cs="Times New Roman" w:eastAsia="Times New Roman"/>
                 <w:sz w:val="24"/>
                 <w:szCs w:val="24"/>
               </w:rPr>
@@ -8272,7 +8445,7 @@
             </w:pPr>
             <w:r>
               <w:rPr>
-                <w:rFonts w:ascii="Times New Roman" w:hAnsi="Times New Roman" w:cs="Times New Roman"/>
+                <w:rFonts w:ascii="Times New Roman" w:hAnsi="Times New Roman" w:cs="Times New Roman" w:eastAsia="Times New Roman"/>
                 <w:sz w:val="24"/>
                 <w:szCs w:val="24"/>
               </w:rPr>
@@ -8302,7 +8475,7 @@
             </w:pPr>
             <w:r>
               <w:rPr>
-                <w:rFonts w:ascii="Times New Roman" w:hAnsi="Times New Roman" w:cs="Times New Roman"/>
+                <w:rFonts w:ascii="Times New Roman" w:hAnsi="Times New Roman" w:cs="Times New Roman" w:eastAsia="Times New Roman"/>
                 <w:sz w:val="24"/>
                 <w:szCs w:val="24"/>
               </w:rPr>
@@ -8338,7 +8511,7 @@
             </w:pPr>
             <w:r>
               <w:rPr>
-                <w:rFonts w:ascii="Times New Roman" w:hAnsi="Times New Roman" w:cs="Times New Roman"/>
+                <w:rFonts w:ascii="Times New Roman" w:hAnsi="Times New Roman" w:cs="Times New Roman" w:eastAsia="Times New Roman"/>
                 <w:sz w:val="24"/>
                 <w:szCs w:val="24"/>
               </w:rPr>
@@ -8368,7 +8541,7 @@
             </w:pPr>
             <w:r>
               <w:rPr>
-                <w:rFonts w:ascii="Times New Roman" w:hAnsi="Times New Roman" w:cs="Times New Roman"/>
+                <w:rFonts w:ascii="Times New Roman" w:hAnsi="Times New Roman" w:cs="Times New Roman" w:eastAsia="Times New Roman"/>
                 <w:sz w:val="24"/>
                 <w:szCs w:val="24"/>
               </w:rPr>
@@ -8398,7 +8571,7 @@
             </w:pPr>
             <w:r>
               <w:rPr>
-                <w:rFonts w:ascii="Times New Roman" w:hAnsi="Times New Roman" w:cs="Times New Roman"/>
+                <w:rFonts w:ascii="Times New Roman" w:hAnsi="Times New Roman" w:cs="Times New Roman" w:eastAsia="Times New Roman"/>
                 <w:sz w:val="24"/>
                 <w:szCs w:val="24"/>
               </w:rPr>
@@ -8408,32 +8581,71 @@
         </w:tc>
       </w:tr>
       <w:tr>
-        <w:tc>
-          <w:tcPr>
-            <w:tcW w:type="dxa" w:w="3038"/>
-          </w:tcPr>
-          <w:p>
-            <w:r>
+        <w:trPr>
+          <w:jc w:val="center"/>
+        </w:trPr>
+        <w:tc>
+          <w:tcPr>
+            <w:tcW w:w="3038" w:type="dxa"/>
+          </w:tcPr>
+          <w:p>
+            <w:pPr>
+              <w:rPr>
+                <w:rFonts w:ascii="Times New Roman" w:hAnsi="Times New Roman" w:cs="Times New Roman"/>
+                <w:sz w:val="24"/>
+                <w:szCs w:val="24"/>
+              </w:rPr>
+            </w:pPr>
+            <w:r>
+              <w:rPr>
+                <w:rFonts w:ascii="Times New Roman" w:hAnsi="Times New Roman" w:cs="Times New Roman" w:eastAsia="Times New Roman"/>
+                <w:sz w:val="24"/>
+                <w:szCs w:val="24"/>
+              </w:rPr>
               <w:t>Governance and quality</w:t>
             </w:r>
           </w:p>
         </w:tc>
         <w:tc>
           <w:tcPr>
-            <w:tcW w:type="dxa" w:w="2862"/>
-          </w:tcPr>
-          <w:p>
-            <w:r>
+            <w:tcW w:w="2862" w:type="dxa"/>
+          </w:tcPr>
+          <w:p>
+            <w:pPr>
+              <w:rPr>
+                <w:rFonts w:ascii="Times New Roman" w:hAnsi="Times New Roman" w:cs="Times New Roman"/>
+                <w:sz w:val="24"/>
+                <w:szCs w:val="24"/>
+              </w:rPr>
+            </w:pPr>
+            <w:r>
+              <w:rPr>
+                <w:rFonts w:ascii="Times New Roman" w:hAnsi="Times New Roman" w:cs="Times New Roman" w:eastAsia="Times New Roman"/>
+                <w:sz w:val="24"/>
+                <w:szCs w:val="24"/>
+              </w:rPr>
               <w:t>dbt tests, validation logs, anonymised views</w:t>
             </w:r>
           </w:p>
         </w:tc>
         <w:tc>
           <w:tcPr>
-            <w:tcW w:type="dxa" w:w="3116"/>
-          </w:tcPr>
-          <w:p>
-            <w:r>
+            <w:tcW w:w="3116" w:type="dxa"/>
+          </w:tcPr>
+          <w:p>
+            <w:pPr>
+              <w:rPr>
+                <w:rFonts w:ascii="Times New Roman" w:hAnsi="Times New Roman" w:cs="Times New Roman"/>
+                <w:sz w:val="24"/>
+                <w:szCs w:val="24"/>
+              </w:rPr>
+            </w:pPr>
+            <w:r>
+              <w:rPr>
+                <w:rFonts w:ascii="Times New Roman" w:hAnsi="Times New Roman" w:cs="Times New Roman" w:eastAsia="Times New Roman"/>
+                <w:sz w:val="24"/>
+                <w:szCs w:val="24"/>
+              </w:rPr>
               <w:t>Protect customer data and show data quality, contract, and refresh status</w:t>
             </w:r>
           </w:p>
@@ -8462,8 +8674,9 @@
       </w:pPr>
       <w:r>
         <w:rPr>
-          <w:rFonts w:ascii="Times New Roman" w:hAnsi="Times New Roman" w:cs="Times New Roman"/>
-          <w:sz w:val="24"/>
+          <w:rFonts w:ascii="Times New Roman" w:hAnsi="Times New Roman" w:cs="Times New Roman" w:eastAsia="Times New Roman"/>
+          <w:b/>
+          <w:sz w:val="26"/>
           <w:szCs w:val="24"/>
         </w:rPr>
         <w:t>3.3 BigQuery Data Warehouse Design</w:t>
@@ -8480,7 +8693,19 @@
         </w:rPr>
       </w:pPr>
       <w:r>
-        <w:t>BigQuery is selected because the project is analytics-oriented and the company data is connected to the Google ecosystem. BigQuery removes the need to maintain a database server while still allowing SQL-based modelling, scheduled queries, partitioned tables, and dashboard connections. The warehouse will follow a Bronze, Silver, and Gold design: Bronze tables preserve raw source records, Silver tables standardise entities and facts, and Gold marts serve dashboard-ready analytics to Superset.</w:t>
+        <w:rPr>
+          <w:rFonts w:ascii="Times New Roman" w:hAnsi="Times New Roman" w:eastAsia="Times New Roman" w:cs="Times New Roman"/>
+          <w:sz w:val="24"/>
+        </w:rPr>
+        <w:t xml:space="preserve">BigQuery is selected because the project is analytics-oriented and the company data is connected to the Google ecosystem. BigQuery removes the need to maintain a database server while still allowing SQL-based modelling, scheduled queries, partitioned tables, and dashboard connections. The warehouse will follow a Bronze, Silver, and Gold design: Bronze tables preserve raw source records, </w:t>
+      </w:r>
+      <w:r>
+        <w:rPr>
+          <w:rFonts w:ascii="Times New Roman" w:hAnsi="Times New Roman" w:eastAsia="Times New Roman" w:cs="Times New Roman"/>
+          <w:sz w:val="24"/>
+        </w:rPr>
+        <w:lastRenderedPageBreak/>
+        <w:t>Silver tables standardise entities and facts, and Gold marts serve dashboard-ready analytics to Superset.</w:t>
       </w:r>
     </w:p>
     <w:tbl>
@@ -8515,6 +8740,10 @@
           </w:tcPr>
           <w:p>
             <w:r>
+              <w:rPr>
+                <w:rFonts w:ascii="Times New Roman" w:hAnsi="Times New Roman" w:eastAsia="Times New Roman" w:cs="Times New Roman"/>
+                <w:sz w:val="24"/>
+              </w:rPr>
               <w:t>Layer</w:t>
             </w:r>
           </w:p>
@@ -8533,6 +8762,10 @@
           </w:tcPr>
           <w:p>
             <w:r>
+              <w:rPr>
+                <w:rFonts w:ascii="Times New Roman" w:hAnsi="Times New Roman" w:eastAsia="Times New Roman" w:cs="Times New Roman"/>
+                <w:sz w:val="24"/>
+              </w:rPr>
               <w:t>Purpose</w:t>
             </w:r>
           </w:p>
@@ -8551,6 +8784,10 @@
           </w:tcPr>
           <w:p>
             <w:r>
+              <w:rPr>
+                <w:rFonts w:ascii="Times New Roman" w:hAnsi="Times New Roman" w:eastAsia="Times New Roman" w:cs="Times New Roman"/>
+                <w:sz w:val="24"/>
+              </w:rPr>
               <w:t>Example Tables</w:t>
             </w:r>
           </w:p>
@@ -8574,6 +8811,10 @@
           </w:tcPr>
           <w:p>
             <w:r>
+              <w:rPr>
+                <w:rFonts w:ascii="Times New Roman" w:hAnsi="Times New Roman" w:eastAsia="Times New Roman" w:cs="Times New Roman"/>
+                <w:sz w:val="24"/>
+              </w:rPr>
               <w:t>Bronze raw</w:t>
             </w:r>
           </w:p>
@@ -8591,6 +8832,10 @@
           </w:tcPr>
           <w:p>
             <w:r>
+              <w:rPr>
+                <w:rFonts w:ascii="Times New Roman" w:hAnsi="Times New Roman" w:eastAsia="Times New Roman" w:cs="Times New Roman"/>
+                <w:sz w:val="24"/>
+              </w:rPr>
               <w:t>Store raw imported data with minimal transformation and source metadata</w:t>
             </w:r>
           </w:p>
@@ -8608,6 +8853,10 @@
           </w:tcPr>
           <w:p>
             <w:r>
+              <w:rPr>
+                <w:rFonts w:ascii="Times New Roman" w:hAnsi="Times New Roman" w:eastAsia="Times New Roman" w:cs="Times New Roman"/>
+                <w:sz w:val="24"/>
+              </w:rPr>
               <w:t>bronze_google_sheets_services, bronze_calendar_events, bronze_open_meteo_weather</w:t>
             </w:r>
           </w:p>
@@ -8631,6 +8880,10 @@
           </w:tcPr>
           <w:p>
             <w:r>
+              <w:rPr>
+                <w:rFonts w:ascii="Times New Roman" w:hAnsi="Times New Roman" w:eastAsia="Times New Roman" w:cs="Times New Roman"/>
+                <w:sz w:val="24"/>
+              </w:rPr>
               <w:t>Silver cleaned</w:t>
             </w:r>
           </w:p>
@@ -8648,6 +8901,10 @@
           </w:tcPr>
           <w:p>
             <w:r>
+              <w:rPr>
+                <w:rFonts w:ascii="Times New Roman" w:hAnsi="Times New Roman" w:eastAsia="Times New Roman" w:cs="Times New Roman"/>
+                <w:sz w:val="24"/>
+              </w:rPr>
               <w:t>Standardised dimensions and facts built through dbt models</w:t>
             </w:r>
           </w:p>
@@ -8665,6 +8922,10 @@
           </w:tcPr>
           <w:p>
             <w:r>
+              <w:rPr>
+                <w:rFonts w:ascii="Times New Roman" w:hAnsi="Times New Roman" w:eastAsia="Times New Roman" w:cs="Times New Roman"/>
+                <w:sz w:val="24"/>
+              </w:rPr>
               <w:t>dim_customer, dim_area, dim_pest, fact_service, fact_payment, fact_warranty, fact_refund</w:t>
             </w:r>
           </w:p>
@@ -8688,6 +8949,10 @@
           </w:tcPr>
           <w:p>
             <w:r>
+              <w:rPr>
+                <w:rFonts w:ascii="Times New Roman" w:hAnsi="Times New Roman" w:eastAsia="Times New Roman" w:cs="Times New Roman"/>
+                <w:sz w:val="24"/>
+              </w:rPr>
               <w:t>Gold marts</w:t>
             </w:r>
           </w:p>
@@ -8705,6 +8970,10 @@
           </w:tcPr>
           <w:p>
             <w:r>
+              <w:rPr>
+                <w:rFonts w:ascii="Times New Roman" w:hAnsi="Times New Roman" w:eastAsia="Times New Roman" w:cs="Times New Roman"/>
+                <w:sz w:val="24"/>
+              </w:rPr>
               <w:t>Dashboard-ready tables and views consumed by Superset</w:t>
             </w:r>
           </w:p>
@@ -8722,38 +8991,57 @@
           </w:tcPr>
           <w:p>
             <w:r>
+              <w:rPr>
+                <w:rFonts w:ascii="Times New Roman" w:hAnsi="Times New Roman" w:eastAsia="Times New Roman" w:cs="Times New Roman"/>
+                <w:sz w:val="24"/>
+              </w:rPr>
               <w:t>mart_area_risk, mart_treatment_difficulty, mart_recurrence_windows, mart_data_quality, mart_pipeline_status</w:t>
             </w:r>
           </w:p>
         </w:tc>
       </w:tr>
       <w:tr>
-        <w:tc>
-          <w:tcPr>
-            <w:tcW w:type="dxa" w:w="1740"/>
-          </w:tcPr>
-          <w:p>
-            <w:r>
+        <w:trPr>
+          <w:jc w:val="center"/>
+        </w:trPr>
+        <w:tc>
+          <w:tcPr>
+            <w:tcW w:w="1740" w:type="dxa"/>
+          </w:tcPr>
+          <w:p>
+            <w:r>
+              <w:rPr>
+                <w:rFonts w:ascii="Times New Roman" w:hAnsi="Times New Roman" w:eastAsia="Times New Roman" w:cs="Times New Roman"/>
+                <w:sz w:val="24"/>
+              </w:rPr>
               <w:t>Audit and lineage</w:t>
             </w:r>
           </w:p>
         </w:tc>
         <w:tc>
           <w:tcPr>
-            <w:tcW w:type="dxa" w:w="2680"/>
-          </w:tcPr>
-          <w:p>
-            <w:r>
+            <w:tcW w:w="2680" w:type="dxa"/>
+          </w:tcPr>
+          <w:p>
+            <w:r>
+              <w:rPr>
+                <w:rFonts w:ascii="Times New Roman" w:hAnsi="Times New Roman" w:eastAsia="Times New Roman" w:cs="Times New Roman"/>
+                <w:sz w:val="24"/>
+              </w:rPr>
               <w:t>Store pipeline runs, quality checks, source freshness, and matching confidence</w:t>
             </w:r>
           </w:p>
         </w:tc>
         <w:tc>
           <w:tcPr>
-            <w:tcW w:type="dxa" w:w="4596"/>
-          </w:tcPr>
-          <w:p>
-            <w:r>
+            <w:tcW w:w="4596" w:type="dxa"/>
+          </w:tcPr>
+          <w:p>
+            <w:r>
+              <w:rPr>
+                <w:rFonts w:ascii="Times New Roman" w:hAnsi="Times New Roman" w:eastAsia="Times New Roman" w:cs="Times New Roman"/>
+                <w:sz w:val="24"/>
+              </w:rPr>
               <w:t>etl_run_log, data_quality_log, source_refresh_status, record_match_log, weather_enrichment_log</w:t>
             </w:r>
           </w:p>
@@ -8781,6 +9069,10 @@
         </w:rPr>
       </w:pPr>
       <w:r>
+        <w:rPr>
+          <w:rFonts w:ascii="Times New Roman" w:hAnsi="Times New Roman" w:eastAsia="Times New Roman" w:cs="Times New Roman"/>
+          <w:sz w:val="24"/>
+        </w:rPr>
         <w:t>The design will use stable identifiers such as customer_id, service_id, date, area, postcode, pest_type, package_type, technician, and team. BigQuery is used as an analytics warehouse rather than a transaction-processing database, so relationships will be managed through consistent keys, SQL joins, dbt models, data tests, lineage documentation, and validation logs rather than transactional foreign-key enforcement.</w:t>
       </w:r>
     </w:p>
@@ -8825,7 +9117,7 @@
             </w:pPr>
             <w:r>
               <w:rPr>
-                <w:rFonts w:ascii="Times New Roman" w:hAnsi="Times New Roman" w:cs="Times New Roman"/>
+                <w:rFonts w:ascii="Times New Roman" w:hAnsi="Times New Roman" w:cs="Times New Roman" w:eastAsia="Times New Roman"/>
                 <w:b/>
                 <w:color w:val="142332"/>
                 <w:sz w:val="24"/>
@@ -8858,7 +9150,7 @@
             </w:pPr>
             <w:r>
               <w:rPr>
-                <w:rFonts w:ascii="Times New Roman" w:hAnsi="Times New Roman" w:cs="Times New Roman"/>
+                <w:rFonts w:ascii="Times New Roman" w:hAnsi="Times New Roman" w:cs="Times New Roman" w:eastAsia="Times New Roman"/>
                 <w:b/>
                 <w:color w:val="142332"/>
                 <w:sz w:val="24"/>
@@ -8891,7 +9183,7 @@
             </w:pPr>
             <w:r>
               <w:rPr>
-                <w:rFonts w:ascii="Times New Roman" w:hAnsi="Times New Roman" w:cs="Times New Roman"/>
+                <w:rFonts w:ascii="Times New Roman" w:hAnsi="Times New Roman" w:cs="Times New Roman" w:eastAsia="Times New Roman"/>
                 <w:b/>
                 <w:color w:val="142332"/>
                 <w:sz w:val="24"/>
@@ -8929,7 +9221,7 @@
             </w:pPr>
             <w:r>
               <w:rPr>
-                <w:rFonts w:ascii="Times New Roman" w:hAnsi="Times New Roman" w:cs="Times New Roman"/>
+                <w:rFonts w:ascii="Times New Roman" w:hAnsi="Times New Roman" w:cs="Times New Roman" w:eastAsia="Times New Roman"/>
                 <w:sz w:val="24"/>
                 <w:szCs w:val="24"/>
               </w:rPr>
@@ -8959,7 +9251,7 @@
             </w:pPr>
             <w:r>
               <w:rPr>
-                <w:rFonts w:ascii="Times New Roman" w:hAnsi="Times New Roman" w:cs="Times New Roman"/>
+                <w:rFonts w:ascii="Times New Roman" w:hAnsi="Times New Roman" w:cs="Times New Roman" w:eastAsia="Times New Roman"/>
                 <w:sz w:val="24"/>
                 <w:szCs w:val="24"/>
               </w:rPr>
@@ -8989,7 +9281,7 @@
             </w:pPr>
             <w:r>
               <w:rPr>
-                <w:rFonts w:ascii="Times New Roman" w:hAnsi="Times New Roman" w:cs="Times New Roman"/>
+                <w:rFonts w:ascii="Times New Roman" w:hAnsi="Times New Roman" w:cs="Times New Roman" w:eastAsia="Times New Roman"/>
                 <w:sz w:val="24"/>
                 <w:szCs w:val="24"/>
               </w:rPr>
@@ -9025,7 +9317,7 @@
             </w:pPr>
             <w:r>
               <w:rPr>
-                <w:rFonts w:ascii="Times New Roman" w:hAnsi="Times New Roman" w:cs="Times New Roman"/>
+                <w:rFonts w:ascii="Times New Roman" w:hAnsi="Times New Roman" w:cs="Times New Roman" w:eastAsia="Times New Roman"/>
                 <w:sz w:val="24"/>
                 <w:szCs w:val="24"/>
               </w:rPr>
@@ -9055,7 +9347,7 @@
             </w:pPr>
             <w:r>
               <w:rPr>
-                <w:rFonts w:ascii="Times New Roman" w:hAnsi="Times New Roman" w:cs="Times New Roman"/>
+                <w:rFonts w:ascii="Times New Roman" w:hAnsi="Times New Roman" w:cs="Times New Roman" w:eastAsia="Times New Roman"/>
                 <w:sz w:val="24"/>
                 <w:szCs w:val="24"/>
               </w:rPr>
@@ -9064,7 +9356,7 @@
             <w:proofErr w:type="gramStart"/>
             <w:r>
               <w:rPr>
-                <w:rFonts w:ascii="Times New Roman" w:hAnsi="Times New Roman" w:cs="Times New Roman"/>
+                <w:rFonts w:ascii="Times New Roman" w:hAnsi="Times New Roman" w:cs="Times New Roman" w:eastAsia="Times New Roman"/>
                 <w:sz w:val="24"/>
                 <w:szCs w:val="24"/>
               </w:rPr>
@@ -9073,7 +9365,7 @@
             <w:proofErr w:type="gramEnd"/>
             <w:r>
               <w:rPr>
-                <w:rFonts w:ascii="Times New Roman" w:hAnsi="Times New Roman" w:cs="Times New Roman"/>
+                <w:rFonts w:ascii="Times New Roman" w:hAnsi="Times New Roman" w:cs="Times New Roman" w:eastAsia="Times New Roman"/>
                 <w:sz w:val="24"/>
                 <w:szCs w:val="24"/>
               </w:rPr>
@@ -9103,7 +9395,7 @@
             </w:pPr>
             <w:r>
               <w:rPr>
-                <w:rFonts w:ascii="Times New Roman" w:hAnsi="Times New Roman" w:cs="Times New Roman"/>
+                <w:rFonts w:ascii="Times New Roman" w:hAnsi="Times New Roman" w:cs="Times New Roman" w:eastAsia="Times New Roman"/>
                 <w:sz w:val="24"/>
                 <w:szCs w:val="24"/>
               </w:rPr>
@@ -9139,10 +9431,11 @@
             </w:pPr>
             <w:r>
               <w:rPr>
-                <w:rFonts w:ascii="Times New Roman" w:hAnsi="Times New Roman" w:cs="Times New Roman"/>
-                <w:sz w:val="24"/>
-                <w:szCs w:val="24"/>
-              </w:rPr>
+                <w:rFonts w:ascii="Times New Roman" w:hAnsi="Times New Roman" w:cs="Times New Roman" w:eastAsia="Times New Roman"/>
+                <w:sz w:val="24"/>
+                <w:szCs w:val="24"/>
+              </w:rPr>
+              <w:lastRenderedPageBreak/>
               <w:t>fact_service -&gt; fact_refund</w:t>
             </w:r>
           </w:p>
@@ -9169,7 +9462,7 @@
             </w:pPr>
             <w:r>
               <w:rPr>
-                <w:rFonts w:ascii="Times New Roman" w:hAnsi="Times New Roman" w:cs="Times New Roman"/>
+                <w:rFonts w:ascii="Times New Roman" w:hAnsi="Times New Roman" w:cs="Times New Roman" w:eastAsia="Times New Roman"/>
                 <w:sz w:val="24"/>
                 <w:szCs w:val="24"/>
               </w:rPr>
@@ -9199,7 +9492,7 @@
             </w:pPr>
             <w:r>
               <w:rPr>
-                <w:rFonts w:ascii="Times New Roman" w:hAnsi="Times New Roman" w:cs="Times New Roman"/>
+                <w:rFonts w:ascii="Times New Roman" w:hAnsi="Times New Roman" w:cs="Times New Roman" w:eastAsia="Times New Roman"/>
                 <w:sz w:val="24"/>
                 <w:szCs w:val="24"/>
               </w:rPr>
@@ -9235,11 +9528,10 @@
             </w:pPr>
             <w:r>
               <w:rPr>
-                <w:rFonts w:ascii="Times New Roman" w:hAnsi="Times New Roman" w:cs="Times New Roman"/>
-                <w:sz w:val="24"/>
-                <w:szCs w:val="24"/>
-              </w:rPr>
-              <w:lastRenderedPageBreak/>
+                <w:rFonts w:ascii="Times New Roman" w:hAnsi="Times New Roman" w:cs="Times New Roman" w:eastAsia="Times New Roman"/>
+                <w:sz w:val="24"/>
+                <w:szCs w:val="24"/>
+              </w:rPr>
               <w:t>fact_service -&gt; fact_calendar_event</w:t>
             </w:r>
           </w:p>
@@ -9266,7 +9558,7 @@
             </w:pPr>
             <w:r>
               <w:rPr>
-                <w:rFonts w:ascii="Times New Roman" w:hAnsi="Times New Roman" w:cs="Times New Roman"/>
+                <w:rFonts w:ascii="Times New Roman" w:hAnsi="Times New Roman" w:cs="Times New Roman" w:eastAsia="Times New Roman"/>
                 <w:sz w:val="24"/>
                 <w:szCs w:val="24"/>
               </w:rPr>
@@ -9296,7 +9588,7 @@
             </w:pPr>
             <w:r>
               <w:rPr>
-                <w:rFonts w:ascii="Times New Roman" w:hAnsi="Times New Roman" w:cs="Times New Roman"/>
+                <w:rFonts w:ascii="Times New Roman" w:hAnsi="Times New Roman" w:cs="Times New Roman" w:eastAsia="Times New Roman"/>
                 <w:sz w:val="24"/>
                 <w:szCs w:val="24"/>
               </w:rPr>
@@ -9332,7 +9624,7 @@
             </w:pPr>
             <w:r>
               <w:rPr>
-                <w:rFonts w:ascii="Times New Roman" w:hAnsi="Times New Roman" w:cs="Times New Roman"/>
+                <w:rFonts w:ascii="Times New Roman" w:hAnsi="Times New Roman" w:cs="Times New Roman" w:eastAsia="Times New Roman"/>
                 <w:sz w:val="24"/>
                 <w:szCs w:val="24"/>
               </w:rPr>
@@ -9362,7 +9654,7 @@
             </w:pPr>
             <w:r>
               <w:rPr>
-                <w:rFonts w:ascii="Times New Roman" w:hAnsi="Times New Roman" w:cs="Times New Roman"/>
+                <w:rFonts w:ascii="Times New Roman" w:hAnsi="Times New Roman" w:cs="Times New Roman" w:eastAsia="Times New Roman"/>
                 <w:sz w:val="24"/>
                 <w:szCs w:val="24"/>
               </w:rPr>
@@ -9392,7 +9684,7 @@
             </w:pPr>
             <w:r>
               <w:rPr>
-                <w:rFonts w:ascii="Times New Roman" w:hAnsi="Times New Roman" w:cs="Times New Roman"/>
+                <w:rFonts w:ascii="Times New Roman" w:hAnsi="Times New Roman" w:cs="Times New Roman" w:eastAsia="Times New Roman"/>
                 <w:sz w:val="24"/>
                 <w:szCs w:val="24"/>
               </w:rPr>
@@ -9428,7 +9720,7 @@
             </w:pPr>
             <w:r>
               <w:rPr>
-                <w:rFonts w:ascii="Times New Roman" w:hAnsi="Times New Roman" w:cs="Times New Roman"/>
+                <w:rFonts w:ascii="Times New Roman" w:hAnsi="Times New Roman" w:cs="Times New Roman" w:eastAsia="Times New Roman"/>
                 <w:sz w:val="24"/>
                 <w:szCs w:val="24"/>
               </w:rPr>
@@ -9458,7 +9750,7 @@
             </w:pPr>
             <w:r>
               <w:rPr>
-                <w:rFonts w:ascii="Times New Roman" w:hAnsi="Times New Roman" w:cs="Times New Roman"/>
+                <w:rFonts w:ascii="Times New Roman" w:hAnsi="Times New Roman" w:cs="Times New Roman" w:eastAsia="Times New Roman"/>
                 <w:sz w:val="24"/>
                 <w:szCs w:val="24"/>
               </w:rPr>
@@ -9488,7 +9780,7 @@
             </w:pPr>
             <w:r>
               <w:rPr>
-                <w:rFonts w:ascii="Times New Roman" w:hAnsi="Times New Roman" w:cs="Times New Roman"/>
+                <w:rFonts w:ascii="Times New Roman" w:hAnsi="Times New Roman" w:cs="Times New Roman" w:eastAsia="Times New Roman"/>
                 <w:sz w:val="24"/>
                 <w:szCs w:val="24"/>
               </w:rPr>
@@ -9524,7 +9816,7 @@
             </w:pPr>
             <w:r>
               <w:rPr>
-                <w:rFonts w:ascii="Times New Roman" w:hAnsi="Times New Roman" w:cs="Times New Roman"/>
+                <w:rFonts w:ascii="Times New Roman" w:hAnsi="Times New Roman" w:cs="Times New Roman" w:eastAsia="Times New Roman"/>
                 <w:sz w:val="24"/>
                 <w:szCs w:val="24"/>
               </w:rPr>
@@ -9554,7 +9846,7 @@
             </w:pPr>
             <w:r>
               <w:rPr>
-                <w:rFonts w:ascii="Times New Roman" w:hAnsi="Times New Roman" w:cs="Times New Roman"/>
+                <w:rFonts w:ascii="Times New Roman" w:hAnsi="Times New Roman" w:cs="Times New Roman" w:eastAsia="Times New Roman"/>
                 <w:sz w:val="24"/>
                 <w:szCs w:val="24"/>
               </w:rPr>
@@ -9584,7 +9876,7 @@
             </w:pPr>
             <w:r>
               <w:rPr>
-                <w:rFonts w:ascii="Times New Roman" w:hAnsi="Times New Roman" w:cs="Times New Roman"/>
+                <w:rFonts w:ascii="Times New Roman" w:hAnsi="Times New Roman" w:cs="Times New Roman" w:eastAsia="Times New Roman"/>
                 <w:sz w:val="24"/>
                 <w:szCs w:val="24"/>
               </w:rPr>
@@ -9620,7 +9912,7 @@
             </w:pPr>
             <w:r>
               <w:rPr>
-                <w:rFonts w:ascii="Times New Roman" w:hAnsi="Times New Roman" w:cs="Times New Roman"/>
+                <w:rFonts w:ascii="Times New Roman" w:hAnsi="Times New Roman" w:cs="Times New Roman" w:eastAsia="Times New Roman"/>
                 <w:sz w:val="24"/>
                 <w:szCs w:val="24"/>
               </w:rPr>
@@ -9650,7 +9942,7 @@
             </w:pPr>
             <w:r>
               <w:rPr>
-                <w:rFonts w:ascii="Times New Roman" w:hAnsi="Times New Roman" w:cs="Times New Roman"/>
+                <w:rFonts w:ascii="Times New Roman" w:hAnsi="Times New Roman" w:cs="Times New Roman" w:eastAsia="Times New Roman"/>
                 <w:sz w:val="24"/>
                 <w:szCs w:val="24"/>
               </w:rPr>
@@ -9680,7 +9972,7 @@
             </w:pPr>
             <w:r>
               <w:rPr>
-                <w:rFonts w:ascii="Times New Roman" w:hAnsi="Times New Roman" w:cs="Times New Roman"/>
+                <w:rFonts w:ascii="Times New Roman" w:hAnsi="Times New Roman" w:cs="Times New Roman" w:eastAsia="Times New Roman"/>
                 <w:sz w:val="24"/>
                 <w:szCs w:val="24"/>
               </w:rPr>
@@ -9712,10 +10004,12 @@
       </w:pPr>
       <w:r>
         <w:rPr>
-          <w:rFonts w:ascii="Times New Roman" w:hAnsi="Times New Roman" w:cs="Times New Roman"/>
-          <w:sz w:val="24"/>
-          <w:szCs w:val="24"/>
-        </w:rPr>
+          <w:rFonts w:ascii="Times New Roman" w:hAnsi="Times New Roman" w:cs="Times New Roman" w:eastAsia="Times New Roman"/>
+          <w:b/>
+          <w:sz w:val="26"/>
+          <w:szCs w:val="24"/>
+        </w:rPr>
+        <w:lastRenderedPageBreak/>
         <w:t>3.4 Data Sources and Field Mapping</w:t>
       </w:r>
     </w:p>
@@ -9760,7 +10054,7 @@
             </w:pPr>
             <w:r>
               <w:rPr>
-                <w:rFonts w:ascii="Times New Roman" w:hAnsi="Times New Roman" w:cs="Times New Roman"/>
+                <w:rFonts w:ascii="Times New Roman" w:hAnsi="Times New Roman" w:cs="Times New Roman" w:eastAsia="Times New Roman"/>
                 <w:b/>
                 <w:color w:val="142332"/>
                 <w:sz w:val="24"/>
@@ -9793,7 +10087,7 @@
             </w:pPr>
             <w:r>
               <w:rPr>
-                <w:rFonts w:ascii="Times New Roman" w:hAnsi="Times New Roman" w:cs="Times New Roman"/>
+                <w:rFonts w:ascii="Times New Roman" w:hAnsi="Times New Roman" w:cs="Times New Roman" w:eastAsia="Times New Roman"/>
                 <w:b/>
                 <w:color w:val="142332"/>
                 <w:sz w:val="24"/>
@@ -9826,7 +10120,7 @@
             </w:pPr>
             <w:r>
               <w:rPr>
-                <w:rFonts w:ascii="Times New Roman" w:hAnsi="Times New Roman" w:cs="Times New Roman"/>
+                <w:rFonts w:ascii="Times New Roman" w:hAnsi="Times New Roman" w:cs="Times New Roman" w:eastAsia="Times New Roman"/>
                 <w:b/>
                 <w:color w:val="142332"/>
                 <w:sz w:val="24"/>
@@ -9864,7 +10158,7 @@
             </w:pPr>
             <w:r>
               <w:rPr>
-                <w:rFonts w:ascii="Times New Roman" w:hAnsi="Times New Roman" w:cs="Times New Roman"/>
+                <w:rFonts w:ascii="Times New Roman" w:hAnsi="Times New Roman" w:cs="Times New Roman" w:eastAsia="Times New Roman"/>
                 <w:sz w:val="24"/>
                 <w:szCs w:val="24"/>
               </w:rPr>
@@ -9894,7 +10188,7 @@
             </w:pPr>
             <w:r>
               <w:rPr>
-                <w:rFonts w:ascii="Times New Roman" w:hAnsi="Times New Roman" w:cs="Times New Roman"/>
+                <w:rFonts w:ascii="Times New Roman" w:hAnsi="Times New Roman" w:cs="Times New Roman" w:eastAsia="Times New Roman"/>
                 <w:sz w:val="24"/>
                 <w:szCs w:val="24"/>
               </w:rPr>
@@ -9924,7 +10218,7 @@
             </w:pPr>
             <w:r>
               <w:rPr>
-                <w:rFonts w:ascii="Times New Roman" w:hAnsi="Times New Roman" w:cs="Times New Roman"/>
+                <w:rFonts w:ascii="Times New Roman" w:hAnsi="Times New Roman" w:cs="Times New Roman" w:eastAsia="Times New Roman"/>
                 <w:sz w:val="24"/>
                 <w:szCs w:val="24"/>
               </w:rPr>
@@ -9960,11 +10254,10 @@
             </w:pPr>
             <w:r>
               <w:rPr>
-                <w:rFonts w:ascii="Times New Roman" w:hAnsi="Times New Roman" w:cs="Times New Roman"/>
-                <w:sz w:val="24"/>
-                <w:szCs w:val="24"/>
-              </w:rPr>
-              <w:lastRenderedPageBreak/>
+                <w:rFonts w:ascii="Times New Roman" w:hAnsi="Times New Roman" w:cs="Times New Roman" w:eastAsia="Times New Roman"/>
+                <w:sz w:val="24"/>
+                <w:szCs w:val="24"/>
+              </w:rPr>
               <w:t>Services / sales</w:t>
             </w:r>
           </w:p>
@@ -9991,7 +10284,7 @@
             </w:pPr>
             <w:r>
               <w:rPr>
-                <w:rFonts w:ascii="Times New Roman" w:hAnsi="Times New Roman" w:cs="Times New Roman"/>
+                <w:rFonts w:ascii="Times New Roman" w:hAnsi="Times New Roman" w:cs="Times New Roman" w:eastAsia="Times New Roman"/>
                 <w:sz w:val="24"/>
                 <w:szCs w:val="24"/>
               </w:rPr>
@@ -10021,7 +10314,7 @@
             </w:pPr>
             <w:r>
               <w:rPr>
-                <w:rFonts w:ascii="Times New Roman" w:hAnsi="Times New Roman" w:cs="Times New Roman"/>
+                <w:rFonts w:ascii="Times New Roman" w:hAnsi="Times New Roman" w:cs="Times New Roman" w:eastAsia="Times New Roman"/>
                 <w:sz w:val="24"/>
                 <w:szCs w:val="24"/>
               </w:rPr>
@@ -10057,7 +10350,7 @@
             </w:pPr>
             <w:r>
               <w:rPr>
-                <w:rFonts w:ascii="Times New Roman" w:hAnsi="Times New Roman" w:cs="Times New Roman"/>
+                <w:rFonts w:ascii="Times New Roman" w:hAnsi="Times New Roman" w:cs="Times New Roman" w:eastAsia="Times New Roman"/>
                 <w:sz w:val="24"/>
                 <w:szCs w:val="24"/>
               </w:rPr>
@@ -10087,7 +10380,7 @@
             </w:pPr>
             <w:r>
               <w:rPr>
-                <w:rFonts w:ascii="Times New Roman" w:hAnsi="Times New Roman" w:cs="Times New Roman"/>
+                <w:rFonts w:ascii="Times New Roman" w:hAnsi="Times New Roman" w:cs="Times New Roman" w:eastAsia="Times New Roman"/>
                 <w:sz w:val="24"/>
                 <w:szCs w:val="24"/>
               </w:rPr>
@@ -10117,7 +10410,7 @@
             </w:pPr>
             <w:r>
               <w:rPr>
-                <w:rFonts w:ascii="Times New Roman" w:hAnsi="Times New Roman" w:cs="Times New Roman"/>
+                <w:rFonts w:ascii="Times New Roman" w:hAnsi="Times New Roman" w:cs="Times New Roman" w:eastAsia="Times New Roman"/>
                 <w:sz w:val="24"/>
                 <w:szCs w:val="24"/>
               </w:rPr>
@@ -10153,7 +10446,7 @@
             </w:pPr>
             <w:r>
               <w:rPr>
-                <w:rFonts w:ascii="Times New Roman" w:hAnsi="Times New Roman" w:cs="Times New Roman"/>
+                <w:rFonts w:ascii="Times New Roman" w:hAnsi="Times New Roman" w:cs="Times New Roman" w:eastAsia="Times New Roman"/>
                 <w:sz w:val="24"/>
                 <w:szCs w:val="24"/>
               </w:rPr>
@@ -10183,7 +10476,7 @@
             </w:pPr>
             <w:r>
               <w:rPr>
-                <w:rFonts w:ascii="Times New Roman" w:hAnsi="Times New Roman" w:cs="Times New Roman"/>
+                <w:rFonts w:ascii="Times New Roman" w:hAnsi="Times New Roman" w:cs="Times New Roman" w:eastAsia="Times New Roman"/>
                 <w:sz w:val="24"/>
                 <w:szCs w:val="24"/>
               </w:rPr>
@@ -10213,7 +10506,7 @@
             </w:pPr>
             <w:r>
               <w:rPr>
-                <w:rFonts w:ascii="Times New Roman" w:hAnsi="Times New Roman" w:cs="Times New Roman"/>
+                <w:rFonts w:ascii="Times New Roman" w:hAnsi="Times New Roman" w:cs="Times New Roman" w:eastAsia="Times New Roman"/>
                 <w:sz w:val="24"/>
                 <w:szCs w:val="24"/>
               </w:rPr>
@@ -10249,7 +10542,7 @@
             </w:pPr>
             <w:r>
               <w:rPr>
-                <w:rFonts w:ascii="Times New Roman" w:hAnsi="Times New Roman" w:cs="Times New Roman"/>
+                <w:rFonts w:ascii="Times New Roman" w:hAnsi="Times New Roman" w:cs="Times New Roman" w:eastAsia="Times New Roman"/>
                 <w:sz w:val="24"/>
                 <w:szCs w:val="24"/>
               </w:rPr>
@@ -10279,7 +10572,7 @@
             </w:pPr>
             <w:r>
               <w:rPr>
-                <w:rFonts w:ascii="Times New Roman" w:hAnsi="Times New Roman" w:cs="Times New Roman"/>
+                <w:rFonts w:ascii="Times New Roman" w:hAnsi="Times New Roman" w:cs="Times New Roman" w:eastAsia="Times New Roman"/>
                 <w:sz w:val="24"/>
                 <w:szCs w:val="24"/>
               </w:rPr>
@@ -10309,7 +10602,7 @@
             </w:pPr>
             <w:r>
               <w:rPr>
-                <w:rFonts w:ascii="Times New Roman" w:hAnsi="Times New Roman" w:cs="Times New Roman"/>
+                <w:rFonts w:ascii="Times New Roman" w:hAnsi="Times New Roman" w:cs="Times New Roman" w:eastAsia="Times New Roman"/>
                 <w:sz w:val="24"/>
                 <w:szCs w:val="24"/>
               </w:rPr>
@@ -10345,7 +10638,7 @@
             </w:pPr>
             <w:r>
               <w:rPr>
-                <w:rFonts w:ascii="Times New Roman" w:hAnsi="Times New Roman" w:cs="Times New Roman"/>
+                <w:rFonts w:ascii="Times New Roman" w:hAnsi="Times New Roman" w:cs="Times New Roman" w:eastAsia="Times New Roman"/>
                 <w:sz w:val="24"/>
                 <w:szCs w:val="24"/>
               </w:rPr>
@@ -10375,7 +10668,7 @@
             </w:pPr>
             <w:r>
               <w:rPr>
-                <w:rFonts w:ascii="Times New Roman" w:hAnsi="Times New Roman" w:cs="Times New Roman"/>
+                <w:rFonts w:ascii="Times New Roman" w:hAnsi="Times New Roman" w:cs="Times New Roman" w:eastAsia="Times New Roman"/>
                 <w:sz w:val="24"/>
                 <w:szCs w:val="24"/>
               </w:rPr>
@@ -10405,7 +10698,7 @@
             </w:pPr>
             <w:r>
               <w:rPr>
-                <w:rFonts w:ascii="Times New Roman" w:hAnsi="Times New Roman" w:cs="Times New Roman"/>
+                <w:rFonts w:ascii="Times New Roman" w:hAnsi="Times New Roman" w:cs="Times New Roman" w:eastAsia="Times New Roman"/>
                 <w:sz w:val="24"/>
                 <w:szCs w:val="24"/>
               </w:rPr>
@@ -10441,7 +10734,7 @@
             </w:pPr>
             <w:r>
               <w:rPr>
-                <w:rFonts w:ascii="Times New Roman" w:hAnsi="Times New Roman" w:cs="Times New Roman"/>
+                <w:rFonts w:ascii="Times New Roman" w:hAnsi="Times New Roman" w:cs="Times New Roman" w:eastAsia="Times New Roman"/>
                 <w:sz w:val="24"/>
                 <w:szCs w:val="24"/>
               </w:rPr>
@@ -10471,7 +10764,7 @@
             </w:pPr>
             <w:r>
               <w:rPr>
-                <w:rFonts w:ascii="Times New Roman" w:hAnsi="Times New Roman" w:cs="Times New Roman"/>
+                <w:rFonts w:ascii="Times New Roman" w:hAnsi="Times New Roman" w:cs="Times New Roman" w:eastAsia="Times New Roman"/>
                 <w:sz w:val="24"/>
                 <w:szCs w:val="24"/>
               </w:rPr>
@@ -10501,7 +10794,7 @@
             </w:pPr>
             <w:r>
               <w:rPr>
-                <w:rFonts w:ascii="Times New Roman" w:hAnsi="Times New Roman" w:cs="Times New Roman"/>
+                <w:rFonts w:ascii="Times New Roman" w:hAnsi="Times New Roman" w:cs="Times New Roman" w:eastAsia="Times New Roman"/>
                 <w:sz w:val="24"/>
                 <w:szCs w:val="24"/>
               </w:rPr>
@@ -10537,7 +10830,7 @@
             </w:pPr>
             <w:r>
               <w:rPr>
-                <w:rFonts w:ascii="Times New Roman" w:hAnsi="Times New Roman" w:cs="Times New Roman"/>
+                <w:rFonts w:ascii="Times New Roman" w:hAnsi="Times New Roman" w:cs="Times New Roman" w:eastAsia="Times New Roman"/>
                 <w:sz w:val="24"/>
                 <w:szCs w:val="24"/>
               </w:rPr>
@@ -10567,7 +10860,7 @@
             </w:pPr>
             <w:r>
               <w:rPr>
-                <w:rFonts w:ascii="Times New Roman" w:hAnsi="Times New Roman" w:cs="Times New Roman"/>
+                <w:rFonts w:ascii="Times New Roman" w:hAnsi="Times New Roman" w:cs="Times New Roman" w:eastAsia="Times New Roman"/>
                 <w:sz w:val="24"/>
                 <w:szCs w:val="24"/>
               </w:rPr>
@@ -10597,7 +10890,7 @@
             </w:pPr>
             <w:r>
               <w:rPr>
-                <w:rFonts w:ascii="Times New Roman" w:hAnsi="Times New Roman" w:cs="Times New Roman"/>
+                <w:rFonts w:ascii="Times New Roman" w:hAnsi="Times New Roman" w:cs="Times New Roman" w:eastAsia="Times New Roman"/>
                 <w:sz w:val="24"/>
                 <w:szCs w:val="24"/>
               </w:rPr>
@@ -10629,10 +10922,12 @@
       </w:pPr>
       <w:r>
         <w:rPr>
-          <w:rFonts w:ascii="Times New Roman" w:hAnsi="Times New Roman" w:cs="Times New Roman"/>
-          <w:sz w:val="24"/>
-          <w:szCs w:val="24"/>
-        </w:rPr>
+          <w:rFonts w:ascii="Times New Roman" w:hAnsi="Times New Roman" w:cs="Times New Roman" w:eastAsia="Times New Roman"/>
+          <w:b/>
+          <w:sz w:val="26"/>
+          <w:szCs w:val="24"/>
+        </w:rPr>
+        <w:lastRenderedPageBreak/>
         <w:t>3.5 Data Cleaning, Inclusion, and Exclusion Rules</w:t>
       </w:r>
     </w:p>
@@ -10647,6 +10942,10 @@
         </w:rPr>
       </w:pPr>
       <w:r>
+        <w:rPr>
+          <w:rFonts w:ascii="Times New Roman" w:hAnsi="Times New Roman" w:eastAsia="Times New Roman" w:cs="Times New Roman"/>
+          <w:sz w:val="24"/>
+        </w:rPr>
         <w:t>The pipeline will not simply load the company files directly into dashboards. Each source will pass through a flexible data contract layer before it is used for analysis. Because company data may contain inconsistent column names and formats, the contract will define required business fields, accepted column aliases, expected data types, and validation rules. Missing or low-confidence mappings will be flagged in the Data Quality Report instead of being silently deleted.</w:t>
       </w:r>
     </w:p>
@@ -10691,13 +10990,12 @@
             </w:pPr>
             <w:r>
               <w:rPr>
-                <w:rFonts w:ascii="Times New Roman" w:hAnsi="Times New Roman" w:cs="Times New Roman"/>
+                <w:rFonts w:ascii="Times New Roman" w:hAnsi="Times New Roman" w:cs="Times New Roman" w:eastAsia="Times New Roman"/>
                 <w:b/>
                 <w:color w:val="142332"/>
                 <w:sz w:val="24"/>
                 <w:szCs w:val="24"/>
               </w:rPr>
-              <w:lastRenderedPageBreak/>
               <w:t>Data Element</w:t>
             </w:r>
           </w:p>
@@ -10725,7 +11023,7 @@
             </w:pPr>
             <w:r>
               <w:rPr>
-                <w:rFonts w:ascii="Times New Roman" w:hAnsi="Times New Roman" w:cs="Times New Roman"/>
+                <w:rFonts w:ascii="Times New Roman" w:hAnsi="Times New Roman" w:cs="Times New Roman" w:eastAsia="Times New Roman"/>
                 <w:b/>
                 <w:color w:val="142332"/>
                 <w:sz w:val="24"/>
@@ -10758,7 +11056,7 @@
             </w:pPr>
             <w:r>
               <w:rPr>
-                <w:rFonts w:ascii="Times New Roman" w:hAnsi="Times New Roman" w:cs="Times New Roman"/>
+                <w:rFonts w:ascii="Times New Roman" w:hAnsi="Times New Roman" w:cs="Times New Roman" w:eastAsia="Times New Roman"/>
                 <w:b/>
                 <w:color w:val="142332"/>
                 <w:sz w:val="24"/>
@@ -10796,7 +11094,7 @@
             </w:pPr>
             <w:r>
               <w:rPr>
-                <w:rFonts w:ascii="Times New Roman" w:hAnsi="Times New Roman" w:cs="Times New Roman"/>
+                <w:rFonts w:ascii="Times New Roman" w:hAnsi="Times New Roman" w:cs="Times New Roman" w:eastAsia="Times New Roman"/>
                 <w:sz w:val="24"/>
                 <w:szCs w:val="24"/>
               </w:rPr>
@@ -10826,7 +11124,7 @@
             </w:pPr>
             <w:r>
               <w:rPr>
-                <w:rFonts w:ascii="Times New Roman" w:hAnsi="Times New Roman" w:cs="Times New Roman"/>
+                <w:rFonts w:ascii="Times New Roman" w:hAnsi="Times New Roman" w:cs="Times New Roman" w:eastAsia="Times New Roman"/>
                 <w:sz w:val="24"/>
                 <w:szCs w:val="24"/>
               </w:rPr>
@@ -10856,7 +11154,7 @@
             </w:pPr>
             <w:r>
               <w:rPr>
-                <w:rFonts w:ascii="Times New Roman" w:hAnsi="Times New Roman" w:cs="Times New Roman"/>
+                <w:rFonts w:ascii="Times New Roman" w:hAnsi="Times New Roman" w:cs="Times New Roman" w:eastAsia="Times New Roman"/>
                 <w:sz w:val="24"/>
                 <w:szCs w:val="24"/>
               </w:rPr>
@@ -10892,7 +11190,7 @@
             </w:pPr>
             <w:r>
               <w:rPr>
-                <w:rFonts w:ascii="Times New Roman" w:hAnsi="Times New Roman" w:cs="Times New Roman"/>
+                <w:rFonts w:ascii="Times New Roman" w:hAnsi="Times New Roman" w:cs="Times New Roman" w:eastAsia="Times New Roman"/>
                 <w:sz w:val="24"/>
                 <w:szCs w:val="24"/>
               </w:rPr>
@@ -10922,7 +11220,7 @@
             </w:pPr>
             <w:r>
               <w:rPr>
-                <w:rFonts w:ascii="Times New Roman" w:hAnsi="Times New Roman" w:cs="Times New Roman"/>
+                <w:rFonts w:ascii="Times New Roman" w:hAnsi="Times New Roman" w:cs="Times New Roman" w:eastAsia="Times New Roman"/>
                 <w:sz w:val="24"/>
                 <w:szCs w:val="24"/>
               </w:rPr>
@@ -10952,7 +11250,7 @@
             </w:pPr>
             <w:r>
               <w:rPr>
-                <w:rFonts w:ascii="Times New Roman" w:hAnsi="Times New Roman" w:cs="Times New Roman"/>
+                <w:rFonts w:ascii="Times New Roman" w:hAnsi="Times New Roman" w:cs="Times New Roman" w:eastAsia="Times New Roman"/>
                 <w:sz w:val="24"/>
                 <w:szCs w:val="24"/>
               </w:rPr>
@@ -10988,7 +11286,7 @@
             </w:pPr>
             <w:r>
               <w:rPr>
-                <w:rFonts w:ascii="Times New Roman" w:hAnsi="Times New Roman" w:cs="Times New Roman"/>
+                <w:rFonts w:ascii="Times New Roman" w:hAnsi="Times New Roman" w:cs="Times New Roman" w:eastAsia="Times New Roman"/>
                 <w:sz w:val="24"/>
                 <w:szCs w:val="24"/>
               </w:rPr>
@@ -11018,7 +11316,7 @@
             </w:pPr>
             <w:r>
               <w:rPr>
-                <w:rFonts w:ascii="Times New Roman" w:hAnsi="Times New Roman" w:cs="Times New Roman"/>
+                <w:rFonts w:ascii="Times New Roman" w:hAnsi="Times New Roman" w:cs="Times New Roman" w:eastAsia="Times New Roman"/>
                 <w:sz w:val="24"/>
                 <w:szCs w:val="24"/>
               </w:rPr>
@@ -11027,7 +11325,7 @@
             <w:proofErr w:type="gramStart"/>
             <w:r>
               <w:rPr>
-                <w:rFonts w:ascii="Times New Roman" w:hAnsi="Times New Roman" w:cs="Times New Roman"/>
+                <w:rFonts w:ascii="Times New Roman" w:hAnsi="Times New Roman" w:cs="Times New Roman" w:eastAsia="Times New Roman"/>
                 <w:sz w:val="24"/>
                 <w:szCs w:val="24"/>
               </w:rPr>
@@ -11036,7 +11334,7 @@
             <w:proofErr w:type="gramEnd"/>
             <w:r>
               <w:rPr>
-                <w:rFonts w:ascii="Times New Roman" w:hAnsi="Times New Roman" w:cs="Times New Roman"/>
+                <w:rFonts w:ascii="Times New Roman" w:hAnsi="Times New Roman" w:cs="Times New Roman" w:eastAsia="Times New Roman"/>
                 <w:sz w:val="24"/>
                 <w:szCs w:val="24"/>
               </w:rPr>
@@ -11066,7 +11364,7 @@
             </w:pPr>
             <w:r>
               <w:rPr>
-                <w:rFonts w:ascii="Times New Roman" w:hAnsi="Times New Roman" w:cs="Times New Roman"/>
+                <w:rFonts w:ascii="Times New Roman" w:hAnsi="Times New Roman" w:cs="Times New Roman" w:eastAsia="Times New Roman"/>
                 <w:sz w:val="24"/>
                 <w:szCs w:val="24"/>
               </w:rPr>
@@ -11102,7 +11400,7 @@
             </w:pPr>
             <w:r>
               <w:rPr>
-                <w:rFonts w:ascii="Times New Roman" w:hAnsi="Times New Roman" w:cs="Times New Roman"/>
+                <w:rFonts w:ascii="Times New Roman" w:hAnsi="Times New Roman" w:cs="Times New Roman" w:eastAsia="Times New Roman"/>
                 <w:sz w:val="24"/>
                 <w:szCs w:val="24"/>
               </w:rPr>
@@ -11132,7 +11430,7 @@
             </w:pPr>
             <w:r>
               <w:rPr>
-                <w:rFonts w:ascii="Times New Roman" w:hAnsi="Times New Roman" w:cs="Times New Roman"/>
+                <w:rFonts w:ascii="Times New Roman" w:hAnsi="Times New Roman" w:cs="Times New Roman" w:eastAsia="Times New Roman"/>
                 <w:sz w:val="24"/>
                 <w:szCs w:val="24"/>
               </w:rPr>
@@ -11162,7 +11460,7 @@
             </w:pPr>
             <w:r>
               <w:rPr>
-                <w:rFonts w:ascii="Times New Roman" w:hAnsi="Times New Roman" w:cs="Times New Roman"/>
+                <w:rFonts w:ascii="Times New Roman" w:hAnsi="Times New Roman" w:cs="Times New Roman" w:eastAsia="Times New Roman"/>
                 <w:sz w:val="24"/>
                 <w:szCs w:val="24"/>
               </w:rPr>
@@ -11198,10 +11496,11 @@
             </w:pPr>
             <w:r>
               <w:rPr>
-                <w:rFonts w:ascii="Times New Roman" w:hAnsi="Times New Roman" w:cs="Times New Roman"/>
-                <w:sz w:val="24"/>
-                <w:szCs w:val="24"/>
-              </w:rPr>
+                <w:rFonts w:ascii="Times New Roman" w:hAnsi="Times New Roman" w:cs="Times New Roman" w:eastAsia="Times New Roman"/>
+                <w:sz w:val="24"/>
+                <w:szCs w:val="24"/>
+              </w:rPr>
+              <w:lastRenderedPageBreak/>
               <w:t>Technician/team</w:t>
             </w:r>
           </w:p>
@@ -11228,7 +11527,7 @@
             </w:pPr>
             <w:r>
               <w:rPr>
-                <w:rFonts w:ascii="Times New Roman" w:hAnsi="Times New Roman" w:cs="Times New Roman"/>
+                <w:rFonts w:ascii="Times New Roman" w:hAnsi="Times New Roman" w:cs="Times New Roman" w:eastAsia="Times New Roman"/>
                 <w:sz w:val="24"/>
                 <w:szCs w:val="24"/>
               </w:rPr>
@@ -11258,7 +11557,7 @@
             </w:pPr>
             <w:r>
               <w:rPr>
-                <w:rFonts w:ascii="Times New Roman" w:hAnsi="Times New Roman" w:cs="Times New Roman"/>
+                <w:rFonts w:ascii="Times New Roman" w:hAnsi="Times New Roman" w:cs="Times New Roman" w:eastAsia="Times New Roman"/>
                 <w:sz w:val="24"/>
                 <w:szCs w:val="24"/>
               </w:rPr>
@@ -11294,7 +11593,7 @@
             </w:pPr>
             <w:r>
               <w:rPr>
-                <w:rFonts w:ascii="Times New Roman" w:hAnsi="Times New Roman" w:cs="Times New Roman"/>
+                <w:rFonts w:ascii="Times New Roman" w:hAnsi="Times New Roman" w:cs="Times New Roman" w:eastAsia="Times New Roman"/>
                 <w:sz w:val="24"/>
                 <w:szCs w:val="24"/>
               </w:rPr>
@@ -11324,7 +11623,7 @@
             </w:pPr>
             <w:r>
               <w:rPr>
-                <w:rFonts w:ascii="Times New Roman" w:hAnsi="Times New Roman" w:cs="Times New Roman"/>
+                <w:rFonts w:ascii="Times New Roman" w:hAnsi="Times New Roman" w:cs="Times New Roman" w:eastAsia="Times New Roman"/>
                 <w:sz w:val="24"/>
                 <w:szCs w:val="24"/>
               </w:rPr>
@@ -11354,7 +11653,7 @@
             </w:pPr>
             <w:r>
               <w:rPr>
-                <w:rFonts w:ascii="Times New Roman" w:hAnsi="Times New Roman" w:cs="Times New Roman"/>
+                <w:rFonts w:ascii="Times New Roman" w:hAnsi="Times New Roman" w:cs="Times New Roman" w:eastAsia="Times New Roman"/>
                 <w:sz w:val="24"/>
                 <w:szCs w:val="24"/>
               </w:rPr>
@@ -11390,11 +11689,10 @@
             </w:pPr>
             <w:r>
               <w:rPr>
-                <w:rFonts w:ascii="Times New Roman" w:hAnsi="Times New Roman" w:cs="Times New Roman"/>
-                <w:sz w:val="24"/>
-                <w:szCs w:val="24"/>
-              </w:rPr>
-              <w:lastRenderedPageBreak/>
+                <w:rFonts w:ascii="Times New Roman" w:hAnsi="Times New Roman" w:cs="Times New Roman" w:eastAsia="Times New Roman"/>
+                <w:sz w:val="24"/>
+                <w:szCs w:val="24"/>
+              </w:rPr>
               <w:t>Refund reason</w:t>
             </w:r>
           </w:p>
@@ -11421,7 +11719,7 @@
             </w:pPr>
             <w:r>
               <w:rPr>
-                <w:rFonts w:ascii="Times New Roman" w:hAnsi="Times New Roman" w:cs="Times New Roman"/>
+                <w:rFonts w:ascii="Times New Roman" w:hAnsi="Times New Roman" w:cs="Times New Roman" w:eastAsia="Times New Roman"/>
                 <w:sz w:val="24"/>
                 <w:szCs w:val="24"/>
               </w:rPr>
@@ -11430,7 +11728,7 @@
             <w:proofErr w:type="gramStart"/>
             <w:r>
               <w:rPr>
-                <w:rFonts w:ascii="Times New Roman" w:hAnsi="Times New Roman" w:cs="Times New Roman"/>
+                <w:rFonts w:ascii="Times New Roman" w:hAnsi="Times New Roman" w:cs="Times New Roman" w:eastAsia="Times New Roman"/>
                 <w:sz w:val="24"/>
                 <w:szCs w:val="24"/>
               </w:rPr>
@@ -11439,7 +11737,7 @@
             <w:proofErr w:type="gramEnd"/>
             <w:r>
               <w:rPr>
-                <w:rFonts w:ascii="Times New Roman" w:hAnsi="Times New Roman" w:cs="Times New Roman"/>
+                <w:rFonts w:ascii="Times New Roman" w:hAnsi="Times New Roman" w:cs="Times New Roman" w:eastAsia="Times New Roman"/>
                 <w:sz w:val="24"/>
                 <w:szCs w:val="24"/>
               </w:rPr>
@@ -11469,7 +11767,7 @@
             </w:pPr>
             <w:r>
               <w:rPr>
-                <w:rFonts w:ascii="Times New Roman" w:hAnsi="Times New Roman" w:cs="Times New Roman"/>
+                <w:rFonts w:ascii="Times New Roman" w:hAnsi="Times New Roman" w:cs="Times New Roman" w:eastAsia="Times New Roman"/>
                 <w:sz w:val="24"/>
                 <w:szCs w:val="24"/>
               </w:rPr>
@@ -11505,7 +11803,7 @@
             </w:pPr>
             <w:r>
               <w:rPr>
-                <w:rFonts w:ascii="Times New Roman" w:hAnsi="Times New Roman" w:cs="Times New Roman"/>
+                <w:rFonts w:ascii="Times New Roman" w:hAnsi="Times New Roman" w:cs="Times New Roman" w:eastAsia="Times New Roman"/>
                 <w:sz w:val="24"/>
                 <w:szCs w:val="24"/>
               </w:rPr>
@@ -11536,7 +11834,7 @@
             <w:proofErr w:type="gramStart"/>
             <w:r>
               <w:rPr>
-                <w:rFonts w:ascii="Times New Roman" w:hAnsi="Times New Roman" w:cs="Times New Roman"/>
+                <w:rFonts w:ascii="Times New Roman" w:hAnsi="Times New Roman" w:cs="Times New Roman" w:eastAsia="Times New Roman"/>
                 <w:sz w:val="24"/>
                 <w:szCs w:val="24"/>
               </w:rPr>
@@ -11545,7 +11843,7 @@
             <w:proofErr w:type="gramEnd"/>
             <w:r>
               <w:rPr>
-                <w:rFonts w:ascii="Times New Roman" w:hAnsi="Times New Roman" w:cs="Times New Roman"/>
+                <w:rFonts w:ascii="Times New Roman" w:hAnsi="Times New Roman" w:cs="Times New Roman" w:eastAsia="Times New Roman"/>
                 <w:sz w:val="24"/>
                 <w:szCs w:val="24"/>
               </w:rPr>
@@ -11575,7 +11873,7 @@
             </w:pPr>
             <w:r>
               <w:rPr>
-                <w:rFonts w:ascii="Times New Roman" w:hAnsi="Times New Roman" w:cs="Times New Roman"/>
+                <w:rFonts w:ascii="Times New Roman" w:hAnsi="Times New Roman" w:cs="Times New Roman" w:eastAsia="Times New Roman"/>
                 <w:sz w:val="24"/>
                 <w:szCs w:val="24"/>
               </w:rPr>
@@ -11611,7 +11909,7 @@
             </w:pPr>
             <w:r>
               <w:rPr>
-                <w:rFonts w:ascii="Times New Roman" w:hAnsi="Times New Roman" w:cs="Times New Roman"/>
+                <w:rFonts w:ascii="Times New Roman" w:hAnsi="Times New Roman" w:cs="Times New Roman" w:eastAsia="Times New Roman"/>
                 <w:sz w:val="24"/>
                 <w:szCs w:val="24"/>
               </w:rPr>
@@ -11641,7 +11939,7 @@
             </w:pPr>
             <w:r>
               <w:rPr>
-                <w:rFonts w:ascii="Times New Roman" w:hAnsi="Times New Roman" w:cs="Times New Roman"/>
+                <w:rFonts w:ascii="Times New Roman" w:hAnsi="Times New Roman" w:cs="Times New Roman" w:eastAsia="Times New Roman"/>
                 <w:sz w:val="24"/>
                 <w:szCs w:val="24"/>
               </w:rPr>
@@ -11671,7 +11969,7 @@
             </w:pPr>
             <w:r>
               <w:rPr>
-                <w:rFonts w:ascii="Times New Roman" w:hAnsi="Times New Roman" w:cs="Times New Roman"/>
+                <w:rFonts w:ascii="Times New Roman" w:hAnsi="Times New Roman" w:cs="Times New Roman" w:eastAsia="Times New Roman"/>
                 <w:sz w:val="24"/>
                 <w:szCs w:val="24"/>
               </w:rPr>
@@ -11681,32 +11979,47 @@
         </w:tc>
       </w:tr>
       <w:tr>
-        <w:tc>
-          <w:tcPr>
-            <w:tcW w:type="dxa" w:w="2820"/>
-          </w:tcPr>
-          <w:p>
-            <w:r>
+        <w:trPr>
+          <w:jc w:val="center"/>
+        </w:trPr>
+        <w:tc>
+          <w:tcPr>
+            <w:tcW w:w="2820" w:type="dxa"/>
+          </w:tcPr>
+          <w:p>
+            <w:r>
+              <w:rPr>
+                <w:rFonts w:ascii="Times New Roman" w:hAnsi="Times New Roman" w:eastAsia="Times New Roman" w:cs="Times New Roman"/>
+                <w:sz w:val="24"/>
+              </w:rPr>
               <w:t>Source columns</w:t>
             </w:r>
           </w:p>
         </w:tc>
         <w:tc>
           <w:tcPr>
-            <w:tcW w:type="dxa" w:w="2725"/>
-          </w:tcPr>
-          <w:p>
-            <w:r>
+            <w:tcW w:w="2725" w:type="dxa"/>
+          </w:tcPr>
+          <w:p>
+            <w:r>
+              <w:rPr>
+                <w:rFonts w:ascii="Times New Roman" w:hAnsi="Times New Roman" w:eastAsia="Times New Roman" w:cs="Times New Roman"/>
+                <w:sz w:val="24"/>
+              </w:rPr>
               <w:t>Map messy source column names to standard fields using flexible data contracts and alias dictionaries</w:t>
             </w:r>
           </w:p>
         </w:tc>
         <w:tc>
           <w:tcPr>
-            <w:tcW w:type="dxa" w:w="3471"/>
-          </w:tcPr>
-          <w:p>
-            <w:r>
+            <w:tcW w:w="3471" w:type="dxa"/>
+          </w:tcPr>
+          <w:p>
+            <w:r>
+              <w:rPr>
+                <w:rFonts w:ascii="Times New Roman" w:hAnsi="Times New Roman" w:eastAsia="Times New Roman" w:cs="Times New Roman"/>
+                <w:sz w:val="24"/>
+              </w:rPr>
               <w:t>Missing critical fields are flagged as failed_data_contract; important/optional fields are warned but do not always block loading</w:t>
             </w:r>
           </w:p>
@@ -11734,6 +12047,11 @@
         </w:rPr>
       </w:pPr>
       <w:r>
+        <w:rPr>
+          <w:rFonts w:ascii="Times New Roman" w:hAnsi="Times New Roman" w:eastAsia="Times New Roman" w:cs="Times New Roman"/>
+          <w:sz w:val="24"/>
+        </w:rPr>
+        <w:lastRenderedPageBreak/>
         <w:t>The project will use a conservative exclusion policy. Records are not silently deleted. They are first preserved in Bronze raw tables, then marked with validation flags such as invalid_date, duplicate_candidate, unmatched_customer, unknown_area, missing_weather, missing_required_field, failed_data_contract, or low_calendar_match_confidence. A record may be excluded from one analysis but still used in another if the required fields for that analysis are available.</w:t>
       </w:r>
     </w:p>
@@ -11777,7 +12095,7 @@
             </w:pPr>
             <w:r>
               <w:rPr>
-                <w:rFonts w:ascii="Times New Roman" w:hAnsi="Times New Roman" w:cs="Times New Roman"/>
+                <w:rFonts w:ascii="Times New Roman" w:hAnsi="Times New Roman" w:cs="Times New Roman" w:eastAsia="Times New Roman"/>
                 <w:b/>
                 <w:color w:val="142332"/>
                 <w:sz w:val="24"/>
@@ -11810,7 +12128,7 @@
             </w:pPr>
             <w:r>
               <w:rPr>
-                <w:rFonts w:ascii="Times New Roman" w:hAnsi="Times New Roman" w:cs="Times New Roman"/>
+                <w:rFonts w:ascii="Times New Roman" w:hAnsi="Times New Roman" w:cs="Times New Roman" w:eastAsia="Times New Roman"/>
                 <w:b/>
                 <w:color w:val="142332"/>
                 <w:sz w:val="24"/>
@@ -11848,7 +12166,7 @@
             </w:pPr>
             <w:r>
               <w:rPr>
-                <w:rFonts w:ascii="Times New Roman" w:hAnsi="Times New Roman" w:cs="Times New Roman"/>
+                <w:rFonts w:ascii="Times New Roman" w:hAnsi="Times New Roman" w:cs="Times New Roman" w:eastAsia="Times New Roman"/>
                 <w:sz w:val="24"/>
                 <w:szCs w:val="24"/>
               </w:rPr>
@@ -11878,7 +12196,7 @@
             </w:pPr>
             <w:r>
               <w:rPr>
-                <w:rFonts w:ascii="Times New Roman" w:hAnsi="Times New Roman" w:cs="Times New Roman"/>
+                <w:rFonts w:ascii="Times New Roman" w:hAnsi="Times New Roman" w:cs="Times New Roman" w:eastAsia="Times New Roman"/>
                 <w:sz w:val="24"/>
                 <w:szCs w:val="24"/>
               </w:rPr>
@@ -11914,7 +12232,7 @@
             </w:pPr>
             <w:r>
               <w:rPr>
-                <w:rFonts w:ascii="Times New Roman" w:hAnsi="Times New Roman" w:cs="Times New Roman"/>
+                <w:rFonts w:ascii="Times New Roman" w:hAnsi="Times New Roman" w:cs="Times New Roman" w:eastAsia="Times New Roman"/>
                 <w:sz w:val="24"/>
                 <w:szCs w:val="24"/>
               </w:rPr>
@@ -11945,7 +12263,7 @@
             <w:proofErr w:type="gramStart"/>
             <w:r>
               <w:rPr>
-                <w:rFonts w:ascii="Times New Roman" w:hAnsi="Times New Roman" w:cs="Times New Roman"/>
+                <w:rFonts w:ascii="Times New Roman" w:hAnsi="Times New Roman" w:cs="Times New Roman" w:eastAsia="Times New Roman"/>
                 <w:sz w:val="24"/>
                 <w:szCs w:val="24"/>
               </w:rPr>
@@ -11954,7 +12272,7 @@
             <w:proofErr w:type="gramEnd"/>
             <w:r>
               <w:rPr>
-                <w:rFonts w:ascii="Times New Roman" w:hAnsi="Times New Roman" w:cs="Times New Roman"/>
+                <w:rFonts w:ascii="Times New Roman" w:hAnsi="Times New Roman" w:cs="Times New Roman" w:eastAsia="Times New Roman"/>
                 <w:sz w:val="24"/>
                 <w:szCs w:val="24"/>
               </w:rPr>
@@ -11990,7 +12308,7 @@
             </w:pPr>
             <w:r>
               <w:rPr>
-                <w:rFonts w:ascii="Times New Roman" w:hAnsi="Times New Roman" w:cs="Times New Roman"/>
+                <w:rFonts w:ascii="Times New Roman" w:hAnsi="Times New Roman" w:cs="Times New Roman" w:eastAsia="Times New Roman"/>
                 <w:sz w:val="24"/>
                 <w:szCs w:val="24"/>
               </w:rPr>
@@ -12020,7 +12338,7 @@
             </w:pPr>
             <w:r>
               <w:rPr>
-                <w:rFonts w:ascii="Times New Roman" w:hAnsi="Times New Roman" w:cs="Times New Roman"/>
+                <w:rFonts w:ascii="Times New Roman" w:hAnsi="Times New Roman" w:cs="Times New Roman" w:eastAsia="Times New Roman"/>
                 <w:sz w:val="24"/>
                 <w:szCs w:val="24"/>
               </w:rPr>
@@ -12056,11 +12374,10 @@
             </w:pPr>
             <w:r>
               <w:rPr>
-                <w:rFonts w:ascii="Times New Roman" w:hAnsi="Times New Roman" w:cs="Times New Roman"/>
-                <w:sz w:val="24"/>
-                <w:szCs w:val="24"/>
-              </w:rPr>
-              <w:lastRenderedPageBreak/>
+                <w:rFonts w:ascii="Times New Roman" w:hAnsi="Times New Roman" w:cs="Times New Roman" w:eastAsia="Times New Roman"/>
+                <w:sz w:val="24"/>
+                <w:szCs w:val="24"/>
+              </w:rPr>
               <w:t>Unmatched-customer count</w:t>
             </w:r>
           </w:p>
@@ -12087,7 +12404,7 @@
             </w:pPr>
             <w:r>
               <w:rPr>
-                <w:rFonts w:ascii="Times New Roman" w:hAnsi="Times New Roman" w:cs="Times New Roman"/>
+                <w:rFonts w:ascii="Times New Roman" w:hAnsi="Times New Roman" w:cs="Times New Roman" w:eastAsia="Times New Roman"/>
                 <w:sz w:val="24"/>
                 <w:szCs w:val="24"/>
               </w:rPr>
@@ -12123,7 +12440,7 @@
             </w:pPr>
             <w:r>
               <w:rPr>
-                <w:rFonts w:ascii="Times New Roman" w:hAnsi="Times New Roman" w:cs="Times New Roman"/>
+                <w:rFonts w:ascii="Times New Roman" w:hAnsi="Times New Roman" w:cs="Times New Roman" w:eastAsia="Times New Roman"/>
                 <w:sz w:val="24"/>
                 <w:szCs w:val="24"/>
               </w:rPr>
@@ -12153,7 +12470,7 @@
             </w:pPr>
             <w:r>
               <w:rPr>
-                <w:rFonts w:ascii="Times New Roman" w:hAnsi="Times New Roman" w:cs="Times New Roman"/>
+                <w:rFonts w:ascii="Times New Roman" w:hAnsi="Times New Roman" w:cs="Times New Roman" w:eastAsia="Times New Roman"/>
                 <w:sz w:val="24"/>
                 <w:szCs w:val="24"/>
               </w:rPr>
@@ -12189,7 +12506,7 @@
             </w:pPr>
             <w:r>
               <w:rPr>
-                <w:rFonts w:ascii="Times New Roman" w:hAnsi="Times New Roman" w:cs="Times New Roman"/>
+                <w:rFonts w:ascii="Times New Roman" w:hAnsi="Times New Roman" w:cs="Times New Roman" w:eastAsia="Times New Roman"/>
                 <w:sz w:val="24"/>
                 <w:szCs w:val="24"/>
               </w:rPr>
@@ -12219,7 +12536,7 @@
             </w:pPr>
             <w:r>
               <w:rPr>
-                <w:rFonts w:ascii="Times New Roman" w:hAnsi="Times New Roman" w:cs="Times New Roman"/>
+                <w:rFonts w:ascii="Times New Roman" w:hAnsi="Times New Roman" w:cs="Times New Roman" w:eastAsia="Times New Roman"/>
                 <w:sz w:val="24"/>
                 <w:szCs w:val="24"/>
               </w:rPr>
@@ -12255,7 +12572,7 @@
             </w:pPr>
             <w:r>
               <w:rPr>
-                <w:rFonts w:ascii="Times New Roman" w:hAnsi="Times New Roman" w:cs="Times New Roman"/>
+                <w:rFonts w:ascii="Times New Roman" w:hAnsi="Times New Roman" w:cs="Times New Roman" w:eastAsia="Times New Roman"/>
                 <w:sz w:val="24"/>
                 <w:szCs w:val="24"/>
               </w:rPr>
@@ -12285,7 +12602,7 @@
             </w:pPr>
             <w:r>
               <w:rPr>
-                <w:rFonts w:ascii="Times New Roman" w:hAnsi="Times New Roman" w:cs="Times New Roman"/>
+                <w:rFonts w:ascii="Times New Roman" w:hAnsi="Times New Roman" w:cs="Times New Roman" w:eastAsia="Times New Roman"/>
                 <w:sz w:val="24"/>
                 <w:szCs w:val="24"/>
               </w:rPr>
@@ -12295,88 +12612,132 @@
         </w:tc>
       </w:tr>
       <w:tr>
-        <w:tc>
-          <w:tcPr>
-            <w:tcW w:type="dxa" w:w="2973"/>
-          </w:tcPr>
-          <w:p>
-            <w:r>
+        <w:trPr>
+          <w:jc w:val="center"/>
+        </w:trPr>
+        <w:tc>
+          <w:tcPr>
+            <w:tcW w:w="2973" w:type="dxa"/>
+          </w:tcPr>
+          <w:p>
+            <w:r>
+              <w:rPr>
+                <w:rFonts w:ascii="Times New Roman" w:hAnsi="Times New Roman" w:eastAsia="Times New Roman" w:cs="Times New Roman"/>
+                <w:sz w:val="24"/>
+              </w:rPr>
               <w:t>Flexible data contract status</w:t>
             </w:r>
           </w:p>
         </w:tc>
         <w:tc>
           <w:tcPr>
-            <w:tcW w:type="dxa" w:w="6043"/>
-          </w:tcPr>
-          <w:p>
-            <w:r>
+            <w:tcW w:w="6043" w:type="dxa"/>
+          </w:tcPr>
+          <w:p>
+            <w:r>
+              <w:rPr>
+                <w:rFonts w:ascii="Times New Roman" w:hAnsi="Times New Roman" w:eastAsia="Times New Roman" w:cs="Times New Roman"/>
+                <w:sz w:val="24"/>
+              </w:rPr>
               <w:t>Shows whether required business fields were mapped successfully for each source</w:t>
             </w:r>
           </w:p>
         </w:tc>
       </w:tr>
       <w:tr>
-        <w:tc>
-          <w:tcPr>
-            <w:tcW w:type="dxa" w:w="2973"/>
-          </w:tcPr>
-          <w:p>
-            <w:r>
+        <w:trPr>
+          <w:jc w:val="center"/>
+        </w:trPr>
+        <w:tc>
+          <w:tcPr>
+            <w:tcW w:w="2973" w:type="dxa"/>
+          </w:tcPr>
+          <w:p>
+            <w:r>
+              <w:rPr>
+                <w:rFonts w:ascii="Times New Roman" w:hAnsi="Times New Roman" w:eastAsia="Times New Roman" w:cs="Times New Roman"/>
+                <w:sz w:val="24"/>
+              </w:rPr>
               <w:t>dbt test result summary</w:t>
             </w:r>
           </w:p>
         </w:tc>
         <w:tc>
           <w:tcPr>
-            <w:tcW w:type="dxa" w:w="6043"/>
-          </w:tcPr>
-          <w:p>
-            <w:r>
+            <w:tcW w:w="6043" w:type="dxa"/>
+          </w:tcPr>
+          <w:p>
+            <w:r>
+              <w:rPr>
+                <w:rFonts w:ascii="Times New Roman" w:hAnsi="Times New Roman" w:eastAsia="Times New Roman" w:cs="Times New Roman"/>
+                <w:sz w:val="24"/>
+              </w:rPr>
               <w:t>Shows failed not-null, unique, accepted-value, or relationship tests</w:t>
             </w:r>
           </w:p>
         </w:tc>
       </w:tr>
       <w:tr>
-        <w:tc>
-          <w:tcPr>
-            <w:tcW w:type="dxa" w:w="2973"/>
-          </w:tcPr>
-          <w:p>
-            <w:r>
+        <w:trPr>
+          <w:jc w:val="center"/>
+        </w:trPr>
+        <w:tc>
+          <w:tcPr>
+            <w:tcW w:w="2973" w:type="dxa"/>
+          </w:tcPr>
+          <w:p>
+            <w:r>
+              <w:rPr>
+                <w:rFonts w:ascii="Times New Roman" w:hAnsi="Times New Roman" w:eastAsia="Times New Roman" w:cs="Times New Roman"/>
+                <w:sz w:val="24"/>
+              </w:rPr>
               <w:t>Pipeline run status</w:t>
             </w:r>
           </w:p>
         </w:tc>
         <w:tc>
           <w:tcPr>
-            <w:tcW w:type="dxa" w:w="6043"/>
-          </w:tcPr>
-          <w:p>
-            <w:r>
+            <w:tcW w:w="6043" w:type="dxa"/>
+          </w:tcPr>
+          <w:p>
+            <w:r>
+              <w:rPr>
+                <w:rFonts w:ascii="Times New Roman" w:hAnsi="Times New Roman" w:eastAsia="Times New Roman" w:cs="Times New Roman"/>
+                <w:sz w:val="24"/>
+              </w:rPr>
               <w:t>Shows Airflow run time, success/failure state, rows loaded, rows failed, and latest refresh time</w:t>
             </w:r>
           </w:p>
         </w:tc>
       </w:tr>
       <w:tr>
-        <w:tc>
-          <w:tcPr>
-            <w:tcW w:type="dxa" w:w="2973"/>
-          </w:tcPr>
-          <w:p>
-            <w:r>
+        <w:trPr>
+          <w:jc w:val="center"/>
+        </w:trPr>
+        <w:tc>
+          <w:tcPr>
+            <w:tcW w:w="2973" w:type="dxa"/>
+          </w:tcPr>
+          <w:p>
+            <w:r>
+              <w:rPr>
+                <w:rFonts w:ascii="Times New Roman" w:hAnsi="Times New Roman" w:eastAsia="Times New Roman" w:cs="Times New Roman"/>
+                <w:sz w:val="24"/>
+              </w:rPr>
               <w:t>Lineage coverage</w:t>
             </w:r>
           </w:p>
         </w:tc>
         <w:tc>
           <w:tcPr>
-            <w:tcW w:type="dxa" w:w="6043"/>
-          </w:tcPr>
-          <w:p>
-            <w:r>
+            <w:tcW w:w="6043" w:type="dxa"/>
+          </w:tcPr>
+          <w:p>
+            <w:r>
+              <w:rPr>
+                <w:rFonts w:ascii="Times New Roman" w:hAnsi="Times New Roman" w:eastAsia="Times New Roman" w:cs="Times New Roman"/>
+                <w:sz w:val="24"/>
+              </w:rPr>
               <w:t>Shows whether dashboard marts can be traced back to source and transformation models</w:t>
             </w:r>
           </w:p>
@@ -12405,8 +12766,9 @@
       </w:pPr>
       <w:r>
         <w:rPr>
-          <w:rFonts w:ascii="Times New Roman" w:hAnsi="Times New Roman" w:cs="Times New Roman"/>
-          <w:sz w:val="24"/>
+          <w:rFonts w:ascii="Times New Roman" w:hAnsi="Times New Roman" w:cs="Times New Roman" w:eastAsia="Times New Roman"/>
+          <w:b/>
+          <w:sz w:val="26"/>
           <w:szCs w:val="24"/>
         </w:rPr>
         <w:t>3.6 Analytics Methods</w:t>
@@ -12423,7 +12785,19 @@
         </w:rPr>
       </w:pPr>
       <w:r>
-        <w:t>Following the AI/ML methodology guide, the CP2 workflow will combine data engineering and analytics. The data engineering lifecycle covers source profiling, extraction, Bronze loading, dbt transformation, data testing, lineage documentation, pipeline logging, and scheduled orchestration. The analytics lifecycle then uses the trusted Gold marts for customer, area, warranty, recurrence, weather, hotspot, upsell, and recommendation outputs.</w:t>
+        <w:rPr>
+          <w:rFonts w:ascii="Times New Roman" w:hAnsi="Times New Roman" w:eastAsia="Times New Roman" w:cs="Times New Roman"/>
+          <w:sz w:val="24"/>
+        </w:rPr>
+        <w:t xml:space="preserve">Following the AI/ML methodology guide, the CP2 workflow will combine data engineering and analytics. The data engineering lifecycle covers source profiling, extraction, Bronze loading, dbt </w:t>
+      </w:r>
+      <w:r>
+        <w:rPr>
+          <w:rFonts w:ascii="Times New Roman" w:hAnsi="Times New Roman" w:eastAsia="Times New Roman" w:cs="Times New Roman"/>
+          <w:sz w:val="24"/>
+        </w:rPr>
+        <w:lastRenderedPageBreak/>
+        <w:t>transformation, data testing, lineage documentation, pipeline logging, and scheduled orchestration. The analytics lifecycle then uses the trusted Gold marts for customer, area, warranty, recurrence, weather, hotspot, upsell, and recommendation outputs.</w:t>
       </w:r>
     </w:p>
     <w:tbl>
@@ -12467,7 +12841,7 @@
             </w:pPr>
             <w:r>
               <w:rPr>
-                <w:rFonts w:ascii="Times New Roman" w:hAnsi="Times New Roman" w:cs="Times New Roman"/>
+                <w:rFonts w:ascii="Times New Roman" w:hAnsi="Times New Roman" w:cs="Times New Roman" w:eastAsia="Times New Roman"/>
                 <w:b/>
                 <w:color w:val="142332"/>
                 <w:sz w:val="24"/>
@@ -12500,7 +12874,7 @@
             </w:pPr>
             <w:r>
               <w:rPr>
-                <w:rFonts w:ascii="Times New Roman" w:hAnsi="Times New Roman" w:cs="Times New Roman"/>
+                <w:rFonts w:ascii="Times New Roman" w:hAnsi="Times New Roman" w:cs="Times New Roman" w:eastAsia="Times New Roman"/>
                 <w:b/>
                 <w:color w:val="142332"/>
                 <w:sz w:val="24"/>
@@ -12533,7 +12907,7 @@
             </w:pPr>
             <w:r>
               <w:rPr>
-                <w:rFonts w:ascii="Times New Roman" w:hAnsi="Times New Roman" w:cs="Times New Roman"/>
+                <w:rFonts w:ascii="Times New Roman" w:hAnsi="Times New Roman" w:cs="Times New Roman" w:eastAsia="Times New Roman"/>
                 <w:b/>
                 <w:color w:val="142332"/>
                 <w:sz w:val="24"/>
@@ -12571,7 +12945,7 @@
             </w:pPr>
             <w:r>
               <w:rPr>
-                <w:rFonts w:ascii="Times New Roman" w:hAnsi="Times New Roman" w:cs="Times New Roman"/>
+                <w:rFonts w:ascii="Times New Roman" w:hAnsi="Times New Roman" w:cs="Times New Roman" w:eastAsia="Times New Roman"/>
                 <w:sz w:val="24"/>
                 <w:szCs w:val="24"/>
               </w:rPr>
@@ -12601,7 +12975,7 @@
             </w:pPr>
             <w:r>
               <w:rPr>
-                <w:rFonts w:ascii="Times New Roman" w:hAnsi="Times New Roman" w:cs="Times New Roman"/>
+                <w:rFonts w:ascii="Times New Roman" w:hAnsi="Times New Roman" w:cs="Times New Roman" w:eastAsia="Times New Roman"/>
                 <w:sz w:val="24"/>
                 <w:szCs w:val="24"/>
               </w:rPr>
@@ -12631,7 +13005,7 @@
             </w:pPr>
             <w:r>
               <w:rPr>
-                <w:rFonts w:ascii="Times New Roman" w:hAnsi="Times New Roman" w:cs="Times New Roman"/>
+                <w:rFonts w:ascii="Times New Roman" w:hAnsi="Times New Roman" w:cs="Times New Roman" w:eastAsia="Times New Roman"/>
                 <w:sz w:val="24"/>
                 <w:szCs w:val="24"/>
               </w:rPr>
@@ -12667,7 +13041,7 @@
             </w:pPr>
             <w:r>
               <w:rPr>
-                <w:rFonts w:ascii="Times New Roman" w:hAnsi="Times New Roman" w:cs="Times New Roman"/>
+                <w:rFonts w:ascii="Times New Roman" w:hAnsi="Times New Roman" w:cs="Times New Roman" w:eastAsia="Times New Roman"/>
                 <w:sz w:val="24"/>
                 <w:szCs w:val="24"/>
               </w:rPr>
@@ -12697,7 +13071,7 @@
             </w:pPr>
             <w:r>
               <w:rPr>
-                <w:rFonts w:ascii="Times New Roman" w:hAnsi="Times New Roman" w:cs="Times New Roman"/>
+                <w:rFonts w:ascii="Times New Roman" w:hAnsi="Times New Roman" w:cs="Times New Roman" w:eastAsia="Times New Roman"/>
                 <w:sz w:val="24"/>
                 <w:szCs w:val="24"/>
               </w:rPr>
@@ -12727,7 +13101,7 @@
             </w:pPr>
             <w:r>
               <w:rPr>
-                <w:rFonts w:ascii="Times New Roman" w:hAnsi="Times New Roman" w:cs="Times New Roman"/>
+                <w:rFonts w:ascii="Times New Roman" w:hAnsi="Times New Roman" w:cs="Times New Roman" w:eastAsia="Times New Roman"/>
                 <w:sz w:val="24"/>
                 <w:szCs w:val="24"/>
               </w:rPr>
@@ -12763,7 +13137,7 @@
             </w:pPr>
             <w:r>
               <w:rPr>
-                <w:rFonts w:ascii="Times New Roman" w:hAnsi="Times New Roman" w:cs="Times New Roman"/>
+                <w:rFonts w:ascii="Times New Roman" w:hAnsi="Times New Roman" w:cs="Times New Roman" w:eastAsia="Times New Roman"/>
                 <w:sz w:val="24"/>
                 <w:szCs w:val="24"/>
               </w:rPr>
@@ -12772,7 +13146,7 @@
             <w:proofErr w:type="gramStart"/>
             <w:r>
               <w:rPr>
-                <w:rFonts w:ascii="Times New Roman" w:hAnsi="Times New Roman" w:cs="Times New Roman"/>
+                <w:rFonts w:ascii="Times New Roman" w:hAnsi="Times New Roman" w:cs="Times New Roman" w:eastAsia="Times New Roman"/>
                 <w:sz w:val="24"/>
                 <w:szCs w:val="24"/>
               </w:rPr>
@@ -12781,7 +13155,7 @@
             <w:proofErr w:type="gramEnd"/>
             <w:r>
               <w:rPr>
-                <w:rFonts w:ascii="Times New Roman" w:hAnsi="Times New Roman" w:cs="Times New Roman"/>
+                <w:rFonts w:ascii="Times New Roman" w:hAnsi="Times New Roman" w:cs="Times New Roman" w:eastAsia="Times New Roman"/>
                 <w:sz w:val="24"/>
                 <w:szCs w:val="24"/>
               </w:rPr>
@@ -12811,7 +13185,7 @@
             </w:pPr>
             <w:r>
               <w:rPr>
-                <w:rFonts w:ascii="Times New Roman" w:hAnsi="Times New Roman" w:cs="Times New Roman"/>
+                <w:rFonts w:ascii="Times New Roman" w:hAnsi="Times New Roman" w:cs="Times New Roman" w:eastAsia="Times New Roman"/>
                 <w:sz w:val="24"/>
                 <w:szCs w:val="24"/>
               </w:rPr>
@@ -12841,7 +13215,7 @@
             </w:pPr>
             <w:r>
               <w:rPr>
-                <w:rFonts w:ascii="Times New Roman" w:hAnsi="Times New Roman" w:cs="Times New Roman"/>
+                <w:rFonts w:ascii="Times New Roman" w:hAnsi="Times New Roman" w:cs="Times New Roman" w:eastAsia="Times New Roman"/>
                 <w:sz w:val="24"/>
                 <w:szCs w:val="24"/>
               </w:rPr>
@@ -12877,11 +13251,10 @@
             </w:pPr>
             <w:r>
               <w:rPr>
-                <w:rFonts w:ascii="Times New Roman" w:hAnsi="Times New Roman" w:cs="Times New Roman"/>
-                <w:sz w:val="24"/>
-                <w:szCs w:val="24"/>
-              </w:rPr>
-              <w:lastRenderedPageBreak/>
+                <w:rFonts w:ascii="Times New Roman" w:hAnsi="Times New Roman" w:cs="Times New Roman" w:eastAsia="Times New Roman"/>
+                <w:sz w:val="24"/>
+                <w:szCs w:val="24"/>
+              </w:rPr>
               <w:t>Is weather associated with higher warranty/repeat risk?</w:t>
             </w:r>
           </w:p>
@@ -12908,7 +13281,7 @@
             </w:pPr>
             <w:r>
               <w:rPr>
-                <w:rFonts w:ascii="Times New Roman" w:hAnsi="Times New Roman" w:cs="Times New Roman"/>
+                <w:rFonts w:ascii="Times New Roman" w:hAnsi="Times New Roman" w:cs="Times New Roman" w:eastAsia="Times New Roman"/>
                 <w:sz w:val="24"/>
                 <w:szCs w:val="24"/>
               </w:rPr>
@@ -12938,7 +13311,7 @@
             </w:pPr>
             <w:r>
               <w:rPr>
-                <w:rFonts w:ascii="Times New Roman" w:hAnsi="Times New Roman" w:cs="Times New Roman"/>
+                <w:rFonts w:ascii="Times New Roman" w:hAnsi="Times New Roman" w:cs="Times New Roman" w:eastAsia="Times New Roman"/>
                 <w:sz w:val="24"/>
                 <w:szCs w:val="24"/>
               </w:rPr>
@@ -12974,7 +13347,7 @@
             </w:pPr>
             <w:r>
               <w:rPr>
-                <w:rFonts w:ascii="Times New Roman" w:hAnsi="Times New Roman" w:cs="Times New Roman"/>
+                <w:rFonts w:ascii="Times New Roman" w:hAnsi="Times New Roman" w:cs="Times New Roman" w:eastAsia="Times New Roman"/>
                 <w:sz w:val="24"/>
                 <w:szCs w:val="24"/>
               </w:rPr>
@@ -13004,7 +13377,7 @@
             </w:pPr>
             <w:r>
               <w:rPr>
-                <w:rFonts w:ascii="Times New Roman" w:hAnsi="Times New Roman" w:cs="Times New Roman"/>
+                <w:rFonts w:ascii="Times New Roman" w:hAnsi="Times New Roman" w:cs="Times New Roman" w:eastAsia="Times New Roman"/>
                 <w:sz w:val="24"/>
                 <w:szCs w:val="24"/>
               </w:rPr>
@@ -13034,7 +13407,7 @@
             </w:pPr>
             <w:r>
               <w:rPr>
-                <w:rFonts w:ascii="Times New Roman" w:hAnsi="Times New Roman" w:cs="Times New Roman"/>
+                <w:rFonts w:ascii="Times New Roman" w:hAnsi="Times New Roman" w:cs="Times New Roman" w:eastAsia="Times New Roman"/>
                 <w:sz w:val="24"/>
                 <w:szCs w:val="24"/>
               </w:rPr>
@@ -13070,7 +13443,7 @@
             </w:pPr>
             <w:r>
               <w:rPr>
-                <w:rFonts w:ascii="Times New Roman" w:hAnsi="Times New Roman" w:cs="Times New Roman"/>
+                <w:rFonts w:ascii="Times New Roman" w:hAnsi="Times New Roman" w:cs="Times New Roman" w:eastAsia="Times New Roman"/>
                 <w:sz w:val="24"/>
                 <w:szCs w:val="24"/>
               </w:rPr>
@@ -13100,7 +13473,7 @@
             </w:pPr>
             <w:r>
               <w:rPr>
-                <w:rFonts w:ascii="Times New Roman" w:hAnsi="Times New Roman" w:cs="Times New Roman"/>
+                <w:rFonts w:ascii="Times New Roman" w:hAnsi="Times New Roman" w:cs="Times New Roman" w:eastAsia="Times New Roman"/>
                 <w:sz w:val="24"/>
                 <w:szCs w:val="24"/>
               </w:rPr>
@@ -13130,7 +13503,7 @@
             </w:pPr>
             <w:r>
               <w:rPr>
-                <w:rFonts w:ascii="Times New Roman" w:hAnsi="Times New Roman" w:cs="Times New Roman"/>
+                <w:rFonts w:ascii="Times New Roman" w:hAnsi="Times New Roman" w:cs="Times New Roman" w:eastAsia="Times New Roman"/>
                 <w:sz w:val="24"/>
                 <w:szCs w:val="24"/>
               </w:rPr>
@@ -13139,7 +13512,7 @@
             <w:proofErr w:type="gramStart"/>
             <w:r>
               <w:rPr>
-                <w:rFonts w:ascii="Times New Roman" w:hAnsi="Times New Roman" w:cs="Times New Roman"/>
+                <w:rFonts w:ascii="Times New Roman" w:hAnsi="Times New Roman" w:cs="Times New Roman" w:eastAsia="Times New Roman"/>
                 <w:sz w:val="24"/>
                 <w:szCs w:val="24"/>
               </w:rPr>
@@ -13148,7 +13521,7 @@
             <w:proofErr w:type="gramEnd"/>
             <w:r>
               <w:rPr>
-                <w:rFonts w:ascii="Times New Roman" w:hAnsi="Times New Roman" w:cs="Times New Roman"/>
+                <w:rFonts w:ascii="Times New Roman" w:hAnsi="Times New Roman" w:cs="Times New Roman" w:eastAsia="Times New Roman"/>
                 <w:sz w:val="24"/>
                 <w:szCs w:val="24"/>
               </w:rPr>
@@ -13184,7 +13557,7 @@
             </w:pPr>
             <w:r>
               <w:rPr>
-                <w:rFonts w:ascii="Times New Roman" w:hAnsi="Times New Roman" w:cs="Times New Roman"/>
+                <w:rFonts w:ascii="Times New Roman" w:hAnsi="Times New Roman" w:cs="Times New Roman" w:eastAsia="Times New Roman"/>
                 <w:sz w:val="24"/>
                 <w:szCs w:val="24"/>
               </w:rPr>
@@ -13214,7 +13587,7 @@
             </w:pPr>
             <w:r>
               <w:rPr>
-                <w:rFonts w:ascii="Times New Roman" w:hAnsi="Times New Roman" w:cs="Times New Roman"/>
+                <w:rFonts w:ascii="Times New Roman" w:hAnsi="Times New Roman" w:cs="Times New Roman" w:eastAsia="Times New Roman"/>
                 <w:sz w:val="24"/>
                 <w:szCs w:val="24"/>
               </w:rPr>
@@ -13244,7 +13617,7 @@
             </w:pPr>
             <w:r>
               <w:rPr>
-                <w:rFonts w:ascii="Times New Roman" w:hAnsi="Times New Roman" w:cs="Times New Roman"/>
+                <w:rFonts w:ascii="Times New Roman" w:hAnsi="Times New Roman" w:cs="Times New Roman" w:eastAsia="Times New Roman"/>
                 <w:sz w:val="24"/>
                 <w:szCs w:val="24"/>
               </w:rPr>
@@ -13276,8 +13649,9 @@
       </w:pPr>
       <w:r>
         <w:rPr>
-          <w:rFonts w:ascii="Times New Roman" w:hAnsi="Times New Roman" w:cs="Times New Roman"/>
-          <w:sz w:val="24"/>
+          <w:rFonts w:ascii="Times New Roman" w:hAnsi="Times New Roman" w:cs="Times New Roman" w:eastAsia="Times New Roman"/>
+          <w:b/>
+          <w:sz w:val="26"/>
           <w:szCs w:val="24"/>
         </w:rPr>
         <w:t>3.7 Key Analytics Logic</w:t>
@@ -13294,7 +13668,7 @@
       </w:pPr>
       <w:r>
         <w:rPr>
-          <w:rFonts w:ascii="Times New Roman" w:hAnsi="Times New Roman" w:cs="Times New Roman"/>
+          <w:rFonts w:ascii="Times New Roman" w:hAnsi="Times New Roman" w:cs="Times New Roman" w:eastAsia="Times New Roman"/>
           <w:b/>
           <w:sz w:val="24"/>
           <w:szCs w:val="24"/>
@@ -13314,11 +13688,20 @@
       </w:pPr>
       <w:r>
         <w:rPr>
-          <w:rFonts w:ascii="Times New Roman" w:hAnsi="Times New Roman" w:cs="Times New Roman"/>
-          <w:sz w:val="24"/>
-          <w:szCs w:val="24"/>
-        </w:rPr>
-        <w:t>The treatment difficulty index will combine repeat-problem rate, warranty-claim rate, refund rate, complimentary-service rate, and extra-session rate. The initial weights will be reviewed with management because the score is intended as a planning indicator, not an absolute measurement.</w:t>
+          <w:rFonts w:ascii="Times New Roman" w:hAnsi="Times New Roman" w:cs="Times New Roman" w:eastAsia="Times New Roman"/>
+          <w:sz w:val="24"/>
+          <w:szCs w:val="24"/>
+        </w:rPr>
+        <w:t xml:space="preserve">The treatment difficulty index will combine repeat-problem rate, warranty-claim rate, refund rate, complimentary-service rate, and extra-session rate. The initial weights will be reviewed </w:t>
+      </w:r>
+      <w:r>
+        <w:rPr>
+          <w:rFonts w:ascii="Times New Roman" w:hAnsi="Times New Roman" w:cs="Times New Roman" w:eastAsia="Times New Roman"/>
+          <w:sz w:val="24"/>
+          <w:szCs w:val="24"/>
+        </w:rPr>
+        <w:lastRenderedPageBreak/>
+        <w:t>with management because the score is intended as a planning indicator, not an absolute measurement.</w:t>
       </w:r>
     </w:p>
     <w:p>
@@ -13332,7 +13715,7 @@
       </w:pPr>
       <w:r>
         <w:rPr>
-          <w:rFonts w:ascii="Times New Roman" w:hAnsi="Times New Roman" w:cs="Times New Roman"/>
+          <w:rFonts w:ascii="Times New Roman" w:hAnsi="Times New Roman" w:cs="Times New Roman" w:eastAsia="Times New Roman"/>
           <w:b/>
           <w:sz w:val="24"/>
           <w:szCs w:val="24"/>
@@ -13352,7 +13735,7 @@
       </w:pPr>
       <w:r>
         <w:rPr>
-          <w:rFonts w:ascii="Times New Roman" w:hAnsi="Times New Roman" w:cs="Times New Roman"/>
+          <w:rFonts w:ascii="Times New Roman" w:hAnsi="Times New Roman" w:cs="Times New Roman" w:eastAsia="Times New Roman"/>
           <w:sz w:val="24"/>
           <w:szCs w:val="24"/>
         </w:rPr>
@@ -13361,7 +13744,7 @@
       <w:proofErr w:type="gramStart"/>
       <w:r>
         <w:rPr>
-          <w:rFonts w:ascii="Times New Roman" w:hAnsi="Times New Roman" w:cs="Times New Roman"/>
+          <w:rFonts w:ascii="Times New Roman" w:hAnsi="Times New Roman" w:cs="Times New Roman" w:eastAsia="Times New Roman"/>
           <w:sz w:val="24"/>
           <w:szCs w:val="24"/>
         </w:rPr>
@@ -13370,7 +13753,7 @@
       <w:proofErr w:type="gramEnd"/>
       <w:r>
         <w:rPr>
-          <w:rFonts w:ascii="Times New Roman" w:hAnsi="Times New Roman" w:cs="Times New Roman"/>
+          <w:rFonts w:ascii="Times New Roman" w:hAnsi="Times New Roman" w:cs="Times New Roman" w:eastAsia="Times New Roman"/>
           <w:sz w:val="24"/>
           <w:szCs w:val="24"/>
         </w:rPr>
@@ -13388,7 +13771,7 @@
       </w:pPr>
       <w:r>
         <w:rPr>
-          <w:rFonts w:ascii="Times New Roman" w:hAnsi="Times New Roman" w:cs="Times New Roman"/>
+          <w:rFonts w:ascii="Times New Roman" w:hAnsi="Times New Roman" w:cs="Times New Roman" w:eastAsia="Times New Roman"/>
           <w:b/>
           <w:sz w:val="24"/>
           <w:szCs w:val="24"/>
@@ -13408,7 +13791,7 @@
       </w:pPr>
       <w:r>
         <w:rPr>
-          <w:rFonts w:ascii="Times New Roman" w:hAnsi="Times New Roman" w:cs="Times New Roman"/>
+          <w:rFonts w:ascii="Times New Roman" w:hAnsi="Times New Roman" w:cs="Times New Roman" w:eastAsia="Times New Roman"/>
           <w:sz w:val="24"/>
           <w:szCs w:val="24"/>
         </w:rPr>
@@ -13417,7 +13800,7 @@
       <w:proofErr w:type="gramStart"/>
       <w:r>
         <w:rPr>
-          <w:rFonts w:ascii="Times New Roman" w:hAnsi="Times New Roman" w:cs="Times New Roman"/>
+          <w:rFonts w:ascii="Times New Roman" w:hAnsi="Times New Roman" w:cs="Times New Roman" w:eastAsia="Times New Roman"/>
           <w:sz w:val="24"/>
           <w:szCs w:val="24"/>
         </w:rPr>
@@ -13426,7 +13809,7 @@
       <w:proofErr w:type="gramEnd"/>
       <w:r>
         <w:rPr>
-          <w:rFonts w:ascii="Times New Roman" w:hAnsi="Times New Roman" w:cs="Times New Roman"/>
+          <w:rFonts w:ascii="Times New Roman" w:hAnsi="Times New Roman" w:cs="Times New Roman" w:eastAsia="Times New Roman"/>
           <w:sz w:val="24"/>
           <w:szCs w:val="24"/>
         </w:rPr>
@@ -13435,7 +13818,7 @@
       <w:proofErr w:type="gramStart"/>
       <w:r>
         <w:rPr>
-          <w:rFonts w:ascii="Times New Roman" w:hAnsi="Times New Roman" w:cs="Times New Roman"/>
+          <w:rFonts w:ascii="Times New Roman" w:hAnsi="Times New Roman" w:cs="Times New Roman" w:eastAsia="Times New Roman"/>
           <w:sz w:val="24"/>
           <w:szCs w:val="24"/>
         </w:rPr>
@@ -13444,7 +13827,7 @@
       <w:proofErr w:type="gramEnd"/>
       <w:r>
         <w:rPr>
-          <w:rFonts w:ascii="Times New Roman" w:hAnsi="Times New Roman" w:cs="Times New Roman"/>
+          <w:rFonts w:ascii="Times New Roman" w:hAnsi="Times New Roman" w:cs="Times New Roman" w:eastAsia="Times New Roman"/>
           <w:sz w:val="24"/>
           <w:szCs w:val="24"/>
         </w:rPr>
@@ -13462,12 +13845,11 @@
       </w:pPr>
       <w:r>
         <w:rPr>
-          <w:rFonts w:ascii="Times New Roman" w:hAnsi="Times New Roman" w:cs="Times New Roman"/>
+          <w:rFonts w:ascii="Times New Roman" w:hAnsi="Times New Roman" w:cs="Times New Roman" w:eastAsia="Times New Roman"/>
           <w:b/>
           <w:sz w:val="24"/>
           <w:szCs w:val="24"/>
         </w:rPr>
-        <w:lastRenderedPageBreak/>
         <w:t>Recurrence buckets:</w:t>
       </w:r>
     </w:p>
@@ -13483,7 +13865,7 @@
       </w:pPr>
       <w:r>
         <w:rPr>
-          <w:rFonts w:ascii="Times New Roman" w:hAnsi="Times New Roman" w:cs="Times New Roman"/>
+          <w:rFonts w:ascii="Times New Roman" w:hAnsi="Times New Roman" w:cs="Times New Roman" w:eastAsia="Times New Roman"/>
           <w:sz w:val="24"/>
           <w:szCs w:val="24"/>
         </w:rPr>
@@ -13502,7 +13884,7 @@
       </w:pPr>
       <w:r>
         <w:rPr>
-          <w:rFonts w:ascii="Times New Roman" w:hAnsi="Times New Roman" w:cs="Times New Roman"/>
+          <w:rFonts w:ascii="Times New Roman" w:hAnsi="Times New Roman" w:cs="Times New Roman" w:eastAsia="Times New Roman"/>
           <w:b/>
           <w:sz w:val="24"/>
           <w:szCs w:val="24"/>
@@ -13522,7 +13904,7 @@
       </w:pPr>
       <w:r>
         <w:rPr>
-          <w:rFonts w:ascii="Times New Roman" w:hAnsi="Times New Roman" w:cs="Times New Roman"/>
+          <w:rFonts w:ascii="Times New Roman" w:hAnsi="Times New Roman" w:cs="Times New Roman" w:eastAsia="Times New Roman"/>
           <w:sz w:val="24"/>
           <w:szCs w:val="24"/>
         </w:rPr>
@@ -13541,7 +13923,7 @@
       </w:pPr>
       <w:r>
         <w:rPr>
-          <w:rFonts w:ascii="Times New Roman" w:hAnsi="Times New Roman" w:cs="Times New Roman"/>
+          <w:rFonts w:ascii="Times New Roman" w:hAnsi="Times New Roman" w:cs="Times New Roman" w:eastAsia="Times New Roman"/>
           <w:b/>
           <w:sz w:val="24"/>
           <w:szCs w:val="24"/>
@@ -13561,7 +13943,7 @@
       </w:pPr>
       <w:r>
         <w:rPr>
-          <w:rFonts w:ascii="Times New Roman" w:hAnsi="Times New Roman" w:cs="Times New Roman"/>
+          <w:rFonts w:ascii="Times New Roman" w:hAnsi="Times New Roman" w:cs="Times New Roman" w:eastAsia="Times New Roman"/>
           <w:sz w:val="24"/>
           <w:szCs w:val="24"/>
         </w:rPr>
@@ -13569,50 +13951,75 @@
       </w:r>
     </w:p>
     <w:p>
-      <w:pPr/>
       <w:r>
+        <w:rPr>
+          <w:rFonts w:ascii="Times New Roman" w:hAnsi="Times New Roman" w:eastAsia="Times New Roman" w:cs="Times New Roman"/>
+          <w:sz w:val="24"/>
+        </w:rPr>
         <w:t>Pipeline orchestration:</w:t>
       </w:r>
     </w:p>
     <w:p>
-      <w:pPr/>
       <w:r>
+        <w:rPr>
+          <w:rFonts w:ascii="Times New Roman" w:hAnsi="Times New Roman" w:eastAsia="Times New Roman" w:cs="Times New Roman"/>
+          <w:sz w:val="24"/>
+        </w:rPr>
+        <w:lastRenderedPageBreak/>
         <w:t>Apache Airflow will coordinate the CP2 pipeline as a directed workflow. A planned DAG will run tasks such as extract_google_sheets, extract_google_calendar, extract_weather_data, load_bronze_bigquery, run_dbt_models, run_dbt_tests, update_data_quality_log, and update_refresh_status. This demonstrates workflow scheduling, dependency management, retry handling, and failure monitoring.</w:t>
       </w:r>
     </w:p>
     <w:p>
-      <w:pPr/>
       <w:r>
+        <w:rPr>
+          <w:rFonts w:ascii="Times New Roman" w:hAnsi="Times New Roman" w:eastAsia="Times New Roman" w:cs="Times New Roman"/>
+          <w:sz w:val="24"/>
+        </w:rPr>
         <w:t>dbt transformations and lineage:</w:t>
       </w:r>
     </w:p>
     <w:p>
-      <w:pPr/>
       <w:r>
+        <w:rPr>
+          <w:rFonts w:ascii="Times New Roman" w:hAnsi="Times New Roman" w:eastAsia="Times New Roman" w:cs="Times New Roman"/>
+          <w:sz w:val="24"/>
+        </w:rPr>
         <w:t>dbt Core will transform BigQuery Bronze tables into Silver cleaned tables and Gold marts using modular SQL models. dbt tests will check fields such as uniqueness, not-null requirements, accepted values, and relationship consistency where practical. dbt documentation and lineage will show how raw data flows into dashboard outputs.</w:t>
       </w:r>
     </w:p>
     <w:p>
-      <w:pPr/>
       <w:r>
+        <w:rPr>
+          <w:rFonts w:ascii="Times New Roman" w:hAnsi="Times New Roman" w:eastAsia="Times New Roman" w:cs="Times New Roman"/>
+          <w:sz w:val="24"/>
+        </w:rPr>
         <w:t>Flexible data contracts:</w:t>
       </w:r>
     </w:p>
     <w:p>
-      <w:pPr/>
       <w:r>
+        <w:rPr>
+          <w:rFonts w:ascii="Times New Roman" w:hAnsi="Times New Roman" w:eastAsia="Times New Roman" w:cs="Times New Roman"/>
+          <w:sz w:val="24"/>
+        </w:rPr>
         <w:t>Each source will have a flexible contract defining standard fields, accepted aliases, required/important/optional levels, and validation rules. For example, Nama, Name, and Customer Name may map to customer_name, while Phone No, Contact, and Tel may map to phone_number. If a critical field cannot be mapped, the source or row is flagged for review.</w:t>
       </w:r>
     </w:p>
     <w:p>
-      <w:pPr/>
       <w:r>
+        <w:rPr>
+          <w:rFonts w:ascii="Times New Roman" w:hAnsi="Times New Roman" w:eastAsia="Times New Roman" w:cs="Times New Roman"/>
+          <w:sz w:val="24"/>
+        </w:rPr>
         <w:t>Incremental loading:</w:t>
       </w:r>
     </w:p>
     <w:p>
-      <w:pPr/>
       <w:r>
+        <w:rPr>
+          <w:rFonts w:ascii="Times New Roman" w:hAnsi="Times New Roman" w:eastAsia="Times New Roman" w:cs="Times New Roman"/>
+          <w:sz w:val="24"/>
+        </w:rPr>
         <w:t>Where a source provides updated timestamps or stable row identifiers, the pipeline will load only new or changed rows. If such metadata is unavailable, the prototype will use row hashes and loaded_at timestamps to detect changes. Full refresh remains available as a fallback during prototype testing.</w:t>
       </w:r>
     </w:p>
@@ -13629,8 +14036,9 @@
       </w:pPr>
       <w:r>
         <w:rPr>
-          <w:rFonts w:ascii="Times New Roman" w:hAnsi="Times New Roman" w:cs="Times New Roman"/>
-          <w:sz w:val="24"/>
+          <w:rFonts w:ascii="Times New Roman" w:hAnsi="Times New Roman" w:cs="Times New Roman" w:eastAsia="Times New Roman"/>
+          <w:b/>
+          <w:sz w:val="26"/>
           <w:szCs w:val="24"/>
         </w:rPr>
         <w:t>3.8 Dashboard Design</w:t>
@@ -13647,6 +14055,10 @@
         </w:rPr>
       </w:pPr>
       <w:r>
+        <w:rPr>
+          <w:rFonts w:ascii="Times New Roman" w:hAnsi="Times New Roman" w:eastAsia="Times New Roman" w:cs="Times New Roman"/>
+          <w:sz w:val="24"/>
+        </w:rPr>
         <w:t>The visualization layer will be implemented in Apache Superset to reduce custom frontend development and align the project with a data analytics capstone. Superset will connect only to curated Gold marts and anonymised reporting views in BigQuery rather than raw source tables. This ensures the dashboards are based on tested, documented, and refresh-controlled data outputs.</w:t>
       </w:r>
     </w:p>
@@ -13690,7 +14102,7 @@
             </w:pPr>
             <w:r>
               <w:rPr>
-                <w:rFonts w:ascii="Times New Roman" w:hAnsi="Times New Roman" w:cs="Times New Roman"/>
+                <w:rFonts w:ascii="Times New Roman" w:hAnsi="Times New Roman" w:cs="Times New Roman" w:eastAsia="Times New Roman"/>
                 <w:b/>
                 <w:color w:val="142332"/>
                 <w:sz w:val="24"/>
@@ -13723,7 +14135,7 @@
             </w:pPr>
             <w:r>
               <w:rPr>
-                <w:rFonts w:ascii="Times New Roman" w:hAnsi="Times New Roman" w:cs="Times New Roman"/>
+                <w:rFonts w:ascii="Times New Roman" w:hAnsi="Times New Roman" w:cs="Times New Roman" w:eastAsia="Times New Roman"/>
                 <w:b/>
                 <w:color w:val="142332"/>
                 <w:sz w:val="24"/>
@@ -13761,7 +14173,7 @@
             </w:pPr>
             <w:r>
               <w:rPr>
-                <w:rFonts w:ascii="Times New Roman" w:hAnsi="Times New Roman" w:cs="Times New Roman"/>
+                <w:rFonts w:ascii="Times New Roman" w:hAnsi="Times New Roman" w:cs="Times New Roman" w:eastAsia="Times New Roman"/>
                 <w:sz w:val="24"/>
                 <w:szCs w:val="24"/>
               </w:rPr>
@@ -13791,7 +14203,7 @@
             </w:pPr>
             <w:r>
               <w:rPr>
-                <w:rFonts w:ascii="Times New Roman" w:hAnsi="Times New Roman" w:cs="Times New Roman"/>
+                <w:rFonts w:ascii="Times New Roman" w:hAnsi="Times New Roman" w:cs="Times New Roman" w:eastAsia="Times New Roman"/>
                 <w:sz w:val="24"/>
                 <w:szCs w:val="24"/>
               </w:rPr>
@@ -13827,7 +14239,7 @@
             </w:pPr>
             <w:r>
               <w:rPr>
-                <w:rFonts w:ascii="Times New Roman" w:hAnsi="Times New Roman" w:cs="Times New Roman"/>
+                <w:rFonts w:ascii="Times New Roman" w:hAnsi="Times New Roman" w:cs="Times New Roman" w:eastAsia="Times New Roman"/>
                 <w:sz w:val="24"/>
                 <w:szCs w:val="24"/>
               </w:rPr>
@@ -13857,7 +14269,7 @@
             </w:pPr>
             <w:r>
               <w:rPr>
-                <w:rFonts w:ascii="Times New Roman" w:hAnsi="Times New Roman" w:cs="Times New Roman"/>
+                <w:rFonts w:ascii="Times New Roman" w:hAnsi="Times New Roman" w:cs="Times New Roman" w:eastAsia="Times New Roman"/>
                 <w:sz w:val="24"/>
                 <w:szCs w:val="24"/>
               </w:rPr>
@@ -13893,7 +14305,7 @@
             </w:pPr>
             <w:r>
               <w:rPr>
-                <w:rFonts w:ascii="Times New Roman" w:hAnsi="Times New Roman" w:cs="Times New Roman"/>
+                <w:rFonts w:ascii="Times New Roman" w:hAnsi="Times New Roman" w:cs="Times New Roman" w:eastAsia="Times New Roman"/>
                 <w:sz w:val="24"/>
                 <w:szCs w:val="24"/>
               </w:rPr>
@@ -13923,7 +14335,7 @@
             </w:pPr>
             <w:r>
               <w:rPr>
-                <w:rFonts w:ascii="Times New Roman" w:hAnsi="Times New Roman" w:cs="Times New Roman"/>
+                <w:rFonts w:ascii="Times New Roman" w:hAnsi="Times New Roman" w:cs="Times New Roman" w:eastAsia="Times New Roman"/>
                 <w:sz w:val="24"/>
                 <w:szCs w:val="24"/>
               </w:rPr>
@@ -13959,11 +14371,10 @@
             </w:pPr>
             <w:r>
               <w:rPr>
-                <w:rFonts w:ascii="Times New Roman" w:hAnsi="Times New Roman" w:cs="Times New Roman"/>
-                <w:sz w:val="24"/>
-                <w:szCs w:val="24"/>
-              </w:rPr>
-              <w:lastRenderedPageBreak/>
+                <w:rFonts w:ascii="Times New Roman" w:hAnsi="Times New Roman" w:cs="Times New Roman" w:eastAsia="Times New Roman"/>
+                <w:sz w:val="24"/>
+                <w:szCs w:val="24"/>
+              </w:rPr>
               <w:t>Treatment Difficulty</w:t>
             </w:r>
           </w:p>
@@ -13990,7 +14401,7 @@
             </w:pPr>
             <w:r>
               <w:rPr>
-                <w:rFonts w:ascii="Times New Roman" w:hAnsi="Times New Roman" w:cs="Times New Roman"/>
+                <w:rFonts w:ascii="Times New Roman" w:hAnsi="Times New Roman" w:cs="Times New Roman" w:eastAsia="Times New Roman"/>
                 <w:sz w:val="24"/>
                 <w:szCs w:val="24"/>
               </w:rPr>
@@ -14026,10 +14437,11 @@
             </w:pPr>
             <w:r>
               <w:rPr>
-                <w:rFonts w:ascii="Times New Roman" w:hAnsi="Times New Roman" w:cs="Times New Roman"/>
-                <w:sz w:val="24"/>
-                <w:szCs w:val="24"/>
-              </w:rPr>
+                <w:rFonts w:ascii="Times New Roman" w:hAnsi="Times New Roman" w:cs="Times New Roman" w:eastAsia="Times New Roman"/>
+                <w:sz w:val="24"/>
+                <w:szCs w:val="24"/>
+              </w:rPr>
+              <w:lastRenderedPageBreak/>
               <w:t>Warranty and Repeat Analysis</w:t>
             </w:r>
           </w:p>
@@ -14056,7 +14468,7 @@
             </w:pPr>
             <w:r>
               <w:rPr>
-                <w:rFonts w:ascii="Times New Roman" w:hAnsi="Times New Roman" w:cs="Times New Roman"/>
+                <w:rFonts w:ascii="Times New Roman" w:hAnsi="Times New Roman" w:cs="Times New Roman" w:eastAsia="Times New Roman"/>
                 <w:sz w:val="24"/>
                 <w:szCs w:val="24"/>
               </w:rPr>
@@ -14092,7 +14504,7 @@
             </w:pPr>
             <w:r>
               <w:rPr>
-                <w:rFonts w:ascii="Times New Roman" w:hAnsi="Times New Roman" w:cs="Times New Roman"/>
+                <w:rFonts w:ascii="Times New Roman" w:hAnsi="Times New Roman" w:cs="Times New Roman" w:eastAsia="Times New Roman"/>
                 <w:sz w:val="24"/>
                 <w:szCs w:val="24"/>
               </w:rPr>
@@ -14122,7 +14534,7 @@
             </w:pPr>
             <w:r>
               <w:rPr>
-                <w:rFonts w:ascii="Times New Roman" w:hAnsi="Times New Roman" w:cs="Times New Roman"/>
+                <w:rFonts w:ascii="Times New Roman" w:hAnsi="Times New Roman" w:cs="Times New Roman" w:eastAsia="Times New Roman"/>
                 <w:sz w:val="24"/>
                 <w:szCs w:val="24"/>
               </w:rPr>
@@ -14158,7 +14570,7 @@
             </w:pPr>
             <w:r>
               <w:rPr>
-                <w:rFonts w:ascii="Times New Roman" w:hAnsi="Times New Roman" w:cs="Times New Roman"/>
+                <w:rFonts w:ascii="Times New Roman" w:hAnsi="Times New Roman" w:cs="Times New Roman" w:eastAsia="Times New Roman"/>
                 <w:sz w:val="24"/>
                 <w:szCs w:val="24"/>
               </w:rPr>
@@ -14188,7 +14600,7 @@
             </w:pPr>
             <w:r>
               <w:rPr>
-                <w:rFonts w:ascii="Times New Roman" w:hAnsi="Times New Roman" w:cs="Times New Roman"/>
+                <w:rFonts w:ascii="Times New Roman" w:hAnsi="Times New Roman" w:cs="Times New Roman" w:eastAsia="Times New Roman"/>
                 <w:sz w:val="24"/>
                 <w:szCs w:val="24"/>
               </w:rPr>
@@ -14224,7 +14636,7 @@
             </w:pPr>
             <w:r>
               <w:rPr>
-                <w:rFonts w:ascii="Times New Roman" w:hAnsi="Times New Roman" w:cs="Times New Roman"/>
+                <w:rFonts w:ascii="Times New Roman" w:hAnsi="Times New Roman" w:cs="Times New Roman" w:eastAsia="Times New Roman"/>
                 <w:sz w:val="24"/>
                 <w:szCs w:val="24"/>
               </w:rPr>
@@ -14254,7 +14666,7 @@
             </w:pPr>
             <w:r>
               <w:rPr>
-                <w:rFonts w:ascii="Times New Roman" w:hAnsi="Times New Roman" w:cs="Times New Roman"/>
+                <w:rFonts w:ascii="Times New Roman" w:hAnsi="Times New Roman" w:cs="Times New Roman" w:eastAsia="Times New Roman"/>
                 <w:sz w:val="24"/>
                 <w:szCs w:val="24"/>
               </w:rPr>
@@ -14290,7 +14702,7 @@
             </w:pPr>
             <w:r>
               <w:rPr>
-                <w:rFonts w:ascii="Times New Roman" w:hAnsi="Times New Roman" w:cs="Times New Roman"/>
+                <w:rFonts w:ascii="Times New Roman" w:hAnsi="Times New Roman" w:cs="Times New Roman" w:eastAsia="Times New Roman"/>
                 <w:sz w:val="24"/>
                 <w:szCs w:val="24"/>
               </w:rPr>
@@ -14320,7 +14732,7 @@
             </w:pPr>
             <w:r>
               <w:rPr>
-                <w:rFonts w:ascii="Times New Roman" w:hAnsi="Times New Roman" w:cs="Times New Roman"/>
+                <w:rFonts w:ascii="Times New Roman" w:hAnsi="Times New Roman" w:cs="Times New Roman" w:eastAsia="Times New Roman"/>
                 <w:sz w:val="24"/>
                 <w:szCs w:val="24"/>
               </w:rPr>
@@ -14356,7 +14768,7 @@
             </w:pPr>
             <w:r>
               <w:rPr>
-                <w:rFonts w:ascii="Times New Roman" w:hAnsi="Times New Roman" w:cs="Times New Roman"/>
+                <w:rFonts w:ascii="Times New Roman" w:hAnsi="Times New Roman" w:cs="Times New Roman" w:eastAsia="Times New Roman"/>
                 <w:sz w:val="24"/>
                 <w:szCs w:val="24"/>
               </w:rPr>
@@ -14386,7 +14798,7 @@
             </w:pPr>
             <w:r>
               <w:rPr>
-                <w:rFonts w:ascii="Times New Roman" w:hAnsi="Times New Roman" w:cs="Times New Roman"/>
+                <w:rFonts w:ascii="Times New Roman" w:hAnsi="Times New Roman" w:cs="Times New Roman" w:eastAsia="Times New Roman"/>
                 <w:sz w:val="24"/>
                 <w:szCs w:val="24"/>
               </w:rPr>
@@ -14422,7 +14834,7 @@
             </w:pPr>
             <w:r>
               <w:rPr>
-                <w:rFonts w:ascii="Times New Roman" w:hAnsi="Times New Roman" w:cs="Times New Roman"/>
+                <w:rFonts w:ascii="Times New Roman" w:hAnsi="Times New Roman" w:cs="Times New Roman" w:eastAsia="Times New Roman"/>
                 <w:sz w:val="24"/>
                 <w:szCs w:val="24"/>
               </w:rPr>
@@ -14452,7 +14864,7 @@
             </w:pPr>
             <w:r>
               <w:rPr>
-                <w:rFonts w:ascii="Times New Roman" w:hAnsi="Times New Roman" w:cs="Times New Roman"/>
+                <w:rFonts w:ascii="Times New Roman" w:hAnsi="Times New Roman" w:cs="Times New Roman" w:eastAsia="Times New Roman"/>
                 <w:sz w:val="24"/>
                 <w:szCs w:val="24"/>
               </w:rPr>
@@ -14484,8 +14896,9 @@
       </w:pPr>
       <w:r>
         <w:rPr>
-          <w:rFonts w:ascii="Times New Roman" w:hAnsi="Times New Roman" w:cs="Times New Roman"/>
-          <w:sz w:val="24"/>
+          <w:rFonts w:ascii="Times New Roman" w:hAnsi="Times New Roman" w:cs="Times New Roman" w:eastAsia="Times New Roman"/>
+          <w:b/>
+          <w:sz w:val="26"/>
           <w:szCs w:val="24"/>
         </w:rPr>
         <w:t>3.9 Data Governance and Privacy</w:t>
@@ -14503,7 +14916,7 @@
       </w:pPr>
       <w:r>
         <w:rPr>
-          <w:rFonts w:ascii="Times New Roman" w:hAnsi="Times New Roman" w:cs="Times New Roman"/>
+          <w:rFonts w:ascii="Times New Roman" w:hAnsi="Times New Roman" w:cs="Times New Roman" w:eastAsia="Times New Roman"/>
           <w:sz w:val="24"/>
           <w:szCs w:val="24"/>
         </w:rPr>
@@ -14533,20 +14946,11 @@
       </w:pPr>
       <w:r>
         <w:rPr>
-          <w:rFonts w:ascii="Times New Roman" w:hAnsi="Times New Roman" w:cs="Times New Roman"/>
-          <w:sz w:val="24"/>
-          <w:szCs w:val="24"/>
-        </w:rPr>
-        <w:t xml:space="preserve">The BigQuery model will support anonymised views for reporting. These views will remove or mask personally identifiable information while preserving the fields needed for analysis, </w:t>
-      </w:r>
-      <w:r>
-        <w:rPr>
-          <w:rFonts w:ascii="Times New Roman" w:hAnsi="Times New Roman" w:cs="Times New Roman"/>
-          <w:sz w:val="24"/>
-          <w:szCs w:val="24"/>
-        </w:rPr>
-        <w:lastRenderedPageBreak/>
-        <w:t>such as service date, area, pest type, package type, claim status, refund category, and difficulty level. This supports privacy, ethics, and company confidence in using the system.</w:t>
+          <w:rFonts w:ascii="Times New Roman" w:hAnsi="Times New Roman" w:cs="Times New Roman" w:eastAsia="Times New Roman"/>
+          <w:sz w:val="24"/>
+          <w:szCs w:val="24"/>
+        </w:rPr>
+        <w:t>The BigQuery model will support anonymised views for reporting. These views will remove or mask personally identifiable information while preserving the fields needed for analysis, such as service date, area, pest type, package type, claim status, refund category, and difficulty level. This supports privacy, ethics, and company confidence in using the system.</w:t>
       </w:r>
     </w:p>
     <w:p>
@@ -14561,10 +14965,12 @@
       </w:pPr>
       <w:r>
         <w:rPr>
-          <w:rFonts w:ascii="Times New Roman" w:hAnsi="Times New Roman" w:cs="Times New Roman"/>
-          <w:sz w:val="24"/>
-          <w:szCs w:val="24"/>
-        </w:rPr>
+          <w:rFonts w:ascii="Times New Roman" w:hAnsi="Times New Roman" w:cs="Times New Roman" w:eastAsia="Times New Roman"/>
+          <w:b/>
+          <w:sz w:val="26"/>
+          <w:szCs w:val="24"/>
+        </w:rPr>
+        <w:lastRenderedPageBreak/>
         <w:t>3.10 AI Recommendation Extension</w:t>
       </w:r>
     </w:p>
@@ -14580,7 +14986,7 @@
       </w:pPr>
       <w:r>
         <w:rPr>
-          <w:rFonts w:ascii="Times New Roman" w:hAnsi="Times New Roman" w:cs="Times New Roman"/>
+          <w:rFonts w:ascii="Times New Roman" w:hAnsi="Times New Roman" w:cs="Times New Roman" w:eastAsia="Times New Roman"/>
           <w:sz w:val="24"/>
           <w:szCs w:val="24"/>
         </w:rPr>
@@ -14610,7 +15016,7 @@
       </w:pPr>
       <w:r>
         <w:rPr>
-          <w:rFonts w:ascii="Times New Roman" w:hAnsi="Times New Roman" w:cs="Times New Roman"/>
+          <w:rFonts w:ascii="Times New Roman" w:hAnsi="Times New Roman" w:cs="Times New Roman" w:eastAsia="Times New Roman"/>
           <w:sz w:val="24"/>
           <w:szCs w:val="24"/>
         </w:rPr>
@@ -14629,8 +15035,9 @@
       </w:pPr>
       <w:r>
         <w:rPr>
-          <w:rFonts w:ascii="Times New Roman" w:hAnsi="Times New Roman" w:cs="Times New Roman"/>
-          <w:sz w:val="24"/>
+          <w:rFonts w:ascii="Times New Roman" w:hAnsi="Times New Roman" w:cs="Times New Roman" w:eastAsia="Times New Roman"/>
+          <w:b/>
+          <w:sz w:val="26"/>
           <w:szCs w:val="24"/>
         </w:rPr>
         <w:t>3.11 Computing Factors and Constraints</w:t>
@@ -14677,7 +15084,7 @@
             </w:pPr>
             <w:r>
               <w:rPr>
-                <w:rFonts w:ascii="Times New Roman" w:hAnsi="Times New Roman" w:cs="Times New Roman"/>
+                <w:rFonts w:ascii="Times New Roman" w:hAnsi="Times New Roman" w:cs="Times New Roman" w:eastAsia="Times New Roman"/>
                 <w:b/>
                 <w:color w:val="142332"/>
                 <w:sz w:val="24"/>
@@ -14710,7 +15117,7 @@
             </w:pPr>
             <w:r>
               <w:rPr>
-                <w:rFonts w:ascii="Times New Roman" w:hAnsi="Times New Roman" w:cs="Times New Roman"/>
+                <w:rFonts w:ascii="Times New Roman" w:hAnsi="Times New Roman" w:cs="Times New Roman" w:eastAsia="Times New Roman"/>
                 <w:b/>
                 <w:color w:val="142332"/>
                 <w:sz w:val="24"/>
@@ -14743,7 +15150,7 @@
             </w:pPr>
             <w:r>
               <w:rPr>
-                <w:rFonts w:ascii="Times New Roman" w:hAnsi="Times New Roman" w:cs="Times New Roman"/>
+                <w:rFonts w:ascii="Times New Roman" w:hAnsi="Times New Roman" w:cs="Times New Roman" w:eastAsia="Times New Roman"/>
                 <w:b/>
                 <w:color w:val="142332"/>
                 <w:sz w:val="24"/>
@@ -14781,7 +15188,7 @@
             </w:pPr>
             <w:r>
               <w:rPr>
-                <w:rFonts w:ascii="Times New Roman" w:hAnsi="Times New Roman" w:cs="Times New Roman"/>
+                <w:rFonts w:ascii="Times New Roman" w:hAnsi="Times New Roman" w:cs="Times New Roman" w:eastAsia="Times New Roman"/>
                 <w:sz w:val="24"/>
                 <w:szCs w:val="24"/>
               </w:rPr>
@@ -14811,7 +15218,7 @@
             </w:pPr>
             <w:r>
               <w:rPr>
-                <w:rFonts w:ascii="Times New Roman" w:hAnsi="Times New Roman" w:cs="Times New Roman"/>
+                <w:rFonts w:ascii="Times New Roman" w:hAnsi="Times New Roman" w:cs="Times New Roman" w:eastAsia="Times New Roman"/>
                 <w:sz w:val="24"/>
                 <w:szCs w:val="24"/>
               </w:rPr>
@@ -14841,7 +15248,7 @@
             </w:pPr>
             <w:r>
               <w:rPr>
-                <w:rFonts w:ascii="Times New Roman" w:hAnsi="Times New Roman" w:cs="Times New Roman"/>
+                <w:rFonts w:ascii="Times New Roman" w:hAnsi="Times New Roman" w:cs="Times New Roman" w:eastAsia="Times New Roman"/>
                 <w:sz w:val="24"/>
                 <w:szCs w:val="24"/>
               </w:rPr>
@@ -14877,7 +15284,7 @@
             </w:pPr>
             <w:r>
               <w:rPr>
-                <w:rFonts w:ascii="Times New Roman" w:hAnsi="Times New Roman" w:cs="Times New Roman"/>
+                <w:rFonts w:ascii="Times New Roman" w:hAnsi="Times New Roman" w:cs="Times New Roman" w:eastAsia="Times New Roman"/>
                 <w:sz w:val="24"/>
                 <w:szCs w:val="24"/>
               </w:rPr>
@@ -14907,7 +15314,7 @@
             </w:pPr>
             <w:r>
               <w:rPr>
-                <w:rFonts w:ascii="Times New Roman" w:hAnsi="Times New Roman" w:cs="Times New Roman"/>
+                <w:rFonts w:ascii="Times New Roman" w:hAnsi="Times New Roman" w:cs="Times New Roman" w:eastAsia="Times New Roman"/>
                 <w:sz w:val="24"/>
                 <w:szCs w:val="24"/>
               </w:rPr>
@@ -14937,7 +15344,7 @@
             </w:pPr>
             <w:r>
               <w:rPr>
-                <w:rFonts w:ascii="Times New Roman" w:hAnsi="Times New Roman" w:cs="Times New Roman"/>
+                <w:rFonts w:ascii="Times New Roman" w:hAnsi="Times New Roman" w:cs="Times New Roman" w:eastAsia="Times New Roman"/>
                 <w:sz w:val="24"/>
                 <w:szCs w:val="24"/>
               </w:rPr>
@@ -14973,7 +15380,7 @@
             </w:pPr>
             <w:r>
               <w:rPr>
-                <w:rFonts w:ascii="Times New Roman" w:hAnsi="Times New Roman" w:cs="Times New Roman"/>
+                <w:rFonts w:ascii="Times New Roman" w:hAnsi="Times New Roman" w:cs="Times New Roman" w:eastAsia="Times New Roman"/>
                 <w:sz w:val="24"/>
                 <w:szCs w:val="24"/>
               </w:rPr>
@@ -15003,7 +15410,7 @@
             </w:pPr>
             <w:r>
               <w:rPr>
-                <w:rFonts w:ascii="Times New Roman" w:hAnsi="Times New Roman" w:cs="Times New Roman"/>
+                <w:rFonts w:ascii="Times New Roman" w:hAnsi="Times New Roman" w:cs="Times New Roman" w:eastAsia="Times New Roman"/>
                 <w:sz w:val="24"/>
                 <w:szCs w:val="24"/>
               </w:rPr>
@@ -15033,7 +15440,7 @@
             </w:pPr>
             <w:r>
               <w:rPr>
-                <w:rFonts w:ascii="Times New Roman" w:hAnsi="Times New Roman" w:cs="Times New Roman"/>
+                <w:rFonts w:ascii="Times New Roman" w:hAnsi="Times New Roman" w:cs="Times New Roman" w:eastAsia="Times New Roman"/>
                 <w:sz w:val="24"/>
                 <w:szCs w:val="24"/>
               </w:rPr>
@@ -15069,7 +15476,7 @@
             </w:pPr>
             <w:r>
               <w:rPr>
-                <w:rFonts w:ascii="Times New Roman" w:hAnsi="Times New Roman" w:cs="Times New Roman"/>
+                <w:rFonts w:ascii="Times New Roman" w:hAnsi="Times New Roman" w:cs="Times New Roman" w:eastAsia="Times New Roman"/>
                 <w:sz w:val="24"/>
                 <w:szCs w:val="24"/>
               </w:rPr>
@@ -15099,7 +15506,7 @@
             </w:pPr>
             <w:r>
               <w:rPr>
-                <w:rFonts w:ascii="Times New Roman" w:hAnsi="Times New Roman" w:cs="Times New Roman"/>
+                <w:rFonts w:ascii="Times New Roman" w:hAnsi="Times New Roman" w:cs="Times New Roman" w:eastAsia="Times New Roman"/>
                 <w:sz w:val="24"/>
                 <w:szCs w:val="24"/>
               </w:rPr>
@@ -15129,7 +15536,7 @@
             </w:pPr>
             <w:r>
               <w:rPr>
-                <w:rFonts w:ascii="Times New Roman" w:hAnsi="Times New Roman" w:cs="Times New Roman"/>
+                <w:rFonts w:ascii="Times New Roman" w:hAnsi="Times New Roman" w:cs="Times New Roman" w:eastAsia="Times New Roman"/>
                 <w:sz w:val="24"/>
                 <w:szCs w:val="24"/>
               </w:rPr>
@@ -15165,11 +15572,10 @@
             </w:pPr>
             <w:r>
               <w:rPr>
-                <w:rFonts w:ascii="Times New Roman" w:hAnsi="Times New Roman" w:cs="Times New Roman"/>
-                <w:sz w:val="24"/>
-                <w:szCs w:val="24"/>
-              </w:rPr>
-              <w:lastRenderedPageBreak/>
+                <w:rFonts w:ascii="Times New Roman" w:hAnsi="Times New Roman" w:cs="Times New Roman" w:eastAsia="Times New Roman"/>
+                <w:sz w:val="24"/>
+                <w:szCs w:val="24"/>
+              </w:rPr>
               <w:t>Data quality</w:t>
             </w:r>
           </w:p>
@@ -15196,7 +15602,7 @@
             </w:pPr>
             <w:r>
               <w:rPr>
-                <w:rFonts w:ascii="Times New Roman" w:hAnsi="Times New Roman" w:cs="Times New Roman"/>
+                <w:rFonts w:ascii="Times New Roman" w:hAnsi="Times New Roman" w:cs="Times New Roman" w:eastAsia="Times New Roman"/>
                 <w:sz w:val="24"/>
                 <w:szCs w:val="24"/>
               </w:rPr>
@@ -15226,7 +15632,7 @@
             </w:pPr>
             <w:r>
               <w:rPr>
-                <w:rFonts w:ascii="Times New Roman" w:hAnsi="Times New Roman" w:cs="Times New Roman"/>
+                <w:rFonts w:ascii="Times New Roman" w:hAnsi="Times New Roman" w:cs="Times New Roman" w:eastAsia="Times New Roman"/>
                 <w:sz w:val="24"/>
                 <w:szCs w:val="24"/>
               </w:rPr>
@@ -15262,10 +15668,11 @@
             </w:pPr>
             <w:r>
               <w:rPr>
-                <w:rFonts w:ascii="Times New Roman" w:hAnsi="Times New Roman" w:cs="Times New Roman"/>
-                <w:sz w:val="24"/>
-                <w:szCs w:val="24"/>
-              </w:rPr>
+                <w:rFonts w:ascii="Times New Roman" w:hAnsi="Times New Roman" w:cs="Times New Roman" w:eastAsia="Times New Roman"/>
+                <w:sz w:val="24"/>
+                <w:szCs w:val="24"/>
+              </w:rPr>
+              <w:lastRenderedPageBreak/>
               <w:t>Refresh reliability</w:t>
             </w:r>
           </w:p>
@@ -15292,7 +15699,7 @@
             </w:pPr>
             <w:r>
               <w:rPr>
-                <w:rFonts w:ascii="Times New Roman" w:hAnsi="Times New Roman" w:cs="Times New Roman"/>
+                <w:rFonts w:ascii="Times New Roman" w:hAnsi="Times New Roman" w:cs="Times New Roman" w:eastAsia="Times New Roman"/>
                 <w:sz w:val="24"/>
                 <w:szCs w:val="24"/>
               </w:rPr>
@@ -15322,7 +15729,7 @@
             </w:pPr>
             <w:r>
               <w:rPr>
-                <w:rFonts w:ascii="Times New Roman" w:hAnsi="Times New Roman" w:cs="Times New Roman"/>
+                <w:rFonts w:ascii="Times New Roman" w:hAnsi="Times New Roman" w:cs="Times New Roman" w:eastAsia="Times New Roman"/>
                 <w:sz w:val="24"/>
                 <w:szCs w:val="24"/>
               </w:rPr>
@@ -15358,7 +15765,7 @@
             </w:pPr>
             <w:r>
               <w:rPr>
-                <w:rFonts w:ascii="Times New Roman" w:hAnsi="Times New Roman" w:cs="Times New Roman"/>
+                <w:rFonts w:ascii="Times New Roman" w:hAnsi="Times New Roman" w:cs="Times New Roman" w:eastAsia="Times New Roman"/>
                 <w:sz w:val="24"/>
                 <w:szCs w:val="24"/>
               </w:rPr>
@@ -15388,7 +15795,7 @@
             </w:pPr>
             <w:r>
               <w:rPr>
-                <w:rFonts w:ascii="Times New Roman" w:hAnsi="Times New Roman" w:cs="Times New Roman"/>
+                <w:rFonts w:ascii="Times New Roman" w:hAnsi="Times New Roman" w:cs="Times New Roman" w:eastAsia="Times New Roman"/>
                 <w:sz w:val="24"/>
                 <w:szCs w:val="24"/>
               </w:rPr>
@@ -15418,7 +15825,7 @@
             </w:pPr>
             <w:r>
               <w:rPr>
-                <w:rFonts w:ascii="Times New Roman" w:hAnsi="Times New Roman" w:cs="Times New Roman"/>
+                <w:rFonts w:ascii="Times New Roman" w:hAnsi="Times New Roman" w:cs="Times New Roman" w:eastAsia="Times New Roman"/>
                 <w:sz w:val="24"/>
                 <w:szCs w:val="24"/>
               </w:rPr>
@@ -15454,7 +15861,7 @@
             </w:pPr>
             <w:r>
               <w:rPr>
-                <w:rFonts w:ascii="Times New Roman" w:hAnsi="Times New Roman" w:cs="Times New Roman"/>
+                <w:rFonts w:ascii="Times New Roman" w:hAnsi="Times New Roman" w:cs="Times New Roman" w:eastAsia="Times New Roman"/>
                 <w:sz w:val="24"/>
                 <w:szCs w:val="24"/>
               </w:rPr>
@@ -15484,7 +15891,7 @@
             </w:pPr>
             <w:r>
               <w:rPr>
-                <w:rFonts w:ascii="Times New Roman" w:hAnsi="Times New Roman" w:cs="Times New Roman"/>
+                <w:rFonts w:ascii="Times New Roman" w:hAnsi="Times New Roman" w:cs="Times New Roman" w:eastAsia="Times New Roman"/>
                 <w:sz w:val="24"/>
                 <w:szCs w:val="24"/>
               </w:rPr>
@@ -15514,7 +15921,7 @@
             </w:pPr>
             <w:r>
               <w:rPr>
-                <w:rFonts w:ascii="Times New Roman" w:hAnsi="Times New Roman" w:cs="Times New Roman"/>
+                <w:rFonts w:ascii="Times New Roman" w:hAnsi="Times New Roman" w:cs="Times New Roman" w:eastAsia="Times New Roman"/>
                 <w:sz w:val="24"/>
                 <w:szCs w:val="24"/>
               </w:rPr>
@@ -15524,64 +15931,94 @@
         </w:tc>
       </w:tr>
       <w:tr>
-        <w:tc>
-          <w:tcPr>
-            <w:tcW w:type="dxa" w:w="2396"/>
-          </w:tcPr>
-          <w:p>
-            <w:r>
+        <w:trPr>
+          <w:jc w:val="center"/>
+        </w:trPr>
+        <w:tc>
+          <w:tcPr>
+            <w:tcW w:w="2396" w:type="dxa"/>
+          </w:tcPr>
+          <w:p>
+            <w:r>
+              <w:rPr>
+                <w:rFonts w:ascii="Times New Roman" w:hAnsi="Times New Roman" w:eastAsia="Times New Roman" w:cs="Times New Roman"/>
+                <w:sz w:val="24"/>
+              </w:rPr>
               <w:t>Pipeline complexity</w:t>
             </w:r>
           </w:p>
         </w:tc>
         <w:tc>
           <w:tcPr>
-            <w:tcW w:type="dxa" w:w="2916"/>
-          </w:tcPr>
-          <w:p>
-            <w:r>
+            <w:tcW w:w="2916" w:type="dxa"/>
+          </w:tcPr>
+          <w:p>
+            <w:r>
+              <w:rPr>
+                <w:rFonts w:ascii="Times New Roman" w:hAnsi="Times New Roman" w:eastAsia="Times New Roman" w:cs="Times New Roman"/>
+                <w:sz w:val="24"/>
+              </w:rPr>
               <w:t>Airflow and dbt add setup effort compared with a simple script</w:t>
             </w:r>
           </w:p>
         </w:tc>
         <w:tc>
           <w:tcPr>
-            <w:tcW w:type="dxa" w:w="3704"/>
-          </w:tcPr>
-          <w:p>
-            <w:r>
+            <w:tcW w:w="3704" w:type="dxa"/>
+          </w:tcPr>
+          <w:p>
+            <w:r>
+              <w:rPr>
+                <w:rFonts w:ascii="Times New Roman" w:hAnsi="Times New Roman" w:eastAsia="Times New Roman" w:cs="Times New Roman"/>
+                <w:sz w:val="24"/>
+              </w:rPr>
               <w:t>Keep the DAG small, use batch refresh, document fallback manual runs, and prioritise core tables first</w:t>
             </w:r>
           </w:p>
         </w:tc>
       </w:tr>
       <w:tr>
-        <w:tc>
-          <w:tcPr>
-            <w:tcW w:type="dxa" w:w="2396"/>
-          </w:tcPr>
-          <w:p>
-            <w:r>
+        <w:trPr>
+          <w:jc w:val="center"/>
+        </w:trPr>
+        <w:tc>
+          <w:tcPr>
+            <w:tcW w:w="2396" w:type="dxa"/>
+          </w:tcPr>
+          <w:p>
+            <w:r>
+              <w:rPr>
+                <w:rFonts w:ascii="Times New Roman" w:hAnsi="Times New Roman" w:eastAsia="Times New Roman" w:cs="Times New Roman"/>
+                <w:sz w:val="24"/>
+              </w:rPr>
               <w:t>Schema flexibility</w:t>
             </w:r>
           </w:p>
         </w:tc>
         <w:tc>
           <w:tcPr>
-            <w:tcW w:type="dxa" w:w="2916"/>
-          </w:tcPr>
-          <w:p>
-            <w:r>
+            <w:tcW w:w="2916" w:type="dxa"/>
+          </w:tcPr>
+          <w:p>
+            <w:r>
+              <w:rPr>
+                <w:rFonts w:ascii="Times New Roman" w:hAnsi="Times New Roman" w:eastAsia="Times New Roman" w:cs="Times New Roman"/>
+                <w:sz w:val="24"/>
+              </w:rPr>
               <w:t>Company sheets may change column names or contain messy formats</w:t>
             </w:r>
           </w:p>
         </w:tc>
         <w:tc>
           <w:tcPr>
-            <w:tcW w:type="dxa" w:w="3704"/>
-          </w:tcPr>
-          <w:p>
-            <w:r>
+            <w:tcW w:w="3704" w:type="dxa"/>
+          </w:tcPr>
+          <w:p>
+            <w:r>
+              <w:rPr>
+                <w:rFonts w:ascii="Times New Roman" w:hAnsi="Times New Roman" w:eastAsia="Times New Roman" w:cs="Times New Roman"/>
+                <w:sz w:val="24"/>
+              </w:rPr>
               <w:t>Use flexible data contracts, alias mapping, validation flags, and source-level quality status</w:t>
             </w:r>
           </w:p>
@@ -15610,8 +16047,9 @@
       </w:pPr>
       <w:r>
         <w:rPr>
-          <w:rFonts w:ascii="Times New Roman" w:hAnsi="Times New Roman" w:cs="Times New Roman"/>
-          <w:sz w:val="24"/>
+          <w:rFonts w:ascii="Times New Roman" w:hAnsi="Times New Roman" w:cs="Times New Roman" w:eastAsia="Times New Roman"/>
+          <w:b/>
+          <w:sz w:val="26"/>
           <w:szCs w:val="24"/>
         </w:rPr>
         <w:t>3.12 Evaluation Plan</w:t>
@@ -15630,7 +16068,7 @@
       </w:pPr>
       <w:r>
         <w:rPr>
-          <w:rFonts w:ascii="Times New Roman" w:hAnsi="Times New Roman" w:cs="Times New Roman"/>
+          <w:rFonts w:ascii="Times New Roman" w:hAnsi="Times New Roman" w:cs="Times New Roman" w:eastAsia="Times New Roman"/>
           <w:sz w:val="24"/>
           <w:szCs w:val="24"/>
         </w:rPr>
@@ -15650,7 +16088,7 @@
       </w:pPr>
       <w:r>
         <w:rPr>
-          <w:rFonts w:ascii="Times New Roman" w:hAnsi="Times New Roman" w:cs="Times New Roman"/>
+          <w:rFonts w:ascii="Times New Roman" w:hAnsi="Times New Roman" w:cs="Times New Roman" w:eastAsia="Times New Roman"/>
           <w:sz w:val="24"/>
           <w:szCs w:val="24"/>
         </w:rPr>
@@ -15670,7 +16108,7 @@
       </w:pPr>
       <w:r>
         <w:rPr>
-          <w:rFonts w:ascii="Times New Roman" w:hAnsi="Times New Roman" w:cs="Times New Roman"/>
+          <w:rFonts w:ascii="Times New Roman" w:hAnsi="Times New Roman" w:cs="Times New Roman" w:eastAsia="Times New Roman"/>
           <w:sz w:val="24"/>
           <w:szCs w:val="24"/>
         </w:rPr>
@@ -15690,7 +16128,7 @@
       </w:pPr>
       <w:r>
         <w:rPr>
-          <w:rFonts w:ascii="Times New Roman" w:hAnsi="Times New Roman" w:cs="Times New Roman"/>
+          <w:rFonts w:ascii="Times New Roman" w:hAnsi="Times New Roman" w:cs="Times New Roman" w:eastAsia="Times New Roman"/>
           <w:sz w:val="24"/>
           <w:szCs w:val="24"/>
         </w:rPr>
@@ -15710,7 +16148,7 @@
       </w:pPr>
       <w:r>
         <w:rPr>
-          <w:rFonts w:ascii="Times New Roman" w:hAnsi="Times New Roman" w:cs="Times New Roman"/>
+          <w:rFonts w:ascii="Times New Roman" w:hAnsi="Times New Roman" w:cs="Times New Roman" w:eastAsia="Times New Roman"/>
           <w:sz w:val="24"/>
           <w:szCs w:val="24"/>
         </w:rPr>
@@ -15730,7 +16168,7 @@
       </w:pPr>
       <w:r>
         <w:rPr>
-          <w:rFonts w:ascii="Times New Roman" w:hAnsi="Times New Roman" w:cs="Times New Roman"/>
+          <w:rFonts w:ascii="Times New Roman" w:hAnsi="Times New Roman" w:cs="Times New Roman" w:eastAsia="Times New Roman"/>
           <w:sz w:val="24"/>
           <w:szCs w:val="24"/>
         </w:rPr>
@@ -15750,10 +16188,11 @@
       </w:pPr>
       <w:r>
         <w:rPr>
-          <w:rFonts w:ascii="Times New Roman" w:hAnsi="Times New Roman" w:cs="Times New Roman"/>
-          <w:sz w:val="24"/>
-          <w:szCs w:val="24"/>
-        </w:rPr>
+          <w:rFonts w:ascii="Times New Roman" w:hAnsi="Times New Roman" w:cs="Times New Roman" w:eastAsia="Times New Roman"/>
+          <w:sz w:val="24"/>
+          <w:szCs w:val="24"/>
+        </w:rPr>
+        <w:lastRenderedPageBreak/>
         <w:t>Recommendation testing: verify recommendation log fields are generated and that management response/outcome can be tracked.</w:t>
       </w:r>
     </w:p>
@@ -15770,11 +16209,10 @@
       </w:pPr>
       <w:r>
         <w:rPr>
-          <w:rFonts w:ascii="Times New Roman" w:hAnsi="Times New Roman" w:cs="Times New Roman"/>
-          <w:sz w:val="24"/>
-          <w:szCs w:val="24"/>
-        </w:rPr>
-        <w:lastRenderedPageBreak/>
+          <w:rFonts w:ascii="Times New Roman" w:hAnsi="Times New Roman" w:cs="Times New Roman" w:eastAsia="Times New Roman"/>
+          <w:sz w:val="24"/>
+          <w:szCs w:val="24"/>
+        </w:rPr>
         <w:t>Insight usefulness: collect feedback on whether area risk, recurrence, treatment difficulty, and upsell outputs are actionable.</w:t>
       </w:r>
     </w:p>
@@ -15791,7 +16229,7 @@
       </w:pPr>
       <w:r>
         <w:rPr>
-          <w:rFonts w:ascii="Times New Roman" w:hAnsi="Times New Roman" w:cs="Times New Roman"/>
+          <w:rFonts w:ascii="Times New Roman" w:hAnsi="Times New Roman" w:cs="Times New Roman" w:eastAsia="Times New Roman"/>
           <w:sz w:val="24"/>
           <w:szCs w:val="24"/>
         </w:rPr>
@@ -15810,8 +16248,9 @@
       </w:pPr>
       <w:r>
         <w:rPr>
-          <w:rFonts w:ascii="Times New Roman" w:hAnsi="Times New Roman" w:cs="Times New Roman"/>
-          <w:sz w:val="24"/>
+          <w:rFonts w:ascii="Times New Roman" w:hAnsi="Times New Roman" w:cs="Times New Roman" w:eastAsia="Times New Roman"/>
+          <w:b/>
+          <w:sz w:val="28"/>
           <w:szCs w:val="24"/>
         </w:rPr>
         <w:t>Chapter 4: Work Plan and Timeline</w:t>
@@ -15829,7 +16268,7 @@
       </w:pPr>
       <w:r>
         <w:rPr>
-          <w:rFonts w:ascii="Times New Roman" w:hAnsi="Times New Roman" w:cs="Times New Roman"/>
+          <w:rFonts w:ascii="Times New Roman" w:hAnsi="Times New Roman" w:cs="Times New Roman" w:eastAsia="Times New Roman"/>
           <w:sz w:val="24"/>
           <w:szCs w:val="24"/>
         </w:rPr>
@@ -15841,6 +16280,11 @@
         <w:pStyle w:val="Heading2"/>
       </w:pPr>
       <w:r>
+        <w:rPr>
+          <w:rFonts w:ascii="Times New Roman" w:hAnsi="Times New Roman" w:eastAsia="Times New Roman" w:cs="Times New Roman"/>
+          <w:b/>
+          <w:sz w:val="26"/>
+        </w:rPr>
         <w:t>4.1 Proposed CP1 Gantt Chart</w:t>
       </w:r>
     </w:p>
@@ -15856,7 +16300,7 @@
       </w:pPr>
       <w:r>
         <w:rPr>
-          <w:rFonts w:ascii="Times New Roman" w:hAnsi="Times New Roman" w:cs="Times New Roman"/>
+          <w:rFonts w:ascii="Times New Roman" w:hAnsi="Times New Roman" w:cs="Times New Roman" w:eastAsia="Times New Roman"/>
           <w:sz w:val="24"/>
           <w:szCs w:val="24"/>
         </w:rPr>
@@ -15874,8 +16318,9 @@
       </w:pPr>
       <w:r>
         <w:rPr>
+          <w:rFonts w:ascii="Times New Roman" w:hAnsi="Times New Roman" w:eastAsia="Times New Roman" w:cs="Times New Roman"/>
           <w:i/>
-          <w:sz w:val="21"/>
+          <w:sz w:val="24"/>
         </w:rPr>
         <w:t>Figure 4.1: Proposed Gantt chart for Capstone Project 1 planning activities.</w:t>
       </w:r>
@@ -15921,7 +16366,7 @@
             </w:pPr>
             <w:r>
               <w:rPr>
-                <w:rFonts w:ascii="Times New Roman" w:hAnsi="Times New Roman" w:cs="Times New Roman"/>
+                <w:rFonts w:ascii="Times New Roman" w:hAnsi="Times New Roman" w:cs="Times New Roman" w:eastAsia="Times New Roman"/>
                 <w:b/>
                 <w:color w:val="142332"/>
                 <w:sz w:val="24"/>
@@ -15954,7 +16399,7 @@
             </w:pPr>
             <w:r>
               <w:rPr>
-                <w:rFonts w:ascii="Times New Roman" w:hAnsi="Times New Roman" w:cs="Times New Roman"/>
+                <w:rFonts w:ascii="Times New Roman" w:hAnsi="Times New Roman" w:cs="Times New Roman" w:eastAsia="Times New Roman"/>
                 <w:b/>
                 <w:color w:val="142332"/>
                 <w:sz w:val="24"/>
@@ -15987,7 +16432,7 @@
             </w:pPr>
             <w:r>
               <w:rPr>
-                <w:rFonts w:ascii="Times New Roman" w:hAnsi="Times New Roman" w:cs="Times New Roman"/>
+                <w:rFonts w:ascii="Times New Roman" w:hAnsi="Times New Roman" w:cs="Times New Roman" w:eastAsia="Times New Roman"/>
                 <w:b/>
                 <w:color w:val="142332"/>
                 <w:sz w:val="24"/>
@@ -16025,7 +16470,7 @@
             </w:pPr>
             <w:r>
               <w:rPr>
-                <w:rFonts w:ascii="Times New Roman" w:hAnsi="Times New Roman" w:cs="Times New Roman"/>
+                <w:rFonts w:ascii="Times New Roman" w:hAnsi="Times New Roman" w:cs="Times New Roman" w:eastAsia="Times New Roman"/>
                 <w:sz w:val="24"/>
                 <w:szCs w:val="24"/>
               </w:rPr>
@@ -16055,7 +16500,7 @@
             </w:pPr>
             <w:r>
               <w:rPr>
-                <w:rFonts w:ascii="Times New Roman" w:hAnsi="Times New Roman" w:cs="Times New Roman"/>
+                <w:rFonts w:ascii="Times New Roman" w:hAnsi="Times New Roman" w:cs="Times New Roman" w:eastAsia="Times New Roman"/>
                 <w:sz w:val="24"/>
                 <w:szCs w:val="24"/>
               </w:rPr>
@@ -16085,7 +16530,7 @@
             </w:pPr>
             <w:r>
               <w:rPr>
-                <w:rFonts w:ascii="Times New Roman" w:hAnsi="Times New Roman" w:cs="Times New Roman"/>
+                <w:rFonts w:ascii="Times New Roman" w:hAnsi="Times New Roman" w:cs="Times New Roman" w:eastAsia="Times New Roman"/>
                 <w:sz w:val="24"/>
                 <w:szCs w:val="24"/>
               </w:rPr>
@@ -16121,7 +16566,7 @@
             </w:pPr>
             <w:r>
               <w:rPr>
-                <w:rFonts w:ascii="Times New Roman" w:hAnsi="Times New Roman" w:cs="Times New Roman"/>
+                <w:rFonts w:ascii="Times New Roman" w:hAnsi="Times New Roman" w:cs="Times New Roman" w:eastAsia="Times New Roman"/>
                 <w:sz w:val="24"/>
                 <w:szCs w:val="24"/>
               </w:rPr>
@@ -16151,7 +16596,7 @@
             </w:pPr>
             <w:r>
               <w:rPr>
-                <w:rFonts w:ascii="Times New Roman" w:hAnsi="Times New Roman" w:cs="Times New Roman"/>
+                <w:rFonts w:ascii="Times New Roman" w:hAnsi="Times New Roman" w:cs="Times New Roman" w:eastAsia="Times New Roman"/>
                 <w:sz w:val="24"/>
                 <w:szCs w:val="24"/>
               </w:rPr>
@@ -16181,7 +16626,7 @@
             </w:pPr>
             <w:r>
               <w:rPr>
-                <w:rFonts w:ascii="Times New Roman" w:hAnsi="Times New Roman" w:cs="Times New Roman"/>
+                <w:rFonts w:ascii="Times New Roman" w:hAnsi="Times New Roman" w:cs="Times New Roman" w:eastAsia="Times New Roman"/>
                 <w:sz w:val="24"/>
                 <w:szCs w:val="24"/>
               </w:rPr>
@@ -16208,6 +16653,10 @@
           </w:tcPr>
           <w:p>
             <w:r>
+              <w:rPr>
+                <w:rFonts w:ascii="Times New Roman" w:hAnsi="Times New Roman" w:eastAsia="Times New Roman" w:cs="Times New Roman"/>
+                <w:sz w:val="24"/>
+              </w:rPr>
               <w:t>3</w:t>
             </w:r>
           </w:p>
@@ -16225,6 +16674,10 @@
           </w:tcPr>
           <w:p>
             <w:r>
+              <w:rPr>
+                <w:rFonts w:ascii="Times New Roman" w:hAnsi="Times New Roman" w:eastAsia="Times New Roman" w:cs="Times New Roman"/>
+                <w:sz w:val="24"/>
+              </w:rPr>
               <w:t>Design Bronze/Silver/Gold BigQuery warehouse, dbt model layers, table relationships, matching keys, anonymised views, and recommendation log</w:t>
             </w:r>
           </w:p>
@@ -16242,6 +16695,10 @@
           </w:tcPr>
           <w:p>
             <w:r>
+              <w:rPr>
+                <w:rFonts w:ascii="Times New Roman" w:hAnsi="Times New Roman" w:eastAsia="Times New Roman" w:cs="Times New Roman"/>
+                <w:sz w:val="24"/>
+              </w:rPr>
               <w:t>Warehouse and dbt design document</w:t>
             </w:r>
           </w:p>
@@ -16265,6 +16722,11 @@
           </w:tcPr>
           <w:p>
             <w:r>
+              <w:rPr>
+                <w:rFonts w:ascii="Times New Roman" w:hAnsi="Times New Roman" w:eastAsia="Times New Roman" w:cs="Times New Roman"/>
+                <w:sz w:val="24"/>
+              </w:rPr>
+              <w:lastRenderedPageBreak/>
               <w:t>4</w:t>
             </w:r>
           </w:p>
@@ -16282,6 +16744,10 @@
           </w:tcPr>
           <w:p>
             <w:r>
+              <w:rPr>
+                <w:rFonts w:ascii="Times New Roman" w:hAnsi="Times New Roman" w:eastAsia="Times New Roman" w:cs="Times New Roman"/>
+                <w:sz w:val="24"/>
+              </w:rPr>
               <w:t>Build Python extraction/load scripts, flexible data contracts, validation flags, and Bronze raw loading</w:t>
             </w:r>
           </w:p>
@@ -16299,6 +16765,10 @@
           </w:tcPr>
           <w:p>
             <w:r>
+              <w:rPr>
+                <w:rFonts w:ascii="Times New Roman" w:hAnsi="Times New Roman" w:eastAsia="Times New Roman" w:cs="Times New Roman"/>
+                <w:sz w:val="24"/>
+              </w:rPr>
               <w:t>Bronze loading pipeline and source quality report</w:t>
             </w:r>
           </w:p>
@@ -16331,11 +16801,10 @@
             </w:pPr>
             <w:r>
               <w:rPr>
-                <w:rFonts w:ascii="Times New Roman" w:hAnsi="Times New Roman" w:cs="Times New Roman"/>
-                <w:sz w:val="24"/>
-                <w:szCs w:val="24"/>
-              </w:rPr>
-              <w:lastRenderedPageBreak/>
+                <w:rFonts w:ascii="Times New Roman" w:hAnsi="Times New Roman" w:cs="Times New Roman" w:eastAsia="Times New Roman"/>
+                <w:sz w:val="24"/>
+                <w:szCs w:val="24"/>
+              </w:rPr>
               <w:t>5</w:t>
             </w:r>
           </w:p>
@@ -16362,7 +16831,7 @@
             </w:pPr>
             <w:r>
               <w:rPr>
-                <w:rFonts w:ascii="Times New Roman" w:hAnsi="Times New Roman" w:cs="Times New Roman"/>
+                <w:rFonts w:ascii="Times New Roman" w:hAnsi="Times New Roman" w:cs="Times New Roman" w:eastAsia="Times New Roman"/>
                 <w:sz w:val="24"/>
                 <w:szCs w:val="24"/>
               </w:rPr>
@@ -16392,7 +16861,7 @@
             </w:pPr>
             <w:r>
               <w:rPr>
-                <w:rFonts w:ascii="Times New Roman" w:hAnsi="Times New Roman" w:cs="Times New Roman"/>
+                <w:rFonts w:ascii="Times New Roman" w:hAnsi="Times New Roman" w:cs="Times New Roman" w:eastAsia="Times New Roman"/>
                 <w:sz w:val="24"/>
                 <w:szCs w:val="24"/>
               </w:rPr>
@@ -16419,6 +16888,10 @@
           </w:tcPr>
           <w:p>
             <w:r>
+              <w:rPr>
+                <w:rFonts w:ascii="Times New Roman" w:hAnsi="Times New Roman" w:eastAsia="Times New Roman" w:cs="Times New Roman"/>
+                <w:sz w:val="24"/>
+              </w:rPr>
               <w:t>6</w:t>
             </w:r>
           </w:p>
@@ -16436,6 +16909,10 @@
           </w:tcPr>
           <w:p>
             <w:r>
+              <w:rPr>
+                <w:rFonts w:ascii="Times New Roman" w:hAnsi="Times New Roman" w:eastAsia="Times New Roman" w:cs="Times New Roman"/>
+                <w:sz w:val="24"/>
+              </w:rPr>
               <w:t>Build dbt staging, fact, dimension, and core descriptive marts for service, sales, warranty, refund, and scheduling</w:t>
             </w:r>
           </w:p>
@@ -16453,6 +16930,10 @@
           </w:tcPr>
           <w:p>
             <w:r>
+              <w:rPr>
+                <w:rFonts w:ascii="Times New Roman" w:hAnsi="Times New Roman" w:eastAsia="Times New Roman" w:cs="Times New Roman"/>
+                <w:sz w:val="24"/>
+              </w:rPr>
               <w:t>Silver tables and core Gold marts</w:t>
             </w:r>
           </w:p>
@@ -16485,7 +16966,7 @@
             </w:pPr>
             <w:r>
               <w:rPr>
-                <w:rFonts w:ascii="Times New Roman" w:hAnsi="Times New Roman" w:cs="Times New Roman"/>
+                <w:rFonts w:ascii="Times New Roman" w:hAnsi="Times New Roman" w:cs="Times New Roman" w:eastAsia="Times New Roman"/>
                 <w:sz w:val="24"/>
                 <w:szCs w:val="24"/>
               </w:rPr>
@@ -16515,7 +16996,7 @@
             </w:pPr>
             <w:r>
               <w:rPr>
-                <w:rFonts w:ascii="Times New Roman" w:hAnsi="Times New Roman" w:cs="Times New Roman"/>
+                <w:rFonts w:ascii="Times New Roman" w:hAnsi="Times New Roman" w:cs="Times New Roman" w:eastAsia="Times New Roman"/>
                 <w:sz w:val="24"/>
                 <w:szCs w:val="24"/>
               </w:rPr>
@@ -16545,7 +17026,7 @@
             </w:pPr>
             <w:r>
               <w:rPr>
-                <w:rFonts w:ascii="Times New Roman" w:hAnsi="Times New Roman" w:cs="Times New Roman"/>
+                <w:rFonts w:ascii="Times New Roman" w:hAnsi="Times New Roman" w:cs="Times New Roman" w:eastAsia="Times New Roman"/>
                 <w:sz w:val="24"/>
                 <w:szCs w:val="24"/>
               </w:rPr>
@@ -16581,7 +17062,7 @@
             </w:pPr>
             <w:r>
               <w:rPr>
-                <w:rFonts w:ascii="Times New Roman" w:hAnsi="Times New Roman" w:cs="Times New Roman"/>
+                <w:rFonts w:ascii="Times New Roman" w:hAnsi="Times New Roman" w:cs="Times New Roman" w:eastAsia="Times New Roman"/>
                 <w:sz w:val="24"/>
                 <w:szCs w:val="24"/>
               </w:rPr>
@@ -16611,7 +17092,7 @@
             </w:pPr>
             <w:r>
               <w:rPr>
-                <w:rFonts w:ascii="Times New Roman" w:hAnsi="Times New Roman" w:cs="Times New Roman"/>
+                <w:rFonts w:ascii="Times New Roman" w:hAnsi="Times New Roman" w:cs="Times New Roman" w:eastAsia="Times New Roman"/>
                 <w:sz w:val="24"/>
                 <w:szCs w:val="24"/>
               </w:rPr>
@@ -16641,7 +17122,7 @@
             </w:pPr>
             <w:r>
               <w:rPr>
-                <w:rFonts w:ascii="Times New Roman" w:hAnsi="Times New Roman" w:cs="Times New Roman"/>
+                <w:rFonts w:ascii="Times New Roman" w:hAnsi="Times New Roman" w:cs="Times New Roman" w:eastAsia="Times New Roman"/>
                 <w:sz w:val="24"/>
                 <w:szCs w:val="24"/>
               </w:rPr>
@@ -16677,7 +17158,7 @@
             </w:pPr>
             <w:r>
               <w:rPr>
-                <w:rFonts w:ascii="Times New Roman" w:hAnsi="Times New Roman" w:cs="Times New Roman"/>
+                <w:rFonts w:ascii="Times New Roman" w:hAnsi="Times New Roman" w:cs="Times New Roman" w:eastAsia="Times New Roman"/>
                 <w:sz w:val="24"/>
                 <w:szCs w:val="24"/>
               </w:rPr>
@@ -16707,7 +17188,7 @@
             </w:pPr>
             <w:r>
               <w:rPr>
-                <w:rFonts w:ascii="Times New Roman" w:hAnsi="Times New Roman" w:cs="Times New Roman"/>
+                <w:rFonts w:ascii="Times New Roman" w:hAnsi="Times New Roman" w:cs="Times New Roman" w:eastAsia="Times New Roman"/>
                 <w:sz w:val="24"/>
                 <w:szCs w:val="24"/>
               </w:rPr>
@@ -16737,7 +17218,7 @@
             </w:pPr>
             <w:r>
               <w:rPr>
-                <w:rFonts w:ascii="Times New Roman" w:hAnsi="Times New Roman" w:cs="Times New Roman"/>
+                <w:rFonts w:ascii="Times New Roman" w:hAnsi="Times New Roman" w:cs="Times New Roman" w:eastAsia="Times New Roman"/>
                 <w:sz w:val="24"/>
                 <w:szCs w:val="24"/>
               </w:rPr>
@@ -16764,6 +17245,10 @@
           </w:tcPr>
           <w:p>
             <w:r>
+              <w:rPr>
+                <w:rFonts w:ascii="Times New Roman" w:hAnsi="Times New Roman" w:eastAsia="Times New Roman" w:cs="Times New Roman"/>
+                <w:sz w:val="24"/>
+              </w:rPr>
               <w:t>10</w:t>
             </w:r>
           </w:p>
@@ -16781,6 +17266,10 @@
           </w:tcPr>
           <w:p>
             <w:r>
+              <w:rPr>
+                <w:rFonts w:ascii="Times New Roman" w:hAnsi="Times New Roman" w:eastAsia="Times New Roman" w:cs="Times New Roman"/>
+                <w:sz w:val="24"/>
+              </w:rPr>
               <w:t>Create Airflow DAG to orchestrate extraction, BigQuery loading, dbt models/tests, weather enrichment, and refresh logging</w:t>
             </w:r>
           </w:p>
@@ -16798,6 +17287,10 @@
           </w:tcPr>
           <w:p>
             <w:r>
+              <w:rPr>
+                <w:rFonts w:ascii="Times New Roman" w:hAnsi="Times New Roman" w:eastAsia="Times New Roman" w:cs="Times New Roman"/>
+                <w:sz w:val="24"/>
+              </w:rPr>
               <w:t>Airflow-orchestrated ELT prototype</w:t>
             </w:r>
           </w:p>
@@ -16821,6 +17314,10 @@
           </w:tcPr>
           <w:p>
             <w:r>
+              <w:rPr>
+                <w:rFonts w:ascii="Times New Roman" w:hAnsi="Times New Roman" w:eastAsia="Times New Roman" w:cs="Times New Roman"/>
+                <w:sz w:val="24"/>
+              </w:rPr>
               <w:t>11</w:t>
             </w:r>
           </w:p>
@@ -16838,6 +17335,10 @@
           </w:tcPr>
           <w:p>
             <w:r>
+              <w:rPr>
+                <w:rFonts w:ascii="Times New Roman" w:hAnsi="Times New Roman" w:eastAsia="Times New Roman" w:cs="Times New Roman"/>
+                <w:sz w:val="24"/>
+              </w:rPr>
               <w:t>Connect Apache Superset to BigQuery Gold marts and build first dashboard pages</w:t>
             </w:r>
           </w:p>
@@ -16855,6 +17356,10 @@
           </w:tcPr>
           <w:p>
             <w:r>
+              <w:rPr>
+                <w:rFonts w:ascii="Times New Roman" w:hAnsi="Times New Roman" w:eastAsia="Times New Roman" w:cs="Times New Roman"/>
+                <w:sz w:val="24"/>
+              </w:rPr>
               <w:t>Dashboard prototype v1</w:t>
             </w:r>
           </w:p>
@@ -16878,6 +17383,10 @@
           </w:tcPr>
           <w:p>
             <w:r>
+              <w:rPr>
+                <w:rFonts w:ascii="Times New Roman" w:hAnsi="Times New Roman" w:eastAsia="Times New Roman" w:cs="Times New Roman"/>
+                <w:sz w:val="24"/>
+              </w:rPr>
               <w:t>12</w:t>
             </w:r>
           </w:p>
@@ -16895,6 +17404,10 @@
           </w:tcPr>
           <w:p>
             <w:r>
+              <w:rPr>
+                <w:rFonts w:ascii="Times New Roman" w:hAnsi="Times New Roman" w:eastAsia="Times New Roman" w:cs="Times New Roman"/>
+                <w:sz w:val="24"/>
+              </w:rPr>
               <w:t>Refine filters, maps, data quality views, pipeline status, rankings, and recommendations with company feedback</w:t>
             </w:r>
           </w:p>
@@ -16912,6 +17425,10 @@
           </w:tcPr>
           <w:p>
             <w:r>
+              <w:rPr>
+                <w:rFonts w:ascii="Times New Roman" w:hAnsi="Times New Roman" w:eastAsia="Times New Roman" w:cs="Times New Roman"/>
+                <w:sz w:val="24"/>
+              </w:rPr>
               <w:t>Dashboard prototype v2 and pipeline status view</w:t>
             </w:r>
           </w:p>
@@ -16935,6 +17452,10 @@
           </w:tcPr>
           <w:p>
             <w:r>
+              <w:rPr>
+                <w:rFonts w:ascii="Times New Roman" w:hAnsi="Times New Roman" w:eastAsia="Times New Roman" w:cs="Times New Roman"/>
+                <w:sz w:val="24"/>
+              </w:rPr>
               <w:t>13</w:t>
             </w:r>
           </w:p>
@@ -16952,6 +17473,10 @@
           </w:tcPr>
           <w:p>
             <w:r>
+              <w:rPr>
+                <w:rFonts w:ascii="Times New Roman" w:hAnsi="Times New Roman" w:eastAsia="Times New Roman" w:cs="Times New Roman"/>
+                <w:sz w:val="24"/>
+              </w:rPr>
               <w:t>Evaluate dashboard and pipeline against manual spreadsheet answers, dbt test results, and refresh logs</w:t>
             </w:r>
           </w:p>
@@ -16969,6 +17494,10 @@
           </w:tcPr>
           <w:p>
             <w:r>
+              <w:rPr>
+                <w:rFonts w:ascii="Times New Roman" w:hAnsi="Times New Roman" w:eastAsia="Times New Roman" w:cs="Times New Roman"/>
+                <w:sz w:val="24"/>
+              </w:rPr>
               <w:t>Evaluation report draft</w:t>
             </w:r>
           </w:p>
@@ -16992,6 +17521,10 @@
           </w:tcPr>
           <w:p>
             <w:r>
+              <w:rPr>
+                <w:rFonts w:ascii="Times New Roman" w:hAnsi="Times New Roman" w:eastAsia="Times New Roman" w:cs="Times New Roman"/>
+                <w:sz w:val="24"/>
+              </w:rPr>
               <w:t>14</w:t>
             </w:r>
           </w:p>
@@ -17009,6 +17542,10 @@
           </w:tcPr>
           <w:p>
             <w:r>
+              <w:rPr>
+                <w:rFonts w:ascii="Times New Roman" w:hAnsi="Times New Roman" w:eastAsia="Times New Roman" w:cs="Times New Roman"/>
+                <w:sz w:val="24"/>
+              </w:rPr>
               <w:t>Prepare final report, screenshots, architecture diagram, Airflow DAG view, dbt lineage graph, and viva explanation</w:t>
             </w:r>
           </w:p>
@@ -17026,6 +17563,10 @@
           </w:tcPr>
           <w:p>
             <w:r>
+              <w:rPr>
+                <w:rFonts w:ascii="Times New Roman" w:hAnsi="Times New Roman" w:eastAsia="Times New Roman" w:cs="Times New Roman"/>
+                <w:sz w:val="24"/>
+              </w:rPr>
               <w:t>Final project submission</w:t>
             </w:r>
           </w:p>
@@ -17053,6 +17594,11 @@
         </w:rPr>
       </w:pPr>
       <w:r>
+        <w:rPr>
+          <w:rFonts w:ascii="Times New Roman" w:hAnsi="Times New Roman" w:eastAsia="Times New Roman" w:cs="Times New Roman"/>
+          <w:b/>
+          <w:sz w:val="26"/>
+        </w:rPr>
         <w:lastRenderedPageBreak/>
         <w:t>4.2 Milestones</w:t>
       </w:r>
@@ -17098,7 +17644,7 @@
             </w:pPr>
             <w:r>
               <w:rPr>
-                <w:rFonts w:ascii="Times New Roman" w:hAnsi="Times New Roman" w:cs="Times New Roman"/>
+                <w:rFonts w:ascii="Times New Roman" w:hAnsi="Times New Roman" w:cs="Times New Roman" w:eastAsia="Times New Roman"/>
                 <w:b/>
                 <w:color w:val="142332"/>
                 <w:sz w:val="24"/>
@@ -17131,7 +17677,7 @@
             </w:pPr>
             <w:r>
               <w:rPr>
-                <w:rFonts w:ascii="Times New Roman" w:hAnsi="Times New Roman" w:cs="Times New Roman"/>
+                <w:rFonts w:ascii="Times New Roman" w:hAnsi="Times New Roman" w:cs="Times New Roman" w:eastAsia="Times New Roman"/>
                 <w:b/>
                 <w:color w:val="142332"/>
                 <w:sz w:val="24"/>
@@ -17164,7 +17710,7 @@
             </w:pPr>
             <w:r>
               <w:rPr>
-                <w:rFonts w:ascii="Times New Roman" w:hAnsi="Times New Roman" w:cs="Times New Roman"/>
+                <w:rFonts w:ascii="Times New Roman" w:hAnsi="Times New Roman" w:cs="Times New Roman" w:eastAsia="Times New Roman"/>
                 <w:b/>
                 <w:color w:val="142332"/>
                 <w:sz w:val="24"/>
@@ -17202,7 +17748,7 @@
             </w:pPr>
             <w:r>
               <w:rPr>
-                <w:rFonts w:ascii="Times New Roman" w:hAnsi="Times New Roman" w:cs="Times New Roman"/>
+                <w:rFonts w:ascii="Times New Roman" w:hAnsi="Times New Roman" w:cs="Times New Roman" w:eastAsia="Times New Roman"/>
                 <w:sz w:val="24"/>
                 <w:szCs w:val="24"/>
               </w:rPr>
@@ -17232,7 +17778,7 @@
             </w:pPr>
             <w:r>
               <w:rPr>
-                <w:rFonts w:ascii="Times New Roman" w:hAnsi="Times New Roman" w:cs="Times New Roman"/>
+                <w:rFonts w:ascii="Times New Roman" w:hAnsi="Times New Roman" w:cs="Times New Roman" w:eastAsia="Times New Roman"/>
                 <w:sz w:val="24"/>
                 <w:szCs w:val="24"/>
               </w:rPr>
@@ -17262,7 +17808,7 @@
             </w:pPr>
             <w:r>
               <w:rPr>
-                <w:rFonts w:ascii="Times New Roman" w:hAnsi="Times New Roman" w:cs="Times New Roman"/>
+                <w:rFonts w:ascii="Times New Roman" w:hAnsi="Times New Roman" w:cs="Times New Roman" w:eastAsia="Times New Roman"/>
                 <w:sz w:val="24"/>
                 <w:szCs w:val="24"/>
               </w:rPr>
@@ -17298,7 +17844,7 @@
             </w:pPr>
             <w:r>
               <w:rPr>
-                <w:rFonts w:ascii="Times New Roman" w:hAnsi="Times New Roman" w:cs="Times New Roman"/>
+                <w:rFonts w:ascii="Times New Roman" w:hAnsi="Times New Roman" w:cs="Times New Roman" w:eastAsia="Times New Roman"/>
                 <w:sz w:val="24"/>
                 <w:szCs w:val="24"/>
               </w:rPr>
@@ -17328,7 +17874,7 @@
             </w:pPr>
             <w:r>
               <w:rPr>
-                <w:rFonts w:ascii="Times New Roman" w:hAnsi="Times New Roman" w:cs="Times New Roman"/>
+                <w:rFonts w:ascii="Times New Roman" w:hAnsi="Times New Roman" w:cs="Times New Roman" w:eastAsia="Times New Roman"/>
                 <w:sz w:val="24"/>
                 <w:szCs w:val="24"/>
               </w:rPr>
@@ -17358,7 +17904,7 @@
             </w:pPr>
             <w:r>
               <w:rPr>
-                <w:rFonts w:ascii="Times New Roman" w:hAnsi="Times New Roman" w:cs="Times New Roman"/>
+                <w:rFonts w:ascii="Times New Roman" w:hAnsi="Times New Roman" w:cs="Times New Roman" w:eastAsia="Times New Roman"/>
                 <w:sz w:val="24"/>
                 <w:szCs w:val="24"/>
               </w:rPr>
@@ -17367,7 +17913,7 @@
             <w:proofErr w:type="gramStart"/>
             <w:r>
               <w:rPr>
-                <w:rFonts w:ascii="Times New Roman" w:hAnsi="Times New Roman" w:cs="Times New Roman"/>
+                <w:rFonts w:ascii="Times New Roman" w:hAnsi="Times New Roman" w:cs="Times New Roman" w:eastAsia="Times New Roman"/>
                 <w:sz w:val="24"/>
                 <w:szCs w:val="24"/>
               </w:rPr>
@@ -17376,7 +17922,7 @@
             <w:proofErr w:type="gramEnd"/>
             <w:r>
               <w:rPr>
-                <w:rFonts w:ascii="Times New Roman" w:hAnsi="Times New Roman" w:cs="Times New Roman"/>
+                <w:rFonts w:ascii="Times New Roman" w:hAnsi="Times New Roman" w:cs="Times New Roman" w:eastAsia="Times New Roman"/>
                 <w:sz w:val="24"/>
                 <w:szCs w:val="24"/>
               </w:rPr>
@@ -17403,6 +17949,10 @@
           </w:tcPr>
           <w:p>
             <w:r>
+              <w:rPr>
+                <w:rFonts w:ascii="Times New Roman" w:hAnsi="Times New Roman" w:eastAsia="Times New Roman" w:cs="Times New Roman"/>
+                <w:sz w:val="24"/>
+              </w:rPr>
               <w:t>M3: BigQuery and dbt warehouse ready</w:t>
             </w:r>
           </w:p>
@@ -17420,6 +17970,10 @@
           </w:tcPr>
           <w:p>
             <w:r>
+              <w:rPr>
+                <w:rFonts w:ascii="Times New Roman" w:hAnsi="Times New Roman" w:eastAsia="Times New Roman" w:cs="Times New Roman"/>
+                <w:sz w:val="24"/>
+              </w:rPr>
               <w:t>Week 6</w:t>
             </w:r>
           </w:p>
@@ -17437,6 +17991,10 @@
           </w:tcPr>
           <w:p>
             <w:r>
+              <w:rPr>
+                <w:rFonts w:ascii="Times New Roman" w:hAnsi="Times New Roman" w:eastAsia="Times New Roman" w:cs="Times New Roman"/>
+                <w:sz w:val="24"/>
+              </w:rPr>
               <w:t>Bronze, Silver, and Gold tables created with dbt models and initial tests</w:t>
             </w:r>
           </w:p>
@@ -17469,7 +18027,7 @@
             </w:pPr>
             <w:r>
               <w:rPr>
-                <w:rFonts w:ascii="Times New Roman" w:hAnsi="Times New Roman" w:cs="Times New Roman"/>
+                <w:rFonts w:ascii="Times New Roman" w:hAnsi="Times New Roman" w:cs="Times New Roman" w:eastAsia="Times New Roman"/>
                 <w:sz w:val="24"/>
                 <w:szCs w:val="24"/>
               </w:rPr>
@@ -17499,7 +18057,7 @@
             </w:pPr>
             <w:r>
               <w:rPr>
-                <w:rFonts w:ascii="Times New Roman" w:hAnsi="Times New Roman" w:cs="Times New Roman"/>
+                <w:rFonts w:ascii="Times New Roman" w:hAnsi="Times New Roman" w:cs="Times New Roman" w:eastAsia="Times New Roman"/>
                 <w:sz w:val="24"/>
                 <w:szCs w:val="24"/>
               </w:rPr>
@@ -17529,7 +18087,7 @@
             </w:pPr>
             <w:r>
               <w:rPr>
-                <w:rFonts w:ascii="Times New Roman" w:hAnsi="Times New Roman" w:cs="Times New Roman"/>
+                <w:rFonts w:ascii="Times New Roman" w:hAnsi="Times New Roman" w:cs="Times New Roman" w:eastAsia="Times New Roman"/>
                 <w:sz w:val="24"/>
                 <w:szCs w:val="24"/>
               </w:rPr>
@@ -17556,6 +18114,10 @@
           </w:tcPr>
           <w:p>
             <w:r>
+              <w:rPr>
+                <w:rFonts w:ascii="Times New Roman" w:hAnsi="Times New Roman" w:eastAsia="Times New Roman" w:cs="Times New Roman"/>
+                <w:sz w:val="24"/>
+              </w:rPr>
               <w:t>M5: Airflow and dashboard prototype complete</w:t>
             </w:r>
           </w:p>
@@ -17573,6 +18135,10 @@
           </w:tcPr>
           <w:p>
             <w:r>
+              <w:rPr>
+                <w:rFonts w:ascii="Times New Roman" w:hAnsi="Times New Roman" w:eastAsia="Times New Roman" w:cs="Times New Roman"/>
+                <w:sz w:val="24"/>
+              </w:rPr>
               <w:t>Week 11</w:t>
             </w:r>
           </w:p>
@@ -17590,6 +18156,10 @@
           </w:tcPr>
           <w:p>
             <w:r>
+              <w:rPr>
+                <w:rFonts w:ascii="Times New Roman" w:hAnsi="Times New Roman" w:eastAsia="Times New Roman" w:cs="Times New Roman"/>
+                <w:sz w:val="24"/>
+              </w:rPr>
               <w:t>Airflow DAG runs core pipeline and Superset dashboards answer key management questions</w:t>
             </w:r>
           </w:p>
@@ -17622,7 +18192,7 @@
             </w:pPr>
             <w:r>
               <w:rPr>
-                <w:rFonts w:ascii="Times New Roman" w:hAnsi="Times New Roman" w:cs="Times New Roman"/>
+                <w:rFonts w:ascii="Times New Roman" w:hAnsi="Times New Roman" w:cs="Times New Roman" w:eastAsia="Times New Roman"/>
                 <w:sz w:val="24"/>
                 <w:szCs w:val="24"/>
               </w:rPr>
@@ -17652,7 +18222,7 @@
             </w:pPr>
             <w:r>
               <w:rPr>
-                <w:rFonts w:ascii="Times New Roman" w:hAnsi="Times New Roman" w:cs="Times New Roman"/>
+                <w:rFonts w:ascii="Times New Roman" w:hAnsi="Times New Roman" w:cs="Times New Roman" w:eastAsia="Times New Roman"/>
                 <w:sz w:val="24"/>
                 <w:szCs w:val="24"/>
               </w:rPr>
@@ -17682,7 +18252,7 @@
             </w:pPr>
             <w:r>
               <w:rPr>
-                <w:rFonts w:ascii="Times New Roman" w:hAnsi="Times New Roman" w:cs="Times New Roman"/>
+                <w:rFonts w:ascii="Times New Roman" w:hAnsi="Times New Roman" w:cs="Times New Roman" w:eastAsia="Times New Roman"/>
                 <w:sz w:val="24"/>
                 <w:szCs w:val="24"/>
               </w:rPr>
@@ -17718,7 +18288,7 @@
             </w:pPr>
             <w:r>
               <w:rPr>
-                <w:rFonts w:ascii="Times New Roman" w:hAnsi="Times New Roman" w:cs="Times New Roman"/>
+                <w:rFonts w:ascii="Times New Roman" w:hAnsi="Times New Roman" w:cs="Times New Roman" w:eastAsia="Times New Roman"/>
                 <w:sz w:val="24"/>
                 <w:szCs w:val="24"/>
               </w:rPr>
@@ -17748,7 +18318,7 @@
             </w:pPr>
             <w:r>
               <w:rPr>
-                <w:rFonts w:ascii="Times New Roman" w:hAnsi="Times New Roman" w:cs="Times New Roman"/>
+                <w:rFonts w:ascii="Times New Roman" w:hAnsi="Times New Roman" w:cs="Times New Roman" w:eastAsia="Times New Roman"/>
                 <w:sz w:val="24"/>
                 <w:szCs w:val="24"/>
               </w:rPr>
@@ -17778,7 +18348,7 @@
             </w:pPr>
             <w:r>
               <w:rPr>
-                <w:rFonts w:ascii="Times New Roman" w:hAnsi="Times New Roman" w:cs="Times New Roman"/>
+                <w:rFonts w:ascii="Times New Roman" w:hAnsi="Times New Roman" w:cs="Times New Roman" w:eastAsia="Times New Roman"/>
                 <w:sz w:val="24"/>
                 <w:szCs w:val="24"/>
               </w:rPr>
@@ -17809,6 +18379,11 @@
         </w:rPr>
       </w:pPr>
       <w:r>
+        <w:rPr>
+          <w:rFonts w:ascii="Times New Roman" w:hAnsi="Times New Roman" w:eastAsia="Times New Roman" w:cs="Times New Roman"/>
+          <w:b/>
+          <w:sz w:val="26"/>
+        </w:rPr>
         <w:t>4.3 Risks and Mitigation</w:t>
       </w:r>
     </w:p>
@@ -17853,7 +18428,7 @@
             </w:pPr>
             <w:r>
               <w:rPr>
-                <w:rFonts w:ascii="Times New Roman" w:hAnsi="Times New Roman" w:cs="Times New Roman"/>
+                <w:rFonts w:ascii="Times New Roman" w:hAnsi="Times New Roman" w:cs="Times New Roman" w:eastAsia="Times New Roman"/>
                 <w:b/>
                 <w:color w:val="142332"/>
                 <w:sz w:val="24"/>
@@ -17886,7 +18461,7 @@
             </w:pPr>
             <w:r>
               <w:rPr>
-                <w:rFonts w:ascii="Times New Roman" w:hAnsi="Times New Roman" w:cs="Times New Roman"/>
+                <w:rFonts w:ascii="Times New Roman" w:hAnsi="Times New Roman" w:cs="Times New Roman" w:eastAsia="Times New Roman"/>
                 <w:b/>
                 <w:color w:val="142332"/>
                 <w:sz w:val="24"/>
@@ -17919,7 +18494,7 @@
             </w:pPr>
             <w:r>
               <w:rPr>
-                <w:rFonts w:ascii="Times New Roman" w:hAnsi="Times New Roman" w:cs="Times New Roman"/>
+                <w:rFonts w:ascii="Times New Roman" w:hAnsi="Times New Roman" w:cs="Times New Roman" w:eastAsia="Times New Roman"/>
                 <w:b/>
                 <w:color w:val="142332"/>
                 <w:sz w:val="24"/>
@@ -17957,7 +18532,7 @@
             </w:pPr>
             <w:r>
               <w:rPr>
-                <w:rFonts w:ascii="Times New Roman" w:hAnsi="Times New Roman" w:cs="Times New Roman"/>
+                <w:rFonts w:ascii="Times New Roman" w:hAnsi="Times New Roman" w:cs="Times New Roman" w:eastAsia="Times New Roman"/>
                 <w:sz w:val="24"/>
                 <w:szCs w:val="24"/>
               </w:rPr>
@@ -17987,7 +18562,7 @@
             </w:pPr>
             <w:r>
               <w:rPr>
-                <w:rFonts w:ascii="Times New Roman" w:hAnsi="Times New Roman" w:cs="Times New Roman"/>
+                <w:rFonts w:ascii="Times New Roman" w:hAnsi="Times New Roman" w:cs="Times New Roman" w:eastAsia="Times New Roman"/>
                 <w:sz w:val="24"/>
                 <w:szCs w:val="24"/>
               </w:rPr>
@@ -18017,7 +18592,7 @@
             </w:pPr>
             <w:r>
               <w:rPr>
-                <w:rFonts w:ascii="Times New Roman" w:hAnsi="Times New Roman" w:cs="Times New Roman"/>
+                <w:rFonts w:ascii="Times New Roman" w:hAnsi="Times New Roman" w:cs="Times New Roman" w:eastAsia="Times New Roman"/>
                 <w:sz w:val="24"/>
                 <w:szCs w:val="24"/>
               </w:rPr>
@@ -18053,7 +18628,7 @@
             </w:pPr>
             <w:r>
               <w:rPr>
-                <w:rFonts w:ascii="Times New Roman" w:hAnsi="Times New Roman" w:cs="Times New Roman"/>
+                <w:rFonts w:ascii="Times New Roman" w:hAnsi="Times New Roman" w:cs="Times New Roman" w:eastAsia="Times New Roman"/>
                 <w:sz w:val="24"/>
                 <w:szCs w:val="24"/>
               </w:rPr>
@@ -18083,7 +18658,7 @@
             </w:pPr>
             <w:r>
               <w:rPr>
-                <w:rFonts w:ascii="Times New Roman" w:hAnsi="Times New Roman" w:cs="Times New Roman"/>
+                <w:rFonts w:ascii="Times New Roman" w:hAnsi="Times New Roman" w:cs="Times New Roman" w:eastAsia="Times New Roman"/>
                 <w:sz w:val="24"/>
                 <w:szCs w:val="24"/>
               </w:rPr>
@@ -18113,7 +18688,7 @@
             </w:pPr>
             <w:r>
               <w:rPr>
-                <w:rFonts w:ascii="Times New Roman" w:hAnsi="Times New Roman" w:cs="Times New Roman"/>
+                <w:rFonts w:ascii="Times New Roman" w:hAnsi="Times New Roman" w:cs="Times New Roman" w:eastAsia="Times New Roman"/>
                 <w:sz w:val="24"/>
                 <w:szCs w:val="24"/>
               </w:rPr>
@@ -18149,11 +18724,10 @@
             </w:pPr>
             <w:r>
               <w:rPr>
-                <w:rFonts w:ascii="Times New Roman" w:hAnsi="Times New Roman" w:cs="Times New Roman"/>
-                <w:sz w:val="24"/>
-                <w:szCs w:val="24"/>
-              </w:rPr>
-              <w:lastRenderedPageBreak/>
+                <w:rFonts w:ascii="Times New Roman" w:hAnsi="Times New Roman" w:cs="Times New Roman" w:eastAsia="Times New Roman"/>
+                <w:sz w:val="24"/>
+                <w:szCs w:val="24"/>
+              </w:rPr>
               <w:t>Calendar event names are inconsistent</w:t>
             </w:r>
           </w:p>
@@ -18180,7 +18754,7 @@
             </w:pPr>
             <w:r>
               <w:rPr>
-                <w:rFonts w:ascii="Times New Roman" w:hAnsi="Times New Roman" w:cs="Times New Roman"/>
+                <w:rFonts w:ascii="Times New Roman" w:hAnsi="Times New Roman" w:cs="Times New Roman" w:eastAsia="Times New Roman"/>
                 <w:sz w:val="24"/>
                 <w:szCs w:val="24"/>
               </w:rPr>
@@ -18210,7 +18784,7 @@
             </w:pPr>
             <w:r>
               <w:rPr>
-                <w:rFonts w:ascii="Times New Roman" w:hAnsi="Times New Roman" w:cs="Times New Roman"/>
+                <w:rFonts w:ascii="Times New Roman" w:hAnsi="Times New Roman" w:cs="Times New Roman" w:eastAsia="Times New Roman"/>
                 <w:sz w:val="24"/>
                 <w:szCs w:val="24"/>
               </w:rPr>
@@ -18246,10 +18820,11 @@
             </w:pPr>
             <w:r>
               <w:rPr>
-                <w:rFonts w:ascii="Times New Roman" w:hAnsi="Times New Roman" w:cs="Times New Roman"/>
-                <w:sz w:val="24"/>
-                <w:szCs w:val="24"/>
-              </w:rPr>
+                <w:rFonts w:ascii="Times New Roman" w:hAnsi="Times New Roman" w:cs="Times New Roman" w:eastAsia="Times New Roman"/>
+                <w:sz w:val="24"/>
+                <w:szCs w:val="24"/>
+              </w:rPr>
+              <w:lastRenderedPageBreak/>
               <w:t>Coordinates are incomplete</w:t>
             </w:r>
           </w:p>
@@ -18276,7 +18851,7 @@
             </w:pPr>
             <w:r>
               <w:rPr>
-                <w:rFonts w:ascii="Times New Roman" w:hAnsi="Times New Roman" w:cs="Times New Roman"/>
+                <w:rFonts w:ascii="Times New Roman" w:hAnsi="Times New Roman" w:cs="Times New Roman" w:eastAsia="Times New Roman"/>
                 <w:sz w:val="24"/>
                 <w:szCs w:val="24"/>
               </w:rPr>
@@ -18306,7 +18881,7 @@
             </w:pPr>
             <w:r>
               <w:rPr>
-                <w:rFonts w:ascii="Times New Roman" w:hAnsi="Times New Roman" w:cs="Times New Roman"/>
+                <w:rFonts w:ascii="Times New Roman" w:hAnsi="Times New Roman" w:cs="Times New Roman" w:eastAsia="Times New Roman"/>
                 <w:sz w:val="24"/>
                 <w:szCs w:val="24"/>
               </w:rPr>
@@ -18342,7 +18917,7 @@
             </w:pPr>
             <w:r>
               <w:rPr>
-                <w:rFonts w:ascii="Times New Roman" w:hAnsi="Times New Roman" w:cs="Times New Roman"/>
+                <w:rFonts w:ascii="Times New Roman" w:hAnsi="Times New Roman" w:cs="Times New Roman" w:eastAsia="Times New Roman"/>
                 <w:sz w:val="24"/>
                 <w:szCs w:val="24"/>
               </w:rPr>
@@ -18372,7 +18947,7 @@
             </w:pPr>
             <w:r>
               <w:rPr>
-                <w:rFonts w:ascii="Times New Roman" w:hAnsi="Times New Roman" w:cs="Times New Roman"/>
+                <w:rFonts w:ascii="Times New Roman" w:hAnsi="Times New Roman" w:cs="Times New Roman" w:eastAsia="Times New Roman"/>
                 <w:sz w:val="24"/>
                 <w:szCs w:val="24"/>
               </w:rPr>
@@ -18402,7 +18977,7 @@
             </w:pPr>
             <w:r>
               <w:rPr>
-                <w:rFonts w:ascii="Times New Roman" w:hAnsi="Times New Roman" w:cs="Times New Roman"/>
+                <w:rFonts w:ascii="Times New Roman" w:hAnsi="Times New Roman" w:cs="Times New Roman" w:eastAsia="Times New Roman"/>
                 <w:sz w:val="24"/>
                 <w:szCs w:val="24"/>
               </w:rPr>
@@ -18429,6 +19004,10 @@
           </w:tcPr>
           <w:p>
             <w:r>
+              <w:rPr>
+                <w:rFonts w:ascii="Times New Roman" w:hAnsi="Times New Roman" w:eastAsia="Times New Roman" w:cs="Times New Roman"/>
+                <w:sz w:val="24"/>
+              </w:rPr>
               <w:t>Airflow, dbt, or Google Sheets access fails during demo</w:t>
             </w:r>
           </w:p>
@@ -18446,6 +19025,10 @@
           </w:tcPr>
           <w:p>
             <w:r>
+              <w:rPr>
+                <w:rFonts w:ascii="Times New Roman" w:hAnsi="Times New Roman" w:eastAsia="Times New Roman" w:cs="Times New Roman"/>
+                <w:sz w:val="24"/>
+              </w:rPr>
               <w:t>Pipeline/dashboard may show stale data</w:t>
             </w:r>
           </w:p>
@@ -18463,6 +19046,10 @@
           </w:tcPr>
           <w:p>
             <w:r>
+              <w:rPr>
+                <w:rFonts w:ascii="Times New Roman" w:hAnsi="Times New Roman" w:eastAsia="Times New Roman" w:cs="Times New Roman"/>
+                <w:sz w:val="24"/>
+              </w:rPr>
               <w:t>Show last successful refresh, failed task status, manual run fallback, and static exported marts for backup</w:t>
             </w:r>
           </w:p>
@@ -18486,6 +19073,10 @@
           </w:tcPr>
           <w:p>
             <w:r>
+              <w:rPr>
+                <w:rFonts w:ascii="Times New Roman" w:hAnsi="Times New Roman" w:eastAsia="Times New Roman" w:cs="Times New Roman"/>
+                <w:sz w:val="24"/>
+              </w:rPr>
               <w:t>BigQuery/Superset/dbt setup takes longer than expected</w:t>
             </w:r>
           </w:p>
@@ -18503,6 +19094,10 @@
           </w:tcPr>
           <w:p>
             <w:r>
+              <w:rPr>
+                <w:rFonts w:ascii="Times New Roman" w:hAnsi="Times New Roman" w:eastAsia="Times New Roman" w:cs="Times New Roman"/>
+                <w:sz w:val="24"/>
+              </w:rPr>
               <w:t>Dashboard delivery risk</w:t>
             </w:r>
           </w:p>
@@ -18520,6 +19115,10 @@
           </w:tcPr>
           <w:p>
             <w:r>
+              <w:rPr>
+                <w:rFonts w:ascii="Times New Roman" w:hAnsi="Times New Roman" w:eastAsia="Times New Roman" w:cs="Times New Roman"/>
+                <w:sz w:val="24"/>
+              </w:rPr>
               <w:t>Build minimum Bronze/Silver/Gold path first and add advanced marts after core pipeline works</w:t>
             </w:r>
           </w:p>
@@ -18552,7 +19151,7 @@
             </w:pPr>
             <w:r>
               <w:rPr>
-                <w:rFonts w:ascii="Times New Roman" w:hAnsi="Times New Roman" w:cs="Times New Roman"/>
+                <w:rFonts w:ascii="Times New Roman" w:hAnsi="Times New Roman" w:cs="Times New Roman" w:eastAsia="Times New Roman"/>
                 <w:sz w:val="24"/>
                 <w:szCs w:val="24"/>
               </w:rPr>
@@ -18582,7 +19181,7 @@
             </w:pPr>
             <w:r>
               <w:rPr>
-                <w:rFonts w:ascii="Times New Roman" w:hAnsi="Times New Roman" w:cs="Times New Roman"/>
+                <w:rFonts w:ascii="Times New Roman" w:hAnsi="Times New Roman" w:cs="Times New Roman" w:eastAsia="Times New Roman"/>
                 <w:sz w:val="24"/>
                 <w:szCs w:val="24"/>
               </w:rPr>
@@ -18612,7 +19211,7 @@
             </w:pPr>
             <w:r>
               <w:rPr>
-                <w:rFonts w:ascii="Times New Roman" w:hAnsi="Times New Roman" w:cs="Times New Roman"/>
+                <w:rFonts w:ascii="Times New Roman" w:hAnsi="Times New Roman" w:cs="Times New Roman" w:eastAsia="Times New Roman"/>
                 <w:sz w:val="24"/>
                 <w:szCs w:val="24"/>
               </w:rPr>
@@ -18622,32 +19221,47 @@
         </w:tc>
       </w:tr>
       <w:tr>
-        <w:tc>
-          <w:tcPr>
-            <w:tcW w:type="dxa" w:w="3394"/>
-          </w:tcPr>
-          <w:p>
-            <w:r>
+        <w:trPr>
+          <w:jc w:val="center"/>
+        </w:trPr>
+        <w:tc>
+          <w:tcPr>
+            <w:tcW w:w="3394" w:type="dxa"/>
+          </w:tcPr>
+          <w:p>
+            <w:r>
+              <w:rPr>
+                <w:rFonts w:ascii="Times New Roman" w:hAnsi="Times New Roman" w:eastAsia="Times New Roman" w:cs="Times New Roman"/>
+                <w:sz w:val="24"/>
+              </w:rPr>
               <w:t>Flexible contracts map a field incorrectly</w:t>
             </w:r>
           </w:p>
         </w:tc>
         <w:tc>
           <w:tcPr>
-            <w:tcW w:type="dxa" w:w="2416"/>
-          </w:tcPr>
-          <w:p>
-            <w:r>
+            <w:tcW w:w="2416" w:type="dxa"/>
+          </w:tcPr>
+          <w:p>
+            <w:r>
+              <w:rPr>
+                <w:rFonts w:ascii="Times New Roman" w:hAnsi="Times New Roman" w:eastAsia="Times New Roman" w:cs="Times New Roman"/>
+                <w:sz w:val="24"/>
+              </w:rPr>
               <w:t>Analytics may use wrong source meaning</w:t>
             </w:r>
           </w:p>
         </w:tc>
         <w:tc>
           <w:tcPr>
-            <w:tcW w:type="dxa" w:w="3206"/>
-          </w:tcPr>
-          <w:p>
-            <w:r>
+            <w:tcW w:w="3206" w:type="dxa"/>
+          </w:tcPr>
+          <w:p>
+            <w:r>
+              <w:rPr>
+                <w:rFonts w:ascii="Times New Roman" w:hAnsi="Times New Roman" w:eastAsia="Times New Roman" w:cs="Times New Roman"/>
+                <w:sz w:val="24"/>
+              </w:rPr>
               <w:t>Store source-to-standard mappings, mapping confidence, and manual review notes in the data quality report</w:t>
             </w:r>
           </w:p>
@@ -18676,262 +19290,392 @@
       </w:pPr>
       <w:r>
         <w:rPr>
-          <w:rFonts w:ascii="Times New Roman" w:hAnsi="Times New Roman" w:cs="Times New Roman"/>
-          <w:sz w:val="24"/>
+          <w:rFonts w:ascii="Times New Roman" w:hAnsi="Times New Roman" w:cs="Times New Roman" w:eastAsia="Times New Roman"/>
+          <w:b/>
+          <w:sz w:val="28"/>
           <w:szCs w:val="24"/>
         </w:rPr>
         <w:t>References</w:t>
       </w:r>
     </w:p>
     <w:p>
-      <w:pPr/>
       <w:r>
+        <w:rPr>
+          <w:rFonts w:ascii="Times New Roman" w:hAnsi="Times New Roman" w:eastAsia="Times New Roman" w:cs="Times New Roman"/>
+          <w:sz w:val="24"/>
+        </w:rPr>
         <w:t>Apache Airflow. (2026). Apache Airflow documentation. https://airflow.apache.org/docs/</w:t>
       </w:r>
     </w:p>
     <w:p>
-      <w:pPr/>
       <w:r>
+        <w:rPr>
+          <w:rFonts w:ascii="Times New Roman" w:hAnsi="Times New Roman" w:eastAsia="Times New Roman" w:cs="Times New Roman"/>
+          <w:sz w:val="24"/>
+        </w:rPr>
         <w:t>Apache Airflow. (2026). DAGs. https://airflow.apache.org/docs/apache-airflow/stable/core-concepts/dags.html</w:t>
       </w:r>
     </w:p>
     <w:p>
-      <w:pPr/>
       <w:r>
+        <w:rPr>
+          <w:rFonts w:ascii="Times New Roman" w:hAnsi="Times New Roman" w:eastAsia="Times New Roman" w:cs="Times New Roman"/>
+          <w:sz w:val="24"/>
+        </w:rPr>
         <w:t>Apache Superset. (2026). Google BigQuery database support. https://superset.apache.org/user-docs/databases/supported/google-bigquery</w:t>
       </w:r>
     </w:p>
     <w:p>
-      <w:pPr/>
       <w:r>
+        <w:rPr>
+          <w:rFonts w:ascii="Times New Roman" w:hAnsi="Times New Roman" w:eastAsia="Times New Roman" w:cs="Times New Roman"/>
+          <w:sz w:val="24"/>
+        </w:rPr>
         <w:t>Apache Superset. (2026). Introduction to Apache Superset. https://superset.apache.org/user-docs/intro/</w:t>
       </w:r>
     </w:p>
     <w:p>
-      <w:pPr/>
       <w:r>
+        <w:rPr>
+          <w:rFonts w:ascii="Times New Roman" w:hAnsi="Times New Roman" w:eastAsia="Times New Roman" w:cs="Times New Roman"/>
+          <w:sz w:val="24"/>
+        </w:rPr>
         <w:t>Biswas, S., Mohite, J., &amp; Pappula, S. (2022). Systems and methods for pest forecasting using historical pesticide usage information. U.S. Patent No. US11397837B2. https://patents.google.com/patent/US11397837B2</w:t>
       </w:r>
     </w:p>
     <w:p>
-      <w:pPr/>
       <w:r>
+        <w:rPr>
+          <w:rFonts w:ascii="Times New Roman" w:hAnsi="Times New Roman" w:eastAsia="Times New Roman" w:cs="Times New Roman"/>
+          <w:sz w:val="24"/>
+        </w:rPr>
+        <w:lastRenderedPageBreak/>
         <w:t>Blacketer, C., Defalco, F. J., Ryan, P. B., &amp; Rijnbeek, P. R. (2021). Increasing trust in real-world evidence through evaluation of observational data quality. Journal of the American Medical Informatics Association, 28(10), 2251-2257. https://doi.org/10.1093/jamia/ocab132</w:t>
       </w:r>
     </w:p>
     <w:p>
-      <w:pPr/>
       <w:r>
+        <w:rPr>
+          <w:rFonts w:ascii="Times New Roman" w:hAnsi="Times New Roman" w:eastAsia="Times New Roman" w:cs="Times New Roman"/>
+          <w:sz w:val="24"/>
+        </w:rPr>
         <w:t>Brimblecombe, P., Muller, G., Schmidt, M., Tischhauser, W., Landau, I., &amp; Querner, P. (2023). Urban pest abundance and public enquiries in Zurich 1991-2022. Insects, 14(10), 798. https://doi.org/10.3390/insects14100798</w:t>
       </w:r>
     </w:p>
     <w:p>
-      <w:pPr/>
       <w:r>
+        <w:rPr>
+          <w:rFonts w:ascii="Times New Roman" w:hAnsi="Times New Roman" w:eastAsia="Times New Roman" w:cs="Times New Roman"/>
+          <w:sz w:val="24"/>
+        </w:rPr>
         <w:t>Calatayud, J., Jornet, M., Mateu, J., &amp; Pinto, C. M. A. (2023). A new population model for urban infestations. Chaos, Solitons &amp; Fractals, 175, 113939. https://doi.org/10.1016/j.chaos.2023.113939</w:t>
       </w:r>
     </w:p>
     <w:p>
-      <w:pPr/>
       <w:r>
+        <w:rPr>
+          <w:rFonts w:ascii="Times New Roman" w:hAnsi="Times New Roman" w:eastAsia="Times New Roman" w:cs="Times New Roman"/>
+          <w:sz w:val="24"/>
+        </w:rPr>
         <w:t>Choi, C., &amp; Hong, S.-Y. (2021). MDST-DBSCAN: A density-based clustering method for multidimensional spatiotemporal data. ISPRS International Journal of Geo-Information, 10(6), 391. https://doi.org/10.3390/ijgi10060391</w:t>
       </w:r>
     </w:p>
     <w:p>
-      <w:pPr/>
       <w:r>
+        <w:rPr>
+          <w:rFonts w:ascii="Times New Roman" w:hAnsi="Times New Roman" w:eastAsia="Times New Roman" w:cs="Times New Roman"/>
+          <w:sz w:val="24"/>
+        </w:rPr>
         <w:t>Cordon, J. A. (2026). Temporal evolution of predictive heat maps for Periplaneta americana infestation in urban sanitation networks (April 7 - June 23, 2022). Zenodo. https://doi.org/10.5281/zenodo.18186918</w:t>
       </w:r>
     </w:p>
     <w:p>
-      <w:pPr/>
       <w:r>
+        <w:rPr>
+          <w:rFonts w:ascii="Times New Roman" w:hAnsi="Times New Roman" w:eastAsia="Times New Roman" w:cs="Times New Roman"/>
+          <w:sz w:val="24"/>
+        </w:rPr>
         <w:t>dbt Labs. (2026). About dbt documentation. https://docs.getdbt.com/docs/build/documentation</w:t>
       </w:r>
     </w:p>
     <w:p>
-      <w:pPr/>
       <w:r>
+        <w:rPr>
+          <w:rFonts w:ascii="Times New Roman" w:hAnsi="Times New Roman" w:eastAsia="Times New Roman" w:cs="Times New Roman"/>
+          <w:sz w:val="24"/>
+        </w:rPr>
         <w:t>dbt Labs. (2026). What is dbt? https://docs.getdbt.com/docs/introduction</w:t>
       </w:r>
     </w:p>
     <w:p>
-      <w:pPr/>
       <w:r>
+        <w:rPr>
+          <w:rFonts w:ascii="Times New Roman" w:hAnsi="Times New Roman" w:eastAsia="Times New Roman" w:cs="Times New Roman"/>
+          <w:sz w:val="24"/>
+        </w:rPr>
         <w:t>Dey, S., &amp; Roy, S. (2025). Digital Guardians: Revolutionizing pest management with AI and IoT for a greener future. In IoT and advanced intelligence computation for smart agriculture. CRC Press. https://doi.org/10.1201/9781003527664-5</w:t>
       </w:r>
     </w:p>
     <w:p>
-      <w:pPr/>
       <w:r>
+        <w:rPr>
+          <w:rFonts w:ascii="Times New Roman" w:hAnsi="Times New Roman" w:eastAsia="Times New Roman" w:cs="Times New Roman"/>
+          <w:sz w:val="24"/>
+        </w:rPr>
         <w:t>Ejike, O., Ndzi, D., &amp; Shakir, M. Z. (2025). Comparative study of machine learning-based rainfall prediction in tropical and temperate climates. Climate, 13(8), 167. https://doi.org/10.3390/cli13080167</w:t>
       </w:r>
     </w:p>
     <w:p>
-      <w:pPr/>
       <w:r>
+        <w:rPr>
+          <w:rFonts w:ascii="Times New Roman" w:hAnsi="Times New Roman" w:eastAsia="Times New Roman" w:cs="Times New Roman"/>
+          <w:sz w:val="24"/>
+        </w:rPr>
         <w:t>Erguler, K., et al. (2024). VEClim: An early warning decision support system for climate-sensitive vector activity and vector-borne disease risk assessment. Wellcome Open Research, 9, 697. https://doi.org/10.12688/wellcomeopenres.23122.1</w:t>
       </w:r>
     </w:p>
     <w:p>
-      <w:pPr/>
       <w:r>
+        <w:rPr>
+          <w:rFonts w:ascii="Times New Roman" w:hAnsi="Times New Roman" w:eastAsia="Times New Roman" w:cs="Times New Roman"/>
+          <w:sz w:val="24"/>
+        </w:rPr>
         <w:t>Fiori, M., Fois, G., Gerardi, M. S., Maggio, F., Milesi, C., &amp; Pinna, A. (2024). SMARTerra, a high-resolution decision support system for monitoring plant pests and diseases. Applied Sciences, 14(18), 8275. https://doi.org/10.3390/app14188275</w:t>
       </w:r>
     </w:p>
     <w:p>
-      <w:pPr/>
       <w:r>
+        <w:rPr>
+          <w:rFonts w:ascii="Times New Roman" w:hAnsi="Times New Roman" w:eastAsia="Times New Roman" w:cs="Times New Roman"/>
+          <w:sz w:val="24"/>
+        </w:rPr>
         <w:t>Fu, Q., Nicholson, G. L., &amp; Easton, J. M. (2024). Understanding data quality in a data-driven industry context: Insights from the fundamentals. Journal of Industrial Information Integration, 42, 100729. https://doi.org/10.1016/j.jii.2024.100729</w:t>
       </w:r>
     </w:p>
     <w:p>
-      <w:pPr/>
       <w:r>
+        <w:rPr>
+          <w:rFonts w:ascii="Times New Roman" w:hAnsi="Times New Roman" w:eastAsia="Times New Roman" w:cs="Times New Roman"/>
+          <w:sz w:val="24"/>
+        </w:rPr>
         <w:t>Google Calendar. (2026). Events: list. https://developers.google.com/workspace/calendar/api/v3/reference/events/list</w:t>
       </w:r>
     </w:p>
     <w:p>
-      <w:pPr/>
       <w:r>
+        <w:rPr>
+          <w:rFonts w:ascii="Times New Roman" w:hAnsi="Times New Roman" w:eastAsia="Times New Roman" w:cs="Times New Roman"/>
+          <w:sz w:val="24"/>
+        </w:rPr>
         <w:t>Google Calendar. (2026). Google Calendar API overview. https://developers.google.com/workspace/calendar/api/guides/overview</w:t>
       </w:r>
     </w:p>
     <w:p>
-      <w:pPr/>
       <w:r>
+        <w:rPr>
+          <w:rFonts w:ascii="Times New Roman" w:hAnsi="Times New Roman" w:eastAsia="Times New Roman" w:cs="Times New Roman"/>
+          <w:sz w:val="24"/>
+        </w:rPr>
         <w:t>Google Cloud. (2026). BigQuery documentation. https://cloud.google.com/bigquery/docs</w:t>
       </w:r>
     </w:p>
     <w:p>
-      <w:pPr/>
       <w:r>
+        <w:rPr>
+          <w:rFonts w:ascii="Times New Roman" w:hAnsi="Times New Roman" w:eastAsia="Times New Roman" w:cs="Times New Roman"/>
+          <w:sz w:val="24"/>
+        </w:rPr>
         <w:t>Google Cloud. (2026). Introduction to BigQuery. https://cloud.google.com/bigquery/docs/introduction</w:t>
       </w:r>
     </w:p>
     <w:p>
-      <w:pPr/>
       <w:r>
+        <w:rPr>
+          <w:rFonts w:ascii="Times New Roman" w:hAnsi="Times New Roman" w:eastAsia="Times New Roman" w:cs="Times New Roman"/>
+          <w:sz w:val="24"/>
+        </w:rPr>
+        <w:lastRenderedPageBreak/>
         <w:t>Gurcan, F., Ayaz, A., Menekse Dalveren, G. G., &amp; Derawi, M. (2023). Business intelligence strategies, best practices, and latest trends: Analysis of scientometric data from 2003 to 2023 using machine learning. Sustainability, 15(13), 9854. https://doi.org/10.3390/su15139854</w:t>
       </w:r>
     </w:p>
     <w:p>
-      <w:pPr/>
       <w:r>
+        <w:rPr>
+          <w:rFonts w:ascii="Times New Roman" w:hAnsi="Times New Roman" w:eastAsia="Times New Roman" w:cs="Times New Roman"/>
+          <w:sz w:val="24"/>
+        </w:rPr>
         <w:t>Hiscox, A., Spencer, F., Dennehy, J., Dyall, W., Jenkins, A., Narendran, A., Das, A., Logan, J. G., &amp; Jones, R. T. (2025). The impact of adverse weather events on cockroaches and flies, and the possible effects on disease. Medical and Veterinary Entomology, 39(3), 500-514. https://doi.org/10.1111/mve.12797</w:t>
       </w:r>
     </w:p>
     <w:p>
-      <w:pPr/>
       <w:r>
+        <w:rPr>
+          <w:rFonts w:ascii="Times New Roman" w:hAnsi="Times New Roman" w:eastAsia="Times New Roman" w:cs="Times New Roman"/>
+          <w:sz w:val="24"/>
+        </w:rPr>
         <w:t>Kaloudis, E., Agrafioti, P., Sakka, M. K., &amp; Lampiri, E. (2026). A temperature-driven population dynamics model based on biweekly insect trap counts for stored-product pest management. Preprints. https://www.preprints.org/manuscript/202603.0573</w:t>
       </w:r>
     </w:p>
     <w:p>
-      <w:pPr/>
       <w:r>
+        <w:rPr>
+          <w:rFonts w:ascii="Times New Roman" w:hAnsi="Times New Roman" w:eastAsia="Times New Roman" w:cs="Times New Roman"/>
+          <w:sz w:val="24"/>
+        </w:rPr>
         <w:t>Leybourne, D. J., Musa, N., &amp; Yang, P. (2025). Can artificial intelligence be integrated into pest monitoring schemes to help achieve sustainable agriculture? An entomological, management and computational perspective. Agricultural and Forest Entomology, 27(1), 8-17. https://doi.org/10.1111/afe.12630</w:t>
       </w:r>
     </w:p>
     <w:p>
-      <w:pPr/>
       <w:r>
+        <w:rPr>
+          <w:rFonts w:ascii="Times New Roman" w:hAnsi="Times New Roman" w:eastAsia="Times New Roman" w:cs="Times New Roman"/>
+          <w:sz w:val="24"/>
+        </w:rPr>
         <w:t>Li, W., Dodwell, E., &amp; Cook, D. (2023). A clustering algorithm to organize satellite hotspot data for the purpose of tracking bushfires remotely. The R Journal, 15(1), 17-33. https://journal.r-project.org/articles/RJ-2023-022/</w:t>
       </w:r>
     </w:p>
     <w:p>
-      <w:pPr/>
       <w:r>
+        <w:rPr>
+          <w:rFonts w:ascii="Times New Roman" w:hAnsi="Times New Roman" w:eastAsia="Times New Roman" w:cs="Times New Roman"/>
+          <w:sz w:val="24"/>
+        </w:rPr>
         <w:t>Lu, X., Wijayaratna, K., Huang, Y., &amp; Qiu, A. (2022). AI-enabled opportunities and transformation challenges for SMEs in the post-pandemic era: A review and research agenda. Frontiers in Public Health, 10, 885067. https://doi.org/10.3389/fpubh.2022.885067</w:t>
       </w:r>
     </w:p>
     <w:p>
-      <w:pPr/>
       <w:r>
+        <w:rPr>
+          <w:rFonts w:ascii="Times New Roman" w:hAnsi="Times New Roman" w:eastAsia="Times New Roman" w:cs="Times New Roman"/>
+          <w:sz w:val="24"/>
+        </w:rPr>
         <w:t>Malaysia OpenAPI. (2026). Weather: Malaysia official Open API. https://developer.data.gov.my/realtime-api/weather</w:t>
       </w:r>
     </w:p>
     <w:p>
-      <w:pPr/>
       <w:r>
+        <w:rPr>
+          <w:rFonts w:ascii="Times New Roman" w:hAnsi="Times New Roman" w:eastAsia="Times New Roman" w:cs="Times New Roman"/>
+          <w:sz w:val="24"/>
+        </w:rPr>
         <w:t>Malaysian Meteorological Department. (2026). Web Service API. https://api.met.gov.my/</w:t>
       </w:r>
     </w:p>
     <w:p>
-      <w:pPr/>
       <w:r>
+        <w:rPr>
+          <w:rFonts w:ascii="Times New Roman" w:hAnsi="Times New Roman" w:eastAsia="Times New Roman" w:cs="Times New Roman"/>
+          <w:sz w:val="24"/>
+        </w:rPr>
         <w:t>Marinko, J., Blazica, B., Jorgensen, L. N., Matzen, N., Ramsden, M., &amp; Debeljak, M. (2024).</w:t>
       </w:r>
     </w:p>
     <w:p>
-      <w:pPr/>
       <w:r>
+        <w:rPr>
+          <w:rFonts w:ascii="Times New Roman" w:hAnsi="Times New Roman" w:eastAsia="Times New Roman" w:cs="Times New Roman"/>
+          <w:sz w:val="24"/>
+        </w:rPr>
         <w:t>Marinko, J., Kuzmanovski, V., Ramsden, M., &amp; Debeljak, M. (2025). Overcoming barriers to the adoption of decision support systems in integrated pest management in some European countries. Agronomy, 15(2), 426. https://doi.org/10.3390/agronomy15020426</w:t>
       </w:r>
     </w:p>
     <w:p>
-      <w:pPr/>
       <w:r>
+        <w:rPr>
+          <w:rFonts w:ascii="Times New Roman" w:hAnsi="Times New Roman" w:eastAsia="Times New Roman" w:cs="Times New Roman"/>
+          <w:sz w:val="24"/>
+        </w:rPr>
         <w:t>Open-Meteo. (2026). Historical Weather API. https://open-meteo.com/en/docs/historical-weather-api</w:t>
       </w:r>
     </w:p>
     <w:p>
-      <w:pPr/>
       <w:r>
+        <w:rPr>
+          <w:rFonts w:ascii="Times New Roman" w:hAnsi="Times New Roman" w:eastAsia="Times New Roman" w:cs="Times New Roman"/>
+          <w:sz w:val="24"/>
+        </w:rPr>
         <w:t>Open-Meteo. (2026). Licence and data sources. https://open-meteo.com/en/licence</w:t>
       </w:r>
     </w:p>
     <w:p>
-      <w:pPr/>
       <w:r>
+        <w:rPr>
+          <w:rFonts w:ascii="Times New Roman" w:hAnsi="Times New Roman" w:eastAsia="Times New Roman" w:cs="Times New Roman"/>
+          <w:sz w:val="24"/>
+        </w:rPr>
         <w:t>Pinto, A. F., Olmstead, D., Calixto, A. A., &amp; Gomez, M. I. (2025). Network for Environment and Weather Applications: An overview of the digital pest management decision support tool. Applied Economics Teaching Resources. https://www.aetrjournal.org/UserFiles/file/AETR_2025_0218%20Final.pdf</w:t>
       </w:r>
     </w:p>
     <w:p>
-      <w:pPr/>
       <w:r>
+        <w:rPr>
+          <w:rFonts w:ascii="Times New Roman" w:hAnsi="Times New Roman" w:eastAsia="Times New Roman" w:cs="Times New Roman"/>
+          <w:sz w:val="24"/>
+        </w:rPr>
         <w:t>Ragazou, K., Passas, I., Garefalakis, A., &amp; Zopounidis, C. (2023). Business intelligence model empowering SMEs to make better decisions and enhance their competitive advantage. Discover Analytics, 1, 2. https://doi.org/10.1007/s44257-022-00002-3</w:t>
       </w:r>
     </w:p>
     <w:p>
-      <w:pPr/>
       <w:r>
+        <w:rPr>
+          <w:rFonts w:ascii="Times New Roman" w:hAnsi="Times New Roman" w:eastAsia="Times New Roman" w:cs="Times New Roman"/>
+          <w:sz w:val="24"/>
+        </w:rPr>
         <w:t>Richardson, J. L., McCoy, E. P., Parlavecchio, N., et al. (2025). Increasing rat numbers in cities are linked to climate warming, urbanization, and human population. Science Advances, 11(5), eads6782. https://doi.org/10.1126/sciadv.ads6782</w:t>
       </w:r>
     </w:p>
     <w:p>
-      <w:pPr/>
       <w:r>
+        <w:rPr>
+          <w:rFonts w:ascii="Times New Roman" w:hAnsi="Times New Roman" w:eastAsia="Times New Roman" w:cs="Times New Roman"/>
+          <w:sz w:val="24"/>
+        </w:rPr>
+        <w:lastRenderedPageBreak/>
         <w:t>Schulze, A., Brand, F., Geppert, J., &amp; Bol, G.-F. (2023). Digital dashboards visualizing public health data: A systematic review. Frontiers in Public Health, 11, 999958. https://doi.org/10.3389/fpubh.2023.999958</w:t>
       </w:r>
     </w:p>
     <w:p>
-      <w:pPr/>
       <w:r>
+        <w:rPr>
+          <w:rFonts w:ascii="Times New Roman" w:hAnsi="Times New Roman" w:eastAsia="Times New Roman" w:cs="Times New Roman"/>
+          <w:sz w:val="24"/>
+        </w:rPr>
         <w:t>Sumido, E. C., Feliscuzo, L. S., &amp; Aliac, C. J. G. (2023). Pest classification and prediction: Analyzing the impact of weather to pest occurrence through machine learning. Journal of Engineering Science and Technology, 18, 124-138.</w:t>
       </w:r>
     </w:p>
     <w:p>
-      <w:pPr/>
       <w:r>
+        <w:rPr>
+          <w:rFonts w:ascii="Times New Roman" w:hAnsi="Times New Roman" w:eastAsia="Times New Roman" w:cs="Times New Roman"/>
+          <w:sz w:val="24"/>
+        </w:rPr>
         <w:t>Tonle, F. B. N., Niassy, S., Ndadji, M. M. Z., Tchendji, M. T., Nzeukou, A., Mudereri, B. T., Senagi, K., &amp; Tonnang, H. E. Z. (2024). A road map for developing novel decision support system (DSS) for disseminating integrated pest management (IPM) technologies. Computers and Electronics in Agriculture, 217, 108526. https://doi.org/10.1016/j.compag.2023.108526</w:t>
       </w:r>
     </w:p>
     <w:p>
-      <w:pPr/>
       <w:r>
+        <w:rPr>
+          <w:rFonts w:ascii="Times New Roman" w:hAnsi="Times New Roman" w:eastAsia="Times New Roman" w:cs="Times New Roman"/>
+          <w:sz w:val="24"/>
+        </w:rPr>
         <w:t>Typology for decision support systems in integrated pest management and its implementation as a web application. Agronomy, 14(3), 485. https://doi.org/10.3390/agronomy14030485</w:t>
       </w:r>
     </w:p>
     <w:p>
-      <w:pPr/>
       <w:r>
+        <w:rPr>
+          <w:rFonts w:ascii="Times New Roman" w:hAnsi="Times New Roman" w:eastAsia="Times New Roman" w:cs="Times New Roman"/>
+          <w:sz w:val="24"/>
+        </w:rPr>
         <w:t>Yao, J., Zhou, Z., Liu, H., Yao, S., &amp; Wu, J. (2026). Analyzing the influence of environment, demographic and socio-economic factors on Aedes albopictus (Diptera: Culicidae) mosquito density at the micro-level using XGBoost and SHAP. Parasites &amp; Vectors, 19, 71. https://doi.org/10.1186/s13071-025-07220-0</w:t>
       </w:r>
     </w:p>
     <w:p>
-      <w:pPr/>
       <w:r>
+        <w:rPr>
+          <w:rFonts w:ascii="Times New Roman" w:hAnsi="Times New Roman" w:eastAsia="Times New Roman" w:cs="Times New Roman"/>
+          <w:sz w:val="24"/>
+        </w:rPr>
         <w:t>Zippenfenig, P. (2023). Open-Meteo.com Weather API [Computer software]. Zenodo. https://doi.org/10.5281/zenodo.7970649</w:t>
       </w:r>
     </w:p>
@@ -18947,8 +19691,9 @@
       </w:pPr>
       <w:r>
         <w:rPr>
-          <w:rFonts w:ascii="Times New Roman" w:hAnsi="Times New Roman" w:cs="Times New Roman"/>
-          <w:sz w:val="24"/>
+          <w:rFonts w:ascii="Times New Roman" w:hAnsi="Times New Roman" w:cs="Times New Roman" w:eastAsia="Times New Roman"/>
+          <w:b/>
+          <w:sz w:val="28"/>
           <w:szCs w:val="24"/>
         </w:rPr>
         <w:t>Appendix A: Proposed Dashboard Modules</w:t>
@@ -18965,7 +19710,9 @@
       </w:pPr>
       <w:r>
         <w:rPr>
-          <w:rFonts w:ascii="Times New Roman" w:hAnsi="Times New Roman" w:cs="Times New Roman"/>
+          <w:rFonts w:ascii="Times New Roman" w:hAnsi="Times New Roman" w:cs="Times New Roman" w:eastAsia="Times New Roman"/>
+          <w:b/>
+          <w:sz w:val="24"/>
           <w:szCs w:val="24"/>
         </w:rPr>
         <w:t>Executive Summary</w:t>
@@ -18982,7 +19729,7 @@
       </w:pPr>
       <w:r>
         <w:rPr>
-          <w:rFonts w:ascii="Times New Roman" w:hAnsi="Times New Roman" w:cs="Times New Roman"/>
+          <w:rFonts w:ascii="Times New Roman" w:hAnsi="Times New Roman" w:cs="Times New Roman" w:eastAsia="Times New Roman"/>
           <w:sz w:val="24"/>
           <w:szCs w:val="24"/>
         </w:rPr>
@@ -18991,7 +19738,7 @@
       <w:proofErr w:type="gramStart"/>
       <w:r>
         <w:rPr>
-          <w:rFonts w:ascii="Times New Roman" w:hAnsi="Times New Roman" w:cs="Times New Roman"/>
+          <w:rFonts w:ascii="Times New Roman" w:hAnsi="Times New Roman" w:cs="Times New Roman" w:eastAsia="Times New Roman"/>
           <w:sz w:val="24"/>
           <w:szCs w:val="24"/>
         </w:rPr>
@@ -19000,7 +19747,7 @@
       <w:proofErr w:type="gramEnd"/>
       <w:r>
         <w:rPr>
-          <w:rFonts w:ascii="Times New Roman" w:hAnsi="Times New Roman" w:cs="Times New Roman"/>
+          <w:rFonts w:ascii="Times New Roman" w:hAnsi="Times New Roman" w:cs="Times New Roman" w:eastAsia="Times New Roman"/>
           <w:sz w:val="24"/>
           <w:szCs w:val="24"/>
         </w:rPr>
@@ -19018,7 +19765,9 @@
       </w:pPr>
       <w:r>
         <w:rPr>
-          <w:rFonts w:ascii="Times New Roman" w:hAnsi="Times New Roman" w:cs="Times New Roman"/>
+          <w:rFonts w:ascii="Times New Roman" w:hAnsi="Times New Roman" w:cs="Times New Roman" w:eastAsia="Times New Roman"/>
+          <w:b/>
+          <w:sz w:val="24"/>
           <w:szCs w:val="24"/>
         </w:rPr>
         <w:t>Marketing and Funnel</w:t>
@@ -19035,7 +19784,7 @@
       </w:pPr>
       <w:r>
         <w:rPr>
-          <w:rFonts w:ascii="Times New Roman" w:hAnsi="Times New Roman" w:cs="Times New Roman"/>
+          <w:rFonts w:ascii="Times New Roman" w:hAnsi="Times New Roman" w:cs="Times New Roman" w:eastAsia="Times New Roman"/>
           <w:sz w:val="24"/>
           <w:szCs w:val="24"/>
         </w:rPr>
@@ -19053,7 +19802,9 @@
       </w:pPr>
       <w:r>
         <w:rPr>
-          <w:rFonts w:ascii="Times New Roman" w:hAnsi="Times New Roman" w:cs="Times New Roman"/>
+          <w:rFonts w:ascii="Times New Roman" w:hAnsi="Times New Roman" w:cs="Times New Roman" w:eastAsia="Times New Roman"/>
+          <w:b/>
+          <w:sz w:val="24"/>
           <w:szCs w:val="24"/>
         </w:rPr>
         <w:t>Area and Weather Risk</w:t>
@@ -19070,7 +19821,7 @@
       </w:pPr>
       <w:r>
         <w:rPr>
-          <w:rFonts w:ascii="Times New Roman" w:hAnsi="Times New Roman" w:cs="Times New Roman"/>
+          <w:rFonts w:ascii="Times New Roman" w:hAnsi="Times New Roman" w:cs="Times New Roman" w:eastAsia="Times New Roman"/>
           <w:sz w:val="24"/>
           <w:szCs w:val="24"/>
         </w:rPr>
@@ -19088,7 +19839,9 @@
       </w:pPr>
       <w:r>
         <w:rPr>
-          <w:rFonts w:ascii="Times New Roman" w:hAnsi="Times New Roman" w:cs="Times New Roman"/>
+          <w:rFonts w:ascii="Times New Roman" w:hAnsi="Times New Roman" w:cs="Times New Roman" w:eastAsia="Times New Roman"/>
+          <w:b/>
+          <w:sz w:val="24"/>
           <w:szCs w:val="24"/>
         </w:rPr>
         <w:t>Treatment Difficulty</w:t>
@@ -19105,7 +19858,7 @@
       </w:pPr>
       <w:r>
         <w:rPr>
-          <w:rFonts w:ascii="Times New Roman" w:hAnsi="Times New Roman" w:cs="Times New Roman"/>
+          <w:rFonts w:ascii="Times New Roman" w:hAnsi="Times New Roman" w:cs="Times New Roman" w:eastAsia="Times New Roman"/>
           <w:sz w:val="24"/>
           <w:szCs w:val="24"/>
         </w:rPr>
@@ -19123,7 +19876,9 @@
       </w:pPr>
       <w:r>
         <w:rPr>
-          <w:rFonts w:ascii="Times New Roman" w:hAnsi="Times New Roman" w:cs="Times New Roman"/>
+          <w:rFonts w:ascii="Times New Roman" w:hAnsi="Times New Roman" w:cs="Times New Roman" w:eastAsia="Times New Roman"/>
+          <w:b/>
+          <w:sz w:val="24"/>
           <w:szCs w:val="24"/>
         </w:rPr>
         <w:t>Warranty and Repeat Analysis</w:t>
@@ -19140,7 +19895,7 @@
       </w:pPr>
       <w:r>
         <w:rPr>
-          <w:rFonts w:ascii="Times New Roman" w:hAnsi="Times New Roman" w:cs="Times New Roman"/>
+          <w:rFonts w:ascii="Times New Roman" w:hAnsi="Times New Roman" w:cs="Times New Roman" w:eastAsia="Times New Roman"/>
           <w:sz w:val="24"/>
           <w:szCs w:val="24"/>
         </w:rPr>
@@ -19158,9 +19913,12 @@
       </w:pPr>
       <w:r>
         <w:rPr>
-          <w:rFonts w:ascii="Times New Roman" w:hAnsi="Times New Roman" w:cs="Times New Roman"/>
-          <w:szCs w:val="24"/>
-        </w:rPr>
+          <w:rFonts w:ascii="Times New Roman" w:hAnsi="Times New Roman" w:cs="Times New Roman" w:eastAsia="Times New Roman"/>
+          <w:b/>
+          <w:sz w:val="24"/>
+          <w:szCs w:val="24"/>
+        </w:rPr>
+        <w:lastRenderedPageBreak/>
         <w:t>Recurrence and Hotspots</w:t>
       </w:r>
     </w:p>
@@ -19175,7 +19933,7 @@
       </w:pPr>
       <w:r>
         <w:rPr>
-          <w:rFonts w:ascii="Times New Roman" w:hAnsi="Times New Roman" w:cs="Times New Roman"/>
+          <w:rFonts w:ascii="Times New Roman" w:hAnsi="Times New Roman" w:cs="Times New Roman" w:eastAsia="Times New Roman"/>
           <w:sz w:val="24"/>
           <w:szCs w:val="24"/>
         </w:rPr>
@@ -19193,7 +19951,9 @@
       </w:pPr>
       <w:r>
         <w:rPr>
-          <w:rFonts w:ascii="Times New Roman" w:hAnsi="Times New Roman" w:cs="Times New Roman"/>
+          <w:rFonts w:ascii="Times New Roman" w:hAnsi="Times New Roman" w:cs="Times New Roman" w:eastAsia="Times New Roman"/>
+          <w:b/>
+          <w:sz w:val="24"/>
           <w:szCs w:val="24"/>
         </w:rPr>
         <w:t>Upsell Intelligence</w:t>
@@ -19210,7 +19970,7 @@
       </w:pPr>
       <w:r>
         <w:rPr>
-          <w:rFonts w:ascii="Times New Roman" w:hAnsi="Times New Roman" w:cs="Times New Roman"/>
+          <w:rFonts w:ascii="Times New Roman" w:hAnsi="Times New Roman" w:cs="Times New Roman" w:eastAsia="Times New Roman"/>
           <w:sz w:val="24"/>
           <w:szCs w:val="24"/>
         </w:rPr>
@@ -19228,10 +19988,11 @@
       </w:pPr>
       <w:r>
         <w:rPr>
-          <w:rFonts w:ascii="Times New Roman" w:hAnsi="Times New Roman" w:cs="Times New Roman"/>
-          <w:szCs w:val="24"/>
-        </w:rPr>
-        <w:lastRenderedPageBreak/>
+          <w:rFonts w:ascii="Times New Roman" w:hAnsi="Times New Roman" w:cs="Times New Roman" w:eastAsia="Times New Roman"/>
+          <w:b/>
+          <w:sz w:val="24"/>
+          <w:szCs w:val="24"/>
+        </w:rPr>
         <w:t>Scheduling Capacity</w:t>
       </w:r>
     </w:p>
@@ -19246,7 +20007,7 @@
       </w:pPr>
       <w:r>
         <w:rPr>
-          <w:rFonts w:ascii="Times New Roman" w:hAnsi="Times New Roman" w:cs="Times New Roman"/>
+          <w:rFonts w:ascii="Times New Roman" w:hAnsi="Times New Roman" w:cs="Times New Roman" w:eastAsia="Times New Roman"/>
           <w:sz w:val="24"/>
           <w:szCs w:val="24"/>
         </w:rPr>
@@ -19264,7 +20025,9 @@
       </w:pPr>
       <w:r>
         <w:rPr>
-          <w:rFonts w:ascii="Times New Roman" w:hAnsi="Times New Roman" w:cs="Times New Roman"/>
+          <w:rFonts w:ascii="Times New Roman" w:hAnsi="Times New Roman" w:cs="Times New Roman" w:eastAsia="Times New Roman"/>
+          <w:b/>
+          <w:sz w:val="24"/>
           <w:szCs w:val="24"/>
         </w:rPr>
         <w:t>Refund Root Cause</w:t>
@@ -19281,7 +20044,7 @@
       </w:pPr>
       <w:r>
         <w:rPr>
-          <w:rFonts w:ascii="Times New Roman" w:hAnsi="Times New Roman" w:cs="Times New Roman"/>
+          <w:rFonts w:ascii="Times New Roman" w:hAnsi="Times New Roman" w:cs="Times New Roman" w:eastAsia="Times New Roman"/>
           <w:sz w:val="24"/>
           <w:szCs w:val="24"/>
         </w:rPr>
@@ -19299,7 +20062,9 @@
       </w:pPr>
       <w:r>
         <w:rPr>
-          <w:rFonts w:ascii="Times New Roman" w:hAnsi="Times New Roman" w:cs="Times New Roman"/>
+          <w:rFonts w:ascii="Times New Roman" w:hAnsi="Times New Roman" w:cs="Times New Roman" w:eastAsia="Times New Roman"/>
+          <w:b/>
+          <w:sz w:val="24"/>
           <w:szCs w:val="24"/>
         </w:rPr>
         <w:t>Data Quality and Refresh</w:t>
@@ -19316,7 +20081,7 @@
       </w:pPr>
       <w:r>
         <w:rPr>
-          <w:rFonts w:ascii="Times New Roman" w:hAnsi="Times New Roman" w:cs="Times New Roman"/>
+          <w:rFonts w:ascii="Times New Roman" w:hAnsi="Times New Roman" w:cs="Times New Roman" w:eastAsia="Times New Roman"/>
           <w:sz w:val="24"/>
           <w:szCs w:val="24"/>
         </w:rPr>
@@ -19334,7 +20099,9 @@
       </w:pPr>
       <w:r>
         <w:rPr>
-          <w:rFonts w:ascii="Times New Roman" w:hAnsi="Times New Roman" w:cs="Times New Roman"/>
+          <w:rFonts w:ascii="Times New Roman" w:hAnsi="Times New Roman" w:cs="Times New Roman" w:eastAsia="Times New Roman"/>
+          <w:b/>
+          <w:sz w:val="24"/>
           <w:szCs w:val="24"/>
         </w:rPr>
         <w:t>Recommendation Log</w:t>
@@ -19351,7 +20118,7 @@
       </w:pPr>
       <w:r>
         <w:rPr>
-          <w:rFonts w:ascii="Times New Roman" w:hAnsi="Times New Roman" w:cs="Times New Roman"/>
+          <w:rFonts w:ascii="Times New Roman" w:hAnsi="Times New Roman" w:cs="Times New Roman" w:eastAsia="Times New Roman"/>
           <w:sz w:val="24"/>
           <w:szCs w:val="24"/>
         </w:rPr>
@@ -19370,8 +20137,9 @@
       </w:pPr>
       <w:r>
         <w:rPr>
-          <w:rFonts w:ascii="Times New Roman" w:hAnsi="Times New Roman" w:cs="Times New Roman"/>
-          <w:sz w:val="24"/>
+          <w:rFonts w:ascii="Times New Roman" w:hAnsi="Times New Roman" w:cs="Times New Roman" w:eastAsia="Times New Roman"/>
+          <w:b/>
+          <w:sz w:val="28"/>
           <w:szCs w:val="24"/>
         </w:rPr>
         <w:t>Appendix B: Proposed Data Warehouse Tables</w:t>
@@ -19418,7 +20186,7 @@
             </w:pPr>
             <w:r>
               <w:rPr>
-                <w:rFonts w:ascii="Times New Roman" w:hAnsi="Times New Roman" w:cs="Times New Roman"/>
+                <w:rFonts w:ascii="Times New Roman" w:hAnsi="Times New Roman" w:cs="Times New Roman" w:eastAsia="Times New Roman"/>
                 <w:b/>
                 <w:color w:val="142332"/>
                 <w:sz w:val="24"/>
@@ -19451,7 +20219,7 @@
             </w:pPr>
             <w:r>
               <w:rPr>
-                <w:rFonts w:ascii="Times New Roman" w:hAnsi="Times New Roman" w:cs="Times New Roman"/>
+                <w:rFonts w:ascii="Times New Roman" w:hAnsi="Times New Roman" w:cs="Times New Roman" w:eastAsia="Times New Roman"/>
                 <w:b/>
                 <w:color w:val="142332"/>
                 <w:sz w:val="24"/>
@@ -19484,7 +20252,7 @@
             </w:pPr>
             <w:r>
               <w:rPr>
-                <w:rFonts w:ascii="Times New Roman" w:hAnsi="Times New Roman" w:cs="Times New Roman"/>
+                <w:rFonts w:ascii="Times New Roman" w:hAnsi="Times New Roman" w:cs="Times New Roman" w:eastAsia="Times New Roman"/>
                 <w:b/>
                 <w:color w:val="142332"/>
                 <w:sz w:val="24"/>
@@ -19513,6 +20281,10 @@
           </w:tcPr>
           <w:p>
             <w:r>
+              <w:rPr>
+                <w:rFonts w:ascii="Times New Roman" w:hAnsi="Times New Roman" w:eastAsia="Times New Roman" w:cs="Times New Roman"/>
+                <w:sz w:val="24"/>
+              </w:rPr>
               <w:t>bronze_* tables</w:t>
             </w:r>
           </w:p>
@@ -19530,6 +20302,10 @@
           </w:tcPr>
           <w:p>
             <w:r>
+              <w:rPr>
+                <w:rFonts w:ascii="Times New Roman" w:hAnsi="Times New Roman" w:eastAsia="Times New Roman" w:cs="Times New Roman"/>
+                <w:sz w:val="24"/>
+              </w:rPr>
               <w:t>Bronze raw</w:t>
             </w:r>
           </w:p>
@@ -19547,6 +20323,10 @@
           </w:tcPr>
           <w:p>
             <w:r>
+              <w:rPr>
+                <w:rFonts w:ascii="Times New Roman" w:hAnsi="Times New Roman" w:eastAsia="Times New Roman" w:cs="Times New Roman"/>
+                <w:sz w:val="24"/>
+              </w:rPr>
               <w:t>Preserve imported Google Sheets/CSV/calendar/weather data with source metadata, loaded_at, source_name, and row hash</w:t>
             </w:r>
           </w:p>
@@ -19579,7 +20359,7 @@
             </w:pPr>
             <w:r>
               <w:rPr>
-                <w:rFonts w:ascii="Times New Roman" w:hAnsi="Times New Roman" w:cs="Times New Roman"/>
+                <w:rFonts w:ascii="Times New Roman" w:hAnsi="Times New Roman" w:cs="Times New Roman" w:eastAsia="Times New Roman"/>
                 <w:sz w:val="24"/>
                 <w:szCs w:val="24"/>
               </w:rPr>
@@ -19609,7 +20389,7 @@
             </w:pPr>
             <w:r>
               <w:rPr>
-                <w:rFonts w:ascii="Times New Roman" w:hAnsi="Times New Roman" w:cs="Times New Roman"/>
+                <w:rFonts w:ascii="Times New Roman" w:hAnsi="Times New Roman" w:cs="Times New Roman" w:eastAsia="Times New Roman"/>
                 <w:sz w:val="24"/>
                 <w:szCs w:val="24"/>
               </w:rPr>
@@ -19639,7 +20419,7 @@
             </w:pPr>
             <w:r>
               <w:rPr>
-                <w:rFonts w:ascii="Times New Roman" w:hAnsi="Times New Roman" w:cs="Times New Roman"/>
+                <w:rFonts w:ascii="Times New Roman" w:hAnsi="Times New Roman" w:cs="Times New Roman" w:eastAsia="Times New Roman"/>
                 <w:sz w:val="24"/>
                 <w:szCs w:val="24"/>
               </w:rPr>
@@ -19675,10 +20455,11 @@
             </w:pPr>
             <w:r>
               <w:rPr>
-                <w:rFonts w:ascii="Times New Roman" w:hAnsi="Times New Roman" w:cs="Times New Roman"/>
-                <w:sz w:val="24"/>
-                <w:szCs w:val="24"/>
-              </w:rPr>
+                <w:rFonts w:ascii="Times New Roman" w:hAnsi="Times New Roman" w:cs="Times New Roman" w:eastAsia="Times New Roman"/>
+                <w:sz w:val="24"/>
+                <w:szCs w:val="24"/>
+              </w:rPr>
+              <w:lastRenderedPageBreak/>
               <w:t>dim_area</w:t>
             </w:r>
           </w:p>
@@ -19705,7 +20486,7 @@
             </w:pPr>
             <w:r>
               <w:rPr>
-                <w:rFonts w:ascii="Times New Roman" w:hAnsi="Times New Roman" w:cs="Times New Roman"/>
+                <w:rFonts w:ascii="Times New Roman" w:hAnsi="Times New Roman" w:cs="Times New Roman" w:eastAsia="Times New Roman"/>
                 <w:sz w:val="24"/>
                 <w:szCs w:val="24"/>
               </w:rPr>
@@ -19735,7 +20516,7 @@
             </w:pPr>
             <w:r>
               <w:rPr>
-                <w:rFonts w:ascii="Times New Roman" w:hAnsi="Times New Roman" w:cs="Times New Roman"/>
+                <w:rFonts w:ascii="Times New Roman" w:hAnsi="Times New Roman" w:cs="Times New Roman" w:eastAsia="Times New Roman"/>
                 <w:sz w:val="24"/>
                 <w:szCs w:val="24"/>
               </w:rPr>
@@ -19771,7 +20552,7 @@
             </w:pPr>
             <w:r>
               <w:rPr>
-                <w:rFonts w:ascii="Times New Roman" w:hAnsi="Times New Roman" w:cs="Times New Roman"/>
+                <w:rFonts w:ascii="Times New Roman" w:hAnsi="Times New Roman" w:cs="Times New Roman" w:eastAsia="Times New Roman"/>
                 <w:sz w:val="24"/>
                 <w:szCs w:val="24"/>
               </w:rPr>
@@ -19801,7 +20582,7 @@
             </w:pPr>
             <w:r>
               <w:rPr>
-                <w:rFonts w:ascii="Times New Roman" w:hAnsi="Times New Roman" w:cs="Times New Roman"/>
+                <w:rFonts w:ascii="Times New Roman" w:hAnsi="Times New Roman" w:cs="Times New Roman" w:eastAsia="Times New Roman"/>
                 <w:sz w:val="24"/>
                 <w:szCs w:val="24"/>
               </w:rPr>
@@ -19831,7 +20612,7 @@
             </w:pPr>
             <w:r>
               <w:rPr>
-                <w:rFonts w:ascii="Times New Roman" w:hAnsi="Times New Roman" w:cs="Times New Roman"/>
+                <w:rFonts w:ascii="Times New Roman" w:hAnsi="Times New Roman" w:cs="Times New Roman" w:eastAsia="Times New Roman"/>
                 <w:sz w:val="24"/>
                 <w:szCs w:val="24"/>
               </w:rPr>
@@ -19867,7 +20648,7 @@
             </w:pPr>
             <w:r>
               <w:rPr>
-                <w:rFonts w:ascii="Times New Roman" w:hAnsi="Times New Roman" w:cs="Times New Roman"/>
+                <w:rFonts w:ascii="Times New Roman" w:hAnsi="Times New Roman" w:cs="Times New Roman" w:eastAsia="Times New Roman"/>
                 <w:sz w:val="24"/>
                 <w:szCs w:val="24"/>
               </w:rPr>
@@ -19897,7 +20678,7 @@
             </w:pPr>
             <w:r>
               <w:rPr>
-                <w:rFonts w:ascii="Times New Roman" w:hAnsi="Times New Roman" w:cs="Times New Roman"/>
+                <w:rFonts w:ascii="Times New Roman" w:hAnsi="Times New Roman" w:cs="Times New Roman" w:eastAsia="Times New Roman"/>
                 <w:sz w:val="24"/>
                 <w:szCs w:val="24"/>
               </w:rPr>
@@ -19927,7 +20708,7 @@
             </w:pPr>
             <w:r>
               <w:rPr>
-                <w:rFonts w:ascii="Times New Roman" w:hAnsi="Times New Roman" w:cs="Times New Roman"/>
+                <w:rFonts w:ascii="Times New Roman" w:hAnsi="Times New Roman" w:cs="Times New Roman" w:eastAsia="Times New Roman"/>
                 <w:sz w:val="24"/>
                 <w:szCs w:val="24"/>
               </w:rPr>
@@ -19963,11 +20744,10 @@
             </w:pPr>
             <w:r>
               <w:rPr>
-                <w:rFonts w:ascii="Times New Roman" w:hAnsi="Times New Roman" w:cs="Times New Roman"/>
-                <w:sz w:val="24"/>
-                <w:szCs w:val="24"/>
-              </w:rPr>
-              <w:lastRenderedPageBreak/>
+                <w:rFonts w:ascii="Times New Roman" w:hAnsi="Times New Roman" w:cs="Times New Roman" w:eastAsia="Times New Roman"/>
+                <w:sz w:val="24"/>
+                <w:szCs w:val="24"/>
+              </w:rPr>
               <w:t>fact_warranty</w:t>
             </w:r>
           </w:p>
@@ -19994,7 +20774,7 @@
             </w:pPr>
             <w:r>
               <w:rPr>
-                <w:rFonts w:ascii="Times New Roman" w:hAnsi="Times New Roman" w:cs="Times New Roman"/>
+                <w:rFonts w:ascii="Times New Roman" w:hAnsi="Times New Roman" w:cs="Times New Roman" w:eastAsia="Times New Roman"/>
                 <w:sz w:val="24"/>
                 <w:szCs w:val="24"/>
               </w:rPr>
@@ -20024,7 +20804,7 @@
             </w:pPr>
             <w:r>
               <w:rPr>
-                <w:rFonts w:ascii="Times New Roman" w:hAnsi="Times New Roman" w:cs="Times New Roman"/>
+                <w:rFonts w:ascii="Times New Roman" w:hAnsi="Times New Roman" w:cs="Times New Roman" w:eastAsia="Times New Roman"/>
                 <w:sz w:val="24"/>
                 <w:szCs w:val="24"/>
               </w:rPr>
@@ -20060,7 +20840,7 @@
             </w:pPr>
             <w:r>
               <w:rPr>
-                <w:rFonts w:ascii="Times New Roman" w:hAnsi="Times New Roman" w:cs="Times New Roman"/>
+                <w:rFonts w:ascii="Times New Roman" w:hAnsi="Times New Roman" w:cs="Times New Roman" w:eastAsia="Times New Roman"/>
                 <w:sz w:val="24"/>
                 <w:szCs w:val="24"/>
               </w:rPr>
@@ -20090,7 +20870,7 @@
             </w:pPr>
             <w:r>
               <w:rPr>
-                <w:rFonts w:ascii="Times New Roman" w:hAnsi="Times New Roman" w:cs="Times New Roman"/>
+                <w:rFonts w:ascii="Times New Roman" w:hAnsi="Times New Roman" w:cs="Times New Roman" w:eastAsia="Times New Roman"/>
                 <w:sz w:val="24"/>
                 <w:szCs w:val="24"/>
               </w:rPr>
@@ -20120,7 +20900,7 @@
             </w:pPr>
             <w:r>
               <w:rPr>
-                <w:rFonts w:ascii="Times New Roman" w:hAnsi="Times New Roman" w:cs="Times New Roman"/>
+                <w:rFonts w:ascii="Times New Roman" w:hAnsi="Times New Roman" w:cs="Times New Roman" w:eastAsia="Times New Roman"/>
                 <w:sz w:val="24"/>
                 <w:szCs w:val="24"/>
               </w:rPr>
@@ -20156,7 +20936,7 @@
             </w:pPr>
             <w:r>
               <w:rPr>
-                <w:rFonts w:ascii="Times New Roman" w:hAnsi="Times New Roman" w:cs="Times New Roman"/>
+                <w:rFonts w:ascii="Times New Roman" w:hAnsi="Times New Roman" w:cs="Times New Roman" w:eastAsia="Times New Roman"/>
                 <w:sz w:val="24"/>
                 <w:szCs w:val="24"/>
               </w:rPr>
@@ -20186,7 +20966,7 @@
             </w:pPr>
             <w:r>
               <w:rPr>
-                <w:rFonts w:ascii="Times New Roman" w:hAnsi="Times New Roman" w:cs="Times New Roman"/>
+                <w:rFonts w:ascii="Times New Roman" w:hAnsi="Times New Roman" w:cs="Times New Roman" w:eastAsia="Times New Roman"/>
                 <w:sz w:val="24"/>
                 <w:szCs w:val="24"/>
               </w:rPr>
@@ -20216,7 +20996,7 @@
             </w:pPr>
             <w:r>
               <w:rPr>
-                <w:rFonts w:ascii="Times New Roman" w:hAnsi="Times New Roman" w:cs="Times New Roman"/>
+                <w:rFonts w:ascii="Times New Roman" w:hAnsi="Times New Roman" w:cs="Times New Roman" w:eastAsia="Times New Roman"/>
                 <w:sz w:val="24"/>
                 <w:szCs w:val="24"/>
               </w:rPr>
@@ -20252,7 +21032,7 @@
             </w:pPr>
             <w:r>
               <w:rPr>
-                <w:rFonts w:ascii="Times New Roman" w:hAnsi="Times New Roman" w:cs="Times New Roman"/>
+                <w:rFonts w:ascii="Times New Roman" w:hAnsi="Times New Roman" w:cs="Times New Roman" w:eastAsia="Times New Roman"/>
                 <w:sz w:val="24"/>
                 <w:szCs w:val="24"/>
               </w:rPr>
@@ -20282,7 +21062,7 @@
             </w:pPr>
             <w:r>
               <w:rPr>
-                <w:rFonts w:ascii="Times New Roman" w:hAnsi="Times New Roman" w:cs="Times New Roman"/>
+                <w:rFonts w:ascii="Times New Roman" w:hAnsi="Times New Roman" w:cs="Times New Roman" w:eastAsia="Times New Roman"/>
                 <w:sz w:val="24"/>
                 <w:szCs w:val="24"/>
               </w:rPr>
@@ -20312,7 +21092,7 @@
             </w:pPr>
             <w:r>
               <w:rPr>
-                <w:rFonts w:ascii="Times New Roman" w:hAnsi="Times New Roman" w:cs="Times New Roman"/>
+                <w:rFonts w:ascii="Times New Roman" w:hAnsi="Times New Roman" w:cs="Times New Roman" w:eastAsia="Times New Roman"/>
                 <w:sz w:val="24"/>
                 <w:szCs w:val="24"/>
               </w:rPr>
@@ -20348,7 +21128,7 @@
             </w:pPr>
             <w:r>
               <w:rPr>
-                <w:rFonts w:ascii="Times New Roman" w:hAnsi="Times New Roman" w:cs="Times New Roman"/>
+                <w:rFonts w:ascii="Times New Roman" w:hAnsi="Times New Roman" w:cs="Times New Roman" w:eastAsia="Times New Roman"/>
                 <w:sz w:val="24"/>
                 <w:szCs w:val="24"/>
               </w:rPr>
@@ -20378,7 +21158,7 @@
             </w:pPr>
             <w:r>
               <w:rPr>
-                <w:rFonts w:ascii="Times New Roman" w:hAnsi="Times New Roman" w:cs="Times New Roman"/>
+                <w:rFonts w:ascii="Times New Roman" w:hAnsi="Times New Roman" w:cs="Times New Roman" w:eastAsia="Times New Roman"/>
                 <w:sz w:val="24"/>
                 <w:szCs w:val="24"/>
               </w:rPr>
@@ -20408,7 +21188,7 @@
             </w:pPr>
             <w:r>
               <w:rPr>
-                <w:rFonts w:ascii="Times New Roman" w:hAnsi="Times New Roman" w:cs="Times New Roman"/>
+                <w:rFonts w:ascii="Times New Roman" w:hAnsi="Times New Roman" w:cs="Times New Roman" w:eastAsia="Times New Roman"/>
                 <w:sz w:val="24"/>
                 <w:szCs w:val="24"/>
               </w:rPr>
@@ -20444,7 +21224,7 @@
             </w:pPr>
             <w:r>
               <w:rPr>
-                <w:rFonts w:ascii="Times New Roman" w:hAnsi="Times New Roman" w:cs="Times New Roman"/>
+                <w:rFonts w:ascii="Times New Roman" w:hAnsi="Times New Roman" w:cs="Times New Roman" w:eastAsia="Times New Roman"/>
                 <w:sz w:val="24"/>
                 <w:szCs w:val="24"/>
               </w:rPr>
@@ -20474,7 +21254,7 @@
             </w:pPr>
             <w:r>
               <w:rPr>
-                <w:rFonts w:ascii="Times New Roman" w:hAnsi="Times New Roman" w:cs="Times New Roman"/>
+                <w:rFonts w:ascii="Times New Roman" w:hAnsi="Times New Roman" w:cs="Times New Roman" w:eastAsia="Times New Roman"/>
                 <w:sz w:val="24"/>
                 <w:szCs w:val="24"/>
               </w:rPr>
@@ -20504,7 +21284,7 @@
             </w:pPr>
             <w:r>
               <w:rPr>
-                <w:rFonts w:ascii="Times New Roman" w:hAnsi="Times New Roman" w:cs="Times New Roman"/>
+                <w:rFonts w:ascii="Times New Roman" w:hAnsi="Times New Roman" w:cs="Times New Roman" w:eastAsia="Times New Roman"/>
                 <w:sz w:val="24"/>
                 <w:szCs w:val="24"/>
               </w:rPr>
@@ -20531,6 +21311,10 @@
           </w:tcPr>
           <w:p>
             <w:r>
+              <w:rPr>
+                <w:rFonts w:ascii="Times New Roman" w:hAnsi="Times New Roman" w:eastAsia="Times New Roman" w:cs="Times New Roman"/>
+                <w:sz w:val="24"/>
+              </w:rPr>
               <w:t>data_quality_log</w:t>
             </w:r>
           </w:p>
@@ -20548,6 +21332,10 @@
           </w:tcPr>
           <w:p>
             <w:r>
+              <w:rPr>
+                <w:rFonts w:ascii="Times New Roman" w:hAnsi="Times New Roman" w:eastAsia="Times New Roman" w:cs="Times New Roman"/>
+                <w:sz w:val="24"/>
+              </w:rPr>
               <w:t>Quality table</w:t>
             </w:r>
           </w:p>
@@ -20565,6 +21353,10 @@
           </w:tcPr>
           <w:p>
             <w:r>
+              <w:rPr>
+                <w:rFonts w:ascii="Times New Roman" w:hAnsi="Times New Roman" w:eastAsia="Times New Roman" w:cs="Times New Roman"/>
+                <w:sz w:val="24"/>
+              </w:rPr>
               <w:t>Missing values, duplicate candidates, invalid dates, failed data contracts, unmatched records, and source-level quality status</w:t>
             </w:r>
           </w:p>
@@ -20588,6 +21380,11 @@
           </w:tcPr>
           <w:p>
             <w:r>
+              <w:rPr>
+                <w:rFonts w:ascii="Times New Roman" w:hAnsi="Times New Roman" w:eastAsia="Times New Roman" w:cs="Times New Roman"/>
+                <w:sz w:val="24"/>
+              </w:rPr>
+              <w:lastRenderedPageBreak/>
               <w:t>record_match_log</w:t>
             </w:r>
           </w:p>
@@ -20605,6 +21402,10 @@
           </w:tcPr>
           <w:p>
             <w:r>
+              <w:rPr>
+                <w:rFonts w:ascii="Times New Roman" w:hAnsi="Times New Roman" w:eastAsia="Times New Roman" w:cs="Times New Roman"/>
+                <w:sz w:val="24"/>
+              </w:rPr>
               <w:t>Quality table</w:t>
             </w:r>
           </w:p>
@@ -20622,6 +21423,10 @@
           </w:tcPr>
           <w:p>
             <w:r>
+              <w:rPr>
+                <w:rFonts w:ascii="Times New Roman" w:hAnsi="Times New Roman" w:eastAsia="Times New Roman" w:cs="Times New Roman"/>
+                <w:sz w:val="24"/>
+              </w:rPr>
               <w:t>Customer, calendar, area/postcode, and weather-enrichment match confidence</w:t>
             </w:r>
           </w:p>
@@ -20645,6 +21450,10 @@
           </w:tcPr>
           <w:p>
             <w:r>
+              <w:rPr>
+                <w:rFonts w:ascii="Times New Roman" w:hAnsi="Times New Roman" w:eastAsia="Times New Roman" w:cs="Times New Roman"/>
+                <w:sz w:val="24"/>
+              </w:rPr>
               <w:t>anonymised_reporting_views</w:t>
             </w:r>
           </w:p>
@@ -20662,6 +21471,10 @@
           </w:tcPr>
           <w:p>
             <w:r>
+              <w:rPr>
+                <w:rFonts w:ascii="Times New Roman" w:hAnsi="Times New Roman" w:eastAsia="Times New Roman" w:cs="Times New Roman"/>
+                <w:sz w:val="24"/>
+              </w:rPr>
               <w:t>Views</w:t>
             </w:r>
           </w:p>
@@ -20679,6 +21492,10 @@
           </w:tcPr>
           <w:p>
             <w:r>
+              <w:rPr>
+                <w:rFonts w:ascii="Times New Roman" w:hAnsi="Times New Roman" w:eastAsia="Times New Roman" w:cs="Times New Roman"/>
+                <w:sz w:val="24"/>
+              </w:rPr>
               <w:t>Reporting outputs using customer ID and area/postcode instead of names, phone numbers, emails, or full addresses</w:t>
             </w:r>
           </w:p>
@@ -20711,11 +21528,10 @@
             </w:pPr>
             <w:r>
               <w:rPr>
-                <w:rFonts w:ascii="Times New Roman" w:hAnsi="Times New Roman" w:cs="Times New Roman"/>
-                <w:sz w:val="24"/>
-                <w:szCs w:val="24"/>
-              </w:rPr>
-              <w:lastRenderedPageBreak/>
+                <w:rFonts w:ascii="Times New Roman" w:hAnsi="Times New Roman" w:cs="Times New Roman" w:eastAsia="Times New Roman"/>
+                <w:sz w:val="24"/>
+                <w:szCs w:val="24"/>
+              </w:rPr>
               <w:t>mart_area_risk</w:t>
             </w:r>
           </w:p>
@@ -20742,7 +21558,7 @@
             </w:pPr>
             <w:r>
               <w:rPr>
-                <w:rFonts w:ascii="Times New Roman" w:hAnsi="Times New Roman" w:cs="Times New Roman"/>
+                <w:rFonts w:ascii="Times New Roman" w:hAnsi="Times New Roman" w:cs="Times New Roman" w:eastAsia="Times New Roman"/>
                 <w:sz w:val="24"/>
                 <w:szCs w:val="24"/>
               </w:rPr>
@@ -20772,7 +21588,7 @@
             </w:pPr>
             <w:r>
               <w:rPr>
-                <w:rFonts w:ascii="Times New Roman" w:hAnsi="Times New Roman" w:cs="Times New Roman"/>
+                <w:rFonts w:ascii="Times New Roman" w:hAnsi="Times New Roman" w:cs="Times New Roman" w:eastAsia="Times New Roman"/>
                 <w:sz w:val="24"/>
                 <w:szCs w:val="24"/>
               </w:rPr>
@@ -20808,7 +21624,7 @@
             </w:pPr>
             <w:r>
               <w:rPr>
-                <w:rFonts w:ascii="Times New Roman" w:hAnsi="Times New Roman" w:cs="Times New Roman"/>
+                <w:rFonts w:ascii="Times New Roman" w:hAnsi="Times New Roman" w:cs="Times New Roman" w:eastAsia="Times New Roman"/>
                 <w:sz w:val="24"/>
                 <w:szCs w:val="24"/>
               </w:rPr>
@@ -20838,7 +21654,7 @@
             </w:pPr>
             <w:r>
               <w:rPr>
-                <w:rFonts w:ascii="Times New Roman" w:hAnsi="Times New Roman" w:cs="Times New Roman"/>
+                <w:rFonts w:ascii="Times New Roman" w:hAnsi="Times New Roman" w:cs="Times New Roman" w:eastAsia="Times New Roman"/>
                 <w:sz w:val="24"/>
                 <w:szCs w:val="24"/>
               </w:rPr>
@@ -20868,7 +21684,7 @@
             </w:pPr>
             <w:r>
               <w:rPr>
-                <w:rFonts w:ascii="Times New Roman" w:hAnsi="Times New Roman" w:cs="Times New Roman"/>
+                <w:rFonts w:ascii="Times New Roman" w:hAnsi="Times New Roman" w:cs="Times New Roman" w:eastAsia="Times New Roman"/>
                 <w:sz w:val="24"/>
                 <w:szCs w:val="24"/>
               </w:rPr>
@@ -20904,7 +21720,7 @@
             </w:pPr>
             <w:r>
               <w:rPr>
-                <w:rFonts w:ascii="Times New Roman" w:hAnsi="Times New Roman" w:cs="Times New Roman"/>
+                <w:rFonts w:ascii="Times New Roman" w:hAnsi="Times New Roman" w:cs="Times New Roman" w:eastAsia="Times New Roman"/>
                 <w:sz w:val="24"/>
                 <w:szCs w:val="24"/>
               </w:rPr>
@@ -20934,7 +21750,7 @@
             </w:pPr>
             <w:r>
               <w:rPr>
-                <w:rFonts w:ascii="Times New Roman" w:hAnsi="Times New Roman" w:cs="Times New Roman"/>
+                <w:rFonts w:ascii="Times New Roman" w:hAnsi="Times New Roman" w:cs="Times New Roman" w:eastAsia="Times New Roman"/>
                 <w:sz w:val="24"/>
                 <w:szCs w:val="24"/>
               </w:rPr>
@@ -20964,7 +21780,7 @@
             </w:pPr>
             <w:r>
               <w:rPr>
-                <w:rFonts w:ascii="Times New Roman" w:hAnsi="Times New Roman" w:cs="Times New Roman"/>
+                <w:rFonts w:ascii="Times New Roman" w:hAnsi="Times New Roman" w:cs="Times New Roman" w:eastAsia="Times New Roman"/>
                 <w:sz w:val="24"/>
                 <w:szCs w:val="24"/>
               </w:rPr>
@@ -21000,7 +21816,7 @@
             </w:pPr>
             <w:r>
               <w:rPr>
-                <w:rFonts w:ascii="Times New Roman" w:hAnsi="Times New Roman" w:cs="Times New Roman"/>
+                <w:rFonts w:ascii="Times New Roman" w:hAnsi="Times New Roman" w:cs="Times New Roman" w:eastAsia="Times New Roman"/>
                 <w:sz w:val="24"/>
                 <w:szCs w:val="24"/>
               </w:rPr>
@@ -21030,7 +21846,7 @@
             </w:pPr>
             <w:r>
               <w:rPr>
-                <w:rFonts w:ascii="Times New Roman" w:hAnsi="Times New Roman" w:cs="Times New Roman"/>
+                <w:rFonts w:ascii="Times New Roman" w:hAnsi="Times New Roman" w:cs="Times New Roman" w:eastAsia="Times New Roman"/>
                 <w:sz w:val="24"/>
                 <w:szCs w:val="24"/>
               </w:rPr>
@@ -21060,7 +21876,7 @@
             </w:pPr>
             <w:r>
               <w:rPr>
-                <w:rFonts w:ascii="Times New Roman" w:hAnsi="Times New Roman" w:cs="Times New Roman"/>
+                <w:rFonts w:ascii="Times New Roman" w:hAnsi="Times New Roman" w:cs="Times New Roman" w:eastAsia="Times New Roman"/>
                 <w:sz w:val="24"/>
                 <w:szCs w:val="24"/>
               </w:rPr>
@@ -21096,7 +21912,7 @@
             </w:pPr>
             <w:r>
               <w:rPr>
-                <w:rFonts w:ascii="Times New Roman" w:hAnsi="Times New Roman" w:cs="Times New Roman"/>
+                <w:rFonts w:ascii="Times New Roman" w:hAnsi="Times New Roman" w:cs="Times New Roman" w:eastAsia="Times New Roman"/>
                 <w:sz w:val="24"/>
                 <w:szCs w:val="24"/>
               </w:rPr>
@@ -21126,7 +21942,7 @@
             </w:pPr>
             <w:r>
               <w:rPr>
-                <w:rFonts w:ascii="Times New Roman" w:hAnsi="Times New Roman" w:cs="Times New Roman"/>
+                <w:rFonts w:ascii="Times New Roman" w:hAnsi="Times New Roman" w:cs="Times New Roman" w:eastAsia="Times New Roman"/>
                 <w:sz w:val="24"/>
                 <w:szCs w:val="24"/>
               </w:rPr>
@@ -21156,7 +21972,7 @@
             </w:pPr>
             <w:r>
               <w:rPr>
-                <w:rFonts w:ascii="Times New Roman" w:hAnsi="Times New Roman" w:cs="Times New Roman"/>
+                <w:rFonts w:ascii="Times New Roman" w:hAnsi="Times New Roman" w:cs="Times New Roman" w:eastAsia="Times New Roman"/>
                 <w:sz w:val="24"/>
                 <w:szCs w:val="24"/>
               </w:rPr>
@@ -21192,7 +22008,7 @@
             </w:pPr>
             <w:r>
               <w:rPr>
-                <w:rFonts w:ascii="Times New Roman" w:hAnsi="Times New Roman" w:cs="Times New Roman"/>
+                <w:rFonts w:ascii="Times New Roman" w:hAnsi="Times New Roman" w:cs="Times New Roman" w:eastAsia="Times New Roman"/>
                 <w:sz w:val="24"/>
                 <w:szCs w:val="24"/>
               </w:rPr>
@@ -21222,7 +22038,7 @@
             </w:pPr>
             <w:r>
               <w:rPr>
-                <w:rFonts w:ascii="Times New Roman" w:hAnsi="Times New Roman" w:cs="Times New Roman"/>
+                <w:rFonts w:ascii="Times New Roman" w:hAnsi="Times New Roman" w:cs="Times New Roman" w:eastAsia="Times New Roman"/>
                 <w:sz w:val="24"/>
                 <w:szCs w:val="24"/>
               </w:rPr>
@@ -21252,7 +22068,7 @@
             </w:pPr>
             <w:r>
               <w:rPr>
-                <w:rFonts w:ascii="Times New Roman" w:hAnsi="Times New Roman" w:cs="Times New Roman"/>
+                <w:rFonts w:ascii="Times New Roman" w:hAnsi="Times New Roman" w:cs="Times New Roman" w:eastAsia="Times New Roman"/>
                 <w:sz w:val="24"/>
                 <w:szCs w:val="24"/>
               </w:rPr>
@@ -21279,6 +22095,10 @@
           </w:tcPr>
           <w:p>
             <w:r>
+              <w:rPr>
+                <w:rFonts w:ascii="Times New Roman" w:hAnsi="Times New Roman" w:eastAsia="Times New Roman" w:cs="Times New Roman"/>
+                <w:sz w:val="24"/>
+              </w:rPr>
               <w:t>mart_refresh_status</w:t>
             </w:r>
           </w:p>
@@ -21296,6 +22116,10 @@
           </w:tcPr>
           <w:p>
             <w:r>
+              <w:rPr>
+                <w:rFonts w:ascii="Times New Roman" w:hAnsi="Times New Roman" w:eastAsia="Times New Roman" w:cs="Times New Roman"/>
+                <w:sz w:val="24"/>
+              </w:rPr>
               <w:t>Analytics mart</w:t>
             </w:r>
           </w:p>
@@ -21313,134 +22137,199 @@
           </w:tcPr>
           <w:p>
             <w:r>
+              <w:rPr>
+                <w:rFonts w:ascii="Times New Roman" w:hAnsi="Times New Roman" w:eastAsia="Times New Roman" w:cs="Times New Roman"/>
+                <w:sz w:val="24"/>
+              </w:rPr>
               <w:t>Last successful refresh, failed refresh reason, Airflow run status, row counts, dbt test status, and dashboard data freshness</w:t>
             </w:r>
           </w:p>
         </w:tc>
       </w:tr>
       <w:tr>
-        <w:tc>
-          <w:tcPr>
-            <w:tcW w:type="dxa" w:w="3764"/>
-          </w:tcPr>
-          <w:p>
-            <w:r>
+        <w:trPr>
+          <w:jc w:val="center"/>
+        </w:trPr>
+        <w:tc>
+          <w:tcPr>
+            <w:tcW w:w="3764" w:type="dxa"/>
+          </w:tcPr>
+          <w:p>
+            <w:r>
+              <w:rPr>
+                <w:rFonts w:ascii="Times New Roman" w:hAnsi="Times New Roman" w:eastAsia="Times New Roman" w:cs="Times New Roman"/>
+                <w:sz w:val="24"/>
+              </w:rPr>
               <w:t>etl_run_log</w:t>
             </w:r>
           </w:p>
         </w:tc>
         <w:tc>
           <w:tcPr>
-            <w:tcW w:type="dxa" w:w="1711"/>
-          </w:tcPr>
-          <w:p>
-            <w:r>
+            <w:tcW w:w="1711" w:type="dxa"/>
+          </w:tcPr>
+          <w:p>
+            <w:r>
+              <w:rPr>
+                <w:rFonts w:ascii="Times New Roman" w:hAnsi="Times New Roman" w:eastAsia="Times New Roman" w:cs="Times New Roman"/>
+                <w:sz w:val="24"/>
+              </w:rPr>
               <w:t>Audit table</w:t>
             </w:r>
           </w:p>
         </w:tc>
         <w:tc>
           <w:tcPr>
-            <w:tcW w:type="dxa" w:w="3541"/>
-          </w:tcPr>
-          <w:p>
-            <w:r>
+            <w:tcW w:w="3541" w:type="dxa"/>
+          </w:tcPr>
+          <w:p>
+            <w:r>
+              <w:rPr>
+                <w:rFonts w:ascii="Times New Roman" w:hAnsi="Times New Roman" w:eastAsia="Times New Roman" w:cs="Times New Roman"/>
+                <w:sz w:val="24"/>
+              </w:rPr>
               <w:t>Airflow run ID, task name, source name, start/end time, rows extracted, rows loaded, rows failed, status, and error message</w:t>
             </w:r>
           </w:p>
         </w:tc>
       </w:tr>
       <w:tr>
-        <w:tc>
-          <w:tcPr>
-            <w:tcW w:type="dxa" w:w="3764"/>
-          </w:tcPr>
-          <w:p>
-            <w:r>
+        <w:trPr>
+          <w:jc w:val="center"/>
+        </w:trPr>
+        <w:tc>
+          <w:tcPr>
+            <w:tcW w:w="3764" w:type="dxa"/>
+          </w:tcPr>
+          <w:p>
+            <w:r>
+              <w:rPr>
+                <w:rFonts w:ascii="Times New Roman" w:hAnsi="Times New Roman" w:eastAsia="Times New Roman" w:cs="Times New Roman"/>
+                <w:sz w:val="24"/>
+              </w:rPr>
               <w:t>source_contract_status</w:t>
             </w:r>
           </w:p>
         </w:tc>
         <w:tc>
           <w:tcPr>
-            <w:tcW w:type="dxa" w:w="1711"/>
-          </w:tcPr>
-          <w:p>
-            <w:r>
+            <w:tcW w:w="1711" w:type="dxa"/>
+          </w:tcPr>
+          <w:p>
+            <w:r>
+              <w:rPr>
+                <w:rFonts w:ascii="Times New Roman" w:hAnsi="Times New Roman" w:eastAsia="Times New Roman" w:cs="Times New Roman"/>
+                <w:sz w:val="24"/>
+              </w:rPr>
               <w:t>Quality table</w:t>
             </w:r>
           </w:p>
         </w:tc>
         <w:tc>
           <w:tcPr>
-            <w:tcW w:type="dxa" w:w="3541"/>
-          </w:tcPr>
-          <w:p>
-            <w:r>
+            <w:tcW w:w="3541" w:type="dxa"/>
+          </w:tcPr>
+          <w:p>
+            <w:r>
+              <w:rPr>
+                <w:rFonts w:ascii="Times New Roman" w:hAnsi="Times New Roman" w:eastAsia="Times New Roman" w:cs="Times New Roman"/>
+                <w:sz w:val="24"/>
+              </w:rPr>
               <w:t>Expected fields, mapped aliases, missing critical fields, warnings, and source acceptance status</w:t>
             </w:r>
           </w:p>
         </w:tc>
       </w:tr>
       <w:tr>
-        <w:tc>
-          <w:tcPr>
-            <w:tcW w:type="dxa" w:w="3764"/>
-          </w:tcPr>
-          <w:p>
-            <w:r>
+        <w:trPr>
+          <w:jc w:val="center"/>
+        </w:trPr>
+        <w:tc>
+          <w:tcPr>
+            <w:tcW w:w="3764" w:type="dxa"/>
+          </w:tcPr>
+          <w:p>
+            <w:r>
+              <w:rPr>
+                <w:rFonts w:ascii="Times New Roman" w:hAnsi="Times New Roman" w:eastAsia="Times New Roman" w:cs="Times New Roman"/>
+                <w:sz w:val="24"/>
+              </w:rPr>
+              <w:lastRenderedPageBreak/>
               <w:t>dbt_test_results</w:t>
             </w:r>
           </w:p>
         </w:tc>
         <w:tc>
           <w:tcPr>
-            <w:tcW w:type="dxa" w:w="1711"/>
-          </w:tcPr>
-          <w:p>
-            <w:r>
+            <w:tcW w:w="1711" w:type="dxa"/>
+          </w:tcPr>
+          <w:p>
+            <w:r>
+              <w:rPr>
+                <w:rFonts w:ascii="Times New Roman" w:hAnsi="Times New Roman" w:eastAsia="Times New Roman" w:cs="Times New Roman"/>
+                <w:sz w:val="24"/>
+              </w:rPr>
               <w:t>Quality table</w:t>
             </w:r>
           </w:p>
         </w:tc>
         <w:tc>
           <w:tcPr>
-            <w:tcW w:type="dxa" w:w="3541"/>
-          </w:tcPr>
-          <w:p>
-            <w:r>
+            <w:tcW w:w="3541" w:type="dxa"/>
+          </w:tcPr>
+          <w:p>
+            <w:r>
+              <w:rPr>
+                <w:rFonts w:ascii="Times New Roman" w:hAnsi="Times New Roman" w:eastAsia="Times New Roman" w:cs="Times New Roman"/>
+                <w:sz w:val="24"/>
+              </w:rPr>
               <w:t>dbt model test outcomes for not-null, unique, accepted values, and relationship checks</w:t>
             </w:r>
           </w:p>
         </w:tc>
       </w:tr>
       <w:tr>
-        <w:tc>
-          <w:tcPr>
-            <w:tcW w:type="dxa" w:w="3764"/>
-          </w:tcPr>
-          <w:p>
-            <w:r>
+        <w:trPr>
+          <w:jc w:val="center"/>
+        </w:trPr>
+        <w:tc>
+          <w:tcPr>
+            <w:tcW w:w="3764" w:type="dxa"/>
+          </w:tcPr>
+          <w:p>
+            <w:r>
+              <w:rPr>
+                <w:rFonts w:ascii="Times New Roman" w:hAnsi="Times New Roman" w:eastAsia="Times New Roman" w:cs="Times New Roman"/>
+                <w:sz w:val="24"/>
+              </w:rPr>
               <w:t>dbt_lineage_docs</w:t>
             </w:r>
           </w:p>
         </w:tc>
         <w:tc>
           <w:tcPr>
-            <w:tcW w:type="dxa" w:w="1711"/>
-          </w:tcPr>
-          <w:p>
-            <w:r>
+            <w:tcW w:w="1711" w:type="dxa"/>
+          </w:tcPr>
+          <w:p>
+            <w:r>
+              <w:rPr>
+                <w:rFonts w:ascii="Times New Roman" w:hAnsi="Times New Roman" w:eastAsia="Times New Roman" w:cs="Times New Roman"/>
+                <w:sz w:val="24"/>
+              </w:rPr>
               <w:t>Documentation output</w:t>
             </w:r>
           </w:p>
         </w:tc>
         <w:tc>
           <w:tcPr>
-            <w:tcW w:type="dxa" w:w="3541"/>
-          </w:tcPr>
-          <w:p>
-            <w:r>
+            <w:tcW w:w="3541" w:type="dxa"/>
+          </w:tcPr>
+          <w:p>
+            <w:r>
+              <w:rPr>
+                <w:rFonts w:ascii="Times New Roman" w:hAnsi="Times New Roman" w:eastAsia="Times New Roman" w:cs="Times New Roman"/>
+                <w:sz w:val="24"/>
+              </w:rPr>
               <w:t>Model/source lineage and table documentation generated from dbt for CP2 demonstration</w:t>
             </w:r>
           </w:p>
@@ -22157,7 +23046,9 @@
       <w:spacing w:after="120" w:line="264" w:lineRule="auto"/>
     </w:pPr>
     <w:rPr>
-      <w:rFonts w:ascii="Calibri" w:hAnsi="Calibri"/>
+      <w:rFonts w:ascii="Times New Roman" w:hAnsi="Times New Roman" w:eastAsia="Times New Roman" w:cs="Times New Roman"/>
+      <w:b w:val="0"/>
+      <w:sz w:val="24"/>
     </w:rPr>
   </w:style>
   <w:style w:type="paragraph" w:styleId="Heading1">
@@ -22175,11 +23066,11 @@
       <w:outlineLvl w:val="0"/>
     </w:pPr>
     <w:rPr>
-      <w:rFonts w:asciiTheme="majorHAnsi" w:eastAsiaTheme="majorEastAsia" w:hAnsiTheme="majorHAnsi" w:cstheme="majorBidi"/>
+      <w:rFonts w:asciiTheme="majorHAnsi" w:eastAsiaTheme="majorEastAsia" w:hAnsiTheme="majorHAnsi" w:cstheme="majorBidi" w:ascii="Times New Roman" w:hAnsi="Times New Roman" w:eastAsia="Times New Roman" w:cs="Times New Roman"/>
       <w:b/>
       <w:bCs/>
       <w:color w:val="1F4E79"/>
-      <w:sz w:val="32"/>
+      <w:sz w:val="28"/>
       <w:szCs w:val="28"/>
     </w:rPr>
   </w:style>
@@ -22199,7 +23090,7 @@
       <w:outlineLvl w:val="1"/>
     </w:pPr>
     <w:rPr>
-      <w:rFonts w:asciiTheme="majorHAnsi" w:eastAsiaTheme="majorEastAsia" w:hAnsiTheme="majorHAnsi" w:cstheme="majorBidi"/>
+      <w:rFonts w:asciiTheme="majorHAnsi" w:eastAsiaTheme="majorEastAsia" w:hAnsiTheme="majorHAnsi" w:cstheme="majorBidi" w:ascii="Times New Roman" w:hAnsi="Times New Roman" w:eastAsia="Times New Roman" w:cs="Times New Roman"/>
       <w:b/>
       <w:bCs/>
       <w:color w:val="1F4E79"/>
@@ -22223,7 +23114,7 @@
       <w:outlineLvl w:val="2"/>
     </w:pPr>
     <w:rPr>
-      <w:rFonts w:asciiTheme="majorHAnsi" w:eastAsiaTheme="majorEastAsia" w:hAnsiTheme="majorHAnsi" w:cstheme="majorBidi"/>
+      <w:rFonts w:asciiTheme="majorHAnsi" w:eastAsiaTheme="majorEastAsia" w:hAnsiTheme="majorHAnsi" w:cstheme="majorBidi" w:ascii="Times New Roman" w:hAnsi="Times New Roman" w:eastAsia="Times New Roman" w:cs="Times New Roman"/>
       <w:b/>
       <w:bCs/>
       <w:color w:val="142332"/>
@@ -22683,6 +23574,11 @@
       </w:numPr>
       <w:contextualSpacing/>
     </w:pPr>
+    <w:rPr>
+      <w:rFonts w:ascii="Times New Roman" w:hAnsi="Times New Roman" w:eastAsia="Times New Roman" w:cs="Times New Roman"/>
+      <w:b w:val="0"/>
+      <w:sz w:val="24"/>
+    </w:rPr>
   </w:style>
   <w:style w:type="paragraph" w:styleId="ListBullet2">
     <w:name w:val="List Bullet 2"/>
@@ -22722,6 +23618,11 @@
       </w:numPr>
       <w:contextualSpacing/>
     </w:pPr>
+    <w:rPr>
+      <w:rFonts w:ascii="Times New Roman" w:hAnsi="Times New Roman" w:eastAsia="Times New Roman" w:cs="Times New Roman"/>
+      <w:b w:val="0"/>
+      <w:sz w:val="24"/>
+    </w:rPr>
   </w:style>
   <w:style w:type="paragraph" w:styleId="ListNumber2">
     <w:name w:val="List Number 2"/>

--- a/docs/Nomobug_Capstone_Proposal_CP1_Updated.docx
+++ b/docs/Nomobug_Capstone_Proposal_CP1_Updated.docx
@@ -33,7 +33,7 @@
       </w:pPr>
       <w:r>
         <w:rPr>
-          <w:rFonts w:ascii="Times New Roman" w:eastAsia="Times New Roman" w:hAnsi="Times New Roman" w:cs="Times New Roman"/>
+          <w:rFonts w:ascii="Calibri" w:eastAsia="Times New Roman" w:hAnsi="Calibri" w:cs="Times New Roman"/>
           <w:b/>
           <w:noProof/>
           <w:kern w:val="20"/>
@@ -60,7 +60,7 @@
       </w:pPr>
       <w:r>
         <w:rPr>
-          <w:rFonts w:ascii="Times New Roman" w:eastAsia="Times New Roman" w:hAnsi="Times New Roman" w:cs="Times New Roman"/>
+          <w:rFonts w:ascii="Calibri" w:eastAsia="Times New Roman" w:hAnsi="Calibri" w:cs="Times New Roman"/>
           <w:b/>
           <w:noProof/>
           <w:kern w:val="20"/>
@@ -100,7 +100,7 @@
       </w:pPr>
       <w:r>
         <w:rPr>
-          <w:rFonts w:ascii="Times New Roman" w:eastAsia="Times New Roman" w:hAnsi="Times New Roman" w:cs="Times New Roman"/>
+          <w:rFonts w:ascii="Calibri" w:eastAsia="Times New Roman" w:hAnsi="Calibri" w:cs="Times New Roman"/>
           <w:b/>
           <w:bCs/>
           <w:kern w:val="20"/>
@@ -127,7 +127,7 @@
       </w:pPr>
       <w:r>
         <w:rPr>
-          <w:rFonts w:ascii="Times New Roman" w:eastAsia="Times New Roman" w:hAnsi="Times New Roman" w:cs="Times New Roman"/>
+          <w:rFonts w:ascii="Calibri" w:eastAsia="Times New Roman" w:hAnsi="Calibri" w:cs="Times New Roman"/>
           <w:b/>
           <w:bCs/>
           <w:kern w:val="20"/>
@@ -167,7 +167,7 @@
       </w:pPr>
       <w:r>
         <w:rPr>
-          <w:rFonts w:ascii="Times New Roman" w:eastAsia="Times New Roman" w:hAnsi="Times New Roman" w:cs="Times New Roman"/>
+          <w:rFonts w:ascii="Calibri" w:eastAsia="Times New Roman" w:hAnsi="Calibri" w:cs="Times New Roman"/>
           <w:b/>
           <w:kern w:val="20"/>
           <w:sz w:val="24"/>
@@ -193,7 +193,7 @@
       </w:pPr>
       <w:r>
         <w:rPr>
-          <w:rFonts w:ascii="Times New Roman" w:eastAsia="Times New Roman" w:hAnsi="Times New Roman" w:cs="Times New Roman"/>
+          <w:rFonts w:ascii="Calibri" w:eastAsia="Times New Roman" w:hAnsi="Calibri" w:cs="Times New Roman"/>
           <w:b/>
           <w:bCs/>
           <w:kern w:val="20"/>
@@ -220,7 +220,7 @@
       </w:pPr>
       <w:r>
         <w:rPr>
-          <w:rFonts w:ascii="Times New Roman" w:eastAsia="Times New Roman" w:hAnsi="Times New Roman" w:cs="Times New Roman"/>
+          <w:rFonts w:ascii="Calibri" w:eastAsia="Times New Roman" w:hAnsi="Calibri" w:cs="Times New Roman"/>
           <w:b/>
           <w:bCs/>
           <w:kern w:val="20"/>
@@ -261,7 +261,7 @@
       </w:pPr>
       <w:r>
         <w:rPr>
-          <w:rFonts w:ascii="Times New Roman" w:eastAsia="Times New Roman" w:hAnsi="Times New Roman" w:cs="Times New Roman"/>
+          <w:rFonts w:ascii="Calibri" w:eastAsia="Times New Roman" w:hAnsi="Calibri" w:cs="Times New Roman"/>
           <w:b/>
           <w:bCs/>
           <w:sz w:val="24"/>
@@ -287,7 +287,7 @@
       </w:pPr>
       <w:r>
         <w:rPr>
-          <w:rFonts w:ascii="Times New Roman" w:eastAsia="Times New Roman" w:hAnsi="Times New Roman" w:cs="Times New Roman"/>
+          <w:rFonts w:ascii="Calibri" w:eastAsia="Times New Roman" w:hAnsi="Calibri" w:cs="Times New Roman"/>
           <w:b/>
           <w:bCs/>
           <w:sz w:val="24"/>
@@ -325,7 +325,7 @@
       </w:pPr>
       <w:r>
         <w:rPr>
-          <w:rFonts w:ascii="Times New Roman" w:eastAsia="Times New Roman" w:hAnsi="Times New Roman" w:cs="Times New Roman"/>
+          <w:rFonts w:ascii="Calibri" w:eastAsia="Times New Roman" w:hAnsi="Calibri" w:cs="Times New Roman"/>
           <w:b/>
           <w:bCs/>
           <w:sz w:val="24"/>
@@ -350,7 +350,7 @@
       </w:pPr>
       <w:r>
         <w:rPr>
-          <w:rFonts w:ascii="Times New Roman" w:hAnsi="Times New Roman" w:cs="Times New Roman" w:eastAsia="Times New Roman"/>
+          <w:rFonts w:ascii="Calibri" w:hAnsi="Calibri" w:cs="Times New Roman" w:eastAsia="Times New Roman"/>
           <w:b/>
           <w:bCs/>
           <w:sz w:val="24"/>
@@ -396,7 +396,7 @@
       </w:pPr>
       <w:r>
         <w:rPr>
-          <w:rFonts w:ascii="Times New Roman" w:eastAsia="Times New Roman" w:hAnsi="Times New Roman" w:cs="Times New Roman"/>
+          <w:rFonts w:ascii="Calibri" w:eastAsia="Times New Roman" w:hAnsi="Calibri" w:cs="Times New Roman"/>
           <w:sz w:val="24"/>
           <w:szCs w:val="24"/>
           <w:lang w:val="en" w:eastAsia="en-GB"/>
@@ -417,7 +417,7 @@
       </w:pPr>
       <w:r>
         <w:rPr>
-          <w:rFonts w:ascii="Times New Roman" w:eastAsia="Times New Roman" w:hAnsi="Times New Roman" w:cs="Times New Roman"/>
+          <w:rFonts w:ascii="Calibri" w:eastAsia="Times New Roman" w:hAnsi="Calibri" w:cs="Times New Roman"/>
           <w:sz w:val="24"/>
           <w:szCs w:val="24"/>
           <w:lang w:val="en" w:eastAsia="en-GB"/>
@@ -426,7 +426,7 @@
       </w:r>
       <w:r>
         <w:rPr>
-          <w:rFonts w:ascii="Times New Roman" w:eastAsia="Times New Roman" w:hAnsi="Times New Roman" w:cs="Times New Roman"/>
+          <w:rFonts w:ascii="Calibri" w:eastAsia="Times New Roman" w:hAnsi="Calibri" w:cs="Times New Roman"/>
           <w:noProof/>
           <w:sz w:val="24"/>
           <w:szCs w:val="24"/>
@@ -472,7 +472,7 @@
       </w:pPr>
       <w:r>
         <w:rPr>
-          <w:rFonts w:ascii="Times New Roman" w:eastAsia="Times New Roman" w:hAnsi="Times New Roman" w:cs="Times New Roman"/>
+          <w:rFonts w:ascii="Calibri" w:eastAsia="Times New Roman" w:hAnsi="Calibri" w:cs="Times New Roman"/>
           <w:b/>
           <w:sz w:val="24"/>
           <w:szCs w:val="24"/>
@@ -494,7 +494,7 @@
       </w:pPr>
       <w:r>
         <w:rPr>
-          <w:rFonts w:ascii="Times New Roman" w:eastAsia="Times New Roman" w:hAnsi="Times New Roman" w:cs="Times New Roman"/>
+          <w:rFonts w:ascii="Calibri" w:eastAsia="Times New Roman" w:hAnsi="Calibri" w:cs="Times New Roman"/>
           <w:b/>
           <w:sz w:val="24"/>
           <w:szCs w:val="24"/>
@@ -523,7 +523,7 @@
       </w:pPr>
       <w:r>
         <w:rPr>
-          <w:rFonts w:ascii="Times New Roman" w:eastAsia="Times New Roman" w:hAnsi="Times New Roman" w:cs="Times New Roman"/>
+          <w:rFonts w:ascii="Calibri" w:eastAsia="Times New Roman" w:hAnsi="Calibri" w:cs="Times New Roman"/>
           <w:b/>
           <w:sz w:val="24"/>
           <w:szCs w:val="24"/>
@@ -533,7 +533,7 @@
       </w:r>
       <w:r>
         <w:rPr>
-          <w:rFonts w:ascii="Times New Roman" w:eastAsia="Times New Roman" w:hAnsi="Times New Roman" w:cs="Times New Roman"/>
+          <w:rFonts w:ascii="Calibri" w:eastAsia="Times New Roman" w:hAnsi="Calibri" w:cs="Times New Roman"/>
           <w:b/>
           <w:sz w:val="24"/>
           <w:szCs w:val="24"/>
@@ -553,7 +553,7 @@
       </w:pPr>
       <w:r>
         <w:rPr>
-          <w:rFonts w:ascii="Times New Roman" w:hAnsi="Times New Roman" w:cs="Times New Roman" w:eastAsia="Times New Roman"/>
+          <w:rFonts w:ascii="Calibri" w:hAnsi="Calibri" w:cs="Times New Roman" w:eastAsia="Times New Roman"/>
           <w:b/>
           <w:sz w:val="28"/>
         </w:rPr>
@@ -573,7 +573,7 @@
       </w:pPr>
       <w:r>
         <w:rPr>
-          <w:rFonts w:ascii="Times New Roman" w:hAnsi="Times New Roman" w:cs="Times New Roman" w:eastAsia="Times New Roman"/>
+          <w:rFonts w:ascii="Calibri" w:hAnsi="Calibri" w:cs="Times New Roman" w:eastAsia="Times New Roman"/>
           <w:sz w:val="24"/>
           <w:szCs w:val="24"/>
         </w:rPr>
@@ -581,7 +581,7 @@
       </w:r>
       <w:r>
         <w:rPr>
-          <w:rFonts w:ascii="Times New Roman" w:hAnsi="Times New Roman" w:cs="Times New Roman" w:eastAsia="Times New Roman"/>
+          <w:rFonts w:ascii="Calibri" w:hAnsi="Calibri" w:cs="Times New Roman" w:eastAsia="Times New Roman"/>
           <w:sz w:val="24"/>
           <w:szCs w:val="24"/>
         </w:rPr>
@@ -589,7 +589,7 @@
       </w:r>
       <w:r>
         <w:rPr>
-          <w:rFonts w:ascii="Times New Roman" w:hAnsi="Times New Roman" w:cs="Times New Roman" w:eastAsia="Times New Roman"/>
+          <w:rFonts w:ascii="Calibri" w:hAnsi="Calibri" w:cs="Times New Roman" w:eastAsia="Times New Roman"/>
           <w:sz w:val="24"/>
           <w:szCs w:val="24"/>
         </w:rPr>
@@ -597,7 +597,7 @@
       </w:r>
       <w:r>
         <w:rPr>
-          <w:rFonts w:ascii="Times New Roman" w:hAnsi="Times New Roman" w:cs="Times New Roman" w:eastAsia="Times New Roman"/>
+          <w:rFonts w:ascii="Calibri" w:hAnsi="Calibri" w:cs="Times New Roman" w:eastAsia="Times New Roman"/>
           <w:sz w:val="24"/>
           <w:szCs w:val="24"/>
         </w:rPr>
@@ -606,7 +606,7 @@
       <w:proofErr w:type="spellStart"/>
       <w:r>
         <w:rPr>
-          <w:rFonts w:ascii="Times New Roman" w:hAnsi="Times New Roman" w:cs="Times New Roman" w:eastAsia="Times New Roman"/>
+          <w:rFonts w:ascii="Calibri" w:hAnsi="Calibri" w:cs="Times New Roman" w:eastAsia="Times New Roman"/>
           <w:sz w:val="24"/>
           <w:szCs w:val="24"/>
         </w:rPr>
@@ -615,7 +615,7 @@
       <w:proofErr w:type="spellEnd"/>
       <w:r>
         <w:rPr>
-          <w:rFonts w:ascii="Times New Roman" w:hAnsi="Times New Roman" w:cs="Times New Roman" w:eastAsia="Times New Roman"/>
+          <w:rFonts w:ascii="Calibri" w:hAnsi="Calibri" w:cs="Times New Roman" w:eastAsia="Times New Roman"/>
           <w:sz w:val="24"/>
           <w:szCs w:val="24"/>
         </w:rPr>
@@ -623,7 +623,7 @@
       </w:r>
       <w:r>
         <w:rPr>
-          <w:rFonts w:ascii="Times New Roman" w:hAnsi="Times New Roman" w:cs="Times New Roman" w:eastAsia="Times New Roman"/>
+          <w:rFonts w:ascii="Calibri" w:hAnsi="Calibri" w:cs="Times New Roman" w:eastAsia="Times New Roman"/>
           <w:sz w:val="24"/>
           <w:szCs w:val="24"/>
         </w:rPr>
@@ -631,7 +631,7 @@
       </w:r>
       <w:r>
         <w:rPr>
-          <w:rFonts w:ascii="Times New Roman" w:hAnsi="Times New Roman" w:cs="Times New Roman" w:eastAsia="Times New Roman"/>
+          <w:rFonts w:ascii="Calibri" w:hAnsi="Calibri" w:cs="Times New Roman" w:eastAsia="Times New Roman"/>
           <w:sz w:val="24"/>
           <w:szCs w:val="24"/>
         </w:rPr>
@@ -639,7 +639,7 @@
       </w:r>
       <w:r>
         <w:rPr>
-          <w:rFonts w:ascii="Times New Roman" w:hAnsi="Times New Roman" w:cs="Times New Roman" w:eastAsia="Times New Roman"/>
+          <w:rFonts w:ascii="Calibri" w:hAnsi="Calibri" w:cs="Times New Roman" w:eastAsia="Times New Roman"/>
           <w:sz w:val="24"/>
           <w:szCs w:val="24"/>
         </w:rPr>
@@ -647,7 +647,7 @@
       </w:r>
       <w:r>
         <w:rPr>
-          <w:rFonts w:ascii="Times New Roman" w:hAnsi="Times New Roman" w:cs="Times New Roman" w:eastAsia="Times New Roman"/>
+          <w:rFonts w:ascii="Calibri" w:hAnsi="Calibri" w:cs="Times New Roman" w:eastAsia="Times New Roman"/>
           <w:sz w:val="24"/>
           <w:szCs w:val="24"/>
         </w:rPr>
@@ -655,7 +655,7 @@
       </w:r>
       <w:r>
         <w:rPr>
-          <w:rFonts w:ascii="Times New Roman" w:hAnsi="Times New Roman" w:cs="Times New Roman" w:eastAsia="Times New Roman"/>
+          <w:rFonts w:ascii="Calibri" w:hAnsi="Calibri" w:cs="Times New Roman" w:eastAsia="Times New Roman"/>
           <w:sz w:val="24"/>
           <w:szCs w:val="24"/>
         </w:rPr>
@@ -663,7 +663,7 @@
       </w:r>
       <w:r>
         <w:rPr>
-          <w:rFonts w:ascii="Times New Roman" w:hAnsi="Times New Roman" w:cs="Times New Roman" w:eastAsia="Times New Roman"/>
+          <w:rFonts w:ascii="Calibri" w:hAnsi="Calibri" w:cs="Times New Roman" w:eastAsia="Times New Roman"/>
           <w:sz w:val="24"/>
           <w:szCs w:val="24"/>
         </w:rPr>
@@ -671,7 +671,7 @@
       </w:r>
       <w:r>
         <w:rPr>
-          <w:rFonts w:ascii="Times New Roman" w:hAnsi="Times New Roman" w:cs="Times New Roman" w:eastAsia="Times New Roman"/>
+          <w:rFonts w:ascii="Calibri" w:hAnsi="Calibri" w:cs="Times New Roman" w:eastAsia="Times New Roman"/>
           <w:sz w:val="24"/>
           <w:szCs w:val="24"/>
         </w:rPr>
@@ -680,7 +680,7 @@
       <w:proofErr w:type="gramStart"/>
       <w:r>
         <w:rPr>
-          <w:rFonts w:ascii="Times New Roman" w:hAnsi="Times New Roman" w:cs="Times New Roman" w:eastAsia="Times New Roman"/>
+          <w:rFonts w:ascii="Calibri" w:hAnsi="Calibri" w:cs="Times New Roman" w:eastAsia="Times New Roman"/>
           <w:sz w:val="24"/>
           <w:szCs w:val="24"/>
         </w:rPr>
@@ -689,7 +689,7 @@
       <w:proofErr w:type="gramEnd"/>
       <w:r>
         <w:rPr>
-          <w:rFonts w:ascii="Times New Roman" w:hAnsi="Times New Roman" w:cs="Times New Roman" w:eastAsia="Times New Roman"/>
+          <w:rFonts w:ascii="Calibri" w:hAnsi="Calibri" w:cs="Times New Roman" w:eastAsia="Times New Roman"/>
           <w:sz w:val="24"/>
           <w:szCs w:val="24"/>
         </w:rPr>
@@ -719,7 +719,7 @@
       </w:pPr>
       <w:r>
         <w:rPr>
-          <w:rFonts w:ascii="Times New Roman" w:hAnsi="Times New Roman" w:cs="Times New Roman" w:eastAsia="Times New Roman"/>
+          <w:rFonts w:ascii="Calibri" w:hAnsi="Calibri" w:cs="Times New Roman" w:eastAsia="Times New Roman"/>
           <w:sz w:val="24"/>
           <w:szCs w:val="24"/>
         </w:rPr>
@@ -749,7 +749,7 @@
       </w:pPr>
       <w:r>
         <w:rPr>
-          <w:rFonts w:ascii="Times New Roman" w:hAnsi="Times New Roman" w:cs="Times New Roman" w:eastAsia="Times New Roman"/>
+          <w:rFonts w:ascii="Calibri" w:hAnsi="Calibri" w:cs="Times New Roman" w:eastAsia="Times New Roman"/>
           <w:sz w:val="24"/>
           <w:szCs w:val="24"/>
         </w:rPr>
@@ -779,7 +779,7 @@
       </w:pPr>
       <w:r>
         <w:rPr>
-          <w:rFonts w:ascii="Times New Roman" w:hAnsi="Times New Roman" w:cs="Times New Roman" w:eastAsia="Times New Roman"/>
+          <w:rFonts w:ascii="Calibri" w:hAnsi="Calibri" w:cs="Times New Roman" w:eastAsia="Times New Roman"/>
           <w:b/>
           <w:sz w:val="28"/>
           <w:szCs w:val="24"/>
@@ -799,7 +799,7 @@
       </w:pPr>
       <w:r>
         <w:rPr>
-          <w:rFonts w:ascii="Times New Roman" w:hAnsi="Times New Roman" w:cs="Times New Roman" w:eastAsia="Times New Roman"/>
+          <w:rFonts w:ascii="Calibri" w:hAnsi="Calibri" w:cs="Times New Roman" w:eastAsia="Times New Roman"/>
           <w:sz w:val="24"/>
           <w:szCs w:val="24"/>
         </w:rPr>
@@ -817,7 +817,7 @@
       </w:pPr>
       <w:r>
         <w:rPr>
-          <w:rFonts w:ascii="Times New Roman" w:hAnsi="Times New Roman" w:cs="Times New Roman" w:eastAsia="Times New Roman"/>
+          <w:rFonts w:ascii="Calibri" w:hAnsi="Calibri" w:cs="Times New Roman" w:eastAsia="Times New Roman"/>
           <w:sz w:val="24"/>
           <w:szCs w:val="24"/>
         </w:rPr>
@@ -835,7 +835,7 @@
       </w:pPr>
       <w:r>
         <w:rPr>
-          <w:rFonts w:ascii="Times New Roman" w:hAnsi="Times New Roman" w:cs="Times New Roman" w:eastAsia="Times New Roman"/>
+          <w:rFonts w:ascii="Calibri" w:hAnsi="Calibri" w:cs="Times New Roman" w:eastAsia="Times New Roman"/>
           <w:sz w:val="24"/>
           <w:szCs w:val="24"/>
         </w:rPr>
@@ -853,7 +853,7 @@
       </w:pPr>
       <w:r>
         <w:rPr>
-          <w:rFonts w:ascii="Times New Roman" w:hAnsi="Times New Roman" w:cs="Times New Roman" w:eastAsia="Times New Roman"/>
+          <w:rFonts w:ascii="Calibri" w:hAnsi="Calibri" w:cs="Times New Roman" w:eastAsia="Times New Roman"/>
           <w:sz w:val="24"/>
           <w:szCs w:val="24"/>
         </w:rPr>
@@ -871,7 +871,7 @@
       </w:pPr>
       <w:r>
         <w:rPr>
-          <w:rFonts w:ascii="Times New Roman" w:hAnsi="Times New Roman" w:cs="Times New Roman" w:eastAsia="Times New Roman"/>
+          <w:rFonts w:ascii="Calibri" w:hAnsi="Calibri" w:cs="Times New Roman" w:eastAsia="Times New Roman"/>
           <w:sz w:val="24"/>
           <w:szCs w:val="24"/>
         </w:rPr>
@@ -889,7 +889,7 @@
       </w:pPr>
       <w:r>
         <w:rPr>
-          <w:rFonts w:ascii="Times New Roman" w:hAnsi="Times New Roman" w:cs="Times New Roman" w:eastAsia="Times New Roman"/>
+          <w:rFonts w:ascii="Calibri" w:hAnsi="Calibri" w:cs="Times New Roman" w:eastAsia="Times New Roman"/>
           <w:sz w:val="24"/>
           <w:szCs w:val="24"/>
         </w:rPr>
@@ -907,7 +907,7 @@
       </w:pPr>
       <w:r>
         <w:rPr>
-          <w:rFonts w:ascii="Times New Roman" w:hAnsi="Times New Roman" w:cs="Times New Roman" w:eastAsia="Times New Roman"/>
+          <w:rFonts w:ascii="Calibri" w:hAnsi="Calibri" w:cs="Times New Roman" w:eastAsia="Times New Roman"/>
           <w:sz w:val="24"/>
           <w:szCs w:val="24"/>
         </w:rPr>
@@ -925,7 +925,7 @@
       </w:pPr>
       <w:r>
         <w:rPr>
-          <w:rFonts w:ascii="Times New Roman" w:hAnsi="Times New Roman" w:cs="Times New Roman" w:eastAsia="Times New Roman"/>
+          <w:rFonts w:ascii="Calibri" w:hAnsi="Calibri" w:cs="Times New Roman" w:eastAsia="Times New Roman"/>
           <w:sz w:val="24"/>
           <w:szCs w:val="24"/>
         </w:rPr>
@@ -954,7 +954,7 @@
       </w:pPr>
       <w:r>
         <w:rPr>
-          <w:rFonts w:ascii="Times New Roman" w:hAnsi="Times New Roman" w:cs="Times New Roman" w:eastAsia="Times New Roman"/>
+          <w:rFonts w:ascii="Calibri" w:hAnsi="Calibri" w:cs="Times New Roman" w:eastAsia="Times New Roman"/>
           <w:b/>
           <w:sz w:val="28"/>
           <w:szCs w:val="24"/>
@@ -974,7 +974,7 @@
       </w:pPr>
       <w:r>
         <w:rPr>
-          <w:rFonts w:ascii="Times New Roman" w:hAnsi="Times New Roman" w:cs="Times New Roman" w:eastAsia="Times New Roman"/>
+          <w:rFonts w:ascii="Calibri" w:hAnsi="Calibri" w:cs="Times New Roman" w:eastAsia="Times New Roman"/>
           <w:b/>
           <w:sz w:val="26"/>
           <w:szCs w:val="24"/>
@@ -994,7 +994,7 @@
       </w:pPr>
       <w:r>
         <w:rPr>
-          <w:rFonts w:ascii="Times New Roman" w:hAnsi="Times New Roman" w:cs="Times New Roman" w:eastAsia="Times New Roman"/>
+          <w:rFonts w:ascii="Calibri" w:hAnsi="Calibri" w:cs="Times New Roman" w:eastAsia="Times New Roman"/>
           <w:sz w:val="24"/>
           <w:szCs w:val="24"/>
         </w:rPr>
@@ -1003,7 +1003,7 @@
       <w:proofErr w:type="spellStart"/>
       <w:r>
         <w:rPr>
-          <w:rFonts w:ascii="Times New Roman" w:hAnsi="Times New Roman" w:cs="Times New Roman" w:eastAsia="Times New Roman"/>
+          <w:rFonts w:ascii="Calibri" w:hAnsi="Calibri" w:cs="Times New Roman" w:eastAsia="Times New Roman"/>
           <w:sz w:val="24"/>
           <w:szCs w:val="24"/>
         </w:rPr>
@@ -1012,7 +1012,7 @@
       <w:proofErr w:type="spellEnd"/>
       <w:r>
         <w:rPr>
-          <w:rFonts w:ascii="Times New Roman" w:hAnsi="Times New Roman" w:cs="Times New Roman" w:eastAsia="Times New Roman"/>
+          <w:rFonts w:ascii="Calibri" w:hAnsi="Calibri" w:cs="Times New Roman" w:eastAsia="Times New Roman"/>
           <w:sz w:val="24"/>
           <w:szCs w:val="24"/>
         </w:rPr>
@@ -1043,7 +1043,7 @@
       <w:proofErr w:type="spellStart"/>
       <w:r>
         <w:rPr>
-          <w:rFonts w:ascii="Times New Roman" w:hAnsi="Times New Roman" w:cs="Times New Roman" w:eastAsia="Times New Roman"/>
+          <w:rFonts w:ascii="Calibri" w:hAnsi="Calibri" w:cs="Times New Roman" w:eastAsia="Times New Roman"/>
           <w:sz w:val="24"/>
           <w:szCs w:val="24"/>
         </w:rPr>
@@ -1052,7 +1052,7 @@
       <w:proofErr w:type="spellEnd"/>
       <w:r>
         <w:rPr>
-          <w:rFonts w:ascii="Times New Roman" w:hAnsi="Times New Roman" w:cs="Times New Roman" w:eastAsia="Times New Roman"/>
+          <w:rFonts w:ascii="Calibri" w:hAnsi="Calibri" w:cs="Times New Roman" w:eastAsia="Times New Roman"/>
           <w:sz w:val="24"/>
           <w:szCs w:val="24"/>
         </w:rPr>
@@ -1082,7 +1082,7 @@
       </w:pPr>
       <w:r>
         <w:rPr>
-          <w:rFonts w:ascii="Times New Roman" w:hAnsi="Times New Roman" w:cs="Times New Roman" w:eastAsia="Times New Roman"/>
+          <w:rFonts w:ascii="Calibri" w:hAnsi="Calibri" w:cs="Times New Roman" w:eastAsia="Times New Roman"/>
           <w:sz w:val="24"/>
           <w:szCs w:val="24"/>
         </w:rPr>
@@ -1090,7 +1090,7 @@
       </w:r>
       <w:r>
         <w:rPr>
-          <w:rFonts w:ascii="Times New Roman" w:hAnsi="Times New Roman" w:cs="Times New Roman" w:eastAsia="Times New Roman"/>
+          <w:rFonts w:ascii="Calibri" w:hAnsi="Calibri" w:cs="Times New Roman" w:eastAsia="Times New Roman"/>
           <w:sz w:val="24"/>
           <w:szCs w:val="24"/>
         </w:rPr>
@@ -1100,7 +1100,7 @@
       <w:proofErr w:type="gramStart"/>
       <w:r>
         <w:rPr>
-          <w:rFonts w:ascii="Times New Roman" w:hAnsi="Times New Roman" w:cs="Times New Roman" w:eastAsia="Times New Roman"/>
+          <w:rFonts w:ascii="Calibri" w:hAnsi="Calibri" w:cs="Times New Roman" w:eastAsia="Times New Roman"/>
           <w:sz w:val="24"/>
           <w:szCs w:val="24"/>
         </w:rPr>
@@ -1109,7 +1109,7 @@
       <w:proofErr w:type="gramEnd"/>
       <w:r>
         <w:rPr>
-          <w:rFonts w:ascii="Times New Roman" w:hAnsi="Times New Roman" w:cs="Times New Roman" w:eastAsia="Times New Roman"/>
+          <w:rFonts w:ascii="Calibri" w:hAnsi="Calibri" w:cs="Times New Roman" w:eastAsia="Times New Roman"/>
           <w:sz w:val="24"/>
           <w:szCs w:val="24"/>
         </w:rPr>
@@ -1139,7 +1139,7 @@
       </w:pPr>
       <w:r>
         <w:rPr>
-          <w:rFonts w:ascii="Times New Roman" w:hAnsi="Times New Roman" w:cs="Times New Roman" w:eastAsia="Times New Roman"/>
+          <w:rFonts w:ascii="Calibri" w:hAnsi="Calibri" w:cs="Times New Roman" w:eastAsia="Times New Roman"/>
           <w:sz w:val="24"/>
           <w:szCs w:val="24"/>
         </w:rPr>
@@ -1158,7 +1158,7 @@
       </w:pPr>
       <w:r>
         <w:rPr>
-          <w:rFonts w:ascii="Times New Roman" w:hAnsi="Times New Roman" w:cs="Times New Roman" w:eastAsia="Times New Roman"/>
+          <w:rFonts w:ascii="Calibri" w:hAnsi="Calibri" w:cs="Times New Roman" w:eastAsia="Times New Roman"/>
           <w:b/>
           <w:sz w:val="26"/>
           <w:szCs w:val="24"/>
@@ -1178,7 +1178,7 @@
       </w:pPr>
       <w:r>
         <w:rPr>
-          <w:rFonts w:ascii="Times New Roman" w:hAnsi="Times New Roman" w:cs="Times New Roman" w:eastAsia="Times New Roman"/>
+          <w:rFonts w:ascii="Calibri" w:hAnsi="Calibri" w:cs="Times New Roman" w:eastAsia="Times New Roman"/>
           <w:sz w:val="24"/>
           <w:szCs w:val="24"/>
         </w:rPr>
@@ -1187,7 +1187,7 @@
       <w:proofErr w:type="gramStart"/>
       <w:r>
         <w:rPr>
-          <w:rFonts w:ascii="Times New Roman" w:hAnsi="Times New Roman" w:cs="Times New Roman" w:eastAsia="Times New Roman"/>
+          <w:rFonts w:ascii="Calibri" w:hAnsi="Calibri" w:cs="Times New Roman" w:eastAsia="Times New Roman"/>
           <w:sz w:val="24"/>
           <w:szCs w:val="24"/>
         </w:rPr>
@@ -1196,7 +1196,7 @@
       <w:proofErr w:type="gramEnd"/>
       <w:r>
         <w:rPr>
-          <w:rFonts w:ascii="Times New Roman" w:hAnsi="Times New Roman" w:cs="Times New Roman" w:eastAsia="Times New Roman"/>
+          <w:rFonts w:ascii="Calibri" w:hAnsi="Calibri" w:cs="Times New Roman" w:eastAsia="Times New Roman"/>
           <w:sz w:val="24"/>
           <w:szCs w:val="24"/>
         </w:rPr>
@@ -1216,7 +1216,7 @@
       </w:pPr>
       <w:r>
         <w:rPr>
-          <w:rFonts w:ascii="Times New Roman" w:hAnsi="Times New Roman" w:cs="Times New Roman" w:eastAsia="Times New Roman"/>
+          <w:rFonts w:ascii="Calibri" w:hAnsi="Calibri" w:cs="Times New Roman" w:eastAsia="Times New Roman"/>
           <w:sz w:val="24"/>
           <w:szCs w:val="24"/>
         </w:rPr>
@@ -1236,7 +1236,7 @@
       </w:pPr>
       <w:r>
         <w:rPr>
-          <w:rFonts w:ascii="Times New Roman" w:hAnsi="Times New Roman" w:cs="Times New Roman" w:eastAsia="Times New Roman"/>
+          <w:rFonts w:ascii="Calibri" w:hAnsi="Calibri" w:cs="Times New Roman" w:eastAsia="Times New Roman"/>
           <w:sz w:val="24"/>
           <w:szCs w:val="24"/>
         </w:rPr>
@@ -1256,7 +1256,7 @@
       </w:pPr>
       <w:r>
         <w:rPr>
-          <w:rFonts w:ascii="Times New Roman" w:hAnsi="Times New Roman" w:cs="Times New Roman" w:eastAsia="Times New Roman"/>
+          <w:rFonts w:ascii="Calibri" w:hAnsi="Calibri" w:cs="Times New Roman" w:eastAsia="Times New Roman"/>
           <w:sz w:val="24"/>
           <w:szCs w:val="24"/>
         </w:rPr>
@@ -1276,7 +1276,7 @@
       </w:pPr>
       <w:r>
         <w:rPr>
-          <w:rFonts w:ascii="Times New Roman" w:hAnsi="Times New Roman" w:cs="Times New Roman" w:eastAsia="Times New Roman"/>
+          <w:rFonts w:ascii="Calibri" w:hAnsi="Calibri" w:cs="Times New Roman" w:eastAsia="Times New Roman"/>
           <w:sz w:val="24"/>
           <w:szCs w:val="24"/>
         </w:rPr>
@@ -1296,7 +1296,7 @@
       </w:pPr>
       <w:r>
         <w:rPr>
-          <w:rFonts w:ascii="Times New Roman" w:hAnsi="Times New Roman" w:cs="Times New Roman" w:eastAsia="Times New Roman"/>
+          <w:rFonts w:ascii="Calibri" w:hAnsi="Calibri" w:cs="Times New Roman" w:eastAsia="Times New Roman"/>
           <w:sz w:val="24"/>
           <w:szCs w:val="24"/>
         </w:rPr>
@@ -1316,7 +1316,7 @@
       </w:pPr>
       <w:r>
         <w:rPr>
-          <w:rFonts w:ascii="Times New Roman" w:hAnsi="Times New Roman" w:cs="Times New Roman" w:eastAsia="Times New Roman"/>
+          <w:rFonts w:ascii="Calibri" w:hAnsi="Calibri" w:cs="Times New Roman" w:eastAsia="Times New Roman"/>
           <w:sz w:val="24"/>
           <w:szCs w:val="24"/>
         </w:rPr>
@@ -1336,7 +1336,7 @@
       </w:pPr>
       <w:r>
         <w:rPr>
-          <w:rFonts w:ascii="Times New Roman" w:hAnsi="Times New Roman" w:cs="Times New Roman" w:eastAsia="Times New Roman"/>
+          <w:rFonts w:ascii="Calibri" w:hAnsi="Calibri" w:cs="Times New Roman" w:eastAsia="Times New Roman"/>
           <w:sz w:val="24"/>
           <w:szCs w:val="24"/>
         </w:rPr>
@@ -1345,7 +1345,7 @@
       <w:proofErr w:type="gramStart"/>
       <w:r>
         <w:rPr>
-          <w:rFonts w:ascii="Times New Roman" w:hAnsi="Times New Roman" w:cs="Times New Roman" w:eastAsia="Times New Roman"/>
+          <w:rFonts w:ascii="Calibri" w:hAnsi="Calibri" w:cs="Times New Roman" w:eastAsia="Times New Roman"/>
           <w:sz w:val="24"/>
           <w:szCs w:val="24"/>
         </w:rPr>
@@ -1354,7 +1354,7 @@
       <w:proofErr w:type="gramEnd"/>
       <w:r>
         <w:rPr>
-          <w:rFonts w:ascii="Times New Roman" w:hAnsi="Times New Roman" w:cs="Times New Roman" w:eastAsia="Times New Roman"/>
+          <w:rFonts w:ascii="Calibri" w:hAnsi="Calibri" w:cs="Times New Roman" w:eastAsia="Times New Roman"/>
           <w:sz w:val="24"/>
           <w:szCs w:val="24"/>
         </w:rPr>
@@ -1372,7 +1372,7 @@
       </w:pPr>
       <w:r>
         <w:rPr>
-          <w:rFonts w:ascii="Times New Roman" w:hAnsi="Times New Roman" w:cs="Times New Roman" w:eastAsia="Times New Roman"/>
+          <w:rFonts w:ascii="Calibri" w:hAnsi="Calibri" w:cs="Times New Roman" w:eastAsia="Times New Roman"/>
           <w:sz w:val="24"/>
           <w:szCs w:val="24"/>
         </w:rPr>
@@ -1391,7 +1391,7 @@
       </w:pPr>
       <w:r>
         <w:rPr>
-          <w:rFonts w:ascii="Times New Roman" w:hAnsi="Times New Roman" w:cs="Times New Roman" w:eastAsia="Times New Roman"/>
+          <w:rFonts w:ascii="Calibri" w:hAnsi="Calibri" w:cs="Times New Roman" w:eastAsia="Times New Roman"/>
           <w:b/>
           <w:sz w:val="26"/>
           <w:szCs w:val="24"/>
@@ -1412,7 +1412,7 @@
       </w:pPr>
       <w:r>
         <w:rPr>
-          <w:rFonts w:ascii="Times New Roman" w:hAnsi="Times New Roman" w:cs="Times New Roman" w:eastAsia="Times New Roman"/>
+          <w:rFonts w:ascii="Calibri" w:hAnsi="Calibri" w:cs="Times New Roman" w:eastAsia="Times New Roman"/>
           <w:sz w:val="24"/>
           <w:szCs w:val="24"/>
         </w:rPr>
@@ -1420,7 +1420,7 @@
       </w:r>
       <w:r>
         <w:rPr>
-          <w:rFonts w:ascii="Times New Roman" w:hAnsi="Times New Roman" w:cs="Times New Roman" w:eastAsia="Times New Roman"/>
+          <w:rFonts w:ascii="Calibri" w:hAnsi="Calibri" w:cs="Times New Roman" w:eastAsia="Times New Roman"/>
           <w:sz w:val="24"/>
           <w:szCs w:val="24"/>
         </w:rPr>
@@ -1428,7 +1428,7 @@
       </w:r>
       <w:r>
         <w:rPr>
-          <w:rFonts w:ascii="Times New Roman" w:hAnsi="Times New Roman" w:cs="Times New Roman" w:eastAsia="Times New Roman"/>
+          <w:rFonts w:ascii="Calibri" w:hAnsi="Calibri" w:cs="Times New Roman" w:eastAsia="Times New Roman"/>
           <w:sz w:val="24"/>
           <w:szCs w:val="24"/>
         </w:rPr>
@@ -1447,7 +1447,7 @@
       </w:pPr>
       <w:r>
         <w:rPr>
-          <w:rFonts w:ascii="Times New Roman" w:hAnsi="Times New Roman" w:cs="Times New Roman" w:eastAsia="Times New Roman"/>
+          <w:rFonts w:ascii="Calibri" w:hAnsi="Calibri" w:cs="Times New Roman" w:eastAsia="Times New Roman"/>
           <w:b/>
           <w:sz w:val="26"/>
           <w:szCs w:val="24"/>
@@ -1468,7 +1468,7 @@
       </w:pPr>
       <w:r>
         <w:rPr>
-          <w:rFonts w:ascii="Times New Roman" w:hAnsi="Times New Roman" w:cs="Times New Roman" w:eastAsia="Times New Roman"/>
+          <w:rFonts w:ascii="Calibri" w:hAnsi="Calibri" w:cs="Times New Roman" w:eastAsia="Times New Roman"/>
           <w:sz w:val="24"/>
           <w:szCs w:val="24"/>
         </w:rPr>
@@ -1488,7 +1488,7 @@
       </w:pPr>
       <w:r>
         <w:rPr>
-          <w:rFonts w:ascii="Times New Roman" w:hAnsi="Times New Roman" w:cs="Times New Roman" w:eastAsia="Times New Roman"/>
+          <w:rFonts w:ascii="Calibri" w:hAnsi="Calibri" w:cs="Times New Roman" w:eastAsia="Times New Roman"/>
           <w:sz w:val="24"/>
           <w:szCs w:val="24"/>
         </w:rPr>
@@ -1508,7 +1508,7 @@
       </w:pPr>
       <w:r>
         <w:rPr>
-          <w:rFonts w:ascii="Times New Roman" w:hAnsi="Times New Roman" w:cs="Times New Roman" w:eastAsia="Times New Roman"/>
+          <w:rFonts w:ascii="Calibri" w:hAnsi="Calibri" w:cs="Times New Roman" w:eastAsia="Times New Roman"/>
           <w:sz w:val="24"/>
           <w:szCs w:val="24"/>
         </w:rPr>
@@ -1528,7 +1528,7 @@
       </w:pPr>
       <w:r>
         <w:rPr>
-          <w:rFonts w:ascii="Times New Roman" w:hAnsi="Times New Roman" w:cs="Times New Roman" w:eastAsia="Times New Roman"/>
+          <w:rFonts w:ascii="Calibri" w:hAnsi="Calibri" w:cs="Times New Roman" w:eastAsia="Times New Roman"/>
           <w:sz w:val="24"/>
           <w:szCs w:val="24"/>
         </w:rPr>
@@ -1537,7 +1537,7 @@
       <w:proofErr w:type="gramStart"/>
       <w:r>
         <w:rPr>
-          <w:rFonts w:ascii="Times New Roman" w:hAnsi="Times New Roman" w:cs="Times New Roman" w:eastAsia="Times New Roman"/>
+          <w:rFonts w:ascii="Calibri" w:hAnsi="Calibri" w:cs="Times New Roman" w:eastAsia="Times New Roman"/>
           <w:sz w:val="24"/>
           <w:szCs w:val="24"/>
         </w:rPr>
@@ -1546,7 +1546,7 @@
       <w:proofErr w:type="gramEnd"/>
       <w:r>
         <w:rPr>
-          <w:rFonts w:ascii="Times New Roman" w:hAnsi="Times New Roman" w:cs="Times New Roman" w:eastAsia="Times New Roman"/>
+          <w:rFonts w:ascii="Calibri" w:hAnsi="Calibri" w:cs="Times New Roman" w:eastAsia="Times New Roman"/>
           <w:sz w:val="24"/>
           <w:szCs w:val="24"/>
         </w:rPr>
@@ -1566,7 +1566,7 @@
       </w:pPr>
       <w:r>
         <w:rPr>
-          <w:rFonts w:ascii="Times New Roman" w:hAnsi="Times New Roman" w:cs="Times New Roman" w:eastAsia="Times New Roman"/>
+          <w:rFonts w:ascii="Calibri" w:hAnsi="Calibri" w:cs="Times New Roman" w:eastAsia="Times New Roman"/>
           <w:sz w:val="24"/>
           <w:szCs w:val="24"/>
         </w:rPr>
@@ -1585,7 +1585,7 @@
       </w:pPr>
       <w:r>
         <w:rPr>
-          <w:rFonts w:ascii="Times New Roman" w:hAnsi="Times New Roman" w:cs="Times New Roman" w:eastAsia="Times New Roman"/>
+          <w:rFonts w:ascii="Calibri" w:hAnsi="Calibri" w:cs="Times New Roman" w:eastAsia="Times New Roman"/>
           <w:b/>
           <w:sz w:val="26"/>
           <w:szCs w:val="24"/>
@@ -1633,7 +1633,7 @@
             </w:pPr>
             <w:r>
               <w:rPr>
-                <w:rFonts w:ascii="Times New Roman" w:hAnsi="Times New Roman" w:cs="Times New Roman" w:eastAsia="Times New Roman"/>
+                <w:rFonts w:ascii="Calibri" w:hAnsi="Calibri" w:cs="Times New Roman" w:eastAsia="Times New Roman"/>
                 <w:b/>
                 <w:color w:val="142332"/>
                 <w:sz w:val="24"/>
@@ -1666,7 +1666,7 @@
             </w:pPr>
             <w:r>
               <w:rPr>
-                <w:rFonts w:ascii="Times New Roman" w:hAnsi="Times New Roman" w:cs="Times New Roman" w:eastAsia="Times New Roman"/>
+                <w:rFonts w:ascii="Calibri" w:hAnsi="Calibri" w:cs="Times New Roman" w:eastAsia="Times New Roman"/>
                 <w:b/>
                 <w:color w:val="142332"/>
                 <w:sz w:val="24"/>
@@ -1704,7 +1704,7 @@
             </w:pPr>
             <w:r>
               <w:rPr>
-                <w:rFonts w:ascii="Times New Roman" w:hAnsi="Times New Roman" w:cs="Times New Roman" w:eastAsia="Times New Roman"/>
+                <w:rFonts w:ascii="Calibri" w:hAnsi="Calibri" w:cs="Times New Roman" w:eastAsia="Times New Roman"/>
                 <w:sz w:val="24"/>
                 <w:szCs w:val="24"/>
               </w:rPr>
@@ -1734,7 +1734,7 @@
             </w:pPr>
             <w:r>
               <w:rPr>
-                <w:rFonts w:ascii="Times New Roman" w:hAnsi="Times New Roman" w:cs="Times New Roman" w:eastAsia="Times New Roman"/>
+                <w:rFonts w:ascii="Calibri" w:hAnsi="Calibri" w:cs="Times New Roman" w:eastAsia="Times New Roman"/>
                 <w:sz w:val="24"/>
                 <w:szCs w:val="24"/>
               </w:rPr>
@@ -1743,7 +1743,7 @@
             <w:proofErr w:type="gramStart"/>
             <w:r>
               <w:rPr>
-                <w:rFonts w:ascii="Times New Roman" w:hAnsi="Times New Roman" w:cs="Times New Roman" w:eastAsia="Times New Roman"/>
+                <w:rFonts w:ascii="Calibri" w:hAnsi="Calibri" w:cs="Times New Roman" w:eastAsia="Times New Roman"/>
                 <w:sz w:val="24"/>
                 <w:szCs w:val="24"/>
               </w:rPr>
@@ -1752,7 +1752,7 @@
             <w:proofErr w:type="gramEnd"/>
             <w:r>
               <w:rPr>
-                <w:rFonts w:ascii="Times New Roman" w:hAnsi="Times New Roman" w:cs="Times New Roman" w:eastAsia="Times New Roman"/>
+                <w:rFonts w:ascii="Calibri" w:hAnsi="Calibri" w:cs="Times New Roman" w:eastAsia="Times New Roman"/>
                 <w:sz w:val="24"/>
                 <w:szCs w:val="24"/>
               </w:rPr>
@@ -1788,7 +1788,7 @@
             </w:pPr>
             <w:r>
               <w:rPr>
-                <w:rFonts w:ascii="Times New Roman" w:hAnsi="Times New Roman" w:cs="Times New Roman" w:eastAsia="Times New Roman"/>
+                <w:rFonts w:ascii="Calibri" w:hAnsi="Calibri" w:cs="Times New Roman" w:eastAsia="Times New Roman"/>
                 <w:sz w:val="24"/>
                 <w:szCs w:val="24"/>
               </w:rPr>
@@ -1818,7 +1818,7 @@
             </w:pPr>
             <w:r>
               <w:rPr>
-                <w:rFonts w:ascii="Times New Roman" w:hAnsi="Times New Roman" w:cs="Times New Roman" w:eastAsia="Times New Roman"/>
+                <w:rFonts w:ascii="Calibri" w:hAnsi="Calibri" w:cs="Times New Roman" w:eastAsia="Times New Roman"/>
                 <w:sz w:val="24"/>
                 <w:szCs w:val="24"/>
               </w:rPr>
@@ -1854,7 +1854,7 @@
             </w:pPr>
             <w:r>
               <w:rPr>
-                <w:rFonts w:ascii="Times New Roman" w:hAnsi="Times New Roman" w:cs="Times New Roman" w:eastAsia="Times New Roman"/>
+                <w:rFonts w:ascii="Calibri" w:hAnsi="Calibri" w:cs="Times New Roman" w:eastAsia="Times New Roman"/>
                 <w:sz w:val="24"/>
                 <w:szCs w:val="24"/>
               </w:rPr>
@@ -1884,7 +1884,7 @@
             </w:pPr>
             <w:r>
               <w:rPr>
-                <w:rFonts w:ascii="Times New Roman" w:hAnsi="Times New Roman" w:cs="Times New Roman" w:eastAsia="Times New Roman"/>
+                <w:rFonts w:ascii="Calibri" w:hAnsi="Calibri" w:cs="Times New Roman" w:eastAsia="Times New Roman"/>
                 <w:sz w:val="24"/>
                 <w:szCs w:val="24"/>
               </w:rPr>
@@ -1920,7 +1920,7 @@
             </w:pPr>
             <w:r>
               <w:rPr>
-                <w:rFonts w:ascii="Times New Roman" w:hAnsi="Times New Roman" w:cs="Times New Roman" w:eastAsia="Times New Roman"/>
+                <w:rFonts w:ascii="Calibri" w:hAnsi="Calibri" w:cs="Times New Roman" w:eastAsia="Times New Roman"/>
                 <w:sz w:val="24"/>
                 <w:szCs w:val="24"/>
               </w:rPr>
@@ -1951,7 +1951,7 @@
             </w:pPr>
             <w:r>
               <w:rPr>
-                <w:rFonts w:ascii="Times New Roman" w:hAnsi="Times New Roman" w:cs="Times New Roman" w:eastAsia="Times New Roman"/>
+                <w:rFonts w:ascii="Calibri" w:hAnsi="Calibri" w:cs="Times New Roman" w:eastAsia="Times New Roman"/>
                 <w:sz w:val="24"/>
                 <w:szCs w:val="24"/>
               </w:rPr>
@@ -1987,7 +1987,7 @@
             </w:pPr>
             <w:r>
               <w:rPr>
-                <w:rFonts w:ascii="Times New Roman" w:hAnsi="Times New Roman" w:cs="Times New Roman" w:eastAsia="Times New Roman"/>
+                <w:rFonts w:ascii="Calibri" w:hAnsi="Calibri" w:cs="Times New Roman" w:eastAsia="Times New Roman"/>
                 <w:sz w:val="24"/>
                 <w:szCs w:val="24"/>
               </w:rPr>
@@ -2017,7 +2017,7 @@
             </w:pPr>
             <w:r>
               <w:rPr>
-                <w:rFonts w:ascii="Times New Roman" w:hAnsi="Times New Roman" w:cs="Times New Roman" w:eastAsia="Times New Roman"/>
+                <w:rFonts w:ascii="Calibri" w:hAnsi="Calibri" w:cs="Times New Roman" w:eastAsia="Times New Roman"/>
                 <w:sz w:val="24"/>
                 <w:szCs w:val="24"/>
               </w:rPr>
@@ -2052,7 +2052,7 @@
             </w:pPr>
             <w:r>
               <w:rPr>
-                <w:rFonts w:ascii="Times New Roman" w:hAnsi="Times New Roman" w:cs="Times New Roman" w:eastAsia="Times New Roman"/>
+                <w:rFonts w:ascii="Calibri" w:hAnsi="Calibri" w:cs="Times New Roman" w:eastAsia="Times New Roman"/>
                 <w:sz w:val="24"/>
                 <w:szCs w:val="24"/>
               </w:rPr>
@@ -2081,7 +2081,7 @@
             </w:pPr>
             <w:r>
               <w:rPr>
-                <w:rFonts w:ascii="Times New Roman" w:hAnsi="Times New Roman" w:cs="Times New Roman" w:eastAsia="Times New Roman"/>
+                <w:rFonts w:ascii="Calibri" w:hAnsi="Calibri" w:cs="Times New Roman" w:eastAsia="Times New Roman"/>
                 <w:sz w:val="24"/>
                 <w:szCs w:val="24"/>
               </w:rPr>
@@ -2117,7 +2117,7 @@
             </w:pPr>
             <w:r>
               <w:rPr>
-                <w:rFonts w:ascii="Times New Roman" w:hAnsi="Times New Roman" w:cs="Times New Roman" w:eastAsia="Times New Roman"/>
+                <w:rFonts w:ascii="Calibri" w:hAnsi="Calibri" w:cs="Times New Roman" w:eastAsia="Times New Roman"/>
                 <w:sz w:val="24"/>
                 <w:szCs w:val="24"/>
               </w:rPr>
@@ -2147,7 +2147,7 @@
             </w:pPr>
             <w:r>
               <w:rPr>
-                <w:rFonts w:ascii="Times New Roman" w:hAnsi="Times New Roman" w:cs="Times New Roman" w:eastAsia="Times New Roman"/>
+                <w:rFonts w:ascii="Calibri" w:hAnsi="Calibri" w:cs="Times New Roman" w:eastAsia="Times New Roman"/>
                 <w:sz w:val="24"/>
                 <w:szCs w:val="24"/>
               </w:rPr>
@@ -2174,7 +2174,7 @@
             </w:pPr>
             <w:r>
               <w:rPr>
-                <w:rFonts w:ascii="Times New Roman" w:hAnsi="Times New Roman" w:cs="Times New Roman" w:eastAsia="Times New Roman"/>
+                <w:rFonts w:ascii="Calibri" w:hAnsi="Calibri" w:cs="Times New Roman" w:eastAsia="Times New Roman"/>
                 <w:sz w:val="24"/>
                 <w:szCs w:val="24"/>
               </w:rPr>
@@ -2196,7 +2196,7 @@
             </w:pPr>
             <w:r>
               <w:rPr>
-                <w:rFonts w:ascii="Times New Roman" w:hAnsi="Times New Roman" w:cs="Times New Roman" w:eastAsia="Times New Roman"/>
+                <w:rFonts w:ascii="Calibri" w:hAnsi="Calibri" w:cs="Times New Roman" w:eastAsia="Times New Roman"/>
                 <w:sz w:val="24"/>
                 <w:szCs w:val="24"/>
               </w:rPr>
@@ -2228,7 +2228,7 @@
       </w:pPr>
       <w:r>
         <w:rPr>
-          <w:rFonts w:ascii="Times New Roman" w:hAnsi="Times New Roman" w:cs="Times New Roman" w:eastAsia="Times New Roman"/>
+          <w:rFonts w:ascii="Calibri" w:hAnsi="Calibri" w:cs="Times New Roman" w:eastAsia="Times New Roman"/>
           <w:b/>
           <w:sz w:val="26"/>
           <w:szCs w:val="24"/>
@@ -2248,7 +2248,7 @@
       </w:pPr>
       <w:r>
         <w:rPr>
-          <w:rFonts w:ascii="Times New Roman" w:hAnsi="Times New Roman" w:cs="Times New Roman" w:eastAsia="Times New Roman"/>
+          <w:rFonts w:ascii="Calibri" w:hAnsi="Calibri" w:cs="Times New Roman" w:eastAsia="Times New Roman"/>
           <w:sz w:val="24"/>
           <w:szCs w:val="24"/>
         </w:rPr>
@@ -2257,7 +2257,7 @@
       <w:proofErr w:type="gramStart"/>
       <w:r>
         <w:rPr>
-          <w:rFonts w:ascii="Times New Roman" w:hAnsi="Times New Roman" w:cs="Times New Roman" w:eastAsia="Times New Roman"/>
+          <w:rFonts w:ascii="Calibri" w:hAnsi="Calibri" w:cs="Times New Roman" w:eastAsia="Times New Roman"/>
           <w:sz w:val="24"/>
           <w:szCs w:val="24"/>
         </w:rPr>
@@ -2266,7 +2266,7 @@
       <w:proofErr w:type="gramEnd"/>
       <w:r>
         <w:rPr>
-          <w:rFonts w:ascii="Times New Roman" w:hAnsi="Times New Roman" w:cs="Times New Roman" w:eastAsia="Times New Roman"/>
+          <w:rFonts w:ascii="Calibri" w:hAnsi="Calibri" w:cs="Times New Roman" w:eastAsia="Times New Roman"/>
           <w:sz w:val="24"/>
           <w:szCs w:val="24"/>
         </w:rPr>
@@ -2296,7 +2296,7 @@
       </w:pPr>
       <w:r>
         <w:rPr>
-          <w:rFonts w:ascii="Times New Roman" w:hAnsi="Times New Roman" w:cs="Times New Roman" w:eastAsia="Times New Roman"/>
+          <w:rFonts w:ascii="Calibri" w:hAnsi="Calibri" w:cs="Times New Roman" w:eastAsia="Times New Roman"/>
           <w:sz w:val="24"/>
           <w:szCs w:val="24"/>
         </w:rPr>
@@ -2304,7 +2304,7 @@
       </w:r>
       <w:r>
         <w:rPr>
-          <w:rFonts w:ascii="Times New Roman" w:hAnsi="Times New Roman" w:cs="Times New Roman" w:eastAsia="Times New Roman"/>
+          <w:rFonts w:ascii="Calibri" w:hAnsi="Calibri" w:cs="Times New Roman" w:eastAsia="Times New Roman"/>
           <w:sz w:val="24"/>
           <w:szCs w:val="24"/>
         </w:rPr>
@@ -2324,7 +2324,7 @@
       </w:pPr>
       <w:r>
         <w:rPr>
-          <w:rFonts w:ascii="Times New Roman" w:hAnsi="Times New Roman" w:cs="Times New Roman" w:eastAsia="Times New Roman"/>
+          <w:rFonts w:ascii="Calibri" w:hAnsi="Calibri" w:cs="Times New Roman" w:eastAsia="Times New Roman"/>
           <w:b/>
           <w:sz w:val="28"/>
           <w:szCs w:val="24"/>
@@ -2344,7 +2344,7 @@
       </w:pPr>
       <w:r>
         <w:rPr>
-          <w:rFonts w:ascii="Times New Roman" w:hAnsi="Times New Roman" w:cs="Times New Roman" w:eastAsia="Times New Roman"/>
+          <w:rFonts w:ascii="Calibri" w:hAnsi="Calibri" w:cs="Times New Roman" w:eastAsia="Times New Roman"/>
           <w:sz w:val="24"/>
           <w:szCs w:val="24"/>
         </w:rPr>
@@ -2363,7 +2363,7 @@
       </w:pPr>
       <w:r>
         <w:rPr>
-          <w:rFonts w:ascii="Times New Roman" w:hAnsi="Times New Roman" w:cs="Times New Roman" w:eastAsia="Times New Roman"/>
+          <w:rFonts w:ascii="Calibri" w:hAnsi="Calibri" w:cs="Times New Roman" w:eastAsia="Times New Roman"/>
           <w:b/>
           <w:sz w:val="26"/>
           <w:szCs w:val="24"/>
@@ -2383,7 +2383,7 @@
       </w:pPr>
       <w:r>
         <w:rPr>
-          <w:rFonts w:ascii="Times New Roman" w:hAnsi="Times New Roman" w:cs="Times New Roman" w:eastAsia="Times New Roman"/>
+          <w:rFonts w:ascii="Calibri" w:hAnsi="Calibri" w:cs="Times New Roman" w:eastAsia="Times New Roman"/>
           <w:sz w:val="24"/>
           <w:szCs w:val="24"/>
         </w:rPr>
@@ -2413,7 +2413,7 @@
       </w:pPr>
       <w:r>
         <w:rPr>
-          <w:rFonts w:ascii="Times New Roman" w:hAnsi="Times New Roman" w:cs="Times New Roman" w:eastAsia="Times New Roman"/>
+          <w:rFonts w:ascii="Calibri" w:hAnsi="Calibri" w:cs="Times New Roman" w:eastAsia="Times New Roman"/>
           <w:sz w:val="24"/>
           <w:szCs w:val="24"/>
         </w:rPr>
@@ -2422,7 +2422,7 @@
       <w:proofErr w:type="gramStart"/>
       <w:r>
         <w:rPr>
-          <w:rFonts w:ascii="Times New Roman" w:hAnsi="Times New Roman" w:cs="Times New Roman" w:eastAsia="Times New Roman"/>
+          <w:rFonts w:ascii="Calibri" w:hAnsi="Calibri" w:cs="Times New Roman" w:eastAsia="Times New Roman"/>
           <w:sz w:val="24"/>
           <w:szCs w:val="24"/>
         </w:rPr>
@@ -2431,7 +2431,7 @@
       <w:proofErr w:type="gramEnd"/>
       <w:r>
         <w:rPr>
-          <w:rFonts w:ascii="Times New Roman" w:hAnsi="Times New Roman" w:cs="Times New Roman" w:eastAsia="Times New Roman"/>
+          <w:rFonts w:ascii="Calibri" w:hAnsi="Calibri" w:cs="Times New Roman" w:eastAsia="Times New Roman"/>
           <w:sz w:val="24"/>
           <w:szCs w:val="24"/>
         </w:rPr>
@@ -2450,7 +2450,7 @@
       </w:pPr>
       <w:r>
         <w:rPr>
-          <w:rFonts w:ascii="Times New Roman" w:hAnsi="Times New Roman" w:cs="Times New Roman" w:eastAsia="Times New Roman"/>
+          <w:rFonts w:ascii="Calibri" w:hAnsi="Calibri" w:cs="Times New Roman" w:eastAsia="Times New Roman"/>
           <w:sz w:val="24"/>
           <w:szCs w:val="24"/>
         </w:rPr>
@@ -2459,7 +2459,7 @@
       <w:proofErr w:type="gramStart"/>
       <w:r>
         <w:rPr>
-          <w:rFonts w:ascii="Times New Roman" w:hAnsi="Times New Roman" w:cs="Times New Roman" w:eastAsia="Times New Roman"/>
+          <w:rFonts w:ascii="Calibri" w:hAnsi="Calibri" w:cs="Times New Roman" w:eastAsia="Times New Roman"/>
           <w:sz w:val="24"/>
           <w:szCs w:val="24"/>
         </w:rPr>
@@ -2468,7 +2468,7 @@
       <w:proofErr w:type="gramEnd"/>
       <w:r>
         <w:rPr>
-          <w:rFonts w:ascii="Times New Roman" w:hAnsi="Times New Roman" w:cs="Times New Roman" w:eastAsia="Times New Roman"/>
+          <w:rFonts w:ascii="Calibri" w:hAnsi="Calibri" w:cs="Times New Roman" w:eastAsia="Times New Roman"/>
           <w:sz w:val="24"/>
           <w:szCs w:val="24"/>
         </w:rPr>
@@ -2477,7 +2477,7 @@
       <w:proofErr w:type="gramStart"/>
       <w:r>
         <w:rPr>
-          <w:rFonts w:ascii="Times New Roman" w:hAnsi="Times New Roman" w:cs="Times New Roman" w:eastAsia="Times New Roman"/>
+          <w:rFonts w:ascii="Calibri" w:hAnsi="Calibri" w:cs="Times New Roman" w:eastAsia="Times New Roman"/>
           <w:sz w:val="24"/>
           <w:szCs w:val="24"/>
         </w:rPr>
@@ -2486,7 +2486,7 @@
       <w:proofErr w:type="gramEnd"/>
       <w:r>
         <w:rPr>
-          <w:rFonts w:ascii="Times New Roman" w:hAnsi="Times New Roman" w:cs="Times New Roman" w:eastAsia="Times New Roman"/>
+          <w:rFonts w:ascii="Calibri" w:hAnsi="Calibri" w:cs="Times New Roman" w:eastAsia="Times New Roman"/>
           <w:sz w:val="24"/>
           <w:szCs w:val="24"/>
         </w:rPr>
@@ -2494,7 +2494,7 @@
       </w:r>
       <w:r>
         <w:rPr>
-          <w:rFonts w:ascii="Times New Roman" w:hAnsi="Times New Roman" w:cs="Times New Roman" w:eastAsia="Times New Roman"/>
+          <w:rFonts w:ascii="Calibri" w:hAnsi="Calibri" w:cs="Times New Roman" w:eastAsia="Times New Roman"/>
           <w:sz w:val="24"/>
           <w:szCs w:val="24"/>
         </w:rPr>
@@ -2504,7 +2504,7 @@
       <w:proofErr w:type="gramStart"/>
       <w:r>
         <w:rPr>
-          <w:rFonts w:ascii="Times New Roman" w:hAnsi="Times New Roman" w:cs="Times New Roman" w:eastAsia="Times New Roman"/>
+          <w:rFonts w:ascii="Calibri" w:hAnsi="Calibri" w:cs="Times New Roman" w:eastAsia="Times New Roman"/>
           <w:sz w:val="24"/>
           <w:szCs w:val="24"/>
         </w:rPr>
@@ -2513,7 +2513,7 @@
       <w:proofErr w:type="gramEnd"/>
       <w:r>
         <w:rPr>
-          <w:rFonts w:ascii="Times New Roman" w:hAnsi="Times New Roman" w:cs="Times New Roman" w:eastAsia="Times New Roman"/>
+          <w:rFonts w:ascii="Calibri" w:hAnsi="Calibri" w:cs="Times New Roman" w:eastAsia="Times New Roman"/>
           <w:sz w:val="24"/>
           <w:szCs w:val="24"/>
         </w:rPr>
@@ -2543,7 +2543,7 @@
       </w:pPr>
       <w:r>
         <w:rPr>
-          <w:rFonts w:ascii="Times New Roman" w:hAnsi="Times New Roman" w:cs="Times New Roman" w:eastAsia="Times New Roman"/>
+          <w:rFonts w:ascii="Calibri" w:hAnsi="Calibri" w:cs="Times New Roman" w:eastAsia="Times New Roman"/>
           <w:sz w:val="24"/>
           <w:szCs w:val="24"/>
         </w:rPr>
@@ -2562,7 +2562,7 @@
       </w:pPr>
       <w:r>
         <w:rPr>
-          <w:rFonts w:ascii="Times New Roman" w:hAnsi="Times New Roman" w:cs="Times New Roman" w:eastAsia="Times New Roman"/>
+          <w:rFonts w:ascii="Calibri" w:hAnsi="Calibri" w:cs="Times New Roman" w:eastAsia="Times New Roman"/>
           <w:b/>
           <w:sz w:val="26"/>
           <w:szCs w:val="24"/>
@@ -2582,7 +2582,7 @@
       </w:pPr>
       <w:r>
         <w:rPr>
-          <w:rFonts w:ascii="Times New Roman" w:hAnsi="Times New Roman" w:cs="Times New Roman" w:eastAsia="Times New Roman"/>
+          <w:rFonts w:ascii="Calibri" w:hAnsi="Calibri" w:cs="Times New Roman" w:eastAsia="Times New Roman"/>
           <w:sz w:val="24"/>
           <w:szCs w:val="24"/>
         </w:rPr>
@@ -2591,7 +2591,7 @@
       <w:proofErr w:type="gramStart"/>
       <w:r>
         <w:rPr>
-          <w:rFonts w:ascii="Times New Roman" w:hAnsi="Times New Roman" w:cs="Times New Roman" w:eastAsia="Times New Roman"/>
+          <w:rFonts w:ascii="Calibri" w:hAnsi="Calibri" w:cs="Times New Roman" w:eastAsia="Times New Roman"/>
           <w:sz w:val="24"/>
           <w:szCs w:val="24"/>
         </w:rPr>
@@ -2600,7 +2600,7 @@
       <w:proofErr w:type="gramEnd"/>
       <w:r>
         <w:rPr>
-          <w:rFonts w:ascii="Times New Roman" w:hAnsi="Times New Roman" w:cs="Times New Roman" w:eastAsia="Times New Roman"/>
+          <w:rFonts w:ascii="Calibri" w:hAnsi="Calibri" w:cs="Times New Roman" w:eastAsia="Times New Roman"/>
           <w:sz w:val="24"/>
           <w:szCs w:val="24"/>
         </w:rPr>
@@ -2609,7 +2609,7 @@
       <w:proofErr w:type="gramStart"/>
       <w:r>
         <w:rPr>
-          <w:rFonts w:ascii="Times New Roman" w:hAnsi="Times New Roman" w:cs="Times New Roman" w:eastAsia="Times New Roman"/>
+          <w:rFonts w:ascii="Calibri" w:hAnsi="Calibri" w:cs="Times New Roman" w:eastAsia="Times New Roman"/>
           <w:sz w:val="24"/>
           <w:szCs w:val="24"/>
         </w:rPr>
@@ -2618,7 +2618,7 @@
       <w:proofErr w:type="gramEnd"/>
       <w:r>
         <w:rPr>
-          <w:rFonts w:ascii="Times New Roman" w:hAnsi="Times New Roman" w:cs="Times New Roman" w:eastAsia="Times New Roman"/>
+          <w:rFonts w:ascii="Calibri" w:hAnsi="Calibri" w:cs="Times New Roman" w:eastAsia="Times New Roman"/>
           <w:sz w:val="24"/>
           <w:szCs w:val="24"/>
         </w:rPr>
@@ -2648,7 +2648,7 @@
       </w:pPr>
       <w:r>
         <w:rPr>
-          <w:rFonts w:ascii="Times New Roman" w:hAnsi="Times New Roman" w:cs="Times New Roman" w:eastAsia="Times New Roman"/>
+          <w:rFonts w:ascii="Calibri" w:hAnsi="Calibri" w:cs="Times New Roman" w:eastAsia="Times New Roman"/>
           <w:sz w:val="24"/>
           <w:szCs w:val="24"/>
         </w:rPr>
@@ -2657,7 +2657,7 @@
       <w:proofErr w:type="gramStart"/>
       <w:r>
         <w:rPr>
-          <w:rFonts w:ascii="Times New Roman" w:hAnsi="Times New Roman" w:cs="Times New Roman" w:eastAsia="Times New Roman"/>
+          <w:rFonts w:ascii="Calibri" w:hAnsi="Calibri" w:cs="Times New Roman" w:eastAsia="Times New Roman"/>
           <w:sz w:val="24"/>
           <w:szCs w:val="24"/>
         </w:rPr>
@@ -2666,7 +2666,7 @@
       <w:proofErr w:type="gramEnd"/>
       <w:r>
         <w:rPr>
-          <w:rFonts w:ascii="Times New Roman" w:hAnsi="Times New Roman" w:cs="Times New Roman" w:eastAsia="Times New Roman"/>
+          <w:rFonts w:ascii="Calibri" w:hAnsi="Calibri" w:cs="Times New Roman" w:eastAsia="Times New Roman"/>
           <w:sz w:val="24"/>
           <w:szCs w:val="24"/>
         </w:rPr>
@@ -2685,7 +2685,7 @@
       </w:pPr>
       <w:r>
         <w:rPr>
-          <w:rFonts w:ascii="Times New Roman" w:hAnsi="Times New Roman" w:cs="Times New Roman" w:eastAsia="Times New Roman"/>
+          <w:rFonts w:ascii="Calibri" w:hAnsi="Calibri" w:cs="Times New Roman" w:eastAsia="Times New Roman"/>
           <w:b/>
           <w:sz w:val="26"/>
           <w:szCs w:val="24"/>
@@ -2705,7 +2705,7 @@
       </w:pPr>
       <w:r>
         <w:rPr>
-          <w:rFonts w:ascii="Times New Roman" w:hAnsi="Times New Roman" w:cs="Times New Roman" w:eastAsia="Times New Roman"/>
+          <w:rFonts w:ascii="Calibri" w:hAnsi="Calibri" w:cs="Times New Roman" w:eastAsia="Times New Roman"/>
           <w:sz w:val="24"/>
           <w:szCs w:val="24"/>
         </w:rPr>
@@ -2714,7 +2714,7 @@
       <w:proofErr w:type="gramStart"/>
       <w:r>
         <w:rPr>
-          <w:rFonts w:ascii="Times New Roman" w:hAnsi="Times New Roman" w:cs="Times New Roman" w:eastAsia="Times New Roman"/>
+          <w:rFonts w:ascii="Calibri" w:hAnsi="Calibri" w:cs="Times New Roman" w:eastAsia="Times New Roman"/>
           <w:sz w:val="24"/>
           <w:szCs w:val="24"/>
         </w:rPr>
@@ -2723,7 +2723,7 @@
       <w:proofErr w:type="gramEnd"/>
       <w:r>
         <w:rPr>
-          <w:rFonts w:ascii="Times New Roman" w:hAnsi="Times New Roman" w:cs="Times New Roman" w:eastAsia="Times New Roman"/>
+          <w:rFonts w:ascii="Calibri" w:hAnsi="Calibri" w:cs="Times New Roman" w:eastAsia="Times New Roman"/>
           <w:sz w:val="24"/>
           <w:szCs w:val="24"/>
         </w:rPr>
@@ -2731,7 +2731,7 @@
       </w:r>
       <w:r>
         <w:rPr>
-          <w:rFonts w:ascii="Times New Roman" w:hAnsi="Times New Roman" w:cs="Times New Roman" w:eastAsia="Times New Roman"/>
+          <w:rFonts w:ascii="Calibri" w:hAnsi="Calibri" w:cs="Times New Roman" w:eastAsia="Times New Roman"/>
           <w:sz w:val="24"/>
           <w:szCs w:val="24"/>
         </w:rPr>
@@ -2762,7 +2762,7 @@
       </w:pPr>
       <w:r>
         <w:rPr>
-          <w:rFonts w:ascii="Times New Roman" w:hAnsi="Times New Roman" w:cs="Times New Roman" w:eastAsia="Times New Roman"/>
+          <w:rFonts w:ascii="Calibri" w:hAnsi="Calibri" w:cs="Times New Roman" w:eastAsia="Times New Roman"/>
           <w:sz w:val="24"/>
           <w:szCs w:val="24"/>
         </w:rPr>
@@ -2781,7 +2781,7 @@
       </w:pPr>
       <w:r>
         <w:rPr>
-          <w:rFonts w:ascii="Times New Roman" w:hAnsi="Times New Roman" w:cs="Times New Roman" w:eastAsia="Times New Roman"/>
+          <w:rFonts w:ascii="Calibri" w:hAnsi="Calibri" w:cs="Times New Roman" w:eastAsia="Times New Roman"/>
           <w:sz w:val="24"/>
           <w:szCs w:val="24"/>
         </w:rPr>
@@ -2790,7 +2790,7 @@
       <w:proofErr w:type="gramStart"/>
       <w:r>
         <w:rPr>
-          <w:rFonts w:ascii="Times New Roman" w:hAnsi="Times New Roman" w:cs="Times New Roman" w:eastAsia="Times New Roman"/>
+          <w:rFonts w:ascii="Calibri" w:hAnsi="Calibri" w:cs="Times New Roman" w:eastAsia="Times New Roman"/>
           <w:sz w:val="24"/>
           <w:szCs w:val="24"/>
         </w:rPr>
@@ -2799,7 +2799,7 @@
       <w:proofErr w:type="gramEnd"/>
       <w:r>
         <w:rPr>
-          <w:rFonts w:ascii="Times New Roman" w:hAnsi="Times New Roman" w:cs="Times New Roman" w:eastAsia="Times New Roman"/>
+          <w:rFonts w:ascii="Calibri" w:hAnsi="Calibri" w:cs="Times New Roman" w:eastAsia="Times New Roman"/>
           <w:sz w:val="24"/>
           <w:szCs w:val="24"/>
         </w:rPr>
@@ -2808,7 +2808,7 @@
       <w:proofErr w:type="gramStart"/>
       <w:r>
         <w:rPr>
-          <w:rFonts w:ascii="Times New Roman" w:hAnsi="Times New Roman" w:cs="Times New Roman" w:eastAsia="Times New Roman"/>
+          <w:rFonts w:ascii="Calibri" w:hAnsi="Calibri" w:cs="Times New Roman" w:eastAsia="Times New Roman"/>
           <w:sz w:val="24"/>
           <w:szCs w:val="24"/>
         </w:rPr>
@@ -2817,7 +2817,7 @@
       <w:proofErr w:type="gramEnd"/>
       <w:r>
         <w:rPr>
-          <w:rFonts w:ascii="Times New Roman" w:hAnsi="Times New Roman" w:cs="Times New Roman" w:eastAsia="Times New Roman"/>
+          <w:rFonts w:ascii="Calibri" w:hAnsi="Calibri" w:cs="Times New Roman" w:eastAsia="Times New Roman"/>
           <w:sz w:val="24"/>
           <w:szCs w:val="24"/>
         </w:rPr>
@@ -2846,7 +2846,7 @@
       </w:pPr>
       <w:r>
         <w:rPr>
-          <w:rFonts w:ascii="Times New Roman" w:hAnsi="Times New Roman" w:cs="Times New Roman" w:eastAsia="Times New Roman"/>
+          <w:rFonts w:ascii="Calibri" w:hAnsi="Calibri" w:cs="Times New Roman" w:eastAsia="Times New Roman"/>
           <w:sz w:val="24"/>
           <w:szCs w:val="24"/>
         </w:rPr>
@@ -2855,7 +2855,7 @@
       <w:proofErr w:type="gramStart"/>
       <w:r>
         <w:rPr>
-          <w:rFonts w:ascii="Times New Roman" w:hAnsi="Times New Roman" w:cs="Times New Roman" w:eastAsia="Times New Roman"/>
+          <w:rFonts w:ascii="Calibri" w:hAnsi="Calibri" w:cs="Times New Roman" w:eastAsia="Times New Roman"/>
           <w:sz w:val="24"/>
           <w:szCs w:val="24"/>
         </w:rPr>
@@ -2864,7 +2864,7 @@
       <w:proofErr w:type="gramEnd"/>
       <w:r>
         <w:rPr>
-          <w:rFonts w:ascii="Times New Roman" w:hAnsi="Times New Roman" w:cs="Times New Roman" w:eastAsia="Times New Roman"/>
+          <w:rFonts w:ascii="Calibri" w:hAnsi="Calibri" w:cs="Times New Roman" w:eastAsia="Times New Roman"/>
           <w:sz w:val="24"/>
           <w:szCs w:val="24"/>
         </w:rPr>
@@ -2883,7 +2883,7 @@
       </w:pPr>
       <w:r>
         <w:rPr>
-          <w:rFonts w:ascii="Times New Roman" w:hAnsi="Times New Roman" w:cs="Times New Roman" w:eastAsia="Times New Roman"/>
+          <w:rFonts w:ascii="Calibri" w:hAnsi="Calibri" w:cs="Times New Roman" w:eastAsia="Times New Roman"/>
           <w:b/>
           <w:sz w:val="26"/>
           <w:szCs w:val="24"/>
@@ -2903,7 +2903,7 @@
       </w:pPr>
       <w:r>
         <w:rPr>
-          <w:rFonts w:ascii="Times New Roman" w:hAnsi="Times New Roman" w:cs="Times New Roman" w:eastAsia="Times New Roman"/>
+          <w:rFonts w:ascii="Calibri" w:hAnsi="Calibri" w:cs="Times New Roman" w:eastAsia="Times New Roman"/>
           <w:sz w:val="24"/>
           <w:szCs w:val="24"/>
         </w:rPr>
@@ -2911,7 +2911,7 @@
       </w:r>
       <w:r>
         <w:rPr>
-          <w:rFonts w:ascii="Times New Roman" w:hAnsi="Times New Roman" w:cs="Times New Roman" w:eastAsia="Times New Roman"/>
+          <w:rFonts w:ascii="Calibri" w:hAnsi="Calibri" w:cs="Times New Roman" w:eastAsia="Times New Roman"/>
           <w:sz w:val="24"/>
           <w:szCs w:val="24"/>
         </w:rPr>
@@ -2942,7 +2942,7 @@
       </w:pPr>
       <w:r>
         <w:rPr>
-          <w:rFonts w:ascii="Times New Roman" w:hAnsi="Times New Roman" w:cs="Times New Roman" w:eastAsia="Times New Roman"/>
+          <w:rFonts w:ascii="Calibri" w:hAnsi="Calibri" w:cs="Times New Roman" w:eastAsia="Times New Roman"/>
           <w:sz w:val="24"/>
           <w:szCs w:val="24"/>
         </w:rPr>
@@ -2972,7 +2972,7 @@
       </w:pPr>
       <w:r>
         <w:rPr>
-          <w:rFonts w:ascii="Times New Roman" w:hAnsi="Times New Roman" w:cs="Times New Roman" w:eastAsia="Times New Roman"/>
+          <w:rFonts w:ascii="Calibri" w:hAnsi="Calibri" w:cs="Times New Roman" w:eastAsia="Times New Roman"/>
           <w:sz w:val="24"/>
           <w:szCs w:val="24"/>
         </w:rPr>
@@ -2991,7 +2991,7 @@
       </w:pPr>
       <w:r>
         <w:rPr>
-          <w:rFonts w:ascii="Times New Roman" w:hAnsi="Times New Roman" w:cs="Times New Roman" w:eastAsia="Times New Roman"/>
+          <w:rFonts w:ascii="Calibri" w:hAnsi="Calibri" w:cs="Times New Roman" w:eastAsia="Times New Roman"/>
           <w:b/>
           <w:sz w:val="26"/>
           <w:szCs w:val="24"/>
@@ -3011,7 +3011,7 @@
       </w:pPr>
       <w:r>
         <w:rPr>
-          <w:rFonts w:ascii="Times New Roman" w:hAnsi="Times New Roman" w:cs="Times New Roman" w:eastAsia="Times New Roman"/>
+          <w:rFonts w:ascii="Calibri" w:hAnsi="Calibri" w:cs="Times New Roman" w:eastAsia="Times New Roman"/>
           <w:sz w:val="24"/>
           <w:szCs w:val="24"/>
         </w:rPr>
@@ -3041,7 +3041,7 @@
       </w:pPr>
       <w:r>
         <w:rPr>
-          <w:rFonts w:ascii="Times New Roman" w:hAnsi="Times New Roman" w:cs="Times New Roman" w:eastAsia="Times New Roman"/>
+          <w:rFonts w:ascii="Calibri" w:hAnsi="Calibri" w:cs="Times New Roman" w:eastAsia="Times New Roman"/>
           <w:sz w:val="24"/>
           <w:szCs w:val="24"/>
         </w:rPr>
@@ -3071,7 +3071,7 @@
       </w:pPr>
       <w:r>
         <w:rPr>
-          <w:rFonts w:ascii="Times New Roman" w:hAnsi="Times New Roman" w:cs="Times New Roman" w:eastAsia="Times New Roman"/>
+          <w:rFonts w:ascii="Calibri" w:hAnsi="Calibri" w:cs="Times New Roman" w:eastAsia="Times New Roman"/>
           <w:sz w:val="24"/>
           <w:szCs w:val="24"/>
         </w:rPr>
@@ -3090,7 +3090,7 @@
       </w:pPr>
       <w:r>
         <w:rPr>
-          <w:rFonts w:ascii="Times New Roman" w:hAnsi="Times New Roman" w:cs="Times New Roman" w:eastAsia="Times New Roman"/>
+          <w:rFonts w:ascii="Calibri" w:hAnsi="Calibri" w:cs="Times New Roman" w:eastAsia="Times New Roman"/>
           <w:sz w:val="24"/>
           <w:szCs w:val="24"/>
         </w:rPr>
@@ -3109,7 +3109,7 @@
       </w:pPr>
       <w:r>
         <w:rPr>
-          <w:rFonts w:ascii="Times New Roman" w:hAnsi="Times New Roman" w:cs="Times New Roman" w:eastAsia="Times New Roman"/>
+          <w:rFonts w:ascii="Calibri" w:hAnsi="Calibri" w:cs="Times New Roman" w:eastAsia="Times New Roman"/>
           <w:b/>
           <w:sz w:val="26"/>
           <w:szCs w:val="24"/>
@@ -3129,7 +3129,7 @@
       </w:pPr>
       <w:r>
         <w:rPr>
-          <w:rFonts w:ascii="Times New Roman" w:hAnsi="Times New Roman" w:cs="Times New Roman" w:eastAsia="Times New Roman"/>
+          <w:rFonts w:ascii="Calibri" w:hAnsi="Calibri" w:cs="Times New Roman" w:eastAsia="Times New Roman"/>
           <w:sz w:val="24"/>
           <w:szCs w:val="24"/>
         </w:rPr>
@@ -3159,7 +3159,7 @@
       </w:pPr>
       <w:r>
         <w:rPr>
-          <w:rFonts w:ascii="Times New Roman" w:hAnsi="Times New Roman" w:cs="Times New Roman" w:eastAsia="Times New Roman"/>
+          <w:rFonts w:ascii="Calibri" w:hAnsi="Calibri" w:cs="Times New Roman" w:eastAsia="Times New Roman"/>
           <w:sz w:val="24"/>
           <w:szCs w:val="24"/>
         </w:rPr>
@@ -3168,7 +3168,7 @@
       <w:proofErr w:type="gramStart"/>
       <w:r>
         <w:rPr>
-          <w:rFonts w:ascii="Times New Roman" w:hAnsi="Times New Roman" w:cs="Times New Roman" w:eastAsia="Times New Roman"/>
+          <w:rFonts w:ascii="Calibri" w:hAnsi="Calibri" w:cs="Times New Roman" w:eastAsia="Times New Roman"/>
           <w:sz w:val="24"/>
           <w:szCs w:val="24"/>
         </w:rPr>
@@ -3177,7 +3177,7 @@
       <w:proofErr w:type="gramEnd"/>
       <w:r>
         <w:rPr>
-          <w:rFonts w:ascii="Times New Roman" w:hAnsi="Times New Roman" w:cs="Times New Roman" w:eastAsia="Times New Roman"/>
+          <w:rFonts w:ascii="Calibri" w:hAnsi="Calibri" w:cs="Times New Roman" w:eastAsia="Times New Roman"/>
           <w:sz w:val="24"/>
           <w:szCs w:val="24"/>
         </w:rPr>
@@ -3207,7 +3207,7 @@
       </w:pPr>
       <w:r>
         <w:rPr>
-          <w:rFonts w:ascii="Times New Roman" w:hAnsi="Times New Roman" w:cs="Times New Roman" w:eastAsia="Times New Roman"/>
+          <w:rFonts w:ascii="Calibri" w:hAnsi="Calibri" w:cs="Times New Roman" w:eastAsia="Times New Roman"/>
           <w:sz w:val="24"/>
           <w:szCs w:val="24"/>
         </w:rPr>
@@ -3215,7 +3215,7 @@
       </w:r>
       <w:r>
         <w:rPr>
-          <w:rFonts w:ascii="Times New Roman" w:hAnsi="Times New Roman" w:cs="Times New Roman" w:eastAsia="Times New Roman"/>
+          <w:rFonts w:ascii="Calibri" w:hAnsi="Calibri" w:cs="Times New Roman" w:eastAsia="Times New Roman"/>
           <w:sz w:val="24"/>
           <w:szCs w:val="24"/>
         </w:rPr>
@@ -3235,7 +3235,7 @@
       </w:pPr>
       <w:r>
         <w:rPr>
-          <w:rFonts w:ascii="Times New Roman" w:hAnsi="Times New Roman" w:eastAsia="Times New Roman" w:cs="Times New Roman"/>
+          <w:rFonts w:ascii="Calibri" w:hAnsi="Calibri" w:eastAsia="Times New Roman" w:cs="Times New Roman"/>
           <w:b/>
           <w:sz w:val="26"/>
         </w:rPr>
@@ -3254,7 +3254,7 @@
       </w:pPr>
       <w:r>
         <w:rPr>
-          <w:rFonts w:ascii="Times New Roman" w:hAnsi="Times New Roman" w:cs="Times New Roman" w:eastAsia="Times New Roman"/>
+          <w:rFonts w:ascii="Calibri" w:hAnsi="Calibri" w:cs="Times New Roman" w:eastAsia="Times New Roman"/>
           <w:sz w:val="24"/>
           <w:szCs w:val="24"/>
         </w:rPr>
@@ -3263,7 +3263,7 @@
       <w:proofErr w:type="gramStart"/>
       <w:r>
         <w:rPr>
-          <w:rFonts w:ascii="Times New Roman" w:hAnsi="Times New Roman" w:cs="Times New Roman" w:eastAsia="Times New Roman"/>
+          <w:rFonts w:ascii="Calibri" w:hAnsi="Calibri" w:cs="Times New Roman" w:eastAsia="Times New Roman"/>
           <w:sz w:val="24"/>
           <w:szCs w:val="24"/>
         </w:rPr>
@@ -3272,7 +3272,7 @@
       <w:proofErr w:type="gramEnd"/>
       <w:r>
         <w:rPr>
-          <w:rFonts w:ascii="Times New Roman" w:hAnsi="Times New Roman" w:cs="Times New Roman" w:eastAsia="Times New Roman"/>
+          <w:rFonts w:ascii="Calibri" w:hAnsi="Calibri" w:cs="Times New Roman" w:eastAsia="Times New Roman"/>
           <w:sz w:val="24"/>
           <w:szCs w:val="24"/>
         </w:rPr>
@@ -3302,7 +3302,7 @@
       </w:pPr>
       <w:r>
         <w:rPr>
-          <w:rFonts w:ascii="Times New Roman" w:hAnsi="Times New Roman" w:cs="Times New Roman" w:eastAsia="Times New Roman"/>
+          <w:rFonts w:ascii="Calibri" w:hAnsi="Calibri" w:cs="Times New Roman" w:eastAsia="Times New Roman"/>
           <w:sz w:val="24"/>
           <w:szCs w:val="24"/>
         </w:rPr>
@@ -3311,7 +3311,7 @@
       <w:proofErr w:type="gramStart"/>
       <w:r>
         <w:rPr>
-          <w:rFonts w:ascii="Times New Roman" w:hAnsi="Times New Roman" w:cs="Times New Roman" w:eastAsia="Times New Roman"/>
+          <w:rFonts w:ascii="Calibri" w:hAnsi="Calibri" w:cs="Times New Roman" w:eastAsia="Times New Roman"/>
           <w:sz w:val="24"/>
           <w:szCs w:val="24"/>
         </w:rPr>
@@ -3320,7 +3320,7 @@
       <w:proofErr w:type="gramEnd"/>
       <w:r>
         <w:rPr>
-          <w:rFonts w:ascii="Times New Roman" w:hAnsi="Times New Roman" w:cs="Times New Roman" w:eastAsia="Times New Roman"/>
+          <w:rFonts w:ascii="Calibri" w:hAnsi="Calibri" w:cs="Times New Roman" w:eastAsia="Times New Roman"/>
           <w:sz w:val="24"/>
           <w:szCs w:val="24"/>
         </w:rPr>
@@ -3350,7 +3350,7 @@
       </w:pPr>
       <w:r>
         <w:rPr>
-          <w:rFonts w:ascii="Times New Roman" w:hAnsi="Times New Roman" w:cs="Times New Roman" w:eastAsia="Times New Roman"/>
+          <w:rFonts w:ascii="Calibri" w:hAnsi="Calibri" w:cs="Times New Roman" w:eastAsia="Times New Roman"/>
           <w:sz w:val="24"/>
           <w:szCs w:val="24"/>
         </w:rPr>
@@ -3380,7 +3380,7 @@
       </w:pPr>
       <w:r>
         <w:rPr>
-          <w:rFonts w:ascii="Times New Roman" w:hAnsi="Times New Roman" w:cs="Times New Roman" w:eastAsia="Times New Roman"/>
+          <w:rFonts w:ascii="Calibri" w:hAnsi="Calibri" w:cs="Times New Roman" w:eastAsia="Times New Roman"/>
           <w:sz w:val="24"/>
           <w:szCs w:val="24"/>
         </w:rPr>
@@ -3410,7 +3410,7 @@
       </w:pPr>
       <w:r>
         <w:rPr>
-          <w:rFonts w:ascii="Times New Roman" w:hAnsi="Times New Roman" w:cs="Times New Roman" w:eastAsia="Times New Roman"/>
+          <w:rFonts w:ascii="Calibri" w:hAnsi="Calibri" w:cs="Times New Roman" w:eastAsia="Times New Roman"/>
           <w:sz w:val="24"/>
           <w:szCs w:val="24"/>
         </w:rPr>
@@ -3430,7 +3430,7 @@
       </w:pPr>
       <w:r>
         <w:rPr>
-          <w:rFonts w:ascii="Times New Roman" w:hAnsi="Times New Roman" w:cs="Times New Roman" w:eastAsia="Times New Roman"/>
+          <w:rFonts w:ascii="Calibri" w:hAnsi="Calibri" w:cs="Times New Roman" w:eastAsia="Times New Roman"/>
           <w:sz w:val="24"/>
           <w:szCs w:val="24"/>
         </w:rPr>
@@ -3460,7 +3460,7 @@
       </w:pPr>
       <w:r>
         <w:rPr>
-          <w:rFonts w:ascii="Times New Roman" w:hAnsi="Times New Roman" w:cs="Times New Roman" w:eastAsia="Times New Roman"/>
+          <w:rFonts w:ascii="Calibri" w:hAnsi="Calibri" w:cs="Times New Roman" w:eastAsia="Times New Roman"/>
           <w:sz w:val="24"/>
           <w:szCs w:val="24"/>
         </w:rPr>
@@ -3490,7 +3490,7 @@
       </w:pPr>
       <w:r>
         <w:rPr>
-          <w:rFonts w:ascii="Times New Roman" w:hAnsi="Times New Roman" w:cs="Times New Roman" w:eastAsia="Times New Roman"/>
+          <w:rFonts w:ascii="Calibri" w:hAnsi="Calibri" w:cs="Times New Roman" w:eastAsia="Times New Roman"/>
           <w:sz w:val="24"/>
           <w:szCs w:val="24"/>
         </w:rPr>
@@ -3520,7 +3520,7 @@
       </w:pPr>
       <w:r>
         <w:rPr>
-          <w:rFonts w:ascii="Times New Roman" w:hAnsi="Times New Roman" w:cs="Times New Roman" w:eastAsia="Times New Roman"/>
+          <w:rFonts w:ascii="Calibri" w:hAnsi="Calibri" w:cs="Times New Roman" w:eastAsia="Times New Roman"/>
           <w:sz w:val="24"/>
           <w:szCs w:val="24"/>
         </w:rPr>
@@ -3550,7 +3550,7 @@
       </w:pPr>
       <w:r>
         <w:rPr>
-          <w:rFonts w:ascii="Times New Roman" w:hAnsi="Times New Roman" w:cs="Times New Roman" w:eastAsia="Times New Roman"/>
+          <w:rFonts w:ascii="Calibri" w:hAnsi="Calibri" w:cs="Times New Roman" w:eastAsia="Times New Roman"/>
           <w:sz w:val="24"/>
           <w:szCs w:val="24"/>
         </w:rPr>
@@ -3580,7 +3580,7 @@
       </w:pPr>
       <w:r>
         <w:rPr>
-          <w:rFonts w:ascii="Times New Roman" w:hAnsi="Times New Roman" w:cs="Times New Roman" w:eastAsia="Times New Roman"/>
+          <w:rFonts w:ascii="Calibri" w:hAnsi="Calibri" w:cs="Times New Roman" w:eastAsia="Times New Roman"/>
           <w:sz w:val="24"/>
           <w:szCs w:val="24"/>
         </w:rPr>
@@ -3589,7 +3589,7 @@
       <w:proofErr w:type="spellStart"/>
       <w:r>
         <w:rPr>
-          <w:rFonts w:ascii="Times New Roman" w:hAnsi="Times New Roman" w:cs="Times New Roman" w:eastAsia="Times New Roman"/>
+          <w:rFonts w:ascii="Calibri" w:hAnsi="Calibri" w:cs="Times New Roman" w:eastAsia="Times New Roman"/>
           <w:sz w:val="24"/>
           <w:szCs w:val="24"/>
         </w:rPr>
@@ -3598,7 +3598,7 @@
       <w:proofErr w:type="spellEnd"/>
       <w:r>
         <w:rPr>
-          <w:rFonts w:ascii="Times New Roman" w:hAnsi="Times New Roman" w:cs="Times New Roman" w:eastAsia="Times New Roman"/>
+          <w:rFonts w:ascii="Calibri" w:hAnsi="Calibri" w:cs="Times New Roman" w:eastAsia="Times New Roman"/>
           <w:sz w:val="24"/>
           <w:szCs w:val="24"/>
         </w:rPr>
@@ -3628,7 +3628,7 @@
       </w:pPr>
       <w:r>
         <w:rPr>
-          <w:rFonts w:ascii="Times New Roman" w:hAnsi="Times New Roman" w:cs="Times New Roman" w:eastAsia="Times New Roman"/>
+          <w:rFonts w:ascii="Calibri" w:hAnsi="Calibri" w:cs="Times New Roman" w:eastAsia="Times New Roman"/>
           <w:sz w:val="24"/>
           <w:szCs w:val="24"/>
         </w:rPr>
@@ -3658,7 +3658,7 @@
       </w:pPr>
       <w:r>
         <w:rPr>
-          <w:rFonts w:ascii="Times New Roman" w:hAnsi="Times New Roman" w:cs="Times New Roman" w:eastAsia="Times New Roman"/>
+          <w:rFonts w:ascii="Calibri" w:hAnsi="Calibri" w:cs="Times New Roman" w:eastAsia="Times New Roman"/>
           <w:sz w:val="24"/>
           <w:szCs w:val="24"/>
         </w:rPr>
@@ -3688,7 +3688,7 @@
       </w:pPr>
       <w:r>
         <w:rPr>
-          <w:rFonts w:ascii="Times New Roman" w:hAnsi="Times New Roman" w:cs="Times New Roman" w:eastAsia="Times New Roman"/>
+          <w:rFonts w:ascii="Calibri" w:hAnsi="Calibri" w:cs="Times New Roman" w:eastAsia="Times New Roman"/>
           <w:sz w:val="24"/>
           <w:szCs w:val="24"/>
         </w:rPr>
@@ -3718,7 +3718,7 @@
       </w:pPr>
       <w:r>
         <w:rPr>
-          <w:rFonts w:ascii="Times New Roman" w:hAnsi="Times New Roman" w:cs="Times New Roman" w:eastAsia="Times New Roman"/>
+          <w:rFonts w:ascii="Calibri" w:hAnsi="Calibri" w:cs="Times New Roman" w:eastAsia="Times New Roman"/>
           <w:sz w:val="24"/>
           <w:szCs w:val="24"/>
         </w:rPr>
@@ -3743,7 +3743,7 @@
       </w:pPr>
       <w:r>
         <w:rPr>
-          <w:rFonts w:ascii="Times New Roman" w:hAnsi="Times New Roman" w:cs="Times New Roman" w:eastAsia="Times New Roman"/>
+          <w:rFonts w:ascii="Calibri" w:hAnsi="Calibri" w:cs="Times New Roman" w:eastAsia="Times New Roman"/>
           <w:sz w:val="24"/>
           <w:szCs w:val="24"/>
         </w:rPr>
@@ -3751,7 +3751,7 @@
       </w:r>
       <w:r>
         <w:rPr>
-          <w:rFonts w:ascii="Times New Roman" w:hAnsi="Times New Roman" w:eastAsia="Times New Roman" w:cs="Times New Roman"/>
+          <w:rFonts w:ascii="Calibri" w:hAnsi="Calibri" w:eastAsia="Times New Roman" w:cs="Times New Roman"/>
           <w:sz w:val="24"/>
         </w:rPr>
         <w:t>.</w:t>
@@ -3763,7 +3763,7 @@
       </w:pPr>
       <w:r>
         <w:rPr>
-          <w:rFonts w:ascii="Times New Roman" w:hAnsi="Times New Roman" w:eastAsia="Times New Roman" w:cs="Times New Roman"/>
+          <w:rFonts w:ascii="Calibri" w:hAnsi="Calibri" w:eastAsia="Times New Roman" w:cs="Times New Roman"/>
           <w:b/>
           <w:sz w:val="26"/>
         </w:rPr>
@@ -3804,7 +3804,7 @@
             </w:pPr>
             <w:r>
               <w:rPr>
-                <w:rFonts w:ascii="Times New Roman" w:hAnsi="Times New Roman" w:cs="Times New Roman" w:eastAsia="Times New Roman"/>
+                <w:rFonts w:ascii="Calibri" w:hAnsi="Calibri" w:cs="Times New Roman" w:eastAsia="Times New Roman"/>
                 <w:b/>
                 <w:sz w:val="24"/>
                 <w:szCs w:val="24"/>
@@ -3830,7 +3830,7 @@
             </w:pPr>
             <w:r>
               <w:rPr>
-                <w:rFonts w:ascii="Times New Roman" w:hAnsi="Times New Roman" w:cs="Times New Roman" w:eastAsia="Times New Roman"/>
+                <w:rFonts w:ascii="Calibri" w:hAnsi="Calibri" w:cs="Times New Roman" w:eastAsia="Times New Roman"/>
                 <w:b/>
                 <w:sz w:val="24"/>
                 <w:szCs w:val="24"/>
@@ -3856,7 +3856,7 @@
             </w:pPr>
             <w:r>
               <w:rPr>
-                <w:rFonts w:ascii="Times New Roman" w:hAnsi="Times New Roman" w:cs="Times New Roman" w:eastAsia="Times New Roman"/>
+                <w:rFonts w:ascii="Calibri" w:hAnsi="Calibri" w:cs="Times New Roman" w:eastAsia="Times New Roman"/>
                 <w:b/>
                 <w:sz w:val="24"/>
                 <w:szCs w:val="24"/>
@@ -3882,7 +3882,7 @@
             </w:pPr>
             <w:r>
               <w:rPr>
-                <w:rFonts w:ascii="Times New Roman" w:hAnsi="Times New Roman" w:cs="Times New Roman" w:eastAsia="Times New Roman"/>
+                <w:rFonts w:ascii="Calibri" w:hAnsi="Calibri" w:cs="Times New Roman" w:eastAsia="Times New Roman"/>
                 <w:b/>
                 <w:sz w:val="24"/>
                 <w:szCs w:val="24"/>
@@ -3912,7 +3912,7 @@
             </w:pPr>
             <w:r>
               <w:rPr>
-                <w:rFonts w:ascii="Times New Roman" w:hAnsi="Times New Roman" w:cs="Times New Roman" w:eastAsia="Times New Roman"/>
+                <w:rFonts w:ascii="Calibri" w:hAnsi="Calibri" w:cs="Times New Roman" w:eastAsia="Times New Roman"/>
                 <w:sz w:val="24"/>
                 <w:szCs w:val="24"/>
               </w:rPr>
@@ -3936,7 +3936,7 @@
             </w:pPr>
             <w:r>
               <w:rPr>
-                <w:rFonts w:ascii="Times New Roman" w:hAnsi="Times New Roman" w:cs="Times New Roman" w:eastAsia="Times New Roman"/>
+                <w:rFonts w:ascii="Calibri" w:hAnsi="Calibri" w:cs="Times New Roman" w:eastAsia="Times New Roman"/>
                 <w:sz w:val="24"/>
                 <w:szCs w:val="24"/>
               </w:rPr>
@@ -3960,7 +3960,7 @@
             </w:pPr>
             <w:r>
               <w:rPr>
-                <w:rFonts w:ascii="Times New Roman" w:hAnsi="Times New Roman" w:cs="Times New Roman" w:eastAsia="Times New Roman"/>
+                <w:rFonts w:ascii="Calibri" w:hAnsi="Calibri" w:cs="Times New Roman" w:eastAsia="Times New Roman"/>
                 <w:sz w:val="24"/>
                 <w:szCs w:val="24"/>
               </w:rPr>
@@ -3984,7 +3984,7 @@
             </w:pPr>
             <w:r>
               <w:rPr>
-                <w:rFonts w:ascii="Times New Roman" w:hAnsi="Times New Roman" w:cs="Times New Roman" w:eastAsia="Times New Roman"/>
+                <w:rFonts w:ascii="Calibri" w:hAnsi="Calibri" w:cs="Times New Roman" w:eastAsia="Times New Roman"/>
                 <w:sz w:val="24"/>
                 <w:szCs w:val="24"/>
               </w:rPr>
@@ -4013,7 +4013,7 @@
             </w:pPr>
             <w:r>
               <w:rPr>
-                <w:rFonts w:ascii="Times New Roman" w:hAnsi="Times New Roman" w:cs="Times New Roman" w:eastAsia="Times New Roman"/>
+                <w:rFonts w:ascii="Calibri" w:hAnsi="Calibri" w:cs="Times New Roman" w:eastAsia="Times New Roman"/>
                 <w:sz w:val="24"/>
                 <w:szCs w:val="24"/>
               </w:rPr>
@@ -4037,7 +4037,7 @@
             </w:pPr>
             <w:r>
               <w:rPr>
-                <w:rFonts w:ascii="Times New Roman" w:hAnsi="Times New Roman" w:cs="Times New Roman" w:eastAsia="Times New Roman"/>
+                <w:rFonts w:ascii="Calibri" w:hAnsi="Calibri" w:cs="Times New Roman" w:eastAsia="Times New Roman"/>
                 <w:sz w:val="24"/>
                 <w:szCs w:val="24"/>
               </w:rPr>
@@ -4061,7 +4061,7 @@
             </w:pPr>
             <w:r>
               <w:rPr>
-                <w:rFonts w:ascii="Times New Roman" w:hAnsi="Times New Roman" w:cs="Times New Roman" w:eastAsia="Times New Roman"/>
+                <w:rFonts w:ascii="Calibri" w:hAnsi="Calibri" w:cs="Times New Roman" w:eastAsia="Times New Roman"/>
                 <w:sz w:val="24"/>
                 <w:szCs w:val="24"/>
               </w:rPr>
@@ -4085,7 +4085,7 @@
             </w:pPr>
             <w:r>
               <w:rPr>
-                <w:rFonts w:ascii="Times New Roman" w:hAnsi="Times New Roman" w:cs="Times New Roman" w:eastAsia="Times New Roman"/>
+                <w:rFonts w:ascii="Calibri" w:hAnsi="Calibri" w:cs="Times New Roman" w:eastAsia="Times New Roman"/>
                 <w:sz w:val="24"/>
                 <w:szCs w:val="24"/>
               </w:rPr>
@@ -4114,7 +4114,7 @@
             </w:pPr>
             <w:r>
               <w:rPr>
-                <w:rFonts w:ascii="Times New Roman" w:hAnsi="Times New Roman" w:cs="Times New Roman" w:eastAsia="Times New Roman"/>
+                <w:rFonts w:ascii="Calibri" w:hAnsi="Calibri" w:cs="Times New Roman" w:eastAsia="Times New Roman"/>
                 <w:sz w:val="24"/>
                 <w:szCs w:val="24"/>
               </w:rPr>
@@ -4138,7 +4138,7 @@
             </w:pPr>
             <w:r>
               <w:rPr>
-                <w:rFonts w:ascii="Times New Roman" w:hAnsi="Times New Roman" w:cs="Times New Roman" w:eastAsia="Times New Roman"/>
+                <w:rFonts w:ascii="Calibri" w:hAnsi="Calibri" w:cs="Times New Roman" w:eastAsia="Times New Roman"/>
                 <w:sz w:val="24"/>
                 <w:szCs w:val="24"/>
               </w:rPr>
@@ -4162,7 +4162,7 @@
             </w:pPr>
             <w:r>
               <w:rPr>
-                <w:rFonts w:ascii="Times New Roman" w:hAnsi="Times New Roman" w:cs="Times New Roman" w:eastAsia="Times New Roman"/>
+                <w:rFonts w:ascii="Calibri" w:hAnsi="Calibri" w:cs="Times New Roman" w:eastAsia="Times New Roman"/>
                 <w:sz w:val="24"/>
                 <w:szCs w:val="24"/>
               </w:rPr>
@@ -4186,7 +4186,7 @@
             </w:pPr>
             <w:r>
               <w:rPr>
-                <w:rFonts w:ascii="Times New Roman" w:hAnsi="Times New Roman" w:cs="Times New Roman" w:eastAsia="Times New Roman"/>
+                <w:rFonts w:ascii="Calibri" w:hAnsi="Calibri" w:cs="Times New Roman" w:eastAsia="Times New Roman"/>
                 <w:sz w:val="24"/>
                 <w:szCs w:val="24"/>
               </w:rPr>
@@ -4215,7 +4215,7 @@
             </w:pPr>
             <w:r>
               <w:rPr>
-                <w:rFonts w:ascii="Times New Roman" w:hAnsi="Times New Roman" w:cs="Times New Roman" w:eastAsia="Times New Roman"/>
+                <w:rFonts w:ascii="Calibri" w:hAnsi="Calibri" w:cs="Times New Roman" w:eastAsia="Times New Roman"/>
                 <w:sz w:val="24"/>
                 <w:szCs w:val="24"/>
               </w:rPr>
@@ -4239,7 +4239,7 @@
             </w:pPr>
             <w:r>
               <w:rPr>
-                <w:rFonts w:ascii="Times New Roman" w:hAnsi="Times New Roman" w:cs="Times New Roman" w:eastAsia="Times New Roman"/>
+                <w:rFonts w:ascii="Calibri" w:hAnsi="Calibri" w:cs="Times New Roman" w:eastAsia="Times New Roman"/>
                 <w:sz w:val="24"/>
                 <w:szCs w:val="24"/>
               </w:rPr>
@@ -4263,7 +4263,7 @@
             </w:pPr>
             <w:r>
               <w:rPr>
-                <w:rFonts w:ascii="Times New Roman" w:hAnsi="Times New Roman" w:cs="Times New Roman" w:eastAsia="Times New Roman"/>
+                <w:rFonts w:ascii="Calibri" w:hAnsi="Calibri" w:cs="Times New Roman" w:eastAsia="Times New Roman"/>
                 <w:sz w:val="24"/>
                 <w:szCs w:val="24"/>
               </w:rPr>
@@ -4287,7 +4287,7 @@
             </w:pPr>
             <w:r>
               <w:rPr>
-                <w:rFonts w:ascii="Times New Roman" w:hAnsi="Times New Roman" w:cs="Times New Roman" w:eastAsia="Times New Roman"/>
+                <w:rFonts w:ascii="Calibri" w:hAnsi="Calibri" w:cs="Times New Roman" w:eastAsia="Times New Roman"/>
                 <w:sz w:val="24"/>
                 <w:szCs w:val="24"/>
               </w:rPr>
@@ -4316,7 +4316,7 @@
             </w:pPr>
             <w:r>
               <w:rPr>
-                <w:rFonts w:ascii="Times New Roman" w:hAnsi="Times New Roman" w:cs="Times New Roman" w:eastAsia="Times New Roman"/>
+                <w:rFonts w:ascii="Calibri" w:hAnsi="Calibri" w:cs="Times New Roman" w:eastAsia="Times New Roman"/>
                 <w:sz w:val="24"/>
                 <w:szCs w:val="24"/>
               </w:rPr>
@@ -4340,7 +4340,7 @@
             </w:pPr>
             <w:r>
               <w:rPr>
-                <w:rFonts w:ascii="Times New Roman" w:hAnsi="Times New Roman" w:cs="Times New Roman" w:eastAsia="Times New Roman"/>
+                <w:rFonts w:ascii="Calibri" w:hAnsi="Calibri" w:cs="Times New Roman" w:eastAsia="Times New Roman"/>
                 <w:sz w:val="24"/>
                 <w:szCs w:val="24"/>
               </w:rPr>
@@ -4364,7 +4364,7 @@
             </w:pPr>
             <w:r>
               <w:rPr>
-                <w:rFonts w:ascii="Times New Roman" w:hAnsi="Times New Roman" w:cs="Times New Roman" w:eastAsia="Times New Roman"/>
+                <w:rFonts w:ascii="Calibri" w:hAnsi="Calibri" w:cs="Times New Roman" w:eastAsia="Times New Roman"/>
                 <w:sz w:val="24"/>
                 <w:szCs w:val="24"/>
               </w:rPr>
@@ -4388,7 +4388,7 @@
             </w:pPr>
             <w:r>
               <w:rPr>
-                <w:rFonts w:ascii="Times New Roman" w:hAnsi="Times New Roman" w:cs="Times New Roman" w:eastAsia="Times New Roman"/>
+                <w:rFonts w:ascii="Calibri" w:hAnsi="Calibri" w:cs="Times New Roman" w:eastAsia="Times New Roman"/>
                 <w:sz w:val="24"/>
                 <w:szCs w:val="24"/>
               </w:rPr>
@@ -4417,7 +4417,7 @@
             </w:pPr>
             <w:r>
               <w:rPr>
-                <w:rFonts w:ascii="Times New Roman" w:hAnsi="Times New Roman" w:cs="Times New Roman" w:eastAsia="Times New Roman"/>
+                <w:rFonts w:ascii="Calibri" w:hAnsi="Calibri" w:cs="Times New Roman" w:eastAsia="Times New Roman"/>
                 <w:sz w:val="24"/>
                 <w:szCs w:val="24"/>
               </w:rPr>
@@ -4442,7 +4442,7 @@
             </w:pPr>
             <w:r>
               <w:rPr>
-                <w:rFonts w:ascii="Times New Roman" w:hAnsi="Times New Roman" w:cs="Times New Roman" w:eastAsia="Times New Roman"/>
+                <w:rFonts w:ascii="Calibri" w:hAnsi="Calibri" w:cs="Times New Roman" w:eastAsia="Times New Roman"/>
                 <w:sz w:val="24"/>
                 <w:szCs w:val="24"/>
               </w:rPr>
@@ -4466,7 +4466,7 @@
             </w:pPr>
             <w:r>
               <w:rPr>
-                <w:rFonts w:ascii="Times New Roman" w:hAnsi="Times New Roman" w:cs="Times New Roman" w:eastAsia="Times New Roman"/>
+                <w:rFonts w:ascii="Calibri" w:hAnsi="Calibri" w:cs="Times New Roman" w:eastAsia="Times New Roman"/>
                 <w:sz w:val="24"/>
                 <w:szCs w:val="24"/>
               </w:rPr>
@@ -4490,7 +4490,7 @@
             </w:pPr>
             <w:r>
               <w:rPr>
-                <w:rFonts w:ascii="Times New Roman" w:hAnsi="Times New Roman" w:cs="Times New Roman" w:eastAsia="Times New Roman"/>
+                <w:rFonts w:ascii="Calibri" w:hAnsi="Calibri" w:cs="Times New Roman" w:eastAsia="Times New Roman"/>
                 <w:sz w:val="24"/>
                 <w:szCs w:val="24"/>
               </w:rPr>
@@ -4519,7 +4519,7 @@
             </w:pPr>
             <w:r>
               <w:rPr>
-                <w:rFonts w:ascii="Times New Roman" w:hAnsi="Times New Roman" w:cs="Times New Roman" w:eastAsia="Times New Roman"/>
+                <w:rFonts w:ascii="Calibri" w:hAnsi="Calibri" w:cs="Times New Roman" w:eastAsia="Times New Roman"/>
                 <w:sz w:val="24"/>
                 <w:szCs w:val="24"/>
               </w:rPr>
@@ -4543,7 +4543,7 @@
             </w:pPr>
             <w:r>
               <w:rPr>
-                <w:rFonts w:ascii="Times New Roman" w:hAnsi="Times New Roman" w:cs="Times New Roman" w:eastAsia="Times New Roman"/>
+                <w:rFonts w:ascii="Calibri" w:hAnsi="Calibri" w:cs="Times New Roman" w:eastAsia="Times New Roman"/>
                 <w:sz w:val="24"/>
                 <w:szCs w:val="24"/>
               </w:rPr>
@@ -4567,7 +4567,7 @@
             </w:pPr>
             <w:r>
               <w:rPr>
-                <w:rFonts w:ascii="Times New Roman" w:hAnsi="Times New Roman" w:cs="Times New Roman" w:eastAsia="Times New Roman"/>
+                <w:rFonts w:ascii="Calibri" w:hAnsi="Calibri" w:cs="Times New Roman" w:eastAsia="Times New Roman"/>
                 <w:sz w:val="24"/>
                 <w:szCs w:val="24"/>
               </w:rPr>
@@ -4591,7 +4591,7 @@
             </w:pPr>
             <w:r>
               <w:rPr>
-                <w:rFonts w:ascii="Times New Roman" w:hAnsi="Times New Roman" w:cs="Times New Roman" w:eastAsia="Times New Roman"/>
+                <w:rFonts w:ascii="Calibri" w:hAnsi="Calibri" w:cs="Times New Roman" w:eastAsia="Times New Roman"/>
                 <w:sz w:val="24"/>
                 <w:szCs w:val="24"/>
               </w:rPr>
@@ -4620,7 +4620,7 @@
             </w:pPr>
             <w:r>
               <w:rPr>
-                <w:rFonts w:ascii="Times New Roman" w:hAnsi="Times New Roman" w:cs="Times New Roman" w:eastAsia="Times New Roman"/>
+                <w:rFonts w:ascii="Calibri" w:hAnsi="Calibri" w:cs="Times New Roman" w:eastAsia="Times New Roman"/>
                 <w:sz w:val="24"/>
                 <w:szCs w:val="24"/>
               </w:rPr>
@@ -4644,7 +4644,7 @@
             </w:pPr>
             <w:r>
               <w:rPr>
-                <w:rFonts w:ascii="Times New Roman" w:hAnsi="Times New Roman" w:cs="Times New Roman" w:eastAsia="Times New Roman"/>
+                <w:rFonts w:ascii="Calibri" w:hAnsi="Calibri" w:cs="Times New Roman" w:eastAsia="Times New Roman"/>
                 <w:sz w:val="24"/>
                 <w:szCs w:val="24"/>
               </w:rPr>
@@ -4668,7 +4668,7 @@
             </w:pPr>
             <w:r>
               <w:rPr>
-                <w:rFonts w:ascii="Times New Roman" w:hAnsi="Times New Roman" w:cs="Times New Roman" w:eastAsia="Times New Roman"/>
+                <w:rFonts w:ascii="Calibri" w:hAnsi="Calibri" w:cs="Times New Roman" w:eastAsia="Times New Roman"/>
                 <w:sz w:val="24"/>
                 <w:szCs w:val="24"/>
               </w:rPr>
@@ -4692,7 +4692,7 @@
             </w:pPr>
             <w:r>
               <w:rPr>
-                <w:rFonts w:ascii="Times New Roman" w:hAnsi="Times New Roman" w:cs="Times New Roman" w:eastAsia="Times New Roman"/>
+                <w:rFonts w:ascii="Calibri" w:hAnsi="Calibri" w:cs="Times New Roman" w:eastAsia="Times New Roman"/>
                 <w:sz w:val="24"/>
                 <w:szCs w:val="24"/>
               </w:rPr>
@@ -4721,7 +4721,7 @@
             </w:pPr>
             <w:r>
               <w:rPr>
-                <w:rFonts w:ascii="Times New Roman" w:hAnsi="Times New Roman" w:cs="Times New Roman" w:eastAsia="Times New Roman"/>
+                <w:rFonts w:ascii="Calibri" w:hAnsi="Calibri" w:cs="Times New Roman" w:eastAsia="Times New Roman"/>
                 <w:sz w:val="24"/>
                 <w:szCs w:val="24"/>
               </w:rPr>
@@ -4745,7 +4745,7 @@
             </w:pPr>
             <w:r>
               <w:rPr>
-                <w:rFonts w:ascii="Times New Roman" w:hAnsi="Times New Roman" w:cs="Times New Roman" w:eastAsia="Times New Roman"/>
+                <w:rFonts w:ascii="Calibri" w:hAnsi="Calibri" w:cs="Times New Roman" w:eastAsia="Times New Roman"/>
                 <w:sz w:val="24"/>
                 <w:szCs w:val="24"/>
               </w:rPr>
@@ -4769,7 +4769,7 @@
             </w:pPr>
             <w:r>
               <w:rPr>
-                <w:rFonts w:ascii="Times New Roman" w:hAnsi="Times New Roman" w:cs="Times New Roman" w:eastAsia="Times New Roman"/>
+                <w:rFonts w:ascii="Calibri" w:hAnsi="Calibri" w:cs="Times New Roman" w:eastAsia="Times New Roman"/>
                 <w:sz w:val="24"/>
                 <w:szCs w:val="24"/>
               </w:rPr>
@@ -4793,7 +4793,7 @@
             </w:pPr>
             <w:r>
               <w:rPr>
-                <w:rFonts w:ascii="Times New Roman" w:hAnsi="Times New Roman" w:cs="Times New Roman" w:eastAsia="Times New Roman"/>
+                <w:rFonts w:ascii="Calibri" w:hAnsi="Calibri" w:cs="Times New Roman" w:eastAsia="Times New Roman"/>
                 <w:sz w:val="24"/>
                 <w:szCs w:val="24"/>
               </w:rPr>
@@ -4822,7 +4822,7 @@
             </w:pPr>
             <w:r>
               <w:rPr>
-                <w:rFonts w:ascii="Times New Roman" w:hAnsi="Times New Roman" w:cs="Times New Roman" w:eastAsia="Times New Roman"/>
+                <w:rFonts w:ascii="Calibri" w:hAnsi="Calibri" w:cs="Times New Roman" w:eastAsia="Times New Roman"/>
                 <w:sz w:val="24"/>
                 <w:szCs w:val="24"/>
               </w:rPr>
@@ -4846,7 +4846,7 @@
             </w:pPr>
             <w:r>
               <w:rPr>
-                <w:rFonts w:ascii="Times New Roman" w:hAnsi="Times New Roman" w:cs="Times New Roman" w:eastAsia="Times New Roman"/>
+                <w:rFonts w:ascii="Calibri" w:hAnsi="Calibri" w:cs="Times New Roman" w:eastAsia="Times New Roman"/>
                 <w:sz w:val="24"/>
                 <w:szCs w:val="24"/>
               </w:rPr>
@@ -4870,7 +4870,7 @@
             </w:pPr>
             <w:r>
               <w:rPr>
-                <w:rFonts w:ascii="Times New Roman" w:hAnsi="Times New Roman" w:cs="Times New Roman" w:eastAsia="Times New Roman"/>
+                <w:rFonts w:ascii="Calibri" w:hAnsi="Calibri" w:cs="Times New Roman" w:eastAsia="Times New Roman"/>
                 <w:sz w:val="24"/>
                 <w:szCs w:val="24"/>
               </w:rPr>
@@ -4894,7 +4894,7 @@
             </w:pPr>
             <w:r>
               <w:rPr>
-                <w:rFonts w:ascii="Times New Roman" w:hAnsi="Times New Roman" w:cs="Times New Roman" w:eastAsia="Times New Roman"/>
+                <w:rFonts w:ascii="Calibri" w:hAnsi="Calibri" w:cs="Times New Roman" w:eastAsia="Times New Roman"/>
                 <w:sz w:val="24"/>
                 <w:szCs w:val="24"/>
               </w:rPr>
@@ -4923,7 +4923,7 @@
             </w:pPr>
             <w:r>
               <w:rPr>
-                <w:rFonts w:ascii="Times New Roman" w:hAnsi="Times New Roman" w:cs="Times New Roman" w:eastAsia="Times New Roman"/>
+                <w:rFonts w:ascii="Calibri" w:hAnsi="Calibri" w:cs="Times New Roman" w:eastAsia="Times New Roman"/>
                 <w:sz w:val="24"/>
                 <w:szCs w:val="24"/>
               </w:rPr>
@@ -4947,7 +4947,7 @@
             </w:pPr>
             <w:r>
               <w:rPr>
-                <w:rFonts w:ascii="Times New Roman" w:hAnsi="Times New Roman" w:cs="Times New Roman" w:eastAsia="Times New Roman"/>
+                <w:rFonts w:ascii="Calibri" w:hAnsi="Calibri" w:cs="Times New Roman" w:eastAsia="Times New Roman"/>
                 <w:sz w:val="24"/>
                 <w:szCs w:val="24"/>
               </w:rPr>
@@ -4971,7 +4971,7 @@
             </w:pPr>
             <w:r>
               <w:rPr>
-                <w:rFonts w:ascii="Times New Roman" w:hAnsi="Times New Roman" w:cs="Times New Roman" w:eastAsia="Times New Roman"/>
+                <w:rFonts w:ascii="Calibri" w:hAnsi="Calibri" w:cs="Times New Roman" w:eastAsia="Times New Roman"/>
                 <w:sz w:val="24"/>
                 <w:szCs w:val="24"/>
               </w:rPr>
@@ -4995,7 +4995,7 @@
             </w:pPr>
             <w:r>
               <w:rPr>
-                <w:rFonts w:ascii="Times New Roman" w:hAnsi="Times New Roman" w:cs="Times New Roman" w:eastAsia="Times New Roman"/>
+                <w:rFonts w:ascii="Calibri" w:hAnsi="Calibri" w:cs="Times New Roman" w:eastAsia="Times New Roman"/>
                 <w:sz w:val="24"/>
                 <w:szCs w:val="24"/>
               </w:rPr>
@@ -5024,7 +5024,7 @@
             </w:pPr>
             <w:r>
               <w:rPr>
-                <w:rFonts w:ascii="Times New Roman" w:hAnsi="Times New Roman" w:cs="Times New Roman" w:eastAsia="Times New Roman"/>
+                <w:rFonts w:ascii="Calibri" w:hAnsi="Calibri" w:cs="Times New Roman" w:eastAsia="Times New Roman"/>
                 <w:sz w:val="24"/>
                 <w:szCs w:val="24"/>
               </w:rPr>
@@ -5048,7 +5048,7 @@
             </w:pPr>
             <w:r>
               <w:rPr>
-                <w:rFonts w:ascii="Times New Roman" w:hAnsi="Times New Roman" w:cs="Times New Roman" w:eastAsia="Times New Roman"/>
+                <w:rFonts w:ascii="Calibri" w:hAnsi="Calibri" w:cs="Times New Roman" w:eastAsia="Times New Roman"/>
                 <w:sz w:val="24"/>
                 <w:szCs w:val="24"/>
               </w:rPr>
@@ -5072,7 +5072,7 @@
             </w:pPr>
             <w:r>
               <w:rPr>
-                <w:rFonts w:ascii="Times New Roman" w:hAnsi="Times New Roman" w:cs="Times New Roman" w:eastAsia="Times New Roman"/>
+                <w:rFonts w:ascii="Calibri" w:hAnsi="Calibri" w:cs="Times New Roman" w:eastAsia="Times New Roman"/>
                 <w:sz w:val="24"/>
                 <w:szCs w:val="24"/>
               </w:rPr>
@@ -5096,7 +5096,7 @@
             </w:pPr>
             <w:r>
               <w:rPr>
-                <w:rFonts w:ascii="Times New Roman" w:hAnsi="Times New Roman" w:cs="Times New Roman" w:eastAsia="Times New Roman"/>
+                <w:rFonts w:ascii="Calibri" w:hAnsi="Calibri" w:cs="Times New Roman" w:eastAsia="Times New Roman"/>
                 <w:sz w:val="24"/>
                 <w:szCs w:val="24"/>
               </w:rPr>
@@ -5125,7 +5125,7 @@
             </w:pPr>
             <w:r>
               <w:rPr>
-                <w:rFonts w:ascii="Times New Roman" w:hAnsi="Times New Roman" w:cs="Times New Roman" w:eastAsia="Times New Roman"/>
+                <w:rFonts w:ascii="Calibri" w:hAnsi="Calibri" w:cs="Times New Roman" w:eastAsia="Times New Roman"/>
                 <w:sz w:val="24"/>
                 <w:szCs w:val="24"/>
               </w:rPr>
@@ -5149,7 +5149,7 @@
             </w:pPr>
             <w:r>
               <w:rPr>
-                <w:rFonts w:ascii="Times New Roman" w:hAnsi="Times New Roman" w:cs="Times New Roman" w:eastAsia="Times New Roman"/>
+                <w:rFonts w:ascii="Calibri" w:hAnsi="Calibri" w:cs="Times New Roman" w:eastAsia="Times New Roman"/>
                 <w:sz w:val="24"/>
                 <w:szCs w:val="24"/>
               </w:rPr>
@@ -5173,7 +5173,7 @@
             </w:pPr>
             <w:r>
               <w:rPr>
-                <w:rFonts w:ascii="Times New Roman" w:hAnsi="Times New Roman" w:cs="Times New Roman" w:eastAsia="Times New Roman"/>
+                <w:rFonts w:ascii="Calibri" w:hAnsi="Calibri" w:cs="Times New Roman" w:eastAsia="Times New Roman"/>
                 <w:sz w:val="24"/>
                 <w:szCs w:val="24"/>
               </w:rPr>
@@ -5197,7 +5197,7 @@
             </w:pPr>
             <w:r>
               <w:rPr>
-                <w:rFonts w:ascii="Times New Roman" w:hAnsi="Times New Roman" w:cs="Times New Roman" w:eastAsia="Times New Roman"/>
+                <w:rFonts w:ascii="Calibri" w:hAnsi="Calibri" w:cs="Times New Roman" w:eastAsia="Times New Roman"/>
                 <w:sz w:val="24"/>
                 <w:szCs w:val="24"/>
               </w:rPr>
@@ -5226,7 +5226,7 @@
             </w:pPr>
             <w:r>
               <w:rPr>
-                <w:rFonts w:ascii="Times New Roman" w:hAnsi="Times New Roman" w:cs="Times New Roman" w:eastAsia="Times New Roman"/>
+                <w:rFonts w:ascii="Calibri" w:hAnsi="Calibri" w:cs="Times New Roman" w:eastAsia="Times New Roman"/>
                 <w:sz w:val="24"/>
                 <w:szCs w:val="24"/>
               </w:rPr>
@@ -5250,7 +5250,7 @@
             </w:pPr>
             <w:r>
               <w:rPr>
-                <w:rFonts w:ascii="Times New Roman" w:hAnsi="Times New Roman" w:cs="Times New Roman" w:eastAsia="Times New Roman"/>
+                <w:rFonts w:ascii="Calibri" w:hAnsi="Calibri" w:cs="Times New Roman" w:eastAsia="Times New Roman"/>
                 <w:sz w:val="24"/>
                 <w:szCs w:val="24"/>
               </w:rPr>
@@ -5274,7 +5274,7 @@
             </w:pPr>
             <w:r>
               <w:rPr>
-                <w:rFonts w:ascii="Times New Roman" w:hAnsi="Times New Roman" w:cs="Times New Roman" w:eastAsia="Times New Roman"/>
+                <w:rFonts w:ascii="Calibri" w:hAnsi="Calibri" w:cs="Times New Roman" w:eastAsia="Times New Roman"/>
                 <w:sz w:val="24"/>
                 <w:szCs w:val="24"/>
               </w:rPr>
@@ -5298,7 +5298,7 @@
             </w:pPr>
             <w:r>
               <w:rPr>
-                <w:rFonts w:ascii="Times New Roman" w:hAnsi="Times New Roman" w:cs="Times New Roman" w:eastAsia="Times New Roman"/>
+                <w:rFonts w:ascii="Calibri" w:hAnsi="Calibri" w:cs="Times New Roman" w:eastAsia="Times New Roman"/>
                 <w:sz w:val="24"/>
                 <w:szCs w:val="24"/>
               </w:rPr>
@@ -5327,7 +5327,7 @@
             </w:pPr>
             <w:r>
               <w:rPr>
-                <w:rFonts w:ascii="Times New Roman" w:hAnsi="Times New Roman" w:cs="Times New Roman" w:eastAsia="Times New Roman"/>
+                <w:rFonts w:ascii="Calibri" w:hAnsi="Calibri" w:cs="Times New Roman" w:eastAsia="Times New Roman"/>
                 <w:sz w:val="24"/>
                 <w:szCs w:val="24"/>
               </w:rPr>
@@ -5351,7 +5351,7 @@
             </w:pPr>
             <w:r>
               <w:rPr>
-                <w:rFonts w:ascii="Times New Roman" w:hAnsi="Times New Roman" w:cs="Times New Roman" w:eastAsia="Times New Roman"/>
+                <w:rFonts w:ascii="Calibri" w:hAnsi="Calibri" w:cs="Times New Roman" w:eastAsia="Times New Roman"/>
                 <w:sz w:val="24"/>
                 <w:szCs w:val="24"/>
               </w:rPr>
@@ -5375,7 +5375,7 @@
             </w:pPr>
             <w:r>
               <w:rPr>
-                <w:rFonts w:ascii="Times New Roman" w:hAnsi="Times New Roman" w:cs="Times New Roman" w:eastAsia="Times New Roman"/>
+                <w:rFonts w:ascii="Calibri" w:hAnsi="Calibri" w:cs="Times New Roman" w:eastAsia="Times New Roman"/>
                 <w:sz w:val="24"/>
                 <w:szCs w:val="24"/>
               </w:rPr>
@@ -5399,7 +5399,7 @@
             </w:pPr>
             <w:r>
               <w:rPr>
-                <w:rFonts w:ascii="Times New Roman" w:hAnsi="Times New Roman" w:cs="Times New Roman" w:eastAsia="Times New Roman"/>
+                <w:rFonts w:ascii="Calibri" w:hAnsi="Calibri" w:cs="Times New Roman" w:eastAsia="Times New Roman"/>
                 <w:sz w:val="24"/>
                 <w:szCs w:val="24"/>
               </w:rPr>
@@ -5428,7 +5428,7 @@
             </w:pPr>
             <w:r>
               <w:rPr>
-                <w:rFonts w:ascii="Times New Roman" w:hAnsi="Times New Roman" w:cs="Times New Roman" w:eastAsia="Times New Roman"/>
+                <w:rFonts w:ascii="Calibri" w:hAnsi="Calibri" w:cs="Times New Roman" w:eastAsia="Times New Roman"/>
                 <w:sz w:val="24"/>
                 <w:szCs w:val="24"/>
               </w:rPr>
@@ -5452,7 +5452,7 @@
             </w:pPr>
             <w:r>
               <w:rPr>
-                <w:rFonts w:ascii="Times New Roman" w:hAnsi="Times New Roman" w:cs="Times New Roman" w:eastAsia="Times New Roman"/>
+                <w:rFonts w:ascii="Calibri" w:hAnsi="Calibri" w:cs="Times New Roman" w:eastAsia="Times New Roman"/>
                 <w:sz w:val="24"/>
                 <w:szCs w:val="24"/>
               </w:rPr>
@@ -5476,7 +5476,7 @@
             </w:pPr>
             <w:r>
               <w:rPr>
-                <w:rFonts w:ascii="Times New Roman" w:hAnsi="Times New Roman" w:cs="Times New Roman" w:eastAsia="Times New Roman"/>
+                <w:rFonts w:ascii="Calibri" w:hAnsi="Calibri" w:cs="Times New Roman" w:eastAsia="Times New Roman"/>
                 <w:sz w:val="24"/>
                 <w:szCs w:val="24"/>
               </w:rPr>
@@ -5500,7 +5500,7 @@
             </w:pPr>
             <w:r>
               <w:rPr>
-                <w:rFonts w:ascii="Times New Roman" w:hAnsi="Times New Roman" w:cs="Times New Roman" w:eastAsia="Times New Roman"/>
+                <w:rFonts w:ascii="Calibri" w:hAnsi="Calibri" w:cs="Times New Roman" w:eastAsia="Times New Roman"/>
                 <w:sz w:val="24"/>
                 <w:szCs w:val="24"/>
               </w:rPr>
@@ -5529,7 +5529,7 @@
             </w:pPr>
             <w:r>
               <w:rPr>
-                <w:rFonts w:ascii="Times New Roman" w:hAnsi="Times New Roman" w:cs="Times New Roman" w:eastAsia="Times New Roman"/>
+                <w:rFonts w:ascii="Calibri" w:hAnsi="Calibri" w:cs="Times New Roman" w:eastAsia="Times New Roman"/>
                 <w:sz w:val="24"/>
                 <w:szCs w:val="24"/>
               </w:rPr>
@@ -5554,7 +5554,7 @@
             </w:pPr>
             <w:r>
               <w:rPr>
-                <w:rFonts w:ascii="Times New Roman" w:hAnsi="Times New Roman" w:cs="Times New Roman" w:eastAsia="Times New Roman"/>
+                <w:rFonts w:ascii="Calibri" w:hAnsi="Calibri" w:cs="Times New Roman" w:eastAsia="Times New Roman"/>
                 <w:sz w:val="24"/>
                 <w:szCs w:val="24"/>
               </w:rPr>
@@ -5578,7 +5578,7 @@
             </w:pPr>
             <w:r>
               <w:rPr>
-                <w:rFonts w:ascii="Times New Roman" w:hAnsi="Times New Roman" w:cs="Times New Roman" w:eastAsia="Times New Roman"/>
+                <w:rFonts w:ascii="Calibri" w:hAnsi="Calibri" w:cs="Times New Roman" w:eastAsia="Times New Roman"/>
                 <w:sz w:val="24"/>
                 <w:szCs w:val="24"/>
               </w:rPr>
@@ -5602,7 +5602,7 @@
             </w:pPr>
             <w:r>
               <w:rPr>
-                <w:rFonts w:ascii="Times New Roman" w:hAnsi="Times New Roman" w:cs="Times New Roman" w:eastAsia="Times New Roman"/>
+                <w:rFonts w:ascii="Calibri" w:hAnsi="Calibri" w:cs="Times New Roman" w:eastAsia="Times New Roman"/>
                 <w:sz w:val="24"/>
                 <w:szCs w:val="24"/>
               </w:rPr>
@@ -5630,7 +5630,7 @@
             </w:pPr>
             <w:r>
               <w:rPr>
-                <w:rFonts w:ascii="Times New Roman" w:hAnsi="Times New Roman" w:cs="Times New Roman" w:eastAsia="Times New Roman"/>
+                <w:rFonts w:ascii="Calibri" w:hAnsi="Calibri" w:cs="Times New Roman" w:eastAsia="Times New Roman"/>
                 <w:sz w:val="24"/>
                 <w:szCs w:val="24"/>
               </w:rPr>
@@ -5653,7 +5653,7 @@
             </w:pPr>
             <w:r>
               <w:rPr>
-                <w:rFonts w:ascii="Times New Roman" w:hAnsi="Times New Roman" w:cs="Times New Roman" w:eastAsia="Times New Roman"/>
+                <w:rFonts w:ascii="Calibri" w:hAnsi="Calibri" w:cs="Times New Roman" w:eastAsia="Times New Roman"/>
                 <w:sz w:val="24"/>
                 <w:szCs w:val="24"/>
               </w:rPr>
@@ -5676,7 +5676,7 @@
             </w:pPr>
             <w:r>
               <w:rPr>
-                <w:rFonts w:ascii="Times New Roman" w:hAnsi="Times New Roman" w:cs="Times New Roman" w:eastAsia="Times New Roman"/>
+                <w:rFonts w:ascii="Calibri" w:hAnsi="Calibri" w:cs="Times New Roman" w:eastAsia="Times New Roman"/>
                 <w:sz w:val="24"/>
                 <w:szCs w:val="24"/>
               </w:rPr>
@@ -5699,7 +5699,7 @@
             </w:pPr>
             <w:r>
               <w:rPr>
-                <w:rFonts w:ascii="Times New Roman" w:hAnsi="Times New Roman" w:cs="Times New Roman" w:eastAsia="Times New Roman"/>
+                <w:rFonts w:ascii="Calibri" w:hAnsi="Calibri" w:cs="Times New Roman" w:eastAsia="Times New Roman"/>
                 <w:sz w:val="24"/>
                 <w:szCs w:val="24"/>
               </w:rPr>
@@ -5727,7 +5727,7 @@
             </w:pPr>
             <w:r>
               <w:rPr>
-                <w:rFonts w:ascii="Times New Roman" w:hAnsi="Times New Roman" w:cs="Times New Roman" w:eastAsia="Times New Roman"/>
+                <w:rFonts w:ascii="Calibri" w:hAnsi="Calibri" w:cs="Times New Roman" w:eastAsia="Times New Roman"/>
                 <w:sz w:val="24"/>
                 <w:szCs w:val="24"/>
               </w:rPr>
@@ -5750,7 +5750,7 @@
             </w:pPr>
             <w:r>
               <w:rPr>
-                <w:rFonts w:ascii="Times New Roman" w:hAnsi="Times New Roman" w:cs="Times New Roman" w:eastAsia="Times New Roman"/>
+                <w:rFonts w:ascii="Calibri" w:hAnsi="Calibri" w:cs="Times New Roman" w:eastAsia="Times New Roman"/>
                 <w:sz w:val="24"/>
                 <w:szCs w:val="24"/>
               </w:rPr>
@@ -5773,7 +5773,7 @@
             </w:pPr>
             <w:r>
               <w:rPr>
-                <w:rFonts w:ascii="Times New Roman" w:hAnsi="Times New Roman" w:cs="Times New Roman" w:eastAsia="Times New Roman"/>
+                <w:rFonts w:ascii="Calibri" w:hAnsi="Calibri" w:cs="Times New Roman" w:eastAsia="Times New Roman"/>
                 <w:sz w:val="24"/>
                 <w:szCs w:val="24"/>
               </w:rPr>
@@ -5796,7 +5796,7 @@
             </w:pPr>
             <w:r>
               <w:rPr>
-                <w:rFonts w:ascii="Times New Roman" w:hAnsi="Times New Roman" w:cs="Times New Roman" w:eastAsia="Times New Roman"/>
+                <w:rFonts w:ascii="Calibri" w:hAnsi="Calibri" w:cs="Times New Roman" w:eastAsia="Times New Roman"/>
                 <w:sz w:val="24"/>
                 <w:szCs w:val="24"/>
               </w:rPr>
@@ -5824,7 +5824,7 @@
             </w:pPr>
             <w:r>
               <w:rPr>
-                <w:rFonts w:ascii="Times New Roman" w:hAnsi="Times New Roman" w:cs="Times New Roman" w:eastAsia="Times New Roman"/>
+                <w:rFonts w:ascii="Calibri" w:hAnsi="Calibri" w:cs="Times New Roman" w:eastAsia="Times New Roman"/>
                 <w:sz w:val="24"/>
                 <w:szCs w:val="24"/>
               </w:rPr>
@@ -5847,7 +5847,7 @@
             </w:pPr>
             <w:r>
               <w:rPr>
-                <w:rFonts w:ascii="Times New Roman" w:hAnsi="Times New Roman" w:cs="Times New Roman" w:eastAsia="Times New Roman"/>
+                <w:rFonts w:ascii="Calibri" w:hAnsi="Calibri" w:cs="Times New Roman" w:eastAsia="Times New Roman"/>
                 <w:sz w:val="24"/>
                 <w:szCs w:val="24"/>
               </w:rPr>
@@ -5870,7 +5870,7 @@
             </w:pPr>
             <w:r>
               <w:rPr>
-                <w:rFonts w:ascii="Times New Roman" w:hAnsi="Times New Roman" w:cs="Times New Roman" w:eastAsia="Times New Roman"/>
+                <w:rFonts w:ascii="Calibri" w:hAnsi="Calibri" w:cs="Times New Roman" w:eastAsia="Times New Roman"/>
                 <w:sz w:val="24"/>
                 <w:szCs w:val="24"/>
               </w:rPr>
@@ -5893,7 +5893,7 @@
             </w:pPr>
             <w:r>
               <w:rPr>
-                <w:rFonts w:ascii="Times New Roman" w:hAnsi="Times New Roman" w:cs="Times New Roman" w:eastAsia="Times New Roman"/>
+                <w:rFonts w:ascii="Calibri" w:hAnsi="Calibri" w:cs="Times New Roman" w:eastAsia="Times New Roman"/>
                 <w:sz w:val="24"/>
                 <w:szCs w:val="24"/>
               </w:rPr>
@@ -5921,7 +5921,7 @@
             </w:pPr>
             <w:r>
               <w:rPr>
-                <w:rFonts w:ascii="Times New Roman" w:hAnsi="Times New Roman" w:cs="Times New Roman" w:eastAsia="Times New Roman"/>
+                <w:rFonts w:ascii="Calibri" w:hAnsi="Calibri" w:cs="Times New Roman" w:eastAsia="Times New Roman"/>
                 <w:sz w:val="24"/>
                 <w:szCs w:val="24"/>
               </w:rPr>
@@ -5944,7 +5944,7 @@
             </w:pPr>
             <w:r>
               <w:rPr>
-                <w:rFonts w:ascii="Times New Roman" w:hAnsi="Times New Roman" w:cs="Times New Roman" w:eastAsia="Times New Roman"/>
+                <w:rFonts w:ascii="Calibri" w:hAnsi="Calibri" w:cs="Times New Roman" w:eastAsia="Times New Roman"/>
                 <w:sz w:val="24"/>
                 <w:szCs w:val="24"/>
               </w:rPr>
@@ -5967,7 +5967,7 @@
             </w:pPr>
             <w:r>
               <w:rPr>
-                <w:rFonts w:ascii="Times New Roman" w:hAnsi="Times New Roman" w:cs="Times New Roman" w:eastAsia="Times New Roman"/>
+                <w:rFonts w:ascii="Calibri" w:hAnsi="Calibri" w:cs="Times New Roman" w:eastAsia="Times New Roman"/>
                 <w:sz w:val="24"/>
                 <w:szCs w:val="24"/>
               </w:rPr>
@@ -5990,7 +5990,7 @@
             </w:pPr>
             <w:r>
               <w:rPr>
-                <w:rFonts w:ascii="Times New Roman" w:hAnsi="Times New Roman" w:cs="Times New Roman" w:eastAsia="Times New Roman"/>
+                <w:rFonts w:ascii="Calibri" w:hAnsi="Calibri" w:cs="Times New Roman" w:eastAsia="Times New Roman"/>
                 <w:sz w:val="24"/>
                 <w:szCs w:val="24"/>
               </w:rPr>
@@ -6018,7 +6018,7 @@
             </w:pPr>
             <w:r>
               <w:rPr>
-                <w:rFonts w:ascii="Times New Roman" w:hAnsi="Times New Roman" w:cs="Times New Roman" w:eastAsia="Times New Roman"/>
+                <w:rFonts w:ascii="Calibri" w:hAnsi="Calibri" w:cs="Times New Roman" w:eastAsia="Times New Roman"/>
                 <w:sz w:val="24"/>
                 <w:szCs w:val="24"/>
               </w:rPr>
@@ -6041,7 +6041,7 @@
             </w:pPr>
             <w:r>
               <w:rPr>
-                <w:rFonts w:ascii="Times New Roman" w:hAnsi="Times New Roman" w:cs="Times New Roman" w:eastAsia="Times New Roman"/>
+                <w:rFonts w:ascii="Calibri" w:hAnsi="Calibri" w:cs="Times New Roman" w:eastAsia="Times New Roman"/>
                 <w:sz w:val="24"/>
                 <w:szCs w:val="24"/>
               </w:rPr>
@@ -6064,7 +6064,7 @@
             </w:pPr>
             <w:r>
               <w:rPr>
-                <w:rFonts w:ascii="Times New Roman" w:hAnsi="Times New Roman" w:cs="Times New Roman" w:eastAsia="Times New Roman"/>
+                <w:rFonts w:ascii="Calibri" w:hAnsi="Calibri" w:cs="Times New Roman" w:eastAsia="Times New Roman"/>
                 <w:sz w:val="24"/>
                 <w:szCs w:val="24"/>
               </w:rPr>
@@ -6087,7 +6087,7 @@
             </w:pPr>
             <w:r>
               <w:rPr>
-                <w:rFonts w:ascii="Times New Roman" w:hAnsi="Times New Roman" w:cs="Times New Roman" w:eastAsia="Times New Roman"/>
+                <w:rFonts w:ascii="Calibri" w:hAnsi="Calibri" w:cs="Times New Roman" w:eastAsia="Times New Roman"/>
                 <w:sz w:val="24"/>
                 <w:szCs w:val="24"/>
               </w:rPr>
@@ -6115,7 +6115,7 @@
             </w:pPr>
             <w:r>
               <w:rPr>
-                <w:rFonts w:ascii="Times New Roman" w:hAnsi="Times New Roman" w:cs="Times New Roman" w:eastAsia="Times New Roman"/>
+                <w:rFonts w:ascii="Calibri" w:hAnsi="Calibri" w:cs="Times New Roman" w:eastAsia="Times New Roman"/>
                 <w:sz w:val="24"/>
                 <w:szCs w:val="24"/>
               </w:rPr>
@@ -6138,7 +6138,7 @@
             </w:pPr>
             <w:r>
               <w:rPr>
-                <w:rFonts w:ascii="Times New Roman" w:hAnsi="Times New Roman" w:cs="Times New Roman" w:eastAsia="Times New Roman"/>
+                <w:rFonts w:ascii="Calibri" w:hAnsi="Calibri" w:cs="Times New Roman" w:eastAsia="Times New Roman"/>
                 <w:sz w:val="24"/>
                 <w:szCs w:val="24"/>
               </w:rPr>
@@ -6161,7 +6161,7 @@
             </w:pPr>
             <w:r>
               <w:rPr>
-                <w:rFonts w:ascii="Times New Roman" w:hAnsi="Times New Roman" w:cs="Times New Roman" w:eastAsia="Times New Roman"/>
+                <w:rFonts w:ascii="Calibri" w:hAnsi="Calibri" w:cs="Times New Roman" w:eastAsia="Times New Roman"/>
                 <w:sz w:val="24"/>
                 <w:szCs w:val="24"/>
               </w:rPr>
@@ -6184,7 +6184,7 @@
             </w:pPr>
             <w:r>
               <w:rPr>
-                <w:rFonts w:ascii="Times New Roman" w:hAnsi="Times New Roman" w:cs="Times New Roman" w:eastAsia="Times New Roman"/>
+                <w:rFonts w:ascii="Calibri" w:hAnsi="Calibri" w:cs="Times New Roman" w:eastAsia="Times New Roman"/>
                 <w:sz w:val="24"/>
                 <w:szCs w:val="24"/>
               </w:rPr>
@@ -6212,7 +6212,7 @@
             </w:pPr>
             <w:r>
               <w:rPr>
-                <w:rFonts w:ascii="Times New Roman" w:hAnsi="Times New Roman" w:cs="Times New Roman" w:eastAsia="Times New Roman"/>
+                <w:rFonts w:ascii="Calibri" w:hAnsi="Calibri" w:cs="Times New Roman" w:eastAsia="Times New Roman"/>
                 <w:sz w:val="24"/>
                 <w:szCs w:val="24"/>
               </w:rPr>
@@ -6235,7 +6235,7 @@
             </w:pPr>
             <w:r>
               <w:rPr>
-                <w:rFonts w:ascii="Times New Roman" w:hAnsi="Times New Roman" w:cs="Times New Roman" w:eastAsia="Times New Roman"/>
+                <w:rFonts w:ascii="Calibri" w:hAnsi="Calibri" w:cs="Times New Roman" w:eastAsia="Times New Roman"/>
                 <w:sz w:val="24"/>
                 <w:szCs w:val="24"/>
               </w:rPr>
@@ -6258,7 +6258,7 @@
             </w:pPr>
             <w:r>
               <w:rPr>
-                <w:rFonts w:ascii="Times New Roman" w:hAnsi="Times New Roman" w:cs="Times New Roman" w:eastAsia="Times New Roman"/>
+                <w:rFonts w:ascii="Calibri" w:hAnsi="Calibri" w:cs="Times New Roman" w:eastAsia="Times New Roman"/>
                 <w:sz w:val="24"/>
                 <w:szCs w:val="24"/>
               </w:rPr>
@@ -6281,7 +6281,7 @@
             </w:pPr>
             <w:r>
               <w:rPr>
-                <w:rFonts w:ascii="Times New Roman" w:hAnsi="Times New Roman" w:cs="Times New Roman" w:eastAsia="Times New Roman"/>
+                <w:rFonts w:ascii="Calibri" w:hAnsi="Calibri" w:cs="Times New Roman" w:eastAsia="Times New Roman"/>
                 <w:sz w:val="24"/>
                 <w:szCs w:val="24"/>
               </w:rPr>
@@ -6309,7 +6309,7 @@
             </w:pPr>
             <w:r>
               <w:rPr>
-                <w:rFonts w:ascii="Times New Roman" w:hAnsi="Times New Roman" w:cs="Times New Roman" w:eastAsia="Times New Roman"/>
+                <w:rFonts w:ascii="Calibri" w:hAnsi="Calibri" w:cs="Times New Roman" w:eastAsia="Times New Roman"/>
                 <w:sz w:val="24"/>
                 <w:szCs w:val="24"/>
               </w:rPr>
@@ -6333,7 +6333,7 @@
             </w:pPr>
             <w:r>
               <w:rPr>
-                <w:rFonts w:ascii="Times New Roman" w:hAnsi="Times New Roman" w:cs="Times New Roman" w:eastAsia="Times New Roman"/>
+                <w:rFonts w:ascii="Calibri" w:hAnsi="Calibri" w:cs="Times New Roman" w:eastAsia="Times New Roman"/>
                 <w:sz w:val="24"/>
                 <w:szCs w:val="24"/>
               </w:rPr>
@@ -6356,7 +6356,7 @@
             </w:pPr>
             <w:r>
               <w:rPr>
-                <w:rFonts w:ascii="Times New Roman" w:hAnsi="Times New Roman" w:cs="Times New Roman" w:eastAsia="Times New Roman"/>
+                <w:rFonts w:ascii="Calibri" w:hAnsi="Calibri" w:cs="Times New Roman" w:eastAsia="Times New Roman"/>
                 <w:sz w:val="24"/>
                 <w:szCs w:val="24"/>
               </w:rPr>
@@ -6379,7 +6379,7 @@
             </w:pPr>
             <w:r>
               <w:rPr>
-                <w:rFonts w:ascii="Times New Roman" w:hAnsi="Times New Roman" w:cs="Times New Roman" w:eastAsia="Times New Roman"/>
+                <w:rFonts w:ascii="Calibri" w:hAnsi="Calibri" w:cs="Times New Roman" w:eastAsia="Times New Roman"/>
                 <w:sz w:val="24"/>
                 <w:szCs w:val="24"/>
               </w:rPr>
@@ -6407,7 +6407,7 @@
             </w:pPr>
             <w:r>
               <w:rPr>
-                <w:rFonts w:ascii="Times New Roman" w:hAnsi="Times New Roman" w:cs="Times New Roman" w:eastAsia="Times New Roman"/>
+                <w:rFonts w:ascii="Calibri" w:hAnsi="Calibri" w:cs="Times New Roman" w:eastAsia="Times New Roman"/>
                 <w:sz w:val="24"/>
                 <w:szCs w:val="24"/>
               </w:rPr>
@@ -6430,7 +6430,7 @@
             </w:pPr>
             <w:r>
               <w:rPr>
-                <w:rFonts w:ascii="Times New Roman" w:hAnsi="Times New Roman" w:cs="Times New Roman" w:eastAsia="Times New Roman"/>
+                <w:rFonts w:ascii="Calibri" w:hAnsi="Calibri" w:cs="Times New Roman" w:eastAsia="Times New Roman"/>
                 <w:sz w:val="24"/>
                 <w:szCs w:val="24"/>
               </w:rPr>
@@ -6453,7 +6453,7 @@
             </w:pPr>
             <w:r>
               <w:rPr>
-                <w:rFonts w:ascii="Times New Roman" w:hAnsi="Times New Roman" w:cs="Times New Roman" w:eastAsia="Times New Roman"/>
+                <w:rFonts w:ascii="Calibri" w:hAnsi="Calibri" w:cs="Times New Roman" w:eastAsia="Times New Roman"/>
                 <w:sz w:val="24"/>
                 <w:szCs w:val="24"/>
               </w:rPr>
@@ -6476,7 +6476,7 @@
             </w:pPr>
             <w:r>
               <w:rPr>
-                <w:rFonts w:ascii="Times New Roman" w:hAnsi="Times New Roman" w:cs="Times New Roman" w:eastAsia="Times New Roman"/>
+                <w:rFonts w:ascii="Calibri" w:hAnsi="Calibri" w:cs="Times New Roman" w:eastAsia="Times New Roman"/>
                 <w:sz w:val="24"/>
                 <w:szCs w:val="24"/>
               </w:rPr>
@@ -6504,7 +6504,7 @@
             </w:pPr>
             <w:r>
               <w:rPr>
-                <w:rFonts w:ascii="Times New Roman" w:hAnsi="Times New Roman" w:cs="Times New Roman" w:eastAsia="Times New Roman"/>
+                <w:rFonts w:ascii="Calibri" w:hAnsi="Calibri" w:cs="Times New Roman" w:eastAsia="Times New Roman"/>
                 <w:sz w:val="24"/>
                 <w:szCs w:val="24"/>
               </w:rPr>
@@ -6527,7 +6527,7 @@
             </w:pPr>
             <w:r>
               <w:rPr>
-                <w:rFonts w:ascii="Times New Roman" w:hAnsi="Times New Roman" w:cs="Times New Roman" w:eastAsia="Times New Roman"/>
+                <w:rFonts w:ascii="Calibri" w:hAnsi="Calibri" w:cs="Times New Roman" w:eastAsia="Times New Roman"/>
                 <w:sz w:val="24"/>
                 <w:szCs w:val="24"/>
               </w:rPr>
@@ -6550,7 +6550,7 @@
             </w:pPr>
             <w:r>
               <w:rPr>
-                <w:rFonts w:ascii="Times New Roman" w:hAnsi="Times New Roman" w:cs="Times New Roman" w:eastAsia="Times New Roman"/>
+                <w:rFonts w:ascii="Calibri" w:hAnsi="Calibri" w:cs="Times New Roman" w:eastAsia="Times New Roman"/>
                 <w:sz w:val="24"/>
                 <w:szCs w:val="24"/>
               </w:rPr>
@@ -6573,7 +6573,7 @@
             </w:pPr>
             <w:r>
               <w:rPr>
-                <w:rFonts w:ascii="Times New Roman" w:hAnsi="Times New Roman" w:cs="Times New Roman" w:eastAsia="Times New Roman"/>
+                <w:rFonts w:ascii="Calibri" w:hAnsi="Calibri" w:cs="Times New Roman" w:eastAsia="Times New Roman"/>
                 <w:sz w:val="24"/>
                 <w:szCs w:val="24"/>
               </w:rPr>
@@ -6605,7 +6605,7 @@
       </w:pPr>
       <w:r>
         <w:rPr>
-          <w:rFonts w:ascii="Times New Roman" w:hAnsi="Times New Roman" w:eastAsia="Times New Roman" w:cs="Times New Roman"/>
+          <w:rFonts w:ascii="Calibri" w:hAnsi="Calibri" w:eastAsia="Times New Roman" w:cs="Times New Roman"/>
           <w:b/>
           <w:sz w:val="26"/>
         </w:rPr>
@@ -6624,7 +6624,7 @@
       </w:pPr>
       <w:r>
         <w:rPr>
-          <w:rFonts w:ascii="Times New Roman" w:hAnsi="Times New Roman" w:cs="Times New Roman" w:eastAsia="Times New Roman"/>
+          <w:rFonts w:ascii="Calibri" w:hAnsi="Calibri" w:cs="Times New Roman" w:eastAsia="Times New Roman"/>
           <w:sz w:val="24"/>
           <w:szCs w:val="24"/>
         </w:rPr>
@@ -6633,7 +6633,7 @@
       <w:proofErr w:type="gramStart"/>
       <w:r>
         <w:rPr>
-          <w:rFonts w:ascii="Times New Roman" w:hAnsi="Times New Roman" w:cs="Times New Roman" w:eastAsia="Times New Roman"/>
+          <w:rFonts w:ascii="Calibri" w:hAnsi="Calibri" w:cs="Times New Roman" w:eastAsia="Times New Roman"/>
           <w:sz w:val="24"/>
           <w:szCs w:val="24"/>
         </w:rPr>
@@ -6642,7 +6642,7 @@
       <w:proofErr w:type="gramEnd"/>
       <w:r>
         <w:rPr>
-          <w:rFonts w:ascii="Times New Roman" w:hAnsi="Times New Roman" w:cs="Times New Roman" w:eastAsia="Times New Roman"/>
+          <w:rFonts w:ascii="Calibri" w:hAnsi="Calibri" w:cs="Times New Roman" w:eastAsia="Times New Roman"/>
           <w:sz w:val="24"/>
           <w:szCs w:val="24"/>
         </w:rPr>
@@ -6672,7 +6672,7 @@
       </w:pPr>
       <w:r>
         <w:rPr>
-          <w:rFonts w:ascii="Times New Roman" w:hAnsi="Times New Roman" w:cs="Times New Roman" w:eastAsia="Times New Roman"/>
+          <w:rFonts w:ascii="Calibri" w:hAnsi="Calibri" w:cs="Times New Roman" w:eastAsia="Times New Roman"/>
           <w:sz w:val="24"/>
           <w:szCs w:val="24"/>
         </w:rPr>
@@ -6691,7 +6691,7 @@
       </w:pPr>
       <w:r>
         <w:rPr>
-          <w:rFonts w:ascii="Times New Roman" w:hAnsi="Times New Roman" w:cs="Times New Roman" w:eastAsia="Times New Roman"/>
+          <w:rFonts w:ascii="Calibri" w:hAnsi="Calibri" w:cs="Times New Roman" w:eastAsia="Times New Roman"/>
           <w:b/>
           <w:sz w:val="28"/>
           <w:szCs w:val="24"/>
@@ -6712,7 +6712,7 @@
       </w:pPr>
       <w:r>
         <w:rPr>
-          <w:rFonts w:ascii="Times New Roman" w:hAnsi="Times New Roman" w:cs="Times New Roman" w:eastAsia="Times New Roman"/>
+          <w:rFonts w:ascii="Calibri" w:hAnsi="Calibri" w:cs="Times New Roman" w:eastAsia="Times New Roman"/>
           <w:b/>
           <w:sz w:val="26"/>
           <w:szCs w:val="24"/>
@@ -6732,7 +6732,7 @@
       </w:pPr>
       <w:r>
         <w:rPr>
-          <w:rFonts w:ascii="Times New Roman" w:hAnsi="Times New Roman" w:cs="Times New Roman" w:eastAsia="Times New Roman"/>
+          <w:rFonts w:ascii="Calibri" w:hAnsi="Calibri" w:cs="Times New Roman" w:eastAsia="Times New Roman"/>
           <w:sz w:val="24"/>
           <w:szCs w:val="24"/>
         </w:rPr>
@@ -6780,7 +6780,7 @@
             </w:pPr>
             <w:r>
               <w:rPr>
-                <w:rFonts w:ascii="Times New Roman" w:hAnsi="Times New Roman" w:cs="Times New Roman" w:eastAsia="Times New Roman"/>
+                <w:rFonts w:ascii="Calibri" w:hAnsi="Calibri" w:cs="Times New Roman" w:eastAsia="Times New Roman"/>
                 <w:b/>
                 <w:color w:val="142332"/>
                 <w:sz w:val="24"/>
@@ -6813,7 +6813,7 @@
             </w:pPr>
             <w:r>
               <w:rPr>
-                <w:rFonts w:ascii="Times New Roman" w:hAnsi="Times New Roman" w:cs="Times New Roman" w:eastAsia="Times New Roman"/>
+                <w:rFonts w:ascii="Calibri" w:hAnsi="Calibri" w:cs="Times New Roman" w:eastAsia="Times New Roman"/>
                 <w:b/>
                 <w:color w:val="142332"/>
                 <w:sz w:val="24"/>
@@ -6846,7 +6846,7 @@
             </w:pPr>
             <w:r>
               <w:rPr>
-                <w:rFonts w:ascii="Times New Roman" w:hAnsi="Times New Roman" w:cs="Times New Roman" w:eastAsia="Times New Roman"/>
+                <w:rFonts w:ascii="Calibri" w:hAnsi="Calibri" w:cs="Times New Roman" w:eastAsia="Times New Roman"/>
                 <w:b/>
                 <w:color w:val="142332"/>
                 <w:sz w:val="24"/>
@@ -6884,7 +6884,7 @@
             </w:pPr>
             <w:r>
               <w:rPr>
-                <w:rFonts w:ascii="Times New Roman" w:hAnsi="Times New Roman" w:cs="Times New Roman" w:eastAsia="Times New Roman"/>
+                <w:rFonts w:ascii="Calibri" w:hAnsi="Calibri" w:cs="Times New Roman" w:eastAsia="Times New Roman"/>
                 <w:sz w:val="24"/>
                 <w:szCs w:val="24"/>
               </w:rPr>
@@ -6914,7 +6914,7 @@
             </w:pPr>
             <w:r>
               <w:rPr>
-                <w:rFonts w:ascii="Times New Roman" w:hAnsi="Times New Roman" w:cs="Times New Roman" w:eastAsia="Times New Roman"/>
+                <w:rFonts w:ascii="Calibri" w:hAnsi="Calibri" w:cs="Times New Roman" w:eastAsia="Times New Roman"/>
                 <w:sz w:val="24"/>
                 <w:szCs w:val="24"/>
               </w:rPr>
@@ -6944,7 +6944,7 @@
             </w:pPr>
             <w:r>
               <w:rPr>
-                <w:rFonts w:ascii="Times New Roman" w:hAnsi="Times New Roman" w:cs="Times New Roman" w:eastAsia="Times New Roman"/>
+                <w:rFonts w:ascii="Calibri" w:hAnsi="Calibri" w:cs="Times New Roman" w:eastAsia="Times New Roman"/>
                 <w:sz w:val="24"/>
                 <w:szCs w:val="24"/>
               </w:rPr>
@@ -6980,7 +6980,7 @@
             </w:pPr>
             <w:r>
               <w:rPr>
-                <w:rFonts w:ascii="Times New Roman" w:hAnsi="Times New Roman" w:cs="Times New Roman" w:eastAsia="Times New Roman"/>
+                <w:rFonts w:ascii="Calibri" w:hAnsi="Calibri" w:cs="Times New Roman" w:eastAsia="Times New Roman"/>
                 <w:sz w:val="24"/>
                 <w:szCs w:val="24"/>
               </w:rPr>
@@ -7010,7 +7010,7 @@
             </w:pPr>
             <w:r>
               <w:rPr>
-                <w:rFonts w:ascii="Times New Roman" w:hAnsi="Times New Roman" w:cs="Times New Roman" w:eastAsia="Times New Roman"/>
+                <w:rFonts w:ascii="Calibri" w:hAnsi="Calibri" w:cs="Times New Roman" w:eastAsia="Times New Roman"/>
                 <w:sz w:val="24"/>
                 <w:szCs w:val="24"/>
               </w:rPr>
@@ -7040,7 +7040,7 @@
             </w:pPr>
             <w:r>
               <w:rPr>
-                <w:rFonts w:ascii="Times New Roman" w:hAnsi="Times New Roman" w:cs="Times New Roman" w:eastAsia="Times New Roman"/>
+                <w:rFonts w:ascii="Calibri" w:hAnsi="Calibri" w:cs="Times New Roman" w:eastAsia="Times New Roman"/>
                 <w:sz w:val="24"/>
                 <w:szCs w:val="24"/>
               </w:rPr>
@@ -7076,7 +7076,7 @@
             </w:pPr>
             <w:r>
               <w:rPr>
-                <w:rFonts w:ascii="Times New Roman" w:hAnsi="Times New Roman" w:cs="Times New Roman" w:eastAsia="Times New Roman"/>
+                <w:rFonts w:ascii="Calibri" w:hAnsi="Calibri" w:cs="Times New Roman" w:eastAsia="Times New Roman"/>
                 <w:sz w:val="24"/>
                 <w:szCs w:val="24"/>
               </w:rPr>
@@ -7106,7 +7106,7 @@
             </w:pPr>
             <w:r>
               <w:rPr>
-                <w:rFonts w:ascii="Times New Roman" w:hAnsi="Times New Roman" w:cs="Times New Roman" w:eastAsia="Times New Roman"/>
+                <w:rFonts w:ascii="Calibri" w:hAnsi="Calibri" w:cs="Times New Roman" w:eastAsia="Times New Roman"/>
                 <w:sz w:val="24"/>
                 <w:szCs w:val="24"/>
               </w:rPr>
@@ -7136,7 +7136,7 @@
             </w:pPr>
             <w:r>
               <w:rPr>
-                <w:rFonts w:ascii="Times New Roman" w:hAnsi="Times New Roman" w:cs="Times New Roman" w:eastAsia="Times New Roman"/>
+                <w:rFonts w:ascii="Calibri" w:hAnsi="Calibri" w:cs="Times New Roman" w:eastAsia="Times New Roman"/>
                 <w:sz w:val="24"/>
                 <w:szCs w:val="24"/>
               </w:rPr>
@@ -7172,7 +7172,7 @@
             </w:pPr>
             <w:r>
               <w:rPr>
-                <w:rFonts w:ascii="Times New Roman" w:hAnsi="Times New Roman" w:cs="Times New Roman" w:eastAsia="Times New Roman"/>
+                <w:rFonts w:ascii="Calibri" w:hAnsi="Calibri" w:cs="Times New Roman" w:eastAsia="Times New Roman"/>
                 <w:sz w:val="24"/>
                 <w:szCs w:val="24"/>
               </w:rPr>
@@ -7202,7 +7202,7 @@
             </w:pPr>
             <w:r>
               <w:rPr>
-                <w:rFonts w:ascii="Times New Roman" w:hAnsi="Times New Roman" w:cs="Times New Roman" w:eastAsia="Times New Roman"/>
+                <w:rFonts w:ascii="Calibri" w:hAnsi="Calibri" w:cs="Times New Roman" w:eastAsia="Times New Roman"/>
                 <w:sz w:val="24"/>
                 <w:szCs w:val="24"/>
               </w:rPr>
@@ -7232,7 +7232,7 @@
             </w:pPr>
             <w:r>
               <w:rPr>
-                <w:rFonts w:ascii="Times New Roman" w:hAnsi="Times New Roman" w:cs="Times New Roman" w:eastAsia="Times New Roman"/>
+                <w:rFonts w:ascii="Calibri" w:hAnsi="Calibri" w:cs="Times New Roman" w:eastAsia="Times New Roman"/>
                 <w:sz w:val="24"/>
                 <w:szCs w:val="24"/>
               </w:rPr>
@@ -7268,7 +7268,7 @@
             </w:pPr>
             <w:r>
               <w:rPr>
-                <w:rFonts w:ascii="Times New Roman" w:hAnsi="Times New Roman" w:cs="Times New Roman" w:eastAsia="Times New Roman"/>
+                <w:rFonts w:ascii="Calibri" w:hAnsi="Calibri" w:cs="Times New Roman" w:eastAsia="Times New Roman"/>
                 <w:sz w:val="24"/>
                 <w:szCs w:val="24"/>
               </w:rPr>
@@ -7298,7 +7298,7 @@
             </w:pPr>
             <w:r>
               <w:rPr>
-                <w:rFonts w:ascii="Times New Roman" w:hAnsi="Times New Roman" w:cs="Times New Roman" w:eastAsia="Times New Roman"/>
+                <w:rFonts w:ascii="Calibri" w:hAnsi="Calibri" w:cs="Times New Roman" w:eastAsia="Times New Roman"/>
                 <w:sz w:val="24"/>
                 <w:szCs w:val="24"/>
               </w:rPr>
@@ -7328,7 +7328,7 @@
             </w:pPr>
             <w:r>
               <w:rPr>
-                <w:rFonts w:ascii="Times New Roman" w:hAnsi="Times New Roman" w:cs="Times New Roman" w:eastAsia="Times New Roman"/>
+                <w:rFonts w:ascii="Calibri" w:hAnsi="Calibri" w:cs="Times New Roman" w:eastAsia="Times New Roman"/>
                 <w:sz w:val="24"/>
                 <w:szCs w:val="24"/>
               </w:rPr>
@@ -7364,7 +7364,7 @@
             </w:pPr>
             <w:r>
               <w:rPr>
-                <w:rFonts w:ascii="Times New Roman" w:hAnsi="Times New Roman" w:cs="Times New Roman" w:eastAsia="Times New Roman"/>
+                <w:rFonts w:ascii="Calibri" w:hAnsi="Calibri" w:cs="Times New Roman" w:eastAsia="Times New Roman"/>
                 <w:sz w:val="24"/>
                 <w:szCs w:val="24"/>
               </w:rPr>
@@ -7394,7 +7394,7 @@
             </w:pPr>
             <w:r>
               <w:rPr>
-                <w:rFonts w:ascii="Times New Roman" w:hAnsi="Times New Roman" w:cs="Times New Roman" w:eastAsia="Times New Roman"/>
+                <w:rFonts w:ascii="Calibri" w:hAnsi="Calibri" w:cs="Times New Roman" w:eastAsia="Times New Roman"/>
                 <w:sz w:val="24"/>
                 <w:szCs w:val="24"/>
               </w:rPr>
@@ -7424,7 +7424,7 @@
             </w:pPr>
             <w:r>
               <w:rPr>
-                <w:rFonts w:ascii="Times New Roman" w:hAnsi="Times New Roman" w:cs="Times New Roman" w:eastAsia="Times New Roman"/>
+                <w:rFonts w:ascii="Calibri" w:hAnsi="Calibri" w:cs="Times New Roman" w:eastAsia="Times New Roman"/>
                 <w:sz w:val="24"/>
                 <w:szCs w:val="24"/>
               </w:rPr>
@@ -7460,7 +7460,7 @@
             </w:pPr>
             <w:r>
               <w:rPr>
-                <w:rFonts w:ascii="Times New Roman" w:hAnsi="Times New Roman" w:cs="Times New Roman" w:eastAsia="Times New Roman"/>
+                <w:rFonts w:ascii="Calibri" w:hAnsi="Calibri" w:cs="Times New Roman" w:eastAsia="Times New Roman"/>
                 <w:sz w:val="24"/>
                 <w:szCs w:val="24"/>
               </w:rPr>
@@ -7491,7 +7491,7 @@
             </w:pPr>
             <w:r>
               <w:rPr>
-                <w:rFonts w:ascii="Times New Roman" w:hAnsi="Times New Roman" w:cs="Times New Roman" w:eastAsia="Times New Roman"/>
+                <w:rFonts w:ascii="Calibri" w:hAnsi="Calibri" w:cs="Times New Roman" w:eastAsia="Times New Roman"/>
                 <w:sz w:val="24"/>
                 <w:szCs w:val="24"/>
               </w:rPr>
@@ -7521,7 +7521,7 @@
             </w:pPr>
             <w:r>
               <w:rPr>
-                <w:rFonts w:ascii="Times New Roman" w:hAnsi="Times New Roman" w:cs="Times New Roman" w:eastAsia="Times New Roman"/>
+                <w:rFonts w:ascii="Calibri" w:hAnsi="Calibri" w:cs="Times New Roman" w:eastAsia="Times New Roman"/>
                 <w:sz w:val="24"/>
                 <w:szCs w:val="24"/>
               </w:rPr>
@@ -7557,7 +7557,7 @@
             </w:pPr>
             <w:r>
               <w:rPr>
-                <w:rFonts w:ascii="Times New Roman" w:hAnsi="Times New Roman" w:cs="Times New Roman" w:eastAsia="Times New Roman"/>
+                <w:rFonts w:ascii="Calibri" w:hAnsi="Calibri" w:cs="Times New Roman" w:eastAsia="Times New Roman"/>
                 <w:sz w:val="24"/>
                 <w:szCs w:val="24"/>
               </w:rPr>
@@ -7587,7 +7587,7 @@
             </w:pPr>
             <w:r>
               <w:rPr>
-                <w:rFonts w:ascii="Times New Roman" w:hAnsi="Times New Roman" w:cs="Times New Roman" w:eastAsia="Times New Roman"/>
+                <w:rFonts w:ascii="Calibri" w:hAnsi="Calibri" w:cs="Times New Roman" w:eastAsia="Times New Roman"/>
                 <w:sz w:val="24"/>
                 <w:szCs w:val="24"/>
               </w:rPr>
@@ -7617,7 +7617,7 @@
             </w:pPr>
             <w:r>
               <w:rPr>
-                <w:rFonts w:ascii="Times New Roman" w:hAnsi="Times New Roman" w:cs="Times New Roman" w:eastAsia="Times New Roman"/>
+                <w:rFonts w:ascii="Calibri" w:hAnsi="Calibri" w:cs="Times New Roman" w:eastAsia="Times New Roman"/>
                 <w:sz w:val="24"/>
                 <w:szCs w:val="24"/>
               </w:rPr>
@@ -7653,7 +7653,7 @@
             </w:pPr>
             <w:r>
               <w:rPr>
-                <w:rFonts w:ascii="Times New Roman" w:hAnsi="Times New Roman" w:cs="Times New Roman" w:eastAsia="Times New Roman"/>
+                <w:rFonts w:ascii="Calibri" w:hAnsi="Calibri" w:cs="Times New Roman" w:eastAsia="Times New Roman"/>
                 <w:sz w:val="24"/>
                 <w:szCs w:val="24"/>
               </w:rPr>
@@ -7683,7 +7683,7 @@
             </w:pPr>
             <w:r>
               <w:rPr>
-                <w:rFonts w:ascii="Times New Roman" w:hAnsi="Times New Roman" w:cs="Times New Roman" w:eastAsia="Times New Roman"/>
+                <w:rFonts w:ascii="Calibri" w:hAnsi="Calibri" w:cs="Times New Roman" w:eastAsia="Times New Roman"/>
                 <w:sz w:val="24"/>
                 <w:szCs w:val="24"/>
               </w:rPr>
@@ -7713,7 +7713,7 @@
             </w:pPr>
             <w:r>
               <w:rPr>
-                <w:rFonts w:ascii="Times New Roman" w:hAnsi="Times New Roman" w:cs="Times New Roman" w:eastAsia="Times New Roman"/>
+                <w:rFonts w:ascii="Calibri" w:hAnsi="Calibri" w:cs="Times New Roman" w:eastAsia="Times New Roman"/>
                 <w:sz w:val="24"/>
                 <w:szCs w:val="24"/>
               </w:rPr>
@@ -7745,12 +7745,92 @@
       </w:pPr>
       <w:r>
         <w:rPr>
-          <w:rFonts w:ascii="Times New Roman" w:hAnsi="Times New Roman" w:cs="Times New Roman" w:eastAsia="Times New Roman"/>
+          <w:rFonts w:ascii="Calibri" w:hAnsi="Calibri" w:cs="Times New Roman" w:eastAsia="Times New Roman"/>
           <w:b/>
           <w:sz w:val="26"/>
           <w:szCs w:val="24"/>
         </w:rPr>
         <w:t>3.2 Proposed Technical Architecture</w:t>
+      </w:r>
+    </w:p>
+    <w:p>
+      <w:pPr>
+        <w:pStyle w:val="Heading3"/>
+      </w:pPr>
+      <w:r>
+        <w:rPr>
+          <w:rFonts w:ascii="Calibri" w:hAnsi="Calibri"/>
+          <w:sz w:val="22"/>
+        </w:rPr>
+        <w:t>3.2.1 Project Tech Stack Flow</w:t>
+      </w:r>
+    </w:p>
+    <w:p>
+      <w:pPr>
+        <w:jc w:val="both"/>
+      </w:pPr>
+      <w:r>
+        <w:rPr>
+          <w:rFonts w:ascii="Calibri" w:hAnsi="Calibri"/>
+          <w:sz w:val="22"/>
+        </w:rPr>
+        <w:t>The proposed project workflow follows a data engineering and analytics architecture. Raw operational sources are first orchestrated through Apache Airflow, extracted and validated using Python, stored in BigQuery layers, transformed and tested using dbt Core, and visualised in Apache Superset. The final outputs support treatment difficulty analysis, recurrence monitoring, weather-associated risk review, warranty quality review, and upsell decision support.</w:t>
+      </w:r>
+    </w:p>
+    <w:p>
+      <w:pPr>
+        <w:jc w:val="center"/>
+      </w:pPr>
+      <w:r>
+        <w:rPr>
+          <w:rFonts w:ascii="Calibri" w:hAnsi="Calibri"/>
+          <w:sz w:val="22"/>
+        </w:rPr>
+        <w:drawing>
+          <wp:inline xmlns:a="http://schemas.openxmlformats.org/drawingml/2006/main" xmlns:pic="http://schemas.openxmlformats.org/drawingml/2006/picture">
+            <wp:extent cx="5760720" cy="7296912"/>
+            <wp:docPr id="1" name="Picture 1"/>
+            <wp:cNvGraphicFramePr>
+              <a:graphicFrameLocks noChangeAspect="1"/>
+            </wp:cNvGraphicFramePr>
+            <a:graphic>
+              <a:graphicData uri="http://schemas.openxmlformats.org/drawingml/2006/picture">
+                <pic:pic>
+                  <pic:nvPicPr>
+                    <pic:cNvPr id="0" name="nomobug_project_tech_stack_flow.png"/>
+                    <pic:cNvPicPr/>
+                  </pic:nvPicPr>
+                  <pic:blipFill>
+                    <a:blip r:embed="rId11"/>
+                    <a:stretch>
+                      <a:fillRect/>
+                    </a:stretch>
+                  </pic:blipFill>
+                  <pic:spPr>
+                    <a:xfrm>
+                      <a:off x="0" y="0"/>
+                      <a:ext cx="5760720" cy="7296912"/>
+                    </a:xfrm>
+                    <a:prstGeom prst="rect"/>
+                  </pic:spPr>
+                </pic:pic>
+              </a:graphicData>
+            </a:graphic>
+          </wp:inline>
+        </w:drawing>
+      </w:r>
+    </w:p>
+    <w:p>
+      <w:pPr>
+        <w:jc w:val="center"/>
+      </w:pPr>
+      <w:r>
+        <w:rPr>
+          <w:rFonts w:ascii="Calibri" w:hAnsi="Calibri"/>
+          <w:i/>
+          <w:sz w:val="22"/>
+        </w:rPr>
+        <w:t>Figure 3.1: Proposed technical stack flow for the Nomobug analytics and decision-support dashboard.</w:t>
       </w:r>
     </w:p>
     <w:p>
@@ -7765,7 +7845,7 @@
       </w:pPr>
       <w:r>
         <w:rPr>
-          <w:rFonts w:ascii="Times New Roman" w:hAnsi="Times New Roman" w:eastAsia="Times New Roman" w:cs="Times New Roman"/>
+          <w:rFonts w:ascii="Calibri" w:hAnsi="Calibri" w:eastAsia="Times New Roman" w:cs="Times New Roman"/>
           <w:sz w:val="24"/>
         </w:rPr>
         <w:t>The selected architecture is Google Sheets or CSV/Excel as the raw data source, Google Calendar as a scheduling source, Python as the extraction/loading layer, Apache Airflow as the pipeline orchestrator, BigQuery as the cloud analytics warehouse, dbt Core as the warehouse transformation and testing layer, Apache Superset as the visualization layer, and optional local Ollama as a future AI recommendation layer. Docker will be used to package local services such as Airflow, Superset, and future Ollama where practical.</w:t>
@@ -7794,7 +7874,7 @@
       </w:pPr>
       <w:r>
         <w:rPr>
-          <w:rFonts w:ascii="Times New Roman" w:hAnsi="Times New Roman" w:cs="Times New Roman" w:eastAsia="Times New Roman"/>
+          <w:rFonts w:ascii="Calibri" w:hAnsi="Calibri" w:cs="Times New Roman" w:eastAsia="Times New Roman"/>
           <w:sz w:val="24"/>
           <w:szCs w:val="24"/>
         </w:rPr>
@@ -7842,7 +7922,7 @@
             </w:pPr>
             <w:r>
               <w:rPr>
-                <w:rFonts w:ascii="Times New Roman" w:hAnsi="Times New Roman" w:cs="Times New Roman" w:eastAsia="Times New Roman"/>
+                <w:rFonts w:ascii="Calibri" w:hAnsi="Calibri" w:cs="Times New Roman" w:eastAsia="Times New Roman"/>
                 <w:b/>
                 <w:color w:val="142332"/>
                 <w:sz w:val="24"/>
@@ -7875,7 +7955,7 @@
             </w:pPr>
             <w:r>
               <w:rPr>
-                <w:rFonts w:ascii="Times New Roman" w:hAnsi="Times New Roman" w:cs="Times New Roman" w:eastAsia="Times New Roman"/>
+                <w:rFonts w:ascii="Calibri" w:hAnsi="Calibri" w:cs="Times New Roman" w:eastAsia="Times New Roman"/>
                 <w:b/>
                 <w:color w:val="142332"/>
                 <w:sz w:val="24"/>
@@ -7908,7 +7988,7 @@
             </w:pPr>
             <w:r>
               <w:rPr>
-                <w:rFonts w:ascii="Times New Roman" w:hAnsi="Times New Roman" w:cs="Times New Roman" w:eastAsia="Times New Roman"/>
+                <w:rFonts w:ascii="Calibri" w:hAnsi="Calibri" w:cs="Times New Roman" w:eastAsia="Times New Roman"/>
                 <w:b/>
                 <w:color w:val="142332"/>
                 <w:sz w:val="24"/>
@@ -7946,7 +8026,7 @@
             </w:pPr>
             <w:r>
               <w:rPr>
-                <w:rFonts w:ascii="Times New Roman" w:hAnsi="Times New Roman" w:cs="Times New Roman" w:eastAsia="Times New Roman"/>
+                <w:rFonts w:ascii="Calibri" w:hAnsi="Calibri" w:cs="Times New Roman" w:eastAsia="Times New Roman"/>
                 <w:sz w:val="24"/>
                 <w:szCs w:val="24"/>
               </w:rPr>
@@ -7976,7 +8056,7 @@
             </w:pPr>
             <w:r>
               <w:rPr>
-                <w:rFonts w:ascii="Times New Roman" w:hAnsi="Times New Roman" w:cs="Times New Roman" w:eastAsia="Times New Roman"/>
+                <w:rFonts w:ascii="Calibri" w:hAnsi="Calibri" w:cs="Times New Roman" w:eastAsia="Times New Roman"/>
                 <w:sz w:val="24"/>
                 <w:szCs w:val="24"/>
               </w:rPr>
@@ -8006,7 +8086,7 @@
             </w:pPr>
             <w:r>
               <w:rPr>
-                <w:rFonts w:ascii="Times New Roman" w:hAnsi="Times New Roman" w:cs="Times New Roman" w:eastAsia="Times New Roman"/>
+                <w:rFonts w:ascii="Calibri" w:hAnsi="Calibri" w:cs="Times New Roman" w:eastAsia="Times New Roman"/>
                 <w:sz w:val="24"/>
                 <w:szCs w:val="24"/>
               </w:rPr>
@@ -8034,7 +8114,7 @@
           <w:p>
             <w:r>
               <w:rPr>
-                <w:rFonts w:ascii="Times New Roman" w:hAnsi="Times New Roman" w:eastAsia="Times New Roman" w:cs="Times New Roman"/>
+                <w:rFonts w:ascii="Calibri" w:hAnsi="Calibri" w:eastAsia="Times New Roman" w:cs="Times New Roman"/>
                 <w:sz w:val="24"/>
               </w:rPr>
               <w:lastRenderedPageBreak/>
@@ -8056,7 +8136,7 @@
           <w:p>
             <w:r>
               <w:rPr>
-                <w:rFonts w:ascii="Times New Roman" w:hAnsi="Times New Roman" w:eastAsia="Times New Roman" w:cs="Times New Roman"/>
+                <w:rFonts w:ascii="Calibri" w:hAnsi="Calibri" w:eastAsia="Times New Roman" w:cs="Times New Roman"/>
                 <w:sz w:val="24"/>
               </w:rPr>
               <w:t>Python, Pandas, BigQuery client, scikit-learn where appropriate</w:t>
@@ -8077,7 +8157,7 @@
           <w:p>
             <w:r>
               <w:rPr>
-                <w:rFonts w:ascii="Times New Roman" w:hAnsi="Times New Roman" w:eastAsia="Times New Roman" w:cs="Times New Roman"/>
+                <w:rFonts w:ascii="Calibri" w:hAnsi="Calibri" w:eastAsia="Times New Roman" w:cs="Times New Roman"/>
                 <w:sz w:val="24"/>
               </w:rPr>
               <w:t>Extract source data, load Bronze tables, run weather enrichment, and compute selected analytics outputs</w:t>
@@ -8104,7 +8184,7 @@
           <w:p>
             <w:r>
               <w:rPr>
-                <w:rFonts w:ascii="Times New Roman" w:hAnsi="Times New Roman" w:eastAsia="Times New Roman" w:cs="Times New Roman"/>
+                <w:rFonts w:ascii="Calibri" w:hAnsi="Calibri" w:eastAsia="Times New Roman" w:cs="Times New Roman"/>
                 <w:sz w:val="24"/>
               </w:rPr>
               <w:t>Cloud warehouse</w:t>
@@ -8125,7 +8205,7 @@
           <w:p>
             <w:r>
               <w:rPr>
-                <w:rFonts w:ascii="Times New Roman" w:hAnsi="Times New Roman" w:eastAsia="Times New Roman" w:cs="Times New Roman"/>
+                <w:rFonts w:ascii="Calibri" w:hAnsi="Calibri" w:eastAsia="Times New Roman" w:cs="Times New Roman"/>
                 <w:sz w:val="24"/>
               </w:rPr>
               <w:t>Google BigQuery</w:t>
@@ -8146,7 +8226,7 @@
           <w:p>
             <w:r>
               <w:rPr>
-                <w:rFonts w:ascii="Times New Roman" w:hAnsi="Times New Roman" w:eastAsia="Times New Roman" w:cs="Times New Roman"/>
+                <w:rFonts w:ascii="Calibri" w:hAnsi="Calibri" w:eastAsia="Times New Roman" w:cs="Times New Roman"/>
                 <w:sz w:val="24"/>
               </w:rPr>
               <w:t>Store Bronze raw, Silver cleaned, and Gold dashboard-ready analytics tables</w:t>
@@ -8181,7 +8261,7 @@
             </w:pPr>
             <w:r>
               <w:rPr>
-                <w:rFonts w:ascii="Times New Roman" w:hAnsi="Times New Roman" w:cs="Times New Roman" w:eastAsia="Times New Roman"/>
+                <w:rFonts w:ascii="Calibri" w:hAnsi="Calibri" w:cs="Times New Roman" w:eastAsia="Times New Roman"/>
                 <w:sz w:val="24"/>
                 <w:szCs w:val="24"/>
               </w:rPr>
@@ -8211,7 +8291,7 @@
             </w:pPr>
             <w:r>
               <w:rPr>
-                <w:rFonts w:ascii="Times New Roman" w:hAnsi="Times New Roman" w:cs="Times New Roman" w:eastAsia="Times New Roman"/>
+                <w:rFonts w:ascii="Calibri" w:hAnsi="Calibri" w:cs="Times New Roman" w:eastAsia="Times New Roman"/>
                 <w:sz w:val="24"/>
                 <w:szCs w:val="24"/>
               </w:rPr>
@@ -8241,7 +8321,7 @@
             </w:pPr>
             <w:r>
               <w:rPr>
-                <w:rFonts w:ascii="Times New Roman" w:hAnsi="Times New Roman" w:cs="Times New Roman" w:eastAsia="Times New Roman"/>
+                <w:rFonts w:ascii="Calibri" w:hAnsi="Calibri" w:cs="Times New Roman" w:eastAsia="Times New Roman"/>
                 <w:sz w:val="24"/>
                 <w:szCs w:val="24"/>
               </w:rPr>
@@ -8269,7 +8349,7 @@
           <w:p>
             <w:r>
               <w:rPr>
-                <w:rFonts w:ascii="Times New Roman" w:hAnsi="Times New Roman" w:eastAsia="Times New Roman" w:cs="Times New Roman"/>
+                <w:rFonts w:ascii="Calibri" w:hAnsi="Calibri" w:eastAsia="Times New Roman" w:cs="Times New Roman"/>
                 <w:sz w:val="24"/>
               </w:rPr>
               <w:t>Orchestration</w:t>
@@ -8290,7 +8370,7 @@
           <w:p>
             <w:r>
               <w:rPr>
-                <w:rFonts w:ascii="Times New Roman" w:hAnsi="Times New Roman" w:eastAsia="Times New Roman" w:cs="Times New Roman"/>
+                <w:rFonts w:ascii="Calibri" w:hAnsi="Calibri" w:eastAsia="Times New Roman" w:cs="Times New Roman"/>
                 <w:sz w:val="24"/>
               </w:rPr>
               <w:t>Apache Airflow</w:t>
@@ -8311,7 +8391,7 @@
           <w:p>
             <w:r>
               <w:rPr>
-                <w:rFonts w:ascii="Times New Roman" w:hAnsi="Times New Roman" w:eastAsia="Times New Roman" w:cs="Times New Roman"/>
+                <w:rFonts w:ascii="Calibri" w:hAnsi="Calibri" w:eastAsia="Times New Roman" w:cs="Times New Roman"/>
                 <w:sz w:val="24"/>
               </w:rPr>
               <w:t>Schedule, monitor, retry, and log ELT pipeline tasks</w:t>
@@ -8338,7 +8418,7 @@
           <w:p>
             <w:r>
               <w:rPr>
-                <w:rFonts w:ascii="Times New Roman" w:hAnsi="Times New Roman" w:eastAsia="Times New Roman" w:cs="Times New Roman"/>
+                <w:rFonts w:ascii="Calibri" w:hAnsi="Calibri" w:eastAsia="Times New Roman" w:cs="Times New Roman"/>
                 <w:sz w:val="24"/>
               </w:rPr>
               <w:t>Transformation and testing</w:t>
@@ -8359,7 +8439,7 @@
           <w:p>
             <w:r>
               <w:rPr>
-                <w:rFonts w:ascii="Times New Roman" w:hAnsi="Times New Roman" w:eastAsia="Times New Roman" w:cs="Times New Roman"/>
+                <w:rFonts w:ascii="Calibri" w:hAnsi="Calibri" w:eastAsia="Times New Roman" w:cs="Times New Roman"/>
                 <w:sz w:val="24"/>
               </w:rPr>
               <w:t>dbt Core</w:t>
@@ -8380,7 +8460,7 @@
           <w:p>
             <w:r>
               <w:rPr>
-                <w:rFonts w:ascii="Times New Roman" w:hAnsi="Times New Roman" w:eastAsia="Times New Roman" w:cs="Times New Roman"/>
+                <w:rFonts w:ascii="Calibri" w:hAnsi="Calibri" w:eastAsia="Times New Roman" w:cs="Times New Roman"/>
                 <w:sz w:val="24"/>
               </w:rPr>
               <w:t>Build SQL models, data tests, documentation, and lineage for BigQuery tables</w:t>
@@ -8415,7 +8495,7 @@
             </w:pPr>
             <w:r>
               <w:rPr>
-                <w:rFonts w:ascii="Times New Roman" w:hAnsi="Times New Roman" w:cs="Times New Roman" w:eastAsia="Times New Roman"/>
+                <w:rFonts w:ascii="Calibri" w:hAnsi="Calibri" w:cs="Times New Roman" w:eastAsia="Times New Roman"/>
                 <w:sz w:val="24"/>
                 <w:szCs w:val="24"/>
               </w:rPr>
@@ -8445,7 +8525,7 @@
             </w:pPr>
             <w:r>
               <w:rPr>
-                <w:rFonts w:ascii="Times New Roman" w:hAnsi="Times New Roman" w:cs="Times New Roman" w:eastAsia="Times New Roman"/>
+                <w:rFonts w:ascii="Calibri" w:hAnsi="Calibri" w:cs="Times New Roman" w:eastAsia="Times New Roman"/>
                 <w:sz w:val="24"/>
                 <w:szCs w:val="24"/>
               </w:rPr>
@@ -8475,7 +8555,7 @@
             </w:pPr>
             <w:r>
               <w:rPr>
-                <w:rFonts w:ascii="Times New Roman" w:hAnsi="Times New Roman" w:cs="Times New Roman" w:eastAsia="Times New Roman"/>
+                <w:rFonts w:ascii="Calibri" w:hAnsi="Calibri" w:cs="Times New Roman" w:eastAsia="Times New Roman"/>
                 <w:sz w:val="24"/>
                 <w:szCs w:val="24"/>
               </w:rPr>
@@ -8511,7 +8591,7 @@
             </w:pPr>
             <w:r>
               <w:rPr>
-                <w:rFonts w:ascii="Times New Roman" w:hAnsi="Times New Roman" w:cs="Times New Roman" w:eastAsia="Times New Roman"/>
+                <w:rFonts w:ascii="Calibri" w:hAnsi="Calibri" w:cs="Times New Roman" w:eastAsia="Times New Roman"/>
                 <w:sz w:val="24"/>
                 <w:szCs w:val="24"/>
               </w:rPr>
@@ -8541,7 +8621,7 @@
             </w:pPr>
             <w:r>
               <w:rPr>
-                <w:rFonts w:ascii="Times New Roman" w:hAnsi="Times New Roman" w:cs="Times New Roman" w:eastAsia="Times New Roman"/>
+                <w:rFonts w:ascii="Calibri" w:hAnsi="Calibri" w:cs="Times New Roman" w:eastAsia="Times New Roman"/>
                 <w:sz w:val="24"/>
                 <w:szCs w:val="24"/>
               </w:rPr>
@@ -8571,7 +8651,7 @@
             </w:pPr>
             <w:r>
               <w:rPr>
-                <w:rFonts w:ascii="Times New Roman" w:hAnsi="Times New Roman" w:cs="Times New Roman" w:eastAsia="Times New Roman"/>
+                <w:rFonts w:ascii="Calibri" w:hAnsi="Calibri" w:cs="Times New Roman" w:eastAsia="Times New Roman"/>
                 <w:sz w:val="24"/>
                 <w:szCs w:val="24"/>
               </w:rPr>
@@ -8598,7 +8678,7 @@
             </w:pPr>
             <w:r>
               <w:rPr>
-                <w:rFonts w:ascii="Times New Roman" w:hAnsi="Times New Roman" w:cs="Times New Roman" w:eastAsia="Times New Roman"/>
+                <w:rFonts w:ascii="Calibri" w:hAnsi="Calibri" w:cs="Times New Roman" w:eastAsia="Times New Roman"/>
                 <w:sz w:val="24"/>
                 <w:szCs w:val="24"/>
               </w:rPr>
@@ -8620,7 +8700,7 @@
             </w:pPr>
             <w:r>
               <w:rPr>
-                <w:rFonts w:ascii="Times New Roman" w:hAnsi="Times New Roman" w:cs="Times New Roman" w:eastAsia="Times New Roman"/>
+                <w:rFonts w:ascii="Calibri" w:hAnsi="Calibri" w:cs="Times New Roman" w:eastAsia="Times New Roman"/>
                 <w:sz w:val="24"/>
                 <w:szCs w:val="24"/>
               </w:rPr>
@@ -8642,7 +8722,7 @@
             </w:pPr>
             <w:r>
               <w:rPr>
-                <w:rFonts w:ascii="Times New Roman" w:hAnsi="Times New Roman" w:cs="Times New Roman" w:eastAsia="Times New Roman"/>
+                <w:rFonts w:ascii="Calibri" w:hAnsi="Calibri" w:cs="Times New Roman" w:eastAsia="Times New Roman"/>
                 <w:sz w:val="24"/>
                 <w:szCs w:val="24"/>
               </w:rPr>
@@ -8674,7 +8754,7 @@
       </w:pPr>
       <w:r>
         <w:rPr>
-          <w:rFonts w:ascii="Times New Roman" w:hAnsi="Times New Roman" w:cs="Times New Roman" w:eastAsia="Times New Roman"/>
+          <w:rFonts w:ascii="Calibri" w:hAnsi="Calibri" w:cs="Times New Roman" w:eastAsia="Times New Roman"/>
           <w:b/>
           <w:sz w:val="26"/>
           <w:szCs w:val="24"/>
@@ -8694,14 +8774,14 @@
       </w:pPr>
       <w:r>
         <w:rPr>
-          <w:rFonts w:ascii="Times New Roman" w:hAnsi="Times New Roman" w:eastAsia="Times New Roman" w:cs="Times New Roman"/>
+          <w:rFonts w:ascii="Calibri" w:hAnsi="Calibri" w:eastAsia="Times New Roman" w:cs="Times New Roman"/>
           <w:sz w:val="24"/>
         </w:rPr>
         <w:t xml:space="preserve">BigQuery is selected because the project is analytics-oriented and the company data is connected to the Google ecosystem. BigQuery removes the need to maintain a database server while still allowing SQL-based modelling, scheduled queries, partitioned tables, and dashboard connections. The warehouse will follow a Bronze, Silver, and Gold design: Bronze tables preserve raw source records, </w:t>
       </w:r>
       <w:r>
         <w:rPr>
-          <w:rFonts w:ascii="Times New Roman" w:hAnsi="Times New Roman" w:eastAsia="Times New Roman" w:cs="Times New Roman"/>
+          <w:rFonts w:ascii="Calibri" w:hAnsi="Calibri" w:eastAsia="Times New Roman" w:cs="Times New Roman"/>
           <w:sz w:val="24"/>
         </w:rPr>
         <w:lastRenderedPageBreak/>
@@ -8741,7 +8821,7 @@
           <w:p>
             <w:r>
               <w:rPr>
-                <w:rFonts w:ascii="Times New Roman" w:hAnsi="Times New Roman" w:eastAsia="Times New Roman" w:cs="Times New Roman"/>
+                <w:rFonts w:ascii="Calibri" w:hAnsi="Calibri" w:eastAsia="Times New Roman" w:cs="Times New Roman"/>
                 <w:sz w:val="24"/>
               </w:rPr>
               <w:t>Layer</w:t>
@@ -8763,7 +8843,7 @@
           <w:p>
             <w:r>
               <w:rPr>
-                <w:rFonts w:ascii="Times New Roman" w:hAnsi="Times New Roman" w:eastAsia="Times New Roman" w:cs="Times New Roman"/>
+                <w:rFonts w:ascii="Calibri" w:hAnsi="Calibri" w:eastAsia="Times New Roman" w:cs="Times New Roman"/>
                 <w:sz w:val="24"/>
               </w:rPr>
               <w:t>Purpose</w:t>
@@ -8785,7 +8865,7 @@
           <w:p>
             <w:r>
               <w:rPr>
-                <w:rFonts w:ascii="Times New Roman" w:hAnsi="Times New Roman" w:eastAsia="Times New Roman" w:cs="Times New Roman"/>
+                <w:rFonts w:ascii="Calibri" w:hAnsi="Calibri" w:eastAsia="Times New Roman" w:cs="Times New Roman"/>
                 <w:sz w:val="24"/>
               </w:rPr>
               <w:t>Example Tables</w:t>
@@ -8812,7 +8892,7 @@
           <w:p>
             <w:r>
               <w:rPr>
-                <w:rFonts w:ascii="Times New Roman" w:hAnsi="Times New Roman" w:eastAsia="Times New Roman" w:cs="Times New Roman"/>
+                <w:rFonts w:ascii="Calibri" w:hAnsi="Calibri" w:eastAsia="Times New Roman" w:cs="Times New Roman"/>
                 <w:sz w:val="24"/>
               </w:rPr>
               <w:t>Bronze raw</w:t>
@@ -8833,7 +8913,7 @@
           <w:p>
             <w:r>
               <w:rPr>
-                <w:rFonts w:ascii="Times New Roman" w:hAnsi="Times New Roman" w:eastAsia="Times New Roman" w:cs="Times New Roman"/>
+                <w:rFonts w:ascii="Calibri" w:hAnsi="Calibri" w:eastAsia="Times New Roman" w:cs="Times New Roman"/>
                 <w:sz w:val="24"/>
               </w:rPr>
               <w:t>Store raw imported data with minimal transformation and source metadata</w:t>
@@ -8854,7 +8934,7 @@
           <w:p>
             <w:r>
               <w:rPr>
-                <w:rFonts w:ascii="Times New Roman" w:hAnsi="Times New Roman" w:eastAsia="Times New Roman" w:cs="Times New Roman"/>
+                <w:rFonts w:ascii="Calibri" w:hAnsi="Calibri" w:eastAsia="Times New Roman" w:cs="Times New Roman"/>
                 <w:sz w:val="24"/>
               </w:rPr>
               <w:t>bronze_google_sheets_services, bronze_calendar_events, bronze_open_meteo_weather</w:t>
@@ -8881,7 +8961,7 @@
           <w:p>
             <w:r>
               <w:rPr>
-                <w:rFonts w:ascii="Times New Roman" w:hAnsi="Times New Roman" w:eastAsia="Times New Roman" w:cs="Times New Roman"/>
+                <w:rFonts w:ascii="Calibri" w:hAnsi="Calibri" w:eastAsia="Times New Roman" w:cs="Times New Roman"/>
                 <w:sz w:val="24"/>
               </w:rPr>
               <w:t>Silver cleaned</w:t>
@@ -8902,7 +8982,7 @@
           <w:p>
             <w:r>
               <w:rPr>
-                <w:rFonts w:ascii="Times New Roman" w:hAnsi="Times New Roman" w:eastAsia="Times New Roman" w:cs="Times New Roman"/>
+                <w:rFonts w:ascii="Calibri" w:hAnsi="Calibri" w:eastAsia="Times New Roman" w:cs="Times New Roman"/>
                 <w:sz w:val="24"/>
               </w:rPr>
               <w:t>Standardised dimensions and facts built through dbt models</w:t>
@@ -8923,7 +9003,7 @@
           <w:p>
             <w:r>
               <w:rPr>
-                <w:rFonts w:ascii="Times New Roman" w:hAnsi="Times New Roman" w:eastAsia="Times New Roman" w:cs="Times New Roman"/>
+                <w:rFonts w:ascii="Calibri" w:hAnsi="Calibri" w:eastAsia="Times New Roman" w:cs="Times New Roman"/>
                 <w:sz w:val="24"/>
               </w:rPr>
               <w:t>dim_customer, dim_area, dim_pest, fact_service, fact_payment, fact_warranty, fact_refund</w:t>
@@ -8950,7 +9030,7 @@
           <w:p>
             <w:r>
               <w:rPr>
-                <w:rFonts w:ascii="Times New Roman" w:hAnsi="Times New Roman" w:eastAsia="Times New Roman" w:cs="Times New Roman"/>
+                <w:rFonts w:ascii="Calibri" w:hAnsi="Calibri" w:eastAsia="Times New Roman" w:cs="Times New Roman"/>
                 <w:sz w:val="24"/>
               </w:rPr>
               <w:t>Gold marts</w:t>
@@ -8971,7 +9051,7 @@
           <w:p>
             <w:r>
               <w:rPr>
-                <w:rFonts w:ascii="Times New Roman" w:hAnsi="Times New Roman" w:eastAsia="Times New Roman" w:cs="Times New Roman"/>
+                <w:rFonts w:ascii="Calibri" w:hAnsi="Calibri" w:eastAsia="Times New Roman" w:cs="Times New Roman"/>
                 <w:sz w:val="24"/>
               </w:rPr>
               <w:t>Dashboard-ready tables and views consumed by Superset</w:t>
@@ -8992,7 +9072,7 @@
           <w:p>
             <w:r>
               <w:rPr>
-                <w:rFonts w:ascii="Times New Roman" w:hAnsi="Times New Roman" w:eastAsia="Times New Roman" w:cs="Times New Roman"/>
+                <w:rFonts w:ascii="Calibri" w:hAnsi="Calibri" w:eastAsia="Times New Roman" w:cs="Times New Roman"/>
                 <w:sz w:val="24"/>
               </w:rPr>
               <w:t>mart_area_risk, mart_treatment_difficulty, mart_recurrence_windows, mart_data_quality, mart_pipeline_status</w:t>
@@ -9011,7 +9091,7 @@
           <w:p>
             <w:r>
               <w:rPr>
-                <w:rFonts w:ascii="Times New Roman" w:hAnsi="Times New Roman" w:eastAsia="Times New Roman" w:cs="Times New Roman"/>
+                <w:rFonts w:ascii="Calibri" w:hAnsi="Calibri" w:eastAsia="Times New Roman" w:cs="Times New Roman"/>
                 <w:sz w:val="24"/>
               </w:rPr>
               <w:t>Audit and lineage</w:t>
@@ -9025,7 +9105,7 @@
           <w:p>
             <w:r>
               <w:rPr>
-                <w:rFonts w:ascii="Times New Roman" w:hAnsi="Times New Roman" w:eastAsia="Times New Roman" w:cs="Times New Roman"/>
+                <w:rFonts w:ascii="Calibri" w:hAnsi="Calibri" w:eastAsia="Times New Roman" w:cs="Times New Roman"/>
                 <w:sz w:val="24"/>
               </w:rPr>
               <w:t>Store pipeline runs, quality checks, source freshness, and matching confidence</w:t>
@@ -9039,7 +9119,7 @@
           <w:p>
             <w:r>
               <w:rPr>
-                <w:rFonts w:ascii="Times New Roman" w:hAnsi="Times New Roman" w:eastAsia="Times New Roman" w:cs="Times New Roman"/>
+                <w:rFonts w:ascii="Calibri" w:hAnsi="Calibri" w:eastAsia="Times New Roman" w:cs="Times New Roman"/>
                 <w:sz w:val="24"/>
               </w:rPr>
               <w:t>etl_run_log, data_quality_log, source_refresh_status, record_match_log, weather_enrichment_log</w:t>
@@ -9070,7 +9150,7 @@
       </w:pPr>
       <w:r>
         <w:rPr>
-          <w:rFonts w:ascii="Times New Roman" w:hAnsi="Times New Roman" w:eastAsia="Times New Roman" w:cs="Times New Roman"/>
+          <w:rFonts w:ascii="Calibri" w:hAnsi="Calibri" w:eastAsia="Times New Roman" w:cs="Times New Roman"/>
           <w:sz w:val="24"/>
         </w:rPr>
         <w:t>The design will use stable identifiers such as customer_id, service_id, date, area, postcode, pest_type, package_type, technician, and team. BigQuery is used as an analytics warehouse rather than a transaction-processing database, so relationships will be managed through consistent keys, SQL joins, dbt models, data tests, lineage documentation, and validation logs rather than transactional foreign-key enforcement.</w:t>
@@ -9117,7 +9197,7 @@
             </w:pPr>
             <w:r>
               <w:rPr>
-                <w:rFonts w:ascii="Times New Roman" w:hAnsi="Times New Roman" w:cs="Times New Roman" w:eastAsia="Times New Roman"/>
+                <w:rFonts w:ascii="Calibri" w:hAnsi="Calibri" w:cs="Times New Roman" w:eastAsia="Times New Roman"/>
                 <w:b/>
                 <w:color w:val="142332"/>
                 <w:sz w:val="24"/>
@@ -9150,7 +9230,7 @@
             </w:pPr>
             <w:r>
               <w:rPr>
-                <w:rFonts w:ascii="Times New Roman" w:hAnsi="Times New Roman" w:cs="Times New Roman" w:eastAsia="Times New Roman"/>
+                <w:rFonts w:ascii="Calibri" w:hAnsi="Calibri" w:cs="Times New Roman" w:eastAsia="Times New Roman"/>
                 <w:b/>
                 <w:color w:val="142332"/>
                 <w:sz w:val="24"/>
@@ -9183,7 +9263,7 @@
             </w:pPr>
             <w:r>
               <w:rPr>
-                <w:rFonts w:ascii="Times New Roman" w:hAnsi="Times New Roman" w:cs="Times New Roman" w:eastAsia="Times New Roman"/>
+                <w:rFonts w:ascii="Calibri" w:hAnsi="Calibri" w:cs="Times New Roman" w:eastAsia="Times New Roman"/>
                 <w:b/>
                 <w:color w:val="142332"/>
                 <w:sz w:val="24"/>
@@ -9221,7 +9301,7 @@
             </w:pPr>
             <w:r>
               <w:rPr>
-                <w:rFonts w:ascii="Times New Roman" w:hAnsi="Times New Roman" w:cs="Times New Roman" w:eastAsia="Times New Roman"/>
+                <w:rFonts w:ascii="Calibri" w:hAnsi="Calibri" w:cs="Times New Roman" w:eastAsia="Times New Roman"/>
                 <w:sz w:val="24"/>
                 <w:szCs w:val="24"/>
               </w:rPr>
@@ -9251,7 +9331,7 @@
             </w:pPr>
             <w:r>
               <w:rPr>
-                <w:rFonts w:ascii="Times New Roman" w:hAnsi="Times New Roman" w:cs="Times New Roman" w:eastAsia="Times New Roman"/>
+                <w:rFonts w:ascii="Calibri" w:hAnsi="Calibri" w:cs="Times New Roman" w:eastAsia="Times New Roman"/>
                 <w:sz w:val="24"/>
                 <w:szCs w:val="24"/>
               </w:rPr>
@@ -9281,7 +9361,7 @@
             </w:pPr>
             <w:r>
               <w:rPr>
-                <w:rFonts w:ascii="Times New Roman" w:hAnsi="Times New Roman" w:cs="Times New Roman" w:eastAsia="Times New Roman"/>
+                <w:rFonts w:ascii="Calibri" w:hAnsi="Calibri" w:cs="Times New Roman" w:eastAsia="Times New Roman"/>
                 <w:sz w:val="24"/>
                 <w:szCs w:val="24"/>
               </w:rPr>
@@ -9317,7 +9397,7 @@
             </w:pPr>
             <w:r>
               <w:rPr>
-                <w:rFonts w:ascii="Times New Roman" w:hAnsi="Times New Roman" w:cs="Times New Roman" w:eastAsia="Times New Roman"/>
+                <w:rFonts w:ascii="Calibri" w:hAnsi="Calibri" w:cs="Times New Roman" w:eastAsia="Times New Roman"/>
                 <w:sz w:val="24"/>
                 <w:szCs w:val="24"/>
               </w:rPr>
@@ -9347,7 +9427,7 @@
             </w:pPr>
             <w:r>
               <w:rPr>
-                <w:rFonts w:ascii="Times New Roman" w:hAnsi="Times New Roman" w:cs="Times New Roman" w:eastAsia="Times New Roman"/>
+                <w:rFonts w:ascii="Calibri" w:hAnsi="Calibri" w:cs="Times New Roman" w:eastAsia="Times New Roman"/>
                 <w:sz w:val="24"/>
                 <w:szCs w:val="24"/>
               </w:rPr>
@@ -9356,7 +9436,7 @@
             <w:proofErr w:type="gramStart"/>
             <w:r>
               <w:rPr>
-                <w:rFonts w:ascii="Times New Roman" w:hAnsi="Times New Roman" w:cs="Times New Roman" w:eastAsia="Times New Roman"/>
+                <w:rFonts w:ascii="Calibri" w:hAnsi="Calibri" w:cs="Times New Roman" w:eastAsia="Times New Roman"/>
                 <w:sz w:val="24"/>
                 <w:szCs w:val="24"/>
               </w:rPr>
@@ -9365,7 +9445,7 @@
             <w:proofErr w:type="gramEnd"/>
             <w:r>
               <w:rPr>
-                <w:rFonts w:ascii="Times New Roman" w:hAnsi="Times New Roman" w:cs="Times New Roman" w:eastAsia="Times New Roman"/>
+                <w:rFonts w:ascii="Calibri" w:hAnsi="Calibri" w:cs="Times New Roman" w:eastAsia="Times New Roman"/>
                 <w:sz w:val="24"/>
                 <w:szCs w:val="24"/>
               </w:rPr>
@@ -9395,7 +9475,7 @@
             </w:pPr>
             <w:r>
               <w:rPr>
-                <w:rFonts w:ascii="Times New Roman" w:hAnsi="Times New Roman" w:cs="Times New Roman" w:eastAsia="Times New Roman"/>
+                <w:rFonts w:ascii="Calibri" w:hAnsi="Calibri" w:cs="Times New Roman" w:eastAsia="Times New Roman"/>
                 <w:sz w:val="24"/>
                 <w:szCs w:val="24"/>
               </w:rPr>
@@ -9431,7 +9511,7 @@
             </w:pPr>
             <w:r>
               <w:rPr>
-                <w:rFonts w:ascii="Times New Roman" w:hAnsi="Times New Roman" w:cs="Times New Roman" w:eastAsia="Times New Roman"/>
+                <w:rFonts w:ascii="Calibri" w:hAnsi="Calibri" w:cs="Times New Roman" w:eastAsia="Times New Roman"/>
                 <w:sz w:val="24"/>
                 <w:szCs w:val="24"/>
               </w:rPr>
@@ -9462,7 +9542,7 @@
             </w:pPr>
             <w:r>
               <w:rPr>
-                <w:rFonts w:ascii="Times New Roman" w:hAnsi="Times New Roman" w:cs="Times New Roman" w:eastAsia="Times New Roman"/>
+                <w:rFonts w:ascii="Calibri" w:hAnsi="Calibri" w:cs="Times New Roman" w:eastAsia="Times New Roman"/>
                 <w:sz w:val="24"/>
                 <w:szCs w:val="24"/>
               </w:rPr>
@@ -9492,7 +9572,7 @@
             </w:pPr>
             <w:r>
               <w:rPr>
-                <w:rFonts w:ascii="Times New Roman" w:hAnsi="Times New Roman" w:cs="Times New Roman" w:eastAsia="Times New Roman"/>
+                <w:rFonts w:ascii="Calibri" w:hAnsi="Calibri" w:cs="Times New Roman" w:eastAsia="Times New Roman"/>
                 <w:sz w:val="24"/>
                 <w:szCs w:val="24"/>
               </w:rPr>
@@ -9528,7 +9608,7 @@
             </w:pPr>
             <w:r>
               <w:rPr>
-                <w:rFonts w:ascii="Times New Roman" w:hAnsi="Times New Roman" w:cs="Times New Roman" w:eastAsia="Times New Roman"/>
+                <w:rFonts w:ascii="Calibri" w:hAnsi="Calibri" w:cs="Times New Roman" w:eastAsia="Times New Roman"/>
                 <w:sz w:val="24"/>
                 <w:szCs w:val="24"/>
               </w:rPr>
@@ -9558,7 +9638,7 @@
             </w:pPr>
             <w:r>
               <w:rPr>
-                <w:rFonts w:ascii="Times New Roman" w:hAnsi="Times New Roman" w:cs="Times New Roman" w:eastAsia="Times New Roman"/>
+                <w:rFonts w:ascii="Calibri" w:hAnsi="Calibri" w:cs="Times New Roman" w:eastAsia="Times New Roman"/>
                 <w:sz w:val="24"/>
                 <w:szCs w:val="24"/>
               </w:rPr>
@@ -9588,7 +9668,7 @@
             </w:pPr>
             <w:r>
               <w:rPr>
-                <w:rFonts w:ascii="Times New Roman" w:hAnsi="Times New Roman" w:cs="Times New Roman" w:eastAsia="Times New Roman"/>
+                <w:rFonts w:ascii="Calibri" w:hAnsi="Calibri" w:cs="Times New Roman" w:eastAsia="Times New Roman"/>
                 <w:sz w:val="24"/>
                 <w:szCs w:val="24"/>
               </w:rPr>
@@ -9624,7 +9704,7 @@
             </w:pPr>
             <w:r>
               <w:rPr>
-                <w:rFonts w:ascii="Times New Roman" w:hAnsi="Times New Roman" w:cs="Times New Roman" w:eastAsia="Times New Roman"/>
+                <w:rFonts w:ascii="Calibri" w:hAnsi="Calibri" w:cs="Times New Roman" w:eastAsia="Times New Roman"/>
                 <w:sz w:val="24"/>
                 <w:szCs w:val="24"/>
               </w:rPr>
@@ -9654,7 +9734,7 @@
             </w:pPr>
             <w:r>
               <w:rPr>
-                <w:rFonts w:ascii="Times New Roman" w:hAnsi="Times New Roman" w:cs="Times New Roman" w:eastAsia="Times New Roman"/>
+                <w:rFonts w:ascii="Calibri" w:hAnsi="Calibri" w:cs="Times New Roman" w:eastAsia="Times New Roman"/>
                 <w:sz w:val="24"/>
                 <w:szCs w:val="24"/>
               </w:rPr>
@@ -9684,7 +9764,7 @@
             </w:pPr>
             <w:r>
               <w:rPr>
-                <w:rFonts w:ascii="Times New Roman" w:hAnsi="Times New Roman" w:cs="Times New Roman" w:eastAsia="Times New Roman"/>
+                <w:rFonts w:ascii="Calibri" w:hAnsi="Calibri" w:cs="Times New Roman" w:eastAsia="Times New Roman"/>
                 <w:sz w:val="24"/>
                 <w:szCs w:val="24"/>
               </w:rPr>
@@ -9720,7 +9800,7 @@
             </w:pPr>
             <w:r>
               <w:rPr>
-                <w:rFonts w:ascii="Times New Roman" w:hAnsi="Times New Roman" w:cs="Times New Roman" w:eastAsia="Times New Roman"/>
+                <w:rFonts w:ascii="Calibri" w:hAnsi="Calibri" w:cs="Times New Roman" w:eastAsia="Times New Roman"/>
                 <w:sz w:val="24"/>
                 <w:szCs w:val="24"/>
               </w:rPr>
@@ -9750,7 +9830,7 @@
             </w:pPr>
             <w:r>
               <w:rPr>
-                <w:rFonts w:ascii="Times New Roman" w:hAnsi="Times New Roman" w:cs="Times New Roman" w:eastAsia="Times New Roman"/>
+                <w:rFonts w:ascii="Calibri" w:hAnsi="Calibri" w:cs="Times New Roman" w:eastAsia="Times New Roman"/>
                 <w:sz w:val="24"/>
                 <w:szCs w:val="24"/>
               </w:rPr>
@@ -9780,7 +9860,7 @@
             </w:pPr>
             <w:r>
               <w:rPr>
-                <w:rFonts w:ascii="Times New Roman" w:hAnsi="Times New Roman" w:cs="Times New Roman" w:eastAsia="Times New Roman"/>
+                <w:rFonts w:ascii="Calibri" w:hAnsi="Calibri" w:cs="Times New Roman" w:eastAsia="Times New Roman"/>
                 <w:sz w:val="24"/>
                 <w:szCs w:val="24"/>
               </w:rPr>
@@ -9816,7 +9896,7 @@
             </w:pPr>
             <w:r>
               <w:rPr>
-                <w:rFonts w:ascii="Times New Roman" w:hAnsi="Times New Roman" w:cs="Times New Roman" w:eastAsia="Times New Roman"/>
+                <w:rFonts w:ascii="Calibri" w:hAnsi="Calibri" w:cs="Times New Roman" w:eastAsia="Times New Roman"/>
                 <w:sz w:val="24"/>
                 <w:szCs w:val="24"/>
               </w:rPr>
@@ -9846,7 +9926,7 @@
             </w:pPr>
             <w:r>
               <w:rPr>
-                <w:rFonts w:ascii="Times New Roman" w:hAnsi="Times New Roman" w:cs="Times New Roman" w:eastAsia="Times New Roman"/>
+                <w:rFonts w:ascii="Calibri" w:hAnsi="Calibri" w:cs="Times New Roman" w:eastAsia="Times New Roman"/>
                 <w:sz w:val="24"/>
                 <w:szCs w:val="24"/>
               </w:rPr>
@@ -9876,7 +9956,7 @@
             </w:pPr>
             <w:r>
               <w:rPr>
-                <w:rFonts w:ascii="Times New Roman" w:hAnsi="Times New Roman" w:cs="Times New Roman" w:eastAsia="Times New Roman"/>
+                <w:rFonts w:ascii="Calibri" w:hAnsi="Calibri" w:cs="Times New Roman" w:eastAsia="Times New Roman"/>
                 <w:sz w:val="24"/>
                 <w:szCs w:val="24"/>
               </w:rPr>
@@ -9912,7 +9992,7 @@
             </w:pPr>
             <w:r>
               <w:rPr>
-                <w:rFonts w:ascii="Times New Roman" w:hAnsi="Times New Roman" w:cs="Times New Roman" w:eastAsia="Times New Roman"/>
+                <w:rFonts w:ascii="Calibri" w:hAnsi="Calibri" w:cs="Times New Roman" w:eastAsia="Times New Roman"/>
                 <w:sz w:val="24"/>
                 <w:szCs w:val="24"/>
               </w:rPr>
@@ -9942,7 +10022,7 @@
             </w:pPr>
             <w:r>
               <w:rPr>
-                <w:rFonts w:ascii="Times New Roman" w:hAnsi="Times New Roman" w:cs="Times New Roman" w:eastAsia="Times New Roman"/>
+                <w:rFonts w:ascii="Calibri" w:hAnsi="Calibri" w:cs="Times New Roman" w:eastAsia="Times New Roman"/>
                 <w:sz w:val="24"/>
                 <w:szCs w:val="24"/>
               </w:rPr>
@@ -9972,7 +10052,7 @@
             </w:pPr>
             <w:r>
               <w:rPr>
-                <w:rFonts w:ascii="Times New Roman" w:hAnsi="Times New Roman" w:cs="Times New Roman" w:eastAsia="Times New Roman"/>
+                <w:rFonts w:ascii="Calibri" w:hAnsi="Calibri" w:cs="Times New Roman" w:eastAsia="Times New Roman"/>
                 <w:sz w:val="24"/>
                 <w:szCs w:val="24"/>
               </w:rPr>
@@ -10004,7 +10084,7 @@
       </w:pPr>
       <w:r>
         <w:rPr>
-          <w:rFonts w:ascii="Times New Roman" w:hAnsi="Times New Roman" w:cs="Times New Roman" w:eastAsia="Times New Roman"/>
+          <w:rFonts w:ascii="Calibri" w:hAnsi="Calibri" w:cs="Times New Roman" w:eastAsia="Times New Roman"/>
           <w:b/>
           <w:sz w:val="26"/>
           <w:szCs w:val="24"/>
@@ -10054,7 +10134,7 @@
             </w:pPr>
             <w:r>
               <w:rPr>
-                <w:rFonts w:ascii="Times New Roman" w:hAnsi="Times New Roman" w:cs="Times New Roman" w:eastAsia="Times New Roman"/>
+                <w:rFonts w:ascii="Calibri" w:hAnsi="Calibri" w:cs="Times New Roman" w:eastAsia="Times New Roman"/>
                 <w:b/>
                 <w:color w:val="142332"/>
                 <w:sz w:val="24"/>
@@ -10087,7 +10167,7 @@
             </w:pPr>
             <w:r>
               <w:rPr>
-                <w:rFonts w:ascii="Times New Roman" w:hAnsi="Times New Roman" w:cs="Times New Roman" w:eastAsia="Times New Roman"/>
+                <w:rFonts w:ascii="Calibri" w:hAnsi="Calibri" w:cs="Times New Roman" w:eastAsia="Times New Roman"/>
                 <w:b/>
                 <w:color w:val="142332"/>
                 <w:sz w:val="24"/>
@@ -10120,7 +10200,7 @@
             </w:pPr>
             <w:r>
               <w:rPr>
-                <w:rFonts w:ascii="Times New Roman" w:hAnsi="Times New Roman" w:cs="Times New Roman" w:eastAsia="Times New Roman"/>
+                <w:rFonts w:ascii="Calibri" w:hAnsi="Calibri" w:cs="Times New Roman" w:eastAsia="Times New Roman"/>
                 <w:b/>
                 <w:color w:val="142332"/>
                 <w:sz w:val="24"/>
@@ -10158,7 +10238,7 @@
             </w:pPr>
             <w:r>
               <w:rPr>
-                <w:rFonts w:ascii="Times New Roman" w:hAnsi="Times New Roman" w:cs="Times New Roman" w:eastAsia="Times New Roman"/>
+                <w:rFonts w:ascii="Calibri" w:hAnsi="Calibri" w:cs="Times New Roman" w:eastAsia="Times New Roman"/>
                 <w:sz w:val="24"/>
                 <w:szCs w:val="24"/>
               </w:rPr>
@@ -10188,7 +10268,7 @@
             </w:pPr>
             <w:r>
               <w:rPr>
-                <w:rFonts w:ascii="Times New Roman" w:hAnsi="Times New Roman" w:cs="Times New Roman" w:eastAsia="Times New Roman"/>
+                <w:rFonts w:ascii="Calibri" w:hAnsi="Calibri" w:cs="Times New Roman" w:eastAsia="Times New Roman"/>
                 <w:sz w:val="24"/>
                 <w:szCs w:val="24"/>
               </w:rPr>
@@ -10218,7 +10298,7 @@
             </w:pPr>
             <w:r>
               <w:rPr>
-                <w:rFonts w:ascii="Times New Roman" w:hAnsi="Times New Roman" w:cs="Times New Roman" w:eastAsia="Times New Roman"/>
+                <w:rFonts w:ascii="Calibri" w:hAnsi="Calibri" w:cs="Times New Roman" w:eastAsia="Times New Roman"/>
                 <w:sz w:val="24"/>
                 <w:szCs w:val="24"/>
               </w:rPr>
@@ -10254,7 +10334,7 @@
             </w:pPr>
             <w:r>
               <w:rPr>
-                <w:rFonts w:ascii="Times New Roman" w:hAnsi="Times New Roman" w:cs="Times New Roman" w:eastAsia="Times New Roman"/>
+                <w:rFonts w:ascii="Calibri" w:hAnsi="Calibri" w:cs="Times New Roman" w:eastAsia="Times New Roman"/>
                 <w:sz w:val="24"/>
                 <w:szCs w:val="24"/>
               </w:rPr>
@@ -10284,7 +10364,7 @@
             </w:pPr>
             <w:r>
               <w:rPr>
-                <w:rFonts w:ascii="Times New Roman" w:hAnsi="Times New Roman" w:cs="Times New Roman" w:eastAsia="Times New Roman"/>
+                <w:rFonts w:ascii="Calibri" w:hAnsi="Calibri" w:cs="Times New Roman" w:eastAsia="Times New Roman"/>
                 <w:sz w:val="24"/>
                 <w:szCs w:val="24"/>
               </w:rPr>
@@ -10314,7 +10394,7 @@
             </w:pPr>
             <w:r>
               <w:rPr>
-                <w:rFonts w:ascii="Times New Roman" w:hAnsi="Times New Roman" w:cs="Times New Roman" w:eastAsia="Times New Roman"/>
+                <w:rFonts w:ascii="Calibri" w:hAnsi="Calibri" w:cs="Times New Roman" w:eastAsia="Times New Roman"/>
                 <w:sz w:val="24"/>
                 <w:szCs w:val="24"/>
               </w:rPr>
@@ -10350,7 +10430,7 @@
             </w:pPr>
             <w:r>
               <w:rPr>
-                <w:rFonts w:ascii="Times New Roman" w:hAnsi="Times New Roman" w:cs="Times New Roman" w:eastAsia="Times New Roman"/>
+                <w:rFonts w:ascii="Calibri" w:hAnsi="Calibri" w:cs="Times New Roman" w:eastAsia="Times New Roman"/>
                 <w:sz w:val="24"/>
                 <w:szCs w:val="24"/>
               </w:rPr>
@@ -10380,7 +10460,7 @@
             </w:pPr>
             <w:r>
               <w:rPr>
-                <w:rFonts w:ascii="Times New Roman" w:hAnsi="Times New Roman" w:cs="Times New Roman" w:eastAsia="Times New Roman"/>
+                <w:rFonts w:ascii="Calibri" w:hAnsi="Calibri" w:cs="Times New Roman" w:eastAsia="Times New Roman"/>
                 <w:sz w:val="24"/>
                 <w:szCs w:val="24"/>
               </w:rPr>
@@ -10410,7 +10490,7 @@
             </w:pPr>
             <w:r>
               <w:rPr>
-                <w:rFonts w:ascii="Times New Roman" w:hAnsi="Times New Roman" w:cs="Times New Roman" w:eastAsia="Times New Roman"/>
+                <w:rFonts w:ascii="Calibri" w:hAnsi="Calibri" w:cs="Times New Roman" w:eastAsia="Times New Roman"/>
                 <w:sz w:val="24"/>
                 <w:szCs w:val="24"/>
               </w:rPr>
@@ -10446,7 +10526,7 @@
             </w:pPr>
             <w:r>
               <w:rPr>
-                <w:rFonts w:ascii="Times New Roman" w:hAnsi="Times New Roman" w:cs="Times New Roman" w:eastAsia="Times New Roman"/>
+                <w:rFonts w:ascii="Calibri" w:hAnsi="Calibri" w:cs="Times New Roman" w:eastAsia="Times New Roman"/>
                 <w:sz w:val="24"/>
                 <w:szCs w:val="24"/>
               </w:rPr>
@@ -10476,7 +10556,7 @@
             </w:pPr>
             <w:r>
               <w:rPr>
-                <w:rFonts w:ascii="Times New Roman" w:hAnsi="Times New Roman" w:cs="Times New Roman" w:eastAsia="Times New Roman"/>
+                <w:rFonts w:ascii="Calibri" w:hAnsi="Calibri" w:cs="Times New Roman" w:eastAsia="Times New Roman"/>
                 <w:sz w:val="24"/>
                 <w:szCs w:val="24"/>
               </w:rPr>
@@ -10506,7 +10586,7 @@
             </w:pPr>
             <w:r>
               <w:rPr>
-                <w:rFonts w:ascii="Times New Roman" w:hAnsi="Times New Roman" w:cs="Times New Roman" w:eastAsia="Times New Roman"/>
+                <w:rFonts w:ascii="Calibri" w:hAnsi="Calibri" w:cs="Times New Roman" w:eastAsia="Times New Roman"/>
                 <w:sz w:val="24"/>
                 <w:szCs w:val="24"/>
               </w:rPr>
@@ -10542,7 +10622,7 @@
             </w:pPr>
             <w:r>
               <w:rPr>
-                <w:rFonts w:ascii="Times New Roman" w:hAnsi="Times New Roman" w:cs="Times New Roman" w:eastAsia="Times New Roman"/>
+                <w:rFonts w:ascii="Calibri" w:hAnsi="Calibri" w:cs="Times New Roman" w:eastAsia="Times New Roman"/>
                 <w:sz w:val="24"/>
                 <w:szCs w:val="24"/>
               </w:rPr>
@@ -10572,7 +10652,7 @@
             </w:pPr>
             <w:r>
               <w:rPr>
-                <w:rFonts w:ascii="Times New Roman" w:hAnsi="Times New Roman" w:cs="Times New Roman" w:eastAsia="Times New Roman"/>
+                <w:rFonts w:ascii="Calibri" w:hAnsi="Calibri" w:cs="Times New Roman" w:eastAsia="Times New Roman"/>
                 <w:sz w:val="24"/>
                 <w:szCs w:val="24"/>
               </w:rPr>
@@ -10602,7 +10682,7 @@
             </w:pPr>
             <w:r>
               <w:rPr>
-                <w:rFonts w:ascii="Times New Roman" w:hAnsi="Times New Roman" w:cs="Times New Roman" w:eastAsia="Times New Roman"/>
+                <w:rFonts w:ascii="Calibri" w:hAnsi="Calibri" w:cs="Times New Roman" w:eastAsia="Times New Roman"/>
                 <w:sz w:val="24"/>
                 <w:szCs w:val="24"/>
               </w:rPr>
@@ -10638,7 +10718,7 @@
             </w:pPr>
             <w:r>
               <w:rPr>
-                <w:rFonts w:ascii="Times New Roman" w:hAnsi="Times New Roman" w:cs="Times New Roman" w:eastAsia="Times New Roman"/>
+                <w:rFonts w:ascii="Calibri" w:hAnsi="Calibri" w:cs="Times New Roman" w:eastAsia="Times New Roman"/>
                 <w:sz w:val="24"/>
                 <w:szCs w:val="24"/>
               </w:rPr>
@@ -10668,7 +10748,7 @@
             </w:pPr>
             <w:r>
               <w:rPr>
-                <w:rFonts w:ascii="Times New Roman" w:hAnsi="Times New Roman" w:cs="Times New Roman" w:eastAsia="Times New Roman"/>
+                <w:rFonts w:ascii="Calibri" w:hAnsi="Calibri" w:cs="Times New Roman" w:eastAsia="Times New Roman"/>
                 <w:sz w:val="24"/>
                 <w:szCs w:val="24"/>
               </w:rPr>
@@ -10698,7 +10778,7 @@
             </w:pPr>
             <w:r>
               <w:rPr>
-                <w:rFonts w:ascii="Times New Roman" w:hAnsi="Times New Roman" w:cs="Times New Roman" w:eastAsia="Times New Roman"/>
+                <w:rFonts w:ascii="Calibri" w:hAnsi="Calibri" w:cs="Times New Roman" w:eastAsia="Times New Roman"/>
                 <w:sz w:val="24"/>
                 <w:szCs w:val="24"/>
               </w:rPr>
@@ -10734,7 +10814,7 @@
             </w:pPr>
             <w:r>
               <w:rPr>
-                <w:rFonts w:ascii="Times New Roman" w:hAnsi="Times New Roman" w:cs="Times New Roman" w:eastAsia="Times New Roman"/>
+                <w:rFonts w:ascii="Calibri" w:hAnsi="Calibri" w:cs="Times New Roman" w:eastAsia="Times New Roman"/>
                 <w:sz w:val="24"/>
                 <w:szCs w:val="24"/>
               </w:rPr>
@@ -10764,7 +10844,7 @@
             </w:pPr>
             <w:r>
               <w:rPr>
-                <w:rFonts w:ascii="Times New Roman" w:hAnsi="Times New Roman" w:cs="Times New Roman" w:eastAsia="Times New Roman"/>
+                <w:rFonts w:ascii="Calibri" w:hAnsi="Calibri" w:cs="Times New Roman" w:eastAsia="Times New Roman"/>
                 <w:sz w:val="24"/>
                 <w:szCs w:val="24"/>
               </w:rPr>
@@ -10794,7 +10874,7 @@
             </w:pPr>
             <w:r>
               <w:rPr>
-                <w:rFonts w:ascii="Times New Roman" w:hAnsi="Times New Roman" w:cs="Times New Roman" w:eastAsia="Times New Roman"/>
+                <w:rFonts w:ascii="Calibri" w:hAnsi="Calibri" w:cs="Times New Roman" w:eastAsia="Times New Roman"/>
                 <w:sz w:val="24"/>
                 <w:szCs w:val="24"/>
               </w:rPr>
@@ -10830,7 +10910,7 @@
             </w:pPr>
             <w:r>
               <w:rPr>
-                <w:rFonts w:ascii="Times New Roman" w:hAnsi="Times New Roman" w:cs="Times New Roman" w:eastAsia="Times New Roman"/>
+                <w:rFonts w:ascii="Calibri" w:hAnsi="Calibri" w:cs="Times New Roman" w:eastAsia="Times New Roman"/>
                 <w:sz w:val="24"/>
                 <w:szCs w:val="24"/>
               </w:rPr>
@@ -10860,7 +10940,7 @@
             </w:pPr>
             <w:r>
               <w:rPr>
-                <w:rFonts w:ascii="Times New Roman" w:hAnsi="Times New Roman" w:cs="Times New Roman" w:eastAsia="Times New Roman"/>
+                <w:rFonts w:ascii="Calibri" w:hAnsi="Calibri" w:cs="Times New Roman" w:eastAsia="Times New Roman"/>
                 <w:sz w:val="24"/>
                 <w:szCs w:val="24"/>
               </w:rPr>
@@ -10890,7 +10970,7 @@
             </w:pPr>
             <w:r>
               <w:rPr>
-                <w:rFonts w:ascii="Times New Roman" w:hAnsi="Times New Roman" w:cs="Times New Roman" w:eastAsia="Times New Roman"/>
+                <w:rFonts w:ascii="Calibri" w:hAnsi="Calibri" w:cs="Times New Roman" w:eastAsia="Times New Roman"/>
                 <w:sz w:val="24"/>
                 <w:szCs w:val="24"/>
               </w:rPr>
@@ -10922,7 +11002,7 @@
       </w:pPr>
       <w:r>
         <w:rPr>
-          <w:rFonts w:ascii="Times New Roman" w:hAnsi="Times New Roman" w:cs="Times New Roman" w:eastAsia="Times New Roman"/>
+          <w:rFonts w:ascii="Calibri" w:hAnsi="Calibri" w:cs="Times New Roman" w:eastAsia="Times New Roman"/>
           <w:b/>
           <w:sz w:val="26"/>
           <w:szCs w:val="24"/>
@@ -10943,7 +11023,7 @@
       </w:pPr>
       <w:r>
         <w:rPr>
-          <w:rFonts w:ascii="Times New Roman" w:hAnsi="Times New Roman" w:eastAsia="Times New Roman" w:cs="Times New Roman"/>
+          <w:rFonts w:ascii="Calibri" w:hAnsi="Calibri" w:eastAsia="Times New Roman" w:cs="Times New Roman"/>
           <w:sz w:val="24"/>
         </w:rPr>
         <w:t>The pipeline will not simply load the company files directly into dashboards. Each source will pass through a flexible data contract layer before it is used for analysis. Because company data may contain inconsistent column names and formats, the contract will define required business fields, accepted column aliases, expected data types, and validation rules. Missing or low-confidence mappings will be flagged in the Data Quality Report instead of being silently deleted.</w:t>
@@ -10990,7 +11070,7 @@
             </w:pPr>
             <w:r>
               <w:rPr>
-                <w:rFonts w:ascii="Times New Roman" w:hAnsi="Times New Roman" w:cs="Times New Roman" w:eastAsia="Times New Roman"/>
+                <w:rFonts w:ascii="Calibri" w:hAnsi="Calibri" w:cs="Times New Roman" w:eastAsia="Times New Roman"/>
                 <w:b/>
                 <w:color w:val="142332"/>
                 <w:sz w:val="24"/>
@@ -11023,7 +11103,7 @@
             </w:pPr>
             <w:r>
               <w:rPr>
-                <w:rFonts w:ascii="Times New Roman" w:hAnsi="Times New Roman" w:cs="Times New Roman" w:eastAsia="Times New Roman"/>
+                <w:rFonts w:ascii="Calibri" w:hAnsi="Calibri" w:cs="Times New Roman" w:eastAsia="Times New Roman"/>
                 <w:b/>
                 <w:color w:val="142332"/>
                 <w:sz w:val="24"/>
@@ -11056,7 +11136,7 @@
             </w:pPr>
             <w:r>
               <w:rPr>
-                <w:rFonts w:ascii="Times New Roman" w:hAnsi="Times New Roman" w:cs="Times New Roman" w:eastAsia="Times New Roman"/>
+                <w:rFonts w:ascii="Calibri" w:hAnsi="Calibri" w:cs="Times New Roman" w:eastAsia="Times New Roman"/>
                 <w:b/>
                 <w:color w:val="142332"/>
                 <w:sz w:val="24"/>
@@ -11094,7 +11174,7 @@
             </w:pPr>
             <w:r>
               <w:rPr>
-                <w:rFonts w:ascii="Times New Roman" w:hAnsi="Times New Roman" w:cs="Times New Roman" w:eastAsia="Times New Roman"/>
+                <w:rFonts w:ascii="Calibri" w:hAnsi="Calibri" w:cs="Times New Roman" w:eastAsia="Times New Roman"/>
                 <w:sz w:val="24"/>
                 <w:szCs w:val="24"/>
               </w:rPr>
@@ -11124,7 +11204,7 @@
             </w:pPr>
             <w:r>
               <w:rPr>
-                <w:rFonts w:ascii="Times New Roman" w:hAnsi="Times New Roman" w:cs="Times New Roman" w:eastAsia="Times New Roman"/>
+                <w:rFonts w:ascii="Calibri" w:hAnsi="Calibri" w:cs="Times New Roman" w:eastAsia="Times New Roman"/>
                 <w:sz w:val="24"/>
                 <w:szCs w:val="24"/>
               </w:rPr>
@@ -11154,7 +11234,7 @@
             </w:pPr>
             <w:r>
               <w:rPr>
-                <w:rFonts w:ascii="Times New Roman" w:hAnsi="Times New Roman" w:cs="Times New Roman" w:eastAsia="Times New Roman"/>
+                <w:rFonts w:ascii="Calibri" w:hAnsi="Calibri" w:cs="Times New Roman" w:eastAsia="Times New Roman"/>
                 <w:sz w:val="24"/>
                 <w:szCs w:val="24"/>
               </w:rPr>
@@ -11190,7 +11270,7 @@
             </w:pPr>
             <w:r>
               <w:rPr>
-                <w:rFonts w:ascii="Times New Roman" w:hAnsi="Times New Roman" w:cs="Times New Roman" w:eastAsia="Times New Roman"/>
+                <w:rFonts w:ascii="Calibri" w:hAnsi="Calibri" w:cs="Times New Roman" w:eastAsia="Times New Roman"/>
                 <w:sz w:val="24"/>
                 <w:szCs w:val="24"/>
               </w:rPr>
@@ -11220,7 +11300,7 @@
             </w:pPr>
             <w:r>
               <w:rPr>
-                <w:rFonts w:ascii="Times New Roman" w:hAnsi="Times New Roman" w:cs="Times New Roman" w:eastAsia="Times New Roman"/>
+                <w:rFonts w:ascii="Calibri" w:hAnsi="Calibri" w:cs="Times New Roman" w:eastAsia="Times New Roman"/>
                 <w:sz w:val="24"/>
                 <w:szCs w:val="24"/>
               </w:rPr>
@@ -11250,7 +11330,7 @@
             </w:pPr>
             <w:r>
               <w:rPr>
-                <w:rFonts w:ascii="Times New Roman" w:hAnsi="Times New Roman" w:cs="Times New Roman" w:eastAsia="Times New Roman"/>
+                <w:rFonts w:ascii="Calibri" w:hAnsi="Calibri" w:cs="Times New Roman" w:eastAsia="Times New Roman"/>
                 <w:sz w:val="24"/>
                 <w:szCs w:val="24"/>
               </w:rPr>
@@ -11286,7 +11366,7 @@
             </w:pPr>
             <w:r>
               <w:rPr>
-                <w:rFonts w:ascii="Times New Roman" w:hAnsi="Times New Roman" w:cs="Times New Roman" w:eastAsia="Times New Roman"/>
+                <w:rFonts w:ascii="Calibri" w:hAnsi="Calibri" w:cs="Times New Roman" w:eastAsia="Times New Roman"/>
                 <w:sz w:val="24"/>
                 <w:szCs w:val="24"/>
               </w:rPr>
@@ -11316,7 +11396,7 @@
             </w:pPr>
             <w:r>
               <w:rPr>
-                <w:rFonts w:ascii="Times New Roman" w:hAnsi="Times New Roman" w:cs="Times New Roman" w:eastAsia="Times New Roman"/>
+                <w:rFonts w:ascii="Calibri" w:hAnsi="Calibri" w:cs="Times New Roman" w:eastAsia="Times New Roman"/>
                 <w:sz w:val="24"/>
                 <w:szCs w:val="24"/>
               </w:rPr>
@@ -11325,7 +11405,7 @@
             <w:proofErr w:type="gramStart"/>
             <w:r>
               <w:rPr>
-                <w:rFonts w:ascii="Times New Roman" w:hAnsi="Times New Roman" w:cs="Times New Roman" w:eastAsia="Times New Roman"/>
+                <w:rFonts w:ascii="Calibri" w:hAnsi="Calibri" w:cs="Times New Roman" w:eastAsia="Times New Roman"/>
                 <w:sz w:val="24"/>
                 <w:szCs w:val="24"/>
               </w:rPr>
@@ -11334,7 +11414,7 @@
             <w:proofErr w:type="gramEnd"/>
             <w:r>
               <w:rPr>
-                <w:rFonts w:ascii="Times New Roman" w:hAnsi="Times New Roman" w:cs="Times New Roman" w:eastAsia="Times New Roman"/>
+                <w:rFonts w:ascii="Calibri" w:hAnsi="Calibri" w:cs="Times New Roman" w:eastAsia="Times New Roman"/>
                 <w:sz w:val="24"/>
                 <w:szCs w:val="24"/>
               </w:rPr>
@@ -11364,7 +11444,7 @@
             </w:pPr>
             <w:r>
               <w:rPr>
-                <w:rFonts w:ascii="Times New Roman" w:hAnsi="Times New Roman" w:cs="Times New Roman" w:eastAsia="Times New Roman"/>
+                <w:rFonts w:ascii="Calibri" w:hAnsi="Calibri" w:cs="Times New Roman" w:eastAsia="Times New Roman"/>
                 <w:sz w:val="24"/>
                 <w:szCs w:val="24"/>
               </w:rPr>
@@ -11400,7 +11480,7 @@
             </w:pPr>
             <w:r>
               <w:rPr>
-                <w:rFonts w:ascii="Times New Roman" w:hAnsi="Times New Roman" w:cs="Times New Roman" w:eastAsia="Times New Roman"/>
+                <w:rFonts w:ascii="Calibri" w:hAnsi="Calibri" w:cs="Times New Roman" w:eastAsia="Times New Roman"/>
                 <w:sz w:val="24"/>
                 <w:szCs w:val="24"/>
               </w:rPr>
@@ -11430,7 +11510,7 @@
             </w:pPr>
             <w:r>
               <w:rPr>
-                <w:rFonts w:ascii="Times New Roman" w:hAnsi="Times New Roman" w:cs="Times New Roman" w:eastAsia="Times New Roman"/>
+                <w:rFonts w:ascii="Calibri" w:hAnsi="Calibri" w:cs="Times New Roman" w:eastAsia="Times New Roman"/>
                 <w:sz w:val="24"/>
                 <w:szCs w:val="24"/>
               </w:rPr>
@@ -11460,7 +11540,7 @@
             </w:pPr>
             <w:r>
               <w:rPr>
-                <w:rFonts w:ascii="Times New Roman" w:hAnsi="Times New Roman" w:cs="Times New Roman" w:eastAsia="Times New Roman"/>
+                <w:rFonts w:ascii="Calibri" w:hAnsi="Calibri" w:cs="Times New Roman" w:eastAsia="Times New Roman"/>
                 <w:sz w:val="24"/>
                 <w:szCs w:val="24"/>
               </w:rPr>
@@ -11496,7 +11576,7 @@
             </w:pPr>
             <w:r>
               <w:rPr>
-                <w:rFonts w:ascii="Times New Roman" w:hAnsi="Times New Roman" w:cs="Times New Roman" w:eastAsia="Times New Roman"/>
+                <w:rFonts w:ascii="Calibri" w:hAnsi="Calibri" w:cs="Times New Roman" w:eastAsia="Times New Roman"/>
                 <w:sz w:val="24"/>
                 <w:szCs w:val="24"/>
               </w:rPr>
@@ -11527,7 +11607,7 @@
             </w:pPr>
             <w:r>
               <w:rPr>
-                <w:rFonts w:ascii="Times New Roman" w:hAnsi="Times New Roman" w:cs="Times New Roman" w:eastAsia="Times New Roman"/>
+                <w:rFonts w:ascii="Calibri" w:hAnsi="Calibri" w:cs="Times New Roman" w:eastAsia="Times New Roman"/>
                 <w:sz w:val="24"/>
                 <w:szCs w:val="24"/>
               </w:rPr>
@@ -11557,7 +11637,7 @@
             </w:pPr>
             <w:r>
               <w:rPr>
-                <w:rFonts w:ascii="Times New Roman" w:hAnsi="Times New Roman" w:cs="Times New Roman" w:eastAsia="Times New Roman"/>
+                <w:rFonts w:ascii="Calibri" w:hAnsi="Calibri" w:cs="Times New Roman" w:eastAsia="Times New Roman"/>
                 <w:sz w:val="24"/>
                 <w:szCs w:val="24"/>
               </w:rPr>
@@ -11593,7 +11673,7 @@
             </w:pPr>
             <w:r>
               <w:rPr>
-                <w:rFonts w:ascii="Times New Roman" w:hAnsi="Times New Roman" w:cs="Times New Roman" w:eastAsia="Times New Roman"/>
+                <w:rFonts w:ascii="Calibri" w:hAnsi="Calibri" w:cs="Times New Roman" w:eastAsia="Times New Roman"/>
                 <w:sz w:val="24"/>
                 <w:szCs w:val="24"/>
               </w:rPr>
@@ -11623,7 +11703,7 @@
             </w:pPr>
             <w:r>
               <w:rPr>
-                <w:rFonts w:ascii="Times New Roman" w:hAnsi="Times New Roman" w:cs="Times New Roman" w:eastAsia="Times New Roman"/>
+                <w:rFonts w:ascii="Calibri" w:hAnsi="Calibri" w:cs="Times New Roman" w:eastAsia="Times New Roman"/>
                 <w:sz w:val="24"/>
                 <w:szCs w:val="24"/>
               </w:rPr>
@@ -11653,7 +11733,7 @@
             </w:pPr>
             <w:r>
               <w:rPr>
-                <w:rFonts w:ascii="Times New Roman" w:hAnsi="Times New Roman" w:cs="Times New Roman" w:eastAsia="Times New Roman"/>
+                <w:rFonts w:ascii="Calibri" w:hAnsi="Calibri" w:cs="Times New Roman" w:eastAsia="Times New Roman"/>
                 <w:sz w:val="24"/>
                 <w:szCs w:val="24"/>
               </w:rPr>
@@ -11689,7 +11769,7 @@
             </w:pPr>
             <w:r>
               <w:rPr>
-                <w:rFonts w:ascii="Times New Roman" w:hAnsi="Times New Roman" w:cs="Times New Roman" w:eastAsia="Times New Roman"/>
+                <w:rFonts w:ascii="Calibri" w:hAnsi="Calibri" w:cs="Times New Roman" w:eastAsia="Times New Roman"/>
                 <w:sz w:val="24"/>
                 <w:szCs w:val="24"/>
               </w:rPr>
@@ -11719,7 +11799,7 @@
             </w:pPr>
             <w:r>
               <w:rPr>
-                <w:rFonts w:ascii="Times New Roman" w:hAnsi="Times New Roman" w:cs="Times New Roman" w:eastAsia="Times New Roman"/>
+                <w:rFonts w:ascii="Calibri" w:hAnsi="Calibri" w:cs="Times New Roman" w:eastAsia="Times New Roman"/>
                 <w:sz w:val="24"/>
                 <w:szCs w:val="24"/>
               </w:rPr>
@@ -11728,7 +11808,7 @@
             <w:proofErr w:type="gramStart"/>
             <w:r>
               <w:rPr>
-                <w:rFonts w:ascii="Times New Roman" w:hAnsi="Times New Roman" w:cs="Times New Roman" w:eastAsia="Times New Roman"/>
+                <w:rFonts w:ascii="Calibri" w:hAnsi="Calibri" w:cs="Times New Roman" w:eastAsia="Times New Roman"/>
                 <w:sz w:val="24"/>
                 <w:szCs w:val="24"/>
               </w:rPr>
@@ -11737,7 +11817,7 @@
             <w:proofErr w:type="gramEnd"/>
             <w:r>
               <w:rPr>
-                <w:rFonts w:ascii="Times New Roman" w:hAnsi="Times New Roman" w:cs="Times New Roman" w:eastAsia="Times New Roman"/>
+                <w:rFonts w:ascii="Calibri" w:hAnsi="Calibri" w:cs="Times New Roman" w:eastAsia="Times New Roman"/>
                 <w:sz w:val="24"/>
                 <w:szCs w:val="24"/>
               </w:rPr>
@@ -11767,7 +11847,7 @@
             </w:pPr>
             <w:r>
               <w:rPr>
-                <w:rFonts w:ascii="Times New Roman" w:hAnsi="Times New Roman" w:cs="Times New Roman" w:eastAsia="Times New Roman"/>
+                <w:rFonts w:ascii="Calibri" w:hAnsi="Calibri" w:cs="Times New Roman" w:eastAsia="Times New Roman"/>
                 <w:sz w:val="24"/>
                 <w:szCs w:val="24"/>
               </w:rPr>
@@ -11803,7 +11883,7 @@
             </w:pPr>
             <w:r>
               <w:rPr>
-                <w:rFonts w:ascii="Times New Roman" w:hAnsi="Times New Roman" w:cs="Times New Roman" w:eastAsia="Times New Roman"/>
+                <w:rFonts w:ascii="Calibri" w:hAnsi="Calibri" w:cs="Times New Roman" w:eastAsia="Times New Roman"/>
                 <w:sz w:val="24"/>
                 <w:szCs w:val="24"/>
               </w:rPr>
@@ -11834,7 +11914,7 @@
             <w:proofErr w:type="gramStart"/>
             <w:r>
               <w:rPr>
-                <w:rFonts w:ascii="Times New Roman" w:hAnsi="Times New Roman" w:cs="Times New Roman" w:eastAsia="Times New Roman"/>
+                <w:rFonts w:ascii="Calibri" w:hAnsi="Calibri" w:cs="Times New Roman" w:eastAsia="Times New Roman"/>
                 <w:sz w:val="24"/>
                 <w:szCs w:val="24"/>
               </w:rPr>
@@ -11843,7 +11923,7 @@
             <w:proofErr w:type="gramEnd"/>
             <w:r>
               <w:rPr>
-                <w:rFonts w:ascii="Times New Roman" w:hAnsi="Times New Roman" w:cs="Times New Roman" w:eastAsia="Times New Roman"/>
+                <w:rFonts w:ascii="Calibri" w:hAnsi="Calibri" w:cs="Times New Roman" w:eastAsia="Times New Roman"/>
                 <w:sz w:val="24"/>
                 <w:szCs w:val="24"/>
               </w:rPr>
@@ -11873,7 +11953,7 @@
             </w:pPr>
             <w:r>
               <w:rPr>
-                <w:rFonts w:ascii="Times New Roman" w:hAnsi="Times New Roman" w:cs="Times New Roman" w:eastAsia="Times New Roman"/>
+                <w:rFonts w:ascii="Calibri" w:hAnsi="Calibri" w:cs="Times New Roman" w:eastAsia="Times New Roman"/>
                 <w:sz w:val="24"/>
                 <w:szCs w:val="24"/>
               </w:rPr>
@@ -11909,7 +11989,7 @@
             </w:pPr>
             <w:r>
               <w:rPr>
-                <w:rFonts w:ascii="Times New Roman" w:hAnsi="Times New Roman" w:cs="Times New Roman" w:eastAsia="Times New Roman"/>
+                <w:rFonts w:ascii="Calibri" w:hAnsi="Calibri" w:cs="Times New Roman" w:eastAsia="Times New Roman"/>
                 <w:sz w:val="24"/>
                 <w:szCs w:val="24"/>
               </w:rPr>
@@ -11939,7 +12019,7 @@
             </w:pPr>
             <w:r>
               <w:rPr>
-                <w:rFonts w:ascii="Times New Roman" w:hAnsi="Times New Roman" w:cs="Times New Roman" w:eastAsia="Times New Roman"/>
+                <w:rFonts w:ascii="Calibri" w:hAnsi="Calibri" w:cs="Times New Roman" w:eastAsia="Times New Roman"/>
                 <w:sz w:val="24"/>
                 <w:szCs w:val="24"/>
               </w:rPr>
@@ -11969,7 +12049,7 @@
             </w:pPr>
             <w:r>
               <w:rPr>
-                <w:rFonts w:ascii="Times New Roman" w:hAnsi="Times New Roman" w:cs="Times New Roman" w:eastAsia="Times New Roman"/>
+                <w:rFonts w:ascii="Calibri" w:hAnsi="Calibri" w:cs="Times New Roman" w:eastAsia="Times New Roman"/>
                 <w:sz w:val="24"/>
                 <w:szCs w:val="24"/>
               </w:rPr>
@@ -11989,7 +12069,7 @@
           <w:p>
             <w:r>
               <w:rPr>
-                <w:rFonts w:ascii="Times New Roman" w:hAnsi="Times New Roman" w:eastAsia="Times New Roman" w:cs="Times New Roman"/>
+                <w:rFonts w:ascii="Calibri" w:hAnsi="Calibri" w:eastAsia="Times New Roman" w:cs="Times New Roman"/>
                 <w:sz w:val="24"/>
               </w:rPr>
               <w:t>Source columns</w:t>
@@ -12003,7 +12083,7 @@
           <w:p>
             <w:r>
               <w:rPr>
-                <w:rFonts w:ascii="Times New Roman" w:hAnsi="Times New Roman" w:eastAsia="Times New Roman" w:cs="Times New Roman"/>
+                <w:rFonts w:ascii="Calibri" w:hAnsi="Calibri" w:eastAsia="Times New Roman" w:cs="Times New Roman"/>
                 <w:sz w:val="24"/>
               </w:rPr>
               <w:t>Map messy source column names to standard fields using flexible data contracts and alias dictionaries</w:t>
@@ -12017,7 +12097,7 @@
           <w:p>
             <w:r>
               <w:rPr>
-                <w:rFonts w:ascii="Times New Roman" w:hAnsi="Times New Roman" w:eastAsia="Times New Roman" w:cs="Times New Roman"/>
+                <w:rFonts w:ascii="Calibri" w:hAnsi="Calibri" w:eastAsia="Times New Roman" w:cs="Times New Roman"/>
                 <w:sz w:val="24"/>
               </w:rPr>
               <w:t>Missing critical fields are flagged as failed_data_contract; important/optional fields are warned but do not always block loading</w:t>
@@ -12048,7 +12128,7 @@
       </w:pPr>
       <w:r>
         <w:rPr>
-          <w:rFonts w:ascii="Times New Roman" w:hAnsi="Times New Roman" w:eastAsia="Times New Roman" w:cs="Times New Roman"/>
+          <w:rFonts w:ascii="Calibri" w:hAnsi="Calibri" w:eastAsia="Times New Roman" w:cs="Times New Roman"/>
           <w:sz w:val="24"/>
         </w:rPr>
         <w:lastRenderedPageBreak/>
@@ -12095,7 +12175,7 @@
             </w:pPr>
             <w:r>
               <w:rPr>
-                <w:rFonts w:ascii="Times New Roman" w:hAnsi="Times New Roman" w:cs="Times New Roman" w:eastAsia="Times New Roman"/>
+                <w:rFonts w:ascii="Calibri" w:hAnsi="Calibri" w:cs="Times New Roman" w:eastAsia="Times New Roman"/>
                 <w:b/>
                 <w:color w:val="142332"/>
                 <w:sz w:val="24"/>
@@ -12128,7 +12208,7 @@
             </w:pPr>
             <w:r>
               <w:rPr>
-                <w:rFonts w:ascii="Times New Roman" w:hAnsi="Times New Roman" w:cs="Times New Roman" w:eastAsia="Times New Roman"/>
+                <w:rFonts w:ascii="Calibri" w:hAnsi="Calibri" w:cs="Times New Roman" w:eastAsia="Times New Roman"/>
                 <w:b/>
                 <w:color w:val="142332"/>
                 <w:sz w:val="24"/>
@@ -12166,7 +12246,7 @@
             </w:pPr>
             <w:r>
               <w:rPr>
-                <w:rFonts w:ascii="Times New Roman" w:hAnsi="Times New Roman" w:cs="Times New Roman" w:eastAsia="Times New Roman"/>
+                <w:rFonts w:ascii="Calibri" w:hAnsi="Calibri" w:cs="Times New Roman" w:eastAsia="Times New Roman"/>
                 <w:sz w:val="24"/>
                 <w:szCs w:val="24"/>
               </w:rPr>
@@ -12196,7 +12276,7 @@
             </w:pPr>
             <w:r>
               <w:rPr>
-                <w:rFonts w:ascii="Times New Roman" w:hAnsi="Times New Roman" w:cs="Times New Roman" w:eastAsia="Times New Roman"/>
+                <w:rFonts w:ascii="Calibri" w:hAnsi="Calibri" w:cs="Times New Roman" w:eastAsia="Times New Roman"/>
                 <w:sz w:val="24"/>
                 <w:szCs w:val="24"/>
               </w:rPr>
@@ -12232,7 +12312,7 @@
             </w:pPr>
             <w:r>
               <w:rPr>
-                <w:rFonts w:ascii="Times New Roman" w:hAnsi="Times New Roman" w:cs="Times New Roman" w:eastAsia="Times New Roman"/>
+                <w:rFonts w:ascii="Calibri" w:hAnsi="Calibri" w:cs="Times New Roman" w:eastAsia="Times New Roman"/>
                 <w:sz w:val="24"/>
                 <w:szCs w:val="24"/>
               </w:rPr>
@@ -12263,7 +12343,7 @@
             <w:proofErr w:type="gramStart"/>
             <w:r>
               <w:rPr>
-                <w:rFonts w:ascii="Times New Roman" w:hAnsi="Times New Roman" w:cs="Times New Roman" w:eastAsia="Times New Roman"/>
+                <w:rFonts w:ascii="Calibri" w:hAnsi="Calibri" w:cs="Times New Roman" w:eastAsia="Times New Roman"/>
                 <w:sz w:val="24"/>
                 <w:szCs w:val="24"/>
               </w:rPr>
@@ -12272,7 +12352,7 @@
             <w:proofErr w:type="gramEnd"/>
             <w:r>
               <w:rPr>
-                <w:rFonts w:ascii="Times New Roman" w:hAnsi="Times New Roman" w:cs="Times New Roman" w:eastAsia="Times New Roman"/>
+                <w:rFonts w:ascii="Calibri" w:hAnsi="Calibri" w:cs="Times New Roman" w:eastAsia="Times New Roman"/>
                 <w:sz w:val="24"/>
                 <w:szCs w:val="24"/>
               </w:rPr>
@@ -12308,7 +12388,7 @@
             </w:pPr>
             <w:r>
               <w:rPr>
-                <w:rFonts w:ascii="Times New Roman" w:hAnsi="Times New Roman" w:cs="Times New Roman" w:eastAsia="Times New Roman"/>
+                <w:rFonts w:ascii="Calibri" w:hAnsi="Calibri" w:cs="Times New Roman" w:eastAsia="Times New Roman"/>
                 <w:sz w:val="24"/>
                 <w:szCs w:val="24"/>
               </w:rPr>
@@ -12338,7 +12418,7 @@
             </w:pPr>
             <w:r>
               <w:rPr>
-                <w:rFonts w:ascii="Times New Roman" w:hAnsi="Times New Roman" w:cs="Times New Roman" w:eastAsia="Times New Roman"/>
+                <w:rFonts w:ascii="Calibri" w:hAnsi="Calibri" w:cs="Times New Roman" w:eastAsia="Times New Roman"/>
                 <w:sz w:val="24"/>
                 <w:szCs w:val="24"/>
               </w:rPr>
@@ -12374,7 +12454,7 @@
             </w:pPr>
             <w:r>
               <w:rPr>
-                <w:rFonts w:ascii="Times New Roman" w:hAnsi="Times New Roman" w:cs="Times New Roman" w:eastAsia="Times New Roman"/>
+                <w:rFonts w:ascii="Calibri" w:hAnsi="Calibri" w:cs="Times New Roman" w:eastAsia="Times New Roman"/>
                 <w:sz w:val="24"/>
                 <w:szCs w:val="24"/>
               </w:rPr>
@@ -12404,7 +12484,7 @@
             </w:pPr>
             <w:r>
               <w:rPr>
-                <w:rFonts w:ascii="Times New Roman" w:hAnsi="Times New Roman" w:cs="Times New Roman" w:eastAsia="Times New Roman"/>
+                <w:rFonts w:ascii="Calibri" w:hAnsi="Calibri" w:cs="Times New Roman" w:eastAsia="Times New Roman"/>
                 <w:sz w:val="24"/>
                 <w:szCs w:val="24"/>
               </w:rPr>
@@ -12440,7 +12520,7 @@
             </w:pPr>
             <w:r>
               <w:rPr>
-                <w:rFonts w:ascii="Times New Roman" w:hAnsi="Times New Roman" w:cs="Times New Roman" w:eastAsia="Times New Roman"/>
+                <w:rFonts w:ascii="Calibri" w:hAnsi="Calibri" w:cs="Times New Roman" w:eastAsia="Times New Roman"/>
                 <w:sz w:val="24"/>
                 <w:szCs w:val="24"/>
               </w:rPr>
@@ -12470,7 +12550,7 @@
             </w:pPr>
             <w:r>
               <w:rPr>
-                <w:rFonts w:ascii="Times New Roman" w:hAnsi="Times New Roman" w:cs="Times New Roman" w:eastAsia="Times New Roman"/>
+                <w:rFonts w:ascii="Calibri" w:hAnsi="Calibri" w:cs="Times New Roman" w:eastAsia="Times New Roman"/>
                 <w:sz w:val="24"/>
                 <w:szCs w:val="24"/>
               </w:rPr>
@@ -12506,7 +12586,7 @@
             </w:pPr>
             <w:r>
               <w:rPr>
-                <w:rFonts w:ascii="Times New Roman" w:hAnsi="Times New Roman" w:cs="Times New Roman" w:eastAsia="Times New Roman"/>
+                <w:rFonts w:ascii="Calibri" w:hAnsi="Calibri" w:cs="Times New Roman" w:eastAsia="Times New Roman"/>
                 <w:sz w:val="24"/>
                 <w:szCs w:val="24"/>
               </w:rPr>
@@ -12536,7 +12616,7 @@
             </w:pPr>
             <w:r>
               <w:rPr>
-                <w:rFonts w:ascii="Times New Roman" w:hAnsi="Times New Roman" w:cs="Times New Roman" w:eastAsia="Times New Roman"/>
+                <w:rFonts w:ascii="Calibri" w:hAnsi="Calibri" w:cs="Times New Roman" w:eastAsia="Times New Roman"/>
                 <w:sz w:val="24"/>
                 <w:szCs w:val="24"/>
               </w:rPr>
@@ -12572,7 +12652,7 @@
             </w:pPr>
             <w:r>
               <w:rPr>
-                <w:rFonts w:ascii="Times New Roman" w:hAnsi="Times New Roman" w:cs="Times New Roman" w:eastAsia="Times New Roman"/>
+                <w:rFonts w:ascii="Calibri" w:hAnsi="Calibri" w:cs="Times New Roman" w:eastAsia="Times New Roman"/>
                 <w:sz w:val="24"/>
                 <w:szCs w:val="24"/>
               </w:rPr>
@@ -12602,7 +12682,7 @@
             </w:pPr>
             <w:r>
               <w:rPr>
-                <w:rFonts w:ascii="Times New Roman" w:hAnsi="Times New Roman" w:cs="Times New Roman" w:eastAsia="Times New Roman"/>
+                <w:rFonts w:ascii="Calibri" w:hAnsi="Calibri" w:cs="Times New Roman" w:eastAsia="Times New Roman"/>
                 <w:sz w:val="24"/>
                 <w:szCs w:val="24"/>
               </w:rPr>
@@ -12622,7 +12702,7 @@
           <w:p>
             <w:r>
               <w:rPr>
-                <w:rFonts w:ascii="Times New Roman" w:hAnsi="Times New Roman" w:eastAsia="Times New Roman" w:cs="Times New Roman"/>
+                <w:rFonts w:ascii="Calibri" w:hAnsi="Calibri" w:eastAsia="Times New Roman" w:cs="Times New Roman"/>
                 <w:sz w:val="24"/>
               </w:rPr>
               <w:t>Flexible data contract status</w:t>
@@ -12636,7 +12716,7 @@
           <w:p>
             <w:r>
               <w:rPr>
-                <w:rFonts w:ascii="Times New Roman" w:hAnsi="Times New Roman" w:eastAsia="Times New Roman" w:cs="Times New Roman"/>
+                <w:rFonts w:ascii="Calibri" w:hAnsi="Calibri" w:eastAsia="Times New Roman" w:cs="Times New Roman"/>
                 <w:sz w:val="24"/>
               </w:rPr>
               <w:t>Shows whether required business fields were mapped successfully for each source</w:t>
@@ -12655,7 +12735,7 @@
           <w:p>
             <w:r>
               <w:rPr>
-                <w:rFonts w:ascii="Times New Roman" w:hAnsi="Times New Roman" w:eastAsia="Times New Roman" w:cs="Times New Roman"/>
+                <w:rFonts w:ascii="Calibri" w:hAnsi="Calibri" w:eastAsia="Times New Roman" w:cs="Times New Roman"/>
                 <w:sz w:val="24"/>
               </w:rPr>
               <w:t>dbt test result summary</w:t>
@@ -12669,7 +12749,7 @@
           <w:p>
             <w:r>
               <w:rPr>
-                <w:rFonts w:ascii="Times New Roman" w:hAnsi="Times New Roman" w:eastAsia="Times New Roman" w:cs="Times New Roman"/>
+                <w:rFonts w:ascii="Calibri" w:hAnsi="Calibri" w:eastAsia="Times New Roman" w:cs="Times New Roman"/>
                 <w:sz w:val="24"/>
               </w:rPr>
               <w:t>Shows failed not-null, unique, accepted-value, or relationship tests</w:t>
@@ -12688,7 +12768,7 @@
           <w:p>
             <w:r>
               <w:rPr>
-                <w:rFonts w:ascii="Times New Roman" w:hAnsi="Times New Roman" w:eastAsia="Times New Roman" w:cs="Times New Roman"/>
+                <w:rFonts w:ascii="Calibri" w:hAnsi="Calibri" w:eastAsia="Times New Roman" w:cs="Times New Roman"/>
                 <w:sz w:val="24"/>
               </w:rPr>
               <w:t>Pipeline run status</w:t>
@@ -12702,7 +12782,7 @@
           <w:p>
             <w:r>
               <w:rPr>
-                <w:rFonts w:ascii="Times New Roman" w:hAnsi="Times New Roman" w:eastAsia="Times New Roman" w:cs="Times New Roman"/>
+                <w:rFonts w:ascii="Calibri" w:hAnsi="Calibri" w:eastAsia="Times New Roman" w:cs="Times New Roman"/>
                 <w:sz w:val="24"/>
               </w:rPr>
               <w:t>Shows Airflow run time, success/failure state, rows loaded, rows failed, and latest refresh time</w:t>
@@ -12721,7 +12801,7 @@
           <w:p>
             <w:r>
               <w:rPr>
-                <w:rFonts w:ascii="Times New Roman" w:hAnsi="Times New Roman" w:eastAsia="Times New Roman" w:cs="Times New Roman"/>
+                <w:rFonts w:ascii="Calibri" w:hAnsi="Calibri" w:eastAsia="Times New Roman" w:cs="Times New Roman"/>
                 <w:sz w:val="24"/>
               </w:rPr>
               <w:t>Lineage coverage</w:t>
@@ -12735,7 +12815,7 @@
           <w:p>
             <w:r>
               <w:rPr>
-                <w:rFonts w:ascii="Times New Roman" w:hAnsi="Times New Roman" w:eastAsia="Times New Roman" w:cs="Times New Roman"/>
+                <w:rFonts w:ascii="Calibri" w:hAnsi="Calibri" w:eastAsia="Times New Roman" w:cs="Times New Roman"/>
                 <w:sz w:val="24"/>
               </w:rPr>
               <w:t>Shows whether dashboard marts can be traced back to source and transformation models</w:t>
@@ -12766,7 +12846,7 @@
       </w:pPr>
       <w:r>
         <w:rPr>
-          <w:rFonts w:ascii="Times New Roman" w:hAnsi="Times New Roman" w:cs="Times New Roman" w:eastAsia="Times New Roman"/>
+          <w:rFonts w:ascii="Calibri" w:hAnsi="Calibri" w:cs="Times New Roman" w:eastAsia="Times New Roman"/>
           <w:b/>
           <w:sz w:val="26"/>
           <w:szCs w:val="24"/>
@@ -12786,14 +12866,14 @@
       </w:pPr>
       <w:r>
         <w:rPr>
-          <w:rFonts w:ascii="Times New Roman" w:hAnsi="Times New Roman" w:eastAsia="Times New Roman" w:cs="Times New Roman"/>
+          <w:rFonts w:ascii="Calibri" w:hAnsi="Calibri" w:eastAsia="Times New Roman" w:cs="Times New Roman"/>
           <w:sz w:val="24"/>
         </w:rPr>
         <w:t xml:space="preserve">Following the AI/ML methodology guide, the CP2 workflow will combine data engineering and analytics. The data engineering lifecycle covers source profiling, extraction, Bronze loading, dbt </w:t>
       </w:r>
       <w:r>
         <w:rPr>
-          <w:rFonts w:ascii="Times New Roman" w:hAnsi="Times New Roman" w:eastAsia="Times New Roman" w:cs="Times New Roman"/>
+          <w:rFonts w:ascii="Calibri" w:hAnsi="Calibri" w:eastAsia="Times New Roman" w:cs="Times New Roman"/>
           <w:sz w:val="24"/>
         </w:rPr>
         <w:lastRenderedPageBreak/>
@@ -12841,7 +12921,7 @@
             </w:pPr>
             <w:r>
               <w:rPr>
-                <w:rFonts w:ascii="Times New Roman" w:hAnsi="Times New Roman" w:cs="Times New Roman" w:eastAsia="Times New Roman"/>
+                <w:rFonts w:ascii="Calibri" w:hAnsi="Calibri" w:cs="Times New Roman" w:eastAsia="Times New Roman"/>
                 <w:b/>
                 <w:color w:val="142332"/>
                 <w:sz w:val="24"/>
@@ -12874,7 +12954,7 @@
             </w:pPr>
             <w:r>
               <w:rPr>
-                <w:rFonts w:ascii="Times New Roman" w:hAnsi="Times New Roman" w:cs="Times New Roman" w:eastAsia="Times New Roman"/>
+                <w:rFonts w:ascii="Calibri" w:hAnsi="Calibri" w:cs="Times New Roman" w:eastAsia="Times New Roman"/>
                 <w:b/>
                 <w:color w:val="142332"/>
                 <w:sz w:val="24"/>
@@ -12907,7 +12987,7 @@
             </w:pPr>
             <w:r>
               <w:rPr>
-                <w:rFonts w:ascii="Times New Roman" w:hAnsi="Times New Roman" w:cs="Times New Roman" w:eastAsia="Times New Roman"/>
+                <w:rFonts w:ascii="Calibri" w:hAnsi="Calibri" w:cs="Times New Roman" w:eastAsia="Times New Roman"/>
                 <w:b/>
                 <w:color w:val="142332"/>
                 <w:sz w:val="24"/>
@@ -12945,7 +13025,7 @@
             </w:pPr>
             <w:r>
               <w:rPr>
-                <w:rFonts w:ascii="Times New Roman" w:hAnsi="Times New Roman" w:cs="Times New Roman" w:eastAsia="Times New Roman"/>
+                <w:rFonts w:ascii="Calibri" w:hAnsi="Calibri" w:cs="Times New Roman" w:eastAsia="Times New Roman"/>
                 <w:sz w:val="24"/>
                 <w:szCs w:val="24"/>
               </w:rPr>
@@ -12975,7 +13055,7 @@
             </w:pPr>
             <w:r>
               <w:rPr>
-                <w:rFonts w:ascii="Times New Roman" w:hAnsi="Times New Roman" w:cs="Times New Roman" w:eastAsia="Times New Roman"/>
+                <w:rFonts w:ascii="Calibri" w:hAnsi="Calibri" w:cs="Times New Roman" w:eastAsia="Times New Roman"/>
                 <w:sz w:val="24"/>
                 <w:szCs w:val="24"/>
               </w:rPr>
@@ -13005,7 +13085,7 @@
             </w:pPr>
             <w:r>
               <w:rPr>
-                <w:rFonts w:ascii="Times New Roman" w:hAnsi="Times New Roman" w:cs="Times New Roman" w:eastAsia="Times New Roman"/>
+                <w:rFonts w:ascii="Calibri" w:hAnsi="Calibri" w:cs="Times New Roman" w:eastAsia="Times New Roman"/>
                 <w:sz w:val="24"/>
                 <w:szCs w:val="24"/>
               </w:rPr>
@@ -13041,7 +13121,7 @@
             </w:pPr>
             <w:r>
               <w:rPr>
-                <w:rFonts w:ascii="Times New Roman" w:hAnsi="Times New Roman" w:cs="Times New Roman" w:eastAsia="Times New Roman"/>
+                <w:rFonts w:ascii="Calibri" w:hAnsi="Calibri" w:cs="Times New Roman" w:eastAsia="Times New Roman"/>
                 <w:sz w:val="24"/>
                 <w:szCs w:val="24"/>
               </w:rPr>
@@ -13071,7 +13151,7 @@
             </w:pPr>
             <w:r>
               <w:rPr>
-                <w:rFonts w:ascii="Times New Roman" w:hAnsi="Times New Roman" w:cs="Times New Roman" w:eastAsia="Times New Roman"/>
+                <w:rFonts w:ascii="Calibri" w:hAnsi="Calibri" w:cs="Times New Roman" w:eastAsia="Times New Roman"/>
                 <w:sz w:val="24"/>
                 <w:szCs w:val="24"/>
               </w:rPr>
@@ -13101,7 +13181,7 @@
             </w:pPr>
             <w:r>
               <w:rPr>
-                <w:rFonts w:ascii="Times New Roman" w:hAnsi="Times New Roman" w:cs="Times New Roman" w:eastAsia="Times New Roman"/>
+                <w:rFonts w:ascii="Calibri" w:hAnsi="Calibri" w:cs="Times New Roman" w:eastAsia="Times New Roman"/>
                 <w:sz w:val="24"/>
                 <w:szCs w:val="24"/>
               </w:rPr>
@@ -13137,7 +13217,7 @@
             </w:pPr>
             <w:r>
               <w:rPr>
-                <w:rFonts w:ascii="Times New Roman" w:hAnsi="Times New Roman" w:cs="Times New Roman" w:eastAsia="Times New Roman"/>
+                <w:rFonts w:ascii="Calibri" w:hAnsi="Calibri" w:cs="Times New Roman" w:eastAsia="Times New Roman"/>
                 <w:sz w:val="24"/>
                 <w:szCs w:val="24"/>
               </w:rPr>
@@ -13146,7 +13226,7 @@
             <w:proofErr w:type="gramStart"/>
             <w:r>
               <w:rPr>
-                <w:rFonts w:ascii="Times New Roman" w:hAnsi="Times New Roman" w:cs="Times New Roman" w:eastAsia="Times New Roman"/>
+                <w:rFonts w:ascii="Calibri" w:hAnsi="Calibri" w:cs="Times New Roman" w:eastAsia="Times New Roman"/>
                 <w:sz w:val="24"/>
                 <w:szCs w:val="24"/>
               </w:rPr>
@@ -13155,7 +13235,7 @@
             <w:proofErr w:type="gramEnd"/>
             <w:r>
               <w:rPr>
-                <w:rFonts w:ascii="Times New Roman" w:hAnsi="Times New Roman" w:cs="Times New Roman" w:eastAsia="Times New Roman"/>
+                <w:rFonts w:ascii="Calibri" w:hAnsi="Calibri" w:cs="Times New Roman" w:eastAsia="Times New Roman"/>
                 <w:sz w:val="24"/>
                 <w:szCs w:val="24"/>
               </w:rPr>
@@ -13185,7 +13265,7 @@
             </w:pPr>
             <w:r>
               <w:rPr>
-                <w:rFonts w:ascii="Times New Roman" w:hAnsi="Times New Roman" w:cs="Times New Roman" w:eastAsia="Times New Roman"/>
+                <w:rFonts w:ascii="Calibri" w:hAnsi="Calibri" w:cs="Times New Roman" w:eastAsia="Times New Roman"/>
                 <w:sz w:val="24"/>
                 <w:szCs w:val="24"/>
               </w:rPr>
@@ -13215,7 +13295,7 @@
             </w:pPr>
             <w:r>
               <w:rPr>
-                <w:rFonts w:ascii="Times New Roman" w:hAnsi="Times New Roman" w:cs="Times New Roman" w:eastAsia="Times New Roman"/>
+                <w:rFonts w:ascii="Calibri" w:hAnsi="Calibri" w:cs="Times New Roman" w:eastAsia="Times New Roman"/>
                 <w:sz w:val="24"/>
                 <w:szCs w:val="24"/>
               </w:rPr>
@@ -13251,7 +13331,7 @@
             </w:pPr>
             <w:r>
               <w:rPr>
-                <w:rFonts w:ascii="Times New Roman" w:hAnsi="Times New Roman" w:cs="Times New Roman" w:eastAsia="Times New Roman"/>
+                <w:rFonts w:ascii="Calibri" w:hAnsi="Calibri" w:cs="Times New Roman" w:eastAsia="Times New Roman"/>
                 <w:sz w:val="24"/>
                 <w:szCs w:val="24"/>
               </w:rPr>
@@ -13281,7 +13361,7 @@
             </w:pPr>
             <w:r>
               <w:rPr>
-                <w:rFonts w:ascii="Times New Roman" w:hAnsi="Times New Roman" w:cs="Times New Roman" w:eastAsia="Times New Roman"/>
+                <w:rFonts w:ascii="Calibri" w:hAnsi="Calibri" w:cs="Times New Roman" w:eastAsia="Times New Roman"/>
                 <w:sz w:val="24"/>
                 <w:szCs w:val="24"/>
               </w:rPr>
@@ -13311,7 +13391,7 @@
             </w:pPr>
             <w:r>
               <w:rPr>
-                <w:rFonts w:ascii="Times New Roman" w:hAnsi="Times New Roman" w:cs="Times New Roman" w:eastAsia="Times New Roman"/>
+                <w:rFonts w:ascii="Calibri" w:hAnsi="Calibri" w:cs="Times New Roman" w:eastAsia="Times New Roman"/>
                 <w:sz w:val="24"/>
                 <w:szCs w:val="24"/>
               </w:rPr>
@@ -13347,7 +13427,7 @@
             </w:pPr>
             <w:r>
               <w:rPr>
-                <w:rFonts w:ascii="Times New Roman" w:hAnsi="Times New Roman" w:cs="Times New Roman" w:eastAsia="Times New Roman"/>
+                <w:rFonts w:ascii="Calibri" w:hAnsi="Calibri" w:cs="Times New Roman" w:eastAsia="Times New Roman"/>
                 <w:sz w:val="24"/>
                 <w:szCs w:val="24"/>
               </w:rPr>
@@ -13377,7 +13457,7 @@
             </w:pPr>
             <w:r>
               <w:rPr>
-                <w:rFonts w:ascii="Times New Roman" w:hAnsi="Times New Roman" w:cs="Times New Roman" w:eastAsia="Times New Roman"/>
+                <w:rFonts w:ascii="Calibri" w:hAnsi="Calibri" w:cs="Times New Roman" w:eastAsia="Times New Roman"/>
                 <w:sz w:val="24"/>
                 <w:szCs w:val="24"/>
               </w:rPr>
@@ -13407,7 +13487,7 @@
             </w:pPr>
             <w:r>
               <w:rPr>
-                <w:rFonts w:ascii="Times New Roman" w:hAnsi="Times New Roman" w:cs="Times New Roman" w:eastAsia="Times New Roman"/>
+                <w:rFonts w:ascii="Calibri" w:hAnsi="Calibri" w:cs="Times New Roman" w:eastAsia="Times New Roman"/>
                 <w:sz w:val="24"/>
                 <w:szCs w:val="24"/>
               </w:rPr>
@@ -13443,7 +13523,7 @@
             </w:pPr>
             <w:r>
               <w:rPr>
-                <w:rFonts w:ascii="Times New Roman" w:hAnsi="Times New Roman" w:cs="Times New Roman" w:eastAsia="Times New Roman"/>
+                <w:rFonts w:ascii="Calibri" w:hAnsi="Calibri" w:cs="Times New Roman" w:eastAsia="Times New Roman"/>
                 <w:sz w:val="24"/>
                 <w:szCs w:val="24"/>
               </w:rPr>
@@ -13473,7 +13553,7 @@
             </w:pPr>
             <w:r>
               <w:rPr>
-                <w:rFonts w:ascii="Times New Roman" w:hAnsi="Times New Roman" w:cs="Times New Roman" w:eastAsia="Times New Roman"/>
+                <w:rFonts w:ascii="Calibri" w:hAnsi="Calibri" w:cs="Times New Roman" w:eastAsia="Times New Roman"/>
                 <w:sz w:val="24"/>
                 <w:szCs w:val="24"/>
               </w:rPr>
@@ -13503,7 +13583,7 @@
             </w:pPr>
             <w:r>
               <w:rPr>
-                <w:rFonts w:ascii="Times New Roman" w:hAnsi="Times New Roman" w:cs="Times New Roman" w:eastAsia="Times New Roman"/>
+                <w:rFonts w:ascii="Calibri" w:hAnsi="Calibri" w:cs="Times New Roman" w:eastAsia="Times New Roman"/>
                 <w:sz w:val="24"/>
                 <w:szCs w:val="24"/>
               </w:rPr>
@@ -13512,7 +13592,7 @@
             <w:proofErr w:type="gramStart"/>
             <w:r>
               <w:rPr>
-                <w:rFonts w:ascii="Times New Roman" w:hAnsi="Times New Roman" w:cs="Times New Roman" w:eastAsia="Times New Roman"/>
+                <w:rFonts w:ascii="Calibri" w:hAnsi="Calibri" w:cs="Times New Roman" w:eastAsia="Times New Roman"/>
                 <w:sz w:val="24"/>
                 <w:szCs w:val="24"/>
               </w:rPr>
@@ -13521,7 +13601,7 @@
             <w:proofErr w:type="gramEnd"/>
             <w:r>
               <w:rPr>
-                <w:rFonts w:ascii="Times New Roman" w:hAnsi="Times New Roman" w:cs="Times New Roman" w:eastAsia="Times New Roman"/>
+                <w:rFonts w:ascii="Calibri" w:hAnsi="Calibri" w:cs="Times New Roman" w:eastAsia="Times New Roman"/>
                 <w:sz w:val="24"/>
                 <w:szCs w:val="24"/>
               </w:rPr>
@@ -13557,7 +13637,7 @@
             </w:pPr>
             <w:r>
               <w:rPr>
-                <w:rFonts w:ascii="Times New Roman" w:hAnsi="Times New Roman" w:cs="Times New Roman" w:eastAsia="Times New Roman"/>
+                <w:rFonts w:ascii="Calibri" w:hAnsi="Calibri" w:cs="Times New Roman" w:eastAsia="Times New Roman"/>
                 <w:sz w:val="24"/>
                 <w:szCs w:val="24"/>
               </w:rPr>
@@ -13587,7 +13667,7 @@
             </w:pPr>
             <w:r>
               <w:rPr>
-                <w:rFonts w:ascii="Times New Roman" w:hAnsi="Times New Roman" w:cs="Times New Roman" w:eastAsia="Times New Roman"/>
+                <w:rFonts w:ascii="Calibri" w:hAnsi="Calibri" w:cs="Times New Roman" w:eastAsia="Times New Roman"/>
                 <w:sz w:val="24"/>
                 <w:szCs w:val="24"/>
               </w:rPr>
@@ -13617,7 +13697,7 @@
             </w:pPr>
             <w:r>
               <w:rPr>
-                <w:rFonts w:ascii="Times New Roman" w:hAnsi="Times New Roman" w:cs="Times New Roman" w:eastAsia="Times New Roman"/>
+                <w:rFonts w:ascii="Calibri" w:hAnsi="Calibri" w:cs="Times New Roman" w:eastAsia="Times New Roman"/>
                 <w:sz w:val="24"/>
                 <w:szCs w:val="24"/>
               </w:rPr>
@@ -13649,7 +13729,7 @@
       </w:pPr>
       <w:r>
         <w:rPr>
-          <w:rFonts w:ascii="Times New Roman" w:hAnsi="Times New Roman" w:cs="Times New Roman" w:eastAsia="Times New Roman"/>
+          <w:rFonts w:ascii="Calibri" w:hAnsi="Calibri" w:cs="Times New Roman" w:eastAsia="Times New Roman"/>
           <w:b/>
           <w:sz w:val="26"/>
           <w:szCs w:val="24"/>
@@ -13668,7 +13748,7 @@
       </w:pPr>
       <w:r>
         <w:rPr>
-          <w:rFonts w:ascii="Times New Roman" w:hAnsi="Times New Roman" w:cs="Times New Roman" w:eastAsia="Times New Roman"/>
+          <w:rFonts w:ascii="Calibri" w:hAnsi="Calibri" w:cs="Times New Roman" w:eastAsia="Times New Roman"/>
           <w:b/>
           <w:sz w:val="24"/>
           <w:szCs w:val="24"/>
@@ -13688,7 +13768,7 @@
       </w:pPr>
       <w:r>
         <w:rPr>
-          <w:rFonts w:ascii="Times New Roman" w:hAnsi="Times New Roman" w:cs="Times New Roman" w:eastAsia="Times New Roman"/>
+          <w:rFonts w:ascii="Calibri" w:hAnsi="Calibri" w:cs="Times New Roman" w:eastAsia="Times New Roman"/>
           <w:sz w:val="24"/>
           <w:szCs w:val="24"/>
         </w:rPr>
@@ -13696,7 +13776,7 @@
       </w:r>
       <w:r>
         <w:rPr>
-          <w:rFonts w:ascii="Times New Roman" w:hAnsi="Times New Roman" w:cs="Times New Roman" w:eastAsia="Times New Roman"/>
+          <w:rFonts w:ascii="Calibri" w:hAnsi="Calibri" w:cs="Times New Roman" w:eastAsia="Times New Roman"/>
           <w:sz w:val="24"/>
           <w:szCs w:val="24"/>
         </w:rPr>
@@ -13715,7 +13795,7 @@
       </w:pPr>
       <w:r>
         <w:rPr>
-          <w:rFonts w:ascii="Times New Roman" w:hAnsi="Times New Roman" w:cs="Times New Roman" w:eastAsia="Times New Roman"/>
+          <w:rFonts w:ascii="Calibri" w:hAnsi="Calibri" w:cs="Times New Roman" w:eastAsia="Times New Roman"/>
           <w:b/>
           <w:sz w:val="24"/>
           <w:szCs w:val="24"/>
@@ -13735,7 +13815,7 @@
       </w:pPr>
       <w:r>
         <w:rPr>
-          <w:rFonts w:ascii="Times New Roman" w:hAnsi="Times New Roman" w:cs="Times New Roman" w:eastAsia="Times New Roman"/>
+          <w:rFonts w:ascii="Calibri" w:hAnsi="Calibri" w:cs="Times New Roman" w:eastAsia="Times New Roman"/>
           <w:sz w:val="24"/>
           <w:szCs w:val="24"/>
         </w:rPr>
@@ -13744,7 +13824,7 @@
       <w:proofErr w:type="gramStart"/>
       <w:r>
         <w:rPr>
-          <w:rFonts w:ascii="Times New Roman" w:hAnsi="Times New Roman" w:cs="Times New Roman" w:eastAsia="Times New Roman"/>
+          <w:rFonts w:ascii="Calibri" w:hAnsi="Calibri" w:cs="Times New Roman" w:eastAsia="Times New Roman"/>
           <w:sz w:val="24"/>
           <w:szCs w:val="24"/>
         </w:rPr>
@@ -13753,7 +13833,7 @@
       <w:proofErr w:type="gramEnd"/>
       <w:r>
         <w:rPr>
-          <w:rFonts w:ascii="Times New Roman" w:hAnsi="Times New Roman" w:cs="Times New Roman" w:eastAsia="Times New Roman"/>
+          <w:rFonts w:ascii="Calibri" w:hAnsi="Calibri" w:cs="Times New Roman" w:eastAsia="Times New Roman"/>
           <w:sz w:val="24"/>
           <w:szCs w:val="24"/>
         </w:rPr>
@@ -13771,7 +13851,7 @@
       </w:pPr>
       <w:r>
         <w:rPr>
-          <w:rFonts w:ascii="Times New Roman" w:hAnsi="Times New Roman" w:cs="Times New Roman" w:eastAsia="Times New Roman"/>
+          <w:rFonts w:ascii="Calibri" w:hAnsi="Calibri" w:cs="Times New Roman" w:eastAsia="Times New Roman"/>
           <w:b/>
           <w:sz w:val="24"/>
           <w:szCs w:val="24"/>
@@ -13791,7 +13871,7 @@
       </w:pPr>
       <w:r>
         <w:rPr>
-          <w:rFonts w:ascii="Times New Roman" w:hAnsi="Times New Roman" w:cs="Times New Roman" w:eastAsia="Times New Roman"/>
+          <w:rFonts w:ascii="Calibri" w:hAnsi="Calibri" w:cs="Times New Roman" w:eastAsia="Times New Roman"/>
           <w:sz w:val="24"/>
           <w:szCs w:val="24"/>
         </w:rPr>
@@ -13800,7 +13880,7 @@
       <w:proofErr w:type="gramStart"/>
       <w:r>
         <w:rPr>
-          <w:rFonts w:ascii="Times New Roman" w:hAnsi="Times New Roman" w:cs="Times New Roman" w:eastAsia="Times New Roman"/>
+          <w:rFonts w:ascii="Calibri" w:hAnsi="Calibri" w:cs="Times New Roman" w:eastAsia="Times New Roman"/>
           <w:sz w:val="24"/>
           <w:szCs w:val="24"/>
         </w:rPr>
@@ -13809,7 +13889,7 @@
       <w:proofErr w:type="gramEnd"/>
       <w:r>
         <w:rPr>
-          <w:rFonts w:ascii="Times New Roman" w:hAnsi="Times New Roman" w:cs="Times New Roman" w:eastAsia="Times New Roman"/>
+          <w:rFonts w:ascii="Calibri" w:hAnsi="Calibri" w:cs="Times New Roman" w:eastAsia="Times New Roman"/>
           <w:sz w:val="24"/>
           <w:szCs w:val="24"/>
         </w:rPr>
@@ -13818,7 +13898,7 @@
       <w:proofErr w:type="gramStart"/>
       <w:r>
         <w:rPr>
-          <w:rFonts w:ascii="Times New Roman" w:hAnsi="Times New Roman" w:cs="Times New Roman" w:eastAsia="Times New Roman"/>
+          <w:rFonts w:ascii="Calibri" w:hAnsi="Calibri" w:cs="Times New Roman" w:eastAsia="Times New Roman"/>
           <w:sz w:val="24"/>
           <w:szCs w:val="24"/>
         </w:rPr>
@@ -13827,7 +13907,7 @@
       <w:proofErr w:type="gramEnd"/>
       <w:r>
         <w:rPr>
-          <w:rFonts w:ascii="Times New Roman" w:hAnsi="Times New Roman" w:cs="Times New Roman" w:eastAsia="Times New Roman"/>
+          <w:rFonts w:ascii="Calibri" w:hAnsi="Calibri" w:cs="Times New Roman" w:eastAsia="Times New Roman"/>
           <w:sz w:val="24"/>
           <w:szCs w:val="24"/>
         </w:rPr>
@@ -13845,7 +13925,7 @@
       </w:pPr>
       <w:r>
         <w:rPr>
-          <w:rFonts w:ascii="Times New Roman" w:hAnsi="Times New Roman" w:cs="Times New Roman" w:eastAsia="Times New Roman"/>
+          <w:rFonts w:ascii="Calibri" w:hAnsi="Calibri" w:cs="Times New Roman" w:eastAsia="Times New Roman"/>
           <w:b/>
           <w:sz w:val="24"/>
           <w:szCs w:val="24"/>
@@ -13865,7 +13945,7 @@
       </w:pPr>
       <w:r>
         <w:rPr>
-          <w:rFonts w:ascii="Times New Roman" w:hAnsi="Times New Roman" w:cs="Times New Roman" w:eastAsia="Times New Roman"/>
+          <w:rFonts w:ascii="Calibri" w:hAnsi="Calibri" w:cs="Times New Roman" w:eastAsia="Times New Roman"/>
           <w:sz w:val="24"/>
           <w:szCs w:val="24"/>
         </w:rPr>
@@ -13884,7 +13964,7 @@
       </w:pPr>
       <w:r>
         <w:rPr>
-          <w:rFonts w:ascii="Times New Roman" w:hAnsi="Times New Roman" w:cs="Times New Roman" w:eastAsia="Times New Roman"/>
+          <w:rFonts w:ascii="Calibri" w:hAnsi="Calibri" w:cs="Times New Roman" w:eastAsia="Times New Roman"/>
           <w:b/>
           <w:sz w:val="24"/>
           <w:szCs w:val="24"/>
@@ -13904,7 +13984,7 @@
       </w:pPr>
       <w:r>
         <w:rPr>
-          <w:rFonts w:ascii="Times New Roman" w:hAnsi="Times New Roman" w:cs="Times New Roman" w:eastAsia="Times New Roman"/>
+          <w:rFonts w:ascii="Calibri" w:hAnsi="Calibri" w:cs="Times New Roman" w:eastAsia="Times New Roman"/>
           <w:sz w:val="24"/>
           <w:szCs w:val="24"/>
         </w:rPr>
@@ -13923,7 +14003,7 @@
       </w:pPr>
       <w:r>
         <w:rPr>
-          <w:rFonts w:ascii="Times New Roman" w:hAnsi="Times New Roman" w:cs="Times New Roman" w:eastAsia="Times New Roman"/>
+          <w:rFonts w:ascii="Calibri" w:hAnsi="Calibri" w:cs="Times New Roman" w:eastAsia="Times New Roman"/>
           <w:b/>
           <w:sz w:val="24"/>
           <w:szCs w:val="24"/>
@@ -13943,7 +14023,7 @@
       </w:pPr>
       <w:r>
         <w:rPr>
-          <w:rFonts w:ascii="Times New Roman" w:hAnsi="Times New Roman" w:cs="Times New Roman" w:eastAsia="Times New Roman"/>
+          <w:rFonts w:ascii="Calibri" w:hAnsi="Calibri" w:cs="Times New Roman" w:eastAsia="Times New Roman"/>
           <w:sz w:val="24"/>
           <w:szCs w:val="24"/>
         </w:rPr>
@@ -13953,7 +14033,7 @@
     <w:p>
       <w:r>
         <w:rPr>
-          <w:rFonts w:ascii="Times New Roman" w:hAnsi="Times New Roman" w:eastAsia="Times New Roman" w:cs="Times New Roman"/>
+          <w:rFonts w:ascii="Calibri" w:hAnsi="Calibri" w:eastAsia="Times New Roman" w:cs="Times New Roman"/>
           <w:sz w:val="24"/>
         </w:rPr>
         <w:t>Pipeline orchestration:</w:t>
@@ -13962,7 +14042,7 @@
     <w:p>
       <w:r>
         <w:rPr>
-          <w:rFonts w:ascii="Times New Roman" w:hAnsi="Times New Roman" w:eastAsia="Times New Roman" w:cs="Times New Roman"/>
+          <w:rFonts w:ascii="Calibri" w:hAnsi="Calibri" w:eastAsia="Times New Roman" w:cs="Times New Roman"/>
           <w:sz w:val="24"/>
         </w:rPr>
         <w:lastRenderedPageBreak/>
@@ -13972,7 +14052,7 @@
     <w:p>
       <w:r>
         <w:rPr>
-          <w:rFonts w:ascii="Times New Roman" w:hAnsi="Times New Roman" w:eastAsia="Times New Roman" w:cs="Times New Roman"/>
+          <w:rFonts w:ascii="Calibri" w:hAnsi="Calibri" w:eastAsia="Times New Roman" w:cs="Times New Roman"/>
           <w:sz w:val="24"/>
         </w:rPr>
         <w:t>dbt transformations and lineage:</w:t>
@@ -13981,7 +14061,7 @@
     <w:p>
       <w:r>
         <w:rPr>
-          <w:rFonts w:ascii="Times New Roman" w:hAnsi="Times New Roman" w:eastAsia="Times New Roman" w:cs="Times New Roman"/>
+          <w:rFonts w:ascii="Calibri" w:hAnsi="Calibri" w:eastAsia="Times New Roman" w:cs="Times New Roman"/>
           <w:sz w:val="24"/>
         </w:rPr>
         <w:t>dbt Core will transform BigQuery Bronze tables into Silver cleaned tables and Gold marts using modular SQL models. dbt tests will check fields such as uniqueness, not-null requirements, accepted values, and relationship consistency where practical. dbt documentation and lineage will show how raw data flows into dashboard outputs.</w:t>
@@ -13990,7 +14070,7 @@
     <w:p>
       <w:r>
         <w:rPr>
-          <w:rFonts w:ascii="Times New Roman" w:hAnsi="Times New Roman" w:eastAsia="Times New Roman" w:cs="Times New Roman"/>
+          <w:rFonts w:ascii="Calibri" w:hAnsi="Calibri" w:eastAsia="Times New Roman" w:cs="Times New Roman"/>
           <w:sz w:val="24"/>
         </w:rPr>
         <w:t>Flexible data contracts:</w:t>
@@ -13999,7 +14079,7 @@
     <w:p>
       <w:r>
         <w:rPr>
-          <w:rFonts w:ascii="Times New Roman" w:hAnsi="Times New Roman" w:eastAsia="Times New Roman" w:cs="Times New Roman"/>
+          <w:rFonts w:ascii="Calibri" w:hAnsi="Calibri" w:eastAsia="Times New Roman" w:cs="Times New Roman"/>
           <w:sz w:val="24"/>
         </w:rPr>
         <w:t>Each source will have a flexible contract defining standard fields, accepted aliases, required/important/optional levels, and validation rules. For example, Nama, Name, and Customer Name may map to customer_name, while Phone No, Contact, and Tel may map to phone_number. If a critical field cannot be mapped, the source or row is flagged for review.</w:t>
@@ -14008,7 +14088,7 @@
     <w:p>
       <w:r>
         <w:rPr>
-          <w:rFonts w:ascii="Times New Roman" w:hAnsi="Times New Roman" w:eastAsia="Times New Roman" w:cs="Times New Roman"/>
+          <w:rFonts w:ascii="Calibri" w:hAnsi="Calibri" w:eastAsia="Times New Roman" w:cs="Times New Roman"/>
           <w:sz w:val="24"/>
         </w:rPr>
         <w:t>Incremental loading:</w:t>
@@ -14017,7 +14097,7 @@
     <w:p>
       <w:r>
         <w:rPr>
-          <w:rFonts w:ascii="Times New Roman" w:hAnsi="Times New Roman" w:eastAsia="Times New Roman" w:cs="Times New Roman"/>
+          <w:rFonts w:ascii="Calibri" w:hAnsi="Calibri" w:eastAsia="Times New Roman" w:cs="Times New Roman"/>
           <w:sz w:val="24"/>
         </w:rPr>
         <w:t>Where a source provides updated timestamps or stable row identifiers, the pipeline will load only new or changed rows. If such metadata is unavailable, the prototype will use row hashes and loaded_at timestamps to detect changes. Full refresh remains available as a fallback during prototype testing.</w:t>
@@ -14036,7 +14116,7 @@
       </w:pPr>
       <w:r>
         <w:rPr>
-          <w:rFonts w:ascii="Times New Roman" w:hAnsi="Times New Roman" w:cs="Times New Roman" w:eastAsia="Times New Roman"/>
+          <w:rFonts w:ascii="Calibri" w:hAnsi="Calibri" w:cs="Times New Roman" w:eastAsia="Times New Roman"/>
           <w:b/>
           <w:sz w:val="26"/>
           <w:szCs w:val="24"/>
@@ -14056,7 +14136,7 @@
       </w:pPr>
       <w:r>
         <w:rPr>
-          <w:rFonts w:ascii="Times New Roman" w:hAnsi="Times New Roman" w:eastAsia="Times New Roman" w:cs="Times New Roman"/>
+          <w:rFonts w:ascii="Calibri" w:hAnsi="Calibri" w:eastAsia="Times New Roman" w:cs="Times New Roman"/>
           <w:sz w:val="24"/>
         </w:rPr>
         <w:t>The visualization layer will be implemented in Apache Superset to reduce custom frontend development and align the project with a data analytics capstone. Superset will connect only to curated Gold marts and anonymised reporting views in BigQuery rather than raw source tables. This ensures the dashboards are based on tested, documented, and refresh-controlled data outputs.</w:t>
@@ -14102,7 +14182,7 @@
             </w:pPr>
             <w:r>
               <w:rPr>
-                <w:rFonts w:ascii="Times New Roman" w:hAnsi="Times New Roman" w:cs="Times New Roman" w:eastAsia="Times New Roman"/>
+                <w:rFonts w:ascii="Calibri" w:hAnsi="Calibri" w:cs="Times New Roman" w:eastAsia="Times New Roman"/>
                 <w:b/>
                 <w:color w:val="142332"/>
                 <w:sz w:val="24"/>
@@ -14135,7 +14215,7 @@
             </w:pPr>
             <w:r>
               <w:rPr>
-                <w:rFonts w:ascii="Times New Roman" w:hAnsi="Times New Roman" w:cs="Times New Roman" w:eastAsia="Times New Roman"/>
+                <w:rFonts w:ascii="Calibri" w:hAnsi="Calibri" w:cs="Times New Roman" w:eastAsia="Times New Roman"/>
                 <w:b/>
                 <w:color w:val="142332"/>
                 <w:sz w:val="24"/>
@@ -14173,7 +14253,7 @@
             </w:pPr>
             <w:r>
               <w:rPr>
-                <w:rFonts w:ascii="Times New Roman" w:hAnsi="Times New Roman" w:cs="Times New Roman" w:eastAsia="Times New Roman"/>
+                <w:rFonts w:ascii="Calibri" w:hAnsi="Calibri" w:cs="Times New Roman" w:eastAsia="Times New Roman"/>
                 <w:sz w:val="24"/>
                 <w:szCs w:val="24"/>
               </w:rPr>
@@ -14203,7 +14283,7 @@
             </w:pPr>
             <w:r>
               <w:rPr>
-                <w:rFonts w:ascii="Times New Roman" w:hAnsi="Times New Roman" w:cs="Times New Roman" w:eastAsia="Times New Roman"/>
+                <w:rFonts w:ascii="Calibri" w:hAnsi="Calibri" w:cs="Times New Roman" w:eastAsia="Times New Roman"/>
                 <w:sz w:val="24"/>
                 <w:szCs w:val="24"/>
               </w:rPr>
@@ -14239,7 +14319,7 @@
             </w:pPr>
             <w:r>
               <w:rPr>
-                <w:rFonts w:ascii="Times New Roman" w:hAnsi="Times New Roman" w:cs="Times New Roman" w:eastAsia="Times New Roman"/>
+                <w:rFonts w:ascii="Calibri" w:hAnsi="Calibri" w:cs="Times New Roman" w:eastAsia="Times New Roman"/>
                 <w:sz w:val="24"/>
                 <w:szCs w:val="24"/>
               </w:rPr>
@@ -14269,7 +14349,7 @@
             </w:pPr>
             <w:r>
               <w:rPr>
-                <w:rFonts w:ascii="Times New Roman" w:hAnsi="Times New Roman" w:cs="Times New Roman" w:eastAsia="Times New Roman"/>
+                <w:rFonts w:ascii="Calibri" w:hAnsi="Calibri" w:cs="Times New Roman" w:eastAsia="Times New Roman"/>
                 <w:sz w:val="24"/>
                 <w:szCs w:val="24"/>
               </w:rPr>
@@ -14305,7 +14385,7 @@
             </w:pPr>
             <w:r>
               <w:rPr>
-                <w:rFonts w:ascii="Times New Roman" w:hAnsi="Times New Roman" w:cs="Times New Roman" w:eastAsia="Times New Roman"/>
+                <w:rFonts w:ascii="Calibri" w:hAnsi="Calibri" w:cs="Times New Roman" w:eastAsia="Times New Roman"/>
                 <w:sz w:val="24"/>
                 <w:szCs w:val="24"/>
               </w:rPr>
@@ -14335,7 +14415,7 @@
             </w:pPr>
             <w:r>
               <w:rPr>
-                <w:rFonts w:ascii="Times New Roman" w:hAnsi="Times New Roman" w:cs="Times New Roman" w:eastAsia="Times New Roman"/>
+                <w:rFonts w:ascii="Calibri" w:hAnsi="Calibri" w:cs="Times New Roman" w:eastAsia="Times New Roman"/>
                 <w:sz w:val="24"/>
                 <w:szCs w:val="24"/>
               </w:rPr>
@@ -14371,7 +14451,7 @@
             </w:pPr>
             <w:r>
               <w:rPr>
-                <w:rFonts w:ascii="Times New Roman" w:hAnsi="Times New Roman" w:cs="Times New Roman" w:eastAsia="Times New Roman"/>
+                <w:rFonts w:ascii="Calibri" w:hAnsi="Calibri" w:cs="Times New Roman" w:eastAsia="Times New Roman"/>
                 <w:sz w:val="24"/>
                 <w:szCs w:val="24"/>
               </w:rPr>
@@ -14401,7 +14481,7 @@
             </w:pPr>
             <w:r>
               <w:rPr>
-                <w:rFonts w:ascii="Times New Roman" w:hAnsi="Times New Roman" w:cs="Times New Roman" w:eastAsia="Times New Roman"/>
+                <w:rFonts w:ascii="Calibri" w:hAnsi="Calibri" w:cs="Times New Roman" w:eastAsia="Times New Roman"/>
                 <w:sz w:val="24"/>
                 <w:szCs w:val="24"/>
               </w:rPr>
@@ -14437,7 +14517,7 @@
             </w:pPr>
             <w:r>
               <w:rPr>
-                <w:rFonts w:ascii="Times New Roman" w:hAnsi="Times New Roman" w:cs="Times New Roman" w:eastAsia="Times New Roman"/>
+                <w:rFonts w:ascii="Calibri" w:hAnsi="Calibri" w:cs="Times New Roman" w:eastAsia="Times New Roman"/>
                 <w:sz w:val="24"/>
                 <w:szCs w:val="24"/>
               </w:rPr>
@@ -14468,7 +14548,7 @@
             </w:pPr>
             <w:r>
               <w:rPr>
-                <w:rFonts w:ascii="Times New Roman" w:hAnsi="Times New Roman" w:cs="Times New Roman" w:eastAsia="Times New Roman"/>
+                <w:rFonts w:ascii="Calibri" w:hAnsi="Calibri" w:cs="Times New Roman" w:eastAsia="Times New Roman"/>
                 <w:sz w:val="24"/>
                 <w:szCs w:val="24"/>
               </w:rPr>
@@ -14504,7 +14584,7 @@
             </w:pPr>
             <w:r>
               <w:rPr>
-                <w:rFonts w:ascii="Times New Roman" w:hAnsi="Times New Roman" w:cs="Times New Roman" w:eastAsia="Times New Roman"/>
+                <w:rFonts w:ascii="Calibri" w:hAnsi="Calibri" w:cs="Times New Roman" w:eastAsia="Times New Roman"/>
                 <w:sz w:val="24"/>
                 <w:szCs w:val="24"/>
               </w:rPr>
@@ -14534,7 +14614,7 @@
             </w:pPr>
             <w:r>
               <w:rPr>
-                <w:rFonts w:ascii="Times New Roman" w:hAnsi="Times New Roman" w:cs="Times New Roman" w:eastAsia="Times New Roman"/>
+                <w:rFonts w:ascii="Calibri" w:hAnsi="Calibri" w:cs="Times New Roman" w:eastAsia="Times New Roman"/>
                 <w:sz w:val="24"/>
                 <w:szCs w:val="24"/>
               </w:rPr>
@@ -14570,7 +14650,7 @@
             </w:pPr>
             <w:r>
               <w:rPr>
-                <w:rFonts w:ascii="Times New Roman" w:hAnsi="Times New Roman" w:cs="Times New Roman" w:eastAsia="Times New Roman"/>
+                <w:rFonts w:ascii="Calibri" w:hAnsi="Calibri" w:cs="Times New Roman" w:eastAsia="Times New Roman"/>
                 <w:sz w:val="24"/>
                 <w:szCs w:val="24"/>
               </w:rPr>
@@ -14600,7 +14680,7 @@
             </w:pPr>
             <w:r>
               <w:rPr>
-                <w:rFonts w:ascii="Times New Roman" w:hAnsi="Times New Roman" w:cs="Times New Roman" w:eastAsia="Times New Roman"/>
+                <w:rFonts w:ascii="Calibri" w:hAnsi="Calibri" w:cs="Times New Roman" w:eastAsia="Times New Roman"/>
                 <w:sz w:val="24"/>
                 <w:szCs w:val="24"/>
               </w:rPr>
@@ -14636,7 +14716,7 @@
             </w:pPr>
             <w:r>
               <w:rPr>
-                <w:rFonts w:ascii="Times New Roman" w:hAnsi="Times New Roman" w:cs="Times New Roman" w:eastAsia="Times New Roman"/>
+                <w:rFonts w:ascii="Calibri" w:hAnsi="Calibri" w:cs="Times New Roman" w:eastAsia="Times New Roman"/>
                 <w:sz w:val="24"/>
                 <w:szCs w:val="24"/>
               </w:rPr>
@@ -14666,7 +14746,7 @@
             </w:pPr>
             <w:r>
               <w:rPr>
-                <w:rFonts w:ascii="Times New Roman" w:hAnsi="Times New Roman" w:cs="Times New Roman" w:eastAsia="Times New Roman"/>
+                <w:rFonts w:ascii="Calibri" w:hAnsi="Calibri" w:cs="Times New Roman" w:eastAsia="Times New Roman"/>
                 <w:sz w:val="24"/>
                 <w:szCs w:val="24"/>
               </w:rPr>
@@ -14702,7 +14782,7 @@
             </w:pPr>
             <w:r>
               <w:rPr>
-                <w:rFonts w:ascii="Times New Roman" w:hAnsi="Times New Roman" w:cs="Times New Roman" w:eastAsia="Times New Roman"/>
+                <w:rFonts w:ascii="Calibri" w:hAnsi="Calibri" w:cs="Times New Roman" w:eastAsia="Times New Roman"/>
                 <w:sz w:val="24"/>
                 <w:szCs w:val="24"/>
               </w:rPr>
@@ -14732,7 +14812,7 @@
             </w:pPr>
             <w:r>
               <w:rPr>
-                <w:rFonts w:ascii="Times New Roman" w:hAnsi="Times New Roman" w:cs="Times New Roman" w:eastAsia="Times New Roman"/>
+                <w:rFonts w:ascii="Calibri" w:hAnsi="Calibri" w:cs="Times New Roman" w:eastAsia="Times New Roman"/>
                 <w:sz w:val="24"/>
                 <w:szCs w:val="24"/>
               </w:rPr>
@@ -14768,7 +14848,7 @@
             </w:pPr>
             <w:r>
               <w:rPr>
-                <w:rFonts w:ascii="Times New Roman" w:hAnsi="Times New Roman" w:cs="Times New Roman" w:eastAsia="Times New Roman"/>
+                <w:rFonts w:ascii="Calibri" w:hAnsi="Calibri" w:cs="Times New Roman" w:eastAsia="Times New Roman"/>
                 <w:sz w:val="24"/>
                 <w:szCs w:val="24"/>
               </w:rPr>
@@ -14798,7 +14878,7 @@
             </w:pPr>
             <w:r>
               <w:rPr>
-                <w:rFonts w:ascii="Times New Roman" w:hAnsi="Times New Roman" w:cs="Times New Roman" w:eastAsia="Times New Roman"/>
+                <w:rFonts w:ascii="Calibri" w:hAnsi="Calibri" w:cs="Times New Roman" w:eastAsia="Times New Roman"/>
                 <w:sz w:val="24"/>
                 <w:szCs w:val="24"/>
               </w:rPr>
@@ -14834,7 +14914,7 @@
             </w:pPr>
             <w:r>
               <w:rPr>
-                <w:rFonts w:ascii="Times New Roman" w:hAnsi="Times New Roman" w:cs="Times New Roman" w:eastAsia="Times New Roman"/>
+                <w:rFonts w:ascii="Calibri" w:hAnsi="Calibri" w:cs="Times New Roman" w:eastAsia="Times New Roman"/>
                 <w:sz w:val="24"/>
                 <w:szCs w:val="24"/>
               </w:rPr>
@@ -14864,7 +14944,7 @@
             </w:pPr>
             <w:r>
               <w:rPr>
-                <w:rFonts w:ascii="Times New Roman" w:hAnsi="Times New Roman" w:cs="Times New Roman" w:eastAsia="Times New Roman"/>
+                <w:rFonts w:ascii="Calibri" w:hAnsi="Calibri" w:cs="Times New Roman" w:eastAsia="Times New Roman"/>
                 <w:sz w:val="24"/>
                 <w:szCs w:val="24"/>
               </w:rPr>
@@ -14896,7 +14976,7 @@
       </w:pPr>
       <w:r>
         <w:rPr>
-          <w:rFonts w:ascii="Times New Roman" w:hAnsi="Times New Roman" w:cs="Times New Roman" w:eastAsia="Times New Roman"/>
+          <w:rFonts w:ascii="Calibri" w:hAnsi="Calibri" w:cs="Times New Roman" w:eastAsia="Times New Roman"/>
           <w:b/>
           <w:sz w:val="26"/>
           <w:szCs w:val="24"/>
@@ -14916,7 +14996,7 @@
       </w:pPr>
       <w:r>
         <w:rPr>
-          <w:rFonts w:ascii="Times New Roman" w:hAnsi="Times New Roman" w:cs="Times New Roman" w:eastAsia="Times New Roman"/>
+          <w:rFonts w:ascii="Calibri" w:hAnsi="Calibri" w:cs="Times New Roman" w:eastAsia="Times New Roman"/>
           <w:sz w:val="24"/>
           <w:szCs w:val="24"/>
         </w:rPr>
@@ -14946,7 +15026,7 @@
       </w:pPr>
       <w:r>
         <w:rPr>
-          <w:rFonts w:ascii="Times New Roman" w:hAnsi="Times New Roman" w:cs="Times New Roman" w:eastAsia="Times New Roman"/>
+          <w:rFonts w:ascii="Calibri" w:hAnsi="Calibri" w:cs="Times New Roman" w:eastAsia="Times New Roman"/>
           <w:sz w:val="24"/>
           <w:szCs w:val="24"/>
         </w:rPr>
@@ -14965,7 +15045,7 @@
       </w:pPr>
       <w:r>
         <w:rPr>
-          <w:rFonts w:ascii="Times New Roman" w:hAnsi="Times New Roman" w:cs="Times New Roman" w:eastAsia="Times New Roman"/>
+          <w:rFonts w:ascii="Calibri" w:hAnsi="Calibri" w:cs="Times New Roman" w:eastAsia="Times New Roman"/>
           <w:b/>
           <w:sz w:val="26"/>
           <w:szCs w:val="24"/>
@@ -14986,7 +15066,7 @@
       </w:pPr>
       <w:r>
         <w:rPr>
-          <w:rFonts w:ascii="Times New Roman" w:hAnsi="Times New Roman" w:cs="Times New Roman" w:eastAsia="Times New Roman"/>
+          <w:rFonts w:ascii="Calibri" w:hAnsi="Calibri" w:cs="Times New Roman" w:eastAsia="Times New Roman"/>
           <w:sz w:val="24"/>
           <w:szCs w:val="24"/>
         </w:rPr>
@@ -15016,7 +15096,7 @@
       </w:pPr>
       <w:r>
         <w:rPr>
-          <w:rFonts w:ascii="Times New Roman" w:hAnsi="Times New Roman" w:cs="Times New Roman" w:eastAsia="Times New Roman"/>
+          <w:rFonts w:ascii="Calibri" w:hAnsi="Calibri" w:cs="Times New Roman" w:eastAsia="Times New Roman"/>
           <w:sz w:val="24"/>
           <w:szCs w:val="24"/>
         </w:rPr>
@@ -15035,7 +15115,7 @@
       </w:pPr>
       <w:r>
         <w:rPr>
-          <w:rFonts w:ascii="Times New Roman" w:hAnsi="Times New Roman" w:cs="Times New Roman" w:eastAsia="Times New Roman"/>
+          <w:rFonts w:ascii="Calibri" w:hAnsi="Calibri" w:cs="Times New Roman" w:eastAsia="Times New Roman"/>
           <w:b/>
           <w:sz w:val="26"/>
           <w:szCs w:val="24"/>
@@ -15084,7 +15164,7 @@
             </w:pPr>
             <w:r>
               <w:rPr>
-                <w:rFonts w:ascii="Times New Roman" w:hAnsi="Times New Roman" w:cs="Times New Roman" w:eastAsia="Times New Roman"/>
+                <w:rFonts w:ascii="Calibri" w:hAnsi="Calibri" w:cs="Times New Roman" w:eastAsia="Times New Roman"/>
                 <w:b/>
                 <w:color w:val="142332"/>
                 <w:sz w:val="24"/>
@@ -15117,7 +15197,7 @@
             </w:pPr>
             <w:r>
               <w:rPr>
-                <w:rFonts w:ascii="Times New Roman" w:hAnsi="Times New Roman" w:cs="Times New Roman" w:eastAsia="Times New Roman"/>
+                <w:rFonts w:ascii="Calibri" w:hAnsi="Calibri" w:cs="Times New Roman" w:eastAsia="Times New Roman"/>
                 <w:b/>
                 <w:color w:val="142332"/>
                 <w:sz w:val="24"/>
@@ -15150,7 +15230,7 @@
             </w:pPr>
             <w:r>
               <w:rPr>
-                <w:rFonts w:ascii="Times New Roman" w:hAnsi="Times New Roman" w:cs="Times New Roman" w:eastAsia="Times New Roman"/>
+                <w:rFonts w:ascii="Calibri" w:hAnsi="Calibri" w:cs="Times New Roman" w:eastAsia="Times New Roman"/>
                 <w:b/>
                 <w:color w:val="142332"/>
                 <w:sz w:val="24"/>
@@ -15188,7 +15268,7 @@
             </w:pPr>
             <w:r>
               <w:rPr>
-                <w:rFonts w:ascii="Times New Roman" w:hAnsi="Times New Roman" w:cs="Times New Roman" w:eastAsia="Times New Roman"/>
+                <w:rFonts w:ascii="Calibri" w:hAnsi="Calibri" w:cs="Times New Roman" w:eastAsia="Times New Roman"/>
                 <w:sz w:val="24"/>
                 <w:szCs w:val="24"/>
               </w:rPr>
@@ -15218,7 +15298,7 @@
             </w:pPr>
             <w:r>
               <w:rPr>
-                <w:rFonts w:ascii="Times New Roman" w:hAnsi="Times New Roman" w:cs="Times New Roman" w:eastAsia="Times New Roman"/>
+                <w:rFonts w:ascii="Calibri" w:hAnsi="Calibri" w:cs="Times New Roman" w:eastAsia="Times New Roman"/>
                 <w:sz w:val="24"/>
                 <w:szCs w:val="24"/>
               </w:rPr>
@@ -15248,7 +15328,7 @@
             </w:pPr>
             <w:r>
               <w:rPr>
-                <w:rFonts w:ascii="Times New Roman" w:hAnsi="Times New Roman" w:cs="Times New Roman" w:eastAsia="Times New Roman"/>
+                <w:rFonts w:ascii="Calibri" w:hAnsi="Calibri" w:cs="Times New Roman" w:eastAsia="Times New Roman"/>
                 <w:sz w:val="24"/>
                 <w:szCs w:val="24"/>
               </w:rPr>
@@ -15284,7 +15364,7 @@
             </w:pPr>
             <w:r>
               <w:rPr>
-                <w:rFonts w:ascii="Times New Roman" w:hAnsi="Times New Roman" w:cs="Times New Roman" w:eastAsia="Times New Roman"/>
+                <w:rFonts w:ascii="Calibri" w:hAnsi="Calibri" w:cs="Times New Roman" w:eastAsia="Times New Roman"/>
                 <w:sz w:val="24"/>
                 <w:szCs w:val="24"/>
               </w:rPr>
@@ -15314,7 +15394,7 @@
             </w:pPr>
             <w:r>
               <w:rPr>
-                <w:rFonts w:ascii="Times New Roman" w:hAnsi="Times New Roman" w:cs="Times New Roman" w:eastAsia="Times New Roman"/>
+                <w:rFonts w:ascii="Calibri" w:hAnsi="Calibri" w:cs="Times New Roman" w:eastAsia="Times New Roman"/>
                 <w:sz w:val="24"/>
                 <w:szCs w:val="24"/>
               </w:rPr>
@@ -15344,7 +15424,7 @@
             </w:pPr>
             <w:r>
               <w:rPr>
-                <w:rFonts w:ascii="Times New Roman" w:hAnsi="Times New Roman" w:cs="Times New Roman" w:eastAsia="Times New Roman"/>
+                <w:rFonts w:ascii="Calibri" w:hAnsi="Calibri" w:cs="Times New Roman" w:eastAsia="Times New Roman"/>
                 <w:sz w:val="24"/>
                 <w:szCs w:val="24"/>
               </w:rPr>
@@ -15380,7 +15460,7 @@
             </w:pPr>
             <w:r>
               <w:rPr>
-                <w:rFonts w:ascii="Times New Roman" w:hAnsi="Times New Roman" w:cs="Times New Roman" w:eastAsia="Times New Roman"/>
+                <w:rFonts w:ascii="Calibri" w:hAnsi="Calibri" w:cs="Times New Roman" w:eastAsia="Times New Roman"/>
                 <w:sz w:val="24"/>
                 <w:szCs w:val="24"/>
               </w:rPr>
@@ -15410,7 +15490,7 @@
             </w:pPr>
             <w:r>
               <w:rPr>
-                <w:rFonts w:ascii="Times New Roman" w:hAnsi="Times New Roman" w:cs="Times New Roman" w:eastAsia="Times New Roman"/>
+                <w:rFonts w:ascii="Calibri" w:hAnsi="Calibri" w:cs="Times New Roman" w:eastAsia="Times New Roman"/>
                 <w:sz w:val="24"/>
                 <w:szCs w:val="24"/>
               </w:rPr>
@@ -15440,7 +15520,7 @@
             </w:pPr>
             <w:r>
               <w:rPr>
-                <w:rFonts w:ascii="Times New Roman" w:hAnsi="Times New Roman" w:cs="Times New Roman" w:eastAsia="Times New Roman"/>
+                <w:rFonts w:ascii="Calibri" w:hAnsi="Calibri" w:cs="Times New Roman" w:eastAsia="Times New Roman"/>
                 <w:sz w:val="24"/>
                 <w:szCs w:val="24"/>
               </w:rPr>
@@ -15476,7 +15556,7 @@
             </w:pPr>
             <w:r>
               <w:rPr>
-                <w:rFonts w:ascii="Times New Roman" w:hAnsi="Times New Roman" w:cs="Times New Roman" w:eastAsia="Times New Roman"/>
+                <w:rFonts w:ascii="Calibri" w:hAnsi="Calibri" w:cs="Times New Roman" w:eastAsia="Times New Roman"/>
                 <w:sz w:val="24"/>
                 <w:szCs w:val="24"/>
               </w:rPr>
@@ -15506,7 +15586,7 @@
             </w:pPr>
             <w:r>
               <w:rPr>
-                <w:rFonts w:ascii="Times New Roman" w:hAnsi="Times New Roman" w:cs="Times New Roman" w:eastAsia="Times New Roman"/>
+                <w:rFonts w:ascii="Calibri" w:hAnsi="Calibri" w:cs="Times New Roman" w:eastAsia="Times New Roman"/>
                 <w:sz w:val="24"/>
                 <w:szCs w:val="24"/>
               </w:rPr>
@@ -15536,7 +15616,7 @@
             </w:pPr>
             <w:r>
               <w:rPr>
-                <w:rFonts w:ascii="Times New Roman" w:hAnsi="Times New Roman" w:cs="Times New Roman" w:eastAsia="Times New Roman"/>
+                <w:rFonts w:ascii="Calibri" w:hAnsi="Calibri" w:cs="Times New Roman" w:eastAsia="Times New Roman"/>
                 <w:sz w:val="24"/>
                 <w:szCs w:val="24"/>
               </w:rPr>
@@ -15572,7 +15652,7 @@
             </w:pPr>
             <w:r>
               <w:rPr>
-                <w:rFonts w:ascii="Times New Roman" w:hAnsi="Times New Roman" w:cs="Times New Roman" w:eastAsia="Times New Roman"/>
+                <w:rFonts w:ascii="Calibri" w:hAnsi="Calibri" w:cs="Times New Roman" w:eastAsia="Times New Roman"/>
                 <w:sz w:val="24"/>
                 <w:szCs w:val="24"/>
               </w:rPr>
@@ -15602,7 +15682,7 @@
             </w:pPr>
             <w:r>
               <w:rPr>
-                <w:rFonts w:ascii="Times New Roman" w:hAnsi="Times New Roman" w:cs="Times New Roman" w:eastAsia="Times New Roman"/>
+                <w:rFonts w:ascii="Calibri" w:hAnsi="Calibri" w:cs="Times New Roman" w:eastAsia="Times New Roman"/>
                 <w:sz w:val="24"/>
                 <w:szCs w:val="24"/>
               </w:rPr>
@@ -15632,7 +15712,7 @@
             </w:pPr>
             <w:r>
               <w:rPr>
-                <w:rFonts w:ascii="Times New Roman" w:hAnsi="Times New Roman" w:cs="Times New Roman" w:eastAsia="Times New Roman"/>
+                <w:rFonts w:ascii="Calibri" w:hAnsi="Calibri" w:cs="Times New Roman" w:eastAsia="Times New Roman"/>
                 <w:sz w:val="24"/>
                 <w:szCs w:val="24"/>
               </w:rPr>
@@ -15668,7 +15748,7 @@
             </w:pPr>
             <w:r>
               <w:rPr>
-                <w:rFonts w:ascii="Times New Roman" w:hAnsi="Times New Roman" w:cs="Times New Roman" w:eastAsia="Times New Roman"/>
+                <w:rFonts w:ascii="Calibri" w:hAnsi="Calibri" w:cs="Times New Roman" w:eastAsia="Times New Roman"/>
                 <w:sz w:val="24"/>
                 <w:szCs w:val="24"/>
               </w:rPr>
@@ -15699,7 +15779,7 @@
             </w:pPr>
             <w:r>
               <w:rPr>
-                <w:rFonts w:ascii="Times New Roman" w:hAnsi="Times New Roman" w:cs="Times New Roman" w:eastAsia="Times New Roman"/>
+                <w:rFonts w:ascii="Calibri" w:hAnsi="Calibri" w:cs="Times New Roman" w:eastAsia="Times New Roman"/>
                 <w:sz w:val="24"/>
                 <w:szCs w:val="24"/>
               </w:rPr>
@@ -15729,7 +15809,7 @@
             </w:pPr>
             <w:r>
               <w:rPr>
-                <w:rFonts w:ascii="Times New Roman" w:hAnsi="Times New Roman" w:cs="Times New Roman" w:eastAsia="Times New Roman"/>
+                <w:rFonts w:ascii="Calibri" w:hAnsi="Calibri" w:cs="Times New Roman" w:eastAsia="Times New Roman"/>
                 <w:sz w:val="24"/>
                 <w:szCs w:val="24"/>
               </w:rPr>
@@ -15765,7 +15845,7 @@
             </w:pPr>
             <w:r>
               <w:rPr>
-                <w:rFonts w:ascii="Times New Roman" w:hAnsi="Times New Roman" w:cs="Times New Roman" w:eastAsia="Times New Roman"/>
+                <w:rFonts w:ascii="Calibri" w:hAnsi="Calibri" w:cs="Times New Roman" w:eastAsia="Times New Roman"/>
                 <w:sz w:val="24"/>
                 <w:szCs w:val="24"/>
               </w:rPr>
@@ -15795,7 +15875,7 @@
             </w:pPr>
             <w:r>
               <w:rPr>
-                <w:rFonts w:ascii="Times New Roman" w:hAnsi="Times New Roman" w:cs="Times New Roman" w:eastAsia="Times New Roman"/>
+                <w:rFonts w:ascii="Calibri" w:hAnsi="Calibri" w:cs="Times New Roman" w:eastAsia="Times New Roman"/>
                 <w:sz w:val="24"/>
                 <w:szCs w:val="24"/>
               </w:rPr>
@@ -15825,7 +15905,7 @@
             </w:pPr>
             <w:r>
               <w:rPr>
-                <w:rFonts w:ascii="Times New Roman" w:hAnsi="Times New Roman" w:cs="Times New Roman" w:eastAsia="Times New Roman"/>
+                <w:rFonts w:ascii="Calibri" w:hAnsi="Calibri" w:cs="Times New Roman" w:eastAsia="Times New Roman"/>
                 <w:sz w:val="24"/>
                 <w:szCs w:val="24"/>
               </w:rPr>
@@ -15861,7 +15941,7 @@
             </w:pPr>
             <w:r>
               <w:rPr>
-                <w:rFonts w:ascii="Times New Roman" w:hAnsi="Times New Roman" w:cs="Times New Roman" w:eastAsia="Times New Roman"/>
+                <w:rFonts w:ascii="Calibri" w:hAnsi="Calibri" w:cs="Times New Roman" w:eastAsia="Times New Roman"/>
                 <w:sz w:val="24"/>
                 <w:szCs w:val="24"/>
               </w:rPr>
@@ -15891,7 +15971,7 @@
             </w:pPr>
             <w:r>
               <w:rPr>
-                <w:rFonts w:ascii="Times New Roman" w:hAnsi="Times New Roman" w:cs="Times New Roman" w:eastAsia="Times New Roman"/>
+                <w:rFonts w:ascii="Calibri" w:hAnsi="Calibri" w:cs="Times New Roman" w:eastAsia="Times New Roman"/>
                 <w:sz w:val="24"/>
                 <w:szCs w:val="24"/>
               </w:rPr>
@@ -15921,7 +16001,7 @@
             </w:pPr>
             <w:r>
               <w:rPr>
-                <w:rFonts w:ascii="Times New Roman" w:hAnsi="Times New Roman" w:cs="Times New Roman" w:eastAsia="Times New Roman"/>
+                <w:rFonts w:ascii="Calibri" w:hAnsi="Calibri" w:cs="Times New Roman" w:eastAsia="Times New Roman"/>
                 <w:sz w:val="24"/>
                 <w:szCs w:val="24"/>
               </w:rPr>
@@ -15941,7 +16021,7 @@
           <w:p>
             <w:r>
               <w:rPr>
-                <w:rFonts w:ascii="Times New Roman" w:hAnsi="Times New Roman" w:eastAsia="Times New Roman" w:cs="Times New Roman"/>
+                <w:rFonts w:ascii="Calibri" w:hAnsi="Calibri" w:eastAsia="Times New Roman" w:cs="Times New Roman"/>
                 <w:sz w:val="24"/>
               </w:rPr>
               <w:t>Pipeline complexity</w:t>
@@ -15955,7 +16035,7 @@
           <w:p>
             <w:r>
               <w:rPr>
-                <w:rFonts w:ascii="Times New Roman" w:hAnsi="Times New Roman" w:eastAsia="Times New Roman" w:cs="Times New Roman"/>
+                <w:rFonts w:ascii="Calibri" w:hAnsi="Calibri" w:eastAsia="Times New Roman" w:cs="Times New Roman"/>
                 <w:sz w:val="24"/>
               </w:rPr>
               <w:t>Airflow and dbt add setup effort compared with a simple script</w:t>
@@ -15969,7 +16049,7 @@
           <w:p>
             <w:r>
               <w:rPr>
-                <w:rFonts w:ascii="Times New Roman" w:hAnsi="Times New Roman" w:eastAsia="Times New Roman" w:cs="Times New Roman"/>
+                <w:rFonts w:ascii="Calibri" w:hAnsi="Calibri" w:eastAsia="Times New Roman" w:cs="Times New Roman"/>
                 <w:sz w:val="24"/>
               </w:rPr>
               <w:t>Keep the DAG small, use batch refresh, document fallback manual runs, and prioritise core tables first</w:t>
@@ -15988,7 +16068,7 @@
           <w:p>
             <w:r>
               <w:rPr>
-                <w:rFonts w:ascii="Times New Roman" w:hAnsi="Times New Roman" w:eastAsia="Times New Roman" w:cs="Times New Roman"/>
+                <w:rFonts w:ascii="Calibri" w:hAnsi="Calibri" w:eastAsia="Times New Roman" w:cs="Times New Roman"/>
                 <w:sz w:val="24"/>
               </w:rPr>
               <w:t>Schema flexibility</w:t>
@@ -16002,7 +16082,7 @@
           <w:p>
             <w:r>
               <w:rPr>
-                <w:rFonts w:ascii="Times New Roman" w:hAnsi="Times New Roman" w:eastAsia="Times New Roman" w:cs="Times New Roman"/>
+                <w:rFonts w:ascii="Calibri" w:hAnsi="Calibri" w:eastAsia="Times New Roman" w:cs="Times New Roman"/>
                 <w:sz w:val="24"/>
               </w:rPr>
               <w:t>Company sheets may change column names or contain messy formats</w:t>
@@ -16016,7 +16096,7 @@
           <w:p>
             <w:r>
               <w:rPr>
-                <w:rFonts w:ascii="Times New Roman" w:hAnsi="Times New Roman" w:eastAsia="Times New Roman" w:cs="Times New Roman"/>
+                <w:rFonts w:ascii="Calibri" w:hAnsi="Calibri" w:eastAsia="Times New Roman" w:cs="Times New Roman"/>
                 <w:sz w:val="24"/>
               </w:rPr>
               <w:t>Use flexible data contracts, alias mapping, validation flags, and source-level quality status</w:t>
@@ -16047,7 +16127,7 @@
       </w:pPr>
       <w:r>
         <w:rPr>
-          <w:rFonts w:ascii="Times New Roman" w:hAnsi="Times New Roman" w:cs="Times New Roman" w:eastAsia="Times New Roman"/>
+          <w:rFonts w:ascii="Calibri" w:hAnsi="Calibri" w:cs="Times New Roman" w:eastAsia="Times New Roman"/>
           <w:b/>
           <w:sz w:val="26"/>
           <w:szCs w:val="24"/>
@@ -16068,7 +16148,7 @@
       </w:pPr>
       <w:r>
         <w:rPr>
-          <w:rFonts w:ascii="Times New Roman" w:hAnsi="Times New Roman" w:cs="Times New Roman" w:eastAsia="Times New Roman"/>
+          <w:rFonts w:ascii="Calibri" w:hAnsi="Calibri" w:cs="Times New Roman" w:eastAsia="Times New Roman"/>
           <w:sz w:val="24"/>
           <w:szCs w:val="24"/>
         </w:rPr>
@@ -16088,7 +16168,7 @@
       </w:pPr>
       <w:r>
         <w:rPr>
-          <w:rFonts w:ascii="Times New Roman" w:hAnsi="Times New Roman" w:cs="Times New Roman" w:eastAsia="Times New Roman"/>
+          <w:rFonts w:ascii="Calibri" w:hAnsi="Calibri" w:cs="Times New Roman" w:eastAsia="Times New Roman"/>
           <w:sz w:val="24"/>
           <w:szCs w:val="24"/>
         </w:rPr>
@@ -16108,7 +16188,7 @@
       </w:pPr>
       <w:r>
         <w:rPr>
-          <w:rFonts w:ascii="Times New Roman" w:hAnsi="Times New Roman" w:cs="Times New Roman" w:eastAsia="Times New Roman"/>
+          <w:rFonts w:ascii="Calibri" w:hAnsi="Calibri" w:cs="Times New Roman" w:eastAsia="Times New Roman"/>
           <w:sz w:val="24"/>
           <w:szCs w:val="24"/>
         </w:rPr>
@@ -16128,7 +16208,7 @@
       </w:pPr>
       <w:r>
         <w:rPr>
-          <w:rFonts w:ascii="Times New Roman" w:hAnsi="Times New Roman" w:cs="Times New Roman" w:eastAsia="Times New Roman"/>
+          <w:rFonts w:ascii="Calibri" w:hAnsi="Calibri" w:cs="Times New Roman" w:eastAsia="Times New Roman"/>
           <w:sz w:val="24"/>
           <w:szCs w:val="24"/>
         </w:rPr>
@@ -16148,7 +16228,7 @@
       </w:pPr>
       <w:r>
         <w:rPr>
-          <w:rFonts w:ascii="Times New Roman" w:hAnsi="Times New Roman" w:cs="Times New Roman" w:eastAsia="Times New Roman"/>
+          <w:rFonts w:ascii="Calibri" w:hAnsi="Calibri" w:cs="Times New Roman" w:eastAsia="Times New Roman"/>
           <w:sz w:val="24"/>
           <w:szCs w:val="24"/>
         </w:rPr>
@@ -16168,7 +16248,7 @@
       </w:pPr>
       <w:r>
         <w:rPr>
-          <w:rFonts w:ascii="Times New Roman" w:hAnsi="Times New Roman" w:cs="Times New Roman" w:eastAsia="Times New Roman"/>
+          <w:rFonts w:ascii="Calibri" w:hAnsi="Calibri" w:cs="Times New Roman" w:eastAsia="Times New Roman"/>
           <w:sz w:val="24"/>
           <w:szCs w:val="24"/>
         </w:rPr>
@@ -16188,7 +16268,7 @@
       </w:pPr>
       <w:r>
         <w:rPr>
-          <w:rFonts w:ascii="Times New Roman" w:hAnsi="Times New Roman" w:cs="Times New Roman" w:eastAsia="Times New Roman"/>
+          <w:rFonts w:ascii="Calibri" w:hAnsi="Calibri" w:cs="Times New Roman" w:eastAsia="Times New Roman"/>
           <w:sz w:val="24"/>
           <w:szCs w:val="24"/>
         </w:rPr>
@@ -16209,7 +16289,7 @@
       </w:pPr>
       <w:r>
         <w:rPr>
-          <w:rFonts w:ascii="Times New Roman" w:hAnsi="Times New Roman" w:cs="Times New Roman" w:eastAsia="Times New Roman"/>
+          <w:rFonts w:ascii="Calibri" w:hAnsi="Calibri" w:cs="Times New Roman" w:eastAsia="Times New Roman"/>
           <w:sz w:val="24"/>
           <w:szCs w:val="24"/>
         </w:rPr>
@@ -16229,7 +16309,7 @@
       </w:pPr>
       <w:r>
         <w:rPr>
-          <w:rFonts w:ascii="Times New Roman" w:hAnsi="Times New Roman" w:cs="Times New Roman" w:eastAsia="Times New Roman"/>
+          <w:rFonts w:ascii="Calibri" w:hAnsi="Calibri" w:cs="Times New Roman" w:eastAsia="Times New Roman"/>
           <w:sz w:val="24"/>
           <w:szCs w:val="24"/>
         </w:rPr>
@@ -16248,7 +16328,7 @@
       </w:pPr>
       <w:r>
         <w:rPr>
-          <w:rFonts w:ascii="Times New Roman" w:hAnsi="Times New Roman" w:cs="Times New Roman" w:eastAsia="Times New Roman"/>
+          <w:rFonts w:ascii="Calibri" w:hAnsi="Calibri" w:cs="Times New Roman" w:eastAsia="Times New Roman"/>
           <w:b/>
           <w:sz w:val="28"/>
           <w:szCs w:val="24"/>
@@ -16268,7 +16348,7 @@
       </w:pPr>
       <w:r>
         <w:rPr>
-          <w:rFonts w:ascii="Times New Roman" w:hAnsi="Times New Roman" w:cs="Times New Roman" w:eastAsia="Times New Roman"/>
+          <w:rFonts w:ascii="Calibri" w:hAnsi="Calibri" w:cs="Times New Roman" w:eastAsia="Times New Roman"/>
           <w:sz w:val="24"/>
           <w:szCs w:val="24"/>
         </w:rPr>
@@ -16281,7 +16361,7 @@
       </w:pPr>
       <w:r>
         <w:rPr>
-          <w:rFonts w:ascii="Times New Roman" w:hAnsi="Times New Roman" w:eastAsia="Times New Roman" w:cs="Times New Roman"/>
+          <w:rFonts w:ascii="Calibri" w:hAnsi="Calibri" w:eastAsia="Times New Roman" w:cs="Times New Roman"/>
           <w:b/>
           <w:sz w:val="26"/>
         </w:rPr>
@@ -16300,7 +16380,7 @@
       </w:pPr>
       <w:r>
         <w:rPr>
-          <w:rFonts w:ascii="Times New Roman" w:hAnsi="Times New Roman" w:cs="Times New Roman" w:eastAsia="Times New Roman"/>
+          <w:rFonts w:ascii="Calibri" w:hAnsi="Calibri" w:cs="Times New Roman" w:eastAsia="Times New Roman"/>
           <w:sz w:val="24"/>
           <w:szCs w:val="24"/>
         </w:rPr>
@@ -16318,11 +16398,511 @@
       </w:pPr>
       <w:r>
         <w:rPr>
-          <w:rFonts w:ascii="Times New Roman" w:hAnsi="Times New Roman" w:eastAsia="Times New Roman" w:cs="Times New Roman"/>
+          <w:rFonts w:ascii="Calibri" w:hAnsi="Calibri" w:eastAsia="Times New Roman" w:cs="Times New Roman"/>
           <w:i/>
           <w:sz w:val="24"/>
         </w:rPr>
         <w:t>Figure 4.1: Proposed Gantt chart for Capstone Project 1 planning activities.</w:t>
+      </w:r>
+    </w:p>
+    <w:p>
+      <w:pPr>
+        <w:pStyle w:val="Heading2"/>
+      </w:pPr>
+      <w:r>
+        <w:rPr>
+          <w:rFonts w:ascii="Calibri" w:hAnsi="Calibri"/>
+          <w:sz w:val="22"/>
+        </w:rPr>
+        <w:t>4.2 Proposed CP2 Gantt Chart</w:t>
+      </w:r>
+    </w:p>
+    <w:p>
+      <w:pPr>
+        <w:jc w:val="both"/>
+      </w:pPr>
+      <w:r>
+        <w:rPr>
+          <w:rFonts w:ascii="Calibri" w:hAnsi="Calibri"/>
+          <w:sz w:val="22"/>
+        </w:rPr>
+        <w:t>The CP2 Gantt chart will guide the implementation semester. It covers source profiling, Python extraction, BigQuery loading, dbt transformations, weather enrichment, analytics mart development, Apache Superset dashboard creation, recommendation logging, testing, user feedback, and final presentation preparation. The editable Gantt workbook is saved separately so the timeline can be refined after supervisor approval.</w:t>
+      </w:r>
+    </w:p>
+    <w:tbl>
+      <w:tblPr>
+        <w:tblW w:type="auto" w:w="0"/>
+        <w:jc w:val="center"/>
+        <w:tblLook w:firstColumn="1" w:firstRow="1" w:lastColumn="0" w:lastRow="0" w:noHBand="0" w:noVBand="1" w:val="04A0"/>
+        <w:tblBorders>
+          <w:top w:val="single" w:sz="4" w:space="0" w:color="CBD5E1"/>
+          <w:left w:val="single" w:sz="4" w:space="0" w:color="CBD5E1"/>
+          <w:bottom w:val="single" w:sz="4" w:space="0" w:color="CBD5E1"/>
+          <w:right w:val="single" w:sz="4" w:space="0" w:color="CBD5E1"/>
+          <w:insideH w:val="single" w:sz="4" w:space="0" w:color="CBD5E1"/>
+          <w:insideV w:val="single" w:sz="4" w:space="0" w:color="CBD5E1"/>
+        </w:tblBorders>
+      </w:tblPr>
+      <w:tblGrid>
+        <w:gridCol w:w="2256"/>
+        <w:gridCol w:w="2256"/>
+        <w:gridCol w:w="2256"/>
+        <w:gridCol w:w="2256"/>
+      </w:tblGrid>
+      <w:tr>
+        <w:tc>
+          <w:tcPr>
+            <w:tcW w:type="dxa" w:w="2256"/>
+            <w:shd w:fill="1F2937"/>
+          </w:tcPr>
+          <w:p>
+            <w:r>
+              <w:rPr>
+                <w:rFonts w:ascii="Calibri" w:hAnsi="Calibri"/>
+                <w:b/>
+                <w:color w:val="FFFFFF"/>
+                <w:sz w:val="20"/>
+              </w:rPr>
+              <w:t>CP2 Phase</w:t>
+            </w:r>
+          </w:p>
+        </w:tc>
+        <w:tc>
+          <w:tcPr>
+            <w:tcW w:type="dxa" w:w="2256"/>
+            <w:shd w:fill="1F2937"/>
+          </w:tcPr>
+          <w:p>
+            <w:r>
+              <w:rPr>
+                <w:rFonts w:ascii="Calibri" w:hAnsi="Calibri"/>
+                <w:b/>
+                <w:color w:val="FFFFFF"/>
+                <w:sz w:val="20"/>
+              </w:rPr>
+              <w:t>Main Work</w:t>
+            </w:r>
+          </w:p>
+        </w:tc>
+        <w:tc>
+          <w:tcPr>
+            <w:tcW w:type="dxa" w:w="2256"/>
+            <w:shd w:fill="1F2937"/>
+          </w:tcPr>
+          <w:p>
+            <w:r>
+              <w:rPr>
+                <w:rFonts w:ascii="Calibri" w:hAnsi="Calibri"/>
+                <w:b/>
+                <w:color w:val="FFFFFF"/>
+                <w:sz w:val="20"/>
+              </w:rPr>
+              <w:t>Planned Weeks</w:t>
+            </w:r>
+          </w:p>
+        </w:tc>
+        <w:tc>
+          <w:tcPr>
+            <w:tcW w:type="dxa" w:w="2256"/>
+            <w:shd w:fill="1F2937"/>
+          </w:tcPr>
+          <w:p>
+            <w:r>
+              <w:rPr>
+                <w:rFonts w:ascii="Calibri" w:hAnsi="Calibri"/>
+                <w:b/>
+                <w:color w:val="FFFFFF"/>
+                <w:sz w:val="20"/>
+              </w:rPr>
+              <w:t>Expected Output</w:t>
+            </w:r>
+          </w:p>
+        </w:tc>
+      </w:tr>
+      <w:tr>
+        <w:tc>
+          <w:tcPr>
+            <w:tcW w:type="dxa" w:w="2256"/>
+            <w:vAlign w:val="center"/>
+          </w:tcPr>
+          <w:p>
+            <w:r>
+              <w:rPr>
+                <w:rFonts w:ascii="Calibri" w:hAnsi="Calibri"/>
+                <w:sz w:val="20"/>
+              </w:rPr>
+              <w:t>Setup and profiling</w:t>
+            </w:r>
+          </w:p>
+        </w:tc>
+        <w:tc>
+          <w:tcPr>
+            <w:tcW w:type="dxa" w:w="2256"/>
+            <w:vAlign w:val="center"/>
+          </w:tcPr>
+          <w:p>
+            <w:r>
+              <w:rPr>
+                <w:rFonts w:ascii="Calibri" w:hAnsi="Calibri"/>
+                <w:sz w:val="20"/>
+              </w:rPr>
+              <w:t>Configure repository, environments, source access and data profiling scripts.</w:t>
+            </w:r>
+          </w:p>
+        </w:tc>
+        <w:tc>
+          <w:tcPr>
+            <w:tcW w:type="dxa" w:w="2256"/>
+            <w:vAlign w:val="center"/>
+          </w:tcPr>
+          <w:p>
+            <w:r>
+              <w:rPr>
+                <w:rFonts w:ascii="Calibri" w:hAnsi="Calibri"/>
+                <w:sz w:val="20"/>
+              </w:rPr>
+              <w:t>Weeks 1-3</w:t>
+            </w:r>
+          </w:p>
+        </w:tc>
+        <w:tc>
+          <w:tcPr>
+            <w:tcW w:type="dxa" w:w="2256"/>
+            <w:vAlign w:val="center"/>
+          </w:tcPr>
+          <w:p>
+            <w:r>
+              <w:rPr>
+                <w:rFonts w:ascii="Calibri" w:hAnsi="Calibri"/>
+                <w:sz w:val="20"/>
+              </w:rPr>
+              <w:t>Confirmed source inventory and project setup</w:t>
+            </w:r>
+          </w:p>
+        </w:tc>
+      </w:tr>
+      <w:tr>
+        <w:tc>
+          <w:tcPr>
+            <w:tcW w:type="dxa" w:w="2256"/>
+            <w:vAlign w:val="center"/>
+          </w:tcPr>
+          <w:p>
+            <w:r>
+              <w:rPr>
+                <w:rFonts w:ascii="Calibri" w:hAnsi="Calibri"/>
+                <w:sz w:val="20"/>
+              </w:rPr>
+              <w:t>ETL and warehouse</w:t>
+            </w:r>
+          </w:p>
+        </w:tc>
+        <w:tc>
+          <w:tcPr>
+            <w:tcW w:type="dxa" w:w="2256"/>
+            <w:vAlign w:val="center"/>
+          </w:tcPr>
+          <w:p>
+            <w:r>
+              <w:rPr>
+                <w:rFonts w:ascii="Calibri" w:hAnsi="Calibri"/>
+                <w:sz w:val="20"/>
+              </w:rPr>
+              <w:t>Build Python extraction, BigQuery bronze loading, data quality checks and dbt silver models.</w:t>
+            </w:r>
+          </w:p>
+        </w:tc>
+        <w:tc>
+          <w:tcPr>
+            <w:tcW w:type="dxa" w:w="2256"/>
+            <w:vAlign w:val="center"/>
+          </w:tcPr>
+          <w:p>
+            <w:r>
+              <w:rPr>
+                <w:rFonts w:ascii="Calibri" w:hAnsi="Calibri"/>
+                <w:sz w:val="20"/>
+              </w:rPr>
+              <w:t>Weeks 4-9</w:t>
+            </w:r>
+          </w:p>
+        </w:tc>
+        <w:tc>
+          <w:tcPr>
+            <w:tcW w:type="dxa" w:w="2256"/>
+            <w:vAlign w:val="center"/>
+          </w:tcPr>
+          <w:p>
+            <w:r>
+              <w:rPr>
+                <w:rFonts w:ascii="Calibri" w:hAnsi="Calibri"/>
+                <w:sz w:val="20"/>
+              </w:rPr>
+              <w:t>Validated warehouse tables and data quality outputs</w:t>
+            </w:r>
+          </w:p>
+        </w:tc>
+      </w:tr>
+      <w:tr>
+        <w:tc>
+          <w:tcPr>
+            <w:tcW w:type="dxa" w:w="2256"/>
+            <w:vAlign w:val="center"/>
+          </w:tcPr>
+          <w:p>
+            <w:r>
+              <w:rPr>
+                <w:rFonts w:ascii="Calibri" w:hAnsi="Calibri"/>
+                <w:sz w:val="20"/>
+              </w:rPr>
+              <w:t>Analytics marts</w:t>
+            </w:r>
+          </w:p>
+        </w:tc>
+        <w:tc>
+          <w:tcPr>
+            <w:tcW w:type="dxa" w:w="2256"/>
+            <w:vAlign w:val="center"/>
+          </w:tcPr>
+          <w:p>
+            <w:r>
+              <w:rPr>
+                <w:rFonts w:ascii="Calibri" w:hAnsi="Calibri"/>
+                <w:sz w:val="20"/>
+              </w:rPr>
+              <w:t>Create weather, recurrence, hotspot, treatment difficulty, warranty and upsell mart tables.</w:t>
+            </w:r>
+          </w:p>
+        </w:tc>
+        <w:tc>
+          <w:tcPr>
+            <w:tcW w:type="dxa" w:w="2256"/>
+            <w:vAlign w:val="center"/>
+          </w:tcPr>
+          <w:p>
+            <w:r>
+              <w:rPr>
+                <w:rFonts w:ascii="Calibri" w:hAnsi="Calibri"/>
+                <w:sz w:val="20"/>
+              </w:rPr>
+              <w:t>Weeks 8-13</w:t>
+            </w:r>
+          </w:p>
+        </w:tc>
+        <w:tc>
+          <w:tcPr>
+            <w:tcW w:type="dxa" w:w="2256"/>
+            <w:vAlign w:val="center"/>
+          </w:tcPr>
+          <w:p>
+            <w:r>
+              <w:rPr>
+                <w:rFonts w:ascii="Calibri" w:hAnsi="Calibri"/>
+                <w:sz w:val="20"/>
+              </w:rPr>
+              <w:t>Dashboard-ready gold-layer marts</w:t>
+            </w:r>
+          </w:p>
+        </w:tc>
+      </w:tr>
+      <w:tr>
+        <w:tc>
+          <w:tcPr>
+            <w:tcW w:type="dxa" w:w="2256"/>
+            <w:vAlign w:val="center"/>
+          </w:tcPr>
+          <w:p>
+            <w:r>
+              <w:rPr>
+                <w:rFonts w:ascii="Calibri" w:hAnsi="Calibri"/>
+                <w:sz w:val="20"/>
+              </w:rPr>
+              <w:t>Dashboard and decision support</w:t>
+            </w:r>
+          </w:p>
+        </w:tc>
+        <w:tc>
+          <w:tcPr>
+            <w:tcW w:type="dxa" w:w="2256"/>
+            <w:vAlign w:val="center"/>
+          </w:tcPr>
+          <w:p>
+            <w:r>
+              <w:rPr>
+                <w:rFonts w:ascii="Calibri" w:hAnsi="Calibri"/>
+                <w:sz w:val="20"/>
+              </w:rPr>
+              <w:t>Build Superset dashboards and recommendation log outputs.</w:t>
+            </w:r>
+          </w:p>
+        </w:tc>
+        <w:tc>
+          <w:tcPr>
+            <w:tcW w:type="dxa" w:w="2256"/>
+            <w:vAlign w:val="center"/>
+          </w:tcPr>
+          <w:p>
+            <w:r>
+              <w:rPr>
+                <w:rFonts w:ascii="Calibri" w:hAnsi="Calibri"/>
+                <w:sz w:val="20"/>
+              </w:rPr>
+              <w:t>Weeks 12-15</w:t>
+            </w:r>
+          </w:p>
+        </w:tc>
+        <w:tc>
+          <w:tcPr>
+            <w:tcW w:type="dxa" w:w="2256"/>
+            <w:vAlign w:val="center"/>
+          </w:tcPr>
+          <w:p>
+            <w:r>
+              <w:rPr>
+                <w:rFonts w:ascii="Calibri" w:hAnsi="Calibri"/>
+                <w:sz w:val="20"/>
+              </w:rPr>
+              <w:t>Management dashboard prototype</w:t>
+            </w:r>
+          </w:p>
+        </w:tc>
+      </w:tr>
+      <w:tr>
+        <w:tc>
+          <w:tcPr>
+            <w:tcW w:type="dxa" w:w="2256"/>
+            <w:vAlign w:val="center"/>
+          </w:tcPr>
+          <w:p>
+            <w:r>
+              <w:rPr>
+                <w:rFonts w:ascii="Calibri" w:hAnsi="Calibri"/>
+                <w:sz w:val="20"/>
+              </w:rPr>
+              <w:t>Testing and evaluation</w:t>
+            </w:r>
+          </w:p>
+        </w:tc>
+        <w:tc>
+          <w:tcPr>
+            <w:tcW w:type="dxa" w:w="2256"/>
+            <w:vAlign w:val="center"/>
+          </w:tcPr>
+          <w:p>
+            <w:r>
+              <w:rPr>
+                <w:rFonts w:ascii="Calibri" w:hAnsi="Calibri"/>
+                <w:sz w:val="20"/>
+              </w:rPr>
+              <w:t>Run pipeline checks, dashboard verification, sample validation and company feedback.</w:t>
+            </w:r>
+          </w:p>
+        </w:tc>
+        <w:tc>
+          <w:tcPr>
+            <w:tcW w:type="dxa" w:w="2256"/>
+            <w:vAlign w:val="center"/>
+          </w:tcPr>
+          <w:p>
+            <w:r>
+              <w:rPr>
+                <w:rFonts w:ascii="Calibri" w:hAnsi="Calibri"/>
+                <w:sz w:val="20"/>
+              </w:rPr>
+              <w:t>Weeks 15-17</w:t>
+            </w:r>
+          </w:p>
+        </w:tc>
+        <w:tc>
+          <w:tcPr>
+            <w:tcW w:type="dxa" w:w="2256"/>
+            <w:vAlign w:val="center"/>
+          </w:tcPr>
+          <w:p>
+            <w:r>
+              <w:rPr>
+                <w:rFonts w:ascii="Calibri" w:hAnsi="Calibri"/>
+                <w:sz w:val="20"/>
+              </w:rPr>
+              <w:t>Evaluation results and improvement notes</w:t>
+            </w:r>
+          </w:p>
+        </w:tc>
+      </w:tr>
+      <w:tr>
+        <w:tc>
+          <w:tcPr>
+            <w:tcW w:type="dxa" w:w="2256"/>
+            <w:vAlign w:val="center"/>
+          </w:tcPr>
+          <w:p>
+            <w:r>
+              <w:rPr>
+                <w:rFonts w:ascii="Calibri" w:hAnsi="Calibri"/>
+                <w:sz w:val="20"/>
+              </w:rPr>
+              <w:t>Final reporting</w:t>
+            </w:r>
+          </w:p>
+        </w:tc>
+        <w:tc>
+          <w:tcPr>
+            <w:tcW w:type="dxa" w:w="2256"/>
+            <w:vAlign w:val="center"/>
+          </w:tcPr>
+          <w:p>
+            <w:r>
+              <w:rPr>
+                <w:rFonts w:ascii="Calibri" w:hAnsi="Calibri"/>
+                <w:sz w:val="20"/>
+              </w:rPr>
+              <w:t>Prepare CP2 report, presentation, demo flow, limitations and future work.</w:t>
+            </w:r>
+          </w:p>
+        </w:tc>
+        <w:tc>
+          <w:tcPr>
+            <w:tcW w:type="dxa" w:w="2256"/>
+            <w:vAlign w:val="center"/>
+          </w:tcPr>
+          <w:p>
+            <w:r>
+              <w:rPr>
+                <w:rFonts w:ascii="Calibri" w:hAnsi="Calibri"/>
+                <w:sz w:val="20"/>
+              </w:rPr>
+              <w:t>Weeks 17-20</w:t>
+            </w:r>
+          </w:p>
+        </w:tc>
+        <w:tc>
+          <w:tcPr>
+            <w:tcW w:type="dxa" w:w="2256"/>
+            <w:vAlign w:val="center"/>
+          </w:tcPr>
+          <w:p>
+            <w:r>
+              <w:rPr>
+                <w:rFonts w:ascii="Calibri" w:hAnsi="Calibri"/>
+                <w:sz w:val="20"/>
+              </w:rPr>
+              <w:t>Final capstone submission</w:t>
+            </w:r>
+          </w:p>
+        </w:tc>
+      </w:tr>
+    </w:tbl>
+    <w:p>
+      <w:pPr>
+        <w:jc w:val="center"/>
+      </w:pPr>
+      <w:r>
+        <w:rPr>
+          <w:rFonts w:ascii="Calibri" w:hAnsi="Calibri"/>
+          <w:i/>
+          <w:sz w:val="22"/>
+        </w:rPr>
+        <w:t>Table 4.1: Summary of the proposed CP2 implementation timeline. The detailed editable chart is provided in Nomobug_CP1_CP2_Gantt_Chart.xlsx.</w:t>
       </w:r>
     </w:p>
     <w:tbl>
@@ -16366,7 +16946,7 @@
             </w:pPr>
             <w:r>
               <w:rPr>
-                <w:rFonts w:ascii="Times New Roman" w:hAnsi="Times New Roman" w:cs="Times New Roman" w:eastAsia="Times New Roman"/>
+                <w:rFonts w:ascii="Calibri" w:hAnsi="Calibri" w:cs="Times New Roman" w:eastAsia="Times New Roman"/>
                 <w:b/>
                 <w:color w:val="142332"/>
                 <w:sz w:val="24"/>
@@ -16399,7 +16979,7 @@
             </w:pPr>
             <w:r>
               <w:rPr>
-                <w:rFonts w:ascii="Times New Roman" w:hAnsi="Times New Roman" w:cs="Times New Roman" w:eastAsia="Times New Roman"/>
+                <w:rFonts w:ascii="Calibri" w:hAnsi="Calibri" w:cs="Times New Roman" w:eastAsia="Times New Roman"/>
                 <w:b/>
                 <w:color w:val="142332"/>
                 <w:sz w:val="24"/>
@@ -16432,7 +17012,7 @@
             </w:pPr>
             <w:r>
               <w:rPr>
-                <w:rFonts w:ascii="Times New Roman" w:hAnsi="Times New Roman" w:cs="Times New Roman" w:eastAsia="Times New Roman"/>
+                <w:rFonts w:ascii="Calibri" w:hAnsi="Calibri" w:cs="Times New Roman" w:eastAsia="Times New Roman"/>
                 <w:b/>
                 <w:color w:val="142332"/>
                 <w:sz w:val="24"/>
@@ -16470,7 +17050,7 @@
             </w:pPr>
             <w:r>
               <w:rPr>
-                <w:rFonts w:ascii="Times New Roman" w:hAnsi="Times New Roman" w:cs="Times New Roman" w:eastAsia="Times New Roman"/>
+                <w:rFonts w:ascii="Calibri" w:hAnsi="Calibri" w:cs="Times New Roman" w:eastAsia="Times New Roman"/>
                 <w:sz w:val="24"/>
                 <w:szCs w:val="24"/>
               </w:rPr>
@@ -16500,7 +17080,7 @@
             </w:pPr>
             <w:r>
               <w:rPr>
-                <w:rFonts w:ascii="Times New Roman" w:hAnsi="Times New Roman" w:cs="Times New Roman" w:eastAsia="Times New Roman"/>
+                <w:rFonts w:ascii="Calibri" w:hAnsi="Calibri" w:cs="Times New Roman" w:eastAsia="Times New Roman"/>
                 <w:sz w:val="24"/>
                 <w:szCs w:val="24"/>
               </w:rPr>
@@ -16530,7 +17110,7 @@
             </w:pPr>
             <w:r>
               <w:rPr>
-                <w:rFonts w:ascii="Times New Roman" w:hAnsi="Times New Roman" w:cs="Times New Roman" w:eastAsia="Times New Roman"/>
+                <w:rFonts w:ascii="Calibri" w:hAnsi="Calibri" w:cs="Times New Roman" w:eastAsia="Times New Roman"/>
                 <w:sz w:val="24"/>
                 <w:szCs w:val="24"/>
               </w:rPr>
@@ -16566,7 +17146,7 @@
             </w:pPr>
             <w:r>
               <w:rPr>
-                <w:rFonts w:ascii="Times New Roman" w:hAnsi="Times New Roman" w:cs="Times New Roman" w:eastAsia="Times New Roman"/>
+                <w:rFonts w:ascii="Calibri" w:hAnsi="Calibri" w:cs="Times New Roman" w:eastAsia="Times New Roman"/>
                 <w:sz w:val="24"/>
                 <w:szCs w:val="24"/>
               </w:rPr>
@@ -16596,7 +17176,7 @@
             </w:pPr>
             <w:r>
               <w:rPr>
-                <w:rFonts w:ascii="Times New Roman" w:hAnsi="Times New Roman" w:cs="Times New Roman" w:eastAsia="Times New Roman"/>
+                <w:rFonts w:ascii="Calibri" w:hAnsi="Calibri" w:cs="Times New Roman" w:eastAsia="Times New Roman"/>
                 <w:sz w:val="24"/>
                 <w:szCs w:val="24"/>
               </w:rPr>
@@ -16626,7 +17206,7 @@
             </w:pPr>
             <w:r>
               <w:rPr>
-                <w:rFonts w:ascii="Times New Roman" w:hAnsi="Times New Roman" w:cs="Times New Roman" w:eastAsia="Times New Roman"/>
+                <w:rFonts w:ascii="Calibri" w:hAnsi="Calibri" w:cs="Times New Roman" w:eastAsia="Times New Roman"/>
                 <w:sz w:val="24"/>
                 <w:szCs w:val="24"/>
               </w:rPr>
@@ -16654,7 +17234,7 @@
           <w:p>
             <w:r>
               <w:rPr>
-                <w:rFonts w:ascii="Times New Roman" w:hAnsi="Times New Roman" w:eastAsia="Times New Roman" w:cs="Times New Roman"/>
+                <w:rFonts w:ascii="Calibri" w:hAnsi="Calibri" w:eastAsia="Times New Roman" w:cs="Times New Roman"/>
                 <w:sz w:val="24"/>
               </w:rPr>
               <w:t>3</w:t>
@@ -16675,7 +17255,7 @@
           <w:p>
             <w:r>
               <w:rPr>
-                <w:rFonts w:ascii="Times New Roman" w:hAnsi="Times New Roman" w:eastAsia="Times New Roman" w:cs="Times New Roman"/>
+                <w:rFonts w:ascii="Calibri" w:hAnsi="Calibri" w:eastAsia="Times New Roman" w:cs="Times New Roman"/>
                 <w:sz w:val="24"/>
               </w:rPr>
               <w:t>Design Bronze/Silver/Gold BigQuery warehouse, dbt model layers, table relationships, matching keys, anonymised views, and recommendation log</w:t>
@@ -16696,7 +17276,7 @@
           <w:p>
             <w:r>
               <w:rPr>
-                <w:rFonts w:ascii="Times New Roman" w:hAnsi="Times New Roman" w:eastAsia="Times New Roman" w:cs="Times New Roman"/>
+                <w:rFonts w:ascii="Calibri" w:hAnsi="Calibri" w:eastAsia="Times New Roman" w:cs="Times New Roman"/>
                 <w:sz w:val="24"/>
               </w:rPr>
               <w:t>Warehouse and dbt design document</w:t>
@@ -16723,7 +17303,7 @@
           <w:p>
             <w:r>
               <w:rPr>
-                <w:rFonts w:ascii="Times New Roman" w:hAnsi="Times New Roman" w:eastAsia="Times New Roman" w:cs="Times New Roman"/>
+                <w:rFonts w:ascii="Calibri" w:hAnsi="Calibri" w:eastAsia="Times New Roman" w:cs="Times New Roman"/>
                 <w:sz w:val="24"/>
               </w:rPr>
               <w:lastRenderedPageBreak/>
@@ -16745,7 +17325,7 @@
           <w:p>
             <w:r>
               <w:rPr>
-                <w:rFonts w:ascii="Times New Roman" w:hAnsi="Times New Roman" w:eastAsia="Times New Roman" w:cs="Times New Roman"/>
+                <w:rFonts w:ascii="Calibri" w:hAnsi="Calibri" w:eastAsia="Times New Roman" w:cs="Times New Roman"/>
                 <w:sz w:val="24"/>
               </w:rPr>
               <w:t>Build Python extraction/load scripts, flexible data contracts, validation flags, and Bronze raw loading</w:t>
@@ -16766,7 +17346,7 @@
           <w:p>
             <w:r>
               <w:rPr>
-                <w:rFonts w:ascii="Times New Roman" w:hAnsi="Times New Roman" w:eastAsia="Times New Roman" w:cs="Times New Roman"/>
+                <w:rFonts w:ascii="Calibri" w:hAnsi="Calibri" w:eastAsia="Times New Roman" w:cs="Times New Roman"/>
                 <w:sz w:val="24"/>
               </w:rPr>
               <w:t>Bronze loading pipeline and source quality report</w:t>
@@ -16801,7 +17381,7 @@
             </w:pPr>
             <w:r>
               <w:rPr>
-                <w:rFonts w:ascii="Times New Roman" w:hAnsi="Times New Roman" w:cs="Times New Roman" w:eastAsia="Times New Roman"/>
+                <w:rFonts w:ascii="Calibri" w:hAnsi="Calibri" w:cs="Times New Roman" w:eastAsia="Times New Roman"/>
                 <w:sz w:val="24"/>
                 <w:szCs w:val="24"/>
               </w:rPr>
@@ -16831,7 +17411,7 @@
             </w:pPr>
             <w:r>
               <w:rPr>
-                <w:rFonts w:ascii="Times New Roman" w:hAnsi="Times New Roman" w:cs="Times New Roman" w:eastAsia="Times New Roman"/>
+                <w:rFonts w:ascii="Calibri" w:hAnsi="Calibri" w:cs="Times New Roman" w:eastAsia="Times New Roman"/>
                 <w:sz w:val="24"/>
                 <w:szCs w:val="24"/>
               </w:rPr>
@@ -16861,7 +17441,7 @@
             </w:pPr>
             <w:r>
               <w:rPr>
-                <w:rFonts w:ascii="Times New Roman" w:hAnsi="Times New Roman" w:cs="Times New Roman" w:eastAsia="Times New Roman"/>
+                <w:rFonts w:ascii="Calibri" w:hAnsi="Calibri" w:cs="Times New Roman" w:eastAsia="Times New Roman"/>
                 <w:sz w:val="24"/>
                 <w:szCs w:val="24"/>
               </w:rPr>
@@ -16889,7 +17469,7 @@
           <w:p>
             <w:r>
               <w:rPr>
-                <w:rFonts w:ascii="Times New Roman" w:hAnsi="Times New Roman" w:eastAsia="Times New Roman" w:cs="Times New Roman"/>
+                <w:rFonts w:ascii="Calibri" w:hAnsi="Calibri" w:eastAsia="Times New Roman" w:cs="Times New Roman"/>
                 <w:sz w:val="24"/>
               </w:rPr>
               <w:t>6</w:t>
@@ -16910,7 +17490,7 @@
           <w:p>
             <w:r>
               <w:rPr>
-                <w:rFonts w:ascii="Times New Roman" w:hAnsi="Times New Roman" w:eastAsia="Times New Roman" w:cs="Times New Roman"/>
+                <w:rFonts w:ascii="Calibri" w:hAnsi="Calibri" w:eastAsia="Times New Roman" w:cs="Times New Roman"/>
                 <w:sz w:val="24"/>
               </w:rPr>
               <w:t>Build dbt staging, fact, dimension, and core descriptive marts for service, sales, warranty, refund, and scheduling</w:t>
@@ -16931,7 +17511,7 @@
           <w:p>
             <w:r>
               <w:rPr>
-                <w:rFonts w:ascii="Times New Roman" w:hAnsi="Times New Roman" w:eastAsia="Times New Roman" w:cs="Times New Roman"/>
+                <w:rFonts w:ascii="Calibri" w:hAnsi="Calibri" w:eastAsia="Times New Roman" w:cs="Times New Roman"/>
                 <w:sz w:val="24"/>
               </w:rPr>
               <w:t>Silver tables and core Gold marts</w:t>
@@ -16966,7 +17546,7 @@
             </w:pPr>
             <w:r>
               <w:rPr>
-                <w:rFonts w:ascii="Times New Roman" w:hAnsi="Times New Roman" w:cs="Times New Roman" w:eastAsia="Times New Roman"/>
+                <w:rFonts w:ascii="Calibri" w:hAnsi="Calibri" w:cs="Times New Roman" w:eastAsia="Times New Roman"/>
                 <w:sz w:val="24"/>
                 <w:szCs w:val="24"/>
               </w:rPr>
@@ -16996,7 +17576,7 @@
             </w:pPr>
             <w:r>
               <w:rPr>
-                <w:rFonts w:ascii="Times New Roman" w:hAnsi="Times New Roman" w:cs="Times New Roman" w:eastAsia="Times New Roman"/>
+                <w:rFonts w:ascii="Calibri" w:hAnsi="Calibri" w:cs="Times New Roman" w:eastAsia="Times New Roman"/>
                 <w:sz w:val="24"/>
                 <w:szCs w:val="24"/>
               </w:rPr>
@@ -17026,7 +17606,7 @@
             </w:pPr>
             <w:r>
               <w:rPr>
-                <w:rFonts w:ascii="Times New Roman" w:hAnsi="Times New Roman" w:cs="Times New Roman" w:eastAsia="Times New Roman"/>
+                <w:rFonts w:ascii="Calibri" w:hAnsi="Calibri" w:cs="Times New Roman" w:eastAsia="Times New Roman"/>
                 <w:sz w:val="24"/>
                 <w:szCs w:val="24"/>
               </w:rPr>
@@ -17062,7 +17642,7 @@
             </w:pPr>
             <w:r>
               <w:rPr>
-                <w:rFonts w:ascii="Times New Roman" w:hAnsi="Times New Roman" w:cs="Times New Roman" w:eastAsia="Times New Roman"/>
+                <w:rFonts w:ascii="Calibri" w:hAnsi="Calibri" w:cs="Times New Roman" w:eastAsia="Times New Roman"/>
                 <w:sz w:val="24"/>
                 <w:szCs w:val="24"/>
               </w:rPr>
@@ -17092,7 +17672,7 @@
             </w:pPr>
             <w:r>
               <w:rPr>
-                <w:rFonts w:ascii="Times New Roman" w:hAnsi="Times New Roman" w:cs="Times New Roman" w:eastAsia="Times New Roman"/>
+                <w:rFonts w:ascii="Calibri" w:hAnsi="Calibri" w:cs="Times New Roman" w:eastAsia="Times New Roman"/>
                 <w:sz w:val="24"/>
                 <w:szCs w:val="24"/>
               </w:rPr>
@@ -17122,7 +17702,7 @@
             </w:pPr>
             <w:r>
               <w:rPr>
-                <w:rFonts w:ascii="Times New Roman" w:hAnsi="Times New Roman" w:cs="Times New Roman" w:eastAsia="Times New Roman"/>
+                <w:rFonts w:ascii="Calibri" w:hAnsi="Calibri" w:cs="Times New Roman" w:eastAsia="Times New Roman"/>
                 <w:sz w:val="24"/>
                 <w:szCs w:val="24"/>
               </w:rPr>
@@ -17158,7 +17738,7 @@
             </w:pPr>
             <w:r>
               <w:rPr>
-                <w:rFonts w:ascii="Times New Roman" w:hAnsi="Times New Roman" w:cs="Times New Roman" w:eastAsia="Times New Roman"/>
+                <w:rFonts w:ascii="Calibri" w:hAnsi="Calibri" w:cs="Times New Roman" w:eastAsia="Times New Roman"/>
                 <w:sz w:val="24"/>
                 <w:szCs w:val="24"/>
               </w:rPr>
@@ -17188,7 +17768,7 @@
             </w:pPr>
             <w:r>
               <w:rPr>
-                <w:rFonts w:ascii="Times New Roman" w:hAnsi="Times New Roman" w:cs="Times New Roman" w:eastAsia="Times New Roman"/>
+                <w:rFonts w:ascii="Calibri" w:hAnsi="Calibri" w:cs="Times New Roman" w:eastAsia="Times New Roman"/>
                 <w:sz w:val="24"/>
                 <w:szCs w:val="24"/>
               </w:rPr>
@@ -17218,7 +17798,7 @@
             </w:pPr>
             <w:r>
               <w:rPr>
-                <w:rFonts w:ascii="Times New Roman" w:hAnsi="Times New Roman" w:cs="Times New Roman" w:eastAsia="Times New Roman"/>
+                <w:rFonts w:ascii="Calibri" w:hAnsi="Calibri" w:cs="Times New Roman" w:eastAsia="Times New Roman"/>
                 <w:sz w:val="24"/>
                 <w:szCs w:val="24"/>
               </w:rPr>
@@ -17246,7 +17826,7 @@
           <w:p>
             <w:r>
               <w:rPr>
-                <w:rFonts w:ascii="Times New Roman" w:hAnsi="Times New Roman" w:eastAsia="Times New Roman" w:cs="Times New Roman"/>
+                <w:rFonts w:ascii="Calibri" w:hAnsi="Calibri" w:eastAsia="Times New Roman" w:cs="Times New Roman"/>
                 <w:sz w:val="24"/>
               </w:rPr>
               <w:t>10</w:t>
@@ -17267,7 +17847,7 @@
           <w:p>
             <w:r>
               <w:rPr>
-                <w:rFonts w:ascii="Times New Roman" w:hAnsi="Times New Roman" w:eastAsia="Times New Roman" w:cs="Times New Roman"/>
+                <w:rFonts w:ascii="Calibri" w:hAnsi="Calibri" w:eastAsia="Times New Roman" w:cs="Times New Roman"/>
                 <w:sz w:val="24"/>
               </w:rPr>
               <w:t>Create Airflow DAG to orchestrate extraction, BigQuery loading, dbt models/tests, weather enrichment, and refresh logging</w:t>
@@ -17288,7 +17868,7 @@
           <w:p>
             <w:r>
               <w:rPr>
-                <w:rFonts w:ascii="Times New Roman" w:hAnsi="Times New Roman" w:eastAsia="Times New Roman" w:cs="Times New Roman"/>
+                <w:rFonts w:ascii="Calibri" w:hAnsi="Calibri" w:eastAsia="Times New Roman" w:cs="Times New Roman"/>
                 <w:sz w:val="24"/>
               </w:rPr>
               <w:t>Airflow-orchestrated ELT prototype</w:t>
@@ -17315,7 +17895,7 @@
           <w:p>
             <w:r>
               <w:rPr>
-                <w:rFonts w:ascii="Times New Roman" w:hAnsi="Times New Roman" w:eastAsia="Times New Roman" w:cs="Times New Roman"/>
+                <w:rFonts w:ascii="Calibri" w:hAnsi="Calibri" w:eastAsia="Times New Roman" w:cs="Times New Roman"/>
                 <w:sz w:val="24"/>
               </w:rPr>
               <w:t>11</w:t>
@@ -17336,7 +17916,7 @@
           <w:p>
             <w:r>
               <w:rPr>
-                <w:rFonts w:ascii="Times New Roman" w:hAnsi="Times New Roman" w:eastAsia="Times New Roman" w:cs="Times New Roman"/>
+                <w:rFonts w:ascii="Calibri" w:hAnsi="Calibri" w:eastAsia="Times New Roman" w:cs="Times New Roman"/>
                 <w:sz w:val="24"/>
               </w:rPr>
               <w:t>Connect Apache Superset to BigQuery Gold marts and build first dashboard pages</w:t>
@@ -17357,7 +17937,7 @@
           <w:p>
             <w:r>
               <w:rPr>
-                <w:rFonts w:ascii="Times New Roman" w:hAnsi="Times New Roman" w:eastAsia="Times New Roman" w:cs="Times New Roman"/>
+                <w:rFonts w:ascii="Calibri" w:hAnsi="Calibri" w:eastAsia="Times New Roman" w:cs="Times New Roman"/>
                 <w:sz w:val="24"/>
               </w:rPr>
               <w:t>Dashboard prototype v1</w:t>
@@ -17384,7 +17964,7 @@
           <w:p>
             <w:r>
               <w:rPr>
-                <w:rFonts w:ascii="Times New Roman" w:hAnsi="Times New Roman" w:eastAsia="Times New Roman" w:cs="Times New Roman"/>
+                <w:rFonts w:ascii="Calibri" w:hAnsi="Calibri" w:eastAsia="Times New Roman" w:cs="Times New Roman"/>
                 <w:sz w:val="24"/>
               </w:rPr>
               <w:t>12</w:t>
@@ -17405,7 +17985,7 @@
           <w:p>
             <w:r>
               <w:rPr>
-                <w:rFonts w:ascii="Times New Roman" w:hAnsi="Times New Roman" w:eastAsia="Times New Roman" w:cs="Times New Roman"/>
+                <w:rFonts w:ascii="Calibri" w:hAnsi="Calibri" w:eastAsia="Times New Roman" w:cs="Times New Roman"/>
                 <w:sz w:val="24"/>
               </w:rPr>
               <w:t>Refine filters, maps, data quality views, pipeline status, rankings, and recommendations with company feedback</w:t>
@@ -17426,7 +18006,7 @@
           <w:p>
             <w:r>
               <w:rPr>
-                <w:rFonts w:ascii="Times New Roman" w:hAnsi="Times New Roman" w:eastAsia="Times New Roman" w:cs="Times New Roman"/>
+                <w:rFonts w:ascii="Calibri" w:hAnsi="Calibri" w:eastAsia="Times New Roman" w:cs="Times New Roman"/>
                 <w:sz w:val="24"/>
               </w:rPr>
               <w:t>Dashboard prototype v2 and pipeline status view</w:t>
@@ -17453,7 +18033,7 @@
           <w:p>
             <w:r>
               <w:rPr>
-                <w:rFonts w:ascii="Times New Roman" w:hAnsi="Times New Roman" w:eastAsia="Times New Roman" w:cs="Times New Roman"/>
+                <w:rFonts w:ascii="Calibri" w:hAnsi="Calibri" w:eastAsia="Times New Roman" w:cs="Times New Roman"/>
                 <w:sz w:val="24"/>
               </w:rPr>
               <w:t>13</w:t>
@@ -17474,7 +18054,7 @@
           <w:p>
             <w:r>
               <w:rPr>
-                <w:rFonts w:ascii="Times New Roman" w:hAnsi="Times New Roman" w:eastAsia="Times New Roman" w:cs="Times New Roman"/>
+                <w:rFonts w:ascii="Calibri" w:hAnsi="Calibri" w:eastAsia="Times New Roman" w:cs="Times New Roman"/>
                 <w:sz w:val="24"/>
               </w:rPr>
               <w:t>Evaluate dashboard and pipeline against manual spreadsheet answers, dbt test results, and refresh logs</w:t>
@@ -17495,7 +18075,7 @@
           <w:p>
             <w:r>
               <w:rPr>
-                <w:rFonts w:ascii="Times New Roman" w:hAnsi="Times New Roman" w:eastAsia="Times New Roman" w:cs="Times New Roman"/>
+                <w:rFonts w:ascii="Calibri" w:hAnsi="Calibri" w:eastAsia="Times New Roman" w:cs="Times New Roman"/>
                 <w:sz w:val="24"/>
               </w:rPr>
               <w:t>Evaluation report draft</w:t>
@@ -17522,7 +18102,7 @@
           <w:p>
             <w:r>
               <w:rPr>
-                <w:rFonts w:ascii="Times New Roman" w:hAnsi="Times New Roman" w:eastAsia="Times New Roman" w:cs="Times New Roman"/>
+                <w:rFonts w:ascii="Calibri" w:hAnsi="Calibri" w:eastAsia="Times New Roman" w:cs="Times New Roman"/>
                 <w:sz w:val="24"/>
               </w:rPr>
               <w:t>14</w:t>
@@ -17543,7 +18123,7 @@
           <w:p>
             <w:r>
               <w:rPr>
-                <w:rFonts w:ascii="Times New Roman" w:hAnsi="Times New Roman" w:eastAsia="Times New Roman" w:cs="Times New Roman"/>
+                <w:rFonts w:ascii="Calibri" w:hAnsi="Calibri" w:eastAsia="Times New Roman" w:cs="Times New Roman"/>
                 <w:sz w:val="24"/>
               </w:rPr>
               <w:t>Prepare final report, screenshots, architecture diagram, Airflow DAG view, dbt lineage graph, and viva explanation</w:t>
@@ -17564,7 +18144,7 @@
           <w:p>
             <w:r>
               <w:rPr>
-                <w:rFonts w:ascii="Times New Roman" w:hAnsi="Times New Roman" w:eastAsia="Times New Roman" w:cs="Times New Roman"/>
+                <w:rFonts w:ascii="Calibri" w:hAnsi="Calibri" w:eastAsia="Times New Roman" w:cs="Times New Roman"/>
                 <w:sz w:val="24"/>
               </w:rPr>
               <w:t>Final project submission</w:t>
@@ -17595,12 +18175,10 @@
       </w:pPr>
       <w:r>
         <w:rPr>
-          <w:rFonts w:ascii="Times New Roman" w:hAnsi="Times New Roman" w:eastAsia="Times New Roman" w:cs="Times New Roman"/>
-          <w:b/>
-          <w:sz w:val="26"/>
-        </w:rPr>
-        <w:lastRenderedPageBreak/>
-        <w:t>4.2 Milestones</w:t>
+          <w:rFonts w:ascii="Calibri" w:hAnsi="Calibri"/>
+          <w:sz w:val="22"/>
+        </w:rPr>
+        <w:t>4.3 Milestones</w:t>
       </w:r>
     </w:p>
     <w:tbl>
@@ -17644,7 +18222,7 @@
             </w:pPr>
             <w:r>
               <w:rPr>
-                <w:rFonts w:ascii="Times New Roman" w:hAnsi="Times New Roman" w:cs="Times New Roman" w:eastAsia="Times New Roman"/>
+                <w:rFonts w:ascii="Calibri" w:hAnsi="Calibri" w:cs="Times New Roman" w:eastAsia="Times New Roman"/>
                 <w:b/>
                 <w:color w:val="142332"/>
                 <w:sz w:val="24"/>
@@ -17677,7 +18255,7 @@
             </w:pPr>
             <w:r>
               <w:rPr>
-                <w:rFonts w:ascii="Times New Roman" w:hAnsi="Times New Roman" w:cs="Times New Roman" w:eastAsia="Times New Roman"/>
+                <w:rFonts w:ascii="Calibri" w:hAnsi="Calibri" w:cs="Times New Roman" w:eastAsia="Times New Roman"/>
                 <w:b/>
                 <w:color w:val="142332"/>
                 <w:sz w:val="24"/>
@@ -17710,7 +18288,7 @@
             </w:pPr>
             <w:r>
               <w:rPr>
-                <w:rFonts w:ascii="Times New Roman" w:hAnsi="Times New Roman" w:cs="Times New Roman" w:eastAsia="Times New Roman"/>
+                <w:rFonts w:ascii="Calibri" w:hAnsi="Calibri" w:cs="Times New Roman" w:eastAsia="Times New Roman"/>
                 <w:b/>
                 <w:color w:val="142332"/>
                 <w:sz w:val="24"/>
@@ -17748,7 +18326,7 @@
             </w:pPr>
             <w:r>
               <w:rPr>
-                <w:rFonts w:ascii="Times New Roman" w:hAnsi="Times New Roman" w:cs="Times New Roman" w:eastAsia="Times New Roman"/>
+                <w:rFonts w:ascii="Calibri" w:hAnsi="Calibri" w:cs="Times New Roman" w:eastAsia="Times New Roman"/>
                 <w:sz w:val="24"/>
                 <w:szCs w:val="24"/>
               </w:rPr>
@@ -17778,7 +18356,7 @@
             </w:pPr>
             <w:r>
               <w:rPr>
-                <w:rFonts w:ascii="Times New Roman" w:hAnsi="Times New Roman" w:cs="Times New Roman" w:eastAsia="Times New Roman"/>
+                <w:rFonts w:ascii="Calibri" w:hAnsi="Calibri" w:cs="Times New Roman" w:eastAsia="Times New Roman"/>
                 <w:sz w:val="24"/>
                 <w:szCs w:val="24"/>
               </w:rPr>
@@ -17808,7 +18386,7 @@
             </w:pPr>
             <w:r>
               <w:rPr>
-                <w:rFonts w:ascii="Times New Roman" w:hAnsi="Times New Roman" w:cs="Times New Roman" w:eastAsia="Times New Roman"/>
+                <w:rFonts w:ascii="Calibri" w:hAnsi="Calibri" w:cs="Times New Roman" w:eastAsia="Times New Roman"/>
                 <w:sz w:val="24"/>
                 <w:szCs w:val="24"/>
               </w:rPr>
@@ -17844,7 +18422,7 @@
             </w:pPr>
             <w:r>
               <w:rPr>
-                <w:rFonts w:ascii="Times New Roman" w:hAnsi="Times New Roman" w:cs="Times New Roman" w:eastAsia="Times New Roman"/>
+                <w:rFonts w:ascii="Calibri" w:hAnsi="Calibri" w:cs="Times New Roman" w:eastAsia="Times New Roman"/>
                 <w:sz w:val="24"/>
                 <w:szCs w:val="24"/>
               </w:rPr>
@@ -17874,7 +18452,7 @@
             </w:pPr>
             <w:r>
               <w:rPr>
-                <w:rFonts w:ascii="Times New Roman" w:hAnsi="Times New Roman" w:cs="Times New Roman" w:eastAsia="Times New Roman"/>
+                <w:rFonts w:ascii="Calibri" w:hAnsi="Calibri" w:cs="Times New Roman" w:eastAsia="Times New Roman"/>
                 <w:sz w:val="24"/>
                 <w:szCs w:val="24"/>
               </w:rPr>
@@ -17904,7 +18482,7 @@
             </w:pPr>
             <w:r>
               <w:rPr>
-                <w:rFonts w:ascii="Times New Roman" w:hAnsi="Times New Roman" w:cs="Times New Roman" w:eastAsia="Times New Roman"/>
+                <w:rFonts w:ascii="Calibri" w:hAnsi="Calibri" w:cs="Times New Roman" w:eastAsia="Times New Roman"/>
                 <w:sz w:val="24"/>
                 <w:szCs w:val="24"/>
               </w:rPr>
@@ -17913,7 +18491,7 @@
             <w:proofErr w:type="gramStart"/>
             <w:r>
               <w:rPr>
-                <w:rFonts w:ascii="Times New Roman" w:hAnsi="Times New Roman" w:cs="Times New Roman" w:eastAsia="Times New Roman"/>
+                <w:rFonts w:ascii="Calibri" w:hAnsi="Calibri" w:cs="Times New Roman" w:eastAsia="Times New Roman"/>
                 <w:sz w:val="24"/>
                 <w:szCs w:val="24"/>
               </w:rPr>
@@ -17922,7 +18500,7 @@
             <w:proofErr w:type="gramEnd"/>
             <w:r>
               <w:rPr>
-                <w:rFonts w:ascii="Times New Roman" w:hAnsi="Times New Roman" w:cs="Times New Roman" w:eastAsia="Times New Roman"/>
+                <w:rFonts w:ascii="Calibri" w:hAnsi="Calibri" w:cs="Times New Roman" w:eastAsia="Times New Roman"/>
                 <w:sz w:val="24"/>
                 <w:szCs w:val="24"/>
               </w:rPr>
@@ -17950,7 +18528,7 @@
           <w:p>
             <w:r>
               <w:rPr>
-                <w:rFonts w:ascii="Times New Roman" w:hAnsi="Times New Roman" w:eastAsia="Times New Roman" w:cs="Times New Roman"/>
+                <w:rFonts w:ascii="Calibri" w:hAnsi="Calibri" w:eastAsia="Times New Roman" w:cs="Times New Roman"/>
                 <w:sz w:val="24"/>
               </w:rPr>
               <w:t>M3: BigQuery and dbt warehouse ready</w:t>
@@ -17971,7 +18549,7 @@
           <w:p>
             <w:r>
               <w:rPr>
-                <w:rFonts w:ascii="Times New Roman" w:hAnsi="Times New Roman" w:eastAsia="Times New Roman" w:cs="Times New Roman"/>
+                <w:rFonts w:ascii="Calibri" w:hAnsi="Calibri" w:eastAsia="Times New Roman" w:cs="Times New Roman"/>
                 <w:sz w:val="24"/>
               </w:rPr>
               <w:t>Week 6</w:t>
@@ -17992,7 +18570,7 @@
           <w:p>
             <w:r>
               <w:rPr>
-                <w:rFonts w:ascii="Times New Roman" w:hAnsi="Times New Roman" w:eastAsia="Times New Roman" w:cs="Times New Roman"/>
+                <w:rFonts w:ascii="Calibri" w:hAnsi="Calibri" w:eastAsia="Times New Roman" w:cs="Times New Roman"/>
                 <w:sz w:val="24"/>
               </w:rPr>
               <w:t>Bronze, Silver, and Gold tables created with dbt models and initial tests</w:t>
@@ -18027,7 +18605,7 @@
             </w:pPr>
             <w:r>
               <w:rPr>
-                <w:rFonts w:ascii="Times New Roman" w:hAnsi="Times New Roman" w:cs="Times New Roman" w:eastAsia="Times New Roman"/>
+                <w:rFonts w:ascii="Calibri" w:hAnsi="Calibri" w:cs="Times New Roman" w:eastAsia="Times New Roman"/>
                 <w:sz w:val="24"/>
                 <w:szCs w:val="24"/>
               </w:rPr>
@@ -18057,7 +18635,7 @@
             </w:pPr>
             <w:r>
               <w:rPr>
-                <w:rFonts w:ascii="Times New Roman" w:hAnsi="Times New Roman" w:cs="Times New Roman" w:eastAsia="Times New Roman"/>
+                <w:rFonts w:ascii="Calibri" w:hAnsi="Calibri" w:cs="Times New Roman" w:eastAsia="Times New Roman"/>
                 <w:sz w:val="24"/>
                 <w:szCs w:val="24"/>
               </w:rPr>
@@ -18087,7 +18665,7 @@
             </w:pPr>
             <w:r>
               <w:rPr>
-                <w:rFonts w:ascii="Times New Roman" w:hAnsi="Times New Roman" w:cs="Times New Roman" w:eastAsia="Times New Roman"/>
+                <w:rFonts w:ascii="Calibri" w:hAnsi="Calibri" w:cs="Times New Roman" w:eastAsia="Times New Roman"/>
                 <w:sz w:val="24"/>
                 <w:szCs w:val="24"/>
               </w:rPr>
@@ -18115,7 +18693,7 @@
           <w:p>
             <w:r>
               <w:rPr>
-                <w:rFonts w:ascii="Times New Roman" w:hAnsi="Times New Roman" w:eastAsia="Times New Roman" w:cs="Times New Roman"/>
+                <w:rFonts w:ascii="Calibri" w:hAnsi="Calibri" w:eastAsia="Times New Roman" w:cs="Times New Roman"/>
                 <w:sz w:val="24"/>
               </w:rPr>
               <w:t>M5: Airflow and dashboard prototype complete</w:t>
@@ -18136,7 +18714,7 @@
           <w:p>
             <w:r>
               <w:rPr>
-                <w:rFonts w:ascii="Times New Roman" w:hAnsi="Times New Roman" w:eastAsia="Times New Roman" w:cs="Times New Roman"/>
+                <w:rFonts w:ascii="Calibri" w:hAnsi="Calibri" w:eastAsia="Times New Roman" w:cs="Times New Roman"/>
                 <w:sz w:val="24"/>
               </w:rPr>
               <w:t>Week 11</w:t>
@@ -18157,7 +18735,7 @@
           <w:p>
             <w:r>
               <w:rPr>
-                <w:rFonts w:ascii="Times New Roman" w:hAnsi="Times New Roman" w:eastAsia="Times New Roman" w:cs="Times New Roman"/>
+                <w:rFonts w:ascii="Calibri" w:hAnsi="Calibri" w:eastAsia="Times New Roman" w:cs="Times New Roman"/>
                 <w:sz w:val="24"/>
               </w:rPr>
               <w:t>Airflow DAG runs core pipeline and Superset dashboards answer key management questions</w:t>
@@ -18192,7 +18770,7 @@
             </w:pPr>
             <w:r>
               <w:rPr>
-                <w:rFonts w:ascii="Times New Roman" w:hAnsi="Times New Roman" w:cs="Times New Roman" w:eastAsia="Times New Roman"/>
+                <w:rFonts w:ascii="Calibri" w:hAnsi="Calibri" w:cs="Times New Roman" w:eastAsia="Times New Roman"/>
                 <w:sz w:val="24"/>
                 <w:szCs w:val="24"/>
               </w:rPr>
@@ -18222,7 +18800,7 @@
             </w:pPr>
             <w:r>
               <w:rPr>
-                <w:rFonts w:ascii="Times New Roman" w:hAnsi="Times New Roman" w:cs="Times New Roman" w:eastAsia="Times New Roman"/>
+                <w:rFonts w:ascii="Calibri" w:hAnsi="Calibri" w:cs="Times New Roman" w:eastAsia="Times New Roman"/>
                 <w:sz w:val="24"/>
                 <w:szCs w:val="24"/>
               </w:rPr>
@@ -18252,7 +18830,7 @@
             </w:pPr>
             <w:r>
               <w:rPr>
-                <w:rFonts w:ascii="Times New Roman" w:hAnsi="Times New Roman" w:cs="Times New Roman" w:eastAsia="Times New Roman"/>
+                <w:rFonts w:ascii="Calibri" w:hAnsi="Calibri" w:cs="Times New Roman" w:eastAsia="Times New Roman"/>
                 <w:sz w:val="24"/>
                 <w:szCs w:val="24"/>
               </w:rPr>
@@ -18288,7 +18866,7 @@
             </w:pPr>
             <w:r>
               <w:rPr>
-                <w:rFonts w:ascii="Times New Roman" w:hAnsi="Times New Roman" w:cs="Times New Roman" w:eastAsia="Times New Roman"/>
+                <w:rFonts w:ascii="Calibri" w:hAnsi="Calibri" w:cs="Times New Roman" w:eastAsia="Times New Roman"/>
                 <w:sz w:val="24"/>
                 <w:szCs w:val="24"/>
               </w:rPr>
@@ -18318,7 +18896,7 @@
             </w:pPr>
             <w:r>
               <w:rPr>
-                <w:rFonts w:ascii="Times New Roman" w:hAnsi="Times New Roman" w:cs="Times New Roman" w:eastAsia="Times New Roman"/>
+                <w:rFonts w:ascii="Calibri" w:hAnsi="Calibri" w:cs="Times New Roman" w:eastAsia="Times New Roman"/>
                 <w:sz w:val="24"/>
                 <w:szCs w:val="24"/>
               </w:rPr>
@@ -18348,7 +18926,7 @@
             </w:pPr>
             <w:r>
               <w:rPr>
-                <w:rFonts w:ascii="Times New Roman" w:hAnsi="Times New Roman" w:cs="Times New Roman" w:eastAsia="Times New Roman"/>
+                <w:rFonts w:ascii="Calibri" w:hAnsi="Calibri" w:cs="Times New Roman" w:eastAsia="Times New Roman"/>
                 <w:sz w:val="24"/>
                 <w:szCs w:val="24"/>
               </w:rPr>
@@ -18380,11 +18958,10 @@
       </w:pPr>
       <w:r>
         <w:rPr>
-          <w:rFonts w:ascii="Times New Roman" w:hAnsi="Times New Roman" w:eastAsia="Times New Roman" w:cs="Times New Roman"/>
-          <w:b/>
-          <w:sz w:val="26"/>
-        </w:rPr>
-        <w:t>4.3 Risks and Mitigation</w:t>
+          <w:rFonts w:ascii="Calibri" w:hAnsi="Calibri"/>
+          <w:sz w:val="22"/>
+        </w:rPr>
+        <w:t>4.4 Risks and Mitigation</w:t>
       </w:r>
     </w:p>
     <w:tbl>
@@ -18428,7 +19005,7 @@
             </w:pPr>
             <w:r>
               <w:rPr>
-                <w:rFonts w:ascii="Times New Roman" w:hAnsi="Times New Roman" w:cs="Times New Roman" w:eastAsia="Times New Roman"/>
+                <w:rFonts w:ascii="Calibri" w:hAnsi="Calibri" w:cs="Times New Roman" w:eastAsia="Times New Roman"/>
                 <w:b/>
                 <w:color w:val="142332"/>
                 <w:sz w:val="24"/>
@@ -18461,7 +19038,7 @@
             </w:pPr>
             <w:r>
               <w:rPr>
-                <w:rFonts w:ascii="Times New Roman" w:hAnsi="Times New Roman" w:cs="Times New Roman" w:eastAsia="Times New Roman"/>
+                <w:rFonts w:ascii="Calibri" w:hAnsi="Calibri" w:cs="Times New Roman" w:eastAsia="Times New Roman"/>
                 <w:b/>
                 <w:color w:val="142332"/>
                 <w:sz w:val="24"/>
@@ -18494,7 +19071,7 @@
             </w:pPr>
             <w:r>
               <w:rPr>
-                <w:rFonts w:ascii="Times New Roman" w:hAnsi="Times New Roman" w:cs="Times New Roman" w:eastAsia="Times New Roman"/>
+                <w:rFonts w:ascii="Calibri" w:hAnsi="Calibri" w:cs="Times New Roman" w:eastAsia="Times New Roman"/>
                 <w:b/>
                 <w:color w:val="142332"/>
                 <w:sz w:val="24"/>
@@ -18532,7 +19109,7 @@
             </w:pPr>
             <w:r>
               <w:rPr>
-                <w:rFonts w:ascii="Times New Roman" w:hAnsi="Times New Roman" w:cs="Times New Roman" w:eastAsia="Times New Roman"/>
+                <w:rFonts w:ascii="Calibri" w:hAnsi="Calibri" w:cs="Times New Roman" w:eastAsia="Times New Roman"/>
                 <w:sz w:val="24"/>
                 <w:szCs w:val="24"/>
               </w:rPr>
@@ -18562,7 +19139,7 @@
             </w:pPr>
             <w:r>
               <w:rPr>
-                <w:rFonts w:ascii="Times New Roman" w:hAnsi="Times New Roman" w:cs="Times New Roman" w:eastAsia="Times New Roman"/>
+                <w:rFonts w:ascii="Calibri" w:hAnsi="Calibri" w:cs="Times New Roman" w:eastAsia="Times New Roman"/>
                 <w:sz w:val="24"/>
                 <w:szCs w:val="24"/>
               </w:rPr>
@@ -18592,7 +19169,7 @@
             </w:pPr>
             <w:r>
               <w:rPr>
-                <w:rFonts w:ascii="Times New Roman" w:hAnsi="Times New Roman" w:cs="Times New Roman" w:eastAsia="Times New Roman"/>
+                <w:rFonts w:ascii="Calibri" w:hAnsi="Calibri" w:cs="Times New Roman" w:eastAsia="Times New Roman"/>
                 <w:sz w:val="24"/>
                 <w:szCs w:val="24"/>
               </w:rPr>
@@ -18628,7 +19205,7 @@
             </w:pPr>
             <w:r>
               <w:rPr>
-                <w:rFonts w:ascii="Times New Roman" w:hAnsi="Times New Roman" w:cs="Times New Roman" w:eastAsia="Times New Roman"/>
+                <w:rFonts w:ascii="Calibri" w:hAnsi="Calibri" w:cs="Times New Roman" w:eastAsia="Times New Roman"/>
                 <w:sz w:val="24"/>
                 <w:szCs w:val="24"/>
               </w:rPr>
@@ -18658,7 +19235,7 @@
             </w:pPr>
             <w:r>
               <w:rPr>
-                <w:rFonts w:ascii="Times New Roman" w:hAnsi="Times New Roman" w:cs="Times New Roman" w:eastAsia="Times New Roman"/>
+                <w:rFonts w:ascii="Calibri" w:hAnsi="Calibri" w:cs="Times New Roman" w:eastAsia="Times New Roman"/>
                 <w:sz w:val="24"/>
                 <w:szCs w:val="24"/>
               </w:rPr>
@@ -18688,7 +19265,7 @@
             </w:pPr>
             <w:r>
               <w:rPr>
-                <w:rFonts w:ascii="Times New Roman" w:hAnsi="Times New Roman" w:cs="Times New Roman" w:eastAsia="Times New Roman"/>
+                <w:rFonts w:ascii="Calibri" w:hAnsi="Calibri" w:cs="Times New Roman" w:eastAsia="Times New Roman"/>
                 <w:sz w:val="24"/>
                 <w:szCs w:val="24"/>
               </w:rPr>
@@ -18724,7 +19301,7 @@
             </w:pPr>
             <w:r>
               <w:rPr>
-                <w:rFonts w:ascii="Times New Roman" w:hAnsi="Times New Roman" w:cs="Times New Roman" w:eastAsia="Times New Roman"/>
+                <w:rFonts w:ascii="Calibri" w:hAnsi="Calibri" w:cs="Times New Roman" w:eastAsia="Times New Roman"/>
                 <w:sz w:val="24"/>
                 <w:szCs w:val="24"/>
               </w:rPr>
@@ -18754,7 +19331,7 @@
             </w:pPr>
             <w:r>
               <w:rPr>
-                <w:rFonts w:ascii="Times New Roman" w:hAnsi="Times New Roman" w:cs="Times New Roman" w:eastAsia="Times New Roman"/>
+                <w:rFonts w:ascii="Calibri" w:hAnsi="Calibri" w:cs="Times New Roman" w:eastAsia="Times New Roman"/>
                 <w:sz w:val="24"/>
                 <w:szCs w:val="24"/>
               </w:rPr>
@@ -18784,7 +19361,7 @@
             </w:pPr>
             <w:r>
               <w:rPr>
-                <w:rFonts w:ascii="Times New Roman" w:hAnsi="Times New Roman" w:cs="Times New Roman" w:eastAsia="Times New Roman"/>
+                <w:rFonts w:ascii="Calibri" w:hAnsi="Calibri" w:cs="Times New Roman" w:eastAsia="Times New Roman"/>
                 <w:sz w:val="24"/>
                 <w:szCs w:val="24"/>
               </w:rPr>
@@ -18820,7 +19397,7 @@
             </w:pPr>
             <w:r>
               <w:rPr>
-                <w:rFonts w:ascii="Times New Roman" w:hAnsi="Times New Roman" w:cs="Times New Roman" w:eastAsia="Times New Roman"/>
+                <w:rFonts w:ascii="Calibri" w:hAnsi="Calibri" w:cs="Times New Roman" w:eastAsia="Times New Roman"/>
                 <w:sz w:val="24"/>
                 <w:szCs w:val="24"/>
               </w:rPr>
@@ -18851,7 +19428,7 @@
             </w:pPr>
             <w:r>
               <w:rPr>
-                <w:rFonts w:ascii="Times New Roman" w:hAnsi="Times New Roman" w:cs="Times New Roman" w:eastAsia="Times New Roman"/>
+                <w:rFonts w:ascii="Calibri" w:hAnsi="Calibri" w:cs="Times New Roman" w:eastAsia="Times New Roman"/>
                 <w:sz w:val="24"/>
                 <w:szCs w:val="24"/>
               </w:rPr>
@@ -18881,7 +19458,7 @@
             </w:pPr>
             <w:r>
               <w:rPr>
-                <w:rFonts w:ascii="Times New Roman" w:hAnsi="Times New Roman" w:cs="Times New Roman" w:eastAsia="Times New Roman"/>
+                <w:rFonts w:ascii="Calibri" w:hAnsi="Calibri" w:cs="Times New Roman" w:eastAsia="Times New Roman"/>
                 <w:sz w:val="24"/>
                 <w:szCs w:val="24"/>
               </w:rPr>
@@ -18917,7 +19494,7 @@
             </w:pPr>
             <w:r>
               <w:rPr>
-                <w:rFonts w:ascii="Times New Roman" w:hAnsi="Times New Roman" w:cs="Times New Roman" w:eastAsia="Times New Roman"/>
+                <w:rFonts w:ascii="Calibri" w:hAnsi="Calibri" w:cs="Times New Roman" w:eastAsia="Times New Roman"/>
                 <w:sz w:val="24"/>
                 <w:szCs w:val="24"/>
               </w:rPr>
@@ -18947,7 +19524,7 @@
             </w:pPr>
             <w:r>
               <w:rPr>
-                <w:rFonts w:ascii="Times New Roman" w:hAnsi="Times New Roman" w:cs="Times New Roman" w:eastAsia="Times New Roman"/>
+                <w:rFonts w:ascii="Calibri" w:hAnsi="Calibri" w:cs="Times New Roman" w:eastAsia="Times New Roman"/>
                 <w:sz w:val="24"/>
                 <w:szCs w:val="24"/>
               </w:rPr>
@@ -18977,7 +19554,7 @@
             </w:pPr>
             <w:r>
               <w:rPr>
-                <w:rFonts w:ascii="Times New Roman" w:hAnsi="Times New Roman" w:cs="Times New Roman" w:eastAsia="Times New Roman"/>
+                <w:rFonts w:ascii="Calibri" w:hAnsi="Calibri" w:cs="Times New Roman" w:eastAsia="Times New Roman"/>
                 <w:sz w:val="24"/>
                 <w:szCs w:val="24"/>
               </w:rPr>
@@ -19005,7 +19582,7 @@
           <w:p>
             <w:r>
               <w:rPr>
-                <w:rFonts w:ascii="Times New Roman" w:hAnsi="Times New Roman" w:eastAsia="Times New Roman" w:cs="Times New Roman"/>
+                <w:rFonts w:ascii="Calibri" w:hAnsi="Calibri" w:eastAsia="Times New Roman" w:cs="Times New Roman"/>
                 <w:sz w:val="24"/>
               </w:rPr>
               <w:t>Airflow, dbt, or Google Sheets access fails during demo</w:t>
@@ -19026,7 +19603,7 @@
           <w:p>
             <w:r>
               <w:rPr>
-                <w:rFonts w:ascii="Times New Roman" w:hAnsi="Times New Roman" w:eastAsia="Times New Roman" w:cs="Times New Roman"/>
+                <w:rFonts w:ascii="Calibri" w:hAnsi="Calibri" w:eastAsia="Times New Roman" w:cs="Times New Roman"/>
                 <w:sz w:val="24"/>
               </w:rPr>
               <w:t>Pipeline/dashboard may show stale data</w:t>
@@ -19047,7 +19624,7 @@
           <w:p>
             <w:r>
               <w:rPr>
-                <w:rFonts w:ascii="Times New Roman" w:hAnsi="Times New Roman" w:eastAsia="Times New Roman" w:cs="Times New Roman"/>
+                <w:rFonts w:ascii="Calibri" w:hAnsi="Calibri" w:eastAsia="Times New Roman" w:cs="Times New Roman"/>
                 <w:sz w:val="24"/>
               </w:rPr>
               <w:t>Show last successful refresh, failed task status, manual run fallback, and static exported marts for backup</w:t>
@@ -19074,7 +19651,7 @@
           <w:p>
             <w:r>
               <w:rPr>
-                <w:rFonts w:ascii="Times New Roman" w:hAnsi="Times New Roman" w:eastAsia="Times New Roman" w:cs="Times New Roman"/>
+                <w:rFonts w:ascii="Calibri" w:hAnsi="Calibri" w:eastAsia="Times New Roman" w:cs="Times New Roman"/>
                 <w:sz w:val="24"/>
               </w:rPr>
               <w:t>BigQuery/Superset/dbt setup takes longer than expected</w:t>
@@ -19095,7 +19672,7 @@
           <w:p>
             <w:r>
               <w:rPr>
-                <w:rFonts w:ascii="Times New Roman" w:hAnsi="Times New Roman" w:eastAsia="Times New Roman" w:cs="Times New Roman"/>
+                <w:rFonts w:ascii="Calibri" w:hAnsi="Calibri" w:eastAsia="Times New Roman" w:cs="Times New Roman"/>
                 <w:sz w:val="24"/>
               </w:rPr>
               <w:t>Dashboard delivery risk</w:t>
@@ -19116,7 +19693,7 @@
           <w:p>
             <w:r>
               <w:rPr>
-                <w:rFonts w:ascii="Times New Roman" w:hAnsi="Times New Roman" w:eastAsia="Times New Roman" w:cs="Times New Roman"/>
+                <w:rFonts w:ascii="Calibri" w:hAnsi="Calibri" w:eastAsia="Times New Roman" w:cs="Times New Roman"/>
                 <w:sz w:val="24"/>
               </w:rPr>
               <w:t>Build minimum Bronze/Silver/Gold path first and add advanced marts after core pipeline works</w:t>
@@ -19151,7 +19728,7 @@
             </w:pPr>
             <w:r>
               <w:rPr>
-                <w:rFonts w:ascii="Times New Roman" w:hAnsi="Times New Roman" w:cs="Times New Roman" w:eastAsia="Times New Roman"/>
+                <w:rFonts w:ascii="Calibri" w:hAnsi="Calibri" w:cs="Times New Roman" w:eastAsia="Times New Roman"/>
                 <w:sz w:val="24"/>
                 <w:szCs w:val="24"/>
               </w:rPr>
@@ -19181,7 +19758,7 @@
             </w:pPr>
             <w:r>
               <w:rPr>
-                <w:rFonts w:ascii="Times New Roman" w:hAnsi="Times New Roman" w:cs="Times New Roman" w:eastAsia="Times New Roman"/>
+                <w:rFonts w:ascii="Calibri" w:hAnsi="Calibri" w:cs="Times New Roman" w:eastAsia="Times New Roman"/>
                 <w:sz w:val="24"/>
                 <w:szCs w:val="24"/>
               </w:rPr>
@@ -19211,7 +19788,7 @@
             </w:pPr>
             <w:r>
               <w:rPr>
-                <w:rFonts w:ascii="Times New Roman" w:hAnsi="Times New Roman" w:cs="Times New Roman" w:eastAsia="Times New Roman"/>
+                <w:rFonts w:ascii="Calibri" w:hAnsi="Calibri" w:cs="Times New Roman" w:eastAsia="Times New Roman"/>
                 <w:sz w:val="24"/>
                 <w:szCs w:val="24"/>
               </w:rPr>
@@ -19231,7 +19808,7 @@
           <w:p>
             <w:r>
               <w:rPr>
-                <w:rFonts w:ascii="Times New Roman" w:hAnsi="Times New Roman" w:eastAsia="Times New Roman" w:cs="Times New Roman"/>
+                <w:rFonts w:ascii="Calibri" w:hAnsi="Calibri" w:eastAsia="Times New Roman" w:cs="Times New Roman"/>
                 <w:sz w:val="24"/>
               </w:rPr>
               <w:t>Flexible contracts map a field incorrectly</w:t>
@@ -19245,7 +19822,7 @@
           <w:p>
             <w:r>
               <w:rPr>
-                <w:rFonts w:ascii="Times New Roman" w:hAnsi="Times New Roman" w:eastAsia="Times New Roman" w:cs="Times New Roman"/>
+                <w:rFonts w:ascii="Calibri" w:hAnsi="Calibri" w:eastAsia="Times New Roman" w:cs="Times New Roman"/>
                 <w:sz w:val="24"/>
               </w:rPr>
               <w:t>Analytics may use wrong source meaning</w:t>
@@ -19259,7 +19836,7 @@
           <w:p>
             <w:r>
               <w:rPr>
-                <w:rFonts w:ascii="Times New Roman" w:hAnsi="Times New Roman" w:eastAsia="Times New Roman" w:cs="Times New Roman"/>
+                <w:rFonts w:ascii="Calibri" w:hAnsi="Calibri" w:eastAsia="Times New Roman" w:cs="Times New Roman"/>
                 <w:sz w:val="24"/>
               </w:rPr>
               <w:t>Store source-to-standard mappings, mapping confidence, and manual review notes in the data quality report</w:t>
@@ -19290,7 +19867,7 @@
       </w:pPr>
       <w:r>
         <w:rPr>
-          <w:rFonts w:ascii="Times New Roman" w:hAnsi="Times New Roman" w:cs="Times New Roman" w:eastAsia="Times New Roman"/>
+          <w:rFonts w:ascii="Calibri" w:hAnsi="Calibri" w:cs="Times New Roman" w:eastAsia="Times New Roman"/>
           <w:b/>
           <w:sz w:val="28"/>
           <w:szCs w:val="24"/>
@@ -19301,7 +19878,7 @@
     <w:p>
       <w:r>
         <w:rPr>
-          <w:rFonts w:ascii="Times New Roman" w:hAnsi="Times New Roman" w:eastAsia="Times New Roman" w:cs="Times New Roman"/>
+          <w:rFonts w:ascii="Calibri" w:hAnsi="Calibri" w:eastAsia="Times New Roman" w:cs="Times New Roman"/>
           <w:sz w:val="24"/>
         </w:rPr>
         <w:t>Apache Airflow. (2026). Apache Airflow documentation. https://airflow.apache.org/docs/</w:t>
@@ -19310,7 +19887,7 @@
     <w:p>
       <w:r>
         <w:rPr>
-          <w:rFonts w:ascii="Times New Roman" w:hAnsi="Times New Roman" w:eastAsia="Times New Roman" w:cs="Times New Roman"/>
+          <w:rFonts w:ascii="Calibri" w:hAnsi="Calibri" w:eastAsia="Times New Roman" w:cs="Times New Roman"/>
           <w:sz w:val="24"/>
         </w:rPr>
         <w:t>Apache Airflow. (2026). DAGs. https://airflow.apache.org/docs/apache-airflow/stable/core-concepts/dags.html</w:t>
@@ -19319,7 +19896,7 @@
     <w:p>
       <w:r>
         <w:rPr>
-          <w:rFonts w:ascii="Times New Roman" w:hAnsi="Times New Roman" w:eastAsia="Times New Roman" w:cs="Times New Roman"/>
+          <w:rFonts w:ascii="Calibri" w:hAnsi="Calibri" w:eastAsia="Times New Roman" w:cs="Times New Roman"/>
           <w:sz w:val="24"/>
         </w:rPr>
         <w:t>Apache Superset. (2026). Google BigQuery database support. https://superset.apache.org/user-docs/databases/supported/google-bigquery</w:t>
@@ -19328,7 +19905,7 @@
     <w:p>
       <w:r>
         <w:rPr>
-          <w:rFonts w:ascii="Times New Roman" w:hAnsi="Times New Roman" w:eastAsia="Times New Roman" w:cs="Times New Roman"/>
+          <w:rFonts w:ascii="Calibri" w:hAnsi="Calibri" w:eastAsia="Times New Roman" w:cs="Times New Roman"/>
           <w:sz w:val="24"/>
         </w:rPr>
         <w:t>Apache Superset. (2026). Introduction to Apache Superset. https://superset.apache.org/user-docs/intro/</w:t>
@@ -19337,7 +19914,7 @@
     <w:p>
       <w:r>
         <w:rPr>
-          <w:rFonts w:ascii="Times New Roman" w:hAnsi="Times New Roman" w:eastAsia="Times New Roman" w:cs="Times New Roman"/>
+          <w:rFonts w:ascii="Calibri" w:hAnsi="Calibri" w:eastAsia="Times New Roman" w:cs="Times New Roman"/>
           <w:sz w:val="24"/>
         </w:rPr>
         <w:t>Biswas, S., Mohite, J., &amp; Pappula, S. (2022). Systems and methods for pest forecasting using historical pesticide usage information. U.S. Patent No. US11397837B2. https://patents.google.com/patent/US11397837B2</w:t>
@@ -19346,7 +19923,7 @@
     <w:p>
       <w:r>
         <w:rPr>
-          <w:rFonts w:ascii="Times New Roman" w:hAnsi="Times New Roman" w:eastAsia="Times New Roman" w:cs="Times New Roman"/>
+          <w:rFonts w:ascii="Calibri" w:hAnsi="Calibri" w:eastAsia="Times New Roman" w:cs="Times New Roman"/>
           <w:sz w:val="24"/>
         </w:rPr>
         <w:lastRenderedPageBreak/>
@@ -19356,7 +19933,7 @@
     <w:p>
       <w:r>
         <w:rPr>
-          <w:rFonts w:ascii="Times New Roman" w:hAnsi="Times New Roman" w:eastAsia="Times New Roman" w:cs="Times New Roman"/>
+          <w:rFonts w:ascii="Calibri" w:hAnsi="Calibri" w:eastAsia="Times New Roman" w:cs="Times New Roman"/>
           <w:sz w:val="24"/>
         </w:rPr>
         <w:t>Brimblecombe, P., Muller, G., Schmidt, M., Tischhauser, W., Landau, I., &amp; Querner, P. (2023). Urban pest abundance and public enquiries in Zurich 1991-2022. Insects, 14(10), 798. https://doi.org/10.3390/insects14100798</w:t>
@@ -19365,7 +19942,7 @@
     <w:p>
       <w:r>
         <w:rPr>
-          <w:rFonts w:ascii="Times New Roman" w:hAnsi="Times New Roman" w:eastAsia="Times New Roman" w:cs="Times New Roman"/>
+          <w:rFonts w:ascii="Calibri" w:hAnsi="Calibri" w:eastAsia="Times New Roman" w:cs="Times New Roman"/>
           <w:sz w:val="24"/>
         </w:rPr>
         <w:t>Calatayud, J., Jornet, M., Mateu, J., &amp; Pinto, C. M. A. (2023). A new population model for urban infestations. Chaos, Solitons &amp; Fractals, 175, 113939. https://doi.org/10.1016/j.chaos.2023.113939</w:t>
@@ -19374,7 +19951,7 @@
     <w:p>
       <w:r>
         <w:rPr>
-          <w:rFonts w:ascii="Times New Roman" w:hAnsi="Times New Roman" w:eastAsia="Times New Roman" w:cs="Times New Roman"/>
+          <w:rFonts w:ascii="Calibri" w:hAnsi="Calibri" w:eastAsia="Times New Roman" w:cs="Times New Roman"/>
           <w:sz w:val="24"/>
         </w:rPr>
         <w:t>Choi, C., &amp; Hong, S.-Y. (2021). MDST-DBSCAN: A density-based clustering method for multidimensional spatiotemporal data. ISPRS International Journal of Geo-Information, 10(6), 391. https://doi.org/10.3390/ijgi10060391</w:t>
@@ -19383,7 +19960,7 @@
     <w:p>
       <w:r>
         <w:rPr>
-          <w:rFonts w:ascii="Times New Roman" w:hAnsi="Times New Roman" w:eastAsia="Times New Roman" w:cs="Times New Roman"/>
+          <w:rFonts w:ascii="Calibri" w:hAnsi="Calibri" w:eastAsia="Times New Roman" w:cs="Times New Roman"/>
           <w:sz w:val="24"/>
         </w:rPr>
         <w:t>Cordon, J. A. (2026). Temporal evolution of predictive heat maps for Periplaneta americana infestation in urban sanitation networks (April 7 - June 23, 2022). Zenodo. https://doi.org/10.5281/zenodo.18186918</w:t>
@@ -19392,7 +19969,7 @@
     <w:p>
       <w:r>
         <w:rPr>
-          <w:rFonts w:ascii="Times New Roman" w:hAnsi="Times New Roman" w:eastAsia="Times New Roman" w:cs="Times New Roman"/>
+          <w:rFonts w:ascii="Calibri" w:hAnsi="Calibri" w:eastAsia="Times New Roman" w:cs="Times New Roman"/>
           <w:sz w:val="24"/>
         </w:rPr>
         <w:t>dbt Labs. (2026). About dbt documentation. https://docs.getdbt.com/docs/build/documentation</w:t>
@@ -19401,7 +19978,7 @@
     <w:p>
       <w:r>
         <w:rPr>
-          <w:rFonts w:ascii="Times New Roman" w:hAnsi="Times New Roman" w:eastAsia="Times New Roman" w:cs="Times New Roman"/>
+          <w:rFonts w:ascii="Calibri" w:hAnsi="Calibri" w:eastAsia="Times New Roman" w:cs="Times New Roman"/>
           <w:sz w:val="24"/>
         </w:rPr>
         <w:t>dbt Labs. (2026). What is dbt? https://docs.getdbt.com/docs/introduction</w:t>
@@ -19410,7 +19987,7 @@
     <w:p>
       <w:r>
         <w:rPr>
-          <w:rFonts w:ascii="Times New Roman" w:hAnsi="Times New Roman" w:eastAsia="Times New Roman" w:cs="Times New Roman"/>
+          <w:rFonts w:ascii="Calibri" w:hAnsi="Calibri" w:eastAsia="Times New Roman" w:cs="Times New Roman"/>
           <w:sz w:val="24"/>
         </w:rPr>
         <w:t>Dey, S., &amp; Roy, S. (2025). Digital Guardians: Revolutionizing pest management with AI and IoT for a greener future. In IoT and advanced intelligence computation for smart agriculture. CRC Press. https://doi.org/10.1201/9781003527664-5</w:t>
@@ -19419,7 +19996,7 @@
     <w:p>
       <w:r>
         <w:rPr>
-          <w:rFonts w:ascii="Times New Roman" w:hAnsi="Times New Roman" w:eastAsia="Times New Roman" w:cs="Times New Roman"/>
+          <w:rFonts w:ascii="Calibri" w:hAnsi="Calibri" w:eastAsia="Times New Roman" w:cs="Times New Roman"/>
           <w:sz w:val="24"/>
         </w:rPr>
         <w:t>Ejike, O., Ndzi, D., &amp; Shakir, M. Z. (2025). Comparative study of machine learning-based rainfall prediction in tropical and temperate climates. Climate, 13(8), 167. https://doi.org/10.3390/cli13080167</w:t>
@@ -19428,7 +20005,7 @@
     <w:p>
       <w:r>
         <w:rPr>
-          <w:rFonts w:ascii="Times New Roman" w:hAnsi="Times New Roman" w:eastAsia="Times New Roman" w:cs="Times New Roman"/>
+          <w:rFonts w:ascii="Calibri" w:hAnsi="Calibri" w:eastAsia="Times New Roman" w:cs="Times New Roman"/>
           <w:sz w:val="24"/>
         </w:rPr>
         <w:t>Erguler, K., et al. (2024). VEClim: An early warning decision support system for climate-sensitive vector activity and vector-borne disease risk assessment. Wellcome Open Research, 9, 697. https://doi.org/10.12688/wellcomeopenres.23122.1</w:t>
@@ -19437,7 +20014,7 @@
     <w:p>
       <w:r>
         <w:rPr>
-          <w:rFonts w:ascii="Times New Roman" w:hAnsi="Times New Roman" w:eastAsia="Times New Roman" w:cs="Times New Roman"/>
+          <w:rFonts w:ascii="Calibri" w:hAnsi="Calibri" w:eastAsia="Times New Roman" w:cs="Times New Roman"/>
           <w:sz w:val="24"/>
         </w:rPr>
         <w:t>Fiori, M., Fois, G., Gerardi, M. S., Maggio, F., Milesi, C., &amp; Pinna, A. (2024). SMARTerra, a high-resolution decision support system for monitoring plant pests and diseases. Applied Sciences, 14(18), 8275. https://doi.org/10.3390/app14188275</w:t>
@@ -19446,7 +20023,7 @@
     <w:p>
       <w:r>
         <w:rPr>
-          <w:rFonts w:ascii="Times New Roman" w:hAnsi="Times New Roman" w:eastAsia="Times New Roman" w:cs="Times New Roman"/>
+          <w:rFonts w:ascii="Calibri" w:hAnsi="Calibri" w:eastAsia="Times New Roman" w:cs="Times New Roman"/>
           <w:sz w:val="24"/>
         </w:rPr>
         <w:t>Fu, Q., Nicholson, G. L., &amp; Easton, J. M. (2024). Understanding data quality in a data-driven industry context: Insights from the fundamentals. Journal of Industrial Information Integration, 42, 100729. https://doi.org/10.1016/j.jii.2024.100729</w:t>
@@ -19455,7 +20032,7 @@
     <w:p>
       <w:r>
         <w:rPr>
-          <w:rFonts w:ascii="Times New Roman" w:hAnsi="Times New Roman" w:eastAsia="Times New Roman" w:cs="Times New Roman"/>
+          <w:rFonts w:ascii="Calibri" w:hAnsi="Calibri" w:eastAsia="Times New Roman" w:cs="Times New Roman"/>
           <w:sz w:val="24"/>
         </w:rPr>
         <w:t>Google Calendar. (2026). Events: list. https://developers.google.com/workspace/calendar/api/v3/reference/events/list</w:t>
@@ -19464,7 +20041,7 @@
     <w:p>
       <w:r>
         <w:rPr>
-          <w:rFonts w:ascii="Times New Roman" w:hAnsi="Times New Roman" w:eastAsia="Times New Roman" w:cs="Times New Roman"/>
+          <w:rFonts w:ascii="Calibri" w:hAnsi="Calibri" w:eastAsia="Times New Roman" w:cs="Times New Roman"/>
           <w:sz w:val="24"/>
         </w:rPr>
         <w:t>Google Calendar. (2026). Google Calendar API overview. https://developers.google.com/workspace/calendar/api/guides/overview</w:t>
@@ -19473,7 +20050,7 @@
     <w:p>
       <w:r>
         <w:rPr>
-          <w:rFonts w:ascii="Times New Roman" w:hAnsi="Times New Roman" w:eastAsia="Times New Roman" w:cs="Times New Roman"/>
+          <w:rFonts w:ascii="Calibri" w:hAnsi="Calibri" w:eastAsia="Times New Roman" w:cs="Times New Roman"/>
           <w:sz w:val="24"/>
         </w:rPr>
         <w:t>Google Cloud. (2026). BigQuery documentation. https://cloud.google.com/bigquery/docs</w:t>
@@ -19482,7 +20059,7 @@
     <w:p>
       <w:r>
         <w:rPr>
-          <w:rFonts w:ascii="Times New Roman" w:hAnsi="Times New Roman" w:eastAsia="Times New Roman" w:cs="Times New Roman"/>
+          <w:rFonts w:ascii="Calibri" w:hAnsi="Calibri" w:eastAsia="Times New Roman" w:cs="Times New Roman"/>
           <w:sz w:val="24"/>
         </w:rPr>
         <w:t>Google Cloud. (2026). Introduction to BigQuery. https://cloud.google.com/bigquery/docs/introduction</w:t>
@@ -19491,7 +20068,7 @@
     <w:p>
       <w:r>
         <w:rPr>
-          <w:rFonts w:ascii="Times New Roman" w:hAnsi="Times New Roman" w:eastAsia="Times New Roman" w:cs="Times New Roman"/>
+          <w:rFonts w:ascii="Calibri" w:hAnsi="Calibri" w:eastAsia="Times New Roman" w:cs="Times New Roman"/>
           <w:sz w:val="24"/>
         </w:rPr>
         <w:lastRenderedPageBreak/>
@@ -19501,7 +20078,7 @@
     <w:p>
       <w:r>
         <w:rPr>
-          <w:rFonts w:ascii="Times New Roman" w:hAnsi="Times New Roman" w:eastAsia="Times New Roman" w:cs="Times New Roman"/>
+          <w:rFonts w:ascii="Calibri" w:hAnsi="Calibri" w:eastAsia="Times New Roman" w:cs="Times New Roman"/>
           <w:sz w:val="24"/>
         </w:rPr>
         <w:t>Hiscox, A., Spencer, F., Dennehy, J., Dyall, W., Jenkins, A., Narendran, A., Das, A., Logan, J. G., &amp; Jones, R. T. (2025). The impact of adverse weather events on cockroaches and flies, and the possible effects on disease. Medical and Veterinary Entomology, 39(3), 500-514. https://doi.org/10.1111/mve.12797</w:t>
@@ -19510,7 +20087,7 @@
     <w:p>
       <w:r>
         <w:rPr>
-          <w:rFonts w:ascii="Times New Roman" w:hAnsi="Times New Roman" w:eastAsia="Times New Roman" w:cs="Times New Roman"/>
+          <w:rFonts w:ascii="Calibri" w:hAnsi="Calibri" w:eastAsia="Times New Roman" w:cs="Times New Roman"/>
           <w:sz w:val="24"/>
         </w:rPr>
         <w:t>Kaloudis, E., Agrafioti, P., Sakka, M. K., &amp; Lampiri, E. (2026). A temperature-driven population dynamics model based on biweekly insect trap counts for stored-product pest management. Preprints. https://www.preprints.org/manuscript/202603.0573</w:t>
@@ -19519,7 +20096,7 @@
     <w:p>
       <w:r>
         <w:rPr>
-          <w:rFonts w:ascii="Times New Roman" w:hAnsi="Times New Roman" w:eastAsia="Times New Roman" w:cs="Times New Roman"/>
+          <w:rFonts w:ascii="Calibri" w:hAnsi="Calibri" w:eastAsia="Times New Roman" w:cs="Times New Roman"/>
           <w:sz w:val="24"/>
         </w:rPr>
         <w:t>Leybourne, D. J., Musa, N., &amp; Yang, P. (2025). Can artificial intelligence be integrated into pest monitoring schemes to help achieve sustainable agriculture? An entomological, management and computational perspective. Agricultural and Forest Entomology, 27(1), 8-17. https://doi.org/10.1111/afe.12630</w:t>
@@ -19528,7 +20105,7 @@
     <w:p>
       <w:r>
         <w:rPr>
-          <w:rFonts w:ascii="Times New Roman" w:hAnsi="Times New Roman" w:eastAsia="Times New Roman" w:cs="Times New Roman"/>
+          <w:rFonts w:ascii="Calibri" w:hAnsi="Calibri" w:eastAsia="Times New Roman" w:cs="Times New Roman"/>
           <w:sz w:val="24"/>
         </w:rPr>
         <w:t>Li, W., Dodwell, E., &amp; Cook, D. (2023). A clustering algorithm to organize satellite hotspot data for the purpose of tracking bushfires remotely. The R Journal, 15(1), 17-33. https://journal.r-project.org/articles/RJ-2023-022/</w:t>
@@ -19537,7 +20114,7 @@
     <w:p>
       <w:r>
         <w:rPr>
-          <w:rFonts w:ascii="Times New Roman" w:hAnsi="Times New Roman" w:eastAsia="Times New Roman" w:cs="Times New Roman"/>
+          <w:rFonts w:ascii="Calibri" w:hAnsi="Calibri" w:eastAsia="Times New Roman" w:cs="Times New Roman"/>
           <w:sz w:val="24"/>
         </w:rPr>
         <w:t>Lu, X., Wijayaratna, K., Huang, Y., &amp; Qiu, A. (2022). AI-enabled opportunities and transformation challenges for SMEs in the post-pandemic era: A review and research agenda. Frontiers in Public Health, 10, 885067. https://doi.org/10.3389/fpubh.2022.885067</w:t>
@@ -19546,7 +20123,7 @@
     <w:p>
       <w:r>
         <w:rPr>
-          <w:rFonts w:ascii="Times New Roman" w:hAnsi="Times New Roman" w:eastAsia="Times New Roman" w:cs="Times New Roman"/>
+          <w:rFonts w:ascii="Calibri" w:hAnsi="Calibri" w:eastAsia="Times New Roman" w:cs="Times New Roman"/>
           <w:sz w:val="24"/>
         </w:rPr>
         <w:t>Malaysia OpenAPI. (2026). Weather: Malaysia official Open API. https://developer.data.gov.my/realtime-api/weather</w:t>
@@ -19555,7 +20132,7 @@
     <w:p>
       <w:r>
         <w:rPr>
-          <w:rFonts w:ascii="Times New Roman" w:hAnsi="Times New Roman" w:eastAsia="Times New Roman" w:cs="Times New Roman"/>
+          <w:rFonts w:ascii="Calibri" w:hAnsi="Calibri" w:eastAsia="Times New Roman" w:cs="Times New Roman"/>
           <w:sz w:val="24"/>
         </w:rPr>
         <w:t>Malaysian Meteorological Department. (2026). Web Service API. https://api.met.gov.my/</w:t>
@@ -19564,7 +20141,7 @@
     <w:p>
       <w:r>
         <w:rPr>
-          <w:rFonts w:ascii="Times New Roman" w:hAnsi="Times New Roman" w:eastAsia="Times New Roman" w:cs="Times New Roman"/>
+          <w:rFonts w:ascii="Calibri" w:hAnsi="Calibri" w:eastAsia="Times New Roman" w:cs="Times New Roman"/>
           <w:sz w:val="24"/>
         </w:rPr>
         <w:t>Marinko, J., Blazica, B., Jorgensen, L. N., Matzen, N., Ramsden, M., &amp; Debeljak, M. (2024).</w:t>
@@ -19573,7 +20150,7 @@
     <w:p>
       <w:r>
         <w:rPr>
-          <w:rFonts w:ascii="Times New Roman" w:hAnsi="Times New Roman" w:eastAsia="Times New Roman" w:cs="Times New Roman"/>
+          <w:rFonts w:ascii="Calibri" w:hAnsi="Calibri" w:eastAsia="Times New Roman" w:cs="Times New Roman"/>
           <w:sz w:val="24"/>
         </w:rPr>
         <w:t>Marinko, J., Kuzmanovski, V., Ramsden, M., &amp; Debeljak, M. (2025). Overcoming barriers to the adoption of decision support systems in integrated pest management in some European countries. Agronomy, 15(2), 426. https://doi.org/10.3390/agronomy15020426</w:t>
@@ -19582,7 +20159,7 @@
     <w:p>
       <w:r>
         <w:rPr>
-          <w:rFonts w:ascii="Times New Roman" w:hAnsi="Times New Roman" w:eastAsia="Times New Roman" w:cs="Times New Roman"/>
+          <w:rFonts w:ascii="Calibri" w:hAnsi="Calibri" w:eastAsia="Times New Roman" w:cs="Times New Roman"/>
           <w:sz w:val="24"/>
         </w:rPr>
         <w:t>Open-Meteo. (2026). Historical Weather API. https://open-meteo.com/en/docs/historical-weather-api</w:t>
@@ -19591,7 +20168,7 @@
     <w:p>
       <w:r>
         <w:rPr>
-          <w:rFonts w:ascii="Times New Roman" w:hAnsi="Times New Roman" w:eastAsia="Times New Roman" w:cs="Times New Roman"/>
+          <w:rFonts w:ascii="Calibri" w:hAnsi="Calibri" w:eastAsia="Times New Roman" w:cs="Times New Roman"/>
           <w:sz w:val="24"/>
         </w:rPr>
         <w:t>Open-Meteo. (2026). Licence and data sources. https://open-meteo.com/en/licence</w:t>
@@ -19600,7 +20177,7 @@
     <w:p>
       <w:r>
         <w:rPr>
-          <w:rFonts w:ascii="Times New Roman" w:hAnsi="Times New Roman" w:eastAsia="Times New Roman" w:cs="Times New Roman"/>
+          <w:rFonts w:ascii="Calibri" w:hAnsi="Calibri" w:eastAsia="Times New Roman" w:cs="Times New Roman"/>
           <w:sz w:val="24"/>
         </w:rPr>
         <w:t>Pinto, A. F., Olmstead, D., Calixto, A. A., &amp; Gomez, M. I. (2025). Network for Environment and Weather Applications: An overview of the digital pest management decision support tool. Applied Economics Teaching Resources. https://www.aetrjournal.org/UserFiles/file/AETR_2025_0218%20Final.pdf</w:t>
@@ -19609,7 +20186,7 @@
     <w:p>
       <w:r>
         <w:rPr>
-          <w:rFonts w:ascii="Times New Roman" w:hAnsi="Times New Roman" w:eastAsia="Times New Roman" w:cs="Times New Roman"/>
+          <w:rFonts w:ascii="Calibri" w:hAnsi="Calibri" w:eastAsia="Times New Roman" w:cs="Times New Roman"/>
           <w:sz w:val="24"/>
         </w:rPr>
         <w:t>Ragazou, K., Passas, I., Garefalakis, A., &amp; Zopounidis, C. (2023). Business intelligence model empowering SMEs to make better decisions and enhance their competitive advantage. Discover Analytics, 1, 2. https://doi.org/10.1007/s44257-022-00002-3</w:t>
@@ -19618,7 +20195,7 @@
     <w:p>
       <w:r>
         <w:rPr>
-          <w:rFonts w:ascii="Times New Roman" w:hAnsi="Times New Roman" w:eastAsia="Times New Roman" w:cs="Times New Roman"/>
+          <w:rFonts w:ascii="Calibri" w:hAnsi="Calibri" w:eastAsia="Times New Roman" w:cs="Times New Roman"/>
           <w:sz w:val="24"/>
         </w:rPr>
         <w:t>Richardson, J. L., McCoy, E. P., Parlavecchio, N., et al. (2025). Increasing rat numbers in cities are linked to climate warming, urbanization, and human population. Science Advances, 11(5), eads6782. https://doi.org/10.1126/sciadv.ads6782</w:t>
@@ -19627,7 +20204,7 @@
     <w:p>
       <w:r>
         <w:rPr>
-          <w:rFonts w:ascii="Times New Roman" w:hAnsi="Times New Roman" w:eastAsia="Times New Roman" w:cs="Times New Roman"/>
+          <w:rFonts w:ascii="Calibri" w:hAnsi="Calibri" w:eastAsia="Times New Roman" w:cs="Times New Roman"/>
           <w:sz w:val="24"/>
         </w:rPr>
         <w:lastRenderedPageBreak/>
@@ -19637,7 +20214,7 @@
     <w:p>
       <w:r>
         <w:rPr>
-          <w:rFonts w:ascii="Times New Roman" w:hAnsi="Times New Roman" w:eastAsia="Times New Roman" w:cs="Times New Roman"/>
+          <w:rFonts w:ascii="Calibri" w:hAnsi="Calibri" w:eastAsia="Times New Roman" w:cs="Times New Roman"/>
           <w:sz w:val="24"/>
         </w:rPr>
         <w:t>Sumido, E. C., Feliscuzo, L. S., &amp; Aliac, C. J. G. (2023). Pest classification and prediction: Analyzing the impact of weather to pest occurrence through machine learning. Journal of Engineering Science and Technology, 18, 124-138.</w:t>
@@ -19646,7 +20223,7 @@
     <w:p>
       <w:r>
         <w:rPr>
-          <w:rFonts w:ascii="Times New Roman" w:hAnsi="Times New Roman" w:eastAsia="Times New Roman" w:cs="Times New Roman"/>
+          <w:rFonts w:ascii="Calibri" w:hAnsi="Calibri" w:eastAsia="Times New Roman" w:cs="Times New Roman"/>
           <w:sz w:val="24"/>
         </w:rPr>
         <w:t>Tonle, F. B. N., Niassy, S., Ndadji, M. M. Z., Tchendji, M. T., Nzeukou, A., Mudereri, B. T., Senagi, K., &amp; Tonnang, H. E. Z. (2024). A road map for developing novel decision support system (DSS) for disseminating integrated pest management (IPM) technologies. Computers and Electronics in Agriculture, 217, 108526. https://doi.org/10.1016/j.compag.2023.108526</w:t>
@@ -19655,7 +20232,7 @@
     <w:p>
       <w:r>
         <w:rPr>
-          <w:rFonts w:ascii="Times New Roman" w:hAnsi="Times New Roman" w:eastAsia="Times New Roman" w:cs="Times New Roman"/>
+          <w:rFonts w:ascii="Calibri" w:hAnsi="Calibri" w:eastAsia="Times New Roman" w:cs="Times New Roman"/>
           <w:sz w:val="24"/>
         </w:rPr>
         <w:t>Typology for decision support systems in integrated pest management and its implementation as a web application. Agronomy, 14(3), 485. https://doi.org/10.3390/agronomy14030485</w:t>
@@ -19664,7 +20241,7 @@
     <w:p>
       <w:r>
         <w:rPr>
-          <w:rFonts w:ascii="Times New Roman" w:hAnsi="Times New Roman" w:eastAsia="Times New Roman" w:cs="Times New Roman"/>
+          <w:rFonts w:ascii="Calibri" w:hAnsi="Calibri" w:eastAsia="Times New Roman" w:cs="Times New Roman"/>
           <w:sz w:val="24"/>
         </w:rPr>
         <w:t>Yao, J., Zhou, Z., Liu, H., Yao, S., &amp; Wu, J. (2026). Analyzing the influence of environment, demographic and socio-economic factors on Aedes albopictus (Diptera: Culicidae) mosquito density at the micro-level using XGBoost and SHAP. Parasites &amp; Vectors, 19, 71. https://doi.org/10.1186/s13071-025-07220-0</w:t>
@@ -19673,7 +20250,7 @@
     <w:p>
       <w:r>
         <w:rPr>
-          <w:rFonts w:ascii="Times New Roman" w:hAnsi="Times New Roman" w:eastAsia="Times New Roman" w:cs="Times New Roman"/>
+          <w:rFonts w:ascii="Calibri" w:hAnsi="Calibri" w:eastAsia="Times New Roman" w:cs="Times New Roman"/>
           <w:sz w:val="24"/>
         </w:rPr>
         <w:t>Zippenfenig, P. (2023). Open-Meteo.com Weather API [Computer software]. Zenodo. https://doi.org/10.5281/zenodo.7970649</w:t>
@@ -19691,7 +20268,7 @@
       </w:pPr>
       <w:r>
         <w:rPr>
-          <w:rFonts w:ascii="Times New Roman" w:hAnsi="Times New Roman" w:cs="Times New Roman" w:eastAsia="Times New Roman"/>
+          <w:rFonts w:ascii="Calibri" w:hAnsi="Calibri" w:cs="Times New Roman" w:eastAsia="Times New Roman"/>
           <w:b/>
           <w:sz w:val="28"/>
           <w:szCs w:val="24"/>
@@ -19710,7 +20287,7 @@
       </w:pPr>
       <w:r>
         <w:rPr>
-          <w:rFonts w:ascii="Times New Roman" w:hAnsi="Times New Roman" w:cs="Times New Roman" w:eastAsia="Times New Roman"/>
+          <w:rFonts w:ascii="Calibri" w:hAnsi="Calibri" w:cs="Times New Roman" w:eastAsia="Times New Roman"/>
           <w:b/>
           <w:sz w:val="24"/>
           <w:szCs w:val="24"/>
@@ -19729,7 +20306,7 @@
       </w:pPr>
       <w:r>
         <w:rPr>
-          <w:rFonts w:ascii="Times New Roman" w:hAnsi="Times New Roman" w:cs="Times New Roman" w:eastAsia="Times New Roman"/>
+          <w:rFonts w:ascii="Calibri" w:hAnsi="Calibri" w:cs="Times New Roman" w:eastAsia="Times New Roman"/>
           <w:sz w:val="24"/>
           <w:szCs w:val="24"/>
         </w:rPr>
@@ -19738,7 +20315,7 @@
       <w:proofErr w:type="gramStart"/>
       <w:r>
         <w:rPr>
-          <w:rFonts w:ascii="Times New Roman" w:hAnsi="Times New Roman" w:cs="Times New Roman" w:eastAsia="Times New Roman"/>
+          <w:rFonts w:ascii="Calibri" w:hAnsi="Calibri" w:cs="Times New Roman" w:eastAsia="Times New Roman"/>
           <w:sz w:val="24"/>
           <w:szCs w:val="24"/>
         </w:rPr>
@@ -19747,7 +20324,7 @@
       <w:proofErr w:type="gramEnd"/>
       <w:r>
         <w:rPr>
-          <w:rFonts w:ascii="Times New Roman" w:hAnsi="Times New Roman" w:cs="Times New Roman" w:eastAsia="Times New Roman"/>
+          <w:rFonts w:ascii="Calibri" w:hAnsi="Calibri" w:cs="Times New Roman" w:eastAsia="Times New Roman"/>
           <w:sz w:val="24"/>
           <w:szCs w:val="24"/>
         </w:rPr>
@@ -19765,7 +20342,7 @@
       </w:pPr>
       <w:r>
         <w:rPr>
-          <w:rFonts w:ascii="Times New Roman" w:hAnsi="Times New Roman" w:cs="Times New Roman" w:eastAsia="Times New Roman"/>
+          <w:rFonts w:ascii="Calibri" w:hAnsi="Calibri" w:cs="Times New Roman" w:eastAsia="Times New Roman"/>
           <w:b/>
           <w:sz w:val="24"/>
           <w:szCs w:val="24"/>
@@ -19784,7 +20361,7 @@
       </w:pPr>
       <w:r>
         <w:rPr>
-          <w:rFonts w:ascii="Times New Roman" w:hAnsi="Times New Roman" w:cs="Times New Roman" w:eastAsia="Times New Roman"/>
+          <w:rFonts w:ascii="Calibri" w:hAnsi="Calibri" w:cs="Times New Roman" w:eastAsia="Times New Roman"/>
           <w:sz w:val="24"/>
           <w:szCs w:val="24"/>
         </w:rPr>
@@ -19802,7 +20379,7 @@
       </w:pPr>
       <w:r>
         <w:rPr>
-          <w:rFonts w:ascii="Times New Roman" w:hAnsi="Times New Roman" w:cs="Times New Roman" w:eastAsia="Times New Roman"/>
+          <w:rFonts w:ascii="Calibri" w:hAnsi="Calibri" w:cs="Times New Roman" w:eastAsia="Times New Roman"/>
           <w:b/>
           <w:sz w:val="24"/>
           <w:szCs w:val="24"/>
@@ -19821,7 +20398,7 @@
       </w:pPr>
       <w:r>
         <w:rPr>
-          <w:rFonts w:ascii="Times New Roman" w:hAnsi="Times New Roman" w:cs="Times New Roman" w:eastAsia="Times New Roman"/>
+          <w:rFonts w:ascii="Calibri" w:hAnsi="Calibri" w:cs="Times New Roman" w:eastAsia="Times New Roman"/>
           <w:sz w:val="24"/>
           <w:szCs w:val="24"/>
         </w:rPr>
@@ -19839,7 +20416,7 @@
       </w:pPr>
       <w:r>
         <w:rPr>
-          <w:rFonts w:ascii="Times New Roman" w:hAnsi="Times New Roman" w:cs="Times New Roman" w:eastAsia="Times New Roman"/>
+          <w:rFonts w:ascii="Calibri" w:hAnsi="Calibri" w:cs="Times New Roman" w:eastAsia="Times New Roman"/>
           <w:b/>
           <w:sz w:val="24"/>
           <w:szCs w:val="24"/>
@@ -19858,7 +20435,7 @@
       </w:pPr>
       <w:r>
         <w:rPr>
-          <w:rFonts w:ascii="Times New Roman" w:hAnsi="Times New Roman" w:cs="Times New Roman" w:eastAsia="Times New Roman"/>
+          <w:rFonts w:ascii="Calibri" w:hAnsi="Calibri" w:cs="Times New Roman" w:eastAsia="Times New Roman"/>
           <w:sz w:val="24"/>
           <w:szCs w:val="24"/>
         </w:rPr>
@@ -19876,7 +20453,7 @@
       </w:pPr>
       <w:r>
         <w:rPr>
-          <w:rFonts w:ascii="Times New Roman" w:hAnsi="Times New Roman" w:cs="Times New Roman" w:eastAsia="Times New Roman"/>
+          <w:rFonts w:ascii="Calibri" w:hAnsi="Calibri" w:cs="Times New Roman" w:eastAsia="Times New Roman"/>
           <w:b/>
           <w:sz w:val="24"/>
           <w:szCs w:val="24"/>
@@ -19895,7 +20472,7 @@
       </w:pPr>
       <w:r>
         <w:rPr>
-          <w:rFonts w:ascii="Times New Roman" w:hAnsi="Times New Roman" w:cs="Times New Roman" w:eastAsia="Times New Roman"/>
+          <w:rFonts w:ascii="Calibri" w:hAnsi="Calibri" w:cs="Times New Roman" w:eastAsia="Times New Roman"/>
           <w:sz w:val="24"/>
           <w:szCs w:val="24"/>
         </w:rPr>
@@ -19913,7 +20490,7 @@
       </w:pPr>
       <w:r>
         <w:rPr>
-          <w:rFonts w:ascii="Times New Roman" w:hAnsi="Times New Roman" w:cs="Times New Roman" w:eastAsia="Times New Roman"/>
+          <w:rFonts w:ascii="Calibri" w:hAnsi="Calibri" w:cs="Times New Roman" w:eastAsia="Times New Roman"/>
           <w:b/>
           <w:sz w:val="24"/>
           <w:szCs w:val="24"/>
@@ -19933,7 +20510,7 @@
       </w:pPr>
       <w:r>
         <w:rPr>
-          <w:rFonts w:ascii="Times New Roman" w:hAnsi="Times New Roman" w:cs="Times New Roman" w:eastAsia="Times New Roman"/>
+          <w:rFonts w:ascii="Calibri" w:hAnsi="Calibri" w:cs="Times New Roman" w:eastAsia="Times New Roman"/>
           <w:sz w:val="24"/>
           <w:szCs w:val="24"/>
         </w:rPr>
@@ -19951,7 +20528,7 @@
       </w:pPr>
       <w:r>
         <w:rPr>
-          <w:rFonts w:ascii="Times New Roman" w:hAnsi="Times New Roman" w:cs="Times New Roman" w:eastAsia="Times New Roman"/>
+          <w:rFonts w:ascii="Calibri" w:hAnsi="Calibri" w:cs="Times New Roman" w:eastAsia="Times New Roman"/>
           <w:b/>
           <w:sz w:val="24"/>
           <w:szCs w:val="24"/>
@@ -19970,7 +20547,7 @@
       </w:pPr>
       <w:r>
         <w:rPr>
-          <w:rFonts w:ascii="Times New Roman" w:hAnsi="Times New Roman" w:cs="Times New Roman" w:eastAsia="Times New Roman"/>
+          <w:rFonts w:ascii="Calibri" w:hAnsi="Calibri" w:cs="Times New Roman" w:eastAsia="Times New Roman"/>
           <w:sz w:val="24"/>
           <w:szCs w:val="24"/>
         </w:rPr>
@@ -19988,7 +20565,7 @@
       </w:pPr>
       <w:r>
         <w:rPr>
-          <w:rFonts w:ascii="Times New Roman" w:hAnsi="Times New Roman" w:cs="Times New Roman" w:eastAsia="Times New Roman"/>
+          <w:rFonts w:ascii="Calibri" w:hAnsi="Calibri" w:cs="Times New Roman" w:eastAsia="Times New Roman"/>
           <w:b/>
           <w:sz w:val="24"/>
           <w:szCs w:val="24"/>
@@ -20007,7 +20584,7 @@
       </w:pPr>
       <w:r>
         <w:rPr>
-          <w:rFonts w:ascii="Times New Roman" w:hAnsi="Times New Roman" w:cs="Times New Roman" w:eastAsia="Times New Roman"/>
+          <w:rFonts w:ascii="Calibri" w:hAnsi="Calibri" w:cs="Times New Roman" w:eastAsia="Times New Roman"/>
           <w:sz w:val="24"/>
           <w:szCs w:val="24"/>
         </w:rPr>
@@ -20025,7 +20602,7 @@
       </w:pPr>
       <w:r>
         <w:rPr>
-          <w:rFonts w:ascii="Times New Roman" w:hAnsi="Times New Roman" w:cs="Times New Roman" w:eastAsia="Times New Roman"/>
+          <w:rFonts w:ascii="Calibri" w:hAnsi="Calibri" w:cs="Times New Roman" w:eastAsia="Times New Roman"/>
           <w:b/>
           <w:sz w:val="24"/>
           <w:szCs w:val="24"/>
@@ -20044,7 +20621,7 @@
       </w:pPr>
       <w:r>
         <w:rPr>
-          <w:rFonts w:ascii="Times New Roman" w:hAnsi="Times New Roman" w:cs="Times New Roman" w:eastAsia="Times New Roman"/>
+          <w:rFonts w:ascii="Calibri" w:hAnsi="Calibri" w:cs="Times New Roman" w:eastAsia="Times New Roman"/>
           <w:sz w:val="24"/>
           <w:szCs w:val="24"/>
         </w:rPr>
@@ -20062,7 +20639,7 @@
       </w:pPr>
       <w:r>
         <w:rPr>
-          <w:rFonts w:ascii="Times New Roman" w:hAnsi="Times New Roman" w:cs="Times New Roman" w:eastAsia="Times New Roman"/>
+          <w:rFonts w:ascii="Calibri" w:hAnsi="Calibri" w:cs="Times New Roman" w:eastAsia="Times New Roman"/>
           <w:b/>
           <w:sz w:val="24"/>
           <w:szCs w:val="24"/>
@@ -20081,7 +20658,7 @@
       </w:pPr>
       <w:r>
         <w:rPr>
-          <w:rFonts w:ascii="Times New Roman" w:hAnsi="Times New Roman" w:cs="Times New Roman" w:eastAsia="Times New Roman"/>
+          <w:rFonts w:ascii="Calibri" w:hAnsi="Calibri" w:cs="Times New Roman" w:eastAsia="Times New Roman"/>
           <w:sz w:val="24"/>
           <w:szCs w:val="24"/>
         </w:rPr>
@@ -20099,7 +20676,7 @@
       </w:pPr>
       <w:r>
         <w:rPr>
-          <w:rFonts w:ascii="Times New Roman" w:hAnsi="Times New Roman" w:cs="Times New Roman" w:eastAsia="Times New Roman"/>
+          <w:rFonts w:ascii="Calibri" w:hAnsi="Calibri" w:cs="Times New Roman" w:eastAsia="Times New Roman"/>
           <w:b/>
           <w:sz w:val="24"/>
           <w:szCs w:val="24"/>
@@ -20118,7 +20695,7 @@
       </w:pPr>
       <w:r>
         <w:rPr>
-          <w:rFonts w:ascii="Times New Roman" w:hAnsi="Times New Roman" w:cs="Times New Roman" w:eastAsia="Times New Roman"/>
+          <w:rFonts w:ascii="Calibri" w:hAnsi="Calibri" w:cs="Times New Roman" w:eastAsia="Times New Roman"/>
           <w:sz w:val="24"/>
           <w:szCs w:val="24"/>
         </w:rPr>
@@ -20137,7 +20714,7 @@
       </w:pPr>
       <w:r>
         <w:rPr>
-          <w:rFonts w:ascii="Times New Roman" w:hAnsi="Times New Roman" w:cs="Times New Roman" w:eastAsia="Times New Roman"/>
+          <w:rFonts w:ascii="Calibri" w:hAnsi="Calibri" w:cs="Times New Roman" w:eastAsia="Times New Roman"/>
           <w:b/>
           <w:sz w:val="28"/>
           <w:szCs w:val="24"/>
@@ -20186,7 +20763,7 @@
             </w:pPr>
             <w:r>
               <w:rPr>
-                <w:rFonts w:ascii="Times New Roman" w:hAnsi="Times New Roman" w:cs="Times New Roman" w:eastAsia="Times New Roman"/>
+                <w:rFonts w:ascii="Calibri" w:hAnsi="Calibri" w:cs="Times New Roman" w:eastAsia="Times New Roman"/>
                 <w:b/>
                 <w:color w:val="142332"/>
                 <w:sz w:val="24"/>
@@ -20219,7 +20796,7 @@
             </w:pPr>
             <w:r>
               <w:rPr>
-                <w:rFonts w:ascii="Times New Roman" w:hAnsi="Times New Roman" w:cs="Times New Roman" w:eastAsia="Times New Roman"/>
+                <w:rFonts w:ascii="Calibri" w:hAnsi="Calibri" w:cs="Times New Roman" w:eastAsia="Times New Roman"/>
                 <w:b/>
                 <w:color w:val="142332"/>
                 <w:sz w:val="24"/>
@@ -20252,7 +20829,7 @@
             </w:pPr>
             <w:r>
               <w:rPr>
-                <w:rFonts w:ascii="Times New Roman" w:hAnsi="Times New Roman" w:cs="Times New Roman" w:eastAsia="Times New Roman"/>
+                <w:rFonts w:ascii="Calibri" w:hAnsi="Calibri" w:cs="Times New Roman" w:eastAsia="Times New Roman"/>
                 <w:b/>
                 <w:color w:val="142332"/>
                 <w:sz w:val="24"/>
@@ -20282,7 +20859,7 @@
           <w:p>
             <w:r>
               <w:rPr>
-                <w:rFonts w:ascii="Times New Roman" w:hAnsi="Times New Roman" w:eastAsia="Times New Roman" w:cs="Times New Roman"/>
+                <w:rFonts w:ascii="Calibri" w:hAnsi="Calibri" w:eastAsia="Times New Roman" w:cs="Times New Roman"/>
                 <w:sz w:val="24"/>
               </w:rPr>
               <w:t>bronze_* tables</w:t>
@@ -20303,7 +20880,7 @@
           <w:p>
             <w:r>
               <w:rPr>
-                <w:rFonts w:ascii="Times New Roman" w:hAnsi="Times New Roman" w:eastAsia="Times New Roman" w:cs="Times New Roman"/>
+                <w:rFonts w:ascii="Calibri" w:hAnsi="Calibri" w:eastAsia="Times New Roman" w:cs="Times New Roman"/>
                 <w:sz w:val="24"/>
               </w:rPr>
               <w:t>Bronze raw</w:t>
@@ -20324,7 +20901,7 @@
           <w:p>
             <w:r>
               <w:rPr>
-                <w:rFonts w:ascii="Times New Roman" w:hAnsi="Times New Roman" w:eastAsia="Times New Roman" w:cs="Times New Roman"/>
+                <w:rFonts w:ascii="Calibri" w:hAnsi="Calibri" w:eastAsia="Times New Roman" w:cs="Times New Roman"/>
                 <w:sz w:val="24"/>
               </w:rPr>
               <w:t>Preserve imported Google Sheets/CSV/calendar/weather data with source metadata, loaded_at, source_name, and row hash</w:t>
@@ -20359,7 +20936,7 @@
             </w:pPr>
             <w:r>
               <w:rPr>
-                <w:rFonts w:ascii="Times New Roman" w:hAnsi="Times New Roman" w:cs="Times New Roman" w:eastAsia="Times New Roman"/>
+                <w:rFonts w:ascii="Calibri" w:hAnsi="Calibri" w:cs="Times New Roman" w:eastAsia="Times New Roman"/>
                 <w:sz w:val="24"/>
                 <w:szCs w:val="24"/>
               </w:rPr>
@@ -20389,7 +20966,7 @@
             </w:pPr>
             <w:r>
               <w:rPr>
-                <w:rFonts w:ascii="Times New Roman" w:hAnsi="Times New Roman" w:cs="Times New Roman" w:eastAsia="Times New Roman"/>
+                <w:rFonts w:ascii="Calibri" w:hAnsi="Calibri" w:cs="Times New Roman" w:eastAsia="Times New Roman"/>
                 <w:sz w:val="24"/>
                 <w:szCs w:val="24"/>
               </w:rPr>
@@ -20419,7 +20996,7 @@
             </w:pPr>
             <w:r>
               <w:rPr>
-                <w:rFonts w:ascii="Times New Roman" w:hAnsi="Times New Roman" w:cs="Times New Roman" w:eastAsia="Times New Roman"/>
+                <w:rFonts w:ascii="Calibri" w:hAnsi="Calibri" w:cs="Times New Roman" w:eastAsia="Times New Roman"/>
                 <w:sz w:val="24"/>
                 <w:szCs w:val="24"/>
               </w:rPr>
@@ -20455,7 +21032,7 @@
             </w:pPr>
             <w:r>
               <w:rPr>
-                <w:rFonts w:ascii="Times New Roman" w:hAnsi="Times New Roman" w:cs="Times New Roman" w:eastAsia="Times New Roman"/>
+                <w:rFonts w:ascii="Calibri" w:hAnsi="Calibri" w:cs="Times New Roman" w:eastAsia="Times New Roman"/>
                 <w:sz w:val="24"/>
                 <w:szCs w:val="24"/>
               </w:rPr>
@@ -20486,7 +21063,7 @@
             </w:pPr>
             <w:r>
               <w:rPr>
-                <w:rFonts w:ascii="Times New Roman" w:hAnsi="Times New Roman" w:cs="Times New Roman" w:eastAsia="Times New Roman"/>
+                <w:rFonts w:ascii="Calibri" w:hAnsi="Calibri" w:cs="Times New Roman" w:eastAsia="Times New Roman"/>
                 <w:sz w:val="24"/>
                 <w:szCs w:val="24"/>
               </w:rPr>
@@ -20516,7 +21093,7 @@
             </w:pPr>
             <w:r>
               <w:rPr>
-                <w:rFonts w:ascii="Times New Roman" w:hAnsi="Times New Roman" w:cs="Times New Roman" w:eastAsia="Times New Roman"/>
+                <w:rFonts w:ascii="Calibri" w:hAnsi="Calibri" w:cs="Times New Roman" w:eastAsia="Times New Roman"/>
                 <w:sz w:val="24"/>
                 <w:szCs w:val="24"/>
               </w:rPr>
@@ -20552,7 +21129,7 @@
             </w:pPr>
             <w:r>
               <w:rPr>
-                <w:rFonts w:ascii="Times New Roman" w:hAnsi="Times New Roman" w:cs="Times New Roman" w:eastAsia="Times New Roman"/>
+                <w:rFonts w:ascii="Calibri" w:hAnsi="Calibri" w:cs="Times New Roman" w:eastAsia="Times New Roman"/>
                 <w:sz w:val="24"/>
                 <w:szCs w:val="24"/>
               </w:rPr>
@@ -20582,7 +21159,7 @@
             </w:pPr>
             <w:r>
               <w:rPr>
-                <w:rFonts w:ascii="Times New Roman" w:hAnsi="Times New Roman" w:cs="Times New Roman" w:eastAsia="Times New Roman"/>
+                <w:rFonts w:ascii="Calibri" w:hAnsi="Calibri" w:cs="Times New Roman" w:eastAsia="Times New Roman"/>
                 <w:sz w:val="24"/>
                 <w:szCs w:val="24"/>
               </w:rPr>
@@ -20612,7 +21189,7 @@
             </w:pPr>
             <w:r>
               <w:rPr>
-                <w:rFonts w:ascii="Times New Roman" w:hAnsi="Times New Roman" w:cs="Times New Roman" w:eastAsia="Times New Roman"/>
+                <w:rFonts w:ascii="Calibri" w:hAnsi="Calibri" w:cs="Times New Roman" w:eastAsia="Times New Roman"/>
                 <w:sz w:val="24"/>
                 <w:szCs w:val="24"/>
               </w:rPr>
@@ -20648,7 +21225,7 @@
             </w:pPr>
             <w:r>
               <w:rPr>
-                <w:rFonts w:ascii="Times New Roman" w:hAnsi="Times New Roman" w:cs="Times New Roman" w:eastAsia="Times New Roman"/>
+                <w:rFonts w:ascii="Calibri" w:hAnsi="Calibri" w:cs="Times New Roman" w:eastAsia="Times New Roman"/>
                 <w:sz w:val="24"/>
                 <w:szCs w:val="24"/>
               </w:rPr>
@@ -20678,7 +21255,7 @@
             </w:pPr>
             <w:r>
               <w:rPr>
-                <w:rFonts w:ascii="Times New Roman" w:hAnsi="Times New Roman" w:cs="Times New Roman" w:eastAsia="Times New Roman"/>
+                <w:rFonts w:ascii="Calibri" w:hAnsi="Calibri" w:cs="Times New Roman" w:eastAsia="Times New Roman"/>
                 <w:sz w:val="24"/>
                 <w:szCs w:val="24"/>
               </w:rPr>
@@ -20708,7 +21285,7 @@
             </w:pPr>
             <w:r>
               <w:rPr>
-                <w:rFonts w:ascii="Times New Roman" w:hAnsi="Times New Roman" w:cs="Times New Roman" w:eastAsia="Times New Roman"/>
+                <w:rFonts w:ascii="Calibri" w:hAnsi="Calibri" w:cs="Times New Roman" w:eastAsia="Times New Roman"/>
                 <w:sz w:val="24"/>
                 <w:szCs w:val="24"/>
               </w:rPr>
@@ -20744,7 +21321,7 @@
             </w:pPr>
             <w:r>
               <w:rPr>
-                <w:rFonts w:ascii="Times New Roman" w:hAnsi="Times New Roman" w:cs="Times New Roman" w:eastAsia="Times New Roman"/>
+                <w:rFonts w:ascii="Calibri" w:hAnsi="Calibri" w:cs="Times New Roman" w:eastAsia="Times New Roman"/>
                 <w:sz w:val="24"/>
                 <w:szCs w:val="24"/>
               </w:rPr>
@@ -20774,7 +21351,7 @@
             </w:pPr>
             <w:r>
               <w:rPr>
-                <w:rFonts w:ascii="Times New Roman" w:hAnsi="Times New Roman" w:cs="Times New Roman" w:eastAsia="Times New Roman"/>
+                <w:rFonts w:ascii="Calibri" w:hAnsi="Calibri" w:cs="Times New Roman" w:eastAsia="Times New Roman"/>
                 <w:sz w:val="24"/>
                 <w:szCs w:val="24"/>
               </w:rPr>
@@ -20804,7 +21381,7 @@
             </w:pPr>
             <w:r>
               <w:rPr>
-                <w:rFonts w:ascii="Times New Roman" w:hAnsi="Times New Roman" w:cs="Times New Roman" w:eastAsia="Times New Roman"/>
+                <w:rFonts w:ascii="Calibri" w:hAnsi="Calibri" w:cs="Times New Roman" w:eastAsia="Times New Roman"/>
                 <w:sz w:val="24"/>
                 <w:szCs w:val="24"/>
               </w:rPr>
@@ -20840,7 +21417,7 @@
             </w:pPr>
             <w:r>
               <w:rPr>
-                <w:rFonts w:ascii="Times New Roman" w:hAnsi="Times New Roman" w:cs="Times New Roman" w:eastAsia="Times New Roman"/>
+                <w:rFonts w:ascii="Calibri" w:hAnsi="Calibri" w:cs="Times New Roman" w:eastAsia="Times New Roman"/>
                 <w:sz w:val="24"/>
                 <w:szCs w:val="24"/>
               </w:rPr>
@@ -20870,7 +21447,7 @@
             </w:pPr>
             <w:r>
               <w:rPr>
-                <w:rFonts w:ascii="Times New Roman" w:hAnsi="Times New Roman" w:cs="Times New Roman" w:eastAsia="Times New Roman"/>
+                <w:rFonts w:ascii="Calibri" w:hAnsi="Calibri" w:cs="Times New Roman" w:eastAsia="Times New Roman"/>
                 <w:sz w:val="24"/>
                 <w:szCs w:val="24"/>
               </w:rPr>
@@ -20900,7 +21477,7 @@
             </w:pPr>
             <w:r>
               <w:rPr>
-                <w:rFonts w:ascii="Times New Roman" w:hAnsi="Times New Roman" w:cs="Times New Roman" w:eastAsia="Times New Roman"/>
+                <w:rFonts w:ascii="Calibri" w:hAnsi="Calibri" w:cs="Times New Roman" w:eastAsia="Times New Roman"/>
                 <w:sz w:val="24"/>
                 <w:szCs w:val="24"/>
               </w:rPr>
@@ -20936,7 +21513,7 @@
             </w:pPr>
             <w:r>
               <w:rPr>
-                <w:rFonts w:ascii="Times New Roman" w:hAnsi="Times New Roman" w:cs="Times New Roman" w:eastAsia="Times New Roman"/>
+                <w:rFonts w:ascii="Calibri" w:hAnsi="Calibri" w:cs="Times New Roman" w:eastAsia="Times New Roman"/>
                 <w:sz w:val="24"/>
                 <w:szCs w:val="24"/>
               </w:rPr>
@@ -20966,7 +21543,7 @@
             </w:pPr>
             <w:r>
               <w:rPr>
-                <w:rFonts w:ascii="Times New Roman" w:hAnsi="Times New Roman" w:cs="Times New Roman" w:eastAsia="Times New Roman"/>
+                <w:rFonts w:ascii="Calibri" w:hAnsi="Calibri" w:cs="Times New Roman" w:eastAsia="Times New Roman"/>
                 <w:sz w:val="24"/>
                 <w:szCs w:val="24"/>
               </w:rPr>
@@ -20996,7 +21573,7 @@
             </w:pPr>
             <w:r>
               <w:rPr>
-                <w:rFonts w:ascii="Times New Roman" w:hAnsi="Times New Roman" w:cs="Times New Roman" w:eastAsia="Times New Roman"/>
+                <w:rFonts w:ascii="Calibri" w:hAnsi="Calibri" w:cs="Times New Roman" w:eastAsia="Times New Roman"/>
                 <w:sz w:val="24"/>
                 <w:szCs w:val="24"/>
               </w:rPr>
@@ -21032,7 +21609,7 @@
             </w:pPr>
             <w:r>
               <w:rPr>
-                <w:rFonts w:ascii="Times New Roman" w:hAnsi="Times New Roman" w:cs="Times New Roman" w:eastAsia="Times New Roman"/>
+                <w:rFonts w:ascii="Calibri" w:hAnsi="Calibri" w:cs="Times New Roman" w:eastAsia="Times New Roman"/>
                 <w:sz w:val="24"/>
                 <w:szCs w:val="24"/>
               </w:rPr>
@@ -21062,7 +21639,7 @@
             </w:pPr>
             <w:r>
               <w:rPr>
-                <w:rFonts w:ascii="Times New Roman" w:hAnsi="Times New Roman" w:cs="Times New Roman" w:eastAsia="Times New Roman"/>
+                <w:rFonts w:ascii="Calibri" w:hAnsi="Calibri" w:cs="Times New Roman" w:eastAsia="Times New Roman"/>
                 <w:sz w:val="24"/>
                 <w:szCs w:val="24"/>
               </w:rPr>
@@ -21092,7 +21669,7 @@
             </w:pPr>
             <w:r>
               <w:rPr>
-                <w:rFonts w:ascii="Times New Roman" w:hAnsi="Times New Roman" w:cs="Times New Roman" w:eastAsia="Times New Roman"/>
+                <w:rFonts w:ascii="Calibri" w:hAnsi="Calibri" w:cs="Times New Roman" w:eastAsia="Times New Roman"/>
                 <w:sz w:val="24"/>
                 <w:szCs w:val="24"/>
               </w:rPr>
@@ -21128,7 +21705,7 @@
             </w:pPr>
             <w:r>
               <w:rPr>
-                <w:rFonts w:ascii="Times New Roman" w:hAnsi="Times New Roman" w:cs="Times New Roman" w:eastAsia="Times New Roman"/>
+                <w:rFonts w:ascii="Calibri" w:hAnsi="Calibri" w:cs="Times New Roman" w:eastAsia="Times New Roman"/>
                 <w:sz w:val="24"/>
                 <w:szCs w:val="24"/>
               </w:rPr>
@@ -21158,7 +21735,7 @@
             </w:pPr>
             <w:r>
               <w:rPr>
-                <w:rFonts w:ascii="Times New Roman" w:hAnsi="Times New Roman" w:cs="Times New Roman" w:eastAsia="Times New Roman"/>
+                <w:rFonts w:ascii="Calibri" w:hAnsi="Calibri" w:cs="Times New Roman" w:eastAsia="Times New Roman"/>
                 <w:sz w:val="24"/>
                 <w:szCs w:val="24"/>
               </w:rPr>
@@ -21188,7 +21765,7 @@
             </w:pPr>
             <w:r>
               <w:rPr>
-                <w:rFonts w:ascii="Times New Roman" w:hAnsi="Times New Roman" w:cs="Times New Roman" w:eastAsia="Times New Roman"/>
+                <w:rFonts w:ascii="Calibri" w:hAnsi="Calibri" w:cs="Times New Roman" w:eastAsia="Times New Roman"/>
                 <w:sz w:val="24"/>
                 <w:szCs w:val="24"/>
               </w:rPr>
@@ -21224,7 +21801,7 @@
             </w:pPr>
             <w:r>
               <w:rPr>
-                <w:rFonts w:ascii="Times New Roman" w:hAnsi="Times New Roman" w:cs="Times New Roman" w:eastAsia="Times New Roman"/>
+                <w:rFonts w:ascii="Calibri" w:hAnsi="Calibri" w:cs="Times New Roman" w:eastAsia="Times New Roman"/>
                 <w:sz w:val="24"/>
                 <w:szCs w:val="24"/>
               </w:rPr>
@@ -21254,7 +21831,7 @@
             </w:pPr>
             <w:r>
               <w:rPr>
-                <w:rFonts w:ascii="Times New Roman" w:hAnsi="Times New Roman" w:cs="Times New Roman" w:eastAsia="Times New Roman"/>
+                <w:rFonts w:ascii="Calibri" w:hAnsi="Calibri" w:cs="Times New Roman" w:eastAsia="Times New Roman"/>
                 <w:sz w:val="24"/>
                 <w:szCs w:val="24"/>
               </w:rPr>
@@ -21284,7 +21861,7 @@
             </w:pPr>
             <w:r>
               <w:rPr>
-                <w:rFonts w:ascii="Times New Roman" w:hAnsi="Times New Roman" w:cs="Times New Roman" w:eastAsia="Times New Roman"/>
+                <w:rFonts w:ascii="Calibri" w:hAnsi="Calibri" w:cs="Times New Roman" w:eastAsia="Times New Roman"/>
                 <w:sz w:val="24"/>
                 <w:szCs w:val="24"/>
               </w:rPr>
@@ -21312,7 +21889,7 @@
           <w:p>
             <w:r>
               <w:rPr>
-                <w:rFonts w:ascii="Times New Roman" w:hAnsi="Times New Roman" w:eastAsia="Times New Roman" w:cs="Times New Roman"/>
+                <w:rFonts w:ascii="Calibri" w:hAnsi="Calibri" w:eastAsia="Times New Roman" w:cs="Times New Roman"/>
                 <w:sz w:val="24"/>
               </w:rPr>
               <w:t>data_quality_log</w:t>
@@ -21333,7 +21910,7 @@
           <w:p>
             <w:r>
               <w:rPr>
-                <w:rFonts w:ascii="Times New Roman" w:hAnsi="Times New Roman" w:eastAsia="Times New Roman" w:cs="Times New Roman"/>
+                <w:rFonts w:ascii="Calibri" w:hAnsi="Calibri" w:eastAsia="Times New Roman" w:cs="Times New Roman"/>
                 <w:sz w:val="24"/>
               </w:rPr>
               <w:t>Quality table</w:t>
@@ -21354,7 +21931,7 @@
           <w:p>
             <w:r>
               <w:rPr>
-                <w:rFonts w:ascii="Times New Roman" w:hAnsi="Times New Roman" w:eastAsia="Times New Roman" w:cs="Times New Roman"/>
+                <w:rFonts w:ascii="Calibri" w:hAnsi="Calibri" w:eastAsia="Times New Roman" w:cs="Times New Roman"/>
                 <w:sz w:val="24"/>
               </w:rPr>
               <w:t>Missing values, duplicate candidates, invalid dates, failed data contracts, unmatched records, and source-level quality status</w:t>
@@ -21381,7 +21958,7 @@
           <w:p>
             <w:r>
               <w:rPr>
-                <w:rFonts w:ascii="Times New Roman" w:hAnsi="Times New Roman" w:eastAsia="Times New Roman" w:cs="Times New Roman"/>
+                <w:rFonts w:ascii="Calibri" w:hAnsi="Calibri" w:eastAsia="Times New Roman" w:cs="Times New Roman"/>
                 <w:sz w:val="24"/>
               </w:rPr>
               <w:lastRenderedPageBreak/>
@@ -21403,7 +21980,7 @@
           <w:p>
             <w:r>
               <w:rPr>
-                <w:rFonts w:ascii="Times New Roman" w:hAnsi="Times New Roman" w:eastAsia="Times New Roman" w:cs="Times New Roman"/>
+                <w:rFonts w:ascii="Calibri" w:hAnsi="Calibri" w:eastAsia="Times New Roman" w:cs="Times New Roman"/>
                 <w:sz w:val="24"/>
               </w:rPr>
               <w:t>Quality table</w:t>
@@ -21424,7 +22001,7 @@
           <w:p>
             <w:r>
               <w:rPr>
-                <w:rFonts w:ascii="Times New Roman" w:hAnsi="Times New Roman" w:eastAsia="Times New Roman" w:cs="Times New Roman"/>
+                <w:rFonts w:ascii="Calibri" w:hAnsi="Calibri" w:eastAsia="Times New Roman" w:cs="Times New Roman"/>
                 <w:sz w:val="24"/>
               </w:rPr>
               <w:t>Customer, calendar, area/postcode, and weather-enrichment match confidence</w:t>
@@ -21451,7 +22028,7 @@
           <w:p>
             <w:r>
               <w:rPr>
-                <w:rFonts w:ascii="Times New Roman" w:hAnsi="Times New Roman" w:eastAsia="Times New Roman" w:cs="Times New Roman"/>
+                <w:rFonts w:ascii="Calibri" w:hAnsi="Calibri" w:eastAsia="Times New Roman" w:cs="Times New Roman"/>
                 <w:sz w:val="24"/>
               </w:rPr>
               <w:t>anonymised_reporting_views</w:t>
@@ -21472,7 +22049,7 @@
           <w:p>
             <w:r>
               <w:rPr>
-                <w:rFonts w:ascii="Times New Roman" w:hAnsi="Times New Roman" w:eastAsia="Times New Roman" w:cs="Times New Roman"/>
+                <w:rFonts w:ascii="Calibri" w:hAnsi="Calibri" w:eastAsia="Times New Roman" w:cs="Times New Roman"/>
                 <w:sz w:val="24"/>
               </w:rPr>
               <w:t>Views</w:t>
@@ -21493,7 +22070,7 @@
           <w:p>
             <w:r>
               <w:rPr>
-                <w:rFonts w:ascii="Times New Roman" w:hAnsi="Times New Roman" w:eastAsia="Times New Roman" w:cs="Times New Roman"/>
+                <w:rFonts w:ascii="Calibri" w:hAnsi="Calibri" w:eastAsia="Times New Roman" w:cs="Times New Roman"/>
                 <w:sz w:val="24"/>
               </w:rPr>
               <w:t>Reporting outputs using customer ID and area/postcode instead of names, phone numbers, emails, or full addresses</w:t>
@@ -21528,7 +22105,7 @@
             </w:pPr>
             <w:r>
               <w:rPr>
-                <w:rFonts w:ascii="Times New Roman" w:hAnsi="Times New Roman" w:cs="Times New Roman" w:eastAsia="Times New Roman"/>
+                <w:rFonts w:ascii="Calibri" w:hAnsi="Calibri" w:cs="Times New Roman" w:eastAsia="Times New Roman"/>
                 <w:sz w:val="24"/>
                 <w:szCs w:val="24"/>
               </w:rPr>
@@ -21558,7 +22135,7 @@
             </w:pPr>
             <w:r>
               <w:rPr>
-                <w:rFonts w:ascii="Times New Roman" w:hAnsi="Times New Roman" w:cs="Times New Roman" w:eastAsia="Times New Roman"/>
+                <w:rFonts w:ascii="Calibri" w:hAnsi="Calibri" w:cs="Times New Roman" w:eastAsia="Times New Roman"/>
                 <w:sz w:val="24"/>
                 <w:szCs w:val="24"/>
               </w:rPr>
@@ -21588,7 +22165,7 @@
             </w:pPr>
             <w:r>
               <w:rPr>
-                <w:rFonts w:ascii="Times New Roman" w:hAnsi="Times New Roman" w:cs="Times New Roman" w:eastAsia="Times New Roman"/>
+                <w:rFonts w:ascii="Calibri" w:hAnsi="Calibri" w:cs="Times New Roman" w:eastAsia="Times New Roman"/>
                 <w:sz w:val="24"/>
                 <w:szCs w:val="24"/>
               </w:rPr>
@@ -21624,7 +22201,7 @@
             </w:pPr>
             <w:r>
               <w:rPr>
-                <w:rFonts w:ascii="Times New Roman" w:hAnsi="Times New Roman" w:cs="Times New Roman" w:eastAsia="Times New Roman"/>
+                <w:rFonts w:ascii="Calibri" w:hAnsi="Calibri" w:cs="Times New Roman" w:eastAsia="Times New Roman"/>
                 <w:sz w:val="24"/>
                 <w:szCs w:val="24"/>
               </w:rPr>
@@ -21654,7 +22231,7 @@
             </w:pPr>
             <w:r>
               <w:rPr>
-                <w:rFonts w:ascii="Times New Roman" w:hAnsi="Times New Roman" w:cs="Times New Roman" w:eastAsia="Times New Roman"/>
+                <w:rFonts w:ascii="Calibri" w:hAnsi="Calibri" w:cs="Times New Roman" w:eastAsia="Times New Roman"/>
                 <w:sz w:val="24"/>
                 <w:szCs w:val="24"/>
               </w:rPr>
@@ -21684,7 +22261,7 @@
             </w:pPr>
             <w:r>
               <w:rPr>
-                <w:rFonts w:ascii="Times New Roman" w:hAnsi="Times New Roman" w:cs="Times New Roman" w:eastAsia="Times New Roman"/>
+                <w:rFonts w:ascii="Calibri" w:hAnsi="Calibri" w:cs="Times New Roman" w:eastAsia="Times New Roman"/>
                 <w:sz w:val="24"/>
                 <w:szCs w:val="24"/>
               </w:rPr>
@@ -21720,7 +22297,7 @@
             </w:pPr>
             <w:r>
               <w:rPr>
-                <w:rFonts w:ascii="Times New Roman" w:hAnsi="Times New Roman" w:cs="Times New Roman" w:eastAsia="Times New Roman"/>
+                <w:rFonts w:ascii="Calibri" w:hAnsi="Calibri" w:cs="Times New Roman" w:eastAsia="Times New Roman"/>
                 <w:sz w:val="24"/>
                 <w:szCs w:val="24"/>
               </w:rPr>
@@ -21750,7 +22327,7 @@
             </w:pPr>
             <w:r>
               <w:rPr>
-                <w:rFonts w:ascii="Times New Roman" w:hAnsi="Times New Roman" w:cs="Times New Roman" w:eastAsia="Times New Roman"/>
+                <w:rFonts w:ascii="Calibri" w:hAnsi="Calibri" w:cs="Times New Roman" w:eastAsia="Times New Roman"/>
                 <w:sz w:val="24"/>
                 <w:szCs w:val="24"/>
               </w:rPr>
@@ -21780,7 +22357,7 @@
             </w:pPr>
             <w:r>
               <w:rPr>
-                <w:rFonts w:ascii="Times New Roman" w:hAnsi="Times New Roman" w:cs="Times New Roman" w:eastAsia="Times New Roman"/>
+                <w:rFonts w:ascii="Calibri" w:hAnsi="Calibri" w:cs="Times New Roman" w:eastAsia="Times New Roman"/>
                 <w:sz w:val="24"/>
                 <w:szCs w:val="24"/>
               </w:rPr>
@@ -21816,7 +22393,7 @@
             </w:pPr>
             <w:r>
               <w:rPr>
-                <w:rFonts w:ascii="Times New Roman" w:hAnsi="Times New Roman" w:cs="Times New Roman" w:eastAsia="Times New Roman"/>
+                <w:rFonts w:ascii="Calibri" w:hAnsi="Calibri" w:cs="Times New Roman" w:eastAsia="Times New Roman"/>
                 <w:sz w:val="24"/>
                 <w:szCs w:val="24"/>
               </w:rPr>
@@ -21846,7 +22423,7 @@
             </w:pPr>
             <w:r>
               <w:rPr>
-                <w:rFonts w:ascii="Times New Roman" w:hAnsi="Times New Roman" w:cs="Times New Roman" w:eastAsia="Times New Roman"/>
+                <w:rFonts w:ascii="Calibri" w:hAnsi="Calibri" w:cs="Times New Roman" w:eastAsia="Times New Roman"/>
                 <w:sz w:val="24"/>
                 <w:szCs w:val="24"/>
               </w:rPr>
@@ -21876,7 +22453,7 @@
             </w:pPr>
             <w:r>
               <w:rPr>
-                <w:rFonts w:ascii="Times New Roman" w:hAnsi="Times New Roman" w:cs="Times New Roman" w:eastAsia="Times New Roman"/>
+                <w:rFonts w:ascii="Calibri" w:hAnsi="Calibri" w:cs="Times New Roman" w:eastAsia="Times New Roman"/>
                 <w:sz w:val="24"/>
                 <w:szCs w:val="24"/>
               </w:rPr>
@@ -21912,7 +22489,7 @@
             </w:pPr>
             <w:r>
               <w:rPr>
-                <w:rFonts w:ascii="Times New Roman" w:hAnsi="Times New Roman" w:cs="Times New Roman" w:eastAsia="Times New Roman"/>
+                <w:rFonts w:ascii="Calibri" w:hAnsi="Calibri" w:cs="Times New Roman" w:eastAsia="Times New Roman"/>
                 <w:sz w:val="24"/>
                 <w:szCs w:val="24"/>
               </w:rPr>
@@ -21942,7 +22519,7 @@
             </w:pPr>
             <w:r>
               <w:rPr>
-                <w:rFonts w:ascii="Times New Roman" w:hAnsi="Times New Roman" w:cs="Times New Roman" w:eastAsia="Times New Roman"/>
+                <w:rFonts w:ascii="Calibri" w:hAnsi="Calibri" w:cs="Times New Roman" w:eastAsia="Times New Roman"/>
                 <w:sz w:val="24"/>
                 <w:szCs w:val="24"/>
               </w:rPr>
@@ -21972,7 +22549,7 @@
             </w:pPr>
             <w:r>
               <w:rPr>
-                <w:rFonts w:ascii="Times New Roman" w:hAnsi="Times New Roman" w:cs="Times New Roman" w:eastAsia="Times New Roman"/>
+                <w:rFonts w:ascii="Calibri" w:hAnsi="Calibri" w:cs="Times New Roman" w:eastAsia="Times New Roman"/>
                 <w:sz w:val="24"/>
                 <w:szCs w:val="24"/>
               </w:rPr>
@@ -22008,7 +22585,7 @@
             </w:pPr>
             <w:r>
               <w:rPr>
-                <w:rFonts w:ascii="Times New Roman" w:hAnsi="Times New Roman" w:cs="Times New Roman" w:eastAsia="Times New Roman"/>
+                <w:rFonts w:ascii="Calibri" w:hAnsi="Calibri" w:cs="Times New Roman" w:eastAsia="Times New Roman"/>
                 <w:sz w:val="24"/>
                 <w:szCs w:val="24"/>
               </w:rPr>
@@ -22038,7 +22615,7 @@
             </w:pPr>
             <w:r>
               <w:rPr>
-                <w:rFonts w:ascii="Times New Roman" w:hAnsi="Times New Roman" w:cs="Times New Roman" w:eastAsia="Times New Roman"/>
+                <w:rFonts w:ascii="Calibri" w:hAnsi="Calibri" w:cs="Times New Roman" w:eastAsia="Times New Roman"/>
                 <w:sz w:val="24"/>
                 <w:szCs w:val="24"/>
               </w:rPr>
@@ -22068,7 +22645,7 @@
             </w:pPr>
             <w:r>
               <w:rPr>
-                <w:rFonts w:ascii="Times New Roman" w:hAnsi="Times New Roman" w:cs="Times New Roman" w:eastAsia="Times New Roman"/>
+                <w:rFonts w:ascii="Calibri" w:hAnsi="Calibri" w:cs="Times New Roman" w:eastAsia="Times New Roman"/>
                 <w:sz w:val="24"/>
                 <w:szCs w:val="24"/>
               </w:rPr>
@@ -22096,7 +22673,7 @@
           <w:p>
             <w:r>
               <w:rPr>
-                <w:rFonts w:ascii="Times New Roman" w:hAnsi="Times New Roman" w:eastAsia="Times New Roman" w:cs="Times New Roman"/>
+                <w:rFonts w:ascii="Calibri" w:hAnsi="Calibri" w:eastAsia="Times New Roman" w:cs="Times New Roman"/>
                 <w:sz w:val="24"/>
               </w:rPr>
               <w:t>mart_refresh_status</w:t>
@@ -22117,7 +22694,7 @@
           <w:p>
             <w:r>
               <w:rPr>
-                <w:rFonts w:ascii="Times New Roman" w:hAnsi="Times New Roman" w:eastAsia="Times New Roman" w:cs="Times New Roman"/>
+                <w:rFonts w:ascii="Calibri" w:hAnsi="Calibri" w:eastAsia="Times New Roman" w:cs="Times New Roman"/>
                 <w:sz w:val="24"/>
               </w:rPr>
               <w:t>Analytics mart</w:t>
@@ -22138,7 +22715,7 @@
           <w:p>
             <w:r>
               <w:rPr>
-                <w:rFonts w:ascii="Times New Roman" w:hAnsi="Times New Roman" w:eastAsia="Times New Roman" w:cs="Times New Roman"/>
+                <w:rFonts w:ascii="Calibri" w:hAnsi="Calibri" w:eastAsia="Times New Roman" w:cs="Times New Roman"/>
                 <w:sz w:val="24"/>
               </w:rPr>
               <w:t>Last successful refresh, failed refresh reason, Airflow run status, row counts, dbt test status, and dashboard data freshness</w:t>
@@ -22157,7 +22734,7 @@
           <w:p>
             <w:r>
               <w:rPr>
-                <w:rFonts w:ascii="Times New Roman" w:hAnsi="Times New Roman" w:eastAsia="Times New Roman" w:cs="Times New Roman"/>
+                <w:rFonts w:ascii="Calibri" w:hAnsi="Calibri" w:eastAsia="Times New Roman" w:cs="Times New Roman"/>
                 <w:sz w:val="24"/>
               </w:rPr>
               <w:t>etl_run_log</w:t>
@@ -22171,7 +22748,7 @@
           <w:p>
             <w:r>
               <w:rPr>
-                <w:rFonts w:ascii="Times New Roman" w:hAnsi="Times New Roman" w:eastAsia="Times New Roman" w:cs="Times New Roman"/>
+                <w:rFonts w:ascii="Calibri" w:hAnsi="Calibri" w:eastAsia="Times New Roman" w:cs="Times New Roman"/>
                 <w:sz w:val="24"/>
               </w:rPr>
               <w:t>Audit table</w:t>
@@ -22185,7 +22762,7 @@
           <w:p>
             <w:r>
               <w:rPr>
-                <w:rFonts w:ascii="Times New Roman" w:hAnsi="Times New Roman" w:eastAsia="Times New Roman" w:cs="Times New Roman"/>
+                <w:rFonts w:ascii="Calibri" w:hAnsi="Calibri" w:eastAsia="Times New Roman" w:cs="Times New Roman"/>
                 <w:sz w:val="24"/>
               </w:rPr>
               <w:t>Airflow run ID, task name, source name, start/end time, rows extracted, rows loaded, rows failed, status, and error message</w:t>
@@ -22204,7 +22781,7 @@
           <w:p>
             <w:r>
               <w:rPr>
-                <w:rFonts w:ascii="Times New Roman" w:hAnsi="Times New Roman" w:eastAsia="Times New Roman" w:cs="Times New Roman"/>
+                <w:rFonts w:ascii="Calibri" w:hAnsi="Calibri" w:eastAsia="Times New Roman" w:cs="Times New Roman"/>
                 <w:sz w:val="24"/>
               </w:rPr>
               <w:t>source_contract_status</w:t>
@@ -22218,7 +22795,7 @@
           <w:p>
             <w:r>
               <w:rPr>
-                <w:rFonts w:ascii="Times New Roman" w:hAnsi="Times New Roman" w:eastAsia="Times New Roman" w:cs="Times New Roman"/>
+                <w:rFonts w:ascii="Calibri" w:hAnsi="Calibri" w:eastAsia="Times New Roman" w:cs="Times New Roman"/>
                 <w:sz w:val="24"/>
               </w:rPr>
               <w:t>Quality table</w:t>
@@ -22232,7 +22809,7 @@
           <w:p>
             <w:r>
               <w:rPr>
-                <w:rFonts w:ascii="Times New Roman" w:hAnsi="Times New Roman" w:eastAsia="Times New Roman" w:cs="Times New Roman"/>
+                <w:rFonts w:ascii="Calibri" w:hAnsi="Calibri" w:eastAsia="Times New Roman" w:cs="Times New Roman"/>
                 <w:sz w:val="24"/>
               </w:rPr>
               <w:t>Expected fields, mapped aliases, missing critical fields, warnings, and source acceptance status</w:t>
@@ -22251,7 +22828,7 @@
           <w:p>
             <w:r>
               <w:rPr>
-                <w:rFonts w:ascii="Times New Roman" w:hAnsi="Times New Roman" w:eastAsia="Times New Roman" w:cs="Times New Roman"/>
+                <w:rFonts w:ascii="Calibri" w:hAnsi="Calibri" w:eastAsia="Times New Roman" w:cs="Times New Roman"/>
                 <w:sz w:val="24"/>
               </w:rPr>
               <w:lastRenderedPageBreak/>
@@ -22266,7 +22843,7 @@
           <w:p>
             <w:r>
               <w:rPr>
-                <w:rFonts w:ascii="Times New Roman" w:hAnsi="Times New Roman" w:eastAsia="Times New Roman" w:cs="Times New Roman"/>
+                <w:rFonts w:ascii="Calibri" w:hAnsi="Calibri" w:eastAsia="Times New Roman" w:cs="Times New Roman"/>
                 <w:sz w:val="24"/>
               </w:rPr>
               <w:t>Quality table</w:t>
@@ -22280,7 +22857,7 @@
           <w:p>
             <w:r>
               <w:rPr>
-                <w:rFonts w:ascii="Times New Roman" w:hAnsi="Times New Roman" w:eastAsia="Times New Roman" w:cs="Times New Roman"/>
+                <w:rFonts w:ascii="Calibri" w:hAnsi="Calibri" w:eastAsia="Times New Roman" w:cs="Times New Roman"/>
                 <w:sz w:val="24"/>
               </w:rPr>
               <w:t>dbt model test outcomes for not-null, unique, accepted values, and relationship checks</w:t>
@@ -22299,7 +22876,7 @@
           <w:p>
             <w:r>
               <w:rPr>
-                <w:rFonts w:ascii="Times New Roman" w:hAnsi="Times New Roman" w:eastAsia="Times New Roman" w:cs="Times New Roman"/>
+                <w:rFonts w:ascii="Calibri" w:hAnsi="Calibri" w:eastAsia="Times New Roman" w:cs="Times New Roman"/>
                 <w:sz w:val="24"/>
               </w:rPr>
               <w:t>dbt_lineage_docs</w:t>
@@ -22313,7 +22890,7 @@
           <w:p>
             <w:r>
               <w:rPr>
-                <w:rFonts w:ascii="Times New Roman" w:hAnsi="Times New Roman" w:eastAsia="Times New Roman" w:cs="Times New Roman"/>
+                <w:rFonts w:ascii="Calibri" w:hAnsi="Calibri" w:eastAsia="Times New Roman" w:cs="Times New Roman"/>
                 <w:sz w:val="24"/>
               </w:rPr>
               <w:t>Documentation output</w:t>
@@ -22327,7 +22904,7 @@
           <w:p>
             <w:r>
               <w:rPr>
-                <w:rFonts w:ascii="Times New Roman" w:hAnsi="Times New Roman" w:eastAsia="Times New Roman" w:cs="Times New Roman"/>
+                <w:rFonts w:ascii="Calibri" w:hAnsi="Calibri" w:eastAsia="Times New Roman" w:cs="Times New Roman"/>
                 <w:sz w:val="24"/>
               </w:rPr>
               <w:t>Model/source lineage and table documentation generated from dbt for CP2 demonstration</w:t>
@@ -23046,7 +23623,7 @@
       <w:spacing w:after="120" w:line="264" w:lineRule="auto"/>
     </w:pPr>
     <w:rPr>
-      <w:rFonts w:ascii="Times New Roman" w:hAnsi="Times New Roman" w:eastAsia="Times New Roman" w:cs="Times New Roman"/>
+      <w:rFonts w:ascii="Calibri" w:hAnsi="Calibri" w:eastAsia="Times New Roman" w:cs="Times New Roman"/>
       <w:b w:val="0"/>
       <w:sz w:val="24"/>
     </w:rPr>
@@ -23066,7 +23643,7 @@
       <w:outlineLvl w:val="0"/>
     </w:pPr>
     <w:rPr>
-      <w:rFonts w:asciiTheme="majorHAnsi" w:eastAsiaTheme="majorEastAsia" w:hAnsiTheme="majorHAnsi" w:cstheme="majorBidi" w:ascii="Times New Roman" w:hAnsi="Times New Roman" w:eastAsia="Times New Roman" w:cs="Times New Roman"/>
+      <w:rFonts w:asciiTheme="majorHAnsi" w:eastAsiaTheme="majorEastAsia" w:hAnsiTheme="majorHAnsi" w:cstheme="majorBidi" w:ascii="Calibri" w:hAnsi="Calibri" w:eastAsia="Times New Roman" w:cs="Times New Roman"/>
       <w:b/>
       <w:bCs/>
       <w:color w:val="1F4E79"/>
@@ -23090,7 +23667,7 @@
       <w:outlineLvl w:val="1"/>
     </w:pPr>
     <w:rPr>
-      <w:rFonts w:asciiTheme="majorHAnsi" w:eastAsiaTheme="majorEastAsia" w:hAnsiTheme="majorHAnsi" w:cstheme="majorBidi" w:ascii="Times New Roman" w:hAnsi="Times New Roman" w:eastAsia="Times New Roman" w:cs="Times New Roman"/>
+      <w:rFonts w:asciiTheme="majorHAnsi" w:eastAsiaTheme="majorEastAsia" w:hAnsiTheme="majorHAnsi" w:cstheme="majorBidi" w:ascii="Calibri" w:hAnsi="Calibri" w:eastAsia="Times New Roman" w:cs="Times New Roman"/>
       <w:b/>
       <w:bCs/>
       <w:color w:val="1F4E79"/>
@@ -23114,7 +23691,7 @@
       <w:outlineLvl w:val="2"/>
     </w:pPr>
     <w:rPr>
-      <w:rFonts w:asciiTheme="majorHAnsi" w:eastAsiaTheme="majorEastAsia" w:hAnsiTheme="majorHAnsi" w:cstheme="majorBidi" w:ascii="Times New Roman" w:hAnsi="Times New Roman" w:eastAsia="Times New Roman" w:cs="Times New Roman"/>
+      <w:rFonts w:asciiTheme="majorHAnsi" w:eastAsiaTheme="majorEastAsia" w:hAnsiTheme="majorHAnsi" w:cstheme="majorBidi" w:ascii="Calibri" w:hAnsi="Calibri" w:eastAsia="Times New Roman" w:cs="Times New Roman"/>
       <w:b/>
       <w:bCs/>
       <w:color w:val="142332"/>
@@ -23138,7 +23715,7 @@
       <w:outlineLvl w:val="3"/>
     </w:pPr>
     <w:rPr>
-      <w:rFonts w:asciiTheme="majorHAnsi" w:eastAsiaTheme="majorEastAsia" w:hAnsiTheme="majorHAnsi" w:cstheme="majorBidi"/>
+      <w:rFonts w:asciiTheme="majorHAnsi" w:eastAsiaTheme="majorEastAsia" w:hAnsiTheme="majorHAnsi" w:cstheme="majorBidi" w:ascii="Calibri" w:hAnsi="Calibri"/>
       <w:b/>
       <w:bCs/>
       <w:i/>
@@ -23163,7 +23740,7 @@
       <w:outlineLvl w:val="4"/>
     </w:pPr>
     <w:rPr>
-      <w:rFonts w:asciiTheme="majorHAnsi" w:eastAsiaTheme="majorEastAsia" w:hAnsiTheme="majorHAnsi" w:cstheme="majorBidi"/>
+      <w:rFonts w:asciiTheme="majorHAnsi" w:eastAsiaTheme="majorEastAsia" w:hAnsiTheme="majorHAnsi" w:cstheme="majorBidi" w:ascii="Calibri" w:hAnsi="Calibri"/>
       <w:color w:val="243F60" w:themeColor="accent1" w:themeShade="7F"/>
     </w:rPr>
   </w:style>
@@ -23184,7 +23761,7 @@
       <w:outlineLvl w:val="5"/>
     </w:pPr>
     <w:rPr>
-      <w:rFonts w:asciiTheme="majorHAnsi" w:eastAsiaTheme="majorEastAsia" w:hAnsiTheme="majorHAnsi" w:cstheme="majorBidi"/>
+      <w:rFonts w:asciiTheme="majorHAnsi" w:eastAsiaTheme="majorEastAsia" w:hAnsiTheme="majorHAnsi" w:cstheme="majorBidi" w:ascii="Calibri" w:hAnsi="Calibri"/>
       <w:i/>
       <w:iCs/>
       <w:color w:val="243F60" w:themeColor="accent1" w:themeShade="7F"/>
@@ -23207,7 +23784,7 @@
       <w:outlineLvl w:val="6"/>
     </w:pPr>
     <w:rPr>
-      <w:rFonts w:asciiTheme="majorHAnsi" w:eastAsiaTheme="majorEastAsia" w:hAnsiTheme="majorHAnsi" w:cstheme="majorBidi"/>
+      <w:rFonts w:asciiTheme="majorHAnsi" w:eastAsiaTheme="majorEastAsia" w:hAnsiTheme="majorHAnsi" w:cstheme="majorBidi" w:ascii="Calibri" w:hAnsi="Calibri"/>
       <w:i/>
       <w:iCs/>
       <w:color w:val="404040" w:themeColor="text1" w:themeTint="BF"/>
@@ -23230,7 +23807,7 @@
       <w:outlineLvl w:val="7"/>
     </w:pPr>
     <w:rPr>
-      <w:rFonts w:asciiTheme="majorHAnsi" w:eastAsiaTheme="majorEastAsia" w:hAnsiTheme="majorHAnsi" w:cstheme="majorBidi"/>
+      <w:rFonts w:asciiTheme="majorHAnsi" w:eastAsiaTheme="majorEastAsia" w:hAnsiTheme="majorHAnsi" w:cstheme="majorBidi" w:ascii="Calibri" w:hAnsi="Calibri"/>
       <w:color w:val="4F81BD" w:themeColor="accent1"/>
       <w:sz w:val="20"/>
       <w:szCs w:val="20"/>
@@ -23253,7 +23830,7 @@
       <w:outlineLvl w:val="8"/>
     </w:pPr>
     <w:rPr>
-      <w:rFonts w:asciiTheme="majorHAnsi" w:eastAsiaTheme="majorEastAsia" w:hAnsiTheme="majorHAnsi" w:cstheme="majorBidi"/>
+      <w:rFonts w:asciiTheme="majorHAnsi" w:eastAsiaTheme="majorEastAsia" w:hAnsiTheme="majorHAnsi" w:cstheme="majorBidi" w:ascii="Calibri" w:hAnsi="Calibri"/>
       <w:i/>
       <w:iCs/>
       <w:color w:val="404040" w:themeColor="text1" w:themeTint="BF"/>
@@ -23266,6 +23843,9 @@
     <w:uiPriority w:val="1"/>
     <w:semiHidden/>
     <w:unhideWhenUsed/>
+    <w:rPr>
+      <w:rFonts w:ascii="Calibri" w:hAnsi="Calibri"/>
+    </w:rPr>
   </w:style>
   <w:style w:type="table" w:default="1" w:styleId="TableNormal">
     <w:name w:val="Normal Table"/>
@@ -23302,6 +23882,9 @@
       </w:tabs>
       <w:spacing w:after="0" w:line="240" w:lineRule="auto"/>
     </w:pPr>
+    <w:rPr>
+      <w:rFonts w:ascii="Calibri" w:hAnsi="Calibri"/>
+    </w:rPr>
   </w:style>
   <w:style w:type="character" w:customStyle="1" w:styleId="HeaderChar">
     <w:name w:val="Header Char"/>
@@ -23309,6 +23892,9 @@
     <w:link w:val="Header"/>
     <w:uiPriority w:val="99"/>
     <w:rsid w:val="00E618BF"/>
+    <w:rPr>
+      <w:rFonts w:ascii="Calibri" w:hAnsi="Calibri"/>
+    </w:rPr>
   </w:style>
   <w:style w:type="paragraph" w:styleId="Footer">
     <w:name w:val="footer"/>
@@ -23324,6 +23910,9 @@
       </w:tabs>
       <w:spacing w:after="0" w:line="240" w:lineRule="auto"/>
     </w:pPr>
+    <w:rPr>
+      <w:rFonts w:ascii="Calibri" w:hAnsi="Calibri"/>
+    </w:rPr>
   </w:style>
   <w:style w:type="character" w:customStyle="1" w:styleId="FooterChar">
     <w:name w:val="Footer Char"/>
@@ -23331,6 +23920,9 @@
     <w:link w:val="Footer"/>
     <w:uiPriority w:val="99"/>
     <w:rsid w:val="00E618BF"/>
+    <w:rPr>
+      <w:rFonts w:ascii="Calibri" w:hAnsi="Calibri"/>
+    </w:rPr>
   </w:style>
   <w:style w:type="paragraph" w:styleId="NoSpacing">
     <w:name w:val="No Spacing"/>
@@ -23340,6 +23932,9 @@
     <w:pPr>
       <w:spacing w:after="0" w:line="240" w:lineRule="auto"/>
     </w:pPr>
+    <w:rPr>
+      <w:rFonts w:ascii="Calibri" w:hAnsi="Calibri"/>
+    </w:rPr>
   </w:style>
   <w:style w:type="character" w:customStyle="1" w:styleId="Heading1Char">
     <w:name w:val="Heading 1 Char"/>
@@ -23348,7 +23943,7 @@
     <w:uiPriority w:val="9"/>
     <w:rsid w:val="00FC693F"/>
     <w:rPr>
-      <w:rFonts w:asciiTheme="majorHAnsi" w:eastAsiaTheme="majorEastAsia" w:hAnsiTheme="majorHAnsi" w:cstheme="majorBidi"/>
+      <w:rFonts w:asciiTheme="majorHAnsi" w:eastAsiaTheme="majorEastAsia" w:hAnsiTheme="majorHAnsi" w:cstheme="majorBidi" w:ascii="Calibri" w:hAnsi="Calibri"/>
       <w:b/>
       <w:bCs/>
       <w:color w:val="365F91" w:themeColor="accent1" w:themeShade="BF"/>
@@ -23363,7 +23958,7 @@
     <w:uiPriority w:val="9"/>
     <w:rsid w:val="00FC693F"/>
     <w:rPr>
-      <w:rFonts w:asciiTheme="majorHAnsi" w:eastAsiaTheme="majorEastAsia" w:hAnsiTheme="majorHAnsi" w:cstheme="majorBidi"/>
+      <w:rFonts w:asciiTheme="majorHAnsi" w:eastAsiaTheme="majorEastAsia" w:hAnsiTheme="majorHAnsi" w:cstheme="majorBidi" w:ascii="Calibri" w:hAnsi="Calibri"/>
       <w:b/>
       <w:bCs/>
       <w:color w:val="4F81BD" w:themeColor="accent1"/>
@@ -23378,7 +23973,7 @@
     <w:uiPriority w:val="9"/>
     <w:rsid w:val="00FC693F"/>
     <w:rPr>
-      <w:rFonts w:asciiTheme="majorHAnsi" w:eastAsiaTheme="majorEastAsia" w:hAnsiTheme="majorHAnsi" w:cstheme="majorBidi"/>
+      <w:rFonts w:asciiTheme="majorHAnsi" w:eastAsiaTheme="majorEastAsia" w:hAnsiTheme="majorHAnsi" w:cstheme="majorBidi" w:ascii="Calibri" w:hAnsi="Calibri"/>
       <w:b/>
       <w:bCs/>
       <w:color w:val="4F81BD" w:themeColor="accent1"/>
@@ -23400,7 +23995,7 @@
       <w:contextualSpacing/>
     </w:pPr>
     <w:rPr>
-      <w:rFonts w:asciiTheme="majorHAnsi" w:eastAsiaTheme="majorEastAsia" w:hAnsiTheme="majorHAnsi" w:cstheme="majorBidi"/>
+      <w:rFonts w:asciiTheme="majorHAnsi" w:eastAsiaTheme="majorEastAsia" w:hAnsiTheme="majorHAnsi" w:cstheme="majorBidi" w:ascii="Calibri" w:hAnsi="Calibri"/>
       <w:color w:val="1F4E79"/>
       <w:spacing w:val="5"/>
       <w:kern w:val="28"/>
@@ -23415,7 +24010,7 @@
     <w:uiPriority w:val="10"/>
     <w:rsid w:val="00FC693F"/>
     <w:rPr>
-      <w:rFonts w:asciiTheme="majorHAnsi" w:eastAsiaTheme="majorEastAsia" w:hAnsiTheme="majorHAnsi" w:cstheme="majorBidi"/>
+      <w:rFonts w:asciiTheme="majorHAnsi" w:eastAsiaTheme="majorEastAsia" w:hAnsiTheme="majorHAnsi" w:cstheme="majorBidi" w:ascii="Calibri" w:hAnsi="Calibri"/>
       <w:color w:val="17365D" w:themeColor="text2" w:themeShade="BF"/>
       <w:spacing w:val="5"/>
       <w:kern w:val="28"/>
@@ -23437,7 +24032,7 @@
       </w:numPr>
     </w:pPr>
     <w:rPr>
-      <w:rFonts w:asciiTheme="majorHAnsi" w:eastAsiaTheme="majorEastAsia" w:hAnsiTheme="majorHAnsi" w:cstheme="majorBidi"/>
+      <w:rFonts w:asciiTheme="majorHAnsi" w:eastAsiaTheme="majorEastAsia" w:hAnsiTheme="majorHAnsi" w:cstheme="majorBidi" w:ascii="Calibri" w:hAnsi="Calibri"/>
       <w:i/>
       <w:iCs/>
       <w:color w:val="5A636E"/>
@@ -23453,7 +24048,7 @@
     <w:uiPriority w:val="11"/>
     <w:rsid w:val="00FC693F"/>
     <w:rPr>
-      <w:rFonts w:asciiTheme="majorHAnsi" w:eastAsiaTheme="majorEastAsia" w:hAnsiTheme="majorHAnsi" w:cstheme="majorBidi"/>
+      <w:rFonts w:asciiTheme="majorHAnsi" w:eastAsiaTheme="majorEastAsia" w:hAnsiTheme="majorHAnsi" w:cstheme="majorBidi" w:ascii="Calibri" w:hAnsi="Calibri"/>
       <w:i/>
       <w:iCs/>
       <w:color w:val="4F81BD" w:themeColor="accent1"/>
@@ -23472,6 +24067,9 @@
       <w:ind w:left="720"/>
       <w:contextualSpacing/>
     </w:pPr>
+    <w:rPr>
+      <w:rFonts w:ascii="Calibri" w:hAnsi="Calibri"/>
+    </w:rPr>
   </w:style>
   <w:style w:type="paragraph" w:styleId="BodyText">
     <w:name w:val="Body Text"/>
@@ -23480,6 +24078,9 @@
     <w:uiPriority w:val="99"/>
     <w:unhideWhenUsed/>
     <w:rsid w:val="00AA1D8D"/>
+    <w:rPr>
+      <w:rFonts w:ascii="Calibri" w:hAnsi="Calibri"/>
+    </w:rPr>
   </w:style>
   <w:style w:type="character" w:customStyle="1" w:styleId="BodyTextChar">
     <w:name w:val="Body Text Char"/>
@@ -23487,6 +24088,9 @@
     <w:link w:val="BodyText"/>
     <w:uiPriority w:val="99"/>
     <w:rsid w:val="00AA1D8D"/>
+    <w:rPr>
+      <w:rFonts w:ascii="Calibri" w:hAnsi="Calibri"/>
+    </w:rPr>
   </w:style>
   <w:style w:type="paragraph" w:styleId="BodyText2">
     <w:name w:val="Body Text 2"/>
@@ -23498,6 +24102,9 @@
     <w:pPr>
       <w:spacing w:line="480" w:lineRule="auto"/>
     </w:pPr>
+    <w:rPr>
+      <w:rFonts w:ascii="Calibri" w:hAnsi="Calibri"/>
+    </w:rPr>
   </w:style>
   <w:style w:type="character" w:customStyle="1" w:styleId="BodyText2Char">
     <w:name w:val="Body Text 2 Char"/>
@@ -23505,6 +24112,9 @@
     <w:link w:val="BodyText2"/>
     <w:uiPriority w:val="99"/>
     <w:rsid w:val="00AA1D8D"/>
+    <w:rPr>
+      <w:rFonts w:ascii="Calibri" w:hAnsi="Calibri"/>
+    </w:rPr>
   </w:style>
   <w:style w:type="paragraph" w:styleId="BodyText3">
     <w:name w:val="Body Text 3"/>
@@ -23514,6 +24124,7 @@
     <w:unhideWhenUsed/>
     <w:rsid w:val="00AA1D8D"/>
     <w:rPr>
+      <w:rFonts w:ascii="Calibri" w:hAnsi="Calibri"/>
       <w:sz w:val="16"/>
       <w:szCs w:val="16"/>
     </w:rPr>
@@ -23525,6 +24136,7 @@
     <w:uiPriority w:val="99"/>
     <w:rsid w:val="00AA1D8D"/>
     <w:rPr>
+      <w:rFonts w:ascii="Calibri" w:hAnsi="Calibri"/>
       <w:sz w:val="16"/>
       <w:szCs w:val="16"/>
     </w:rPr>
@@ -23539,6 +24151,9 @@
       <w:ind w:left="360" w:hanging="360"/>
       <w:contextualSpacing/>
     </w:pPr>
+    <w:rPr>
+      <w:rFonts w:ascii="Calibri" w:hAnsi="Calibri"/>
+    </w:rPr>
   </w:style>
   <w:style w:type="paragraph" w:styleId="List2">
     <w:name w:val="List 2"/>
@@ -23550,6 +24165,9 @@
       <w:ind w:left="720" w:hanging="360"/>
       <w:contextualSpacing/>
     </w:pPr>
+    <w:rPr>
+      <w:rFonts w:ascii="Calibri" w:hAnsi="Calibri"/>
+    </w:rPr>
   </w:style>
   <w:style w:type="paragraph" w:styleId="List3">
     <w:name w:val="List 3"/>
@@ -23561,6 +24179,9 @@
       <w:ind w:left="1080" w:hanging="360"/>
       <w:contextualSpacing/>
     </w:pPr>
+    <w:rPr>
+      <w:rFonts w:ascii="Calibri" w:hAnsi="Calibri"/>
+    </w:rPr>
   </w:style>
   <w:style w:type="paragraph" w:styleId="ListBullet">
     <w:name w:val="List Bullet"/>
@@ -23575,7 +24196,7 @@
       <w:contextualSpacing/>
     </w:pPr>
     <w:rPr>
-      <w:rFonts w:ascii="Times New Roman" w:hAnsi="Times New Roman" w:eastAsia="Times New Roman" w:cs="Times New Roman"/>
+      <w:rFonts w:ascii="Calibri" w:hAnsi="Calibri" w:eastAsia="Times New Roman" w:cs="Times New Roman"/>
       <w:b w:val="0"/>
       <w:sz w:val="24"/>
     </w:rPr>
@@ -23592,6 +24213,9 @@
       </w:numPr>
       <w:contextualSpacing/>
     </w:pPr>
+    <w:rPr>
+      <w:rFonts w:ascii="Calibri" w:hAnsi="Calibri"/>
+    </w:rPr>
   </w:style>
   <w:style w:type="paragraph" w:styleId="ListBullet3">
     <w:name w:val="List Bullet 3"/>
@@ -23605,6 +24229,9 @@
       </w:numPr>
       <w:contextualSpacing/>
     </w:pPr>
+    <w:rPr>
+      <w:rFonts w:ascii="Calibri" w:hAnsi="Calibri"/>
+    </w:rPr>
   </w:style>
   <w:style w:type="paragraph" w:styleId="ListNumber">
     <w:name w:val="List Number"/>
@@ -23619,7 +24246,7 @@
       <w:contextualSpacing/>
     </w:pPr>
     <w:rPr>
-      <w:rFonts w:ascii="Times New Roman" w:hAnsi="Times New Roman" w:eastAsia="Times New Roman" w:cs="Times New Roman"/>
+      <w:rFonts w:ascii="Calibri" w:hAnsi="Calibri" w:eastAsia="Times New Roman" w:cs="Times New Roman"/>
       <w:b w:val="0"/>
       <w:sz w:val="24"/>
     </w:rPr>
@@ -23636,6 +24263,9 @@
       </w:numPr>
       <w:contextualSpacing/>
     </w:pPr>
+    <w:rPr>
+      <w:rFonts w:ascii="Calibri" w:hAnsi="Calibri"/>
+    </w:rPr>
   </w:style>
   <w:style w:type="paragraph" w:styleId="ListNumber3">
     <w:name w:val="List Number 3"/>
@@ -23649,6 +24279,9 @@
       </w:numPr>
       <w:contextualSpacing/>
     </w:pPr>
+    <w:rPr>
+      <w:rFonts w:ascii="Calibri" w:hAnsi="Calibri"/>
+    </w:rPr>
   </w:style>
   <w:style w:type="paragraph" w:styleId="ListContinue">
     <w:name w:val="List Continue"/>
@@ -23660,6 +24293,9 @@
       <w:ind w:left="360"/>
       <w:contextualSpacing/>
     </w:pPr>
+    <w:rPr>
+      <w:rFonts w:ascii="Calibri" w:hAnsi="Calibri"/>
+    </w:rPr>
   </w:style>
   <w:style w:type="paragraph" w:styleId="ListContinue2">
     <w:name w:val="List Continue 2"/>
@@ -23671,6 +24307,9 @@
       <w:ind w:left="720"/>
       <w:contextualSpacing/>
     </w:pPr>
+    <w:rPr>
+      <w:rFonts w:ascii="Calibri" w:hAnsi="Calibri"/>
+    </w:rPr>
   </w:style>
   <w:style w:type="paragraph" w:styleId="ListContinue3">
     <w:name w:val="List Continue 3"/>
@@ -23682,6 +24321,9 @@
       <w:ind w:left="1080"/>
       <w:contextualSpacing/>
     </w:pPr>
+    <w:rPr>
+      <w:rFonts w:ascii="Calibri" w:hAnsi="Calibri"/>
+    </w:rPr>
   </w:style>
   <w:style w:type="paragraph" w:styleId="MacroText">
     <w:name w:val="macro"/>
@@ -23701,7 +24343,7 @@
       </w:tabs>
     </w:pPr>
     <w:rPr>
-      <w:rFonts w:ascii="Courier" w:hAnsi="Courier"/>
+      <w:rFonts w:ascii="Calibri" w:hAnsi="Calibri"/>
       <w:sz w:val="20"/>
       <w:szCs w:val="20"/>
     </w:rPr>
@@ -23713,7 +24355,7 @@
     <w:uiPriority w:val="99"/>
     <w:rsid w:val="0029639D"/>
     <w:rPr>
-      <w:rFonts w:ascii="Courier" w:hAnsi="Courier"/>
+      <w:rFonts w:ascii="Calibri" w:hAnsi="Calibri"/>
       <w:sz w:val="20"/>
       <w:szCs w:val="20"/>
     </w:rPr>
@@ -23727,6 +24369,7 @@
     <w:qFormat/>
     <w:rsid w:val="00FC693F"/>
     <w:rPr>
+      <w:rFonts w:ascii="Calibri" w:hAnsi="Calibri"/>
       <w:i/>
       <w:iCs/>
       <w:color w:val="000000" w:themeColor="text1"/>
@@ -23739,6 +24382,7 @@
     <w:uiPriority w:val="29"/>
     <w:rsid w:val="00FC693F"/>
     <w:rPr>
+      <w:rFonts w:ascii="Calibri" w:hAnsi="Calibri"/>
       <w:i/>
       <w:iCs/>
       <w:color w:val="000000" w:themeColor="text1"/>
@@ -23752,7 +24396,7 @@
     <w:semiHidden/>
     <w:rsid w:val="00FC693F"/>
     <w:rPr>
-      <w:rFonts w:asciiTheme="majorHAnsi" w:eastAsiaTheme="majorEastAsia" w:hAnsiTheme="majorHAnsi" w:cstheme="majorBidi"/>
+      <w:rFonts w:asciiTheme="majorHAnsi" w:eastAsiaTheme="majorEastAsia" w:hAnsiTheme="majorHAnsi" w:cstheme="majorBidi" w:ascii="Calibri" w:hAnsi="Calibri"/>
       <w:b/>
       <w:bCs/>
       <w:i/>
@@ -23768,7 +24412,7 @@
     <w:semiHidden/>
     <w:rsid w:val="00FC693F"/>
     <w:rPr>
-      <w:rFonts w:asciiTheme="majorHAnsi" w:eastAsiaTheme="majorEastAsia" w:hAnsiTheme="majorHAnsi" w:cstheme="majorBidi"/>
+      <w:rFonts w:asciiTheme="majorHAnsi" w:eastAsiaTheme="majorEastAsia" w:hAnsiTheme="majorHAnsi" w:cstheme="majorBidi" w:ascii="Calibri" w:hAnsi="Calibri"/>
       <w:color w:val="243F60" w:themeColor="accent1" w:themeShade="7F"/>
     </w:rPr>
   </w:style>
@@ -23780,7 +24424,7 @@
     <w:semiHidden/>
     <w:rsid w:val="00FC693F"/>
     <w:rPr>
-      <w:rFonts w:asciiTheme="majorHAnsi" w:eastAsiaTheme="majorEastAsia" w:hAnsiTheme="majorHAnsi" w:cstheme="majorBidi"/>
+      <w:rFonts w:asciiTheme="majorHAnsi" w:eastAsiaTheme="majorEastAsia" w:hAnsiTheme="majorHAnsi" w:cstheme="majorBidi" w:ascii="Calibri" w:hAnsi="Calibri"/>
       <w:i/>
       <w:iCs/>
       <w:color w:val="243F60" w:themeColor="accent1" w:themeShade="7F"/>
@@ -23794,7 +24438,7 @@
     <w:semiHidden/>
     <w:rsid w:val="00FC693F"/>
     <w:rPr>
-      <w:rFonts w:asciiTheme="majorHAnsi" w:eastAsiaTheme="majorEastAsia" w:hAnsiTheme="majorHAnsi" w:cstheme="majorBidi"/>
+      <w:rFonts w:asciiTheme="majorHAnsi" w:eastAsiaTheme="majorEastAsia" w:hAnsiTheme="majorHAnsi" w:cstheme="majorBidi" w:ascii="Calibri" w:hAnsi="Calibri"/>
       <w:i/>
       <w:iCs/>
       <w:color w:val="404040" w:themeColor="text1" w:themeTint="BF"/>
@@ -23808,7 +24452,7 @@
     <w:semiHidden/>
     <w:rsid w:val="00FC693F"/>
     <w:rPr>
-      <w:rFonts w:asciiTheme="majorHAnsi" w:eastAsiaTheme="majorEastAsia" w:hAnsiTheme="majorHAnsi" w:cstheme="majorBidi"/>
+      <w:rFonts w:asciiTheme="majorHAnsi" w:eastAsiaTheme="majorEastAsia" w:hAnsiTheme="majorHAnsi" w:cstheme="majorBidi" w:ascii="Calibri" w:hAnsi="Calibri"/>
       <w:color w:val="4F81BD" w:themeColor="accent1"/>
       <w:sz w:val="20"/>
       <w:szCs w:val="20"/>
@@ -23822,7 +24466,7 @@
     <w:semiHidden/>
     <w:rsid w:val="00FC693F"/>
     <w:rPr>
-      <w:rFonts w:asciiTheme="majorHAnsi" w:eastAsiaTheme="majorEastAsia" w:hAnsiTheme="majorHAnsi" w:cstheme="majorBidi"/>
+      <w:rFonts w:asciiTheme="majorHAnsi" w:eastAsiaTheme="majorEastAsia" w:hAnsiTheme="majorHAnsi" w:cstheme="majorBidi" w:ascii="Calibri" w:hAnsi="Calibri"/>
       <w:i/>
       <w:iCs/>
       <w:color w:val="404040" w:themeColor="text1" w:themeTint="BF"/>
@@ -23843,6 +24487,7 @@
       <w:spacing w:line="240" w:lineRule="auto"/>
     </w:pPr>
     <w:rPr>
+      <w:rFonts w:ascii="Calibri" w:hAnsi="Calibri"/>
       <w:b/>
       <w:bCs/>
       <w:color w:val="4F81BD" w:themeColor="accent1"/>
@@ -23857,6 +24502,7 @@
     <w:qFormat/>
     <w:rsid w:val="00FC693F"/>
     <w:rPr>
+      <w:rFonts w:ascii="Calibri" w:hAnsi="Calibri"/>
       <w:b/>
       <w:bCs/>
     </w:rPr>
@@ -23868,6 +24514,7 @@
     <w:qFormat/>
     <w:rsid w:val="00FC693F"/>
     <w:rPr>
+      <w:rFonts w:ascii="Calibri" w:hAnsi="Calibri"/>
       <w:i/>
       <w:iCs/>
     </w:rPr>
@@ -23888,6 +24535,7 @@
       <w:ind w:left="936" w:right="936"/>
     </w:pPr>
     <w:rPr>
+      <w:rFonts w:ascii="Calibri" w:hAnsi="Calibri"/>
       <w:b/>
       <w:bCs/>
       <w:i/>
@@ -23902,6 +24550,7 @@
     <w:uiPriority w:val="30"/>
     <w:rsid w:val="00FC693F"/>
     <w:rPr>
+      <w:rFonts w:ascii="Calibri" w:hAnsi="Calibri"/>
       <w:b/>
       <w:bCs/>
       <w:i/>
@@ -23916,6 +24565,7 @@
     <w:qFormat/>
     <w:rsid w:val="00FC693F"/>
     <w:rPr>
+      <w:rFonts w:ascii="Calibri" w:hAnsi="Calibri"/>
       <w:i/>
       <w:iCs/>
       <w:color w:val="808080" w:themeColor="text1" w:themeTint="7F"/>
@@ -23928,6 +24578,7 @@
     <w:qFormat/>
     <w:rsid w:val="00FC693F"/>
     <w:rPr>
+      <w:rFonts w:ascii="Calibri" w:hAnsi="Calibri"/>
       <w:b/>
       <w:bCs/>
       <w:i/>
@@ -23942,6 +24593,7 @@
     <w:qFormat/>
     <w:rsid w:val="00FC693F"/>
     <w:rPr>
+      <w:rFonts w:ascii="Calibri" w:hAnsi="Calibri"/>
       <w:smallCaps/>
       <w:color w:val="C0504D" w:themeColor="accent2"/>
       <w:u w:val="single"/>
@@ -23954,6 +24606,7 @@
     <w:qFormat/>
     <w:rsid w:val="00FC693F"/>
     <w:rPr>
+      <w:rFonts w:ascii="Calibri" w:hAnsi="Calibri"/>
       <w:b/>
       <w:bCs/>
       <w:smallCaps/>
@@ -23969,6 +24622,7 @@
     <w:qFormat/>
     <w:rsid w:val="00FC693F"/>
     <w:rPr>
+      <w:rFonts w:ascii="Calibri" w:hAnsi="Calibri"/>
       <w:b/>
       <w:bCs/>
       <w:smallCaps/>
@@ -23987,6 +24641,9 @@
     <w:pPr>
       <w:outlineLvl w:val="9"/>
     </w:pPr>
+    <w:rPr>
+      <w:rFonts w:ascii="Calibri" w:hAnsi="Calibri"/>
+    </w:rPr>
   </w:style>
   <w:style w:type="table" w:styleId="TableGrid">
     <w:name w:val="Table Grid"/>
@@ -34049,6 +34706,7 @@
     <w:unhideWhenUsed/>
     <w:rsid w:val="00737E62"/>
     <w:rPr>
+      <w:rFonts w:ascii="Calibri" w:hAnsi="Calibri"/>
       <w:color w:val="0000FF" w:themeColor="hyperlink"/>
       <w:u w:val="single"/>
     </w:rPr>
@@ -34061,6 +34719,7 @@
     <w:unhideWhenUsed/>
     <w:rsid w:val="00737E62"/>
     <w:rPr>
+      <w:rFonts w:ascii="Calibri" w:hAnsi="Calibri"/>
       <w:color w:val="605E5C"/>
       <w:shd w:val="clear" w:color="auto" w:fill="E1DFDD"/>
     </w:rPr>

--- a/docs/Nomobug_Capstone_Proposal_CP1_Updated.docx
+++ b/docs/Nomobug_Capstone_Proposal_CP1_Updated.docx
@@ -891,7 +891,7 @@
     <w:p>
       <w:pPr>
         <w:spacing w:line="360" w:lineRule="auto" w:after="120"/>
-        <w:jc w:val="left"/>
+        <w:jc w:val="both"/>
         <w:rPr>
           <w:rFonts w:ascii="Times New Roman" w:hAnsi="Times New Roman" w:cs="Times New Roman"/>
           <w:sz w:val="24"/>
@@ -909,6 +909,8 @@
     </w:p>
     <w:p>
       <w:pPr>
+        <w:keepNext w:val="0"/>
+        <w:pageBreakBefore w:val="0"/>
         <w:spacing w:line="360" w:lineRule="auto" w:after="120"/>
         <w:jc w:val="both"/>
         <w:rPr>
@@ -919,15 +921,16 @@
       </w:pPr>
       <w:r>
         <w:rPr>
-          <w:rFonts w:ascii="Times New Roman" w:hAnsi="Times New Roman" w:cs="Times New Roman" w:eastAsia="Times New Roman"/>
-          <w:sz w:val="24"/>
-          <w:szCs w:val="24"/>
-        </w:rPr>
-        <w:t>Appendix A: Proposed Dashboard Modules</w:t>
+          <w:rFonts w:ascii="Times New Roman" w:hAnsi="Times New Roman" w:eastAsia="Times New Roman"/>
+          <w:sz w:val="24"/>
+        </w:rPr>
+        <w:t>Appendix A: Data Sources and Planned Use</w:t>
       </w:r>
     </w:p>
     <w:p>
       <w:pPr>
+        <w:keepNext w:val="0"/>
+        <w:pageBreakBefore w:val="0"/>
         <w:spacing w:line="360" w:lineRule="auto" w:after="120"/>
         <w:jc w:val="both"/>
         <w:rPr>
@@ -938,11 +941,10 @@
       </w:pPr>
       <w:r>
         <w:rPr>
-          <w:rFonts w:ascii="Times New Roman" w:hAnsi="Times New Roman" w:cs="Times New Roman" w:eastAsia="Times New Roman"/>
-          <w:sz w:val="24"/>
-          <w:szCs w:val="24"/>
-        </w:rPr>
-        <w:t>Appendix B: Proposed Data Warehouse Tables</w:t>
+          <w:rFonts w:ascii="Times New Roman" w:hAnsi="Times New Roman" w:eastAsia="Times New Roman"/>
+          <w:sz w:val="24"/>
+        </w:rPr>
+        <w:t>Appendix B: Planned Dashboard Outputs</w:t>
       </w:r>
     </w:p>
     <w:p>
@@ -1010,31 +1012,14 @@
           <w:szCs w:val="24"/>
         </w:rPr>
       </w:pPr>
-      <w:r>
-        <w:rPr>
-          <w:rFonts w:ascii="Times New Roman" w:hAnsi="Times New Roman" w:cs="Times New Roman" w:eastAsia="Times New Roman"/>
-          <w:sz w:val="24"/>
-          <w:szCs w:val="24"/>
-        </w:rPr>
-        <w:t xml:space="preserve">Pest control service companies depend heavily on operational data: customer enquiries, confirmed bookings, pest type, premise type, service date, technician or team assignment, payment status, warranty claims, refund records, and follow-up actions. For small and medium-sized enterprises (SMEs), these records are often maintained in spreadsheets because spreadsheets are flexible, familiar, and low-cost. However, as data volume grows, spreadsheet-based workflows become difficult to </w:t>
-      </w:r>
       <w:proofErr w:type="spellStart"/>
-      <w:r>
-        <w:rPr>
-          <w:rFonts w:ascii="Times New Roman" w:hAnsi="Times New Roman" w:cs="Times New Roman" w:eastAsia="Times New Roman"/>
-          <w:sz w:val="24"/>
-          <w:szCs w:val="24"/>
-        </w:rPr>
-        <w:t>analyse</w:t>
-      </w:r>
       <w:proofErr w:type="spellEnd"/>
       <w:r>
         <w:rPr>
-          <w:rFonts w:ascii="Times New Roman" w:hAnsi="Times New Roman" w:cs="Times New Roman" w:eastAsia="Times New Roman"/>
-          <w:sz w:val="24"/>
-          <w:szCs w:val="24"/>
-        </w:rPr>
-        <w:t xml:space="preserve"> across business functions.</w:t>
+          <w:rFonts w:ascii="Times New Roman" w:hAnsi="Times New Roman" w:eastAsia="Times New Roman"/>
+          <w:sz w:val="24"/>
+        </w:rPr>
+        <w:t>Pest control service companies depend heavily on operational data: customer enquiries, confirmed bookings, pest type, premise type, service date, technician or team assignment, payment status, warranty claims, refund records, and follow-up actions. For small and medium-sized enterprises (SMEs), these records are often maintained in spreadsheets because spreadsheets are flexible, familiar, and low-cost. However, as data volume grows, spreadsheet-based workflows become difficult to analyse across business functions, which is why business intelligence is often recommended for converting scattered operational data into management insight (Ragazou et al., 2023; Gurcan et al., 2023).</w:t>
       </w:r>
     </w:p>
     <w:p>
@@ -1098,40 +1083,14 @@
           <w:szCs w:val="24"/>
         </w:rPr>
       </w:pPr>
-      <w:r>
-        <w:rPr>
-          <w:rFonts w:ascii="Times New Roman" w:hAnsi="Times New Roman" w:cs="Times New Roman" w:eastAsia="Times New Roman"/>
-          <w:sz w:val="24"/>
-          <w:szCs w:val="24"/>
-        </w:rPr>
-        <w:t xml:space="preserve">Weather and environmental context are also relevant to the pest control domain. Heavy rainfall, humidity, flooding, and temperature variation may be associated with pest movement, </w:t>
-      </w:r>
-      <w:r>
-        <w:rPr>
-          <w:rFonts w:ascii="Times New Roman" w:hAnsi="Times New Roman" w:cs="Times New Roman" w:eastAsia="Times New Roman"/>
-          <w:sz w:val="24"/>
-          <w:szCs w:val="24"/>
-        </w:rPr>
-        <w:lastRenderedPageBreak/>
-        <w:t xml:space="preserve">customer complaints, or service difficulty. This project will not claim that weather directly causes </w:t>
-      </w:r>
       <w:proofErr w:type="gramStart"/>
-      <w:r>
-        <w:rPr>
-          <w:rFonts w:ascii="Times New Roman" w:hAnsi="Times New Roman" w:cs="Times New Roman" w:eastAsia="Times New Roman"/>
-          <w:sz w:val="24"/>
-          <w:szCs w:val="24"/>
-        </w:rPr>
-        <w:t>pest activity</w:t>
-      </w:r>
       <w:proofErr w:type="gramEnd"/>
       <w:r>
         <w:rPr>
-          <w:rFonts w:ascii="Times New Roman" w:hAnsi="Times New Roman" w:cs="Times New Roman" w:eastAsia="Times New Roman"/>
-          <w:sz w:val="24"/>
-          <w:szCs w:val="24"/>
-        </w:rPr>
-        <w:t xml:space="preserve"> or warranty claims. Instead, it will treat weather data as an associated risk indicator that can help management identify areas requiring closer monitoring.</w:t>
+          <w:rFonts w:ascii="Times New Roman" w:hAnsi="Times New Roman" w:eastAsia="Times New Roman"/>
+          <w:sz w:val="24"/>
+        </w:rPr>
+        <w:t>Weather and environmental context are also relevant to the pest control domain. Recent pest and urban ecology studies show that rainfall, flooding, temperature, climate warming, and urban conditions may be associated with pest behaviour or public pest reports, although these relationships are affected by many confounding factors (Hiscox et al., 2025; Richardson et al., 2025; Brimblecombe et al., 2023). Therefore, this project will not claim that weather directly causes pest activity or warranty claims. Instead, it will treat weather data as an associated risk indicator that can help management identify areas requiring closer monitoring.</w:t>
       </w:r>
     </w:p>
     <w:p>
@@ -1157,11 +1116,10 @@
       </w:pPr>
       <w:r>
         <w:rPr>
-          <w:rFonts w:ascii="Times New Roman" w:hAnsi="Times New Roman" w:cs="Times New Roman" w:eastAsia="Times New Roman"/>
-          <w:sz w:val="24"/>
-          <w:szCs w:val="24"/>
-        </w:rPr>
-        <w:t>The proposed system is therefore a web-based analytics and decision-support dashboard built on a governed data engineering pipeline. During CP2, the system will process operational data from Google Sheets and Google Calendar, enrich service records with weather and location features, store raw and transformed outputs in BigQuery, use dbt Core for warehouse transformations and data tests, use Apache Airflow for orchestration, and present insights through Apache Superset dashboards. The system is intended to support management decision-making, not replace the company's existing workflow.</w:t>
+          <w:rFonts w:ascii="Times New Roman" w:hAnsi="Times New Roman" w:eastAsia="Times New Roman"/>
+          <w:sz w:val="24"/>
+        </w:rPr>
+        <w:t>The proposed system is therefore a web-based analytics and decision-support dashboard built on a governed data engineering pipeline. Digital dashboard literature highlights that dashboards are most useful when they combine reliable data, clear visual design, and action-oriented communication (Schulze et al., 2023), while data quality research shows that users need visibility into completeness and reliability before trusting analytical outputs (Blacketer et al., 2021; Fu et al., 2024). During CP2, the system will process operational data from Google Sheets and Google Calendar, enrich service records with weather and location features, store raw and transformed outputs in BigQuery, use dbt Core for warehouse transformations and data tests, use Apache Airflow for orchestration, and present insights through Apache Superset dashboards. The system is intended to support management decision-making, not replace the company's existing workflow.</w:t>
       </w:r>
     </w:p>
     <w:p>
@@ -1196,31 +1154,14 @@
           <w:szCs w:val="24"/>
         </w:rPr>
       </w:pPr>
-      <w:r>
-        <w:rPr>
-          <w:rFonts w:ascii="Times New Roman" w:hAnsi="Times New Roman" w:cs="Times New Roman" w:eastAsia="Times New Roman"/>
-          <w:sz w:val="24"/>
-          <w:szCs w:val="24"/>
-        </w:rPr>
-        <w:t xml:space="preserve">Nomobug has useful data, but the data is fragmented and not fully used for decision-making. Management must manually compare separate sheets to understand warranty trends, refund causes, technician review signals, </w:t>
-      </w:r>
       <w:proofErr w:type="gramStart"/>
-      <w:r>
-        <w:rPr>
-          <w:rFonts w:ascii="Times New Roman" w:hAnsi="Times New Roman" w:cs="Times New Roman" w:eastAsia="Times New Roman"/>
-          <w:sz w:val="24"/>
-          <w:szCs w:val="24"/>
-        </w:rPr>
-        <w:t>upsell</w:t>
-      </w:r>
       <w:proofErr w:type="gramEnd"/>
       <w:r>
         <w:rPr>
-          <w:rFonts w:ascii="Times New Roman" w:hAnsi="Times New Roman" w:cs="Times New Roman" w:eastAsia="Times New Roman"/>
-          <w:sz w:val="24"/>
-          <w:szCs w:val="24"/>
-        </w:rPr>
-        <w:t xml:space="preserve"> outcomes, and area-based repeat problems. This makes it difficult to answer operational questions quickly and consistently.</w:t>
+          <w:rFonts w:ascii="Times New Roman" w:hAnsi="Times New Roman" w:eastAsia="Times New Roman"/>
+          <w:sz w:val="24"/>
+        </w:rPr>
+        <w:t>Nomobug has useful data, but the data is fragmented and not fully used for decision-making. This is a common challenge in SME analytics, where operational records may exist but are not yet organised into a trusted decision-support workflow (Ragazou et al., 2023; Fu et al., 2024). Management must manually compare separate sheets to understand warranty trends, refund causes, technician review signals, upsell outcomes, and area-based repeat problems. This makes it difficult to answer operational questions quickly and consistently.</w:t>
       </w:r>
     </w:p>
     <w:p>
@@ -1534,11 +1475,10 @@
       </w:pPr>
       <w:r>
         <w:rPr>
-          <w:rFonts w:ascii="Times New Roman" w:hAnsi="Times New Roman" w:cs="Times New Roman" w:eastAsia="Times New Roman"/>
-          <w:sz w:val="24"/>
-          <w:szCs w:val="24"/>
-        </w:rPr>
-        <w:t>To develop, in CP2, an Airflow-orchestrated ELT workflow using Python, BigQuery, dbt Core, flexible data contracts, and data quality checks to produce trusted analytics tables for Apache Superset dashboards.</w:t>
+          <w:rFonts w:ascii="Times New Roman" w:hAnsi="Times New Roman" w:eastAsia="Times New Roman"/>
+          <w:sz w:val="24"/>
+        </w:rPr>
+        <w:t>To develop, in CP2, an Airflow-orchestrated ELT prototype using Python, BigQuery, dbt Core, flexible data contracts, and data quality checks, with the exact source fields refined after final Google Sheet and Calendar data profiling.</w:t>
       </w:r>
     </w:p>
     <w:p>
@@ -1552,31 +1492,14 @@
           <w:szCs w:val="24"/>
         </w:rPr>
       </w:pPr>
-      <w:r>
-        <w:rPr>
-          <w:rFonts w:ascii="Times New Roman" w:hAnsi="Times New Roman" w:cs="Times New Roman" w:eastAsia="Times New Roman"/>
-          <w:sz w:val="24"/>
-          <w:szCs w:val="24"/>
-        </w:rPr>
-        <w:t xml:space="preserve">To implement descriptive, predictive, and prescriptive analytics modules for customer segmentation, treatment difficulty, warranty and repeat analysis, recurrence windows, hotspot detection, scheduling capacity, and </w:t>
-      </w:r>
       <w:proofErr w:type="gramStart"/>
-      <w:r>
-        <w:rPr>
-          <w:rFonts w:ascii="Times New Roman" w:hAnsi="Times New Roman" w:cs="Times New Roman" w:eastAsia="Times New Roman"/>
-          <w:sz w:val="24"/>
-          <w:szCs w:val="24"/>
-        </w:rPr>
-        <w:t>upsell</w:t>
-      </w:r>
       <w:proofErr w:type="gramEnd"/>
       <w:r>
         <w:rPr>
-          <w:rFonts w:ascii="Times New Roman" w:hAnsi="Times New Roman" w:cs="Times New Roman" w:eastAsia="Times New Roman"/>
-          <w:sz w:val="24"/>
-          <w:szCs w:val="24"/>
-        </w:rPr>
-        <w:t xml:space="preserve"> intelligence.</w:t>
+          <w:rFonts w:ascii="Times New Roman" w:hAnsi="Times New Roman" w:eastAsia="Times New Roman"/>
+          <w:sz w:val="24"/>
+        </w:rPr>
+        <w:t>To implement dashboard-ready descriptive and diagnostic analytics, with selected predictive or prescriptive indicators such as treatment difficulty, warranty review factors, recurrence windows, hotspot detection, scheduling capacity, and upsell package fit where the available data is sufficient.</w:t>
       </w:r>
     </w:p>
     <w:p>
@@ -1627,6 +1550,14 @@
         <w:tblW w:w="0" w:type="auto"/>
         <w:jc w:val="center"/>
         <w:tblLook w:val="04A0" w:firstRow="1" w:lastRow="0" w:firstColumn="1" w:lastColumn="0" w:noHBand="0" w:noVBand="1"/>
+        <w:tblBorders>
+          <w:top w:val="single" w:sz="4" w:space="0" w:color="CBD5E1"/>
+          <w:left w:val="single" w:sz="4" w:space="0" w:color="CBD5E1"/>
+          <w:bottom w:val="single" w:sz="4" w:space="0" w:color="CBD5E1"/>
+          <w:right w:val="single" w:sz="4" w:space="0" w:color="CBD5E1"/>
+          <w:insideH w:val="single" w:sz="4" w:space="0" w:color="CBD5E1"/>
+          <w:insideV w:val="single" w:sz="4" w:space="0" w:color="CBD5E1"/>
+        </w:tblBorders>
       </w:tblPr>
       <w:tblGrid>
         <w:gridCol w:w="4710"/>
@@ -1649,6 +1580,7 @@
               <w:right w:w="90" w:type="dxa"/>
             </w:tcMar>
             <w:vAlign w:val="center"/>
+            <w:shd w:fill="DCEAF7"/>
           </w:tcPr>
           <w:p>
             <w:pPr>
@@ -1683,6 +1615,7 @@
               <w:right w:w="90" w:type="dxa"/>
             </w:tcMar>
             <w:vAlign w:val="center"/>
+            <w:shd w:fill="DCEAF7"/>
           </w:tcPr>
           <w:p>
             <w:pPr>
@@ -2301,31 +2234,14 @@
           <w:szCs w:val="24"/>
         </w:rPr>
       </w:pPr>
-      <w:r>
-        <w:rPr>
-          <w:rFonts w:ascii="Times New Roman" w:hAnsi="Times New Roman" w:cs="Times New Roman" w:eastAsia="Times New Roman"/>
-          <w:sz w:val="24"/>
-          <w:szCs w:val="24"/>
-        </w:rPr>
-        <w:t xml:space="preserve">The project is significant because it addresses a real computing and business problem faced by an SME: turning fragmented operational records into reliable decision support. It contributes to the company by reducing manual cross-checking, improving visibility </w:t>
-      </w:r>
       <w:proofErr w:type="gramStart"/>
-      <w:r>
-        <w:rPr>
-          <w:rFonts w:ascii="Times New Roman" w:hAnsi="Times New Roman" w:cs="Times New Roman" w:eastAsia="Times New Roman"/>
-          <w:sz w:val="24"/>
-          <w:szCs w:val="24"/>
-        </w:rPr>
-        <w:t>into</w:t>
-      </w:r>
       <w:proofErr w:type="gramEnd"/>
       <w:r>
         <w:rPr>
-          <w:rFonts w:ascii="Times New Roman" w:hAnsi="Times New Roman" w:cs="Times New Roman" w:eastAsia="Times New Roman"/>
-          <w:sz w:val="24"/>
-          <w:szCs w:val="24"/>
-        </w:rPr>
-        <w:t xml:space="preserve"> service quality, and supporting better area planning. It contributes academically by combining data warehousing, business intelligence, spatial analysis, weather-associated risk modelling, and prescriptive analytics in a practical SME setting.</w:t>
+          <w:rFonts w:ascii="Times New Roman" w:hAnsi="Times New Roman" w:eastAsia="Times New Roman"/>
+          <w:sz w:val="24"/>
+        </w:rPr>
+        <w:t>The project is significant because it addresses a real computing and business problem faced by an SME: turning fragmented operational records into reliable decision support. Prior studies show that decision-support systems are valuable when they connect data sources, analytical models, and user-facing recommendations in a practical way (Tonle et al., 2024; Marinko et al., 2025). This project contributes to the company by reducing manual cross-checking, improving visibility into service quality, and supporting better area planning. It contributes academically by combining data warehousing, business intelligence, spatial analysis, weather-associated risk modelling, and prescriptive analytics in a practical SME setting.</w:t>
       </w:r>
     </w:p>
     <w:p>
@@ -3851,6 +3767,14 @@
         <w:tblW w:w="0" w:type="auto"/>
         <w:jc w:val="center"/>
         <w:tblLook w:val="04A0" w:firstRow="1" w:lastRow="0" w:firstColumn="1" w:lastColumn="0" w:noHBand="0" w:noVBand="1"/>
+        <w:tblBorders>
+          <w:top w:val="single" w:sz="4" w:space="0" w:color="CBD5E1"/>
+          <w:left w:val="single" w:sz="4" w:space="0" w:color="CBD5E1"/>
+          <w:bottom w:val="single" w:sz="4" w:space="0" w:color="CBD5E1"/>
+          <w:right w:val="single" w:sz="4" w:space="0" w:color="CBD5E1"/>
+          <w:insideH w:val="single" w:sz="4" w:space="0" w:color="CBD5E1"/>
+          <w:insideV w:val="single" w:sz="4" w:space="0" w:color="CBD5E1"/>
+        </w:tblBorders>
       </w:tblPr>
       <w:tblGrid>
         <w:gridCol w:w="2248"/>
@@ -3867,6 +3791,7 @@
             <w:tcW w:w="2256" w:type="dxa"/>
             <w:shd w:val="clear" w:color="auto" w:fill="D9EAF7"/>
             <w:vAlign w:val="center"/>
+            <w:shd w:fill="DCEAF7"/>
           </w:tcPr>
           <w:p>
             <w:pPr>
@@ -3894,6 +3819,7 @@
             <w:tcW w:w="2256" w:type="dxa"/>
             <w:shd w:val="clear" w:color="auto" w:fill="D9EAF7"/>
             <w:vAlign w:val="center"/>
+            <w:shd w:fill="DCEAF7"/>
           </w:tcPr>
           <w:p>
             <w:pPr>
@@ -3921,6 +3847,7 @@
             <w:tcW w:w="2256" w:type="dxa"/>
             <w:shd w:val="clear" w:color="auto" w:fill="D9EAF7"/>
             <w:vAlign w:val="center"/>
+            <w:shd w:fill="DCEAF7"/>
           </w:tcPr>
           <w:p>
             <w:pPr>
@@ -3948,6 +3875,7 @@
             <w:tcW w:w="2256" w:type="dxa"/>
             <w:shd w:val="clear" w:color="auto" w:fill="D9EAF7"/>
             <w:vAlign w:val="center"/>
+            <w:shd w:fill="DCEAF7"/>
           </w:tcPr>
           <w:p>
             <w:pPr>
@@ -6966,11 +6894,10 @@
       </w:pPr>
       <w:r>
         <w:rPr>
-          <w:rFonts w:ascii="Times New Roman" w:hAnsi="Times New Roman" w:cs="Times New Roman" w:eastAsia="Times New Roman"/>
-          <w:sz w:val="24"/>
-          <w:szCs w:val="24"/>
-        </w:rPr>
-        <w:t>The project will follow an applied data engineering and analytics development methodology. The process begins with data understanding and source profiling, then moves into flexible data contracts, extraction, raw loading, warehouse transformation, data quality testing, weather enrichment, analytics modelling, dashboard development, and evaluation with company users. The methodology is designed to suit messy SME data and a limited warranty dataset, so explainability and data reliability are prioritised over complex black-box machine learning.</w:t>
+          <w:rFonts w:ascii="Times New Roman" w:hAnsi="Times New Roman" w:eastAsia="Times New Roman"/>
+          <w:sz w:val="24"/>
+        </w:rPr>
+        <w:t>The project will follow an applied data engineering and analytics development methodology. Since CP1 is the planning phase and the final Google Sheet structures may still change, the process begins with data understanding and source profiling before any final warehouse model is fixed. CP2 will then move into flexible data contracts, extraction, raw loading, warehouse transformation, data quality testing, weather enrichment, analytics modelling, dashboard development, and evaluation with company users. The methodology is designed to suit messy SME data and a limited warranty dataset, so explainability and data reliability are prioritised over complex black-box machine learning.</w:t>
       </w:r>
     </w:p>
     <w:tbl>
@@ -6979,6 +6906,14 @@
         <w:tblW w:w="0" w:type="auto"/>
         <w:jc w:val="center"/>
         <w:tblLook w:val="04A0" w:firstRow="1" w:lastRow="0" w:firstColumn="1" w:lastColumn="0" w:noHBand="0" w:noVBand="1"/>
+        <w:tblBorders>
+          <w:top w:val="single" w:sz="4" w:space="0" w:color="CBD5E1"/>
+          <w:left w:val="single" w:sz="4" w:space="0" w:color="CBD5E1"/>
+          <w:bottom w:val="single" w:sz="4" w:space="0" w:color="CBD5E1"/>
+          <w:right w:val="single" w:sz="4" w:space="0" w:color="CBD5E1"/>
+          <w:insideH w:val="single" w:sz="4" w:space="0" w:color="CBD5E1"/>
+          <w:insideV w:val="single" w:sz="4" w:space="0" w:color="CBD5E1"/>
+        </w:tblBorders>
       </w:tblPr>
       <w:tblGrid>
         <w:gridCol w:w="2116"/>
@@ -7002,6 +6937,7 @@
               <w:right w:w="90" w:type="dxa"/>
             </w:tcMar>
             <w:vAlign w:val="center"/>
+            <w:shd w:fill="DCEAF7"/>
           </w:tcPr>
           <w:p>
             <w:pPr>
@@ -7036,6 +6972,7 @@
               <w:right w:w="90" w:type="dxa"/>
             </w:tcMar>
             <w:vAlign w:val="center"/>
+            <w:shd w:fill="DCEAF7"/>
           </w:tcPr>
           <w:p>
             <w:pPr>
@@ -7070,6 +7007,7 @@
               <w:right w:w="90" w:type="dxa"/>
             </w:tcMar>
             <w:vAlign w:val="center"/>
+            <w:shd w:fill="DCEAF7"/>
           </w:tcPr>
           <w:p>
             <w:pPr>
@@ -8161,6 +8099,14 @@
         <w:tblW w:w="5000" w:type="pct"/>
         <w:jc w:val="center"/>
         <w:tblLook w:val="04A0" w:firstRow="1" w:lastRow="0" w:firstColumn="1" w:lastColumn="0" w:noHBand="0" w:noVBand="1"/>
+        <w:tblBorders>
+          <w:top w:val="single" w:sz="4" w:space="0" w:color="CBD5E1"/>
+          <w:left w:val="single" w:sz="4" w:space="0" w:color="CBD5E1"/>
+          <w:bottom w:val="single" w:sz="4" w:space="0" w:color="CBD5E1"/>
+          <w:right w:val="single" w:sz="4" w:space="0" w:color="CBD5E1"/>
+          <w:insideH w:val="single" w:sz="4" w:space="0" w:color="CBD5E1"/>
+          <w:insideV w:val="single" w:sz="4" w:space="0" w:color="CBD5E1"/>
+        </w:tblBorders>
       </w:tblPr>
       <w:tblGrid>
         <w:gridCol w:w="3038"/>
@@ -8184,6 +8130,7 @@
               <w:right w:w="90" w:type="dxa"/>
             </w:tcMar>
             <w:vAlign w:val="center"/>
+            <w:shd w:fill="DCEAF7"/>
           </w:tcPr>
           <w:p>
             <w:pPr>
@@ -8218,6 +8165,7 @@
               <w:right w:w="90" w:type="dxa"/>
             </w:tcMar>
             <w:vAlign w:val="center"/>
+            <w:shd w:fill="DCEAF7"/>
           </w:tcPr>
           <w:p>
             <w:pPr>
@@ -8252,6 +8200,7 @@
               <w:right w:w="90" w:type="dxa"/>
             </w:tcMar>
             <w:vAlign w:val="center"/>
+            <w:shd w:fill="DCEAF7"/>
           </w:tcPr>
           <w:p>
             <w:pPr>
@@ -9123,26 +9072,26 @@
       </w:pPr>
       <w:r>
         <w:rPr>
-          <w:rFonts w:ascii="Times New Roman" w:hAnsi="Times New Roman" w:eastAsia="Times New Roman" w:cs="Times New Roman"/>
-          <w:sz w:val="24"/>
-        </w:rPr>
-        <w:t xml:space="preserve">BigQuery is selected because the project is analytics-oriented and the company data is connected to the Google ecosystem. BigQuery removes the need to maintain a database server while still allowing SQL-based modelling, scheduled queries, partitioned tables, and dashboard connections. The warehouse will follow a Bronze, Silver, and Gold design: Bronze tables preserve raw source records, </w:t>
-      </w:r>
-      <w:r>
-        <w:rPr>
-          <w:rFonts w:ascii="Times New Roman" w:hAnsi="Times New Roman" w:eastAsia="Times New Roman" w:cs="Times New Roman"/>
-          <w:sz w:val="24"/>
-        </w:rPr>
-        <w:lastRenderedPageBreak/>
-        <w:t>Silver tables standardise entities and facts, and Gold marts serve dashboard-ready analytics to Superset.</w:t>
+          <w:rFonts w:ascii="Times New Roman" w:hAnsi="Times New Roman" w:eastAsia="Times New Roman"/>
+          <w:sz w:val="24"/>
+        </w:rPr>
+        <w:t>BigQuery is selected as the proposed analytics warehouse because the project is analytics-oriented and the company data is connected to the Google ecosystem. At CP1 stage, the warehouse design is a logical plan rather than a final physical schema. The exact table names, columns, and joins will be confirmed in CP2 after profiling the actual Google Sheets, CSV exports, Google Calendar fields, and weather data. The planned structure will still follow a Bronze, Silver, and Gold approach: Bronze preserves raw source records, Silver standardises usable fields, and Gold provides dashboard-ready views or marts for Superset.</w:t>
       </w:r>
     </w:p>
     <w:tbl>
       <w:tblPr>
         <w:tblStyle w:val="TableGrid"/>
         <w:tblW w:w="5000" w:type="pct"/>
+        <w:tblLook w:val="04A0" w:firstRow="1" w:lastRow="0" w:firstColumn="1" w:lastColumn="0" w:noHBand="0" w:noVBand="1"/>
         <w:jc w:val="center"/>
-        <w:tblLook w:val="04A0" w:firstRow="1" w:lastRow="0" w:firstColumn="1" w:lastColumn="0" w:noHBand="0" w:noVBand="1"/>
+        <w:tblBorders>
+          <w:top w:val="single" w:sz="4" w:space="0" w:color="CBD5E1"/>
+          <w:left w:val="single" w:sz="4" w:space="0" w:color="CBD5E1"/>
+          <w:bottom w:val="single" w:sz="4" w:space="0" w:color="CBD5E1"/>
+          <w:right w:val="single" w:sz="4" w:space="0" w:color="CBD5E1"/>
+          <w:insideH w:val="single" w:sz="4" w:space="0" w:color="CBD5E1"/>
+          <w:insideV w:val="single" w:sz="4" w:space="0" w:color="CBD5E1"/>
+        </w:tblBorders>
       </w:tblPr>
       <w:tblGrid>
         <w:gridCol w:w="1740"/>
@@ -9166,6 +9115,8 @@
               <w:right w:w="90" w:type="dxa"/>
             </w:tcMar>
             <w:vAlign w:val="center"/>
+            <w:shd w:fill="DCEAF7"/>
+            <w:shd w:fill="DCEAF7"/>
           </w:tcPr>
           <w:p>
             <w:pPr>
@@ -9174,11 +9125,11 @@
             </w:pPr>
             <w:r>
               <w:rPr>
-                <w:rFonts w:ascii="Times New Roman" w:hAnsi="Times New Roman" w:eastAsia="Times New Roman" w:cs="Times New Roman"/>
+                <w:rFonts w:ascii="Times New Roman" w:hAnsi="Times New Roman" w:eastAsia="Times New Roman"/>
                 <w:b/>
                 <w:sz w:val="21"/>
               </w:rPr>
-              <w:t>Layer</w:t>
+              <w:t>Proposed Layer</w:t>
             </w:r>
           </w:p>
         </w:tc>
@@ -9193,6 +9144,8 @@
               <w:right w:w="90" w:type="dxa"/>
             </w:tcMar>
             <w:vAlign w:val="center"/>
+            <w:shd w:fill="DCEAF7"/>
+            <w:shd w:fill="DCEAF7"/>
           </w:tcPr>
           <w:p>
             <w:pPr>
@@ -9201,11 +9154,11 @@
             </w:pPr>
             <w:r>
               <w:rPr>
-                <w:rFonts w:ascii="Times New Roman" w:hAnsi="Times New Roman" w:eastAsia="Times New Roman" w:cs="Times New Roman"/>
+                <w:rFonts w:ascii="Times New Roman" w:hAnsi="Times New Roman" w:eastAsia="Times New Roman"/>
                 <w:b/>
                 <w:sz w:val="21"/>
               </w:rPr>
-              <w:t>Purpose</w:t>
+              <w:t>Purpose in CP2</w:t>
             </w:r>
           </w:p>
         </w:tc>
@@ -9220,6 +9173,8 @@
               <w:right w:w="90" w:type="dxa"/>
             </w:tcMar>
             <w:vAlign w:val="center"/>
+            <w:shd w:fill="DCEAF7"/>
+            <w:shd w:fill="DCEAF7"/>
           </w:tcPr>
           <w:p>
             <w:pPr>
@@ -9228,11 +9183,11 @@
             </w:pPr>
             <w:r>
               <w:rPr>
-                <w:rFonts w:ascii="Times New Roman" w:hAnsi="Times New Roman" w:eastAsia="Times New Roman" w:cs="Times New Roman"/>
+                <w:rFonts w:ascii="Times New Roman" w:hAnsi="Times New Roman" w:eastAsia="Times New Roman"/>
                 <w:b/>
                 <w:sz w:val="21"/>
               </w:rPr>
-              <w:t>Example Tables</w:t>
+              <w:t>Example Output (to be refined after profiling)</w:t>
             </w:r>
           </w:p>
         </w:tc>
@@ -9260,10 +9215,10 @@
             </w:pPr>
             <w:r>
               <w:rPr>
-                <w:rFonts w:ascii="Times New Roman" w:hAnsi="Times New Roman" w:eastAsia="Times New Roman" w:cs="Times New Roman"/>
-                <w:sz w:val="21"/>
-              </w:rPr>
-              <w:t>Bronze raw</w:t>
+                <w:rFonts w:ascii="Times New Roman" w:hAnsi="Times New Roman" w:eastAsia="Times New Roman"/>
+                <w:sz w:val="21"/>
+              </w:rPr>
+              <w:t>Bronze raw layer</w:t>
             </w:r>
           </w:p>
         </w:tc>
@@ -9285,10 +9240,10 @@
             </w:pPr>
             <w:r>
               <w:rPr>
-                <w:rFonts w:ascii="Times New Roman" w:hAnsi="Times New Roman" w:eastAsia="Times New Roman" w:cs="Times New Roman"/>
-                <w:sz w:val="21"/>
-              </w:rPr>
-              <w:t>Store raw imported data with minimal transformation and source metadata</w:t>
+                <w:rFonts w:ascii="Times New Roman" w:hAnsi="Times New Roman" w:eastAsia="Times New Roman"/>
+                <w:sz w:val="21"/>
+              </w:rPr>
+              <w:t>Preserve source extracts with minimal transformation and loading metadata.</w:t>
             </w:r>
           </w:p>
         </w:tc>
@@ -9310,10 +9265,10 @@
             </w:pPr>
             <w:r>
               <w:rPr>
-                <w:rFonts w:ascii="Times New Roman" w:hAnsi="Times New Roman" w:eastAsia="Times New Roman" w:cs="Times New Roman"/>
-                <w:sz w:val="21"/>
-              </w:rPr>
-              <w:t>bronze_google_sheets_services, bronze_calendar_events, bronze_open_meteo_weather</w:t>
+                <w:rFonts w:ascii="Times New Roman" w:hAnsi="Times New Roman" w:eastAsia="Times New Roman"/>
+                <w:sz w:val="21"/>
+              </w:rPr>
+              <w:t>Raw snapshots from Google Sheets, Calendar, CSV/Excel files, and weather APIs.</w:t>
             </w:r>
           </w:p>
         </w:tc>
@@ -9341,10 +9296,10 @@
             </w:pPr>
             <w:r>
               <w:rPr>
-                <w:rFonts w:ascii="Times New Roman" w:hAnsi="Times New Roman" w:eastAsia="Times New Roman" w:cs="Times New Roman"/>
-                <w:sz w:val="21"/>
-              </w:rPr>
-              <w:t>Silver cleaned</w:t>
+                <w:rFonts w:ascii="Times New Roman" w:hAnsi="Times New Roman" w:eastAsia="Times New Roman"/>
+                <w:sz w:val="21"/>
+              </w:rPr>
+              <w:t>Silver cleaned layer</w:t>
             </w:r>
           </w:p>
         </w:tc>
@@ -9366,10 +9321,10 @@
             </w:pPr>
             <w:r>
               <w:rPr>
-                <w:rFonts w:ascii="Times New Roman" w:hAnsi="Times New Roman" w:eastAsia="Times New Roman" w:cs="Times New Roman"/>
-                <w:sz w:val="21"/>
-              </w:rPr>
-              <w:t>Standardised dimensions and facts built through dbt models</w:t>
+                <w:rFonts w:ascii="Times New Roman" w:hAnsi="Times New Roman" w:eastAsia="Times New Roman"/>
+                <w:sz w:val="21"/>
+              </w:rPr>
+              <w:t>Standardise usable fields after data profiling, alias mapping, and validation.</w:t>
             </w:r>
           </w:p>
         </w:tc>
@@ -9391,10 +9346,10 @@
             </w:pPr>
             <w:r>
               <w:rPr>
-                <w:rFonts w:ascii="Times New Roman" w:hAnsi="Times New Roman" w:eastAsia="Times New Roman" w:cs="Times New Roman"/>
-                <w:sz w:val="21"/>
-              </w:rPr>
-              <w:t>dim_customer, dim_area, dim_pest, fact_service, fact_payment, fact_warranty, fact_refund</w:t>
+                <w:rFonts w:ascii="Times New Roman" w:hAnsi="Times New Roman" w:eastAsia="Times New Roman"/>
+                <w:sz w:val="21"/>
+              </w:rPr>
+              <w:t>Cleaned customer/service/payment/warranty/refund/calendar/weather records.</w:t>
             </w:r>
           </w:p>
         </w:tc>
@@ -9422,10 +9377,10 @@
             </w:pPr>
             <w:r>
               <w:rPr>
-                <w:rFonts w:ascii="Times New Roman" w:hAnsi="Times New Roman" w:eastAsia="Times New Roman" w:cs="Times New Roman"/>
-                <w:sz w:val="21"/>
-              </w:rPr>
-              <w:t>Gold marts</w:t>
+                <w:rFonts w:ascii="Times New Roman" w:hAnsi="Times New Roman" w:eastAsia="Times New Roman"/>
+                <w:sz w:val="21"/>
+              </w:rPr>
+              <w:t>Gold analytics layer</w:t>
             </w:r>
           </w:p>
         </w:tc>
@@ -9447,10 +9402,10 @@
             </w:pPr>
             <w:r>
               <w:rPr>
-                <w:rFonts w:ascii="Times New Roman" w:hAnsi="Times New Roman" w:eastAsia="Times New Roman" w:cs="Times New Roman"/>
-                <w:sz w:val="21"/>
-              </w:rPr>
-              <w:t>Dashboard-ready tables and views consumed by Superset</w:t>
+                <w:rFonts w:ascii="Times New Roman" w:hAnsi="Times New Roman" w:eastAsia="Times New Roman"/>
+                <w:sz w:val="21"/>
+              </w:rPr>
+              <w:t>Create dashboard-ready views for business questions and Superset charts.</w:t>
             </w:r>
           </w:p>
         </w:tc>
@@ -9472,10 +9427,10 @@
             </w:pPr>
             <w:r>
               <w:rPr>
-                <w:rFonts w:ascii="Times New Roman" w:hAnsi="Times New Roman" w:eastAsia="Times New Roman" w:cs="Times New Roman"/>
-                <w:sz w:val="21"/>
-              </w:rPr>
-              <w:t>mart_area_risk, mart_treatment_difficulty, mart_recurrence_windows, mart_data_quality, mart_pipeline_status</w:t>
+                <w:rFonts w:ascii="Times New Roman" w:hAnsi="Times New Roman" w:eastAsia="Times New Roman"/>
+                <w:sz w:val="21"/>
+              </w:rPr>
+              <w:t>Area risk, treatment difficulty, recurrence, upsell, data quality, and refresh-status outputs.</w:t>
             </w:r>
           </w:p>
         </w:tc>
@@ -9496,10 +9451,10 @@
             </w:pPr>
             <w:r>
               <w:rPr>
-                <w:rFonts w:ascii="Times New Roman" w:hAnsi="Times New Roman" w:eastAsia="Times New Roman" w:cs="Times New Roman"/>
-                <w:sz w:val="21"/>
-              </w:rPr>
-              <w:t>Audit and lineage</w:t>
+                <w:rFonts w:ascii="Times New Roman" w:hAnsi="Times New Roman" w:eastAsia="Times New Roman"/>
+                <w:sz w:val="21"/>
+              </w:rPr>
+              <w:t>Audit and quality layer</w:t>
             </w:r>
           </w:p>
         </w:tc>
@@ -9515,10 +9470,10 @@
             </w:pPr>
             <w:r>
               <w:rPr>
-                <w:rFonts w:ascii="Times New Roman" w:hAnsi="Times New Roman" w:eastAsia="Times New Roman" w:cs="Times New Roman"/>
-                <w:sz w:val="21"/>
-              </w:rPr>
-              <w:t>Store pipeline runs, quality checks, source freshness, and matching confidence</w:t>
+                <w:rFonts w:ascii="Times New Roman" w:hAnsi="Times New Roman" w:eastAsia="Times New Roman"/>
+                <w:sz w:val="21"/>
+              </w:rPr>
+              <w:t>Record pipeline runs, validation issues, match confidence, and source freshness.</w:t>
             </w:r>
           </w:p>
         </w:tc>
@@ -9534,10 +9489,10 @@
             </w:pPr>
             <w:r>
               <w:rPr>
-                <w:rFonts w:ascii="Times New Roman" w:hAnsi="Times New Roman" w:eastAsia="Times New Roman" w:cs="Times New Roman"/>
-                <w:sz w:val="21"/>
-              </w:rPr>
-              <w:t>etl_run_log, data_quality_log, source_refresh_status, record_match_log, weather_enrichment_log</w:t>
+                <w:rFonts w:ascii="Times New Roman" w:hAnsi="Times New Roman" w:eastAsia="Times New Roman"/>
+                <w:sz w:val="21"/>
+              </w:rPr>
+              <w:t>Data quality report, refresh log, matching log, and weather-enrichment coverage.</w:t>
             </w:r>
           </w:p>
         </w:tc>
@@ -9566,18 +9521,26 @@
       </w:pPr>
       <w:r>
         <w:rPr>
-          <w:rFonts w:ascii="Times New Roman" w:hAnsi="Times New Roman" w:eastAsia="Times New Roman" w:cs="Times New Roman"/>
-          <w:sz w:val="24"/>
-        </w:rPr>
-        <w:t>The design will use stable identifiers such as customer_id, service_id, date, area, postcode, pest_type, package_type, technician, and team. BigQuery is used as an analytics warehouse rather than a transaction-processing database, so relationships will be managed through consistent keys, SQL joins, dbt models, data tests, lineage documentation, and validation logs rather than transactional foreign-key enforcement.</w:t>
+          <w:rFonts w:ascii="Times New Roman" w:hAnsi="Times New Roman" w:eastAsia="Times New Roman"/>
+          <w:sz w:val="24"/>
+        </w:rPr>
+        <w:t>The planned design will use stable identifiers where available, such as customer ID, service/session reference, normalised phone number, date, area/postcode, pest type, package type, technician, and team. Because the exact source columns may differ across company sheets, CP2 will first create a field-mapping document and data quality report before finalising the warehouse model. BigQuery will be used as an analytics warehouse rather than a transaction-processing database, so relationships will be managed through SQL joins, dbt models, data tests, lineage documentation, and validation logs rather than transactional foreign-key enforcement.</w:t>
       </w:r>
     </w:p>
     <w:tbl>
       <w:tblPr>
         <w:tblStyle w:val="TableGrid"/>
         <w:tblW w:w="5000" w:type="pct"/>
+        <w:tblLook w:val="04A0" w:firstRow="1" w:lastRow="0" w:firstColumn="1" w:lastColumn="0" w:noHBand="0" w:noVBand="1"/>
         <w:jc w:val="center"/>
-        <w:tblLook w:val="04A0" w:firstRow="1" w:lastRow="0" w:firstColumn="1" w:lastColumn="0" w:noHBand="0" w:noVBand="1"/>
+        <w:tblBorders>
+          <w:top w:val="single" w:sz="4" w:space="0" w:color="CBD5E1"/>
+          <w:left w:val="single" w:sz="4" w:space="0" w:color="CBD5E1"/>
+          <w:bottom w:val="single" w:sz="4" w:space="0" w:color="CBD5E1"/>
+          <w:right w:val="single" w:sz="4" w:space="0" w:color="CBD5E1"/>
+          <w:insideH w:val="single" w:sz="4" w:space="0" w:color="CBD5E1"/>
+          <w:insideV w:val="single" w:sz="4" w:space="0" w:color="CBD5E1"/>
+        </w:tblBorders>
       </w:tblPr>
       <w:tblGrid>
         <w:gridCol w:w="3511"/>
@@ -9601,26 +9564,21 @@
               <w:right w:w="90" w:type="dxa"/>
             </w:tcMar>
             <w:vAlign w:val="center"/>
-          </w:tcPr>
-          <w:p>
-            <w:pPr>
-              <w:spacing w:after="60" w:line="276" w:lineRule="auto"/>
-              <w:jc w:val="left"/>
-              <w:rPr>
-                <w:rFonts w:ascii="Times New Roman" w:hAnsi="Times New Roman" w:cs="Times New Roman"/>
-                <w:sz w:val="24"/>
-                <w:szCs w:val="24"/>
-              </w:rPr>
-            </w:pPr>
-            <w:r>
-              <w:rPr>
-                <w:rFonts w:ascii="Times New Roman" w:hAnsi="Times New Roman" w:cs="Times New Roman" w:eastAsia="Times New Roman"/>
+            <w:shd w:fill="DCEAF7"/>
+            <w:shd w:fill="DCEAF7"/>
+          </w:tcPr>
+          <w:p>
+            <w:pPr>
+              <w:spacing w:line="276" w:lineRule="auto" w:after="60"/>
+              <w:jc w:val="left"/>
+            </w:pPr>
+            <w:r>
+              <w:rPr>
+                <w:rFonts w:ascii="Times New Roman" w:hAnsi="Times New Roman" w:eastAsia="Times New Roman"/>
                 <w:b/>
-                <w:color w:val="142332"/>
-                <w:sz w:val="21"/>
-                <w:szCs w:val="24"/>
-              </w:rPr>
-              <w:t>Relationship</w:t>
+                <w:sz w:val="21"/>
+              </w:rPr>
+              <w:t>Planned Relationship</w:t>
             </w:r>
           </w:p>
         </w:tc>
@@ -9635,26 +9593,21 @@
               <w:right w:w="90" w:type="dxa"/>
             </w:tcMar>
             <w:vAlign w:val="center"/>
-          </w:tcPr>
-          <w:p>
-            <w:pPr>
-              <w:spacing w:after="60" w:line="276" w:lineRule="auto"/>
-              <w:jc w:val="left"/>
-              <w:rPr>
-                <w:rFonts w:ascii="Times New Roman" w:hAnsi="Times New Roman" w:cs="Times New Roman"/>
-                <w:sz w:val="24"/>
-                <w:szCs w:val="24"/>
-              </w:rPr>
-            </w:pPr>
-            <w:r>
-              <w:rPr>
-                <w:rFonts w:ascii="Times New Roman" w:hAnsi="Times New Roman" w:cs="Times New Roman" w:eastAsia="Times New Roman"/>
+            <w:shd w:fill="DCEAF7"/>
+            <w:shd w:fill="DCEAF7"/>
+          </w:tcPr>
+          <w:p>
+            <w:pPr>
+              <w:spacing w:line="276" w:lineRule="auto" w:after="60"/>
+              <w:jc w:val="left"/>
+            </w:pPr>
+            <w:r>
+              <w:rPr>
+                <w:rFonts w:ascii="Times New Roman" w:hAnsi="Times New Roman" w:eastAsia="Times New Roman"/>
                 <w:b/>
-                <w:color w:val="142332"/>
-                <w:sz w:val="21"/>
-                <w:szCs w:val="24"/>
-              </w:rPr>
-              <w:t>Join Key / Matching Rule</w:t>
+                <w:sz w:val="21"/>
+              </w:rPr>
+              <w:t>Likely Matching Rule</w:t>
             </w:r>
           </w:p>
         </w:tc>
@@ -9669,26 +9622,21 @@
               <w:right w:w="90" w:type="dxa"/>
             </w:tcMar>
             <w:vAlign w:val="center"/>
-          </w:tcPr>
-          <w:p>
-            <w:pPr>
-              <w:spacing w:after="60" w:line="276" w:lineRule="auto"/>
-              <w:jc w:val="left"/>
-              <w:rPr>
-                <w:rFonts w:ascii="Times New Roman" w:hAnsi="Times New Roman" w:cs="Times New Roman"/>
-                <w:sz w:val="24"/>
-                <w:szCs w:val="24"/>
-              </w:rPr>
-            </w:pPr>
-            <w:r>
-              <w:rPr>
-                <w:rFonts w:ascii="Times New Roman" w:hAnsi="Times New Roman" w:cs="Times New Roman" w:eastAsia="Times New Roman"/>
+            <w:shd w:fill="DCEAF7"/>
+            <w:shd w:fill="DCEAF7"/>
+          </w:tcPr>
+          <w:p>
+            <w:pPr>
+              <w:spacing w:line="276" w:lineRule="auto" w:after="60"/>
+              <w:jc w:val="left"/>
+            </w:pPr>
+            <w:r>
+              <w:rPr>
+                <w:rFonts w:ascii="Times New Roman" w:hAnsi="Times New Roman" w:eastAsia="Times New Roman"/>
                 <w:b/>
-                <w:color w:val="142332"/>
-                <w:sz w:val="21"/>
-                <w:szCs w:val="24"/>
-              </w:rPr>
-              <w:t>Purpose</w:t>
+                <w:sz w:val="21"/>
+              </w:rPr>
+              <w:t>Reason for Matching</w:t>
             </w:r>
           </w:p>
         </w:tc>
@@ -9711,21 +9659,15 @@
           </w:tcPr>
           <w:p>
             <w:pPr>
-              <w:spacing w:after="60" w:line="276" w:lineRule="auto"/>
-              <w:jc w:val="left"/>
-              <w:rPr>
-                <w:rFonts w:ascii="Times New Roman" w:hAnsi="Times New Roman" w:cs="Times New Roman"/>
-                <w:sz w:val="24"/>
-                <w:szCs w:val="24"/>
-              </w:rPr>
-            </w:pPr>
-            <w:r>
-              <w:rPr>
-                <w:rFonts w:ascii="Times New Roman" w:hAnsi="Times New Roman" w:cs="Times New Roman" w:eastAsia="Times New Roman"/>
-                <w:sz w:val="21"/>
-                <w:szCs w:val="24"/>
-              </w:rPr>
-              <w:t>dim_customer -&gt; fact_service</w:t>
+              <w:spacing w:line="276" w:lineRule="auto" w:after="60"/>
+              <w:jc w:val="left"/>
+            </w:pPr>
+            <w:r>
+              <w:rPr>
+                <w:rFonts w:ascii="Times New Roman" w:hAnsi="Times New Roman" w:eastAsia="Times New Roman"/>
+                <w:sz w:val="21"/>
+              </w:rPr>
+              <w:t>Customer to service/session records</w:t>
             </w:r>
           </w:p>
         </w:tc>
@@ -9742,21 +9684,15 @@
           </w:tcPr>
           <w:p>
             <w:pPr>
-              <w:spacing w:after="60" w:line="276" w:lineRule="auto"/>
-              <w:jc w:val="left"/>
-              <w:rPr>
-                <w:rFonts w:ascii="Times New Roman" w:hAnsi="Times New Roman" w:cs="Times New Roman"/>
-                <w:sz w:val="24"/>
-                <w:szCs w:val="24"/>
-              </w:rPr>
-            </w:pPr>
-            <w:r>
-              <w:rPr>
-                <w:rFonts w:ascii="Times New Roman" w:hAnsi="Times New Roman" w:cs="Times New Roman" w:eastAsia="Times New Roman"/>
-                <w:sz w:val="21"/>
-                <w:szCs w:val="24"/>
-              </w:rPr>
-              <w:t>customer_id; fallback to normalised phone number</w:t>
+              <w:spacing w:line="276" w:lineRule="auto" w:after="60"/>
+              <w:jc w:val="left"/>
+            </w:pPr>
+            <w:r>
+              <w:rPr>
+                <w:rFonts w:ascii="Times New Roman" w:hAnsi="Times New Roman" w:eastAsia="Times New Roman"/>
+                <w:sz w:val="21"/>
+              </w:rPr>
+              <w:t>Customer ID where available; otherwise normalised phone number or name/date fallback with confidence flag.</w:t>
             </w:r>
           </w:p>
         </w:tc>
@@ -9773,21 +9709,15 @@
           </w:tcPr>
           <w:p>
             <w:pPr>
-              <w:spacing w:after="60" w:line="276" w:lineRule="auto"/>
-              <w:jc w:val="left"/>
-              <w:rPr>
-                <w:rFonts w:ascii="Times New Roman" w:hAnsi="Times New Roman" w:cs="Times New Roman"/>
-                <w:sz w:val="24"/>
-                <w:szCs w:val="24"/>
-              </w:rPr>
-            </w:pPr>
-            <w:r>
-              <w:rPr>
-                <w:rFonts w:ascii="Times New Roman" w:hAnsi="Times New Roman" w:cs="Times New Roman" w:eastAsia="Times New Roman"/>
-                <w:sz w:val="21"/>
-                <w:szCs w:val="24"/>
-              </w:rPr>
-              <w:t>Connect services to customer profile, premise type, and segment</w:t>
+              <w:spacing w:line="276" w:lineRule="auto" w:after="60"/>
+              <w:jc w:val="left"/>
+            </w:pPr>
+            <w:r>
+              <w:rPr>
+                <w:rFonts w:ascii="Times New Roman" w:hAnsi="Times New Roman" w:eastAsia="Times New Roman"/>
+                <w:sz w:val="21"/>
+              </w:rPr>
+              <w:t>Connect service activity to customer type, premise type, and repeat behaviour.</w:t>
             </w:r>
           </w:p>
         </w:tc>
@@ -9810,21 +9740,15 @@
           </w:tcPr>
           <w:p>
             <w:pPr>
-              <w:spacing w:after="60" w:line="276" w:lineRule="auto"/>
-              <w:jc w:val="left"/>
-              <w:rPr>
-                <w:rFonts w:ascii="Times New Roman" w:hAnsi="Times New Roman" w:cs="Times New Roman"/>
-                <w:sz w:val="24"/>
-                <w:szCs w:val="24"/>
-              </w:rPr>
-            </w:pPr>
-            <w:r>
-              <w:rPr>
-                <w:rFonts w:ascii="Times New Roman" w:hAnsi="Times New Roman" w:cs="Times New Roman" w:eastAsia="Times New Roman"/>
-                <w:sz w:val="21"/>
-                <w:szCs w:val="24"/>
-              </w:rPr>
-              <w:t>fact_service -&gt; fact_warranty</w:t>
+              <w:spacing w:line="276" w:lineRule="auto" w:after="60"/>
+              <w:jc w:val="left"/>
+            </w:pPr>
+            <w:r>
+              <w:rPr>
+                <w:rFonts w:ascii="Times New Roman" w:hAnsi="Times New Roman" w:eastAsia="Times New Roman"/>
+                <w:sz w:val="21"/>
+              </w:rPr>
+              <w:t>Service/session to warranty claim</w:t>
             </w:r>
           </w:p>
         </w:tc>
@@ -9841,39 +9765,15 @@
           </w:tcPr>
           <w:p>
             <w:pPr>
-              <w:spacing w:after="60" w:line="276" w:lineRule="auto"/>
-              <w:jc w:val="left"/>
-              <w:rPr>
-                <w:rFonts w:ascii="Times New Roman" w:hAnsi="Times New Roman" w:cs="Times New Roman"/>
-                <w:sz w:val="24"/>
-                <w:szCs w:val="24"/>
-              </w:rPr>
-            </w:pPr>
-            <w:r>
-              <w:rPr>
-                <w:rFonts w:ascii="Times New Roman" w:hAnsi="Times New Roman" w:cs="Times New Roman" w:eastAsia="Times New Roman"/>
-                <w:sz w:val="21"/>
-                <w:szCs w:val="24"/>
-              </w:rPr>
-              <w:t xml:space="preserve">service_id when available; </w:t>
-            </w:r>
-            <w:proofErr w:type="gramStart"/>
-            <w:r>
-              <w:rPr>
-                <w:rFonts w:ascii="Times New Roman" w:hAnsi="Times New Roman" w:cs="Times New Roman" w:eastAsia="Times New Roman"/>
-                <w:sz w:val="21"/>
-                <w:szCs w:val="24"/>
-              </w:rPr>
-              <w:t>otherwise</w:t>
-            </w:r>
-            <w:proofErr w:type="gramEnd"/>
-            <w:r>
-              <w:rPr>
-                <w:rFonts w:ascii="Times New Roman" w:hAnsi="Times New Roman" w:cs="Times New Roman" w:eastAsia="Times New Roman"/>
-                <w:sz w:val="21"/>
-                <w:szCs w:val="24"/>
-              </w:rPr>
-              <w:t xml:space="preserve"> customer_id + service date window + pest type</w:t>
+              <w:spacing w:line="276" w:lineRule="auto" w:after="60"/>
+              <w:jc w:val="left"/>
+            </w:pPr>
+            <w:r>
+              <w:rPr>
+                <w:rFonts w:ascii="Times New Roman" w:hAnsi="Times New Roman" w:eastAsia="Times New Roman"/>
+                <w:sz w:val="21"/>
+              </w:rPr>
+              <w:t>Service ID if available; otherwise customer/date/pest/area window with manual review flag.</w:t>
             </w:r>
           </w:p>
         </w:tc>
@@ -9890,21 +9790,15 @@
           </w:tcPr>
           <w:p>
             <w:pPr>
-              <w:spacing w:after="60" w:line="276" w:lineRule="auto"/>
-              <w:jc w:val="left"/>
-              <w:rPr>
-                <w:rFonts w:ascii="Times New Roman" w:hAnsi="Times New Roman" w:cs="Times New Roman"/>
-                <w:sz w:val="24"/>
-                <w:szCs w:val="24"/>
-              </w:rPr>
-            </w:pPr>
-            <w:r>
-              <w:rPr>
-                <w:rFonts w:ascii="Times New Roman" w:hAnsi="Times New Roman" w:cs="Times New Roman" w:eastAsia="Times New Roman"/>
-                <w:sz w:val="21"/>
-                <w:szCs w:val="24"/>
-              </w:rPr>
-              <w:t>Link claims to original service context</w:t>
+              <w:spacing w:line="276" w:lineRule="auto" w:after="60"/>
+              <w:jc w:val="left"/>
+            </w:pPr>
+            <w:r>
+              <w:rPr>
+                <w:rFonts w:ascii="Times New Roman" w:hAnsi="Times New Roman" w:eastAsia="Times New Roman"/>
+                <w:sz w:val="21"/>
+              </w:rPr>
+              <w:t>Identify repeat or unresolved cases without assuming every claim has a perfect service link.</w:t>
             </w:r>
           </w:p>
         </w:tc>
@@ -9927,22 +9821,15 @@
           </w:tcPr>
           <w:p>
             <w:pPr>
-              <w:spacing w:after="60" w:line="276" w:lineRule="auto"/>
-              <w:jc w:val="left"/>
-              <w:rPr>
-                <w:rFonts w:ascii="Times New Roman" w:hAnsi="Times New Roman" w:cs="Times New Roman"/>
-                <w:sz w:val="24"/>
-                <w:szCs w:val="24"/>
-              </w:rPr>
-            </w:pPr>
-            <w:r>
-              <w:rPr>
-                <w:rFonts w:ascii="Times New Roman" w:hAnsi="Times New Roman" w:cs="Times New Roman" w:eastAsia="Times New Roman"/>
-                <w:sz w:val="21"/>
-                <w:szCs w:val="24"/>
-              </w:rPr>
-              <w:lastRenderedPageBreak/>
-              <w:t>fact_service -&gt; fact_refund</w:t>
+              <w:spacing w:line="276" w:lineRule="auto" w:after="60"/>
+              <w:jc w:val="left"/>
+            </w:pPr>
+            <w:r>
+              <w:rPr>
+                <w:rFonts w:ascii="Times New Roman" w:hAnsi="Times New Roman" w:eastAsia="Times New Roman"/>
+                <w:sz w:val="21"/>
+              </w:rPr>
+              <w:t>Service/session to refund</w:t>
             </w:r>
           </w:p>
         </w:tc>
@@ -9959,21 +9846,15 @@
           </w:tcPr>
           <w:p>
             <w:pPr>
-              <w:spacing w:after="60" w:line="276" w:lineRule="auto"/>
-              <w:jc w:val="left"/>
-              <w:rPr>
-                <w:rFonts w:ascii="Times New Roman" w:hAnsi="Times New Roman" w:cs="Times New Roman"/>
-                <w:sz w:val="24"/>
-                <w:szCs w:val="24"/>
-              </w:rPr>
-            </w:pPr>
-            <w:r>
-              <w:rPr>
-                <w:rFonts w:ascii="Times New Roman" w:hAnsi="Times New Roman" w:cs="Times New Roman" w:eastAsia="Times New Roman"/>
-                <w:sz w:val="21"/>
-                <w:szCs w:val="24"/>
-              </w:rPr>
-              <w:t>customer_id/service_id and refund date after service date</w:t>
+              <w:spacing w:line="276" w:lineRule="auto" w:after="60"/>
+              <w:jc w:val="left"/>
+            </w:pPr>
+            <w:r>
+              <w:rPr>
+                <w:rFonts w:ascii="Times New Roman" w:hAnsi="Times New Roman" w:eastAsia="Times New Roman"/>
+                <w:sz w:val="21"/>
+              </w:rPr>
+              <w:t>Customer or service reference plus refund date after service date.</w:t>
             </w:r>
           </w:p>
         </w:tc>
@@ -9990,21 +9871,15 @@
           </w:tcPr>
           <w:p>
             <w:pPr>
-              <w:spacing w:after="60" w:line="276" w:lineRule="auto"/>
-              <w:jc w:val="left"/>
-              <w:rPr>
-                <w:rFonts w:ascii="Times New Roman" w:hAnsi="Times New Roman" w:cs="Times New Roman"/>
-                <w:sz w:val="24"/>
-                <w:szCs w:val="24"/>
-              </w:rPr>
-            </w:pPr>
-            <w:r>
-              <w:rPr>
-                <w:rFonts w:ascii="Times New Roman" w:hAnsi="Times New Roman" w:cs="Times New Roman" w:eastAsia="Times New Roman"/>
-                <w:sz w:val="21"/>
-                <w:szCs w:val="24"/>
-              </w:rPr>
-              <w:t>Measure refund impact by service, area, pest, and technician review signal</w:t>
+              <w:spacing w:line="276" w:lineRule="auto" w:after="60"/>
+              <w:jc w:val="left"/>
+            </w:pPr>
+            <w:r>
+              <w:rPr>
+                <w:rFonts w:ascii="Times New Roman" w:hAnsi="Times New Roman" w:eastAsia="Times New Roman"/>
+                <w:sz w:val="21"/>
+              </w:rPr>
+              <w:t>Measure refund impact by area, pest type, package, and review category.</w:t>
             </w:r>
           </w:p>
         </w:tc>
@@ -10027,21 +9902,15 @@
           </w:tcPr>
           <w:p>
             <w:pPr>
-              <w:spacing w:after="60" w:line="276" w:lineRule="auto"/>
-              <w:jc w:val="left"/>
-              <w:rPr>
-                <w:rFonts w:ascii="Times New Roman" w:hAnsi="Times New Roman" w:cs="Times New Roman"/>
-                <w:sz w:val="24"/>
-                <w:szCs w:val="24"/>
-              </w:rPr>
-            </w:pPr>
-            <w:r>
-              <w:rPr>
-                <w:rFonts w:ascii="Times New Roman" w:hAnsi="Times New Roman" w:cs="Times New Roman" w:eastAsia="Times New Roman"/>
-                <w:sz w:val="21"/>
-                <w:szCs w:val="24"/>
-              </w:rPr>
-              <w:t>fact_service -&gt; fact_calendar_event</w:t>
+              <w:spacing w:line="276" w:lineRule="auto" w:after="60"/>
+              <w:jc w:val="left"/>
+            </w:pPr>
+            <w:r>
+              <w:rPr>
+                <w:rFonts w:ascii="Times New Roman" w:hAnsi="Times New Roman" w:eastAsia="Times New Roman"/>
+                <w:sz w:val="21"/>
+              </w:rPr>
+              <w:t>Calendar event to service/session</w:t>
             </w:r>
           </w:p>
         </w:tc>
@@ -10058,21 +9927,15 @@
           </w:tcPr>
           <w:p>
             <w:pPr>
-              <w:spacing w:after="60" w:line="276" w:lineRule="auto"/>
-              <w:jc w:val="left"/>
-              <w:rPr>
-                <w:rFonts w:ascii="Times New Roman" w:hAnsi="Times New Roman" w:cs="Times New Roman"/>
-                <w:sz w:val="24"/>
-                <w:szCs w:val="24"/>
-              </w:rPr>
-            </w:pPr>
-            <w:r>
-              <w:rPr>
-                <w:rFonts w:ascii="Times New Roman" w:hAnsi="Times New Roman" w:cs="Times New Roman" w:eastAsia="Times New Roman"/>
-                <w:sz w:val="21"/>
-                <w:szCs w:val="24"/>
-              </w:rPr>
-              <w:t>service date + customer name/phone/event title; confidence flag stored</w:t>
+              <w:spacing w:line="276" w:lineRule="auto" w:after="60"/>
+              <w:jc w:val="left"/>
+            </w:pPr>
+            <w:r>
+              <w:rPr>
+                <w:rFonts w:ascii="Times New Roman" w:hAnsi="Times New Roman" w:eastAsia="Times New Roman"/>
+                <w:sz w:val="21"/>
+              </w:rPr>
+              <w:t>Event title/description, date, team, customer name or phone, with match confidence.</w:t>
             </w:r>
           </w:p>
         </w:tc>
@@ -10089,21 +9952,15 @@
           </w:tcPr>
           <w:p>
             <w:pPr>
-              <w:spacing w:after="60" w:line="276" w:lineRule="auto"/>
-              <w:jc w:val="left"/>
-              <w:rPr>
-                <w:rFonts w:ascii="Times New Roman" w:hAnsi="Times New Roman" w:cs="Times New Roman"/>
-                <w:sz w:val="24"/>
-                <w:szCs w:val="24"/>
-              </w:rPr>
-            </w:pPr>
-            <w:r>
-              <w:rPr>
-                <w:rFonts w:ascii="Times New Roman" w:hAnsi="Times New Roman" w:cs="Times New Roman" w:eastAsia="Times New Roman"/>
-                <w:sz w:val="21"/>
-                <w:szCs w:val="24"/>
-              </w:rPr>
-              <w:t>Compare scheduled slots with service and warranty activity</w:t>
+              <w:spacing w:line="276" w:lineRule="auto" w:after="60"/>
+              <w:jc w:val="left"/>
+            </w:pPr>
+            <w:r>
+              <w:rPr>
+                <w:rFonts w:ascii="Times New Roman" w:hAnsi="Times New Roman" w:eastAsia="Times New Roman"/>
+                <w:sz w:val="21"/>
+              </w:rPr>
+              <w:t>Use scheduling data for capacity and extra/warranty session analysis.</w:t>
             </w:r>
           </w:p>
         </w:tc>
@@ -10126,21 +9983,15 @@
           </w:tcPr>
           <w:p>
             <w:pPr>
-              <w:spacing w:after="60" w:line="276" w:lineRule="auto"/>
-              <w:jc w:val="left"/>
-              <w:rPr>
-                <w:rFonts w:ascii="Times New Roman" w:hAnsi="Times New Roman" w:cs="Times New Roman"/>
-                <w:sz w:val="24"/>
-                <w:szCs w:val="24"/>
-              </w:rPr>
-            </w:pPr>
-            <w:r>
-              <w:rPr>
-                <w:rFonts w:ascii="Times New Roman" w:hAnsi="Times New Roman" w:cs="Times New Roman" w:eastAsia="Times New Roman"/>
-                <w:sz w:val="21"/>
-                <w:szCs w:val="24"/>
-              </w:rPr>
-              <w:t>fact_service -&gt; dim_area</w:t>
+              <w:spacing w:line="276" w:lineRule="auto" w:after="60"/>
+              <w:jc w:val="left"/>
+            </w:pPr>
+            <w:r>
+              <w:rPr>
+                <w:rFonts w:ascii="Times New Roman" w:hAnsi="Times New Roman" w:eastAsia="Times New Roman"/>
+                <w:sz w:val="21"/>
+              </w:rPr>
+              <w:t>Service/session to area/weather</w:t>
             </w:r>
           </w:p>
         </w:tc>
@@ -10157,21 +10008,15 @@
           </w:tcPr>
           <w:p>
             <w:pPr>
-              <w:spacing w:after="60" w:line="276" w:lineRule="auto"/>
-              <w:jc w:val="left"/>
-              <w:rPr>
-                <w:rFonts w:ascii="Times New Roman" w:hAnsi="Times New Roman" w:cs="Times New Roman"/>
-                <w:sz w:val="24"/>
-                <w:szCs w:val="24"/>
-              </w:rPr>
-            </w:pPr>
-            <w:r>
-              <w:rPr>
-                <w:rFonts w:ascii="Times New Roman" w:hAnsi="Times New Roman" w:cs="Times New Roman" w:eastAsia="Times New Roman"/>
-                <w:sz w:val="21"/>
-                <w:szCs w:val="24"/>
-              </w:rPr>
-              <w:t>standardised area/postcode</w:t>
+              <w:spacing w:line="276" w:lineRule="auto" w:after="60"/>
+              <w:jc w:val="left"/>
+            </w:pPr>
+            <w:r>
+              <w:rPr>
+                <w:rFonts w:ascii="Times New Roman" w:hAnsi="Times New Roman" w:eastAsia="Times New Roman"/>
+                <w:sz w:val="21"/>
+              </w:rPr>
+              <w:t>Standardised area or postcode mapped to centroid coordinate and service date.</w:t>
             </w:r>
           </w:p>
         </w:tc>
@@ -10188,21 +10033,15 @@
           </w:tcPr>
           <w:p>
             <w:pPr>
-              <w:spacing w:after="60" w:line="276" w:lineRule="auto"/>
-              <w:jc w:val="left"/>
-              <w:rPr>
-                <w:rFonts w:ascii="Times New Roman" w:hAnsi="Times New Roman" w:cs="Times New Roman"/>
-                <w:sz w:val="24"/>
-                <w:szCs w:val="24"/>
-              </w:rPr>
-            </w:pPr>
-            <w:r>
-              <w:rPr>
-                <w:rFonts w:ascii="Times New Roman" w:hAnsi="Times New Roman" w:cs="Times New Roman" w:eastAsia="Times New Roman"/>
-                <w:sz w:val="21"/>
-                <w:szCs w:val="24"/>
-              </w:rPr>
-              <w:t>Attach city/state, centroid coordinates, and area match confidence</w:t>
+              <w:spacing w:line="276" w:lineRule="auto" w:after="60"/>
+              <w:jc w:val="left"/>
+            </w:pPr>
+            <w:r>
+              <w:rPr>
+                <w:rFonts w:ascii="Times New Roman" w:hAnsi="Times New Roman" w:eastAsia="Times New Roman"/>
+                <w:sz w:val="21"/>
+              </w:rPr>
+              <w:t>Attach weather-associated indicators and area-level context.</w:t>
             </w:r>
           </w:p>
         </w:tc>
@@ -10225,21 +10064,15 @@
           </w:tcPr>
           <w:p>
             <w:pPr>
-              <w:spacing w:after="60" w:line="276" w:lineRule="auto"/>
-              <w:jc w:val="left"/>
-              <w:rPr>
-                <w:rFonts w:ascii="Times New Roman" w:hAnsi="Times New Roman" w:cs="Times New Roman"/>
-                <w:sz w:val="24"/>
-                <w:szCs w:val="24"/>
-              </w:rPr>
-            </w:pPr>
-            <w:r>
-              <w:rPr>
-                <w:rFonts w:ascii="Times New Roman" w:hAnsi="Times New Roman" w:cs="Times New Roman" w:eastAsia="Times New Roman"/>
-                <w:sz w:val="21"/>
-                <w:szCs w:val="24"/>
-              </w:rPr>
-              <w:t>fact_service -&gt; weather features</w:t>
+              <w:spacing w:line="276" w:lineRule="auto" w:after="60"/>
+              <w:jc w:val="left"/>
+            </w:pPr>
+            <w:r>
+              <w:rPr>
+                <w:rFonts w:ascii="Times New Roman" w:hAnsi="Times New Roman" w:eastAsia="Times New Roman"/>
+                <w:sz w:val="21"/>
+              </w:rPr>
+              <w:t>Upsell to payment</w:t>
             </w:r>
           </w:p>
         </w:tc>
@@ -10256,21 +10089,15 @@
           </w:tcPr>
           <w:p>
             <w:pPr>
-              <w:spacing w:after="60" w:line="276" w:lineRule="auto"/>
-              <w:jc w:val="left"/>
-              <w:rPr>
-                <w:rFonts w:ascii="Times New Roman" w:hAnsi="Times New Roman" w:cs="Times New Roman"/>
-                <w:sz w:val="24"/>
-                <w:szCs w:val="24"/>
-              </w:rPr>
-            </w:pPr>
-            <w:r>
-              <w:rPr>
-                <w:rFonts w:ascii="Times New Roman" w:hAnsi="Times New Roman" w:cs="Times New Roman" w:eastAsia="Times New Roman"/>
-                <w:sz w:val="21"/>
-                <w:szCs w:val="24"/>
-              </w:rPr>
-              <w:t>area/postcode coordinate + service date</w:t>
+              <w:spacing w:line="276" w:lineRule="auto" w:after="60"/>
+              <w:jc w:val="left"/>
+            </w:pPr>
+            <w:r>
+              <w:rPr>
+                <w:rFonts w:ascii="Times New Roman" w:hAnsi="Times New Roman" w:eastAsia="Times New Roman"/>
+                <w:sz w:val="21"/>
+              </w:rPr>
+              <w:t>Customer/payment reference and payment date near the offer or package window.</w:t>
             </w:r>
           </w:p>
         </w:tc>
@@ -10287,21 +10114,15 @@
           </w:tcPr>
           <w:p>
             <w:pPr>
-              <w:spacing w:after="60" w:line="276" w:lineRule="auto"/>
-              <w:jc w:val="left"/>
-              <w:rPr>
-                <w:rFonts w:ascii="Times New Roman" w:hAnsi="Times New Roman" w:cs="Times New Roman"/>
-                <w:sz w:val="24"/>
-                <w:szCs w:val="24"/>
-              </w:rPr>
-            </w:pPr>
-            <w:r>
-              <w:rPr>
-                <w:rFonts w:ascii="Times New Roman" w:hAnsi="Times New Roman" w:cs="Times New Roman" w:eastAsia="Times New Roman"/>
-                <w:sz w:val="21"/>
-                <w:szCs w:val="24"/>
-              </w:rPr>
-              <w:t>Attach rainfall, humidity, temperature, and weather data coverage</w:t>
+              <w:spacing w:line="276" w:lineRule="auto" w:after="60"/>
+              <w:jc w:val="left"/>
+            </w:pPr>
+            <w:r>
+              <w:rPr>
+                <w:rFonts w:ascii="Times New Roman" w:hAnsi="Times New Roman" w:eastAsia="Times New Roman"/>
+                <w:sz w:val="21"/>
+              </w:rPr>
+              <w:t>Estimate upsell window performance when rejected offers are not fully recorded.</w:t>
             </w:r>
           </w:p>
         </w:tc>
@@ -10324,21 +10145,15 @@
           </w:tcPr>
           <w:p>
             <w:pPr>
-              <w:spacing w:after="60" w:line="276" w:lineRule="auto"/>
-              <w:jc w:val="left"/>
-              <w:rPr>
-                <w:rFonts w:ascii="Times New Roman" w:hAnsi="Times New Roman" w:cs="Times New Roman"/>
-                <w:sz w:val="24"/>
-                <w:szCs w:val="24"/>
-              </w:rPr>
-            </w:pPr>
-            <w:r>
-              <w:rPr>
-                <w:rFonts w:ascii="Times New Roman" w:hAnsi="Times New Roman" w:cs="Times New Roman" w:eastAsia="Times New Roman"/>
-                <w:sz w:val="21"/>
-                <w:szCs w:val="24"/>
-              </w:rPr>
-              <w:t>fact_upsell -&gt; fact_payment</w:t>
+              <w:spacing w:line="276" w:lineRule="auto" w:after="60"/>
+              <w:jc w:val="left"/>
+            </w:pPr>
+            <w:r>
+              <w:rPr>
+                <w:rFonts w:ascii="Times New Roman" w:hAnsi="Times New Roman" w:eastAsia="Times New Roman"/>
+                <w:sz w:val="21"/>
+              </w:rPr>
+              <w:t>Recommendation to dashboard output</w:t>
             </w:r>
           </w:p>
         </w:tc>
@@ -10355,21 +10170,15 @@
           </w:tcPr>
           <w:p>
             <w:pPr>
-              <w:spacing w:after="60" w:line="276" w:lineRule="auto"/>
-              <w:jc w:val="left"/>
-              <w:rPr>
-                <w:rFonts w:ascii="Times New Roman" w:hAnsi="Times New Roman" w:cs="Times New Roman"/>
-                <w:sz w:val="24"/>
-                <w:szCs w:val="24"/>
-              </w:rPr>
-            </w:pPr>
-            <w:r>
-              <w:rPr>
-                <w:rFonts w:ascii="Times New Roman" w:hAnsi="Times New Roman" w:cs="Times New Roman" w:eastAsia="Times New Roman"/>
-                <w:sz w:val="21"/>
-                <w:szCs w:val="24"/>
-              </w:rPr>
-              <w:t>customer_id + payment date near offer/window date</w:t>
+              <w:spacing w:line="276" w:lineRule="auto" w:after="60"/>
+              <w:jc w:val="left"/>
+            </w:pPr>
+            <w:r>
+              <w:rPr>
+                <w:rFonts w:ascii="Times New Roman" w:hAnsi="Times New Roman" w:eastAsia="Times New Roman"/>
+                <w:sz w:val="21"/>
+              </w:rPr>
+              <w:t>Related customer/service/area/pest/date where available.</w:t>
             </w:r>
           </w:p>
         </w:tc>
@@ -10386,120 +10195,15 @@
           </w:tcPr>
           <w:p>
             <w:pPr>
-              <w:spacing w:after="60" w:line="276" w:lineRule="auto"/>
-              <w:jc w:val="left"/>
-              <w:rPr>
-                <w:rFonts w:ascii="Times New Roman" w:hAnsi="Times New Roman" w:cs="Times New Roman"/>
-                <w:sz w:val="24"/>
-                <w:szCs w:val="24"/>
-              </w:rPr>
-            </w:pPr>
-            <w:r>
-              <w:rPr>
-                <w:rFonts w:ascii="Times New Roman" w:hAnsi="Times New Roman" w:cs="Times New Roman" w:eastAsia="Times New Roman"/>
-                <w:sz w:val="21"/>
-                <w:szCs w:val="24"/>
-              </w:rPr>
-              <w:t>Infer window performance when direct response data is unavailable</w:t>
-            </w:r>
-          </w:p>
-        </w:tc>
-      </w:tr>
-      <w:tr>
-        <w:trPr>
-          <w:cantSplit/>
-          <w:jc w:val="center"/>
-        </w:trPr>
-        <w:tc>
-          <w:tcPr>
-            <w:tcW w:w="1947" w:type="pct"/>
-            <w:tcMar>
-              <w:top w:w="90" w:type="dxa"/>
-              <w:left w:w="90" w:type="dxa"/>
-              <w:bottom w:w="90" w:type="dxa"/>
-              <w:right w:w="90" w:type="dxa"/>
-            </w:tcMar>
-            <w:vAlign w:val="center"/>
-          </w:tcPr>
-          <w:p>
-            <w:pPr>
-              <w:spacing w:after="60" w:line="276" w:lineRule="auto"/>
-              <w:jc w:val="left"/>
-              <w:rPr>
-                <w:rFonts w:ascii="Times New Roman" w:hAnsi="Times New Roman" w:cs="Times New Roman"/>
-                <w:sz w:val="24"/>
-                <w:szCs w:val="24"/>
-              </w:rPr>
-            </w:pPr>
-            <w:r>
-              <w:rPr>
-                <w:rFonts w:ascii="Times New Roman" w:hAnsi="Times New Roman" w:cs="Times New Roman" w:eastAsia="Times New Roman"/>
-                <w:sz w:val="21"/>
-                <w:szCs w:val="24"/>
-              </w:rPr>
-              <w:t>mart_recommendations -&gt; facts/marts</w:t>
-            </w:r>
-          </w:p>
-        </w:tc>
-        <w:tc>
-          <w:tcPr>
-            <w:tcW w:w="1890" w:type="pct"/>
-            <w:tcMar>
-              <w:top w:w="90" w:type="dxa"/>
-              <w:left w:w="90" w:type="dxa"/>
-              <w:bottom w:w="90" w:type="dxa"/>
-              <w:right w:w="90" w:type="dxa"/>
-            </w:tcMar>
-            <w:vAlign w:val="center"/>
-          </w:tcPr>
-          <w:p>
-            <w:pPr>
-              <w:spacing w:after="60" w:line="276" w:lineRule="auto"/>
-              <w:jc w:val="left"/>
-              <w:rPr>
-                <w:rFonts w:ascii="Times New Roman" w:hAnsi="Times New Roman" w:cs="Times New Roman"/>
-                <w:sz w:val="24"/>
-                <w:szCs w:val="24"/>
-              </w:rPr>
-            </w:pPr>
-            <w:r>
-              <w:rPr>
-                <w:rFonts w:ascii="Times New Roman" w:hAnsi="Times New Roman" w:cs="Times New Roman" w:eastAsia="Times New Roman"/>
-                <w:sz w:val="21"/>
-                <w:szCs w:val="24"/>
-              </w:rPr>
-              <w:t>related customer_id, service_id, area, pest type, and generated date</w:t>
-            </w:r>
-          </w:p>
-        </w:tc>
-        <w:tc>
-          <w:tcPr>
-            <w:tcW w:w="1163" w:type="pct"/>
-            <w:tcMar>
-              <w:top w:w="90" w:type="dxa"/>
-              <w:left w:w="90" w:type="dxa"/>
-              <w:bottom w:w="90" w:type="dxa"/>
-              <w:right w:w="90" w:type="dxa"/>
-            </w:tcMar>
-            <w:vAlign w:val="center"/>
-          </w:tcPr>
-          <w:p>
-            <w:pPr>
-              <w:spacing w:after="60" w:line="276" w:lineRule="auto"/>
-              <w:jc w:val="left"/>
-              <w:rPr>
-                <w:rFonts w:ascii="Times New Roman" w:hAnsi="Times New Roman" w:cs="Times New Roman"/>
-                <w:sz w:val="24"/>
-                <w:szCs w:val="24"/>
-              </w:rPr>
-            </w:pPr>
-            <w:r>
-              <w:rPr>
-                <w:rFonts w:ascii="Times New Roman" w:hAnsi="Times New Roman" w:cs="Times New Roman" w:eastAsia="Times New Roman"/>
-                <w:sz w:val="21"/>
-                <w:szCs w:val="24"/>
-              </w:rPr>
-              <w:t>Track suggested actions and later outcomes</w:t>
+              <w:spacing w:line="276" w:lineRule="auto" w:after="60"/>
+              <w:jc w:val="left"/>
+            </w:pPr>
+            <w:r>
+              <w:rPr>
+                <w:rFonts w:ascii="Times New Roman" w:hAnsi="Times New Roman" w:eastAsia="Times New Roman"/>
+                <w:sz w:val="21"/>
+              </w:rPr>
+              <w:t>Track suggested action, management response, and later outcome.</w:t>
             </w:r>
           </w:p>
         </w:tc>
@@ -10537,6 +10241,19 @@
         </w:rPr>
         <w:lastRenderedPageBreak/>
         <w:t>3.4 Data Sources and Field Mapping</w:t>
+      </w:r>
+    </w:p>
+    <w:p>
+      <w:pPr>
+        <w:spacing w:line="360" w:lineRule="auto" w:after="120"/>
+        <w:jc w:val="both"/>
+      </w:pPr>
+      <w:r>
+        <w:rPr>
+          <w:rFonts w:ascii="Times New Roman" w:hAnsi="Times New Roman" w:eastAsia="Times New Roman"/>
+          <w:sz w:val="24"/>
+        </w:rPr>
+        <w:t>The field mapping in this proposal is therefore indicative. In CP2, the first implementation task will be to profile the real Google Sheets, Calendar exports, and CSV files, then produce a confirmed data dictionary showing which fields are usable, which fields need cleaning, and which fields must be excluded or flagged for low confidence.</w:t>
       </w:r>
     </w:p>
     <w:tbl>
@@ -10545,6 +10262,14 @@
         <w:tblW w:w="5000" w:type="pct"/>
         <w:jc w:val="center"/>
         <w:tblLook w:val="04A0" w:firstRow="1" w:lastRow="0" w:firstColumn="1" w:lastColumn="0" w:noHBand="0" w:noVBand="1"/>
+        <w:tblBorders>
+          <w:top w:val="single" w:sz="4" w:space="0" w:color="CBD5E1"/>
+          <w:left w:val="single" w:sz="4" w:space="0" w:color="CBD5E1"/>
+          <w:bottom w:val="single" w:sz="4" w:space="0" w:color="CBD5E1"/>
+          <w:right w:val="single" w:sz="4" w:space="0" w:color="CBD5E1"/>
+          <w:insideH w:val="single" w:sz="4" w:space="0" w:color="CBD5E1"/>
+          <w:insideV w:val="single" w:sz="4" w:space="0" w:color="CBD5E1"/>
+        </w:tblBorders>
       </w:tblPr>
       <w:tblGrid>
         <w:gridCol w:w="2670"/>
@@ -10568,6 +10293,7 @@
               <w:right w:w="90" w:type="dxa"/>
             </w:tcMar>
             <w:vAlign w:val="center"/>
+            <w:shd w:fill="DCEAF7"/>
           </w:tcPr>
           <w:p>
             <w:pPr>
@@ -10602,6 +10328,7 @@
               <w:right w:w="90" w:type="dxa"/>
             </w:tcMar>
             <w:vAlign w:val="center"/>
+            <w:shd w:fill="DCEAF7"/>
           </w:tcPr>
           <w:p>
             <w:pPr>
@@ -10636,6 +10363,7 @@
               <w:right w:w="90" w:type="dxa"/>
             </w:tcMar>
             <w:vAlign w:val="center"/>
+            <w:shd w:fill="DCEAF7"/>
           </w:tcPr>
           <w:p>
             <w:pPr>
@@ -11511,6 +11239,14 @@
         <w:tblW w:w="5000" w:type="pct"/>
         <w:jc w:val="center"/>
         <w:tblLook w:val="04A0" w:firstRow="1" w:lastRow="0" w:firstColumn="1" w:lastColumn="0" w:noHBand="0" w:noVBand="1"/>
+        <w:tblBorders>
+          <w:top w:val="single" w:sz="4" w:space="0" w:color="CBD5E1"/>
+          <w:left w:val="single" w:sz="4" w:space="0" w:color="CBD5E1"/>
+          <w:bottom w:val="single" w:sz="4" w:space="0" w:color="CBD5E1"/>
+          <w:right w:val="single" w:sz="4" w:space="0" w:color="CBD5E1"/>
+          <w:insideH w:val="single" w:sz="4" w:space="0" w:color="CBD5E1"/>
+          <w:insideV w:val="single" w:sz="4" w:space="0" w:color="CBD5E1"/>
+        </w:tblBorders>
       </w:tblPr>
       <w:tblGrid>
         <w:gridCol w:w="2820"/>
@@ -11534,6 +11270,7 @@
               <w:right w:w="90" w:type="dxa"/>
             </w:tcMar>
             <w:vAlign w:val="center"/>
+            <w:shd w:fill="DCEAF7"/>
           </w:tcPr>
           <w:p>
             <w:pPr>
@@ -11568,6 +11305,7 @@
               <w:right w:w="90" w:type="dxa"/>
             </w:tcMar>
             <w:vAlign w:val="center"/>
+            <w:shd w:fill="DCEAF7"/>
           </w:tcPr>
           <w:p>
             <w:pPr>
@@ -11602,6 +11340,7 @@
               <w:right w:w="90" w:type="dxa"/>
             </w:tcMar>
             <w:vAlign w:val="center"/>
+            <w:shd w:fill="DCEAF7"/>
           </w:tcPr>
           <w:p>
             <w:pPr>
@@ -12663,6 +12402,14 @@
         <w:tblW w:w="5000" w:type="pct"/>
         <w:jc w:val="center"/>
         <w:tblLook w:val="04A0" w:firstRow="1" w:lastRow="0" w:firstColumn="1" w:lastColumn="0" w:noHBand="0" w:noVBand="1"/>
+        <w:tblBorders>
+          <w:top w:val="single" w:sz="4" w:space="0" w:color="CBD5E1"/>
+          <w:left w:val="single" w:sz="4" w:space="0" w:color="CBD5E1"/>
+          <w:bottom w:val="single" w:sz="4" w:space="0" w:color="CBD5E1"/>
+          <w:right w:val="single" w:sz="4" w:space="0" w:color="CBD5E1"/>
+          <w:insideH w:val="single" w:sz="4" w:space="0" w:color="CBD5E1"/>
+          <w:insideV w:val="single" w:sz="4" w:space="0" w:color="CBD5E1"/>
+        </w:tblBorders>
       </w:tblPr>
       <w:tblGrid>
         <w:gridCol w:w="2973"/>
@@ -12685,6 +12432,7 @@
               <w:right w:w="90" w:type="dxa"/>
             </w:tcMar>
             <w:vAlign w:val="center"/>
+            <w:shd w:fill="DCEAF7"/>
           </w:tcPr>
           <w:p>
             <w:pPr>
@@ -12719,6 +12467,7 @@
               <w:right w:w="90" w:type="dxa"/>
             </w:tcMar>
             <w:vAlign w:val="center"/>
+            <w:shd w:fill="DCEAF7"/>
           </w:tcPr>
           <w:p>
             <w:pPr>
@@ -13467,6 +13216,14 @@
         <w:tblW w:w="5000" w:type="pct"/>
         <w:jc w:val="center"/>
         <w:tblLook w:val="04A0" w:firstRow="1" w:lastRow="0" w:firstColumn="1" w:lastColumn="0" w:noHBand="0" w:noVBand="1"/>
+        <w:tblBorders>
+          <w:top w:val="single" w:sz="4" w:space="0" w:color="CBD5E1"/>
+          <w:left w:val="single" w:sz="4" w:space="0" w:color="CBD5E1"/>
+          <w:bottom w:val="single" w:sz="4" w:space="0" w:color="CBD5E1"/>
+          <w:right w:val="single" w:sz="4" w:space="0" w:color="CBD5E1"/>
+          <w:insideH w:val="single" w:sz="4" w:space="0" w:color="CBD5E1"/>
+          <w:insideV w:val="single" w:sz="4" w:space="0" w:color="CBD5E1"/>
+        </w:tblBorders>
       </w:tblPr>
       <w:tblGrid>
         <w:gridCol w:w="2793"/>
@@ -13490,6 +13247,7 @@
               <w:right w:w="90" w:type="dxa"/>
             </w:tcMar>
             <w:vAlign w:val="center"/>
+            <w:shd w:fill="DCEAF7"/>
           </w:tcPr>
           <w:p>
             <w:pPr>
@@ -13524,6 +13282,7 @@
               <w:right w:w="90" w:type="dxa"/>
             </w:tcMar>
             <w:vAlign w:val="center"/>
+            <w:shd w:fill="DCEAF7"/>
           </w:tcPr>
           <w:p>
             <w:pPr>
@@ -13558,6 +13317,7 @@
               <w:right w:w="90" w:type="dxa"/>
             </w:tcMar>
             <w:vAlign w:val="center"/>
+            <w:shd w:fill="DCEAF7"/>
           </w:tcPr>
           <w:p>
             <w:pPr>
@@ -14423,31 +14183,14 @@
           <w:szCs w:val="24"/>
         </w:rPr>
       </w:pPr>
-      <w:r>
-        <w:rPr>
-          <w:rFonts w:ascii="Times New Roman" w:hAnsi="Times New Roman" w:cs="Times New Roman" w:eastAsia="Times New Roman"/>
-          <w:sz w:val="24"/>
-          <w:szCs w:val="24"/>
-        </w:rPr>
-        <w:t>For each service record, the ETL process will calculate rain_same_day_mm, rain_</w:t>
-      </w:r>
       <w:proofErr w:type="gramStart"/>
-      <w:r>
-        <w:rPr>
-          <w:rFonts w:ascii="Times New Roman" w:hAnsi="Times New Roman" w:cs="Times New Roman" w:eastAsia="Times New Roman"/>
-          <w:sz w:val="24"/>
-          <w:szCs w:val="24"/>
-        </w:rPr>
-        <w:t>previous_1</w:t>
-      </w:r>
       <w:proofErr w:type="gramEnd"/>
       <w:r>
         <w:rPr>
-          <w:rFonts w:ascii="Times New Roman" w:hAnsi="Times New Roman" w:cs="Times New Roman" w:eastAsia="Times New Roman"/>
-          <w:sz w:val="24"/>
-          <w:szCs w:val="24"/>
-        </w:rPr>
-        <w:t>_day_mm, rain_last_3_days_mm, rain_last_7_days_mm, temperature_mean, humidity_mean, and heavy_rain_flag. Warranty and repeat-problem analysis will use service-date weather windows, while area risk dashboards may also show recent/current weather indicators.</w:t>
+          <w:rFonts w:ascii="Times New Roman" w:hAnsi="Times New Roman" w:eastAsia="Times New Roman"/>
+          <w:sz w:val="24"/>
+        </w:rPr>
+        <w:t>For each service record with a usable service date and area/postcode coordinate, the ETL process is expected to calculate weather-window features such as same-day rainfall, previous-day rainfall, rainfall over the previous 3 and 7 days, average temperature, average humidity, and a heavy-rain indicator. The exact field names will be finalised in CP2 after testing the weather API output and matching coverage. Warranty and repeat-problem analysis will use service-date weather windows, while area risk dashboards may also show recent or current weather indicators.</w:t>
       </w:r>
     </w:p>
     <w:p>
@@ -14793,6 +14536,14 @@
         <w:tblW w:w="5000" w:type="pct"/>
         <w:jc w:val="center"/>
         <w:tblLook w:val="04A0" w:firstRow="1" w:lastRow="0" w:firstColumn="1" w:lastColumn="0" w:noHBand="0" w:noVBand="1"/>
+        <w:tblBorders>
+          <w:top w:val="single" w:sz="4" w:space="0" w:color="CBD5E1"/>
+          <w:left w:val="single" w:sz="4" w:space="0" w:color="CBD5E1"/>
+          <w:bottom w:val="single" w:sz="4" w:space="0" w:color="CBD5E1"/>
+          <w:right w:val="single" w:sz="4" w:space="0" w:color="CBD5E1"/>
+          <w:insideH w:val="single" w:sz="4" w:space="0" w:color="CBD5E1"/>
+          <w:insideV w:val="single" w:sz="4" w:space="0" w:color="CBD5E1"/>
+        </w:tblBorders>
       </w:tblPr>
       <w:tblGrid>
         <w:gridCol w:w="3329"/>
@@ -14815,6 +14566,7 @@
               <w:right w:w="90" w:type="dxa"/>
             </w:tcMar>
             <w:vAlign w:val="center"/>
+            <w:shd w:fill="DCEAF7"/>
           </w:tcPr>
           <w:p>
             <w:pPr>
@@ -14849,6 +14601,7 @@
               <w:right w:w="90" w:type="dxa"/>
             </w:tcMar>
             <w:vAlign w:val="center"/>
+            <w:shd w:fill="DCEAF7"/>
           </w:tcPr>
           <w:p>
             <w:pPr>
@@ -15805,6 +15558,14 @@
         <w:tblW w:w="5000" w:type="pct"/>
         <w:jc w:val="center"/>
         <w:tblLook w:val="04A0" w:firstRow="1" w:lastRow="0" w:firstColumn="1" w:lastColumn="0" w:noHBand="0" w:noVBand="1"/>
+        <w:tblBorders>
+          <w:top w:val="single" w:sz="4" w:space="0" w:color="CBD5E1"/>
+          <w:left w:val="single" w:sz="4" w:space="0" w:color="CBD5E1"/>
+          <w:bottom w:val="single" w:sz="4" w:space="0" w:color="CBD5E1"/>
+          <w:right w:val="single" w:sz="4" w:space="0" w:color="CBD5E1"/>
+          <w:insideH w:val="single" w:sz="4" w:space="0" w:color="CBD5E1"/>
+          <w:insideV w:val="single" w:sz="4" w:space="0" w:color="CBD5E1"/>
+        </w:tblBorders>
       </w:tblPr>
       <w:tblGrid>
         <w:gridCol w:w="2396"/>
@@ -15828,6 +15589,7 @@
               <w:right w:w="90" w:type="dxa"/>
             </w:tcMar>
             <w:vAlign w:val="center"/>
+            <w:shd w:fill="DCEAF7"/>
           </w:tcPr>
           <w:p>
             <w:pPr>
@@ -15862,6 +15624,7 @@
               <w:right w:w="90" w:type="dxa"/>
             </w:tcMar>
             <w:vAlign w:val="center"/>
+            <w:shd w:fill="DCEAF7"/>
           </w:tcPr>
           <w:p>
             <w:pPr>
@@ -15896,6 +15659,7 @@
               <w:right w:w="90" w:type="dxa"/>
             </w:tcMar>
             <w:vAlign w:val="center"/>
+            <w:shd w:fill="DCEAF7"/>
           </w:tcPr>
           <w:p>
             <w:pPr>
@@ -17203,6 +16967,7 @@
             <w:tcW w:type="dxa" w:w="2256"/>
             <w:shd w:fill="1F2937"/>
             <w:vAlign w:val="center"/>
+            <w:shd w:fill="DCEAF7"/>
           </w:tcPr>
           <w:p>
             <w:pPr>
@@ -17225,6 +16990,7 @@
             <w:tcW w:type="dxa" w:w="2256"/>
             <w:shd w:fill="1F2937"/>
             <w:vAlign w:val="center"/>
+            <w:shd w:fill="DCEAF7"/>
           </w:tcPr>
           <w:p>
             <w:pPr>
@@ -17247,6 +17013,7 @@
             <w:tcW w:type="dxa" w:w="2256"/>
             <w:shd w:fill="1F2937"/>
             <w:vAlign w:val="center"/>
+            <w:shd w:fill="DCEAF7"/>
           </w:tcPr>
           <w:p>
             <w:pPr>
@@ -17269,6 +17036,7 @@
             <w:tcW w:type="dxa" w:w="2256"/>
             <w:shd w:fill="1F2937"/>
             <w:vAlign w:val="center"/>
+            <w:shd w:fill="DCEAF7"/>
           </w:tcPr>
           <w:p>
             <w:pPr>
@@ -17776,6 +17544,14 @@
         <w:tblW w:w="5000" w:type="pct"/>
         <w:jc w:val="center"/>
         <w:tblLook w:val="04A0" w:firstRow="1" w:lastRow="0" w:firstColumn="1" w:lastColumn="0" w:noHBand="0" w:noVBand="1"/>
+        <w:tblBorders>
+          <w:top w:val="single" w:sz="4" w:space="0" w:color="CBD5E1"/>
+          <w:left w:val="single" w:sz="4" w:space="0" w:color="CBD5E1"/>
+          <w:bottom w:val="single" w:sz="4" w:space="0" w:color="CBD5E1"/>
+          <w:right w:val="single" w:sz="4" w:space="0" w:color="CBD5E1"/>
+          <w:insideH w:val="single" w:sz="4" w:space="0" w:color="CBD5E1"/>
+          <w:insideV w:val="single" w:sz="4" w:space="0" w:color="CBD5E1"/>
+        </w:tblBorders>
       </w:tblPr>
       <w:tblGrid>
         <w:gridCol w:w="1272"/>
@@ -17799,6 +17575,7 @@
               <w:right w:w="90" w:type="dxa"/>
             </w:tcMar>
             <w:vAlign w:val="center"/>
+            <w:shd w:fill="DCEAF7"/>
           </w:tcPr>
           <w:p>
             <w:pPr>
@@ -17833,6 +17610,7 @@
               <w:right w:w="90" w:type="dxa"/>
             </w:tcMar>
             <w:vAlign w:val="center"/>
+            <w:shd w:fill="DCEAF7"/>
           </w:tcPr>
           <w:p>
             <w:pPr>
@@ -17867,6 +17645,7 @@
               <w:right w:w="90" w:type="dxa"/>
             </w:tcMar>
             <w:vAlign w:val="center"/>
+            <w:shd w:fill="DCEAF7"/>
           </w:tcPr>
           <w:p>
             <w:pPr>
@@ -19173,6 +18952,14 @@
         <w:tblW w:w="5000" w:type="pct"/>
         <w:jc w:val="center"/>
         <w:tblLook w:val="04A0" w:firstRow="1" w:lastRow="0" w:firstColumn="1" w:lastColumn="0" w:noHBand="0" w:noVBand="1"/>
+        <w:tblBorders>
+          <w:top w:val="single" w:sz="4" w:space="0" w:color="CBD5E1"/>
+          <w:left w:val="single" w:sz="4" w:space="0" w:color="CBD5E1"/>
+          <w:bottom w:val="single" w:sz="4" w:space="0" w:color="CBD5E1"/>
+          <w:right w:val="single" w:sz="4" w:space="0" w:color="CBD5E1"/>
+          <w:insideH w:val="single" w:sz="4" w:space="0" w:color="CBD5E1"/>
+          <w:insideV w:val="single" w:sz="4" w:space="0" w:color="CBD5E1"/>
+        </w:tblBorders>
       </w:tblPr>
       <w:tblGrid>
         <w:gridCol w:w="2857"/>
@@ -19196,6 +18983,7 @@
               <w:right w:w="90" w:type="dxa"/>
             </w:tcMar>
             <w:vAlign w:val="center"/>
+            <w:shd w:fill="DCEAF7"/>
           </w:tcPr>
           <w:p>
             <w:pPr>
@@ -19230,6 +19018,7 @@
               <w:right w:w="90" w:type="dxa"/>
             </w:tcMar>
             <w:vAlign w:val="center"/>
+            <w:shd w:fill="DCEAF7"/>
           </w:tcPr>
           <w:p>
             <w:pPr>
@@ -19264,6 +19053,7 @@
               <w:right w:w="90" w:type="dxa"/>
             </w:tcMar>
             <w:vAlign w:val="center"/>
+            <w:shd w:fill="DCEAF7"/>
           </w:tcPr>
           <w:p>
             <w:pPr>
@@ -20002,6 +19792,14 @@
         <w:tblW w:w="5000" w:type="pct"/>
         <w:jc w:val="center"/>
         <w:tblLook w:val="04A0" w:firstRow="1" w:lastRow="0" w:firstColumn="1" w:lastColumn="0" w:noHBand="0" w:noVBand="1"/>
+        <w:tblBorders>
+          <w:top w:val="single" w:sz="4" w:space="0" w:color="CBD5E1"/>
+          <w:left w:val="single" w:sz="4" w:space="0" w:color="CBD5E1"/>
+          <w:bottom w:val="single" w:sz="4" w:space="0" w:color="CBD5E1"/>
+          <w:right w:val="single" w:sz="4" w:space="0" w:color="CBD5E1"/>
+          <w:insideH w:val="single" w:sz="4" w:space="0" w:color="CBD5E1"/>
+          <w:insideV w:val="single" w:sz="4" w:space="0" w:color="CBD5E1"/>
+        </w:tblBorders>
       </w:tblPr>
       <w:tblGrid>
         <w:gridCol w:w="3394"/>
@@ -20025,6 +19823,7 @@
               <w:right w:w="90" w:type="dxa"/>
             </w:tcMar>
             <w:vAlign w:val="center"/>
+            <w:shd w:fill="DCEAF7"/>
           </w:tcPr>
           <w:p>
             <w:pPr>
@@ -20059,6 +19858,7 @@
               <w:right w:w="90" w:type="dxa"/>
             </w:tcMar>
             <w:vAlign w:val="center"/>
+            <w:shd w:fill="DCEAF7"/>
           </w:tcPr>
           <w:p>
             <w:pPr>
@@ -20093,6 +19893,7 @@
               <w:right w:w="90" w:type="dxa"/>
             </w:tcMar>
             <w:vAlign w:val="center"/>
+            <w:shd w:fill="DCEAF7"/>
           </w:tcPr>
           <w:p>
             <w:pPr>
@@ -21522,641 +21323,148 @@
     <w:p>
       <w:pPr>
         <w:pStyle w:val="Heading1"/>
-        <w:spacing w:line="360" w:lineRule="auto" w:after="120" w:before="240"/>
+        <w:keepNext/>
+        <w:pageBreakBefore/>
+        <w:spacing w:line="360" w:lineRule="auto" w:after="120"/>
         <w:jc w:val="left"/>
-        <w:rPr>
-          <w:rFonts w:ascii="Times New Roman" w:hAnsi="Times New Roman" w:cs="Times New Roman"/>
-          <w:sz w:val="24"/>
-          <w:szCs w:val="24"/>
-        </w:rPr>
       </w:pPr>
       <w:r>
         <w:rPr>
-          <w:rFonts w:ascii="Times New Roman" w:hAnsi="Times New Roman" w:cs="Times New Roman" w:eastAsia="Times New Roman"/>
+          <w:rFonts w:ascii="Times New Roman" w:hAnsi="Times New Roman" w:eastAsia="Times New Roman"/>
           <w:b/>
           <w:color w:val="000000"/>
           <w:sz w:val="24"/>
-          <w:szCs w:val="24"/>
-        </w:rPr>
-        <w:t>Appendix A: Proposed Dashboard Modules</w:t>
+        </w:rPr>
+        <w:t>Appendix A: Data Sources and Planned Use</w:t>
       </w:r>
     </w:p>
     <w:p>
       <w:pPr>
-        <w:pStyle w:val="Heading3"/>
-        <w:spacing w:line="360" w:lineRule="auto" w:after="120" w:before="160"/>
-        <w:jc w:val="left"/>
-        <w:rPr>
-          <w:rFonts w:ascii="Times New Roman" w:hAnsi="Times New Roman" w:cs="Times New Roman"/>
-          <w:szCs w:val="24"/>
-        </w:rPr>
-      </w:pPr>
-      <w:r>
-        <w:rPr>
-          <w:rFonts w:ascii="Times New Roman" w:hAnsi="Times New Roman" w:cs="Times New Roman" w:eastAsia="Times New Roman"/>
-          <w:b/>
-          <w:color w:val="000000"/>
-          <w:sz w:val="24"/>
-          <w:szCs w:val="24"/>
-        </w:rPr>
-        <w:t>Executive Summary</w:t>
-      </w:r>
-    </w:p>
-    <w:p>
-      <w:pPr>
         <w:spacing w:line="360" w:lineRule="auto" w:after="120"/>
         <w:jc w:val="both"/>
-        <w:rPr>
-          <w:rFonts w:ascii="Times New Roman" w:hAnsi="Times New Roman" w:cs="Times New Roman"/>
-          <w:sz w:val="24"/>
-          <w:szCs w:val="24"/>
-        </w:rPr>
       </w:pPr>
       <w:r>
         <w:rPr>
-          <w:rFonts w:ascii="Times New Roman" w:hAnsi="Times New Roman" w:cs="Times New Roman" w:eastAsia="Times New Roman"/>
-          <w:sz w:val="24"/>
-          <w:szCs w:val="24"/>
-        </w:rPr>
-        <w:t xml:space="preserve">Overview of customers, services, revenue, warranty claims, refunds, recurrence, weather-associated risk, hotspots, and </w:t>
-      </w:r>
-      <w:proofErr w:type="gramStart"/>
-      <w:r>
-        <w:rPr>
-          <w:rFonts w:ascii="Times New Roman" w:hAnsi="Times New Roman" w:cs="Times New Roman" w:eastAsia="Times New Roman"/>
-          <w:sz w:val="24"/>
-          <w:szCs w:val="24"/>
-        </w:rPr>
-        <w:t>upsell</w:t>
-      </w:r>
-      <w:proofErr w:type="gramEnd"/>
-      <w:r>
-        <w:rPr>
-          <w:rFonts w:ascii="Times New Roman" w:hAnsi="Times New Roman" w:cs="Times New Roman" w:eastAsia="Times New Roman"/>
-          <w:sz w:val="24"/>
-          <w:szCs w:val="24"/>
-        </w:rPr>
-        <w:t xml:space="preserve"> performance.</w:t>
-      </w:r>
-    </w:p>
-    <w:p>
-      <w:pPr>
-        <w:pStyle w:val="Heading3"/>
-        <w:spacing w:line="360" w:lineRule="auto" w:after="120" w:before="160"/>
-        <w:jc w:val="left"/>
-        <w:rPr>
-          <w:rFonts w:ascii="Times New Roman" w:hAnsi="Times New Roman" w:cs="Times New Roman"/>
-          <w:szCs w:val="24"/>
-        </w:rPr>
-      </w:pPr>
-      <w:r>
-        <w:rPr>
-          <w:rFonts w:ascii="Times New Roman" w:hAnsi="Times New Roman" w:cs="Times New Roman" w:eastAsia="Times New Roman"/>
-          <w:b/>
-          <w:color w:val="000000"/>
-          <w:sz w:val="24"/>
-          <w:szCs w:val="24"/>
-        </w:rPr>
-        <w:t>Marketing and Funnel</w:t>
-      </w:r>
-    </w:p>
-    <w:p>
-      <w:pPr>
-        <w:spacing w:line="360" w:lineRule="auto" w:after="120"/>
-        <w:jc w:val="both"/>
-        <w:rPr>
-          <w:rFonts w:ascii="Times New Roman" w:hAnsi="Times New Roman" w:cs="Times New Roman"/>
-          <w:sz w:val="24"/>
-          <w:szCs w:val="24"/>
-        </w:rPr>
-      </w:pPr>
-      <w:r>
-        <w:rPr>
-          <w:rFonts w:ascii="Times New Roman" w:hAnsi="Times New Roman" w:cs="Times New Roman" w:eastAsia="Times New Roman"/>
-          <w:sz w:val="24"/>
-          <w:szCs w:val="24"/>
-        </w:rPr>
-        <w:t>Ad source quality, prospect conversion, follow-up depth, PIC performance, payment-link conversion, and lead-to-close time.</w:t>
-      </w:r>
-    </w:p>
-    <w:p>
-      <w:pPr>
-        <w:pStyle w:val="Heading3"/>
-        <w:spacing w:line="360" w:lineRule="auto" w:after="120" w:before="160"/>
-        <w:jc w:val="left"/>
-        <w:rPr>
-          <w:rFonts w:ascii="Times New Roman" w:hAnsi="Times New Roman" w:cs="Times New Roman"/>
-          <w:szCs w:val="24"/>
-        </w:rPr>
-      </w:pPr>
-      <w:r>
-        <w:rPr>
-          <w:rFonts w:ascii="Times New Roman" w:hAnsi="Times New Roman" w:cs="Times New Roman" w:eastAsia="Times New Roman"/>
-          <w:b/>
-          <w:color w:val="000000"/>
-          <w:sz w:val="24"/>
-          <w:szCs w:val="24"/>
-        </w:rPr>
-        <w:t>Area and Weather Risk</w:t>
-      </w:r>
-    </w:p>
-    <w:p>
-      <w:pPr>
-        <w:spacing w:line="360" w:lineRule="auto" w:after="120"/>
-        <w:jc w:val="both"/>
-        <w:rPr>
-          <w:rFonts w:ascii="Times New Roman" w:hAnsi="Times New Roman" w:cs="Times New Roman"/>
-          <w:sz w:val="24"/>
-          <w:szCs w:val="24"/>
-        </w:rPr>
-      </w:pPr>
-      <w:r>
-        <w:rPr>
-          <w:rFonts w:ascii="Times New Roman" w:hAnsi="Times New Roman" w:cs="Times New Roman" w:eastAsia="Times New Roman"/>
-          <w:sz w:val="24"/>
-          <w:szCs w:val="24"/>
-        </w:rPr>
-        <w:t>Area-level risk indicators using rainfall windows, flood/warning flags, pest volume, repeat rate, and complaint/refund signals.</w:t>
-      </w:r>
-    </w:p>
-    <w:p>
-      <w:pPr>
-        <w:pStyle w:val="Heading3"/>
-        <w:spacing w:line="360" w:lineRule="auto" w:after="120" w:before="160"/>
-        <w:jc w:val="left"/>
-        <w:rPr>
-          <w:rFonts w:ascii="Times New Roman" w:hAnsi="Times New Roman" w:cs="Times New Roman"/>
-          <w:szCs w:val="24"/>
-        </w:rPr>
-      </w:pPr>
-      <w:r>
-        <w:rPr>
-          <w:rFonts w:ascii="Times New Roman" w:hAnsi="Times New Roman" w:cs="Times New Roman" w:eastAsia="Times New Roman"/>
-          <w:b/>
-          <w:color w:val="000000"/>
-          <w:sz w:val="24"/>
-          <w:szCs w:val="24"/>
-        </w:rPr>
-        <w:t>Treatment Difficulty</w:t>
-      </w:r>
-    </w:p>
-    <w:p>
-      <w:pPr>
-        <w:spacing w:line="360" w:lineRule="auto" w:after="120"/>
-        <w:jc w:val="both"/>
-        <w:rPr>
-          <w:rFonts w:ascii="Times New Roman" w:hAnsi="Times New Roman" w:cs="Times New Roman"/>
-          <w:sz w:val="24"/>
-          <w:szCs w:val="24"/>
-        </w:rPr>
-      </w:pPr>
-      <w:r>
-        <w:rPr>
-          <w:rFonts w:ascii="Times New Roman" w:hAnsi="Times New Roman" w:cs="Times New Roman" w:eastAsia="Times New Roman"/>
-          <w:sz w:val="24"/>
-          <w:szCs w:val="24"/>
-        </w:rPr>
-        <w:t>Ranking of area, pest type, and team based on repeat problems, warranty claims, refunds, complimentary services, and extra sessions.</w:t>
-      </w:r>
-    </w:p>
-    <w:p>
-      <w:pPr>
-        <w:pStyle w:val="Heading3"/>
-        <w:spacing w:line="360" w:lineRule="auto" w:after="120" w:before="160"/>
-        <w:jc w:val="left"/>
-        <w:rPr>
-          <w:rFonts w:ascii="Times New Roman" w:hAnsi="Times New Roman" w:cs="Times New Roman"/>
-          <w:szCs w:val="24"/>
-        </w:rPr>
-      </w:pPr>
-      <w:r>
-        <w:rPr>
-          <w:rFonts w:ascii="Times New Roman" w:hAnsi="Times New Roman" w:cs="Times New Roman" w:eastAsia="Times New Roman"/>
-          <w:b/>
-          <w:color w:val="000000"/>
-          <w:sz w:val="24"/>
-          <w:szCs w:val="24"/>
-        </w:rPr>
-        <w:t>Warranty and Repeat Analysis</w:t>
-      </w:r>
-    </w:p>
-    <w:p>
-      <w:pPr>
-        <w:spacing w:line="360" w:lineRule="auto" w:after="120"/>
-        <w:jc w:val="both"/>
-        <w:rPr>
-          <w:rFonts w:ascii="Times New Roman" w:hAnsi="Times New Roman" w:cs="Times New Roman"/>
-          <w:sz w:val="24"/>
-          <w:szCs w:val="24"/>
-        </w:rPr>
-      </w:pPr>
-      <w:r>
-        <w:rPr>
-          <w:rFonts w:ascii="Times New Roman" w:hAnsi="Times New Roman" w:cs="Times New Roman" w:eastAsia="Times New Roman"/>
-          <w:sz w:val="24"/>
-          <w:szCs w:val="24"/>
-        </w:rPr>
-        <w:t>Warranty factor categories by period, area, pest type, team, and technician with a review queue.</w:t>
-      </w:r>
-    </w:p>
-    <w:p>
-      <w:pPr>
-        <w:pStyle w:val="Heading3"/>
-        <w:spacing w:line="360" w:lineRule="auto" w:after="120" w:before="160"/>
-        <w:jc w:val="left"/>
-        <w:rPr>
-          <w:rFonts w:ascii="Times New Roman" w:hAnsi="Times New Roman" w:cs="Times New Roman"/>
-          <w:szCs w:val="24"/>
-        </w:rPr>
-      </w:pPr>
-      <w:r>
-        <w:rPr>
-          <w:rFonts w:ascii="Times New Roman" w:hAnsi="Times New Roman" w:cs="Times New Roman" w:eastAsia="Times New Roman"/>
-          <w:b/>
-          <w:color w:val="000000"/>
-          <w:sz w:val="24"/>
-          <w:szCs w:val="24"/>
-        </w:rPr>
-        <w:lastRenderedPageBreak/>
-        <w:t>Recurrence and Hotspots</w:t>
-      </w:r>
-    </w:p>
-    <w:p>
-      <w:pPr>
-        <w:spacing w:line="360" w:lineRule="auto" w:after="120"/>
-        <w:jc w:val="both"/>
-        <w:rPr>
-          <w:rFonts w:ascii="Times New Roman" w:hAnsi="Times New Roman" w:cs="Times New Roman"/>
-          <w:sz w:val="24"/>
-          <w:szCs w:val="24"/>
-        </w:rPr>
-      </w:pPr>
-      <w:r>
-        <w:rPr>
-          <w:rFonts w:ascii="Times New Roman" w:hAnsi="Times New Roman" w:cs="Times New Roman" w:eastAsia="Times New Roman"/>
-          <w:sz w:val="24"/>
-          <w:szCs w:val="24"/>
-        </w:rPr>
-        <w:t>Days-to-recurrence buckets and DBSCAN/KDE hotspot map for emerging repeat-problem clusters.</w:t>
-      </w:r>
-    </w:p>
-    <w:p>
-      <w:pPr>
-        <w:pStyle w:val="Heading3"/>
-        <w:spacing w:line="360" w:lineRule="auto" w:after="120" w:before="160"/>
-        <w:jc w:val="left"/>
-        <w:rPr>
-          <w:rFonts w:ascii="Times New Roman" w:hAnsi="Times New Roman" w:cs="Times New Roman"/>
-          <w:szCs w:val="24"/>
-        </w:rPr>
-      </w:pPr>
-      <w:r>
-        <w:rPr>
-          <w:rFonts w:ascii="Times New Roman" w:hAnsi="Times New Roman" w:cs="Times New Roman" w:eastAsia="Times New Roman"/>
-          <w:b/>
-          <w:color w:val="000000"/>
-          <w:sz w:val="24"/>
-          <w:szCs w:val="24"/>
-        </w:rPr>
-        <w:t>Upsell Intelligence</w:t>
-      </w:r>
-    </w:p>
-    <w:p>
-      <w:pPr>
-        <w:spacing w:line="360" w:lineRule="auto" w:after="120"/>
-        <w:jc w:val="both"/>
-        <w:rPr>
-          <w:rFonts w:ascii="Times New Roman" w:hAnsi="Times New Roman" w:cs="Times New Roman"/>
-          <w:sz w:val="24"/>
-          <w:szCs w:val="24"/>
-        </w:rPr>
-      </w:pPr>
-      <w:r>
-        <w:rPr>
-          <w:rFonts w:ascii="Times New Roman" w:hAnsi="Times New Roman" w:cs="Times New Roman" w:eastAsia="Times New Roman"/>
-          <w:sz w:val="24"/>
-          <w:szCs w:val="24"/>
-        </w:rPr>
-        <w:t>Package effectiveness, package-fit matrix, upsell window performance, and future response tracking template.</w:t>
-      </w:r>
-    </w:p>
-    <w:p>
-      <w:pPr>
-        <w:pStyle w:val="Heading3"/>
-        <w:spacing w:line="360" w:lineRule="auto" w:after="120" w:before="160"/>
-        <w:jc w:val="left"/>
-        <w:rPr>
-          <w:rFonts w:ascii="Times New Roman" w:hAnsi="Times New Roman" w:cs="Times New Roman"/>
-          <w:szCs w:val="24"/>
-        </w:rPr>
-      </w:pPr>
-      <w:r>
-        <w:rPr>
-          <w:rFonts w:ascii="Times New Roman" w:hAnsi="Times New Roman" w:cs="Times New Roman" w:eastAsia="Times New Roman"/>
-          <w:b/>
-          <w:color w:val="000000"/>
-          <w:sz w:val="24"/>
-          <w:szCs w:val="24"/>
-        </w:rPr>
-        <w:t>Scheduling Capacity</w:t>
-      </w:r>
-    </w:p>
-    <w:p>
-      <w:pPr>
-        <w:spacing w:line="360" w:lineRule="auto" w:after="120"/>
-        <w:jc w:val="both"/>
-        <w:rPr>
-          <w:rFonts w:ascii="Times New Roman" w:hAnsi="Times New Roman" w:cs="Times New Roman"/>
-          <w:sz w:val="24"/>
-          <w:szCs w:val="24"/>
-        </w:rPr>
-      </w:pPr>
-      <w:r>
-        <w:rPr>
-          <w:rFonts w:ascii="Times New Roman" w:hAnsi="Times New Roman" w:cs="Times New Roman" w:eastAsia="Times New Roman"/>
-          <w:sz w:val="24"/>
-          <w:szCs w:val="24"/>
-        </w:rPr>
-        <w:t>Calendar slot usage, new/warranty/extra split, peak booking times, area density, and session gap analysis.</w:t>
-      </w:r>
-    </w:p>
-    <w:p>
-      <w:pPr>
-        <w:pStyle w:val="Heading3"/>
-        <w:spacing w:line="360" w:lineRule="auto" w:after="120" w:before="160"/>
-        <w:jc w:val="left"/>
-        <w:rPr>
-          <w:rFonts w:ascii="Times New Roman" w:hAnsi="Times New Roman" w:cs="Times New Roman"/>
-          <w:szCs w:val="24"/>
-        </w:rPr>
-      </w:pPr>
-      <w:r>
-        <w:rPr>
-          <w:rFonts w:ascii="Times New Roman" w:hAnsi="Times New Roman" w:cs="Times New Roman" w:eastAsia="Times New Roman"/>
-          <w:b/>
-          <w:color w:val="000000"/>
-          <w:sz w:val="24"/>
-          <w:szCs w:val="24"/>
-        </w:rPr>
-        <w:t>Refund Root Cause</w:t>
-      </w:r>
-    </w:p>
-    <w:p>
-      <w:pPr>
-        <w:spacing w:line="360" w:lineRule="auto" w:after="120"/>
-        <w:jc w:val="both"/>
-        <w:rPr>
-          <w:rFonts w:ascii="Times New Roman" w:hAnsi="Times New Roman" w:cs="Times New Roman"/>
-          <w:sz w:val="24"/>
-          <w:szCs w:val="24"/>
-        </w:rPr>
-      </w:pPr>
-      <w:r>
-        <w:rPr>
-          <w:rFonts w:ascii="Times New Roman" w:hAnsi="Times New Roman" w:cs="Times New Roman" w:eastAsia="Times New Roman"/>
-          <w:sz w:val="24"/>
-          <w:szCs w:val="24"/>
-        </w:rPr>
-        <w:t>Standardised refund categories and financial impact by area, pest, source, and technician review indicator.</w:t>
-      </w:r>
-    </w:p>
-    <w:p>
-      <w:pPr>
-        <w:pStyle w:val="Heading3"/>
-        <w:spacing w:line="360" w:lineRule="auto" w:after="120" w:before="160"/>
-        <w:jc w:val="left"/>
-        <w:rPr>
-          <w:rFonts w:ascii="Times New Roman" w:hAnsi="Times New Roman" w:cs="Times New Roman"/>
-          <w:szCs w:val="24"/>
-        </w:rPr>
-      </w:pPr>
-      <w:r>
-        <w:rPr>
-          <w:rFonts w:ascii="Times New Roman" w:hAnsi="Times New Roman" w:cs="Times New Roman" w:eastAsia="Times New Roman"/>
-          <w:b/>
-          <w:color w:val="000000"/>
-          <w:sz w:val="24"/>
-          <w:szCs w:val="24"/>
-        </w:rPr>
-        <w:t>Data Quality and Refresh</w:t>
-      </w:r>
-    </w:p>
-    <w:p>
-      <w:pPr>
-        <w:spacing w:line="360" w:lineRule="auto" w:after="120"/>
-        <w:jc w:val="both"/>
-        <w:rPr>
-          <w:rFonts w:ascii="Times New Roman" w:hAnsi="Times New Roman" w:cs="Times New Roman"/>
-          <w:sz w:val="24"/>
-          <w:szCs w:val="24"/>
-        </w:rPr>
-      </w:pPr>
-      <w:r>
-        <w:rPr>
-          <w:rFonts w:ascii="Times New Roman" w:hAnsi="Times New Roman" w:cs="Times New Roman" w:eastAsia="Times New Roman"/>
-          <w:sz w:val="24"/>
-          <w:szCs w:val="24"/>
-        </w:rPr>
-        <w:t>Missing-value summary, duplicate count, invalid-date records, unmatched customer records, coordinate match confidence, weather enrichment coverage, calendar match confidence, last refresh time, and failed refresh status.</w:t>
-      </w:r>
-    </w:p>
-    <w:p>
-      <w:pPr>
-        <w:pStyle w:val="Heading3"/>
-        <w:spacing w:line="360" w:lineRule="auto" w:after="120" w:before="160"/>
-        <w:jc w:val="left"/>
-        <w:rPr>
-          <w:rFonts w:ascii="Times New Roman" w:hAnsi="Times New Roman" w:cs="Times New Roman"/>
-          <w:szCs w:val="24"/>
-        </w:rPr>
-      </w:pPr>
-      <w:r>
-        <w:rPr>
-          <w:rFonts w:ascii="Times New Roman" w:hAnsi="Times New Roman" w:cs="Times New Roman" w:eastAsia="Times New Roman"/>
-          <w:b/>
-          <w:color w:val="000000"/>
-          <w:sz w:val="24"/>
-          <w:szCs w:val="24"/>
-        </w:rPr>
-        <w:t>Recommendation Log</w:t>
-      </w:r>
-    </w:p>
-    <w:p>
-      <w:pPr>
-        <w:spacing w:line="360" w:lineRule="auto" w:after="120"/>
-        <w:jc w:val="both"/>
-        <w:rPr>
-          <w:rFonts w:ascii="Times New Roman" w:hAnsi="Times New Roman" w:cs="Times New Roman"/>
-          <w:sz w:val="24"/>
-          <w:szCs w:val="24"/>
-        </w:rPr>
-      </w:pPr>
-      <w:r>
-        <w:rPr>
-          <w:rFonts w:ascii="Times New Roman" w:hAnsi="Times New Roman" w:cs="Times New Roman" w:eastAsia="Times New Roman"/>
-          <w:sz w:val="24"/>
-          <w:szCs w:val="24"/>
-        </w:rPr>
-        <w:t>Generated prescriptive suggestions, supporting reasons, confidence or review labels, management action taken, and later outcome tracking for continuous improvement.</w:t>
-      </w:r>
-    </w:p>
-    <w:p>
-      <w:pPr>
-        <w:pStyle w:val="Heading1"/>
-        <w:spacing w:line="360" w:lineRule="auto" w:after="120" w:before="240"/>
-        <w:jc w:val="left"/>
-        <w:rPr>
-          <w:rFonts w:ascii="Times New Roman" w:hAnsi="Times New Roman" w:cs="Times New Roman"/>
-          <w:sz w:val="24"/>
-          <w:szCs w:val="24"/>
-        </w:rPr>
-      </w:pPr>
-      <w:r>
-        <w:rPr>
-          <w:rFonts w:ascii="Times New Roman" w:hAnsi="Times New Roman" w:cs="Times New Roman" w:eastAsia="Times New Roman"/>
-          <w:b/>
-          <w:color w:val="000000"/>
-          <w:sz w:val="24"/>
-          <w:szCs w:val="24"/>
-        </w:rPr>
-        <w:t>Appendix B: Proposed Data Warehouse Tables</w:t>
+          <w:rFonts w:ascii="Times New Roman" w:hAnsi="Times New Roman" w:eastAsia="Times New Roman"/>
+          <w:sz w:val="24"/>
+        </w:rPr>
+        <w:t>This appendix summarises the data sources expected to be used in CP2. The exact column names are not treated as final in CP1 because the company Google Sheets and Calendar structures may change. CP2 will begin with source profiling and a confirmed data dictionary before loading data into BigQuery.</w:t>
       </w:r>
     </w:p>
     <w:tbl>
       <w:tblPr>
-        <w:tblStyle w:val="TableGrid"/>
-        <w:tblW w:w="5000" w:type="pct"/>
+        <w:tblW w:type="auto" w:w="0"/>
+        <w:tblLook w:firstColumn="1" w:firstRow="1" w:lastColumn="0" w:lastRow="0" w:noHBand="0" w:noVBand="1" w:val="04A0"/>
         <w:jc w:val="center"/>
-        <w:tblLook w:val="04A0" w:firstRow="1" w:lastRow="0" w:firstColumn="1" w:lastColumn="0" w:noHBand="0" w:noVBand="1"/>
+        <w:tblBorders>
+          <w:top w:val="single" w:sz="4" w:space="0" w:color="CBD5E1"/>
+          <w:left w:val="single" w:sz="4" w:space="0" w:color="CBD5E1"/>
+          <w:bottom w:val="single" w:sz="4" w:space="0" w:color="CBD5E1"/>
+          <w:right w:val="single" w:sz="4" w:space="0" w:color="CBD5E1"/>
+          <w:insideH w:val="single" w:sz="4" w:space="0" w:color="CBD5E1"/>
+          <w:insideV w:val="single" w:sz="4" w:space="0" w:color="CBD5E1"/>
+        </w:tblBorders>
       </w:tblPr>
       <w:tblGrid>
-        <w:gridCol w:w="3764"/>
-        <w:gridCol w:w="1711"/>
-        <w:gridCol w:w="3541"/>
+        <w:gridCol w:w="2256"/>
+        <w:gridCol w:w="2256"/>
+        <w:gridCol w:w="2256"/>
+        <w:gridCol w:w="2256"/>
       </w:tblGrid>
       <w:tr>
-        <w:trPr>
-          <w:cantSplit/>
-          <w:tblHeader/>
-          <w:jc w:val="center"/>
-        </w:trPr>
-        <w:tc>
-          <w:tcPr>
-            <w:tcW w:w="2087" w:type="pct"/>
-            <w:shd w:val="clear" w:color="auto" w:fill="E8F1FA"/>
-            <w:tcMar>
-              <w:top w:w="90" w:type="dxa"/>
-              <w:left w:w="90" w:type="dxa"/>
-              <w:bottom w:w="90" w:type="dxa"/>
-              <w:right w:w="90" w:type="dxa"/>
-            </w:tcMar>
-            <w:vAlign w:val="center"/>
-          </w:tcPr>
-          <w:p>
-            <w:pPr>
-              <w:spacing w:after="60" w:line="276" w:lineRule="auto"/>
-              <w:jc w:val="left"/>
-              <w:rPr>
-                <w:rFonts w:ascii="Times New Roman" w:hAnsi="Times New Roman" w:cs="Times New Roman"/>
-                <w:sz w:val="24"/>
-                <w:szCs w:val="24"/>
-              </w:rPr>
-            </w:pPr>
-            <w:r>
-              <w:rPr>
-                <w:rFonts w:ascii="Times New Roman" w:hAnsi="Times New Roman" w:cs="Times New Roman" w:eastAsia="Times New Roman"/>
+        <w:tc>
+          <w:tcPr>
+            <w:tcW w:type="dxa" w:w="2256"/>
+            <w:vAlign w:val="center"/>
+            <w:shd w:fill="DCEAF7"/>
+            <w:shd w:fill="DCEAF7"/>
+          </w:tcPr>
+          <w:p>
+            <w:pPr>
+              <w:spacing w:line="276" w:lineRule="auto" w:after="60"/>
+              <w:jc w:val="left"/>
+            </w:pPr>
+            <w:r>
+              <w:rPr>
+                <w:rFonts w:ascii="Times New Roman" w:hAnsi="Times New Roman" w:eastAsia="Times New Roman"/>
                 <w:b/>
-                <w:color w:val="142332"/>
-                <w:sz w:val="21"/>
-                <w:szCs w:val="24"/>
-              </w:rPr>
-              <w:t>Table/View</w:t>
-            </w:r>
-          </w:p>
-        </w:tc>
-        <w:tc>
-          <w:tcPr>
-            <w:tcW w:w="949" w:type="pct"/>
-            <w:shd w:val="clear" w:color="auto" w:fill="E8F1FA"/>
-            <w:tcMar>
-              <w:top w:w="90" w:type="dxa"/>
-              <w:left w:w="90" w:type="dxa"/>
-              <w:bottom w:w="90" w:type="dxa"/>
-              <w:right w:w="90" w:type="dxa"/>
-            </w:tcMar>
-            <w:vAlign w:val="center"/>
-          </w:tcPr>
-          <w:p>
-            <w:pPr>
-              <w:spacing w:after="60" w:line="276" w:lineRule="auto"/>
-              <w:jc w:val="left"/>
-              <w:rPr>
-                <w:rFonts w:ascii="Times New Roman" w:hAnsi="Times New Roman" w:cs="Times New Roman"/>
-                <w:sz w:val="24"/>
-                <w:szCs w:val="24"/>
-              </w:rPr>
-            </w:pPr>
-            <w:r>
-              <w:rPr>
-                <w:rFonts w:ascii="Times New Roman" w:hAnsi="Times New Roman" w:cs="Times New Roman" w:eastAsia="Times New Roman"/>
+                <w:sz w:val="21"/>
+              </w:rPr>
+              <w:t>Source</w:t>
+            </w:r>
+          </w:p>
+        </w:tc>
+        <w:tc>
+          <w:tcPr>
+            <w:tcW w:type="dxa" w:w="2256"/>
+            <w:vAlign w:val="center"/>
+            <w:shd w:fill="DCEAF7"/>
+            <w:shd w:fill="DCEAF7"/>
+          </w:tcPr>
+          <w:p>
+            <w:pPr>
+              <w:spacing w:line="276" w:lineRule="auto" w:after="60"/>
+              <w:jc w:val="left"/>
+            </w:pPr>
+            <w:r>
+              <w:rPr>
+                <w:rFonts w:ascii="Times New Roman" w:hAnsi="Times New Roman" w:eastAsia="Times New Roman"/>
                 <w:b/>
-                <w:color w:val="142332"/>
-                <w:sz w:val="21"/>
-                <w:szCs w:val="24"/>
-              </w:rPr>
-              <w:t>Type</w:t>
-            </w:r>
-          </w:p>
-        </w:tc>
-        <w:tc>
-          <w:tcPr>
-            <w:tcW w:w="1964" w:type="pct"/>
-            <w:shd w:val="clear" w:color="auto" w:fill="E8F1FA"/>
-            <w:tcMar>
-              <w:top w:w="90" w:type="dxa"/>
-              <w:left w:w="90" w:type="dxa"/>
-              <w:bottom w:w="90" w:type="dxa"/>
-              <w:right w:w="90" w:type="dxa"/>
-            </w:tcMar>
-            <w:vAlign w:val="center"/>
-          </w:tcPr>
-          <w:p>
-            <w:pPr>
-              <w:spacing w:after="60" w:line="276" w:lineRule="auto"/>
-              <w:jc w:val="left"/>
-              <w:rPr>
-                <w:rFonts w:ascii="Times New Roman" w:hAnsi="Times New Roman" w:cs="Times New Roman"/>
-                <w:sz w:val="24"/>
-                <w:szCs w:val="24"/>
-              </w:rPr>
-            </w:pPr>
-            <w:r>
-              <w:rPr>
-                <w:rFonts w:ascii="Times New Roman" w:hAnsi="Times New Roman" w:cs="Times New Roman" w:eastAsia="Times New Roman"/>
+                <w:sz w:val="21"/>
+              </w:rPr>
+              <w:t>Expected Content</w:t>
+            </w:r>
+          </w:p>
+        </w:tc>
+        <w:tc>
+          <w:tcPr>
+            <w:tcW w:type="dxa" w:w="2256"/>
+            <w:vAlign w:val="center"/>
+            <w:shd w:fill="DCEAF7"/>
+            <w:shd w:fill="DCEAF7"/>
+          </w:tcPr>
+          <w:p>
+            <w:pPr>
+              <w:spacing w:line="276" w:lineRule="auto" w:after="60"/>
+              <w:jc w:val="left"/>
+            </w:pPr>
+            <w:r>
+              <w:rPr>
+                <w:rFonts w:ascii="Times New Roman" w:hAnsi="Times New Roman" w:eastAsia="Times New Roman"/>
                 <w:b/>
-                <w:color w:val="142332"/>
-                <w:sz w:val="21"/>
-                <w:szCs w:val="24"/>
-              </w:rPr>
-              <w:t>Purpose</w:t>
+                <w:sz w:val="21"/>
+              </w:rPr>
+              <w:t>Planned Use</w:t>
+            </w:r>
+          </w:p>
+        </w:tc>
+        <w:tc>
+          <w:tcPr>
+            <w:tcW w:type="dxa" w:w="2256"/>
+            <w:vAlign w:val="center"/>
+            <w:shd w:fill="DCEAF7"/>
+            <w:shd w:fill="DCEAF7"/>
+          </w:tcPr>
+          <w:p>
+            <w:pPr>
+              <w:spacing w:line="276" w:lineRule="auto" w:after="60"/>
+              <w:jc w:val="left"/>
+            </w:pPr>
+            <w:r>
+              <w:rPr>
+                <w:rFonts w:ascii="Times New Roman" w:hAnsi="Times New Roman" w:eastAsia="Times New Roman"/>
+                <w:b/>
+                <w:sz w:val="21"/>
+              </w:rPr>
+              <w:t>CP2 Confirmation Needed</w:t>
             </w:r>
           </w:p>
         </w:tc>
       </w:tr>
       <w:tr>
-        <w:trPr>
-          <w:cantSplit/>
-          <w:jc w:val="center"/>
-        </w:trPr>
-        <w:tc>
-          <w:tcPr>
-            <w:tcW w:w="2087" w:type="pct"/>
-            <w:tcMar>
-              <w:top w:w="90" w:type="dxa"/>
-              <w:left w:w="90" w:type="dxa"/>
-              <w:bottom w:w="90" w:type="dxa"/>
-              <w:right w:w="90" w:type="dxa"/>
-            </w:tcMar>
+        <w:tc>
+          <w:tcPr>
+            <w:tcW w:type="dxa" w:w="2256"/>
             <w:vAlign w:val="center"/>
           </w:tcPr>
           <w:p>
@@ -22166,22 +21474,16 @@
             </w:pPr>
             <w:r>
               <w:rPr>
-                <w:rFonts w:ascii="Times New Roman" w:hAnsi="Times New Roman" w:eastAsia="Times New Roman" w:cs="Times New Roman"/>
-                <w:sz w:val="21"/>
-              </w:rPr>
-              <w:t>bronze_* tables</w:t>
-            </w:r>
-          </w:p>
-        </w:tc>
-        <w:tc>
-          <w:tcPr>
-            <w:tcW w:w="949" w:type="pct"/>
-            <w:tcMar>
-              <w:top w:w="90" w:type="dxa"/>
-              <w:left w:w="90" w:type="dxa"/>
-              <w:bottom w:w="90" w:type="dxa"/>
-              <w:right w:w="90" w:type="dxa"/>
-            </w:tcMar>
+                <w:rFonts w:ascii="Times New Roman" w:hAnsi="Times New Roman" w:eastAsia="Times New Roman"/>
+                <w:sz w:val="21"/>
+              </w:rPr>
+              <w:t>Google Sheets / CSV exports</w:t>
+            </w:r>
+          </w:p>
+        </w:tc>
+        <w:tc>
+          <w:tcPr>
+            <w:tcW w:type="dxa" w:w="2256"/>
             <w:vAlign w:val="center"/>
           </w:tcPr>
           <w:p>
@@ -22191,22 +21493,16 @@
             </w:pPr>
             <w:r>
               <w:rPr>
-                <w:rFonts w:ascii="Times New Roman" w:hAnsi="Times New Roman" w:eastAsia="Times New Roman" w:cs="Times New Roman"/>
-                <w:sz w:val="21"/>
-              </w:rPr>
-              <w:t>Bronze raw</w:t>
-            </w:r>
-          </w:p>
-        </w:tc>
-        <w:tc>
-          <w:tcPr>
-            <w:tcW w:w="1964" w:type="pct"/>
-            <w:tcMar>
-              <w:top w:w="90" w:type="dxa"/>
-              <w:left w:w="90" w:type="dxa"/>
-              <w:bottom w:w="90" w:type="dxa"/>
-              <w:right w:w="90" w:type="dxa"/>
-            </w:tcMar>
+                <w:rFonts w:ascii="Times New Roman" w:hAnsi="Times New Roman" w:eastAsia="Times New Roman"/>
+                <w:sz w:val="21"/>
+              </w:rPr>
+              <w:t>Prospects, service records, sales, payments, payment links, warranty claims, refunds, and upsell records.</w:t>
+            </w:r>
+          </w:p>
+        </w:tc>
+        <w:tc>
+          <w:tcPr>
+            <w:tcW w:type="dxa" w:w="2256"/>
             <w:vAlign w:val="center"/>
           </w:tcPr>
           <w:p>
@@ -22216,1019 +21512,193 @@
             </w:pPr>
             <w:r>
               <w:rPr>
-                <w:rFonts w:ascii="Times New Roman" w:hAnsi="Times New Roman" w:eastAsia="Times New Roman" w:cs="Times New Roman"/>
-                <w:sz w:val="21"/>
-              </w:rPr>
-              <w:t>Preserve imported Google Sheets/CSV/calendar/weather data with source metadata, loaded_at, source_name, and row hash</w:t>
+                <w:rFonts w:ascii="Times New Roman" w:hAnsi="Times New Roman" w:eastAsia="Times New Roman"/>
+                <w:sz w:val="21"/>
+              </w:rPr>
+              <w:t>Main operational data for service, revenue, warranty, refund, upsell, and funnel analytics.</w:t>
+            </w:r>
+          </w:p>
+        </w:tc>
+        <w:tc>
+          <w:tcPr>
+            <w:tcW w:type="dxa" w:w="2256"/>
+            <w:vAlign w:val="center"/>
+          </w:tcPr>
+          <w:p>
+            <w:pPr>
+              <w:spacing w:line="276" w:lineRule="auto" w:after="60"/>
+              <w:jc w:val="left"/>
+            </w:pPr>
+            <w:r>
+              <w:rPr>
+                <w:rFonts w:ascii="Times New Roman" w:hAnsi="Times New Roman" w:eastAsia="Times New Roman"/>
+                <w:sz w:val="21"/>
+              </w:rPr>
+              <w:t>Confirm sheet tabs, column names, required fields, aliases, duplicate rules, and update frequency.</w:t>
             </w:r>
           </w:p>
         </w:tc>
       </w:tr>
       <w:tr>
-        <w:trPr>
-          <w:cantSplit/>
-          <w:jc w:val="center"/>
-        </w:trPr>
-        <w:tc>
-          <w:tcPr>
-            <w:tcW w:w="2087" w:type="pct"/>
-            <w:tcMar>
-              <w:top w:w="90" w:type="dxa"/>
-              <w:left w:w="90" w:type="dxa"/>
-              <w:bottom w:w="90" w:type="dxa"/>
-              <w:right w:w="90" w:type="dxa"/>
-            </w:tcMar>
-            <w:vAlign w:val="center"/>
-          </w:tcPr>
-          <w:p>
-            <w:pPr>
-              <w:spacing w:after="60" w:line="276" w:lineRule="auto"/>
-              <w:jc w:val="left"/>
-              <w:rPr>
-                <w:rFonts w:ascii="Times New Roman" w:hAnsi="Times New Roman" w:cs="Times New Roman"/>
-                <w:sz w:val="24"/>
-                <w:szCs w:val="24"/>
-              </w:rPr>
-            </w:pPr>
-            <w:r>
-              <w:rPr>
-                <w:rFonts w:ascii="Times New Roman" w:hAnsi="Times New Roman" w:cs="Times New Roman" w:eastAsia="Times New Roman"/>
-                <w:sz w:val="21"/>
-                <w:szCs w:val="24"/>
-              </w:rPr>
-              <w:t>dim_customer</w:t>
-            </w:r>
-          </w:p>
-        </w:tc>
-        <w:tc>
-          <w:tcPr>
-            <w:tcW w:w="949" w:type="pct"/>
-            <w:tcMar>
-              <w:top w:w="90" w:type="dxa"/>
-              <w:left w:w="90" w:type="dxa"/>
-              <w:bottom w:w="90" w:type="dxa"/>
-              <w:right w:w="90" w:type="dxa"/>
-            </w:tcMar>
-            <w:vAlign w:val="center"/>
-          </w:tcPr>
-          <w:p>
-            <w:pPr>
-              <w:spacing w:after="60" w:line="276" w:lineRule="auto"/>
-              <w:jc w:val="left"/>
-              <w:rPr>
-                <w:rFonts w:ascii="Times New Roman" w:hAnsi="Times New Roman" w:cs="Times New Roman"/>
-                <w:sz w:val="24"/>
-                <w:szCs w:val="24"/>
-              </w:rPr>
-            </w:pPr>
-            <w:r>
-              <w:rPr>
-                <w:rFonts w:ascii="Times New Roman" w:hAnsi="Times New Roman" w:cs="Times New Roman" w:eastAsia="Times New Roman"/>
-                <w:sz w:val="21"/>
-                <w:szCs w:val="24"/>
-              </w:rPr>
-              <w:t>Dimension</w:t>
-            </w:r>
-          </w:p>
-        </w:tc>
-        <w:tc>
-          <w:tcPr>
-            <w:tcW w:w="1964" w:type="pct"/>
-            <w:tcMar>
-              <w:top w:w="90" w:type="dxa"/>
-              <w:left w:w="90" w:type="dxa"/>
-              <w:bottom w:w="90" w:type="dxa"/>
-              <w:right w:w="90" w:type="dxa"/>
-            </w:tcMar>
-            <w:vAlign w:val="center"/>
-          </w:tcPr>
-          <w:p>
-            <w:pPr>
-              <w:spacing w:after="60" w:line="276" w:lineRule="auto"/>
-              <w:jc w:val="left"/>
-              <w:rPr>
-                <w:rFonts w:ascii="Times New Roman" w:hAnsi="Times New Roman" w:cs="Times New Roman"/>
-                <w:sz w:val="24"/>
-                <w:szCs w:val="24"/>
-              </w:rPr>
-            </w:pPr>
-            <w:r>
-              <w:rPr>
-                <w:rFonts w:ascii="Times New Roman" w:hAnsi="Times New Roman" w:cs="Times New Roman" w:eastAsia="Times New Roman"/>
-                <w:sz w:val="21"/>
-                <w:szCs w:val="24"/>
-              </w:rPr>
-              <w:t>Customer profile with anonymised reporting support</w:t>
+        <w:tc>
+          <w:tcPr>
+            <w:tcW w:type="dxa" w:w="2256"/>
+            <w:vAlign w:val="center"/>
+          </w:tcPr>
+          <w:p>
+            <w:pPr>
+              <w:spacing w:line="276" w:lineRule="auto" w:after="60"/>
+              <w:jc w:val="left"/>
+            </w:pPr>
+            <w:r>
+              <w:rPr>
+                <w:rFonts w:ascii="Times New Roman" w:hAnsi="Times New Roman" w:eastAsia="Times New Roman"/>
+                <w:sz w:val="21"/>
+              </w:rPr>
+              <w:t>Google Calendar</w:t>
+            </w:r>
+          </w:p>
+        </w:tc>
+        <w:tc>
+          <w:tcPr>
+            <w:tcW w:type="dxa" w:w="2256"/>
+            <w:vAlign w:val="center"/>
+          </w:tcPr>
+          <w:p>
+            <w:pPr>
+              <w:spacing w:line="276" w:lineRule="auto" w:after="60"/>
+              <w:jc w:val="left"/>
+            </w:pPr>
+            <w:r>
+              <w:rPr>
+                <w:rFonts w:ascii="Times New Roman" w:hAnsi="Times New Roman" w:eastAsia="Times New Roman"/>
+                <w:sz w:val="21"/>
+              </w:rPr>
+              <w:t>Team schedules, event titles/descriptions, start/end times, session type clues, area/team information.</w:t>
+            </w:r>
+          </w:p>
+        </w:tc>
+        <w:tc>
+          <w:tcPr>
+            <w:tcW w:type="dxa" w:w="2256"/>
+            <w:vAlign w:val="center"/>
+          </w:tcPr>
+          <w:p>
+            <w:pPr>
+              <w:spacing w:line="276" w:lineRule="auto" w:after="60"/>
+              <w:jc w:val="left"/>
+            </w:pPr>
+            <w:r>
+              <w:rPr>
+                <w:rFonts w:ascii="Times New Roman" w:hAnsi="Times New Roman" w:eastAsia="Times New Roman"/>
+                <w:sz w:val="21"/>
+              </w:rPr>
+              <w:t>Scheduling capacity, warranty/extra/new session split, session gaps, and technician/team workload context.</w:t>
+            </w:r>
+          </w:p>
+        </w:tc>
+        <w:tc>
+          <w:tcPr>
+            <w:tcW w:type="dxa" w:w="2256"/>
+            <w:vAlign w:val="center"/>
+          </w:tcPr>
+          <w:p>
+            <w:pPr>
+              <w:spacing w:line="276" w:lineRule="auto" w:after="60"/>
+              <w:jc w:val="left"/>
+            </w:pPr>
+            <w:r>
+              <w:rPr>
+                <w:rFonts w:ascii="Times New Roman" w:hAnsi="Times New Roman" w:eastAsia="Times New Roman"/>
+                <w:sz w:val="21"/>
+              </w:rPr>
+              <w:t>Confirm which calendars are accessible, how event descriptions are formatted, and how reliably events can match services.</w:t>
             </w:r>
           </w:p>
         </w:tc>
       </w:tr>
       <w:tr>
-        <w:trPr>
-          <w:cantSplit/>
-          <w:jc w:val="center"/>
-        </w:trPr>
-        <w:tc>
-          <w:tcPr>
-            <w:tcW w:w="2087" w:type="pct"/>
-            <w:tcMar>
-              <w:top w:w="90" w:type="dxa"/>
-              <w:left w:w="90" w:type="dxa"/>
-              <w:bottom w:w="90" w:type="dxa"/>
-              <w:right w:w="90" w:type="dxa"/>
-            </w:tcMar>
-            <w:vAlign w:val="center"/>
-          </w:tcPr>
-          <w:p>
-            <w:pPr>
-              <w:spacing w:after="60" w:line="276" w:lineRule="auto"/>
-              <w:jc w:val="left"/>
-              <w:rPr>
-                <w:rFonts w:ascii="Times New Roman" w:hAnsi="Times New Roman" w:cs="Times New Roman"/>
-                <w:sz w:val="24"/>
-                <w:szCs w:val="24"/>
-              </w:rPr>
-            </w:pPr>
-            <w:r>
-              <w:rPr>
-                <w:rFonts w:ascii="Times New Roman" w:hAnsi="Times New Roman" w:cs="Times New Roman" w:eastAsia="Times New Roman"/>
-                <w:sz w:val="21"/>
-                <w:szCs w:val="24"/>
-              </w:rPr>
-              <w:lastRenderedPageBreak/>
-              <w:t>dim_area</w:t>
-            </w:r>
-          </w:p>
-        </w:tc>
-        <w:tc>
-          <w:tcPr>
-            <w:tcW w:w="949" w:type="pct"/>
-            <w:tcMar>
-              <w:top w:w="90" w:type="dxa"/>
-              <w:left w:w="90" w:type="dxa"/>
-              <w:bottom w:w="90" w:type="dxa"/>
-              <w:right w:w="90" w:type="dxa"/>
-            </w:tcMar>
-            <w:vAlign w:val="center"/>
-          </w:tcPr>
-          <w:p>
-            <w:pPr>
-              <w:spacing w:after="60" w:line="276" w:lineRule="auto"/>
-              <w:jc w:val="left"/>
-              <w:rPr>
-                <w:rFonts w:ascii="Times New Roman" w:hAnsi="Times New Roman" w:cs="Times New Roman"/>
-                <w:sz w:val="24"/>
-                <w:szCs w:val="24"/>
-              </w:rPr>
-            </w:pPr>
-            <w:r>
-              <w:rPr>
-                <w:rFonts w:ascii="Times New Roman" w:hAnsi="Times New Roman" w:cs="Times New Roman" w:eastAsia="Times New Roman"/>
-                <w:sz w:val="21"/>
-                <w:szCs w:val="24"/>
-              </w:rPr>
-              <w:t>Dimension</w:t>
-            </w:r>
-          </w:p>
-        </w:tc>
-        <w:tc>
-          <w:tcPr>
-            <w:tcW w:w="1964" w:type="pct"/>
-            <w:tcMar>
-              <w:top w:w="90" w:type="dxa"/>
-              <w:left w:w="90" w:type="dxa"/>
-              <w:bottom w:w="90" w:type="dxa"/>
-              <w:right w:w="90" w:type="dxa"/>
-            </w:tcMar>
-            <w:vAlign w:val="center"/>
-          </w:tcPr>
-          <w:p>
-            <w:pPr>
-              <w:spacing w:after="60" w:line="276" w:lineRule="auto"/>
-              <w:jc w:val="left"/>
-              <w:rPr>
-                <w:rFonts w:ascii="Times New Roman" w:hAnsi="Times New Roman" w:cs="Times New Roman"/>
-                <w:sz w:val="24"/>
-                <w:szCs w:val="24"/>
-              </w:rPr>
-            </w:pPr>
-            <w:r>
-              <w:rPr>
-                <w:rFonts w:ascii="Times New Roman" w:hAnsi="Times New Roman" w:cs="Times New Roman" w:eastAsia="Times New Roman"/>
-                <w:sz w:val="21"/>
-                <w:szCs w:val="24"/>
-              </w:rPr>
-              <w:t>Area/postcode/city/state and centroid coordinates</w:t>
+        <w:tc>
+          <w:tcPr>
+            <w:tcW w:type="dxa" w:w="2256"/>
+            <w:vAlign w:val="center"/>
+          </w:tcPr>
+          <w:p>
+            <w:pPr>
+              <w:spacing w:line="276" w:lineRule="auto" w:after="60"/>
+              <w:jc w:val="left"/>
+            </w:pPr>
+            <w:r>
+              <w:rPr>
+                <w:rFonts w:ascii="Times New Roman" w:hAnsi="Times New Roman" w:eastAsia="Times New Roman"/>
+                <w:sz w:val="21"/>
+              </w:rPr>
+              <w:t>Weather APIs / files</w:t>
+            </w:r>
+          </w:p>
+        </w:tc>
+        <w:tc>
+          <w:tcPr>
+            <w:tcW w:type="dxa" w:w="2256"/>
+            <w:vAlign w:val="center"/>
+          </w:tcPr>
+          <w:p>
+            <w:pPr>
+              <w:spacing w:line="276" w:lineRule="auto" w:after="60"/>
+              <w:jc w:val="left"/>
+            </w:pPr>
+            <w:r>
+              <w:rPr>
+                <w:rFonts w:ascii="Times New Roman" w:hAnsi="Times New Roman" w:eastAsia="Times New Roman"/>
+                <w:sz w:val="21"/>
+              </w:rPr>
+              <w:t>Historical rainfall, humidity, temperature, and optional flood/current warning indicators.</w:t>
+            </w:r>
+          </w:p>
+        </w:tc>
+        <w:tc>
+          <w:tcPr>
+            <w:tcW w:type="dxa" w:w="2256"/>
+            <w:vAlign w:val="center"/>
+          </w:tcPr>
+          <w:p>
+            <w:pPr>
+              <w:spacing w:line="276" w:lineRule="auto" w:after="60"/>
+              <w:jc w:val="left"/>
+            </w:pPr>
+            <w:r>
+              <w:rPr>
+                <w:rFonts w:ascii="Times New Roman" w:hAnsi="Times New Roman" w:eastAsia="Times New Roman"/>
+                <w:sz w:val="21"/>
+              </w:rPr>
+              <w:t>Weather-associated risk indicators and service-date enrichment.</w:t>
+            </w:r>
+          </w:p>
+        </w:tc>
+        <w:tc>
+          <w:tcPr>
+            <w:tcW w:type="dxa" w:w="2256"/>
+            <w:vAlign w:val="center"/>
+          </w:tcPr>
+          <w:p>
+            <w:pPr>
+              <w:spacing w:line="276" w:lineRule="auto" w:after="60"/>
+              <w:jc w:val="left"/>
+            </w:pPr>
+            <w:r>
+              <w:rPr>
+                <w:rFonts w:ascii="Times New Roman" w:hAnsi="Times New Roman" w:eastAsia="Times New Roman"/>
+                <w:sz w:val="21"/>
+              </w:rPr>
+              <w:t>Confirm area/postcode coordinate coverage, API variables, missing-weather handling, and warning-source availability.</w:t>
             </w:r>
           </w:p>
         </w:tc>
       </w:tr>
       <w:tr>
-        <w:trPr>
-          <w:cantSplit/>
-          <w:jc w:val="center"/>
-        </w:trPr>
-        <w:tc>
-          <w:tcPr>
-            <w:tcW w:w="2087" w:type="pct"/>
-            <w:tcMar>
-              <w:top w:w="90" w:type="dxa"/>
-              <w:left w:w="90" w:type="dxa"/>
-              <w:bottom w:w="90" w:type="dxa"/>
-              <w:right w:w="90" w:type="dxa"/>
-            </w:tcMar>
-            <w:vAlign w:val="center"/>
-          </w:tcPr>
-          <w:p>
-            <w:pPr>
-              <w:spacing w:after="60" w:line="276" w:lineRule="auto"/>
-              <w:jc w:val="left"/>
-              <w:rPr>
-                <w:rFonts w:ascii="Times New Roman" w:hAnsi="Times New Roman" w:cs="Times New Roman"/>
-                <w:sz w:val="24"/>
-                <w:szCs w:val="24"/>
-              </w:rPr>
-            </w:pPr>
-            <w:r>
-              <w:rPr>
-                <w:rFonts w:ascii="Times New Roman" w:hAnsi="Times New Roman" w:cs="Times New Roman" w:eastAsia="Times New Roman"/>
-                <w:sz w:val="21"/>
-                <w:szCs w:val="24"/>
-              </w:rPr>
-              <w:t>dim_pest</w:t>
-            </w:r>
-          </w:p>
-        </w:tc>
-        <w:tc>
-          <w:tcPr>
-            <w:tcW w:w="949" w:type="pct"/>
-            <w:tcMar>
-              <w:top w:w="90" w:type="dxa"/>
-              <w:left w:w="90" w:type="dxa"/>
-              <w:bottom w:w="90" w:type="dxa"/>
-              <w:right w:w="90" w:type="dxa"/>
-            </w:tcMar>
-            <w:vAlign w:val="center"/>
-          </w:tcPr>
-          <w:p>
-            <w:pPr>
-              <w:spacing w:after="60" w:line="276" w:lineRule="auto"/>
-              <w:jc w:val="left"/>
-              <w:rPr>
-                <w:rFonts w:ascii="Times New Roman" w:hAnsi="Times New Roman" w:cs="Times New Roman"/>
-                <w:sz w:val="24"/>
-                <w:szCs w:val="24"/>
-              </w:rPr>
-            </w:pPr>
-            <w:r>
-              <w:rPr>
-                <w:rFonts w:ascii="Times New Roman" w:hAnsi="Times New Roman" w:cs="Times New Roman" w:eastAsia="Times New Roman"/>
-                <w:sz w:val="21"/>
-                <w:szCs w:val="24"/>
-              </w:rPr>
-              <w:t>Dimension</w:t>
-            </w:r>
-          </w:p>
-        </w:tc>
-        <w:tc>
-          <w:tcPr>
-            <w:tcW w:w="1964" w:type="pct"/>
-            <w:tcMar>
-              <w:top w:w="90" w:type="dxa"/>
-              <w:left w:w="90" w:type="dxa"/>
-              <w:bottom w:w="90" w:type="dxa"/>
-              <w:right w:w="90" w:type="dxa"/>
-            </w:tcMar>
-            <w:vAlign w:val="center"/>
-          </w:tcPr>
-          <w:p>
-            <w:pPr>
-              <w:spacing w:after="60" w:line="276" w:lineRule="auto"/>
-              <w:jc w:val="left"/>
-              <w:rPr>
-                <w:rFonts w:ascii="Times New Roman" w:hAnsi="Times New Roman" w:cs="Times New Roman"/>
-                <w:sz w:val="24"/>
-                <w:szCs w:val="24"/>
-              </w:rPr>
-            </w:pPr>
-            <w:r>
-              <w:rPr>
-                <w:rFonts w:ascii="Times New Roman" w:hAnsi="Times New Roman" w:cs="Times New Roman" w:eastAsia="Times New Roman"/>
-                <w:sz w:val="21"/>
-                <w:szCs w:val="24"/>
-              </w:rPr>
-              <w:t>Standardised pest type labels</w:t>
-            </w:r>
-          </w:p>
-        </w:tc>
-      </w:tr>
-      <w:tr>
-        <w:trPr>
-          <w:cantSplit/>
-          <w:jc w:val="center"/>
-        </w:trPr>
-        <w:tc>
-          <w:tcPr>
-            <w:tcW w:w="2087" w:type="pct"/>
-            <w:tcMar>
-              <w:top w:w="90" w:type="dxa"/>
-              <w:left w:w="90" w:type="dxa"/>
-              <w:bottom w:w="90" w:type="dxa"/>
-              <w:right w:w="90" w:type="dxa"/>
-            </w:tcMar>
-            <w:vAlign w:val="center"/>
-          </w:tcPr>
-          <w:p>
-            <w:pPr>
-              <w:spacing w:after="60" w:line="276" w:lineRule="auto"/>
-              <w:jc w:val="left"/>
-              <w:rPr>
-                <w:rFonts w:ascii="Times New Roman" w:hAnsi="Times New Roman" w:cs="Times New Roman"/>
-                <w:sz w:val="24"/>
-                <w:szCs w:val="24"/>
-              </w:rPr>
-            </w:pPr>
-            <w:r>
-              <w:rPr>
-                <w:rFonts w:ascii="Times New Roman" w:hAnsi="Times New Roman" w:cs="Times New Roman" w:eastAsia="Times New Roman"/>
-                <w:sz w:val="21"/>
-                <w:szCs w:val="24"/>
-              </w:rPr>
-              <w:t>fact_service</w:t>
-            </w:r>
-          </w:p>
-        </w:tc>
-        <w:tc>
-          <w:tcPr>
-            <w:tcW w:w="949" w:type="pct"/>
-            <w:tcMar>
-              <w:top w:w="90" w:type="dxa"/>
-              <w:left w:w="90" w:type="dxa"/>
-              <w:bottom w:w="90" w:type="dxa"/>
-              <w:right w:w="90" w:type="dxa"/>
-            </w:tcMar>
-            <w:vAlign w:val="center"/>
-          </w:tcPr>
-          <w:p>
-            <w:pPr>
-              <w:spacing w:after="60" w:line="276" w:lineRule="auto"/>
-              <w:jc w:val="left"/>
-              <w:rPr>
-                <w:rFonts w:ascii="Times New Roman" w:hAnsi="Times New Roman" w:cs="Times New Roman"/>
-                <w:sz w:val="24"/>
-                <w:szCs w:val="24"/>
-              </w:rPr>
-            </w:pPr>
-            <w:r>
-              <w:rPr>
-                <w:rFonts w:ascii="Times New Roman" w:hAnsi="Times New Roman" w:cs="Times New Roman" w:eastAsia="Times New Roman"/>
-                <w:sz w:val="21"/>
-                <w:szCs w:val="24"/>
-              </w:rPr>
-              <w:t>Fact</w:t>
-            </w:r>
-          </w:p>
-        </w:tc>
-        <w:tc>
-          <w:tcPr>
-            <w:tcW w:w="1964" w:type="pct"/>
-            <w:tcMar>
-              <w:top w:w="90" w:type="dxa"/>
-              <w:left w:w="90" w:type="dxa"/>
-              <w:bottom w:w="90" w:type="dxa"/>
-              <w:right w:w="90" w:type="dxa"/>
-            </w:tcMar>
-            <w:vAlign w:val="center"/>
-          </w:tcPr>
-          <w:p>
-            <w:pPr>
-              <w:spacing w:after="60" w:line="276" w:lineRule="auto"/>
-              <w:jc w:val="left"/>
-              <w:rPr>
-                <w:rFonts w:ascii="Times New Roman" w:hAnsi="Times New Roman" w:cs="Times New Roman"/>
-                <w:sz w:val="24"/>
-                <w:szCs w:val="24"/>
-              </w:rPr>
-            </w:pPr>
-            <w:r>
-              <w:rPr>
-                <w:rFonts w:ascii="Times New Roman" w:hAnsi="Times New Roman" w:cs="Times New Roman" w:eastAsia="Times New Roman"/>
-                <w:sz w:val="21"/>
-                <w:szCs w:val="24"/>
-              </w:rPr>
-              <w:t>One row per service/session with date, area, pest, package, technician/team</w:t>
-            </w:r>
-          </w:p>
-        </w:tc>
-      </w:tr>
-      <w:tr>
-        <w:trPr>
-          <w:cantSplit/>
-          <w:jc w:val="center"/>
-        </w:trPr>
-        <w:tc>
-          <w:tcPr>
-            <w:tcW w:w="2087" w:type="pct"/>
-            <w:tcMar>
-              <w:top w:w="90" w:type="dxa"/>
-              <w:left w:w="90" w:type="dxa"/>
-              <w:bottom w:w="90" w:type="dxa"/>
-              <w:right w:w="90" w:type="dxa"/>
-            </w:tcMar>
-            <w:vAlign w:val="center"/>
-          </w:tcPr>
-          <w:p>
-            <w:pPr>
-              <w:spacing w:after="60" w:line="276" w:lineRule="auto"/>
-              <w:jc w:val="left"/>
-              <w:rPr>
-                <w:rFonts w:ascii="Times New Roman" w:hAnsi="Times New Roman" w:cs="Times New Roman"/>
-                <w:sz w:val="24"/>
-                <w:szCs w:val="24"/>
-              </w:rPr>
-            </w:pPr>
-            <w:r>
-              <w:rPr>
-                <w:rFonts w:ascii="Times New Roman" w:hAnsi="Times New Roman" w:cs="Times New Roman" w:eastAsia="Times New Roman"/>
-                <w:sz w:val="21"/>
-                <w:szCs w:val="24"/>
-              </w:rPr>
-              <w:t>fact_warranty</w:t>
-            </w:r>
-          </w:p>
-        </w:tc>
-        <w:tc>
-          <w:tcPr>
-            <w:tcW w:w="949" w:type="pct"/>
-            <w:tcMar>
-              <w:top w:w="90" w:type="dxa"/>
-              <w:left w:w="90" w:type="dxa"/>
-              <w:bottom w:w="90" w:type="dxa"/>
-              <w:right w:w="90" w:type="dxa"/>
-            </w:tcMar>
-            <w:vAlign w:val="center"/>
-          </w:tcPr>
-          <w:p>
-            <w:pPr>
-              <w:spacing w:after="60" w:line="276" w:lineRule="auto"/>
-              <w:jc w:val="left"/>
-              <w:rPr>
-                <w:rFonts w:ascii="Times New Roman" w:hAnsi="Times New Roman" w:cs="Times New Roman"/>
-                <w:sz w:val="24"/>
-                <w:szCs w:val="24"/>
-              </w:rPr>
-            </w:pPr>
-            <w:r>
-              <w:rPr>
-                <w:rFonts w:ascii="Times New Roman" w:hAnsi="Times New Roman" w:cs="Times New Roman" w:eastAsia="Times New Roman"/>
-                <w:sz w:val="21"/>
-                <w:szCs w:val="24"/>
-              </w:rPr>
-              <w:t>Fact</w:t>
-            </w:r>
-          </w:p>
-        </w:tc>
-        <w:tc>
-          <w:tcPr>
-            <w:tcW w:w="1964" w:type="pct"/>
-            <w:tcMar>
-              <w:top w:w="90" w:type="dxa"/>
-              <w:left w:w="90" w:type="dxa"/>
-              <w:bottom w:w="90" w:type="dxa"/>
-              <w:right w:w="90" w:type="dxa"/>
-            </w:tcMar>
-            <w:vAlign w:val="center"/>
-          </w:tcPr>
-          <w:p>
-            <w:pPr>
-              <w:spacing w:after="60" w:line="276" w:lineRule="auto"/>
-              <w:jc w:val="left"/>
-              <w:rPr>
-                <w:rFonts w:ascii="Times New Roman" w:hAnsi="Times New Roman" w:cs="Times New Roman"/>
-                <w:sz w:val="24"/>
-                <w:szCs w:val="24"/>
-              </w:rPr>
-            </w:pPr>
-            <w:r>
-              <w:rPr>
-                <w:rFonts w:ascii="Times New Roman" w:hAnsi="Times New Roman" w:cs="Times New Roman" w:eastAsia="Times New Roman"/>
-                <w:sz w:val="21"/>
-                <w:szCs w:val="24"/>
-              </w:rPr>
-              <w:t>Warranty claims, suspected factors, review priority, repeat/unresolved flags</w:t>
-            </w:r>
-          </w:p>
-        </w:tc>
-      </w:tr>
-      <w:tr>
-        <w:trPr>
-          <w:cantSplit/>
-          <w:jc w:val="center"/>
-        </w:trPr>
-        <w:tc>
-          <w:tcPr>
-            <w:tcW w:w="2087" w:type="pct"/>
-            <w:tcMar>
-              <w:top w:w="90" w:type="dxa"/>
-              <w:left w:w="90" w:type="dxa"/>
-              <w:bottom w:w="90" w:type="dxa"/>
-              <w:right w:w="90" w:type="dxa"/>
-            </w:tcMar>
-            <w:vAlign w:val="center"/>
-          </w:tcPr>
-          <w:p>
-            <w:pPr>
-              <w:spacing w:after="60" w:line="276" w:lineRule="auto"/>
-              <w:jc w:val="left"/>
-              <w:rPr>
-                <w:rFonts w:ascii="Times New Roman" w:hAnsi="Times New Roman" w:cs="Times New Roman"/>
-                <w:sz w:val="24"/>
-                <w:szCs w:val="24"/>
-              </w:rPr>
-            </w:pPr>
-            <w:r>
-              <w:rPr>
-                <w:rFonts w:ascii="Times New Roman" w:hAnsi="Times New Roman" w:cs="Times New Roman" w:eastAsia="Times New Roman"/>
-                <w:sz w:val="21"/>
-                <w:szCs w:val="24"/>
-              </w:rPr>
-              <w:t>fact_refund</w:t>
-            </w:r>
-          </w:p>
-        </w:tc>
-        <w:tc>
-          <w:tcPr>
-            <w:tcW w:w="949" w:type="pct"/>
-            <w:tcMar>
-              <w:top w:w="90" w:type="dxa"/>
-              <w:left w:w="90" w:type="dxa"/>
-              <w:bottom w:w="90" w:type="dxa"/>
-              <w:right w:w="90" w:type="dxa"/>
-            </w:tcMar>
-            <w:vAlign w:val="center"/>
-          </w:tcPr>
-          <w:p>
-            <w:pPr>
-              <w:spacing w:after="60" w:line="276" w:lineRule="auto"/>
-              <w:jc w:val="left"/>
-              <w:rPr>
-                <w:rFonts w:ascii="Times New Roman" w:hAnsi="Times New Roman" w:cs="Times New Roman"/>
-                <w:sz w:val="24"/>
-                <w:szCs w:val="24"/>
-              </w:rPr>
-            </w:pPr>
-            <w:r>
-              <w:rPr>
-                <w:rFonts w:ascii="Times New Roman" w:hAnsi="Times New Roman" w:cs="Times New Roman" w:eastAsia="Times New Roman"/>
-                <w:sz w:val="21"/>
-                <w:szCs w:val="24"/>
-              </w:rPr>
-              <w:t>Fact</w:t>
-            </w:r>
-          </w:p>
-        </w:tc>
-        <w:tc>
-          <w:tcPr>
-            <w:tcW w:w="1964" w:type="pct"/>
-            <w:tcMar>
-              <w:top w:w="90" w:type="dxa"/>
-              <w:left w:w="90" w:type="dxa"/>
-              <w:bottom w:w="90" w:type="dxa"/>
-              <w:right w:w="90" w:type="dxa"/>
-            </w:tcMar>
-            <w:vAlign w:val="center"/>
-          </w:tcPr>
-          <w:p>
-            <w:pPr>
-              <w:spacing w:after="60" w:line="276" w:lineRule="auto"/>
-              <w:jc w:val="left"/>
-              <w:rPr>
-                <w:rFonts w:ascii="Times New Roman" w:hAnsi="Times New Roman" w:cs="Times New Roman"/>
-                <w:sz w:val="24"/>
-                <w:szCs w:val="24"/>
-              </w:rPr>
-            </w:pPr>
-            <w:r>
-              <w:rPr>
-                <w:rFonts w:ascii="Times New Roman" w:hAnsi="Times New Roman" w:cs="Times New Roman" w:eastAsia="Times New Roman"/>
-                <w:sz w:val="21"/>
-                <w:szCs w:val="24"/>
-              </w:rPr>
-              <w:t>Refund amounts, reasons, categories, and statuses</w:t>
-            </w:r>
-          </w:p>
-        </w:tc>
-      </w:tr>
-      <w:tr>
-        <w:trPr>
-          <w:cantSplit/>
-          <w:jc w:val="center"/>
-        </w:trPr>
-        <w:tc>
-          <w:tcPr>
-            <w:tcW w:w="2087" w:type="pct"/>
-            <w:tcMar>
-              <w:top w:w="90" w:type="dxa"/>
-              <w:left w:w="90" w:type="dxa"/>
-              <w:bottom w:w="90" w:type="dxa"/>
-              <w:right w:w="90" w:type="dxa"/>
-            </w:tcMar>
-            <w:vAlign w:val="center"/>
-          </w:tcPr>
-          <w:p>
-            <w:pPr>
-              <w:spacing w:after="60" w:line="276" w:lineRule="auto"/>
-              <w:jc w:val="left"/>
-              <w:rPr>
-                <w:rFonts w:ascii="Times New Roman" w:hAnsi="Times New Roman" w:cs="Times New Roman"/>
-                <w:sz w:val="24"/>
-                <w:szCs w:val="24"/>
-              </w:rPr>
-            </w:pPr>
-            <w:r>
-              <w:rPr>
-                <w:rFonts w:ascii="Times New Roman" w:hAnsi="Times New Roman" w:cs="Times New Roman" w:eastAsia="Times New Roman"/>
-                <w:sz w:val="21"/>
-                <w:szCs w:val="24"/>
-              </w:rPr>
-              <w:t>fact_payment</w:t>
-            </w:r>
-          </w:p>
-        </w:tc>
-        <w:tc>
-          <w:tcPr>
-            <w:tcW w:w="949" w:type="pct"/>
-            <w:tcMar>
-              <w:top w:w="90" w:type="dxa"/>
-              <w:left w:w="90" w:type="dxa"/>
-              <w:bottom w:w="90" w:type="dxa"/>
-              <w:right w:w="90" w:type="dxa"/>
-            </w:tcMar>
-            <w:vAlign w:val="center"/>
-          </w:tcPr>
-          <w:p>
-            <w:pPr>
-              <w:spacing w:after="60" w:line="276" w:lineRule="auto"/>
-              <w:jc w:val="left"/>
-              <w:rPr>
-                <w:rFonts w:ascii="Times New Roman" w:hAnsi="Times New Roman" w:cs="Times New Roman"/>
-                <w:sz w:val="24"/>
-                <w:szCs w:val="24"/>
-              </w:rPr>
-            </w:pPr>
-            <w:r>
-              <w:rPr>
-                <w:rFonts w:ascii="Times New Roman" w:hAnsi="Times New Roman" w:cs="Times New Roman" w:eastAsia="Times New Roman"/>
-                <w:sz w:val="21"/>
-                <w:szCs w:val="24"/>
-              </w:rPr>
-              <w:t>Fact</w:t>
-            </w:r>
-          </w:p>
-        </w:tc>
-        <w:tc>
-          <w:tcPr>
-            <w:tcW w:w="1964" w:type="pct"/>
-            <w:tcMar>
-              <w:top w:w="90" w:type="dxa"/>
-              <w:left w:w="90" w:type="dxa"/>
-              <w:bottom w:w="90" w:type="dxa"/>
-              <w:right w:w="90" w:type="dxa"/>
-            </w:tcMar>
-            <w:vAlign w:val="center"/>
-          </w:tcPr>
-          <w:p>
-            <w:pPr>
-              <w:spacing w:after="60" w:line="276" w:lineRule="auto"/>
-              <w:jc w:val="left"/>
-              <w:rPr>
-                <w:rFonts w:ascii="Times New Roman" w:hAnsi="Times New Roman" w:cs="Times New Roman"/>
-                <w:sz w:val="24"/>
-                <w:szCs w:val="24"/>
-              </w:rPr>
-            </w:pPr>
-            <w:r>
-              <w:rPr>
-                <w:rFonts w:ascii="Times New Roman" w:hAnsi="Times New Roman" w:cs="Times New Roman" w:eastAsia="Times New Roman"/>
-                <w:sz w:val="21"/>
-                <w:szCs w:val="24"/>
-              </w:rPr>
-              <w:t>Payment received and payment-link conversion records</w:t>
-            </w:r>
-          </w:p>
-        </w:tc>
-      </w:tr>
-      <w:tr>
-        <w:trPr>
-          <w:cantSplit/>
-          <w:jc w:val="center"/>
-        </w:trPr>
-        <w:tc>
-          <w:tcPr>
-            <w:tcW w:w="2087" w:type="pct"/>
-            <w:tcMar>
-              <w:top w:w="90" w:type="dxa"/>
-              <w:left w:w="90" w:type="dxa"/>
-              <w:bottom w:w="90" w:type="dxa"/>
-              <w:right w:w="90" w:type="dxa"/>
-            </w:tcMar>
-            <w:vAlign w:val="center"/>
-          </w:tcPr>
-          <w:p>
-            <w:pPr>
-              <w:spacing w:after="60" w:line="276" w:lineRule="auto"/>
-              <w:jc w:val="left"/>
-              <w:rPr>
-                <w:rFonts w:ascii="Times New Roman" w:hAnsi="Times New Roman" w:cs="Times New Roman"/>
-                <w:sz w:val="24"/>
-                <w:szCs w:val="24"/>
-              </w:rPr>
-            </w:pPr>
-            <w:r>
-              <w:rPr>
-                <w:rFonts w:ascii="Times New Roman" w:hAnsi="Times New Roman" w:cs="Times New Roman" w:eastAsia="Times New Roman"/>
-                <w:sz w:val="21"/>
-                <w:szCs w:val="24"/>
-              </w:rPr>
-              <w:t>fact_upsell</w:t>
-            </w:r>
-          </w:p>
-        </w:tc>
-        <w:tc>
-          <w:tcPr>
-            <w:tcW w:w="949" w:type="pct"/>
-            <w:tcMar>
-              <w:top w:w="90" w:type="dxa"/>
-              <w:left w:w="90" w:type="dxa"/>
-              <w:bottom w:w="90" w:type="dxa"/>
-              <w:right w:w="90" w:type="dxa"/>
-            </w:tcMar>
-            <w:vAlign w:val="center"/>
-          </w:tcPr>
-          <w:p>
-            <w:pPr>
-              <w:spacing w:after="60" w:line="276" w:lineRule="auto"/>
-              <w:jc w:val="left"/>
-              <w:rPr>
-                <w:rFonts w:ascii="Times New Roman" w:hAnsi="Times New Roman" w:cs="Times New Roman"/>
-                <w:sz w:val="24"/>
-                <w:szCs w:val="24"/>
-              </w:rPr>
-            </w:pPr>
-            <w:r>
-              <w:rPr>
-                <w:rFonts w:ascii="Times New Roman" w:hAnsi="Times New Roman" w:cs="Times New Roman" w:eastAsia="Times New Roman"/>
-                <w:sz w:val="21"/>
-                <w:szCs w:val="24"/>
-              </w:rPr>
-              <w:t>Fact</w:t>
-            </w:r>
-          </w:p>
-        </w:tc>
-        <w:tc>
-          <w:tcPr>
-            <w:tcW w:w="1964" w:type="pct"/>
-            <w:tcMar>
-              <w:top w:w="90" w:type="dxa"/>
-              <w:left w:w="90" w:type="dxa"/>
-              <w:bottom w:w="90" w:type="dxa"/>
-              <w:right w:w="90" w:type="dxa"/>
-            </w:tcMar>
-            <w:vAlign w:val="center"/>
-          </w:tcPr>
-          <w:p>
-            <w:pPr>
-              <w:spacing w:after="60" w:line="276" w:lineRule="auto"/>
-              <w:jc w:val="left"/>
-              <w:rPr>
-                <w:rFonts w:ascii="Times New Roman" w:hAnsi="Times New Roman" w:cs="Times New Roman"/>
-                <w:sz w:val="24"/>
-                <w:szCs w:val="24"/>
-              </w:rPr>
-            </w:pPr>
-            <w:r>
-              <w:rPr>
-                <w:rFonts w:ascii="Times New Roman" w:hAnsi="Times New Roman" w:cs="Times New Roman" w:eastAsia="Times New Roman"/>
-                <w:sz w:val="21"/>
-                <w:szCs w:val="24"/>
-              </w:rPr>
-              <w:t>Upsell package, offer/window date, accepted/purchased indicators</w:t>
-            </w:r>
-          </w:p>
-        </w:tc>
-      </w:tr>
-      <w:tr>
-        <w:trPr>
-          <w:cantSplit/>
-          <w:jc w:val="center"/>
-        </w:trPr>
-        <w:tc>
-          <w:tcPr>
-            <w:tcW w:w="2087" w:type="pct"/>
-            <w:tcMar>
-              <w:top w:w="90" w:type="dxa"/>
-              <w:left w:w="90" w:type="dxa"/>
-              <w:bottom w:w="90" w:type="dxa"/>
-              <w:right w:w="90" w:type="dxa"/>
-            </w:tcMar>
-            <w:vAlign w:val="center"/>
-          </w:tcPr>
-          <w:p>
-            <w:pPr>
-              <w:spacing w:after="60" w:line="276" w:lineRule="auto"/>
-              <w:jc w:val="left"/>
-              <w:rPr>
-                <w:rFonts w:ascii="Times New Roman" w:hAnsi="Times New Roman" w:cs="Times New Roman"/>
-                <w:sz w:val="24"/>
-                <w:szCs w:val="24"/>
-              </w:rPr>
-            </w:pPr>
-            <w:r>
-              <w:rPr>
-                <w:rFonts w:ascii="Times New Roman" w:hAnsi="Times New Roman" w:cs="Times New Roman" w:eastAsia="Times New Roman"/>
-                <w:sz w:val="21"/>
-                <w:szCs w:val="24"/>
-              </w:rPr>
-              <w:t>fact_calendar_event</w:t>
-            </w:r>
-          </w:p>
-        </w:tc>
-        <w:tc>
-          <w:tcPr>
-            <w:tcW w:w="949" w:type="pct"/>
-            <w:tcMar>
-              <w:top w:w="90" w:type="dxa"/>
-              <w:left w:w="90" w:type="dxa"/>
-              <w:bottom w:w="90" w:type="dxa"/>
-              <w:right w:w="90" w:type="dxa"/>
-            </w:tcMar>
-            <w:vAlign w:val="center"/>
-          </w:tcPr>
-          <w:p>
-            <w:pPr>
-              <w:spacing w:after="60" w:line="276" w:lineRule="auto"/>
-              <w:jc w:val="left"/>
-              <w:rPr>
-                <w:rFonts w:ascii="Times New Roman" w:hAnsi="Times New Roman" w:cs="Times New Roman"/>
-                <w:sz w:val="24"/>
-                <w:szCs w:val="24"/>
-              </w:rPr>
-            </w:pPr>
-            <w:r>
-              <w:rPr>
-                <w:rFonts w:ascii="Times New Roman" w:hAnsi="Times New Roman" w:cs="Times New Roman" w:eastAsia="Times New Roman"/>
-                <w:sz w:val="21"/>
-                <w:szCs w:val="24"/>
-              </w:rPr>
-              <w:t>Fact</w:t>
-            </w:r>
-          </w:p>
-        </w:tc>
-        <w:tc>
-          <w:tcPr>
-            <w:tcW w:w="1964" w:type="pct"/>
-            <w:tcMar>
-              <w:top w:w="90" w:type="dxa"/>
-              <w:left w:w="90" w:type="dxa"/>
-              <w:bottom w:w="90" w:type="dxa"/>
-              <w:right w:w="90" w:type="dxa"/>
-            </w:tcMar>
-            <w:vAlign w:val="center"/>
-          </w:tcPr>
-          <w:p>
-            <w:pPr>
-              <w:spacing w:after="60" w:line="276" w:lineRule="auto"/>
-              <w:jc w:val="left"/>
-              <w:rPr>
-                <w:rFonts w:ascii="Times New Roman" w:hAnsi="Times New Roman" w:cs="Times New Roman"/>
-                <w:sz w:val="24"/>
-                <w:szCs w:val="24"/>
-              </w:rPr>
-            </w:pPr>
-            <w:r>
-              <w:rPr>
-                <w:rFonts w:ascii="Times New Roman" w:hAnsi="Times New Roman" w:cs="Times New Roman" w:eastAsia="Times New Roman"/>
-                <w:sz w:val="21"/>
-                <w:szCs w:val="24"/>
-              </w:rPr>
-              <w:t>Scheduled slots, duration, parsed session type, area/team match</w:t>
-            </w:r>
-          </w:p>
-        </w:tc>
-      </w:tr>
-      <w:tr>
-        <w:trPr>
-          <w:cantSplit/>
-          <w:jc w:val="center"/>
-        </w:trPr>
-        <w:tc>
-          <w:tcPr>
-            <w:tcW w:w="2087" w:type="pct"/>
-            <w:tcMar>
-              <w:top w:w="90" w:type="dxa"/>
-              <w:left w:w="90" w:type="dxa"/>
-              <w:bottom w:w="90" w:type="dxa"/>
-              <w:right w:w="90" w:type="dxa"/>
-            </w:tcMar>
-            <w:vAlign w:val="center"/>
-          </w:tcPr>
-          <w:p>
-            <w:pPr>
-              <w:spacing w:after="60" w:line="276" w:lineRule="auto"/>
-              <w:jc w:val="left"/>
-              <w:rPr>
-                <w:rFonts w:ascii="Times New Roman" w:hAnsi="Times New Roman" w:cs="Times New Roman"/>
-                <w:sz w:val="24"/>
-                <w:szCs w:val="24"/>
-              </w:rPr>
-            </w:pPr>
-            <w:r>
-              <w:rPr>
-                <w:rFonts w:ascii="Times New Roman" w:hAnsi="Times New Roman" w:cs="Times New Roman" w:eastAsia="Times New Roman"/>
-                <w:sz w:val="21"/>
-                <w:szCs w:val="24"/>
-              </w:rPr>
-              <w:t>fact_recommendation_log</w:t>
-            </w:r>
-          </w:p>
-        </w:tc>
-        <w:tc>
-          <w:tcPr>
-            <w:tcW w:w="949" w:type="pct"/>
-            <w:tcMar>
-              <w:top w:w="90" w:type="dxa"/>
-              <w:left w:w="90" w:type="dxa"/>
-              <w:bottom w:w="90" w:type="dxa"/>
-              <w:right w:w="90" w:type="dxa"/>
-            </w:tcMar>
-            <w:vAlign w:val="center"/>
-          </w:tcPr>
-          <w:p>
-            <w:pPr>
-              <w:spacing w:after="60" w:line="276" w:lineRule="auto"/>
-              <w:jc w:val="left"/>
-              <w:rPr>
-                <w:rFonts w:ascii="Times New Roman" w:hAnsi="Times New Roman" w:cs="Times New Roman"/>
-                <w:sz w:val="24"/>
-                <w:szCs w:val="24"/>
-              </w:rPr>
-            </w:pPr>
-            <w:r>
-              <w:rPr>
-                <w:rFonts w:ascii="Times New Roman" w:hAnsi="Times New Roman" w:cs="Times New Roman" w:eastAsia="Times New Roman"/>
-                <w:sz w:val="21"/>
-                <w:szCs w:val="24"/>
-              </w:rPr>
-              <w:t>Fact</w:t>
-            </w:r>
-          </w:p>
-        </w:tc>
-        <w:tc>
-          <w:tcPr>
-            <w:tcW w:w="1964" w:type="pct"/>
-            <w:tcMar>
-              <w:top w:w="90" w:type="dxa"/>
-              <w:left w:w="90" w:type="dxa"/>
-              <w:bottom w:w="90" w:type="dxa"/>
-              <w:right w:w="90" w:type="dxa"/>
-            </w:tcMar>
-            <w:vAlign w:val="center"/>
-          </w:tcPr>
-          <w:p>
-            <w:pPr>
-              <w:spacing w:after="60" w:line="276" w:lineRule="auto"/>
-              <w:jc w:val="left"/>
-              <w:rPr>
-                <w:rFonts w:ascii="Times New Roman" w:hAnsi="Times New Roman" w:cs="Times New Roman"/>
-                <w:sz w:val="24"/>
-                <w:szCs w:val="24"/>
-              </w:rPr>
-            </w:pPr>
-            <w:r>
-              <w:rPr>
-                <w:rFonts w:ascii="Times New Roman" w:hAnsi="Times New Roman" w:cs="Times New Roman" w:eastAsia="Times New Roman"/>
-                <w:sz w:val="21"/>
-                <w:szCs w:val="24"/>
-              </w:rPr>
-              <w:t>Recommendation type, generated date, related customer/service/area, reason, review label, action taken, and outcome</w:t>
-            </w:r>
-          </w:p>
-        </w:tc>
-      </w:tr>
-      <w:tr>
-        <w:trPr>
-          <w:cantSplit/>
-          <w:jc w:val="center"/>
-        </w:trPr>
-        <w:tc>
-          <w:tcPr>
-            <w:tcW w:w="2087" w:type="pct"/>
-            <w:tcMar>
-              <w:top w:w="90" w:type="dxa"/>
-              <w:left w:w="90" w:type="dxa"/>
-              <w:bottom w:w="90" w:type="dxa"/>
-              <w:right w:w="90" w:type="dxa"/>
-            </w:tcMar>
+        <w:tc>
+          <w:tcPr>
+            <w:tcW w:type="dxa" w:w="2256"/>
             <w:vAlign w:val="center"/>
           </w:tcPr>
           <w:p>
@@ -23238,22 +21708,16 @@
             </w:pPr>
             <w:r>
               <w:rPr>
-                <w:rFonts w:ascii="Times New Roman" w:hAnsi="Times New Roman" w:eastAsia="Times New Roman" w:cs="Times New Roman"/>
-                <w:sz w:val="21"/>
-              </w:rPr>
-              <w:t>data_quality_log</w:t>
-            </w:r>
-          </w:p>
-        </w:tc>
-        <w:tc>
-          <w:tcPr>
-            <w:tcW w:w="949" w:type="pct"/>
-            <w:tcMar>
-              <w:top w:w="90" w:type="dxa"/>
-              <w:left w:w="90" w:type="dxa"/>
-              <w:bottom w:w="90" w:type="dxa"/>
-              <w:right w:w="90" w:type="dxa"/>
-            </w:tcMar>
+                <w:rFonts w:ascii="Times New Roman" w:hAnsi="Times New Roman" w:eastAsia="Times New Roman"/>
+                <w:sz w:val="21"/>
+              </w:rPr>
+              <w:t>Manual review inputs</w:t>
+            </w:r>
+          </w:p>
+        </w:tc>
+        <w:tc>
+          <w:tcPr>
+            <w:tcW w:type="dxa" w:w="2256"/>
             <w:vAlign w:val="center"/>
           </w:tcPr>
           <w:p>
@@ -23263,22 +21727,16 @@
             </w:pPr>
             <w:r>
               <w:rPr>
-                <w:rFonts w:ascii="Times New Roman" w:hAnsi="Times New Roman" w:eastAsia="Times New Roman" w:cs="Times New Roman"/>
-                <w:sz w:val="21"/>
-              </w:rPr>
-              <w:t>Quality table</w:t>
-            </w:r>
-          </w:p>
-        </w:tc>
-        <w:tc>
-          <w:tcPr>
-            <w:tcW w:w="1964" w:type="pct"/>
-            <w:tcMar>
-              <w:top w:w="90" w:type="dxa"/>
-              <w:left w:w="90" w:type="dxa"/>
-              <w:bottom w:w="90" w:type="dxa"/>
-              <w:right w:w="90" w:type="dxa"/>
-            </w:tcMar>
+                <w:rFonts w:ascii="Times New Roman" w:hAnsi="Times New Roman" w:eastAsia="Times New Roman"/>
+                <w:sz w:val="21"/>
+              </w:rPr>
+              <w:t>Manager notes, suspected warranty factors, review priority, and evidence notes where available.</w:t>
+            </w:r>
+          </w:p>
+        </w:tc>
+        <w:tc>
+          <w:tcPr>
+            <w:tcW w:type="dxa" w:w="2256"/>
             <w:vAlign w:val="center"/>
           </w:tcPr>
           <w:p>
@@ -23288,28 +21746,16 @@
             </w:pPr>
             <w:r>
               <w:rPr>
-                <w:rFonts w:ascii="Times New Roman" w:hAnsi="Times New Roman" w:eastAsia="Times New Roman" w:cs="Times New Roman"/>
-                <w:sz w:val="21"/>
-              </w:rPr>
-              <w:t>Missing values, duplicate candidates, invalid dates, failed data contracts, unmatched records, and source-level quality status</w:t>
-            </w:r>
-          </w:p>
-        </w:tc>
-      </w:tr>
-      <w:tr>
-        <w:trPr>
-          <w:cantSplit/>
-          <w:jc w:val="center"/>
-        </w:trPr>
-        <w:tc>
-          <w:tcPr>
-            <w:tcW w:w="2087" w:type="pct"/>
-            <w:tcMar>
-              <w:top w:w="90" w:type="dxa"/>
-              <w:left w:w="90" w:type="dxa"/>
-              <w:bottom w:w="90" w:type="dxa"/>
-              <w:right w:w="90" w:type="dxa"/>
-            </w:tcMar>
+                <w:rFonts w:ascii="Times New Roman" w:hAnsi="Times New Roman" w:eastAsia="Times New Roman"/>
+                <w:sz w:val="21"/>
+              </w:rPr>
+              <w:t>Improve warranty factor grouping and recommendation explanations.</w:t>
+            </w:r>
+          </w:p>
+        </w:tc>
+        <w:tc>
+          <w:tcPr>
+            <w:tcW w:type="dxa" w:w="2256"/>
             <w:vAlign w:val="center"/>
           </w:tcPr>
           <w:p>
@@ -23319,1066 +21765,10 @@
             </w:pPr>
             <w:r>
               <w:rPr>
-                <w:rFonts w:ascii="Times New Roman" w:hAnsi="Times New Roman" w:eastAsia="Times New Roman" w:cs="Times New Roman"/>
-                <w:sz w:val="21"/>
-              </w:rPr>
-              <w:lastRenderedPageBreak/>
-              <w:t>record_match_log</w:t>
-            </w:r>
-          </w:p>
-        </w:tc>
-        <w:tc>
-          <w:tcPr>
-            <w:tcW w:w="949" w:type="pct"/>
-            <w:tcMar>
-              <w:top w:w="90" w:type="dxa"/>
-              <w:left w:w="90" w:type="dxa"/>
-              <w:bottom w:w="90" w:type="dxa"/>
-              <w:right w:w="90" w:type="dxa"/>
-            </w:tcMar>
-            <w:vAlign w:val="center"/>
-          </w:tcPr>
-          <w:p>
-            <w:pPr>
-              <w:spacing w:line="276" w:lineRule="auto" w:after="60"/>
-              <w:jc w:val="left"/>
-            </w:pPr>
-            <w:r>
-              <w:rPr>
-                <w:rFonts w:ascii="Times New Roman" w:hAnsi="Times New Roman" w:eastAsia="Times New Roman" w:cs="Times New Roman"/>
-                <w:sz w:val="21"/>
-              </w:rPr>
-              <w:t>Quality table</w:t>
-            </w:r>
-          </w:p>
-        </w:tc>
-        <w:tc>
-          <w:tcPr>
-            <w:tcW w:w="1964" w:type="pct"/>
-            <w:tcMar>
-              <w:top w:w="90" w:type="dxa"/>
-              <w:left w:w="90" w:type="dxa"/>
-              <w:bottom w:w="90" w:type="dxa"/>
-              <w:right w:w="90" w:type="dxa"/>
-            </w:tcMar>
-            <w:vAlign w:val="center"/>
-          </w:tcPr>
-          <w:p>
-            <w:pPr>
-              <w:spacing w:line="276" w:lineRule="auto" w:after="60"/>
-              <w:jc w:val="left"/>
-            </w:pPr>
-            <w:r>
-              <w:rPr>
-                <w:rFonts w:ascii="Times New Roman" w:hAnsi="Times New Roman" w:eastAsia="Times New Roman" w:cs="Times New Roman"/>
-                <w:sz w:val="21"/>
-              </w:rPr>
-              <w:t>Customer, calendar, area/postcode, and weather-enrichment match confidence</w:t>
-            </w:r>
-          </w:p>
-        </w:tc>
-      </w:tr>
-      <w:tr>
-        <w:trPr>
-          <w:cantSplit/>
-          <w:jc w:val="center"/>
-        </w:trPr>
-        <w:tc>
-          <w:tcPr>
-            <w:tcW w:w="2087" w:type="pct"/>
-            <w:tcMar>
-              <w:top w:w="90" w:type="dxa"/>
-              <w:left w:w="90" w:type="dxa"/>
-              <w:bottom w:w="90" w:type="dxa"/>
-              <w:right w:w="90" w:type="dxa"/>
-            </w:tcMar>
-            <w:vAlign w:val="center"/>
-          </w:tcPr>
-          <w:p>
-            <w:pPr>
-              <w:spacing w:line="276" w:lineRule="auto" w:after="60"/>
-              <w:jc w:val="left"/>
-            </w:pPr>
-            <w:r>
-              <w:rPr>
-                <w:rFonts w:ascii="Times New Roman" w:hAnsi="Times New Roman" w:eastAsia="Times New Roman" w:cs="Times New Roman"/>
-                <w:sz w:val="21"/>
-              </w:rPr>
-              <w:t>anonymised_reporting_views</w:t>
-            </w:r>
-          </w:p>
-        </w:tc>
-        <w:tc>
-          <w:tcPr>
-            <w:tcW w:w="949" w:type="pct"/>
-            <w:tcMar>
-              <w:top w:w="90" w:type="dxa"/>
-              <w:left w:w="90" w:type="dxa"/>
-              <w:bottom w:w="90" w:type="dxa"/>
-              <w:right w:w="90" w:type="dxa"/>
-            </w:tcMar>
-            <w:vAlign w:val="center"/>
-          </w:tcPr>
-          <w:p>
-            <w:pPr>
-              <w:spacing w:line="276" w:lineRule="auto" w:after="60"/>
-              <w:jc w:val="left"/>
-            </w:pPr>
-            <w:r>
-              <w:rPr>
-                <w:rFonts w:ascii="Times New Roman" w:hAnsi="Times New Roman" w:eastAsia="Times New Roman" w:cs="Times New Roman"/>
-                <w:sz w:val="21"/>
-              </w:rPr>
-              <w:t>Views</w:t>
-            </w:r>
-          </w:p>
-        </w:tc>
-        <w:tc>
-          <w:tcPr>
-            <w:tcW w:w="1964" w:type="pct"/>
-            <w:tcMar>
-              <w:top w:w="90" w:type="dxa"/>
-              <w:left w:w="90" w:type="dxa"/>
-              <w:bottom w:w="90" w:type="dxa"/>
-              <w:right w:w="90" w:type="dxa"/>
-            </w:tcMar>
-            <w:vAlign w:val="center"/>
-          </w:tcPr>
-          <w:p>
-            <w:pPr>
-              <w:spacing w:line="276" w:lineRule="auto" w:after="60"/>
-              <w:jc w:val="left"/>
-            </w:pPr>
-            <w:r>
-              <w:rPr>
-                <w:rFonts w:ascii="Times New Roman" w:hAnsi="Times New Roman" w:eastAsia="Times New Roman" w:cs="Times New Roman"/>
-                <w:sz w:val="21"/>
-              </w:rPr>
-              <w:t>Reporting outputs using customer ID and area/postcode instead of names, phone numbers, emails, or full addresses</w:t>
-            </w:r>
-          </w:p>
-        </w:tc>
-      </w:tr>
-      <w:tr>
-        <w:trPr>
-          <w:cantSplit/>
-          <w:jc w:val="center"/>
-        </w:trPr>
-        <w:tc>
-          <w:tcPr>
-            <w:tcW w:w="2087" w:type="pct"/>
-            <w:tcMar>
-              <w:top w:w="90" w:type="dxa"/>
-              <w:left w:w="90" w:type="dxa"/>
-              <w:bottom w:w="90" w:type="dxa"/>
-              <w:right w:w="90" w:type="dxa"/>
-            </w:tcMar>
-            <w:vAlign w:val="center"/>
-          </w:tcPr>
-          <w:p>
-            <w:pPr>
-              <w:spacing w:after="60" w:line="276" w:lineRule="auto"/>
-              <w:jc w:val="left"/>
-              <w:rPr>
-                <w:rFonts w:ascii="Times New Roman" w:hAnsi="Times New Roman" w:cs="Times New Roman"/>
-                <w:sz w:val="24"/>
-                <w:szCs w:val="24"/>
-              </w:rPr>
-            </w:pPr>
-            <w:r>
-              <w:rPr>
-                <w:rFonts w:ascii="Times New Roman" w:hAnsi="Times New Roman" w:cs="Times New Roman" w:eastAsia="Times New Roman"/>
-                <w:sz w:val="21"/>
-                <w:szCs w:val="24"/>
-              </w:rPr>
-              <w:t>mart_area_risk</w:t>
-            </w:r>
-          </w:p>
-        </w:tc>
-        <w:tc>
-          <w:tcPr>
-            <w:tcW w:w="949" w:type="pct"/>
-            <w:tcMar>
-              <w:top w:w="90" w:type="dxa"/>
-              <w:left w:w="90" w:type="dxa"/>
-              <w:bottom w:w="90" w:type="dxa"/>
-              <w:right w:w="90" w:type="dxa"/>
-            </w:tcMar>
-            <w:vAlign w:val="center"/>
-          </w:tcPr>
-          <w:p>
-            <w:pPr>
-              <w:spacing w:after="60" w:line="276" w:lineRule="auto"/>
-              <w:jc w:val="left"/>
-              <w:rPr>
-                <w:rFonts w:ascii="Times New Roman" w:hAnsi="Times New Roman" w:cs="Times New Roman"/>
-                <w:sz w:val="24"/>
-                <w:szCs w:val="24"/>
-              </w:rPr>
-            </w:pPr>
-            <w:r>
-              <w:rPr>
-                <w:rFonts w:ascii="Times New Roman" w:hAnsi="Times New Roman" w:cs="Times New Roman" w:eastAsia="Times New Roman"/>
-                <w:sz w:val="21"/>
-                <w:szCs w:val="24"/>
-              </w:rPr>
-              <w:t>Analytics mart</w:t>
-            </w:r>
-          </w:p>
-        </w:tc>
-        <w:tc>
-          <w:tcPr>
-            <w:tcW w:w="1964" w:type="pct"/>
-            <w:tcMar>
-              <w:top w:w="90" w:type="dxa"/>
-              <w:left w:w="90" w:type="dxa"/>
-              <w:bottom w:w="90" w:type="dxa"/>
-              <w:right w:w="90" w:type="dxa"/>
-            </w:tcMar>
-            <w:vAlign w:val="center"/>
-          </w:tcPr>
-          <w:p>
-            <w:pPr>
-              <w:spacing w:after="60" w:line="276" w:lineRule="auto"/>
-              <w:jc w:val="left"/>
-              <w:rPr>
-                <w:rFonts w:ascii="Times New Roman" w:hAnsi="Times New Roman" w:cs="Times New Roman"/>
-                <w:sz w:val="24"/>
-                <w:szCs w:val="24"/>
-              </w:rPr>
-            </w:pPr>
-            <w:r>
-              <w:rPr>
-                <w:rFonts w:ascii="Times New Roman" w:hAnsi="Times New Roman" w:cs="Times New Roman" w:eastAsia="Times New Roman"/>
-                <w:sz w:val="21"/>
-                <w:szCs w:val="24"/>
-              </w:rPr>
-              <w:t>Area weather-associated risk score and supporting factors</w:t>
-            </w:r>
-          </w:p>
-        </w:tc>
-      </w:tr>
-      <w:tr>
-        <w:trPr>
-          <w:cantSplit/>
-          <w:jc w:val="center"/>
-        </w:trPr>
-        <w:tc>
-          <w:tcPr>
-            <w:tcW w:w="2087" w:type="pct"/>
-            <w:tcMar>
-              <w:top w:w="90" w:type="dxa"/>
-              <w:left w:w="90" w:type="dxa"/>
-              <w:bottom w:w="90" w:type="dxa"/>
-              <w:right w:w="90" w:type="dxa"/>
-            </w:tcMar>
-            <w:vAlign w:val="center"/>
-          </w:tcPr>
-          <w:p>
-            <w:pPr>
-              <w:spacing w:after="60" w:line="276" w:lineRule="auto"/>
-              <w:jc w:val="left"/>
-              <w:rPr>
-                <w:rFonts w:ascii="Times New Roman" w:hAnsi="Times New Roman" w:cs="Times New Roman"/>
-                <w:sz w:val="24"/>
-                <w:szCs w:val="24"/>
-              </w:rPr>
-            </w:pPr>
-            <w:r>
-              <w:rPr>
-                <w:rFonts w:ascii="Times New Roman" w:hAnsi="Times New Roman" w:cs="Times New Roman" w:eastAsia="Times New Roman"/>
-                <w:sz w:val="21"/>
-                <w:szCs w:val="24"/>
-              </w:rPr>
-              <w:t>mart_treatment_difficulty</w:t>
-            </w:r>
-          </w:p>
-        </w:tc>
-        <w:tc>
-          <w:tcPr>
-            <w:tcW w:w="949" w:type="pct"/>
-            <w:tcMar>
-              <w:top w:w="90" w:type="dxa"/>
-              <w:left w:w="90" w:type="dxa"/>
-              <w:bottom w:w="90" w:type="dxa"/>
-              <w:right w:w="90" w:type="dxa"/>
-            </w:tcMar>
-            <w:vAlign w:val="center"/>
-          </w:tcPr>
-          <w:p>
-            <w:pPr>
-              <w:spacing w:after="60" w:line="276" w:lineRule="auto"/>
-              <w:jc w:val="left"/>
-              <w:rPr>
-                <w:rFonts w:ascii="Times New Roman" w:hAnsi="Times New Roman" w:cs="Times New Roman"/>
-                <w:sz w:val="24"/>
-                <w:szCs w:val="24"/>
-              </w:rPr>
-            </w:pPr>
-            <w:r>
-              <w:rPr>
-                <w:rFonts w:ascii="Times New Roman" w:hAnsi="Times New Roman" w:cs="Times New Roman" w:eastAsia="Times New Roman"/>
-                <w:sz w:val="21"/>
-                <w:szCs w:val="24"/>
-              </w:rPr>
-              <w:t>Analytics mart</w:t>
-            </w:r>
-          </w:p>
-        </w:tc>
-        <w:tc>
-          <w:tcPr>
-            <w:tcW w:w="1964" w:type="pct"/>
-            <w:tcMar>
-              <w:top w:w="90" w:type="dxa"/>
-              <w:left w:w="90" w:type="dxa"/>
-              <w:bottom w:w="90" w:type="dxa"/>
-              <w:right w:w="90" w:type="dxa"/>
-            </w:tcMar>
-            <w:vAlign w:val="center"/>
-          </w:tcPr>
-          <w:p>
-            <w:pPr>
-              <w:spacing w:after="60" w:line="276" w:lineRule="auto"/>
-              <w:jc w:val="left"/>
-              <w:rPr>
-                <w:rFonts w:ascii="Times New Roman" w:hAnsi="Times New Roman" w:cs="Times New Roman"/>
-                <w:sz w:val="24"/>
-                <w:szCs w:val="24"/>
-              </w:rPr>
-            </w:pPr>
-            <w:r>
-              <w:rPr>
-                <w:rFonts w:ascii="Times New Roman" w:hAnsi="Times New Roman" w:cs="Times New Roman" w:eastAsia="Times New Roman"/>
-                <w:sz w:val="21"/>
-                <w:szCs w:val="24"/>
-              </w:rPr>
-              <w:t>Difficulty index by area, pest type, and team</w:t>
-            </w:r>
-          </w:p>
-        </w:tc>
-      </w:tr>
-      <w:tr>
-        <w:trPr>
-          <w:cantSplit/>
-          <w:jc w:val="center"/>
-        </w:trPr>
-        <w:tc>
-          <w:tcPr>
-            <w:tcW w:w="2087" w:type="pct"/>
-            <w:tcMar>
-              <w:top w:w="90" w:type="dxa"/>
-              <w:left w:w="90" w:type="dxa"/>
-              <w:bottom w:w="90" w:type="dxa"/>
-              <w:right w:w="90" w:type="dxa"/>
-            </w:tcMar>
-            <w:vAlign w:val="center"/>
-          </w:tcPr>
-          <w:p>
-            <w:pPr>
-              <w:spacing w:after="60" w:line="276" w:lineRule="auto"/>
-              <w:jc w:val="left"/>
-              <w:rPr>
-                <w:rFonts w:ascii="Times New Roman" w:hAnsi="Times New Roman" w:cs="Times New Roman"/>
-                <w:sz w:val="24"/>
-                <w:szCs w:val="24"/>
-              </w:rPr>
-            </w:pPr>
-            <w:r>
-              <w:rPr>
-                <w:rFonts w:ascii="Times New Roman" w:hAnsi="Times New Roman" w:cs="Times New Roman" w:eastAsia="Times New Roman"/>
-                <w:sz w:val="21"/>
-                <w:szCs w:val="24"/>
-              </w:rPr>
-              <w:t>mart_recurrence_windows</w:t>
-            </w:r>
-          </w:p>
-        </w:tc>
-        <w:tc>
-          <w:tcPr>
-            <w:tcW w:w="949" w:type="pct"/>
-            <w:tcMar>
-              <w:top w:w="90" w:type="dxa"/>
-              <w:left w:w="90" w:type="dxa"/>
-              <w:bottom w:w="90" w:type="dxa"/>
-              <w:right w:w="90" w:type="dxa"/>
-            </w:tcMar>
-            <w:vAlign w:val="center"/>
-          </w:tcPr>
-          <w:p>
-            <w:pPr>
-              <w:spacing w:after="60" w:line="276" w:lineRule="auto"/>
-              <w:jc w:val="left"/>
-              <w:rPr>
-                <w:rFonts w:ascii="Times New Roman" w:hAnsi="Times New Roman" w:cs="Times New Roman"/>
-                <w:sz w:val="24"/>
-                <w:szCs w:val="24"/>
-              </w:rPr>
-            </w:pPr>
-            <w:r>
-              <w:rPr>
-                <w:rFonts w:ascii="Times New Roman" w:hAnsi="Times New Roman" w:cs="Times New Roman" w:eastAsia="Times New Roman"/>
-                <w:sz w:val="21"/>
-                <w:szCs w:val="24"/>
-              </w:rPr>
-              <w:t>Analytics mart</w:t>
-            </w:r>
-          </w:p>
-        </w:tc>
-        <w:tc>
-          <w:tcPr>
-            <w:tcW w:w="1964" w:type="pct"/>
-            <w:tcMar>
-              <w:top w:w="90" w:type="dxa"/>
-              <w:left w:w="90" w:type="dxa"/>
-              <w:bottom w:w="90" w:type="dxa"/>
-              <w:right w:w="90" w:type="dxa"/>
-            </w:tcMar>
-            <w:vAlign w:val="center"/>
-          </w:tcPr>
-          <w:p>
-            <w:pPr>
-              <w:spacing w:after="60" w:line="276" w:lineRule="auto"/>
-              <w:jc w:val="left"/>
-              <w:rPr>
-                <w:rFonts w:ascii="Times New Roman" w:hAnsi="Times New Roman" w:cs="Times New Roman"/>
-                <w:sz w:val="24"/>
-                <w:szCs w:val="24"/>
-              </w:rPr>
-            </w:pPr>
-            <w:r>
-              <w:rPr>
-                <w:rFonts w:ascii="Times New Roman" w:hAnsi="Times New Roman" w:cs="Times New Roman" w:eastAsia="Times New Roman"/>
-                <w:sz w:val="21"/>
-                <w:szCs w:val="24"/>
-              </w:rPr>
-              <w:t>Days-to-recurrence and bucketed recurrence outcomes</w:t>
-            </w:r>
-          </w:p>
-        </w:tc>
-      </w:tr>
-      <w:tr>
-        <w:trPr>
-          <w:cantSplit/>
-          <w:jc w:val="center"/>
-        </w:trPr>
-        <w:tc>
-          <w:tcPr>
-            <w:tcW w:w="2087" w:type="pct"/>
-            <w:tcMar>
-              <w:top w:w="90" w:type="dxa"/>
-              <w:left w:w="90" w:type="dxa"/>
-              <w:bottom w:w="90" w:type="dxa"/>
-              <w:right w:w="90" w:type="dxa"/>
-            </w:tcMar>
-            <w:vAlign w:val="center"/>
-          </w:tcPr>
-          <w:p>
-            <w:pPr>
-              <w:spacing w:after="60" w:line="276" w:lineRule="auto"/>
-              <w:jc w:val="left"/>
-              <w:rPr>
-                <w:rFonts w:ascii="Times New Roman" w:hAnsi="Times New Roman" w:cs="Times New Roman"/>
-                <w:sz w:val="24"/>
-                <w:szCs w:val="24"/>
-              </w:rPr>
-            </w:pPr>
-            <w:r>
-              <w:rPr>
-                <w:rFonts w:ascii="Times New Roman" w:hAnsi="Times New Roman" w:cs="Times New Roman" w:eastAsia="Times New Roman"/>
-                <w:sz w:val="21"/>
-                <w:szCs w:val="24"/>
-              </w:rPr>
-              <w:t>mart_hotspots</w:t>
-            </w:r>
-          </w:p>
-        </w:tc>
-        <w:tc>
-          <w:tcPr>
-            <w:tcW w:w="949" w:type="pct"/>
-            <w:tcMar>
-              <w:top w:w="90" w:type="dxa"/>
-              <w:left w:w="90" w:type="dxa"/>
-              <w:bottom w:w="90" w:type="dxa"/>
-              <w:right w:w="90" w:type="dxa"/>
-            </w:tcMar>
-            <w:vAlign w:val="center"/>
-          </w:tcPr>
-          <w:p>
-            <w:pPr>
-              <w:spacing w:after="60" w:line="276" w:lineRule="auto"/>
-              <w:jc w:val="left"/>
-              <w:rPr>
-                <w:rFonts w:ascii="Times New Roman" w:hAnsi="Times New Roman" w:cs="Times New Roman"/>
-                <w:sz w:val="24"/>
-                <w:szCs w:val="24"/>
-              </w:rPr>
-            </w:pPr>
-            <w:r>
-              <w:rPr>
-                <w:rFonts w:ascii="Times New Roman" w:hAnsi="Times New Roman" w:cs="Times New Roman" w:eastAsia="Times New Roman"/>
-                <w:sz w:val="21"/>
-                <w:szCs w:val="24"/>
-              </w:rPr>
-              <w:t>Analytics mart</w:t>
-            </w:r>
-          </w:p>
-        </w:tc>
-        <w:tc>
-          <w:tcPr>
-            <w:tcW w:w="1964" w:type="pct"/>
-            <w:tcMar>
-              <w:top w:w="90" w:type="dxa"/>
-              <w:left w:w="90" w:type="dxa"/>
-              <w:bottom w:w="90" w:type="dxa"/>
-              <w:right w:w="90" w:type="dxa"/>
-            </w:tcMar>
-            <w:vAlign w:val="center"/>
-          </w:tcPr>
-          <w:p>
-            <w:pPr>
-              <w:spacing w:after="60" w:line="276" w:lineRule="auto"/>
-              <w:jc w:val="left"/>
-              <w:rPr>
-                <w:rFonts w:ascii="Times New Roman" w:hAnsi="Times New Roman" w:cs="Times New Roman"/>
-                <w:sz w:val="24"/>
-                <w:szCs w:val="24"/>
-              </w:rPr>
-            </w:pPr>
-            <w:r>
-              <w:rPr>
-                <w:rFonts w:ascii="Times New Roman" w:hAnsi="Times New Roman" w:cs="Times New Roman" w:eastAsia="Times New Roman"/>
-                <w:sz w:val="21"/>
-                <w:szCs w:val="24"/>
-              </w:rPr>
-              <w:t>DBSCAN cluster IDs, centroid, severity, and cluster trend</w:t>
-            </w:r>
-          </w:p>
-        </w:tc>
-      </w:tr>
-      <w:tr>
-        <w:trPr>
-          <w:cantSplit/>
-          <w:jc w:val="center"/>
-        </w:trPr>
-        <w:tc>
-          <w:tcPr>
-            <w:tcW w:w="2087" w:type="pct"/>
-            <w:tcMar>
-              <w:top w:w="90" w:type="dxa"/>
-              <w:left w:w="90" w:type="dxa"/>
-              <w:bottom w:w="90" w:type="dxa"/>
-              <w:right w:w="90" w:type="dxa"/>
-            </w:tcMar>
-            <w:vAlign w:val="center"/>
-          </w:tcPr>
-          <w:p>
-            <w:pPr>
-              <w:spacing w:after="60" w:line="276" w:lineRule="auto"/>
-              <w:jc w:val="left"/>
-              <w:rPr>
-                <w:rFonts w:ascii="Times New Roman" w:hAnsi="Times New Roman" w:cs="Times New Roman"/>
-                <w:sz w:val="24"/>
-                <w:szCs w:val="24"/>
-              </w:rPr>
-            </w:pPr>
-            <w:r>
-              <w:rPr>
-                <w:rFonts w:ascii="Times New Roman" w:hAnsi="Times New Roman" w:cs="Times New Roman" w:eastAsia="Times New Roman"/>
-                <w:sz w:val="21"/>
-                <w:szCs w:val="24"/>
-              </w:rPr>
-              <w:t>mart_upsell_fit</w:t>
-            </w:r>
-          </w:p>
-        </w:tc>
-        <w:tc>
-          <w:tcPr>
-            <w:tcW w:w="949" w:type="pct"/>
-            <w:tcMar>
-              <w:top w:w="90" w:type="dxa"/>
-              <w:left w:w="90" w:type="dxa"/>
-              <w:bottom w:w="90" w:type="dxa"/>
-              <w:right w:w="90" w:type="dxa"/>
-            </w:tcMar>
-            <w:vAlign w:val="center"/>
-          </w:tcPr>
-          <w:p>
-            <w:pPr>
-              <w:spacing w:after="60" w:line="276" w:lineRule="auto"/>
-              <w:jc w:val="left"/>
-              <w:rPr>
-                <w:rFonts w:ascii="Times New Roman" w:hAnsi="Times New Roman" w:cs="Times New Roman"/>
-                <w:sz w:val="24"/>
-                <w:szCs w:val="24"/>
-              </w:rPr>
-            </w:pPr>
-            <w:r>
-              <w:rPr>
-                <w:rFonts w:ascii="Times New Roman" w:hAnsi="Times New Roman" w:cs="Times New Roman" w:eastAsia="Times New Roman"/>
-                <w:sz w:val="21"/>
-                <w:szCs w:val="24"/>
-              </w:rPr>
-              <w:t>Analytics mart</w:t>
-            </w:r>
-          </w:p>
-        </w:tc>
-        <w:tc>
-          <w:tcPr>
-            <w:tcW w:w="1964" w:type="pct"/>
-            <w:tcMar>
-              <w:top w:w="90" w:type="dxa"/>
-              <w:left w:w="90" w:type="dxa"/>
-              <w:bottom w:w="90" w:type="dxa"/>
-              <w:right w:w="90" w:type="dxa"/>
-            </w:tcMar>
-            <w:vAlign w:val="center"/>
-          </w:tcPr>
-          <w:p>
-            <w:pPr>
-              <w:spacing w:after="60" w:line="276" w:lineRule="auto"/>
-              <w:jc w:val="left"/>
-              <w:rPr>
-                <w:rFonts w:ascii="Times New Roman" w:hAnsi="Times New Roman" w:cs="Times New Roman"/>
-                <w:sz w:val="24"/>
-                <w:szCs w:val="24"/>
-              </w:rPr>
-            </w:pPr>
-            <w:r>
-              <w:rPr>
-                <w:rFonts w:ascii="Times New Roman" w:hAnsi="Times New Roman" w:cs="Times New Roman" w:eastAsia="Times New Roman"/>
-                <w:sz w:val="21"/>
-                <w:szCs w:val="24"/>
-              </w:rPr>
-              <w:t>Best-fit package recommendations by customer/pest/area segment</w:t>
-            </w:r>
-          </w:p>
-        </w:tc>
-      </w:tr>
-      <w:tr>
-        <w:trPr>
-          <w:cantSplit/>
-          <w:jc w:val="center"/>
-        </w:trPr>
-        <w:tc>
-          <w:tcPr>
-            <w:tcW w:w="2087" w:type="pct"/>
-            <w:tcMar>
-              <w:top w:w="90" w:type="dxa"/>
-              <w:left w:w="90" w:type="dxa"/>
-              <w:bottom w:w="90" w:type="dxa"/>
-              <w:right w:w="90" w:type="dxa"/>
-            </w:tcMar>
-            <w:vAlign w:val="center"/>
-          </w:tcPr>
-          <w:p>
-            <w:pPr>
-              <w:spacing w:after="60" w:line="276" w:lineRule="auto"/>
-              <w:jc w:val="left"/>
-              <w:rPr>
-                <w:rFonts w:ascii="Times New Roman" w:hAnsi="Times New Roman" w:cs="Times New Roman"/>
-                <w:sz w:val="24"/>
-                <w:szCs w:val="24"/>
-              </w:rPr>
-            </w:pPr>
-            <w:r>
-              <w:rPr>
-                <w:rFonts w:ascii="Times New Roman" w:hAnsi="Times New Roman" w:cs="Times New Roman" w:eastAsia="Times New Roman"/>
-                <w:sz w:val="21"/>
-                <w:szCs w:val="24"/>
-              </w:rPr>
-              <w:t>mart_recommendations</w:t>
-            </w:r>
-          </w:p>
-        </w:tc>
-        <w:tc>
-          <w:tcPr>
-            <w:tcW w:w="949" w:type="pct"/>
-            <w:tcMar>
-              <w:top w:w="90" w:type="dxa"/>
-              <w:left w:w="90" w:type="dxa"/>
-              <w:bottom w:w="90" w:type="dxa"/>
-              <w:right w:w="90" w:type="dxa"/>
-            </w:tcMar>
-            <w:vAlign w:val="center"/>
-          </w:tcPr>
-          <w:p>
-            <w:pPr>
-              <w:spacing w:after="60" w:line="276" w:lineRule="auto"/>
-              <w:jc w:val="left"/>
-              <w:rPr>
-                <w:rFonts w:ascii="Times New Roman" w:hAnsi="Times New Roman" w:cs="Times New Roman"/>
-                <w:sz w:val="24"/>
-                <w:szCs w:val="24"/>
-              </w:rPr>
-            </w:pPr>
-            <w:r>
-              <w:rPr>
-                <w:rFonts w:ascii="Times New Roman" w:hAnsi="Times New Roman" w:cs="Times New Roman" w:eastAsia="Times New Roman"/>
-                <w:sz w:val="21"/>
-                <w:szCs w:val="24"/>
-              </w:rPr>
-              <w:t>Analytics mart</w:t>
-            </w:r>
-          </w:p>
-        </w:tc>
-        <w:tc>
-          <w:tcPr>
-            <w:tcW w:w="1964" w:type="pct"/>
-            <w:tcMar>
-              <w:top w:w="90" w:type="dxa"/>
-              <w:left w:w="90" w:type="dxa"/>
-              <w:bottom w:w="90" w:type="dxa"/>
-              <w:right w:w="90" w:type="dxa"/>
-            </w:tcMar>
-            <w:vAlign w:val="center"/>
-          </w:tcPr>
-          <w:p>
-            <w:pPr>
-              <w:spacing w:after="60" w:line="276" w:lineRule="auto"/>
-              <w:jc w:val="left"/>
-              <w:rPr>
-                <w:rFonts w:ascii="Times New Roman" w:hAnsi="Times New Roman" w:cs="Times New Roman"/>
-                <w:sz w:val="24"/>
-                <w:szCs w:val="24"/>
-              </w:rPr>
-            </w:pPr>
-            <w:r>
-              <w:rPr>
-                <w:rFonts w:ascii="Times New Roman" w:hAnsi="Times New Roman" w:cs="Times New Roman" w:eastAsia="Times New Roman"/>
-                <w:sz w:val="21"/>
-                <w:szCs w:val="24"/>
-              </w:rPr>
-              <w:t>Dashboard-ready prescriptive recommendations and optional AI-generated explanation text</w:t>
-            </w:r>
-          </w:p>
-        </w:tc>
-      </w:tr>
-      <w:tr>
-        <w:trPr>
-          <w:cantSplit/>
-          <w:jc w:val="center"/>
-        </w:trPr>
-        <w:tc>
-          <w:tcPr>
-            <w:tcW w:w="2087" w:type="pct"/>
-            <w:tcMar>
-              <w:top w:w="90" w:type="dxa"/>
-              <w:left w:w="90" w:type="dxa"/>
-              <w:bottom w:w="90" w:type="dxa"/>
-              <w:right w:w="90" w:type="dxa"/>
-            </w:tcMar>
-            <w:vAlign w:val="center"/>
-          </w:tcPr>
-          <w:p>
-            <w:pPr>
-              <w:spacing w:line="276" w:lineRule="auto" w:after="60"/>
-              <w:jc w:val="left"/>
-            </w:pPr>
-            <w:r>
-              <w:rPr>
-                <w:rFonts w:ascii="Times New Roman" w:hAnsi="Times New Roman" w:eastAsia="Times New Roman" w:cs="Times New Roman"/>
-                <w:sz w:val="21"/>
-              </w:rPr>
-              <w:t>mart_refresh_status</w:t>
-            </w:r>
-          </w:p>
-        </w:tc>
-        <w:tc>
-          <w:tcPr>
-            <w:tcW w:w="949" w:type="pct"/>
-            <w:tcMar>
-              <w:top w:w="90" w:type="dxa"/>
-              <w:left w:w="90" w:type="dxa"/>
-              <w:bottom w:w="90" w:type="dxa"/>
-              <w:right w:w="90" w:type="dxa"/>
-            </w:tcMar>
-            <w:vAlign w:val="center"/>
-          </w:tcPr>
-          <w:p>
-            <w:pPr>
-              <w:spacing w:line="276" w:lineRule="auto" w:after="60"/>
-              <w:jc w:val="left"/>
-            </w:pPr>
-            <w:r>
-              <w:rPr>
-                <w:rFonts w:ascii="Times New Roman" w:hAnsi="Times New Roman" w:eastAsia="Times New Roman" w:cs="Times New Roman"/>
-                <w:sz w:val="21"/>
-              </w:rPr>
-              <w:t>Analytics mart</w:t>
-            </w:r>
-          </w:p>
-        </w:tc>
-        <w:tc>
-          <w:tcPr>
-            <w:tcW w:w="1964" w:type="pct"/>
-            <w:tcMar>
-              <w:top w:w="90" w:type="dxa"/>
-              <w:left w:w="90" w:type="dxa"/>
-              <w:bottom w:w="90" w:type="dxa"/>
-              <w:right w:w="90" w:type="dxa"/>
-            </w:tcMar>
-            <w:vAlign w:val="center"/>
-          </w:tcPr>
-          <w:p>
-            <w:pPr>
-              <w:spacing w:line="276" w:lineRule="auto" w:after="60"/>
-              <w:jc w:val="left"/>
-            </w:pPr>
-            <w:r>
-              <w:rPr>
-                <w:rFonts w:ascii="Times New Roman" w:hAnsi="Times New Roman" w:eastAsia="Times New Roman" w:cs="Times New Roman"/>
-                <w:sz w:val="21"/>
-              </w:rPr>
-              <w:t>Last successful refresh, failed refresh reason, Airflow run status, row counts, dbt test status, and dashboard data freshness</w:t>
-            </w:r>
-          </w:p>
-        </w:tc>
-      </w:tr>
-      <w:tr>
-        <w:trPr>
-          <w:jc w:val="center"/>
-        </w:trPr>
-        <w:tc>
-          <w:tcPr>
-            <w:tcW w:w="3764" w:type="dxa"/>
-            <w:vAlign w:val="center"/>
-          </w:tcPr>
-          <w:p>
-            <w:pPr>
-              <w:spacing w:line="276" w:lineRule="auto" w:after="60"/>
-              <w:jc w:val="left"/>
-            </w:pPr>
-            <w:r>
-              <w:rPr>
-                <w:rFonts w:ascii="Times New Roman" w:hAnsi="Times New Roman" w:eastAsia="Times New Roman" w:cs="Times New Roman"/>
-                <w:sz w:val="21"/>
-              </w:rPr>
-              <w:t>etl_run_log</w:t>
-            </w:r>
-          </w:p>
-        </w:tc>
-        <w:tc>
-          <w:tcPr>
-            <w:tcW w:w="1711" w:type="dxa"/>
-            <w:vAlign w:val="center"/>
-          </w:tcPr>
-          <w:p>
-            <w:pPr>
-              <w:spacing w:line="276" w:lineRule="auto" w:after="60"/>
-              <w:jc w:val="left"/>
-            </w:pPr>
-            <w:r>
-              <w:rPr>
-                <w:rFonts w:ascii="Times New Roman" w:hAnsi="Times New Roman" w:eastAsia="Times New Roman" w:cs="Times New Roman"/>
-                <w:sz w:val="21"/>
-              </w:rPr>
-              <w:t>Audit table</w:t>
-            </w:r>
-          </w:p>
-        </w:tc>
-        <w:tc>
-          <w:tcPr>
-            <w:tcW w:w="3541" w:type="dxa"/>
-            <w:vAlign w:val="center"/>
-          </w:tcPr>
-          <w:p>
-            <w:pPr>
-              <w:spacing w:line="276" w:lineRule="auto" w:after="60"/>
-              <w:jc w:val="left"/>
-            </w:pPr>
-            <w:r>
-              <w:rPr>
-                <w:rFonts w:ascii="Times New Roman" w:hAnsi="Times New Roman" w:eastAsia="Times New Roman" w:cs="Times New Roman"/>
-                <w:sz w:val="21"/>
-              </w:rPr>
-              <w:t>Airflow run ID, task name, source name, start/end time, rows extracted, rows loaded, rows failed, status, and error message</w:t>
-            </w:r>
-          </w:p>
-        </w:tc>
-      </w:tr>
-      <w:tr>
-        <w:trPr>
-          <w:jc w:val="center"/>
-        </w:trPr>
-        <w:tc>
-          <w:tcPr>
-            <w:tcW w:w="3764" w:type="dxa"/>
-            <w:vAlign w:val="center"/>
-          </w:tcPr>
-          <w:p>
-            <w:pPr>
-              <w:spacing w:line="276" w:lineRule="auto" w:after="60"/>
-              <w:jc w:val="left"/>
-            </w:pPr>
-            <w:r>
-              <w:rPr>
-                <w:rFonts w:ascii="Times New Roman" w:hAnsi="Times New Roman" w:eastAsia="Times New Roman" w:cs="Times New Roman"/>
-                <w:sz w:val="21"/>
-              </w:rPr>
-              <w:t>source_contract_status</w:t>
-            </w:r>
-          </w:p>
-        </w:tc>
-        <w:tc>
-          <w:tcPr>
-            <w:tcW w:w="1711" w:type="dxa"/>
-            <w:vAlign w:val="center"/>
-          </w:tcPr>
-          <w:p>
-            <w:pPr>
-              <w:spacing w:line="276" w:lineRule="auto" w:after="60"/>
-              <w:jc w:val="left"/>
-            </w:pPr>
-            <w:r>
-              <w:rPr>
-                <w:rFonts w:ascii="Times New Roman" w:hAnsi="Times New Roman" w:eastAsia="Times New Roman" w:cs="Times New Roman"/>
-                <w:sz w:val="21"/>
-              </w:rPr>
-              <w:t>Quality table</w:t>
-            </w:r>
-          </w:p>
-        </w:tc>
-        <w:tc>
-          <w:tcPr>
-            <w:tcW w:w="3541" w:type="dxa"/>
-            <w:vAlign w:val="center"/>
-          </w:tcPr>
-          <w:p>
-            <w:pPr>
-              <w:spacing w:line="276" w:lineRule="auto" w:after="60"/>
-              <w:jc w:val="left"/>
-            </w:pPr>
-            <w:r>
-              <w:rPr>
-                <w:rFonts w:ascii="Times New Roman" w:hAnsi="Times New Roman" w:eastAsia="Times New Roman" w:cs="Times New Roman"/>
-                <w:sz w:val="21"/>
-              </w:rPr>
-              <w:t>Expected fields, mapped aliases, missing critical fields, warnings, and source acceptance status</w:t>
-            </w:r>
-          </w:p>
-        </w:tc>
-      </w:tr>
-      <w:tr>
-        <w:trPr>
-          <w:jc w:val="center"/>
-        </w:trPr>
-        <w:tc>
-          <w:tcPr>
-            <w:tcW w:w="3764" w:type="dxa"/>
-            <w:vAlign w:val="center"/>
-          </w:tcPr>
-          <w:p>
-            <w:pPr>
-              <w:spacing w:line="276" w:lineRule="auto" w:after="60"/>
-              <w:jc w:val="left"/>
-            </w:pPr>
-            <w:r>
-              <w:rPr>
-                <w:rFonts w:ascii="Times New Roman" w:hAnsi="Times New Roman" w:eastAsia="Times New Roman" w:cs="Times New Roman"/>
-                <w:sz w:val="21"/>
-              </w:rPr>
-              <w:lastRenderedPageBreak/>
-              <w:t>dbt_test_results</w:t>
-            </w:r>
-          </w:p>
-        </w:tc>
-        <w:tc>
-          <w:tcPr>
-            <w:tcW w:w="1711" w:type="dxa"/>
-            <w:vAlign w:val="center"/>
-          </w:tcPr>
-          <w:p>
-            <w:pPr>
-              <w:spacing w:line="276" w:lineRule="auto" w:after="60"/>
-              <w:jc w:val="left"/>
-            </w:pPr>
-            <w:r>
-              <w:rPr>
-                <w:rFonts w:ascii="Times New Roman" w:hAnsi="Times New Roman" w:eastAsia="Times New Roman" w:cs="Times New Roman"/>
-                <w:sz w:val="21"/>
-              </w:rPr>
-              <w:t>Quality table</w:t>
-            </w:r>
-          </w:p>
-        </w:tc>
-        <w:tc>
-          <w:tcPr>
-            <w:tcW w:w="3541" w:type="dxa"/>
-            <w:vAlign w:val="center"/>
-          </w:tcPr>
-          <w:p>
-            <w:pPr>
-              <w:spacing w:line="276" w:lineRule="auto" w:after="60"/>
-              <w:jc w:val="left"/>
-            </w:pPr>
-            <w:r>
-              <w:rPr>
-                <w:rFonts w:ascii="Times New Roman" w:hAnsi="Times New Roman" w:eastAsia="Times New Roman" w:cs="Times New Roman"/>
-                <w:sz w:val="21"/>
-              </w:rPr>
-              <w:t>dbt model test outcomes for not-null, unique, accepted values, and relationship checks</w:t>
-            </w:r>
-          </w:p>
-        </w:tc>
-      </w:tr>
-      <w:tr>
-        <w:trPr>
-          <w:jc w:val="center"/>
-        </w:trPr>
-        <w:tc>
-          <w:tcPr>
-            <w:tcW w:w="3764" w:type="dxa"/>
-            <w:vAlign w:val="center"/>
-          </w:tcPr>
-          <w:p>
-            <w:pPr>
-              <w:spacing w:line="276" w:lineRule="auto" w:after="60"/>
-              <w:jc w:val="left"/>
-            </w:pPr>
-            <w:r>
-              <w:rPr>
-                <w:rFonts w:ascii="Times New Roman" w:hAnsi="Times New Roman" w:eastAsia="Times New Roman" w:cs="Times New Roman"/>
-                <w:sz w:val="21"/>
-              </w:rPr>
-              <w:t>dbt_lineage_docs</w:t>
-            </w:r>
-          </w:p>
-        </w:tc>
-        <w:tc>
-          <w:tcPr>
-            <w:tcW w:w="1711" w:type="dxa"/>
-            <w:vAlign w:val="center"/>
-          </w:tcPr>
-          <w:p>
-            <w:pPr>
-              <w:spacing w:line="276" w:lineRule="auto" w:after="60"/>
-              <w:jc w:val="left"/>
-            </w:pPr>
-            <w:r>
-              <w:rPr>
-                <w:rFonts w:ascii="Times New Roman" w:hAnsi="Times New Roman" w:eastAsia="Times New Roman" w:cs="Times New Roman"/>
-                <w:sz w:val="21"/>
-              </w:rPr>
-              <w:t>Documentation output</w:t>
-            </w:r>
-          </w:p>
-        </w:tc>
-        <w:tc>
-          <w:tcPr>
-            <w:tcW w:w="3541" w:type="dxa"/>
-            <w:vAlign w:val="center"/>
-          </w:tcPr>
-          <w:p>
-            <w:pPr>
-              <w:spacing w:line="276" w:lineRule="auto" w:after="60"/>
-              <w:jc w:val="left"/>
-            </w:pPr>
-            <w:r>
-              <w:rPr>
-                <w:rFonts w:ascii="Times New Roman" w:hAnsi="Times New Roman" w:eastAsia="Times New Roman" w:cs="Times New Roman"/>
-                <w:sz w:val="21"/>
-              </w:rPr>
-              <w:t>Model/source lineage and table documentation generated from dbt for CP2 demonstration</w:t>
+                <w:rFonts w:ascii="Times New Roman" w:hAnsi="Times New Roman" w:eastAsia="Times New Roman"/>
+                <w:sz w:val="21"/>
+              </w:rPr>
+              <w:t>Confirm whether the company can add these fields consistently in CP2.</w:t>
             </w:r>
           </w:p>
         </w:tc>
@@ -24386,15 +21776,891 @@
     </w:tbl>
     <w:p>
       <w:pPr>
+        <w:pStyle w:val="Heading1"/>
+        <w:keepNext/>
+        <w:pageBreakBefore/>
         <w:spacing w:line="360" w:lineRule="auto" w:after="120"/>
         <w:jc w:val="left"/>
-        <w:rPr>
-          <w:rFonts w:ascii="Times New Roman" w:hAnsi="Times New Roman" w:cs="Times New Roman"/>
-          <w:sz w:val="24"/>
-          <w:szCs w:val="24"/>
-        </w:rPr>
-      </w:pPr>
+      </w:pPr>
+      <w:r>
+        <w:rPr>
+          <w:rFonts w:ascii="Times New Roman" w:hAnsi="Times New Roman" w:eastAsia="Times New Roman"/>
+          <w:b/>
+          <w:color w:val="000000"/>
+          <w:sz w:val="24"/>
+        </w:rPr>
+        <w:t>Appendix B: Planned Dashboard Outputs</w:t>
+      </w:r>
     </w:p>
+    <w:p>
+      <w:pPr>
+        <w:spacing w:line="360" w:lineRule="auto" w:after="120"/>
+        <w:jc w:val="both"/>
+      </w:pPr>
+      <w:r>
+        <w:rPr>
+          <w:rFonts w:ascii="Times New Roman" w:hAnsi="Times New Roman" w:eastAsia="Times New Roman"/>
+          <w:sz w:val="24"/>
+        </w:rPr>
+        <w:t>This appendix describes the planned dashboard outputs as business questions rather than fixed screens. The final dashboard design may be adjusted after data profiling and user feedback.</w:t>
+      </w:r>
+    </w:p>
+    <w:tbl>
+      <w:tblPr>
+        <w:tblW w:type="auto" w:w="0"/>
+        <w:tblLook w:firstColumn="1" w:firstRow="1" w:lastColumn="0" w:lastRow="0" w:noHBand="0" w:noVBand="1" w:val="04A0"/>
+        <w:jc w:val="center"/>
+        <w:tblBorders>
+          <w:top w:val="single" w:sz="4" w:space="0" w:color="CBD5E1"/>
+          <w:left w:val="single" w:sz="4" w:space="0" w:color="CBD5E1"/>
+          <w:bottom w:val="single" w:sz="4" w:space="0" w:color="CBD5E1"/>
+          <w:right w:val="single" w:sz="4" w:space="0" w:color="CBD5E1"/>
+          <w:insideH w:val="single" w:sz="4" w:space="0" w:color="CBD5E1"/>
+          <w:insideV w:val="single" w:sz="4" w:space="0" w:color="CBD5E1"/>
+        </w:tblBorders>
+      </w:tblPr>
+      <w:tblGrid>
+        <w:gridCol w:w="3009"/>
+        <w:gridCol w:w="3009"/>
+        <w:gridCol w:w="3009"/>
+      </w:tblGrid>
+      <w:tr>
+        <w:tc>
+          <w:tcPr>
+            <w:tcW w:type="dxa" w:w="3009"/>
+            <w:vAlign w:val="center"/>
+            <w:shd w:fill="DCEAF7"/>
+            <w:shd w:fill="DCEAF7"/>
+          </w:tcPr>
+          <w:p>
+            <w:pPr>
+              <w:spacing w:line="276" w:lineRule="auto" w:after="60"/>
+              <w:jc w:val="left"/>
+            </w:pPr>
+            <w:r>
+              <w:rPr>
+                <w:rFonts w:ascii="Times New Roman" w:hAnsi="Times New Roman" w:eastAsia="Times New Roman"/>
+                <w:b/>
+                <w:sz w:val="21"/>
+              </w:rPr>
+              <w:t>Business Question</w:t>
+            </w:r>
+          </w:p>
+        </w:tc>
+        <w:tc>
+          <w:tcPr>
+            <w:tcW w:type="dxa" w:w="3009"/>
+            <w:vAlign w:val="center"/>
+            <w:shd w:fill="DCEAF7"/>
+            <w:shd w:fill="DCEAF7"/>
+          </w:tcPr>
+          <w:p>
+            <w:pPr>
+              <w:spacing w:line="276" w:lineRule="auto" w:after="60"/>
+              <w:jc w:val="left"/>
+            </w:pPr>
+            <w:r>
+              <w:rPr>
+                <w:rFonts w:ascii="Times New Roman" w:hAnsi="Times New Roman" w:eastAsia="Times New Roman"/>
+                <w:b/>
+                <w:sz w:val="21"/>
+              </w:rPr>
+              <w:t>Planned Dashboard Output</w:t>
+            </w:r>
+          </w:p>
+        </w:tc>
+        <w:tc>
+          <w:tcPr>
+            <w:tcW w:type="dxa" w:w="3009"/>
+            <w:vAlign w:val="center"/>
+            <w:shd w:fill="DCEAF7"/>
+            <w:shd w:fill="DCEAF7"/>
+          </w:tcPr>
+          <w:p>
+            <w:pPr>
+              <w:spacing w:line="276" w:lineRule="auto" w:after="60"/>
+              <w:jc w:val="left"/>
+            </w:pPr>
+            <w:r>
+              <w:rPr>
+                <w:rFonts w:ascii="Times New Roman" w:hAnsi="Times New Roman" w:eastAsia="Times New Roman"/>
+                <w:b/>
+                <w:sz w:val="21"/>
+              </w:rPr>
+              <w:t>Notes</w:t>
+            </w:r>
+          </w:p>
+        </w:tc>
+      </w:tr>
+      <w:tr>
+        <w:tc>
+          <w:tcPr>
+            <w:tcW w:type="dxa" w:w="3009"/>
+            <w:vAlign w:val="center"/>
+          </w:tcPr>
+          <w:p>
+            <w:pPr>
+              <w:spacing w:line="276" w:lineRule="auto" w:after="60"/>
+              <w:jc w:val="left"/>
+            </w:pPr>
+            <w:r>
+              <w:rPr>
+                <w:rFonts w:ascii="Times New Roman" w:hAnsi="Times New Roman" w:eastAsia="Times New Roman"/>
+                <w:sz w:val="21"/>
+              </w:rPr>
+              <w:t>What is happening in the business?</w:t>
+            </w:r>
+          </w:p>
+        </w:tc>
+        <w:tc>
+          <w:tcPr>
+            <w:tcW w:type="dxa" w:w="3009"/>
+            <w:vAlign w:val="center"/>
+          </w:tcPr>
+          <w:p>
+            <w:pPr>
+              <w:spacing w:line="276" w:lineRule="auto" w:after="60"/>
+              <w:jc w:val="left"/>
+            </w:pPr>
+            <w:r>
+              <w:rPr>
+                <w:rFonts w:ascii="Times New Roman" w:hAnsi="Times New Roman" w:eastAsia="Times New Roman"/>
+                <w:sz w:val="21"/>
+              </w:rPr>
+              <w:t>Executive summary with services, revenue, claims, refunds, upsell, refresh status, and day/week/month trends.</w:t>
+            </w:r>
+          </w:p>
+        </w:tc>
+        <w:tc>
+          <w:tcPr>
+            <w:tcW w:type="dxa" w:w="3009"/>
+            <w:vAlign w:val="center"/>
+          </w:tcPr>
+          <w:p>
+            <w:pPr>
+              <w:spacing w:line="276" w:lineRule="auto" w:after="60"/>
+              <w:jc w:val="left"/>
+            </w:pPr>
+            <w:r>
+              <w:rPr>
+                <w:rFonts w:ascii="Times New Roman" w:hAnsi="Times New Roman" w:eastAsia="Times New Roman"/>
+                <w:sz w:val="21"/>
+              </w:rPr>
+              <w:t>Uses cleaned Gold-layer metrics only.</w:t>
+            </w:r>
+          </w:p>
+        </w:tc>
+      </w:tr>
+      <w:tr>
+        <w:tc>
+          <w:tcPr>
+            <w:tcW w:type="dxa" w:w="3009"/>
+            <w:vAlign w:val="center"/>
+          </w:tcPr>
+          <w:p>
+            <w:pPr>
+              <w:spacing w:line="276" w:lineRule="auto" w:after="60"/>
+              <w:jc w:val="left"/>
+            </w:pPr>
+            <w:r>
+              <w:rPr>
+                <w:rFonts w:ascii="Times New Roman" w:hAnsi="Times New Roman" w:eastAsia="Times New Roman"/>
+                <w:sz w:val="21"/>
+              </w:rPr>
+              <w:t>Which areas require closer monitoring?</w:t>
+            </w:r>
+          </w:p>
+        </w:tc>
+        <w:tc>
+          <w:tcPr>
+            <w:tcW w:type="dxa" w:w="3009"/>
+            <w:vAlign w:val="center"/>
+          </w:tcPr>
+          <w:p>
+            <w:pPr>
+              <w:spacing w:line="276" w:lineRule="auto" w:after="60"/>
+              <w:jc w:val="left"/>
+            </w:pPr>
+            <w:r>
+              <w:rPr>
+                <w:rFonts w:ascii="Times New Roman" w:hAnsi="Times New Roman" w:eastAsia="Times New Roman"/>
+                <w:sz w:val="21"/>
+              </w:rPr>
+              <w:t>Area and weather-associated risk map/table showing pest volume, repeat rate, warranty/refund indicators, and weather windows.</w:t>
+            </w:r>
+          </w:p>
+        </w:tc>
+        <w:tc>
+          <w:tcPr>
+            <w:tcW w:type="dxa" w:w="3009"/>
+            <w:vAlign w:val="center"/>
+          </w:tcPr>
+          <w:p>
+            <w:pPr>
+              <w:spacing w:line="276" w:lineRule="auto" w:after="60"/>
+              <w:jc w:val="left"/>
+            </w:pPr>
+            <w:r>
+              <w:rPr>
+                <w:rFonts w:ascii="Times New Roman" w:hAnsi="Times New Roman" w:eastAsia="Times New Roman"/>
+                <w:sz w:val="21"/>
+              </w:rPr>
+              <w:t>Uses association wording, not weather causation.</w:t>
+            </w:r>
+          </w:p>
+        </w:tc>
+      </w:tr>
+      <w:tr>
+        <w:tc>
+          <w:tcPr>
+            <w:tcW w:type="dxa" w:w="3009"/>
+            <w:vAlign w:val="center"/>
+          </w:tcPr>
+          <w:p>
+            <w:pPr>
+              <w:spacing w:line="276" w:lineRule="auto" w:after="60"/>
+              <w:jc w:val="left"/>
+            </w:pPr>
+            <w:r>
+              <w:rPr>
+                <w:rFonts w:ascii="Times New Roman" w:hAnsi="Times New Roman" w:eastAsia="Times New Roman"/>
+                <w:sz w:val="21"/>
+              </w:rPr>
+              <w:t>Which services are harder to resolve?</w:t>
+            </w:r>
+          </w:p>
+        </w:tc>
+        <w:tc>
+          <w:tcPr>
+            <w:tcW w:type="dxa" w:w="3009"/>
+            <w:vAlign w:val="center"/>
+          </w:tcPr>
+          <w:p>
+            <w:pPr>
+              <w:spacing w:line="276" w:lineRule="auto" w:after="60"/>
+              <w:jc w:val="left"/>
+            </w:pPr>
+            <w:r>
+              <w:rPr>
+                <w:rFonts w:ascii="Times New Roman" w:hAnsi="Times New Roman" w:eastAsia="Times New Roman"/>
+                <w:sz w:val="21"/>
+              </w:rPr>
+              <w:t>Treatment difficulty ranking by area, pest type, package, and team where the data supports it.</w:t>
+            </w:r>
+          </w:p>
+        </w:tc>
+        <w:tc>
+          <w:tcPr>
+            <w:tcW w:type="dxa" w:w="3009"/>
+            <w:vAlign w:val="center"/>
+          </w:tcPr>
+          <w:p>
+            <w:pPr>
+              <w:spacing w:line="276" w:lineRule="auto" w:after="60"/>
+              <w:jc w:val="left"/>
+            </w:pPr>
+            <w:r>
+              <w:rPr>
+                <w:rFonts w:ascii="Times New Roman" w:hAnsi="Times New Roman" w:eastAsia="Times New Roman"/>
+                <w:sz w:val="21"/>
+              </w:rPr>
+              <w:t>Presented as planning support, not a blame score.</w:t>
+            </w:r>
+          </w:p>
+        </w:tc>
+      </w:tr>
+      <w:tr>
+        <w:tc>
+          <w:tcPr>
+            <w:tcW w:type="dxa" w:w="3009"/>
+            <w:vAlign w:val="center"/>
+          </w:tcPr>
+          <w:p>
+            <w:pPr>
+              <w:spacing w:line="276" w:lineRule="auto" w:after="60"/>
+              <w:jc w:val="left"/>
+            </w:pPr>
+            <w:r>
+              <w:rPr>
+                <w:rFonts w:ascii="Times New Roman" w:hAnsi="Times New Roman" w:eastAsia="Times New Roman"/>
+                <w:sz w:val="21"/>
+              </w:rPr>
+              <w:t>When do repeat problems occur?</w:t>
+            </w:r>
+          </w:p>
+        </w:tc>
+        <w:tc>
+          <w:tcPr>
+            <w:tcW w:type="dxa" w:w="3009"/>
+            <w:vAlign w:val="center"/>
+          </w:tcPr>
+          <w:p>
+            <w:pPr>
+              <w:spacing w:line="276" w:lineRule="auto" w:after="60"/>
+              <w:jc w:val="left"/>
+            </w:pPr>
+            <w:r>
+              <w:rPr>
+                <w:rFonts w:ascii="Times New Roman" w:hAnsi="Times New Roman" w:eastAsia="Times New Roman"/>
+                <w:sz w:val="21"/>
+              </w:rPr>
+              <w:t>Recurrence window analysis and hotspot view using service-to-claim or service-to-extra-session timing.</w:t>
+            </w:r>
+          </w:p>
+        </w:tc>
+        <w:tc>
+          <w:tcPr>
+            <w:tcW w:type="dxa" w:w="3009"/>
+            <w:vAlign w:val="center"/>
+          </w:tcPr>
+          <w:p>
+            <w:pPr>
+              <w:spacing w:line="276" w:lineRule="auto" w:after="60"/>
+              <w:jc w:val="left"/>
+            </w:pPr>
+            <w:r>
+              <w:rPr>
+                <w:rFonts w:ascii="Times New Roman" w:hAnsi="Times New Roman" w:eastAsia="Times New Roman"/>
+                <w:sz w:val="21"/>
+              </w:rPr>
+              <w:t>Requires usable dates and matching confidence.</w:t>
+            </w:r>
+          </w:p>
+        </w:tc>
+      </w:tr>
+      <w:tr>
+        <w:tc>
+          <w:tcPr>
+            <w:tcW w:type="dxa" w:w="3009"/>
+            <w:vAlign w:val="center"/>
+          </w:tcPr>
+          <w:p>
+            <w:pPr>
+              <w:spacing w:line="276" w:lineRule="auto" w:after="60"/>
+              <w:jc w:val="left"/>
+            </w:pPr>
+            <w:r>
+              <w:rPr>
+                <w:rFonts w:ascii="Times New Roman" w:hAnsi="Times New Roman" w:eastAsia="Times New Roman"/>
+                <w:sz w:val="21"/>
+              </w:rPr>
+              <w:t>Which upsell packages fit which customer groups?</w:t>
+            </w:r>
+          </w:p>
+        </w:tc>
+        <w:tc>
+          <w:tcPr>
+            <w:tcW w:type="dxa" w:w="3009"/>
+            <w:vAlign w:val="center"/>
+          </w:tcPr>
+          <w:p>
+            <w:pPr>
+              <w:spacing w:line="276" w:lineRule="auto" w:after="60"/>
+              <w:jc w:val="left"/>
+            </w:pPr>
+            <w:r>
+              <w:rPr>
+                <w:rFonts w:ascii="Times New Roman" w:hAnsi="Times New Roman" w:eastAsia="Times New Roman"/>
+                <w:sz w:val="21"/>
+              </w:rPr>
+              <w:t>Upsell package effectiveness and package-fit matrix based on accepted/purchased records and payment timing.</w:t>
+            </w:r>
+          </w:p>
+        </w:tc>
+        <w:tc>
+          <w:tcPr>
+            <w:tcW w:type="dxa" w:w="3009"/>
+            <w:vAlign w:val="center"/>
+          </w:tcPr>
+          <w:p>
+            <w:pPr>
+              <w:spacing w:line="276" w:lineRule="auto" w:after="60"/>
+              <w:jc w:val="left"/>
+            </w:pPr>
+            <w:r>
+              <w:rPr>
+                <w:rFonts w:ascii="Times New Roman" w:hAnsi="Times New Roman" w:eastAsia="Times New Roman"/>
+                <w:sz w:val="21"/>
+              </w:rPr>
+              <w:t>True prediction requires rejected/no-response offer data.</w:t>
+            </w:r>
+          </w:p>
+        </w:tc>
+      </w:tr>
+      <w:tr>
+        <w:tc>
+          <w:tcPr>
+            <w:tcW w:type="dxa" w:w="3009"/>
+            <w:vAlign w:val="center"/>
+          </w:tcPr>
+          <w:p>
+            <w:pPr>
+              <w:spacing w:line="276" w:lineRule="auto" w:after="60"/>
+              <w:jc w:val="left"/>
+            </w:pPr>
+            <w:r>
+              <w:rPr>
+                <w:rFonts w:ascii="Times New Roman" w:hAnsi="Times New Roman" w:eastAsia="Times New Roman"/>
+                <w:sz w:val="21"/>
+              </w:rPr>
+              <w:t>Can management trust the dashboard?</w:t>
+            </w:r>
+          </w:p>
+        </w:tc>
+        <w:tc>
+          <w:tcPr>
+            <w:tcW w:type="dxa" w:w="3009"/>
+            <w:vAlign w:val="center"/>
+          </w:tcPr>
+          <w:p>
+            <w:pPr>
+              <w:spacing w:line="276" w:lineRule="auto" w:after="60"/>
+              <w:jc w:val="left"/>
+            </w:pPr>
+            <w:r>
+              <w:rPr>
+                <w:rFonts w:ascii="Times New Roman" w:hAnsi="Times New Roman" w:eastAsia="Times New Roman"/>
+                <w:sz w:val="21"/>
+              </w:rPr>
+              <w:t>Data quality and refresh dashboard showing missing values, duplicates, invalid dates, unmatched records, and latest pipeline status.</w:t>
+            </w:r>
+          </w:p>
+        </w:tc>
+        <w:tc>
+          <w:tcPr>
+            <w:tcW w:type="dxa" w:w="3009"/>
+            <w:vAlign w:val="center"/>
+          </w:tcPr>
+          <w:p>
+            <w:pPr>
+              <w:spacing w:line="276" w:lineRule="auto" w:after="60"/>
+              <w:jc w:val="left"/>
+            </w:pPr>
+            <w:r>
+              <w:rPr>
+                <w:rFonts w:ascii="Times New Roman" w:hAnsi="Times New Roman" w:eastAsia="Times New Roman"/>
+                <w:sz w:val="21"/>
+              </w:rPr>
+              <w:t>This is a core feature, not just a technical appendix.</w:t>
+            </w:r>
+          </w:p>
+        </w:tc>
+      </w:tr>
+    </w:tbl>
+    <w:p>
+      <w:pPr>
+        <w:pStyle w:val="Heading1"/>
+        <w:keepNext/>
+        <w:pageBreakBefore/>
+        <w:spacing w:line="360" w:lineRule="auto" w:after="120"/>
+        <w:jc w:val="left"/>
+      </w:pPr>
+      <w:r>
+        <w:rPr>
+          <w:rFonts w:ascii="Times New Roman" w:hAnsi="Times New Roman" w:eastAsia="Times New Roman"/>
+          <w:b/>
+          <w:color w:val="000000"/>
+          <w:sz w:val="24"/>
+        </w:rPr>
+        <w:t>Appendix C: Proposed Logical Warehouse Design</w:t>
+      </w:r>
+    </w:p>
+    <w:p>
+      <w:pPr>
+        <w:spacing w:line="360" w:lineRule="auto" w:after="120"/>
+        <w:jc w:val="both"/>
+      </w:pPr>
+      <w:r>
+        <w:rPr>
+          <w:rFonts w:ascii="Times New Roman" w:hAnsi="Times New Roman" w:eastAsia="Times New Roman"/>
+          <w:sz w:val="24"/>
+        </w:rPr>
+        <w:t>This appendix gives a high-level logical warehouse design only. It should not be read as a final database schema. The final BigQuery tables, fields, and joins will be confirmed in CP2 after source profiling, data cleaning tests, and supervisor/company feedback.</w:t>
+      </w:r>
+    </w:p>
+    <w:tbl>
+      <w:tblPr>
+        <w:tblW w:type="auto" w:w="0"/>
+        <w:tblLook w:firstColumn="1" w:firstRow="1" w:lastColumn="0" w:lastRow="0" w:noHBand="0" w:noVBand="1" w:val="04A0"/>
+        <w:jc w:val="center"/>
+        <w:tblBorders>
+          <w:top w:val="single" w:sz="4" w:space="0" w:color="CBD5E1"/>
+          <w:left w:val="single" w:sz="4" w:space="0" w:color="CBD5E1"/>
+          <w:bottom w:val="single" w:sz="4" w:space="0" w:color="CBD5E1"/>
+          <w:right w:val="single" w:sz="4" w:space="0" w:color="CBD5E1"/>
+          <w:insideH w:val="single" w:sz="4" w:space="0" w:color="CBD5E1"/>
+          <w:insideV w:val="single" w:sz="4" w:space="0" w:color="CBD5E1"/>
+        </w:tblBorders>
+      </w:tblPr>
+      <w:tblGrid>
+        <w:gridCol w:w="3009"/>
+        <w:gridCol w:w="3009"/>
+        <w:gridCol w:w="3009"/>
+      </w:tblGrid>
+      <w:tr>
+        <w:tc>
+          <w:tcPr>
+            <w:tcW w:type="dxa" w:w="3009"/>
+            <w:vAlign w:val="center"/>
+            <w:shd w:fill="DCEAF7"/>
+            <w:shd w:fill="DCEAF7"/>
+          </w:tcPr>
+          <w:p>
+            <w:pPr>
+              <w:spacing w:line="276" w:lineRule="auto" w:after="60"/>
+              <w:jc w:val="left"/>
+            </w:pPr>
+            <w:r>
+              <w:rPr>
+                <w:rFonts w:ascii="Times New Roman" w:hAnsi="Times New Roman" w:eastAsia="Times New Roman"/>
+                <w:b/>
+                <w:sz w:val="21"/>
+              </w:rPr>
+              <w:t>Layer</w:t>
+            </w:r>
+          </w:p>
+        </w:tc>
+        <w:tc>
+          <w:tcPr>
+            <w:tcW w:type="dxa" w:w="3009"/>
+            <w:vAlign w:val="center"/>
+            <w:shd w:fill="DCEAF7"/>
+            <w:shd w:fill="DCEAF7"/>
+          </w:tcPr>
+          <w:p>
+            <w:pPr>
+              <w:spacing w:line="276" w:lineRule="auto" w:after="60"/>
+              <w:jc w:val="left"/>
+            </w:pPr>
+            <w:r>
+              <w:rPr>
+                <w:rFonts w:ascii="Times New Roman" w:hAnsi="Times New Roman" w:eastAsia="Times New Roman"/>
+                <w:b/>
+                <w:sz w:val="21"/>
+              </w:rPr>
+              <w:t>Purpose</w:t>
+            </w:r>
+          </w:p>
+        </w:tc>
+        <w:tc>
+          <w:tcPr>
+            <w:tcW w:type="dxa" w:w="3009"/>
+            <w:vAlign w:val="center"/>
+            <w:shd w:fill="DCEAF7"/>
+            <w:shd w:fill="DCEAF7"/>
+          </w:tcPr>
+          <w:p>
+            <w:pPr>
+              <w:spacing w:line="276" w:lineRule="auto" w:after="60"/>
+              <w:jc w:val="left"/>
+            </w:pPr>
+            <w:r>
+              <w:rPr>
+                <w:rFonts w:ascii="Times New Roman" w:hAnsi="Times New Roman" w:eastAsia="Times New Roman"/>
+                <w:b/>
+                <w:sz w:val="21"/>
+              </w:rPr>
+              <w:t>Example Output</w:t>
+            </w:r>
+          </w:p>
+        </w:tc>
+      </w:tr>
+      <w:tr>
+        <w:tc>
+          <w:tcPr>
+            <w:tcW w:type="dxa" w:w="3009"/>
+            <w:vAlign w:val="center"/>
+          </w:tcPr>
+          <w:p>
+            <w:pPr>
+              <w:spacing w:line="276" w:lineRule="auto" w:after="60"/>
+              <w:jc w:val="left"/>
+            </w:pPr>
+            <w:r>
+              <w:rPr>
+                <w:rFonts w:ascii="Times New Roman" w:hAnsi="Times New Roman" w:eastAsia="Times New Roman"/>
+                <w:sz w:val="21"/>
+              </w:rPr>
+              <w:t>Bronze</w:t>
+            </w:r>
+          </w:p>
+        </w:tc>
+        <w:tc>
+          <w:tcPr>
+            <w:tcW w:type="dxa" w:w="3009"/>
+            <w:vAlign w:val="center"/>
+          </w:tcPr>
+          <w:p>
+            <w:pPr>
+              <w:spacing w:line="276" w:lineRule="auto" w:after="60"/>
+              <w:jc w:val="left"/>
+            </w:pPr>
+            <w:r>
+              <w:rPr>
+                <w:rFonts w:ascii="Times New Roman" w:hAnsi="Times New Roman" w:eastAsia="Times New Roman"/>
+                <w:sz w:val="21"/>
+              </w:rPr>
+              <w:t>Store raw imported records with source name, load time, and row-level metadata.</w:t>
+            </w:r>
+          </w:p>
+        </w:tc>
+        <w:tc>
+          <w:tcPr>
+            <w:tcW w:type="dxa" w:w="3009"/>
+            <w:vAlign w:val="center"/>
+          </w:tcPr>
+          <w:p>
+            <w:pPr>
+              <w:spacing w:line="276" w:lineRule="auto" w:after="60"/>
+              <w:jc w:val="left"/>
+            </w:pPr>
+            <w:r>
+              <w:rPr>
+                <w:rFonts w:ascii="Times New Roman" w:hAnsi="Times New Roman" w:eastAsia="Times New Roman"/>
+                <w:sz w:val="21"/>
+              </w:rPr>
+              <w:t>Raw snapshots from Sheets, Calendar, CSV/Excel, and weather sources.</w:t>
+            </w:r>
+          </w:p>
+        </w:tc>
+      </w:tr>
+      <w:tr>
+        <w:tc>
+          <w:tcPr>
+            <w:tcW w:type="dxa" w:w="3009"/>
+            <w:vAlign w:val="center"/>
+          </w:tcPr>
+          <w:p>
+            <w:pPr>
+              <w:spacing w:line="276" w:lineRule="auto" w:after="60"/>
+              <w:jc w:val="left"/>
+            </w:pPr>
+            <w:r>
+              <w:rPr>
+                <w:rFonts w:ascii="Times New Roman" w:hAnsi="Times New Roman" w:eastAsia="Times New Roman"/>
+                <w:sz w:val="21"/>
+              </w:rPr>
+              <w:t>Silver</w:t>
+            </w:r>
+          </w:p>
+        </w:tc>
+        <w:tc>
+          <w:tcPr>
+            <w:tcW w:type="dxa" w:w="3009"/>
+            <w:vAlign w:val="center"/>
+          </w:tcPr>
+          <w:p>
+            <w:pPr>
+              <w:spacing w:line="276" w:lineRule="auto" w:after="60"/>
+              <w:jc w:val="left"/>
+            </w:pPr>
+            <w:r>
+              <w:rPr>
+                <w:rFonts w:ascii="Times New Roman" w:hAnsi="Times New Roman" w:eastAsia="Times New Roman"/>
+                <w:sz w:val="21"/>
+              </w:rPr>
+              <w:t>Standardise cleaned business entities and events after validation.</w:t>
+            </w:r>
+          </w:p>
+        </w:tc>
+        <w:tc>
+          <w:tcPr>
+            <w:tcW w:type="dxa" w:w="3009"/>
+            <w:vAlign w:val="center"/>
+          </w:tcPr>
+          <w:p>
+            <w:pPr>
+              <w:spacing w:line="276" w:lineRule="auto" w:after="60"/>
+              <w:jc w:val="left"/>
+            </w:pPr>
+            <w:r>
+              <w:rPr>
+                <w:rFonts w:ascii="Times New Roman" w:hAnsi="Times New Roman" w:eastAsia="Times New Roman"/>
+                <w:sz w:val="21"/>
+              </w:rPr>
+              <w:t>Cleaned service, customer, payment, warranty, refund, upsell, calendar, area, and weather records.</w:t>
+            </w:r>
+          </w:p>
+        </w:tc>
+      </w:tr>
+      <w:tr>
+        <w:tc>
+          <w:tcPr>
+            <w:tcW w:type="dxa" w:w="3009"/>
+            <w:vAlign w:val="center"/>
+          </w:tcPr>
+          <w:p>
+            <w:pPr>
+              <w:spacing w:line="276" w:lineRule="auto" w:after="60"/>
+              <w:jc w:val="left"/>
+            </w:pPr>
+            <w:r>
+              <w:rPr>
+                <w:rFonts w:ascii="Times New Roman" w:hAnsi="Times New Roman" w:eastAsia="Times New Roman"/>
+                <w:sz w:val="21"/>
+              </w:rPr>
+              <w:t>Gold</w:t>
+            </w:r>
+          </w:p>
+        </w:tc>
+        <w:tc>
+          <w:tcPr>
+            <w:tcW w:type="dxa" w:w="3009"/>
+            <w:vAlign w:val="center"/>
+          </w:tcPr>
+          <w:p>
+            <w:pPr>
+              <w:spacing w:line="276" w:lineRule="auto" w:after="60"/>
+              <w:jc w:val="left"/>
+            </w:pPr>
+            <w:r>
+              <w:rPr>
+                <w:rFonts w:ascii="Times New Roman" w:hAnsi="Times New Roman" w:eastAsia="Times New Roman"/>
+                <w:sz w:val="21"/>
+              </w:rPr>
+              <w:t>Prepare dashboard-ready metrics and analytics outputs.</w:t>
+            </w:r>
+          </w:p>
+        </w:tc>
+        <w:tc>
+          <w:tcPr>
+            <w:tcW w:type="dxa" w:w="3009"/>
+            <w:vAlign w:val="center"/>
+          </w:tcPr>
+          <w:p>
+            <w:pPr>
+              <w:spacing w:line="276" w:lineRule="auto" w:after="60"/>
+              <w:jc w:val="left"/>
+            </w:pPr>
+            <w:r>
+              <w:rPr>
+                <w:rFonts w:ascii="Times New Roman" w:hAnsi="Times New Roman" w:eastAsia="Times New Roman"/>
+                <w:sz w:val="21"/>
+              </w:rPr>
+              <w:t>Executive KPIs, treatment difficulty, recurrence windows, hotspots, upsell fit, area risk, and recommendation log.</w:t>
+            </w:r>
+          </w:p>
+        </w:tc>
+      </w:tr>
+      <w:tr>
+        <w:tc>
+          <w:tcPr>
+            <w:tcW w:type="dxa" w:w="3009"/>
+            <w:vAlign w:val="center"/>
+          </w:tcPr>
+          <w:p>
+            <w:pPr>
+              <w:spacing w:line="276" w:lineRule="auto" w:after="60"/>
+              <w:jc w:val="left"/>
+            </w:pPr>
+            <w:r>
+              <w:rPr>
+                <w:rFonts w:ascii="Times New Roman" w:hAnsi="Times New Roman" w:eastAsia="Times New Roman"/>
+                <w:sz w:val="21"/>
+              </w:rPr>
+              <w:t>Quality and audit</w:t>
+            </w:r>
+          </w:p>
+        </w:tc>
+        <w:tc>
+          <w:tcPr>
+            <w:tcW w:type="dxa" w:w="3009"/>
+            <w:vAlign w:val="center"/>
+          </w:tcPr>
+          <w:p>
+            <w:pPr>
+              <w:spacing w:line="276" w:lineRule="auto" w:after="60"/>
+              <w:jc w:val="left"/>
+            </w:pPr>
+            <w:r>
+              <w:rPr>
+                <w:rFonts w:ascii="Times New Roman" w:hAnsi="Times New Roman" w:eastAsia="Times New Roman"/>
+                <w:sz w:val="21"/>
+              </w:rPr>
+              <w:t>Track whether the pipeline and data are trustworthy.</w:t>
+            </w:r>
+          </w:p>
+        </w:tc>
+        <w:tc>
+          <w:tcPr>
+            <w:tcW w:type="dxa" w:w="3009"/>
+            <w:vAlign w:val="center"/>
+          </w:tcPr>
+          <w:p>
+            <w:pPr>
+              <w:spacing w:line="276" w:lineRule="auto" w:after="60"/>
+              <w:jc w:val="left"/>
+            </w:pPr>
+            <w:r>
+              <w:rPr>
+                <w:rFonts w:ascii="Times New Roman" w:hAnsi="Times New Roman" w:eastAsia="Times New Roman"/>
+                <w:sz w:val="21"/>
+              </w:rPr>
+              <w:t>Data quality report, source contract status, match confidence, refresh status, and dbt/Airflow run logs.</w:t>
+            </w:r>
+          </w:p>
+        </w:tc>
+      </w:tr>
+      <w:tr>
+        <w:tc>
+          <w:tcPr>
+            <w:tcW w:type="dxa" w:w="3009"/>
+            <w:vAlign w:val="center"/>
+          </w:tcPr>
+          <w:p>
+            <w:pPr>
+              <w:spacing w:line="276" w:lineRule="auto" w:after="60"/>
+              <w:jc w:val="left"/>
+            </w:pPr>
+            <w:r>
+              <w:rPr>
+                <w:rFonts w:ascii="Times New Roman" w:hAnsi="Times New Roman" w:eastAsia="Times New Roman"/>
+                <w:sz w:val="21"/>
+              </w:rPr>
+              <w:t>Privacy/reporting views</w:t>
+            </w:r>
+          </w:p>
+        </w:tc>
+        <w:tc>
+          <w:tcPr>
+            <w:tcW w:type="dxa" w:w="3009"/>
+            <w:vAlign w:val="center"/>
+          </w:tcPr>
+          <w:p>
+            <w:pPr>
+              <w:spacing w:line="276" w:lineRule="auto" w:after="60"/>
+              <w:jc w:val="left"/>
+            </w:pPr>
+            <w:r>
+              <w:rPr>
+                <w:rFonts w:ascii="Times New Roman" w:hAnsi="Times New Roman" w:eastAsia="Times New Roman"/>
+                <w:sz w:val="21"/>
+              </w:rPr>
+              <w:t>Provide anonymised outputs for academic and management reporting.</w:t>
+            </w:r>
+          </w:p>
+        </w:tc>
+        <w:tc>
+          <w:tcPr>
+            <w:tcW w:type="dxa" w:w="3009"/>
+            <w:vAlign w:val="center"/>
+          </w:tcPr>
+          <w:p>
+            <w:pPr>
+              <w:spacing w:line="276" w:lineRule="auto" w:after="60"/>
+              <w:jc w:val="left"/>
+            </w:pPr>
+            <w:r>
+              <w:rPr>
+                <w:rFonts w:ascii="Times New Roman" w:hAnsi="Times New Roman" w:eastAsia="Times New Roman"/>
+                <w:sz w:val="21"/>
+              </w:rPr>
+              <w:t>Customer IDs and area/postcode-level location instead of names, phone numbers, emails, or full addresses.</w:t>
+            </w:r>
+          </w:p>
+        </w:tc>
+      </w:tr>
+    </w:tbl>
     <w:sectPr>
       <w:type w:val="continuous"/>
       <w:pgSz w:w="11906" w:h="16838" w:code="9"/>

--- a/docs/Nomobug_Capstone_Proposal_CP1_Updated.docx
+++ b/docs/Nomobug_Capstone_Proposal_CP1_Updated.docx
@@ -4,8 +4,8 @@
   <w:body>
     <w:p>
       <w:pPr>
-        <w:spacing w:line="360" w:lineRule="auto" w:after="120"/>
-        <w:jc w:val="both"/>
+        <w:spacing w:line="276" w:lineRule="auto" w:after="80" w:before="0"/>
+        <w:jc w:val="center"/>
         <w:rPr>
           <w:rFonts w:ascii="Times New Roman" w:eastAsia="DengXian" w:hAnsi="Times New Roman" w:cs="Times New Roman"/>
           <w:b/>
@@ -19,8 +19,8 @@
     </w:p>
     <w:p>
       <w:pPr>
-        <w:spacing w:line="360" w:lineRule="auto" w:after="120"/>
-        <w:jc w:val="both"/>
+        <w:spacing w:line="276" w:lineRule="auto" w:after="120" w:before="0"/>
+        <w:jc w:val="center"/>
         <w:rPr>
           <w:rFonts w:ascii="Times New Roman" w:eastAsia="DengXian" w:hAnsi="Times New Roman" w:cs="Times New Roman"/>
           <w:b/>
@@ -37,7 +37,7 @@
           <w:b/>
           <w:noProof/>
           <w:kern w:val="20"/>
-          <w:sz w:val="24"/>
+          <w:sz w:val="32"/>
           <w:szCs w:val="28"/>
           <w:lang w:val="en-MY" w:eastAsia="en-MY"/>
         </w:rPr>
@@ -46,8 +46,8 @@
     </w:p>
     <w:p>
       <w:pPr>
-        <w:spacing w:line="360" w:lineRule="auto" w:after="120"/>
-        <w:jc w:val="both"/>
+        <w:spacing w:line="276" w:lineRule="auto" w:after="560" w:before="0"/>
+        <w:jc w:val="center"/>
         <w:rPr>
           <w:rFonts w:ascii="Times New Roman" w:eastAsia="DengXian" w:hAnsi="Times New Roman" w:cs="Times New Roman"/>
           <w:b/>
@@ -64,7 +64,7 @@
           <w:b/>
           <w:noProof/>
           <w:kern w:val="20"/>
-          <w:sz w:val="24"/>
+          <w:sz w:val="28"/>
           <w:szCs w:val="28"/>
           <w:lang w:val="en-MY" w:eastAsia="en-MY"/>
         </w:rPr>
@@ -73,8 +73,8 @@
     </w:p>
     <w:p>
       <w:pPr>
-        <w:spacing w:line="360" w:lineRule="auto" w:after="120"/>
-        <w:jc w:val="both"/>
+        <w:spacing w:line="276" w:lineRule="auto" w:after="80" w:before="0"/>
+        <w:jc w:val="center"/>
         <w:rPr>
           <w:rFonts w:ascii="Times New Roman" w:eastAsia="DengXian" w:hAnsi="Times New Roman" w:cs="Times New Roman"/>
           <w:b/>
@@ -87,8 +87,8 @@
     </w:p>
     <w:p>
       <w:pPr>
-        <w:spacing w:line="360" w:lineRule="auto" w:after="120"/>
-        <w:jc w:val="both"/>
+        <w:spacing w:line="276" w:lineRule="auto" w:after="160" w:before="0"/>
+        <w:jc w:val="center"/>
         <w:rPr>
           <w:rFonts w:ascii="Times New Roman" w:eastAsia="DengXian" w:hAnsi="Times New Roman" w:cs="Times New Roman"/>
           <w:bCs/>
@@ -113,8 +113,8 @@
     </w:p>
     <w:p>
       <w:pPr>
-        <w:spacing w:line="360" w:lineRule="auto" w:after="120"/>
-        <w:jc w:val="both"/>
+        <w:spacing w:line="276" w:lineRule="auto" w:after="560" w:before="0"/>
+        <w:jc w:val="center"/>
         <w:rPr>
           <w:rFonts w:ascii="Times New Roman" w:eastAsia="DengXian" w:hAnsi="Times New Roman" w:cs="Times New Roman"/>
           <w:b/>
@@ -131,7 +131,7 @@
           <w:b/>
           <w:bCs/>
           <w:kern w:val="20"/>
-          <w:sz w:val="24"/>
+          <w:sz w:val="28"/>
           <w:szCs w:val="24"/>
           <w:lang w:val="en-MY" w:eastAsia="zh-CN"/>
         </w:rPr>
@@ -140,8 +140,8 @@
     </w:p>
     <w:p>
       <w:pPr>
-        <w:spacing w:line="360" w:lineRule="auto" w:after="120"/>
-        <w:jc w:val="both"/>
+        <w:spacing w:line="276" w:lineRule="auto" w:after="80" w:before="0"/>
+        <w:jc w:val="center"/>
         <w:rPr>
           <w:rFonts w:ascii="Times New Roman" w:eastAsia="DengXian" w:hAnsi="Times New Roman" w:cs="Times New Roman"/>
           <w:b/>
@@ -155,8 +155,8 @@
     </w:p>
     <w:p>
       <w:pPr>
-        <w:spacing w:line="360" w:lineRule="auto" w:after="120"/>
-        <w:jc w:val="both"/>
+        <w:spacing w:line="276" w:lineRule="auto" w:after="160" w:before="0"/>
+        <w:jc w:val="center"/>
         <w:rPr>
           <w:rFonts w:ascii="Times New Roman" w:eastAsia="DengXian" w:hAnsi="Times New Roman" w:cs="Times New Roman"/>
           <w:kern w:val="20"/>
@@ -179,8 +179,8 @@
     </w:p>
     <w:p>
       <w:pPr>
-        <w:spacing w:line="360" w:lineRule="auto" w:after="120"/>
-        <w:jc w:val="both"/>
+        <w:spacing w:line="276" w:lineRule="auto" w:after="40" w:before="0"/>
+        <w:jc w:val="center"/>
         <w:rPr>
           <w:rFonts w:ascii="Times New Roman" w:eastAsia="DengXian" w:hAnsi="Times New Roman" w:cs="Times New Roman"/>
           <w:b/>
@@ -206,8 +206,8 @@
     </w:p>
     <w:p>
       <w:pPr>
-        <w:spacing w:line="360" w:lineRule="auto" w:after="120"/>
-        <w:jc w:val="both"/>
+        <w:spacing w:line="276" w:lineRule="auto" w:after="480" w:before="0"/>
+        <w:jc w:val="center"/>
         <w:rPr>
           <w:rFonts w:ascii="Times New Roman" w:eastAsia="DengXian" w:hAnsi="Times New Roman" w:cs="Times New Roman"/>
           <w:b/>
@@ -233,8 +233,8 @@
     </w:p>
     <w:p>
       <w:pPr>
-        <w:spacing w:line="360" w:lineRule="auto" w:after="120"/>
-        <w:jc w:val="both"/>
+        <w:spacing w:line="276" w:lineRule="auto" w:after="80" w:before="0"/>
+        <w:jc w:val="center"/>
         <w:rPr>
           <w:rFonts w:ascii="Times New Roman" w:eastAsia="DengXian" w:hAnsi="Times New Roman" w:cs="Times New Roman"/>
           <w:b/>
@@ -248,8 +248,8 @@
     </w:p>
     <w:p>
       <w:pPr>
-        <w:spacing w:line="360" w:lineRule="auto" w:after="120"/>
-        <w:jc w:val="both"/>
+        <w:spacing w:line="276" w:lineRule="auto" w:after="160" w:before="0"/>
+        <w:jc w:val="center"/>
         <w:rPr>
           <w:rFonts w:ascii="Times New Roman" w:eastAsia="Arial" w:hAnsi="Times New Roman" w:cs="Times New Roman"/>
           <w:b/>
@@ -273,8 +273,8 @@
     </w:p>
     <w:p>
       <w:pPr>
-        <w:spacing w:line="360" w:lineRule="auto" w:after="120"/>
-        <w:jc w:val="both"/>
+        <w:spacing w:line="276" w:lineRule="auto" w:after="480" w:before="0"/>
+        <w:jc w:val="center"/>
         <w:rPr>
           <w:rFonts w:ascii="Times New Roman" w:eastAsia="DengXian" w:hAnsi="Times New Roman" w:cs="Times New Roman"/>
           <w:b/>
@@ -299,8 +299,8 @@
     </w:p>
     <w:p>
       <w:pPr>
-        <w:spacing w:line="360" w:lineRule="auto" w:after="120"/>
-        <w:jc w:val="both"/>
+        <w:spacing w:line="276" w:lineRule="auto" w:after="80" w:before="0"/>
+        <w:jc w:val="center"/>
         <w:rPr>
           <w:rFonts w:ascii="Times New Roman" w:eastAsia="DengXian" w:hAnsi="Times New Roman" w:cs="Times New Roman"/>
           <w:b/>
@@ -312,8 +312,8 @@
     </w:p>
     <w:p>
       <w:pPr>
-        <w:spacing w:line="360" w:lineRule="auto" w:after="120"/>
-        <w:jc w:val="both"/>
+        <w:spacing w:line="276" w:lineRule="auto" w:after="160" w:before="0"/>
+        <w:jc w:val="center"/>
         <w:rPr>
           <w:rFonts w:ascii="Times New Roman" w:eastAsia="Times New Roman" w:hAnsi="Times New Roman" w:cs="Times New Roman"/>
           <w:b/>
@@ -337,8 +337,8 @@
     </w:p>
     <w:p>
       <w:pPr>
-        <w:spacing w:line="360" w:lineRule="auto" w:after="120"/>
-        <w:jc w:val="both"/>
+        <w:spacing w:line="276" w:lineRule="auto" w:after="720" w:before="0"/>
+        <w:jc w:val="center"/>
         <w:rPr>
           <w:rFonts w:ascii="Times New Roman" w:eastAsia="Times New Roman" w:hAnsi="Times New Roman" w:cs="Times New Roman"/>
           <w:b/>
@@ -361,8 +361,8 @@
     </w:p>
     <w:p>
       <w:pPr>
-        <w:spacing w:line="360" w:lineRule="auto" w:after="120"/>
-        <w:jc w:val="both"/>
+        <w:spacing w:line="276" w:lineRule="auto" w:after="80" w:before="0"/>
+        <w:jc w:val="center"/>
         <w:rPr>
           <w:rFonts w:ascii="Times New Roman" w:eastAsia="Times New Roman" w:hAnsi="Times New Roman" w:cs="Times New Roman"/>
           <w:sz w:val="24"/>
@@ -373,8 +373,8 @@
     </w:p>
     <w:p>
       <w:pPr>
-        <w:spacing w:line="360" w:lineRule="auto" w:after="120"/>
-        <w:jc w:val="both"/>
+        <w:spacing w:line="276" w:lineRule="auto" w:after="80" w:before="0"/>
+        <w:jc w:val="center"/>
         <w:rPr>
           <w:rFonts w:ascii="Times New Roman" w:eastAsia="Times New Roman" w:hAnsi="Times New Roman" w:cs="Times New Roman"/>
           <w:sz w:val="24"/>
@@ -385,8 +385,8 @@
     </w:p>
     <w:p>
       <w:pPr>
-        <w:spacing w:line="360" w:lineRule="auto" w:after="120"/>
-        <w:jc w:val="both"/>
+        <w:spacing w:line="276" w:lineRule="auto" w:after="80" w:before="0"/>
+        <w:jc w:val="center"/>
         <w:rPr>
           <w:rFonts w:ascii="Times New Roman" w:eastAsia="Times New Roman" w:hAnsi="Times New Roman" w:cs="Times New Roman"/>
           <w:sz w:val="24"/>
@@ -397,6 +397,7 @@
       <w:r>
         <w:rPr>
           <w:rFonts w:ascii="Times New Roman" w:eastAsia="Times New Roman" w:hAnsi="Times New Roman" w:cs="Times New Roman"/>
+          <w:b w:val="0"/>
           <w:sz w:val="24"/>
           <w:szCs w:val="24"/>
           <w:lang w:val="en" w:eastAsia="en-GB"/>
@@ -406,8 +407,8 @@
     </w:p>
     <w:p>
       <w:pPr>
-        <w:spacing w:line="360" w:lineRule="auto" w:after="120"/>
-        <w:jc w:val="both"/>
+        <w:spacing w:line="276" w:lineRule="auto" w:after="880" w:before="0"/>
+        <w:jc w:val="center"/>
         <w:rPr>
           <w:rFonts w:ascii="Times New Roman" w:eastAsia="Arial" w:hAnsi="Times New Roman" w:cs="Times New Roman"/>
           <w:sz w:val="24"/>
@@ -418,6 +419,7 @@
       <w:r>
         <w:rPr>
           <w:rFonts w:ascii="Times New Roman" w:eastAsia="Times New Roman" w:hAnsi="Times New Roman" w:cs="Times New Roman"/>
+          <w:b w:val="0"/>
           <w:sz w:val="24"/>
           <w:szCs w:val="24"/>
           <w:lang w:val="en" w:eastAsia="en-GB"/>
@@ -427,6 +429,7 @@
       <w:r>
         <w:rPr>
           <w:rFonts w:ascii="Times New Roman" w:eastAsia="Times New Roman" w:hAnsi="Times New Roman" w:cs="Times New Roman"/>
+          <w:b w:val="0"/>
           <w:noProof/>
           <w:sz w:val="24"/>
           <w:szCs w:val="24"/>
@@ -437,8 +440,8 @@
     </w:p>
     <w:p>
       <w:pPr>
-        <w:spacing w:line="360" w:lineRule="auto" w:after="120"/>
-        <w:jc w:val="both"/>
+        <w:spacing w:line="276" w:lineRule="auto" w:after="80" w:before="0"/>
+        <w:jc w:val="center"/>
         <w:rPr>
           <w:rFonts w:ascii="Times New Roman" w:eastAsia="Times New Roman" w:hAnsi="Times New Roman" w:cs="Times New Roman"/>
           <w:sz w:val="24"/>
@@ -449,8 +452,8 @@
     </w:p>
     <w:p>
       <w:pPr>
-        <w:spacing w:line="360" w:lineRule="auto" w:after="120"/>
-        <w:jc w:val="both"/>
+        <w:spacing w:line="276" w:lineRule="auto" w:after="80" w:before="0"/>
+        <w:jc w:val="center"/>
         <w:rPr>
           <w:rFonts w:ascii="Times New Roman" w:eastAsia="Times New Roman" w:hAnsi="Times New Roman" w:cs="Times New Roman"/>
           <w:sz w:val="24"/>
@@ -461,8 +464,8 @@
     </w:p>
     <w:p>
       <w:pPr>
-        <w:spacing w:line="360" w:lineRule="auto" w:after="120"/>
-        <w:jc w:val="both"/>
+        <w:spacing w:line="276" w:lineRule="auto" w:after="80" w:before="0"/>
+        <w:jc w:val="center"/>
         <w:rPr>
           <w:rFonts w:ascii="Times New Roman" w:eastAsia="Times New Roman" w:hAnsi="Times New Roman" w:cs="Times New Roman"/>
           <w:sz w:val="24"/>
@@ -483,8 +486,8 @@
     </w:p>
     <w:p>
       <w:pPr>
-        <w:spacing w:line="360" w:lineRule="auto" w:after="120"/>
-        <w:jc w:val="both"/>
+        <w:spacing w:line="276" w:lineRule="auto" w:after="80" w:before="0"/>
+        <w:jc w:val="center"/>
         <w:rPr>
           <w:rFonts w:ascii="Times New Roman" w:eastAsia="Times New Roman" w:hAnsi="Times New Roman" w:cs="Times New Roman"/>
           <w:sz w:val="24"/>
@@ -505,8 +508,8 @@
     </w:p>
     <w:p>
       <w:pPr>
-        <w:spacing w:line="360" w:lineRule="auto" w:after="120"/>
-        <w:jc w:val="both"/>
+        <w:spacing w:line="276" w:lineRule="auto" w:after="0" w:before="0"/>
+        <w:jc w:val="center"/>
         <w:rPr>
           <w:rFonts w:ascii="Times New Roman" w:eastAsia="Times New Roman" w:hAnsi="Times New Roman" w:cs="Times New Roman"/>
           <w:sz w:val="24"/>
